--- a/6 семестр/Автоматизированные системы управление элементами промышленных и административных объектов/Практическая работа №7/Отчет ВраженкоДО.docx
+++ b/6 семестр/Автоматизированные системы управление элементами промышленных и административных объектов/Практическая работа №7/Отчет ВраженкоДО.docx
@@ -493,17 +493,17 @@
         <w:tblLook w:firstRow="1" w:noVBand="1" w:lastRow="0" w:firstColumn="1" w:lastColumn="0" w:noHBand="0" w:val="04a0"/>
       </w:tblPr>
       <w:tblGrid>
-        <w:gridCol w:w="2538"/>
-        <w:gridCol w:w="4830"/>
+        <w:gridCol w:w="2537"/>
+        <w:gridCol w:w="4831"/>
         <w:gridCol w:w="1107"/>
-        <w:gridCol w:w="548"/>
-        <w:gridCol w:w="1115"/>
+        <w:gridCol w:w="547"/>
+        <w:gridCol w:w="1116"/>
       </w:tblGrid>
       <w:tr>
         <w:trPr/>
         <w:tc>
           <w:tcPr>
-            <w:tcW w:w="2538" w:type="dxa"/>
+            <w:tcW w:w="2537" w:type="dxa"/>
             <w:tcBorders>
               <w:top w:val="nil"/>
               <w:left w:val="nil"/>
@@ -550,7 +550,7 @@
         </w:tc>
         <w:tc>
           <w:tcPr>
-            <w:tcW w:w="4830" w:type="dxa"/>
+            <w:tcW w:w="4831" w:type="dxa"/>
             <w:tcBorders>
               <w:top w:val="nil"/>
               <w:left w:val="nil"/>
@@ -582,7 +582,7 @@
         </w:tc>
         <w:tc>
           <w:tcPr>
-            <w:tcW w:w="1655" w:type="dxa"/>
+            <w:tcW w:w="1654" w:type="dxa"/>
             <w:gridSpan w:val="2"/>
             <w:tcBorders>
               <w:top w:val="nil"/>
@@ -651,7 +651,7 @@
         </w:tc>
         <w:tc>
           <w:tcPr>
-            <w:tcW w:w="1115" w:type="dxa"/>
+            <w:tcW w:w="1116" w:type="dxa"/>
             <w:tcBorders>
               <w:top w:val="nil"/>
               <w:left w:val="nil"/>
@@ -683,7 +683,7 @@
         <w:trPr/>
         <w:tc>
           <w:tcPr>
-            <w:tcW w:w="2538" w:type="dxa"/>
+            <w:tcW w:w="2537" w:type="dxa"/>
             <w:tcBorders>
               <w:top w:val="nil"/>
               <w:left w:val="nil"/>
@@ -730,7 +730,7 @@
         </w:tc>
         <w:tc>
           <w:tcPr>
-            <w:tcW w:w="4830" w:type="dxa"/>
+            <w:tcW w:w="4831" w:type="dxa"/>
             <w:tcBorders>
               <w:top w:val="nil"/>
               <w:left w:val="nil"/>
@@ -779,7 +779,7 @@
         </w:tc>
         <w:tc>
           <w:tcPr>
-            <w:tcW w:w="1655" w:type="dxa"/>
+            <w:tcW w:w="1654" w:type="dxa"/>
             <w:gridSpan w:val="2"/>
             <w:tcBorders>
               <w:top w:val="nil"/>
@@ -868,7 +868,7 @@
         </w:tc>
         <w:tc>
           <w:tcPr>
-            <w:tcW w:w="1115" w:type="dxa"/>
+            <w:tcW w:w="1116" w:type="dxa"/>
             <w:tcBorders>
               <w:top w:val="nil"/>
               <w:left w:val="nil"/>
@@ -900,7 +900,7 @@
         <w:trPr/>
         <w:tc>
           <w:tcPr>
-            <w:tcW w:w="2538" w:type="dxa"/>
+            <w:tcW w:w="2537" w:type="dxa"/>
             <w:tcBorders>
               <w:top w:val="nil"/>
               <w:left w:val="nil"/>
@@ -947,7 +947,7 @@
         </w:tc>
         <w:tc>
           <w:tcPr>
-            <w:tcW w:w="5937" w:type="dxa"/>
+            <w:tcW w:w="5938" w:type="dxa"/>
             <w:gridSpan w:val="2"/>
             <w:tcBorders>
               <w:top w:val="nil"/>
@@ -1199,7 +1199,7 @@
     </w:p>
     <w:p>
       <w:pPr>
-        <w:pStyle w:val="Style20"/>
+        <w:pStyle w:val="user6"/>
         <w:rPr>
           <w:lang w:val="ru-RU"/>
         </w:rPr>
@@ -1226,8 +1226,8 @@
       </w:tblPr>
       <w:tblGrid>
         <w:gridCol w:w="2665"/>
-        <w:gridCol w:w="1443"/>
-        <w:gridCol w:w="5247"/>
+        <w:gridCol w:w="1442"/>
+        <w:gridCol w:w="5248"/>
       </w:tblGrid>
       <w:tr>
         <w:trPr/>
@@ -1243,7 +1243,7 @@
           </w:tcPr>
           <w:p>
             <w:pPr>
-              <w:pStyle w:val="Style22"/>
+              <w:pStyle w:val="user8"/>
               <w:keepNext w:val="true"/>
               <w:rPr>
                 <w:lang w:val="ru-RU"/>
@@ -1259,7 +1259,7 @@
         </w:tc>
         <w:tc>
           <w:tcPr>
-            <w:tcW w:w="1443" w:type="dxa"/>
+            <w:tcW w:w="1442" w:type="dxa"/>
             <w:tcBorders>
               <w:top w:val="single" w:sz="2" w:space="0" w:color="000000"/>
               <w:left w:val="single" w:sz="2" w:space="0" w:color="000000"/>
@@ -1269,7 +1269,7 @@
           </w:tcPr>
           <w:p>
             <w:pPr>
-              <w:pStyle w:val="Style22"/>
+              <w:pStyle w:val="user8"/>
               <w:rPr>
                 <w:lang w:val="ru-RU"/>
               </w:rPr>
@@ -1284,7 +1284,7 @@
         </w:tc>
         <w:tc>
           <w:tcPr>
-            <w:tcW w:w="5247" w:type="dxa"/>
+            <w:tcW w:w="5248" w:type="dxa"/>
             <w:tcBorders>
               <w:top w:val="single" w:sz="2" w:space="0" w:color="000000"/>
               <w:left w:val="single" w:sz="2" w:space="0" w:color="000000"/>
@@ -1295,7 +1295,7 @@
           </w:tcPr>
           <w:p>
             <w:pPr>
-              <w:pStyle w:val="Style22"/>
+              <w:pStyle w:val="user8"/>
               <w:rPr>
                 <w:lang w:val="ru-RU"/>
               </w:rPr>
@@ -1321,7 +1321,7 @@
           </w:tcPr>
           <w:p>
             <w:pPr>
-              <w:pStyle w:val="Style21"/>
+              <w:pStyle w:val="user7"/>
               <w:keepNext w:val="true"/>
               <w:rPr>
                 <w:rFonts w:ascii="Courier New" w:hAnsi="Courier New"/>
@@ -1339,15 +1339,15 @@
         </w:tc>
         <w:tc>
           <w:tcPr>
-            <w:tcW w:w="1443" w:type="dxa"/>
-            <w:tcBorders>
-              <w:left w:val="single" w:sz="2" w:space="0" w:color="000000"/>
-              <w:bottom w:val="single" w:sz="2" w:space="0" w:color="000000"/>
-            </w:tcBorders>
-          </w:tcPr>
-          <w:p>
-            <w:pPr>
-              <w:pStyle w:val="Style21"/>
+            <w:tcW w:w="1442" w:type="dxa"/>
+            <w:tcBorders>
+              <w:left w:val="single" w:sz="2" w:space="0" w:color="000000"/>
+              <w:bottom w:val="single" w:sz="2" w:space="0" w:color="000000"/>
+            </w:tcBorders>
+          </w:tcPr>
+          <w:p>
+            <w:pPr>
+              <w:pStyle w:val="user7"/>
               <w:rPr>
                 <w:rFonts w:ascii="Courier New" w:hAnsi="Courier New"/>
                 <w:lang w:val="ru-RU"/>
@@ -1364,7 +1364,7 @@
         </w:tc>
         <w:tc>
           <w:tcPr>
-            <w:tcW w:w="5247" w:type="dxa"/>
+            <w:tcW w:w="5248" w:type="dxa"/>
             <w:tcBorders>
               <w:left w:val="single" w:sz="2" w:space="0" w:color="000000"/>
               <w:bottom w:val="single" w:sz="2" w:space="0" w:color="000000"/>
@@ -1373,7 +1373,7 @@
           </w:tcPr>
           <w:p>
             <w:pPr>
-              <w:pStyle w:val="Style21"/>
+              <w:pStyle w:val="user7"/>
               <w:rPr>
                 <w:rFonts w:ascii="Courier New" w:hAnsi="Courier New"/>
                 <w:lang w:val="ru-RU"/>
@@ -1414,7 +1414,7 @@
           </w:tcPr>
           <w:p>
             <w:pPr>
-              <w:pStyle w:val="Style21"/>
+              <w:pStyle w:val="user7"/>
               <w:keepNext w:val="true"/>
               <w:rPr>
                 <w:rFonts w:ascii="Courier New" w:hAnsi="Courier New"/>
@@ -1432,15 +1432,15 @@
         </w:tc>
         <w:tc>
           <w:tcPr>
-            <w:tcW w:w="1443" w:type="dxa"/>
-            <w:tcBorders>
-              <w:left w:val="single" w:sz="2" w:space="0" w:color="000000"/>
-              <w:bottom w:val="single" w:sz="2" w:space="0" w:color="000000"/>
-            </w:tcBorders>
-          </w:tcPr>
-          <w:p>
-            <w:pPr>
-              <w:pStyle w:val="Style21"/>
+            <w:tcW w:w="1442" w:type="dxa"/>
+            <w:tcBorders>
+              <w:left w:val="single" w:sz="2" w:space="0" w:color="000000"/>
+              <w:bottom w:val="single" w:sz="2" w:space="0" w:color="000000"/>
+            </w:tcBorders>
+          </w:tcPr>
+          <w:p>
+            <w:pPr>
+              <w:pStyle w:val="user7"/>
               <w:rPr>
                 <w:rFonts w:ascii="Courier New" w:hAnsi="Courier New"/>
                 <w:lang w:val="ru-RU"/>
@@ -1457,7 +1457,7 @@
         </w:tc>
         <w:tc>
           <w:tcPr>
-            <w:tcW w:w="5247" w:type="dxa"/>
+            <w:tcW w:w="5248" w:type="dxa"/>
             <w:tcBorders>
               <w:left w:val="single" w:sz="2" w:space="0" w:color="000000"/>
               <w:bottom w:val="single" w:sz="2" w:space="0" w:color="000000"/>
@@ -1466,7 +1466,7 @@
           </w:tcPr>
           <w:p>
             <w:pPr>
-              <w:pStyle w:val="Style21"/>
+              <w:pStyle w:val="user7"/>
               <w:rPr>
                 <w:rFonts w:ascii="Courier New" w:hAnsi="Courier New"/>
                 <w:lang w:val="ru-RU"/>
@@ -1507,7 +1507,7 @@
           </w:tcPr>
           <w:p>
             <w:pPr>
-              <w:pStyle w:val="Style21"/>
+              <w:pStyle w:val="user7"/>
               <w:keepNext w:val="true"/>
               <w:rPr>
                 <w:rFonts w:ascii="Courier New" w:hAnsi="Courier New"/>
@@ -1525,15 +1525,15 @@
         </w:tc>
         <w:tc>
           <w:tcPr>
-            <w:tcW w:w="1443" w:type="dxa"/>
-            <w:tcBorders>
-              <w:left w:val="single" w:sz="2" w:space="0" w:color="000000"/>
-              <w:bottom w:val="single" w:sz="2" w:space="0" w:color="000000"/>
-            </w:tcBorders>
-          </w:tcPr>
-          <w:p>
-            <w:pPr>
-              <w:pStyle w:val="Style21"/>
+            <w:tcW w:w="1442" w:type="dxa"/>
+            <w:tcBorders>
+              <w:left w:val="single" w:sz="2" w:space="0" w:color="000000"/>
+              <w:bottom w:val="single" w:sz="2" w:space="0" w:color="000000"/>
+            </w:tcBorders>
+          </w:tcPr>
+          <w:p>
+            <w:pPr>
+              <w:pStyle w:val="user7"/>
               <w:rPr>
                 <w:rFonts w:ascii="Courier New" w:hAnsi="Courier New"/>
                 <w:lang w:val="ru-RU"/>
@@ -1550,7 +1550,7 @@
         </w:tc>
         <w:tc>
           <w:tcPr>
-            <w:tcW w:w="5247" w:type="dxa"/>
+            <w:tcW w:w="5248" w:type="dxa"/>
             <w:tcBorders>
               <w:left w:val="single" w:sz="2" w:space="0" w:color="000000"/>
               <w:bottom w:val="single" w:sz="2" w:space="0" w:color="000000"/>
@@ -1559,7 +1559,7 @@
           </w:tcPr>
           <w:p>
             <w:pPr>
-              <w:pStyle w:val="Style21"/>
+              <w:pStyle w:val="user7"/>
               <w:rPr>
                 <w:rFonts w:ascii="Courier New" w:hAnsi="Courier New"/>
                 <w:lang w:val="ru-RU"/>
@@ -1613,7 +1613,7 @@
           </w:tcPr>
           <w:p>
             <w:pPr>
-              <w:pStyle w:val="Style21"/>
+              <w:pStyle w:val="user7"/>
               <w:keepNext w:val="true"/>
               <w:rPr>
                 <w:rFonts w:ascii="Courier New" w:hAnsi="Courier New"/>
@@ -1631,15 +1631,15 @@
         </w:tc>
         <w:tc>
           <w:tcPr>
-            <w:tcW w:w="1443" w:type="dxa"/>
-            <w:tcBorders>
-              <w:left w:val="single" w:sz="2" w:space="0" w:color="000000"/>
-              <w:bottom w:val="single" w:sz="2" w:space="0" w:color="000000"/>
-            </w:tcBorders>
-          </w:tcPr>
-          <w:p>
-            <w:pPr>
-              <w:pStyle w:val="Style21"/>
+            <w:tcW w:w="1442" w:type="dxa"/>
+            <w:tcBorders>
+              <w:left w:val="single" w:sz="2" w:space="0" w:color="000000"/>
+              <w:bottom w:val="single" w:sz="2" w:space="0" w:color="000000"/>
+            </w:tcBorders>
+          </w:tcPr>
+          <w:p>
+            <w:pPr>
+              <w:pStyle w:val="user7"/>
               <w:rPr>
                 <w:rFonts w:ascii="Courier New" w:hAnsi="Courier New"/>
                 <w:lang w:val="ru-RU"/>
@@ -1656,7 +1656,7 @@
         </w:tc>
         <w:tc>
           <w:tcPr>
-            <w:tcW w:w="5247" w:type="dxa"/>
+            <w:tcW w:w="5248" w:type="dxa"/>
             <w:tcBorders>
               <w:left w:val="single" w:sz="2" w:space="0" w:color="000000"/>
               <w:bottom w:val="single" w:sz="2" w:space="0" w:color="000000"/>
@@ -1665,7 +1665,7 @@
           </w:tcPr>
           <w:p>
             <w:pPr>
-              <w:pStyle w:val="Style21"/>
+              <w:pStyle w:val="user7"/>
               <w:rPr>
                 <w:rFonts w:ascii="Courier New" w:hAnsi="Courier New"/>
                 <w:lang w:val="ru-RU"/>
@@ -1693,7 +1693,7 @@
           </w:tcPr>
           <w:p>
             <w:pPr>
-              <w:pStyle w:val="Style21"/>
+              <w:pStyle w:val="user7"/>
               <w:keepNext w:val="true"/>
               <w:rPr>
                 <w:rFonts w:ascii="Courier New" w:hAnsi="Courier New"/>
@@ -1711,15 +1711,15 @@
         </w:tc>
         <w:tc>
           <w:tcPr>
-            <w:tcW w:w="1443" w:type="dxa"/>
-            <w:tcBorders>
-              <w:left w:val="single" w:sz="2" w:space="0" w:color="000000"/>
-              <w:bottom w:val="single" w:sz="2" w:space="0" w:color="000000"/>
-            </w:tcBorders>
-          </w:tcPr>
-          <w:p>
-            <w:pPr>
-              <w:pStyle w:val="Style21"/>
+            <w:tcW w:w="1442" w:type="dxa"/>
+            <w:tcBorders>
+              <w:left w:val="single" w:sz="2" w:space="0" w:color="000000"/>
+              <w:bottom w:val="single" w:sz="2" w:space="0" w:color="000000"/>
+            </w:tcBorders>
+          </w:tcPr>
+          <w:p>
+            <w:pPr>
+              <w:pStyle w:val="user7"/>
               <w:rPr>
                 <w:rFonts w:ascii="Courier New" w:hAnsi="Courier New"/>
                 <w:lang w:val="ru-RU"/>
@@ -1736,7 +1736,7 @@
         </w:tc>
         <w:tc>
           <w:tcPr>
-            <w:tcW w:w="5247" w:type="dxa"/>
+            <w:tcW w:w="5248" w:type="dxa"/>
             <w:tcBorders>
               <w:left w:val="single" w:sz="2" w:space="0" w:color="000000"/>
               <w:bottom w:val="single" w:sz="2" w:space="0" w:color="000000"/>
@@ -1745,7 +1745,7 @@
           </w:tcPr>
           <w:p>
             <w:pPr>
-              <w:pStyle w:val="Style21"/>
+              <w:pStyle w:val="user7"/>
               <w:rPr>
                 <w:rFonts w:ascii="Courier New" w:hAnsi="Courier New"/>
                 <w:lang w:val="ru-RU"/>
@@ -1786,7 +1786,7 @@
           </w:tcPr>
           <w:p>
             <w:pPr>
-              <w:pStyle w:val="Style21"/>
+              <w:pStyle w:val="user7"/>
               <w:keepNext w:val="true"/>
               <w:rPr>
                 <w:rFonts w:ascii="Courier New" w:hAnsi="Courier New"/>
@@ -1804,15 +1804,15 @@
         </w:tc>
         <w:tc>
           <w:tcPr>
-            <w:tcW w:w="1443" w:type="dxa"/>
-            <w:tcBorders>
-              <w:left w:val="single" w:sz="2" w:space="0" w:color="000000"/>
-              <w:bottom w:val="single" w:sz="2" w:space="0" w:color="000000"/>
-            </w:tcBorders>
-          </w:tcPr>
-          <w:p>
-            <w:pPr>
-              <w:pStyle w:val="Style21"/>
+            <w:tcW w:w="1442" w:type="dxa"/>
+            <w:tcBorders>
+              <w:left w:val="single" w:sz="2" w:space="0" w:color="000000"/>
+              <w:bottom w:val="single" w:sz="2" w:space="0" w:color="000000"/>
+            </w:tcBorders>
+          </w:tcPr>
+          <w:p>
+            <w:pPr>
+              <w:pStyle w:val="user7"/>
               <w:rPr>
                 <w:rFonts w:ascii="Courier New" w:hAnsi="Courier New"/>
                 <w:lang w:val="ru-RU"/>
@@ -1829,7 +1829,7 @@
         </w:tc>
         <w:tc>
           <w:tcPr>
-            <w:tcW w:w="5247" w:type="dxa"/>
+            <w:tcW w:w="5248" w:type="dxa"/>
             <w:tcBorders>
               <w:left w:val="single" w:sz="2" w:space="0" w:color="000000"/>
               <w:bottom w:val="single" w:sz="2" w:space="0" w:color="000000"/>
@@ -1838,7 +1838,7 @@
           </w:tcPr>
           <w:p>
             <w:pPr>
-              <w:pStyle w:val="Style21"/>
+              <w:pStyle w:val="user7"/>
               <w:rPr>
                 <w:rFonts w:ascii="Courier New" w:hAnsi="Courier New"/>
                 <w:lang w:val="ru-RU"/>
@@ -1879,7 +1879,7 @@
           </w:tcPr>
           <w:p>
             <w:pPr>
-              <w:pStyle w:val="Style21"/>
+              <w:pStyle w:val="user7"/>
               <w:rPr>
                 <w:rFonts w:ascii="Courier New" w:hAnsi="Courier New"/>
                 <w:lang w:val="ru-RU"/>
@@ -1896,15 +1896,15 @@
         </w:tc>
         <w:tc>
           <w:tcPr>
-            <w:tcW w:w="1443" w:type="dxa"/>
-            <w:tcBorders>
-              <w:left w:val="single" w:sz="2" w:space="0" w:color="000000"/>
-              <w:bottom w:val="single" w:sz="2" w:space="0" w:color="000000"/>
-            </w:tcBorders>
-          </w:tcPr>
-          <w:p>
-            <w:pPr>
-              <w:pStyle w:val="Style21"/>
+            <w:tcW w:w="1442" w:type="dxa"/>
+            <w:tcBorders>
+              <w:left w:val="single" w:sz="2" w:space="0" w:color="000000"/>
+              <w:bottom w:val="single" w:sz="2" w:space="0" w:color="000000"/>
+            </w:tcBorders>
+          </w:tcPr>
+          <w:p>
+            <w:pPr>
+              <w:pStyle w:val="user7"/>
               <w:rPr>
                 <w:rFonts w:ascii="Courier New" w:hAnsi="Courier New"/>
                 <w:lang w:val="ru-RU"/>
@@ -1921,7 +1921,7 @@
         </w:tc>
         <w:tc>
           <w:tcPr>
-            <w:tcW w:w="5247" w:type="dxa"/>
+            <w:tcW w:w="5248" w:type="dxa"/>
             <w:tcBorders>
               <w:left w:val="single" w:sz="2" w:space="0" w:color="000000"/>
               <w:bottom w:val="single" w:sz="2" w:space="0" w:color="000000"/>
@@ -1930,7 +1930,7 @@
           </w:tcPr>
           <w:p>
             <w:pPr>
-              <w:pStyle w:val="Style21"/>
+              <w:pStyle w:val="user7"/>
               <w:rPr>
                 <w:rFonts w:ascii="Courier New" w:hAnsi="Courier New"/>
                 <w:lang w:val="ru-RU"/>
@@ -2231,7 +2231,7 @@
     </w:p>
     <w:p>
       <w:pPr>
-        <w:pStyle w:val="Style20"/>
+        <w:pStyle w:val="user6"/>
         <w:rPr>
           <w:lang w:val="ru-RU"/>
         </w:rPr>
@@ -2258,8 +2258,8 @@
       </w:tblPr>
       <w:tblGrid>
         <w:gridCol w:w="2665"/>
-        <w:gridCol w:w="1443"/>
-        <w:gridCol w:w="5247"/>
+        <w:gridCol w:w="1442"/>
+        <w:gridCol w:w="5248"/>
       </w:tblGrid>
       <w:tr>
         <w:trPr/>
@@ -2275,7 +2275,7 @@
           </w:tcPr>
           <w:p>
             <w:pPr>
-              <w:pStyle w:val="Style22"/>
+              <w:pStyle w:val="user8"/>
               <w:keepNext w:val="true"/>
               <w:rPr>
                 <w:lang w:val="ru-RU"/>
@@ -2291,7 +2291,7 @@
         </w:tc>
         <w:tc>
           <w:tcPr>
-            <w:tcW w:w="1443" w:type="dxa"/>
+            <w:tcW w:w="1442" w:type="dxa"/>
             <w:tcBorders>
               <w:top w:val="single" w:sz="2" w:space="0" w:color="000000"/>
               <w:left w:val="single" w:sz="2" w:space="0" w:color="000000"/>
@@ -2301,7 +2301,7 @@
           </w:tcPr>
           <w:p>
             <w:pPr>
-              <w:pStyle w:val="Style22"/>
+              <w:pStyle w:val="user8"/>
               <w:rPr>
                 <w:lang w:val="ru-RU"/>
               </w:rPr>
@@ -2316,7 +2316,7 @@
         </w:tc>
         <w:tc>
           <w:tcPr>
-            <w:tcW w:w="5247" w:type="dxa"/>
+            <w:tcW w:w="5248" w:type="dxa"/>
             <w:tcBorders>
               <w:top w:val="single" w:sz="2" w:space="0" w:color="000000"/>
               <w:left w:val="single" w:sz="2" w:space="0" w:color="000000"/>
@@ -2327,7 +2327,7 @@
           </w:tcPr>
           <w:p>
             <w:pPr>
-              <w:pStyle w:val="Style22"/>
+              <w:pStyle w:val="user8"/>
               <w:rPr>
                 <w:lang w:val="ru-RU"/>
               </w:rPr>
@@ -2353,7 +2353,7 @@
           </w:tcPr>
           <w:p>
             <w:pPr>
-              <w:pStyle w:val="Style21"/>
+              <w:pStyle w:val="user7"/>
               <w:keepNext w:val="true"/>
               <w:rPr>
                 <w:rFonts w:ascii="Courier New" w:hAnsi="Courier New"/>
@@ -2371,15 +2371,15 @@
         </w:tc>
         <w:tc>
           <w:tcPr>
-            <w:tcW w:w="1443" w:type="dxa"/>
-            <w:tcBorders>
-              <w:left w:val="single" w:sz="2" w:space="0" w:color="000000"/>
-              <w:bottom w:val="single" w:sz="2" w:space="0" w:color="000000"/>
-            </w:tcBorders>
-          </w:tcPr>
-          <w:p>
-            <w:pPr>
-              <w:pStyle w:val="Style21"/>
+            <w:tcW w:w="1442" w:type="dxa"/>
+            <w:tcBorders>
+              <w:left w:val="single" w:sz="2" w:space="0" w:color="000000"/>
+              <w:bottom w:val="single" w:sz="2" w:space="0" w:color="000000"/>
+            </w:tcBorders>
+          </w:tcPr>
+          <w:p>
+            <w:pPr>
+              <w:pStyle w:val="user7"/>
               <w:rPr>
                 <w:rFonts w:ascii="Courier New" w:hAnsi="Courier New"/>
                 <w:lang w:val="ru-RU"/>
@@ -2396,7 +2396,7 @@
         </w:tc>
         <w:tc>
           <w:tcPr>
-            <w:tcW w:w="5247" w:type="dxa"/>
+            <w:tcW w:w="5248" w:type="dxa"/>
             <w:tcBorders>
               <w:left w:val="single" w:sz="2" w:space="0" w:color="000000"/>
               <w:bottom w:val="single" w:sz="2" w:space="0" w:color="000000"/>
@@ -2405,7 +2405,7 @@
           </w:tcPr>
           <w:p>
             <w:pPr>
-              <w:pStyle w:val="Style21"/>
+              <w:pStyle w:val="user7"/>
               <w:rPr>
                 <w:rFonts w:ascii="Courier New" w:hAnsi="Courier New"/>
                 <w:lang w:val="ru-RU"/>
@@ -2446,7 +2446,7 @@
           </w:tcPr>
           <w:p>
             <w:pPr>
-              <w:pStyle w:val="Style21"/>
+              <w:pStyle w:val="user7"/>
               <w:keepNext w:val="true"/>
               <w:rPr>
                 <w:rFonts w:ascii="Courier New" w:hAnsi="Courier New"/>
@@ -2464,15 +2464,15 @@
         </w:tc>
         <w:tc>
           <w:tcPr>
-            <w:tcW w:w="1443" w:type="dxa"/>
-            <w:tcBorders>
-              <w:left w:val="single" w:sz="2" w:space="0" w:color="000000"/>
-              <w:bottom w:val="single" w:sz="2" w:space="0" w:color="000000"/>
-            </w:tcBorders>
-          </w:tcPr>
-          <w:p>
-            <w:pPr>
-              <w:pStyle w:val="Style21"/>
+            <w:tcW w:w="1442" w:type="dxa"/>
+            <w:tcBorders>
+              <w:left w:val="single" w:sz="2" w:space="0" w:color="000000"/>
+              <w:bottom w:val="single" w:sz="2" w:space="0" w:color="000000"/>
+            </w:tcBorders>
+          </w:tcPr>
+          <w:p>
+            <w:pPr>
+              <w:pStyle w:val="user7"/>
               <w:rPr>
                 <w:rFonts w:ascii="Courier New" w:hAnsi="Courier New"/>
                 <w:lang w:val="ru-RU"/>
@@ -2489,7 +2489,7 @@
         </w:tc>
         <w:tc>
           <w:tcPr>
-            <w:tcW w:w="5247" w:type="dxa"/>
+            <w:tcW w:w="5248" w:type="dxa"/>
             <w:tcBorders>
               <w:left w:val="single" w:sz="2" w:space="0" w:color="000000"/>
               <w:bottom w:val="single" w:sz="2" w:space="0" w:color="000000"/>
@@ -2498,7 +2498,7 @@
           </w:tcPr>
           <w:p>
             <w:pPr>
-              <w:pStyle w:val="Style21"/>
+              <w:pStyle w:val="user7"/>
               <w:rPr>
                 <w:rFonts w:ascii="Courier New" w:hAnsi="Courier New"/>
                 <w:lang w:val="ru-RU"/>
@@ -2539,7 +2539,7 @@
           </w:tcPr>
           <w:p>
             <w:pPr>
-              <w:pStyle w:val="Style21"/>
+              <w:pStyle w:val="user7"/>
               <w:keepNext w:val="true"/>
               <w:rPr>
                 <w:rFonts w:ascii="Courier New" w:hAnsi="Courier New"/>
@@ -2557,15 +2557,15 @@
         </w:tc>
         <w:tc>
           <w:tcPr>
-            <w:tcW w:w="1443" w:type="dxa"/>
-            <w:tcBorders>
-              <w:left w:val="single" w:sz="2" w:space="0" w:color="000000"/>
-              <w:bottom w:val="single" w:sz="2" w:space="0" w:color="000000"/>
-            </w:tcBorders>
-          </w:tcPr>
-          <w:p>
-            <w:pPr>
-              <w:pStyle w:val="Style21"/>
+            <w:tcW w:w="1442" w:type="dxa"/>
+            <w:tcBorders>
+              <w:left w:val="single" w:sz="2" w:space="0" w:color="000000"/>
+              <w:bottom w:val="single" w:sz="2" w:space="0" w:color="000000"/>
+            </w:tcBorders>
+          </w:tcPr>
+          <w:p>
+            <w:pPr>
+              <w:pStyle w:val="user7"/>
               <w:rPr>
                 <w:rFonts w:ascii="Courier New" w:hAnsi="Courier New"/>
                 <w:lang w:val="ru-RU"/>
@@ -2582,7 +2582,7 @@
         </w:tc>
         <w:tc>
           <w:tcPr>
-            <w:tcW w:w="5247" w:type="dxa"/>
+            <w:tcW w:w="5248" w:type="dxa"/>
             <w:tcBorders>
               <w:left w:val="single" w:sz="2" w:space="0" w:color="000000"/>
               <w:bottom w:val="single" w:sz="2" w:space="0" w:color="000000"/>
@@ -2591,7 +2591,7 @@
           </w:tcPr>
           <w:p>
             <w:pPr>
-              <w:pStyle w:val="Style21"/>
+              <w:pStyle w:val="user7"/>
               <w:rPr>
                 <w:rFonts w:ascii="Courier New" w:hAnsi="Courier New"/>
                 <w:lang w:val="ru-RU"/>
@@ -2632,7 +2632,7 @@
           </w:tcPr>
           <w:p>
             <w:pPr>
-              <w:pStyle w:val="Style21"/>
+              <w:pStyle w:val="user7"/>
               <w:keepNext w:val="true"/>
               <w:rPr>
                 <w:rFonts w:ascii="Courier New" w:hAnsi="Courier New"/>
@@ -2650,15 +2650,15 @@
         </w:tc>
         <w:tc>
           <w:tcPr>
-            <w:tcW w:w="1443" w:type="dxa"/>
-            <w:tcBorders>
-              <w:left w:val="single" w:sz="2" w:space="0" w:color="000000"/>
-              <w:bottom w:val="single" w:sz="2" w:space="0" w:color="000000"/>
-            </w:tcBorders>
-          </w:tcPr>
-          <w:p>
-            <w:pPr>
-              <w:pStyle w:val="Style21"/>
+            <w:tcW w:w="1442" w:type="dxa"/>
+            <w:tcBorders>
+              <w:left w:val="single" w:sz="2" w:space="0" w:color="000000"/>
+              <w:bottom w:val="single" w:sz="2" w:space="0" w:color="000000"/>
+            </w:tcBorders>
+          </w:tcPr>
+          <w:p>
+            <w:pPr>
+              <w:pStyle w:val="user7"/>
               <w:rPr>
                 <w:rFonts w:ascii="Courier New" w:hAnsi="Courier New"/>
                 <w:lang w:val="ru-RU"/>
@@ -2675,7 +2675,7 @@
         </w:tc>
         <w:tc>
           <w:tcPr>
-            <w:tcW w:w="5247" w:type="dxa"/>
+            <w:tcW w:w="5248" w:type="dxa"/>
             <w:tcBorders>
               <w:left w:val="single" w:sz="2" w:space="0" w:color="000000"/>
               <w:bottom w:val="single" w:sz="2" w:space="0" w:color="000000"/>
@@ -2684,7 +2684,7 @@
           </w:tcPr>
           <w:p>
             <w:pPr>
-              <w:pStyle w:val="Style21"/>
+              <w:pStyle w:val="user7"/>
               <w:rPr>
                 <w:rFonts w:ascii="Courier New" w:hAnsi="Courier New"/>
                 <w:lang w:val="ru-RU"/>
@@ -2725,7 +2725,7 @@
           </w:tcPr>
           <w:p>
             <w:pPr>
-              <w:pStyle w:val="Style21"/>
+              <w:pStyle w:val="user7"/>
               <w:keepNext w:val="true"/>
               <w:rPr>
                 <w:rFonts w:ascii="Courier New" w:hAnsi="Courier New"/>
@@ -2743,15 +2743,15 @@
         </w:tc>
         <w:tc>
           <w:tcPr>
-            <w:tcW w:w="1443" w:type="dxa"/>
-            <w:tcBorders>
-              <w:left w:val="single" w:sz="2" w:space="0" w:color="000000"/>
-              <w:bottom w:val="single" w:sz="2" w:space="0" w:color="000000"/>
-            </w:tcBorders>
-          </w:tcPr>
-          <w:p>
-            <w:pPr>
-              <w:pStyle w:val="Style21"/>
+            <w:tcW w:w="1442" w:type="dxa"/>
+            <w:tcBorders>
+              <w:left w:val="single" w:sz="2" w:space="0" w:color="000000"/>
+              <w:bottom w:val="single" w:sz="2" w:space="0" w:color="000000"/>
+            </w:tcBorders>
+          </w:tcPr>
+          <w:p>
+            <w:pPr>
+              <w:pStyle w:val="user7"/>
               <w:rPr>
                 <w:rFonts w:ascii="Courier New" w:hAnsi="Courier New"/>
                 <w:lang w:val="ru-RU"/>
@@ -2768,7 +2768,7 @@
         </w:tc>
         <w:tc>
           <w:tcPr>
-            <w:tcW w:w="5247" w:type="dxa"/>
+            <w:tcW w:w="5248" w:type="dxa"/>
             <w:tcBorders>
               <w:left w:val="single" w:sz="2" w:space="0" w:color="000000"/>
               <w:bottom w:val="single" w:sz="2" w:space="0" w:color="000000"/>
@@ -2777,7 +2777,7 @@
           </w:tcPr>
           <w:p>
             <w:pPr>
-              <w:pStyle w:val="Style21"/>
+              <w:pStyle w:val="user7"/>
               <w:rPr>
                 <w:rFonts w:ascii="Courier New" w:hAnsi="Courier New"/>
                 <w:lang w:val="ru-RU"/>
@@ -2805,7 +2805,7 @@
           </w:tcPr>
           <w:p>
             <w:pPr>
-              <w:pStyle w:val="Style21"/>
+              <w:pStyle w:val="user7"/>
               <w:rPr>
                 <w:rFonts w:ascii="Courier New" w:hAnsi="Courier New"/>
                 <w:lang w:val="ru-RU"/>
@@ -2822,15 +2822,15 @@
         </w:tc>
         <w:tc>
           <w:tcPr>
-            <w:tcW w:w="1443" w:type="dxa"/>
-            <w:tcBorders>
-              <w:left w:val="single" w:sz="2" w:space="0" w:color="000000"/>
-              <w:bottom w:val="single" w:sz="2" w:space="0" w:color="000000"/>
-            </w:tcBorders>
-          </w:tcPr>
-          <w:p>
-            <w:pPr>
-              <w:pStyle w:val="Style21"/>
+            <w:tcW w:w="1442" w:type="dxa"/>
+            <w:tcBorders>
+              <w:left w:val="single" w:sz="2" w:space="0" w:color="000000"/>
+              <w:bottom w:val="single" w:sz="2" w:space="0" w:color="000000"/>
+            </w:tcBorders>
+          </w:tcPr>
+          <w:p>
+            <w:pPr>
+              <w:pStyle w:val="user7"/>
               <w:rPr>
                 <w:rFonts w:ascii="Courier New" w:hAnsi="Courier New"/>
                 <w:lang w:val="ru-RU"/>
@@ -2847,7 +2847,7 @@
         </w:tc>
         <w:tc>
           <w:tcPr>
-            <w:tcW w:w="5247" w:type="dxa"/>
+            <w:tcW w:w="5248" w:type="dxa"/>
             <w:tcBorders>
               <w:left w:val="single" w:sz="2" w:space="0" w:color="000000"/>
               <w:bottom w:val="single" w:sz="2" w:space="0" w:color="000000"/>
@@ -2856,7 +2856,7 @@
           </w:tcPr>
           <w:p>
             <w:pPr>
-              <w:pStyle w:val="Style21"/>
+              <w:pStyle w:val="user7"/>
               <w:rPr>
                 <w:rFonts w:ascii="Courier New" w:hAnsi="Courier New"/>
                 <w:lang w:val="ru-RU"/>
@@ -3068,7 +3068,7 @@
     </w:p>
     <w:p>
       <w:pPr>
-        <w:pStyle w:val="Style20"/>
+        <w:pStyle w:val="user6"/>
         <w:rPr>
           <w:lang w:val="ru-RU"/>
         </w:rPr>
@@ -3095,8 +3095,8 @@
       </w:tblPr>
       <w:tblGrid>
         <w:gridCol w:w="2665"/>
-        <w:gridCol w:w="1443"/>
-        <w:gridCol w:w="5247"/>
+        <w:gridCol w:w="1442"/>
+        <w:gridCol w:w="5248"/>
       </w:tblGrid>
       <w:tr>
         <w:trPr/>
@@ -3112,7 +3112,7 @@
           </w:tcPr>
           <w:p>
             <w:pPr>
-              <w:pStyle w:val="Style22"/>
+              <w:pStyle w:val="user8"/>
               <w:keepNext w:val="true"/>
               <w:rPr>
                 <w:lang w:val="ru-RU"/>
@@ -3128,7 +3128,7 @@
         </w:tc>
         <w:tc>
           <w:tcPr>
-            <w:tcW w:w="1443" w:type="dxa"/>
+            <w:tcW w:w="1442" w:type="dxa"/>
             <w:tcBorders>
               <w:top w:val="single" w:sz="2" w:space="0" w:color="000000"/>
               <w:left w:val="single" w:sz="2" w:space="0" w:color="000000"/>
@@ -3138,7 +3138,7 @@
           </w:tcPr>
           <w:p>
             <w:pPr>
-              <w:pStyle w:val="Style22"/>
+              <w:pStyle w:val="user8"/>
               <w:rPr>
                 <w:lang w:val="ru-RU"/>
               </w:rPr>
@@ -3153,7 +3153,7 @@
         </w:tc>
         <w:tc>
           <w:tcPr>
-            <w:tcW w:w="5247" w:type="dxa"/>
+            <w:tcW w:w="5248" w:type="dxa"/>
             <w:tcBorders>
               <w:top w:val="single" w:sz="2" w:space="0" w:color="000000"/>
               <w:left w:val="single" w:sz="2" w:space="0" w:color="000000"/>
@@ -3164,7 +3164,7 @@
           </w:tcPr>
           <w:p>
             <w:pPr>
-              <w:pStyle w:val="Style22"/>
+              <w:pStyle w:val="user8"/>
               <w:rPr>
                 <w:lang w:val="ru-RU"/>
               </w:rPr>
@@ -3190,7 +3190,7 @@
           </w:tcPr>
           <w:p>
             <w:pPr>
-              <w:pStyle w:val="Style21"/>
+              <w:pStyle w:val="user7"/>
               <w:keepNext w:val="true"/>
               <w:rPr>
                 <w:rFonts w:ascii="Courier New" w:hAnsi="Courier New"/>
@@ -3208,15 +3208,15 @@
         </w:tc>
         <w:tc>
           <w:tcPr>
-            <w:tcW w:w="1443" w:type="dxa"/>
-            <w:tcBorders>
-              <w:left w:val="single" w:sz="2" w:space="0" w:color="000000"/>
-              <w:bottom w:val="single" w:sz="2" w:space="0" w:color="000000"/>
-            </w:tcBorders>
-          </w:tcPr>
-          <w:p>
-            <w:pPr>
-              <w:pStyle w:val="Style21"/>
+            <w:tcW w:w="1442" w:type="dxa"/>
+            <w:tcBorders>
+              <w:left w:val="single" w:sz="2" w:space="0" w:color="000000"/>
+              <w:bottom w:val="single" w:sz="2" w:space="0" w:color="000000"/>
+            </w:tcBorders>
+          </w:tcPr>
+          <w:p>
+            <w:pPr>
+              <w:pStyle w:val="user7"/>
               <w:rPr>
                 <w:rFonts w:ascii="Courier New" w:hAnsi="Courier New"/>
                 <w:lang w:val="ru-RU"/>
@@ -3233,7 +3233,7 @@
         </w:tc>
         <w:tc>
           <w:tcPr>
-            <w:tcW w:w="5247" w:type="dxa"/>
+            <w:tcW w:w="5248" w:type="dxa"/>
             <w:tcBorders>
               <w:left w:val="single" w:sz="2" w:space="0" w:color="000000"/>
               <w:bottom w:val="single" w:sz="2" w:space="0" w:color="000000"/>
@@ -3242,7 +3242,7 @@
           </w:tcPr>
           <w:p>
             <w:pPr>
-              <w:pStyle w:val="Style21"/>
+              <w:pStyle w:val="user7"/>
               <w:rPr>
                 <w:rFonts w:ascii="Courier New" w:hAnsi="Courier New"/>
                 <w:lang w:val="ru-RU"/>
@@ -3296,7 +3296,7 @@
           </w:tcPr>
           <w:p>
             <w:pPr>
-              <w:pStyle w:val="Style21"/>
+              <w:pStyle w:val="user7"/>
               <w:keepNext w:val="true"/>
               <w:rPr>
                 <w:rFonts w:ascii="Courier New" w:hAnsi="Courier New"/>
@@ -3314,15 +3314,15 @@
         </w:tc>
         <w:tc>
           <w:tcPr>
-            <w:tcW w:w="1443" w:type="dxa"/>
-            <w:tcBorders>
-              <w:left w:val="single" w:sz="2" w:space="0" w:color="000000"/>
-              <w:bottom w:val="single" w:sz="2" w:space="0" w:color="000000"/>
-            </w:tcBorders>
-          </w:tcPr>
-          <w:p>
-            <w:pPr>
-              <w:pStyle w:val="Style21"/>
+            <w:tcW w:w="1442" w:type="dxa"/>
+            <w:tcBorders>
+              <w:left w:val="single" w:sz="2" w:space="0" w:color="000000"/>
+              <w:bottom w:val="single" w:sz="2" w:space="0" w:color="000000"/>
+            </w:tcBorders>
+          </w:tcPr>
+          <w:p>
+            <w:pPr>
+              <w:pStyle w:val="user7"/>
               <w:rPr>
                 <w:rFonts w:ascii="Courier New" w:hAnsi="Courier New"/>
                 <w:lang w:val="ru-RU"/>
@@ -3339,7 +3339,7 @@
         </w:tc>
         <w:tc>
           <w:tcPr>
-            <w:tcW w:w="5247" w:type="dxa"/>
+            <w:tcW w:w="5248" w:type="dxa"/>
             <w:tcBorders>
               <w:left w:val="single" w:sz="2" w:space="0" w:color="000000"/>
               <w:bottom w:val="single" w:sz="2" w:space="0" w:color="000000"/>
@@ -3348,7 +3348,7 @@
           </w:tcPr>
           <w:p>
             <w:pPr>
-              <w:pStyle w:val="Style21"/>
+              <w:pStyle w:val="user7"/>
               <w:rPr>
                 <w:rFonts w:ascii="Courier New" w:hAnsi="Courier New"/>
                 <w:lang w:val="ru-RU"/>
@@ -3402,7 +3402,7 @@
           </w:tcPr>
           <w:p>
             <w:pPr>
-              <w:pStyle w:val="Style21"/>
+              <w:pStyle w:val="user7"/>
               <w:keepNext w:val="true"/>
               <w:rPr>
                 <w:rFonts w:ascii="Courier New" w:hAnsi="Courier New"/>
@@ -3420,15 +3420,15 @@
         </w:tc>
         <w:tc>
           <w:tcPr>
-            <w:tcW w:w="1443" w:type="dxa"/>
-            <w:tcBorders>
-              <w:left w:val="single" w:sz="2" w:space="0" w:color="000000"/>
-              <w:bottom w:val="single" w:sz="2" w:space="0" w:color="000000"/>
-            </w:tcBorders>
-          </w:tcPr>
-          <w:p>
-            <w:pPr>
-              <w:pStyle w:val="Style21"/>
+            <w:tcW w:w="1442" w:type="dxa"/>
+            <w:tcBorders>
+              <w:left w:val="single" w:sz="2" w:space="0" w:color="000000"/>
+              <w:bottom w:val="single" w:sz="2" w:space="0" w:color="000000"/>
+            </w:tcBorders>
+          </w:tcPr>
+          <w:p>
+            <w:pPr>
+              <w:pStyle w:val="user7"/>
               <w:rPr>
                 <w:rFonts w:ascii="Courier New" w:hAnsi="Courier New"/>
                 <w:lang w:val="ru-RU"/>
@@ -3445,7 +3445,7 @@
         </w:tc>
         <w:tc>
           <w:tcPr>
-            <w:tcW w:w="5247" w:type="dxa"/>
+            <w:tcW w:w="5248" w:type="dxa"/>
             <w:tcBorders>
               <w:left w:val="single" w:sz="2" w:space="0" w:color="000000"/>
               <w:bottom w:val="single" w:sz="2" w:space="0" w:color="000000"/>
@@ -3454,7 +3454,7 @@
           </w:tcPr>
           <w:p>
             <w:pPr>
-              <w:pStyle w:val="Style21"/>
+              <w:pStyle w:val="user7"/>
               <w:rPr>
                 <w:rFonts w:ascii="Courier New" w:hAnsi="Courier New"/>
                 <w:lang w:val="ru-RU"/>
@@ -3495,7 +3495,7 @@
           </w:tcPr>
           <w:p>
             <w:pPr>
-              <w:pStyle w:val="Style21"/>
+              <w:pStyle w:val="user7"/>
               <w:keepNext w:val="true"/>
               <w:rPr>
                 <w:rFonts w:ascii="Courier New" w:hAnsi="Courier New"/>
@@ -3513,15 +3513,15 @@
         </w:tc>
         <w:tc>
           <w:tcPr>
-            <w:tcW w:w="1443" w:type="dxa"/>
-            <w:tcBorders>
-              <w:left w:val="single" w:sz="2" w:space="0" w:color="000000"/>
-              <w:bottom w:val="single" w:sz="2" w:space="0" w:color="000000"/>
-            </w:tcBorders>
-          </w:tcPr>
-          <w:p>
-            <w:pPr>
-              <w:pStyle w:val="Style21"/>
+            <w:tcW w:w="1442" w:type="dxa"/>
+            <w:tcBorders>
+              <w:left w:val="single" w:sz="2" w:space="0" w:color="000000"/>
+              <w:bottom w:val="single" w:sz="2" w:space="0" w:color="000000"/>
+            </w:tcBorders>
+          </w:tcPr>
+          <w:p>
+            <w:pPr>
+              <w:pStyle w:val="user7"/>
               <w:rPr>
                 <w:rFonts w:ascii="Courier New" w:hAnsi="Courier New"/>
                 <w:lang w:val="ru-RU"/>
@@ -3538,7 +3538,7 @@
         </w:tc>
         <w:tc>
           <w:tcPr>
-            <w:tcW w:w="5247" w:type="dxa"/>
+            <w:tcW w:w="5248" w:type="dxa"/>
             <w:tcBorders>
               <w:left w:val="single" w:sz="2" w:space="0" w:color="000000"/>
               <w:bottom w:val="single" w:sz="2" w:space="0" w:color="000000"/>
@@ -3547,7 +3547,7 @@
           </w:tcPr>
           <w:p>
             <w:pPr>
-              <w:pStyle w:val="Style21"/>
+              <w:pStyle w:val="user7"/>
               <w:rPr>
                 <w:rFonts w:ascii="Courier New" w:hAnsi="Courier New"/>
                 <w:lang w:val="ru-RU"/>
@@ -3588,7 +3588,7 @@
           </w:tcPr>
           <w:p>
             <w:pPr>
-              <w:pStyle w:val="Style21"/>
+              <w:pStyle w:val="user7"/>
               <w:keepNext w:val="true"/>
               <w:rPr>
                 <w:rFonts w:ascii="Courier New" w:hAnsi="Courier New"/>
@@ -3606,15 +3606,15 @@
         </w:tc>
         <w:tc>
           <w:tcPr>
-            <w:tcW w:w="1443" w:type="dxa"/>
-            <w:tcBorders>
-              <w:left w:val="single" w:sz="2" w:space="0" w:color="000000"/>
-              <w:bottom w:val="single" w:sz="2" w:space="0" w:color="000000"/>
-            </w:tcBorders>
-          </w:tcPr>
-          <w:p>
-            <w:pPr>
-              <w:pStyle w:val="Style21"/>
+            <w:tcW w:w="1442" w:type="dxa"/>
+            <w:tcBorders>
+              <w:left w:val="single" w:sz="2" w:space="0" w:color="000000"/>
+              <w:bottom w:val="single" w:sz="2" w:space="0" w:color="000000"/>
+            </w:tcBorders>
+          </w:tcPr>
+          <w:p>
+            <w:pPr>
+              <w:pStyle w:val="user7"/>
               <w:rPr>
                 <w:rFonts w:ascii="Courier New" w:hAnsi="Courier New"/>
                 <w:lang w:val="ru-RU"/>
@@ -3631,7 +3631,7 @@
         </w:tc>
         <w:tc>
           <w:tcPr>
-            <w:tcW w:w="5247" w:type="dxa"/>
+            <w:tcW w:w="5248" w:type="dxa"/>
             <w:tcBorders>
               <w:left w:val="single" w:sz="2" w:space="0" w:color="000000"/>
               <w:bottom w:val="single" w:sz="2" w:space="0" w:color="000000"/>
@@ -3640,7 +3640,7 @@
           </w:tcPr>
           <w:p>
             <w:pPr>
-              <w:pStyle w:val="Style21"/>
+              <w:pStyle w:val="user7"/>
               <w:rPr>
                 <w:rFonts w:ascii="Courier New" w:hAnsi="Courier New"/>
                 <w:lang w:val="ru-RU"/>
@@ -3681,7 +3681,7 @@
           </w:tcPr>
           <w:p>
             <w:pPr>
-              <w:pStyle w:val="Style21"/>
+              <w:pStyle w:val="user7"/>
               <w:keepNext w:val="true"/>
               <w:rPr>
                 <w:rFonts w:ascii="Courier New" w:hAnsi="Courier New"/>
@@ -3699,15 +3699,15 @@
         </w:tc>
         <w:tc>
           <w:tcPr>
-            <w:tcW w:w="1443" w:type="dxa"/>
-            <w:tcBorders>
-              <w:left w:val="single" w:sz="2" w:space="0" w:color="000000"/>
-              <w:bottom w:val="single" w:sz="2" w:space="0" w:color="000000"/>
-            </w:tcBorders>
-          </w:tcPr>
-          <w:p>
-            <w:pPr>
-              <w:pStyle w:val="Style21"/>
+            <w:tcW w:w="1442" w:type="dxa"/>
+            <w:tcBorders>
+              <w:left w:val="single" w:sz="2" w:space="0" w:color="000000"/>
+              <w:bottom w:val="single" w:sz="2" w:space="0" w:color="000000"/>
+            </w:tcBorders>
+          </w:tcPr>
+          <w:p>
+            <w:pPr>
+              <w:pStyle w:val="user7"/>
               <w:rPr>
                 <w:rFonts w:ascii="Courier New" w:hAnsi="Courier New"/>
                 <w:lang w:val="ru-RU"/>
@@ -3724,7 +3724,7 @@
         </w:tc>
         <w:tc>
           <w:tcPr>
-            <w:tcW w:w="5247" w:type="dxa"/>
+            <w:tcW w:w="5248" w:type="dxa"/>
             <w:tcBorders>
               <w:left w:val="single" w:sz="2" w:space="0" w:color="000000"/>
               <w:bottom w:val="single" w:sz="2" w:space="0" w:color="000000"/>
@@ -3733,7 +3733,7 @@
           </w:tcPr>
           <w:p>
             <w:pPr>
-              <w:pStyle w:val="Style21"/>
+              <w:pStyle w:val="user7"/>
               <w:rPr>
                 <w:rFonts w:ascii="Courier New" w:hAnsi="Courier New"/>
                 <w:lang w:val="ru-RU"/>
@@ -3774,7 +3774,7 @@
           </w:tcPr>
           <w:p>
             <w:pPr>
-              <w:pStyle w:val="Style21"/>
+              <w:pStyle w:val="user7"/>
               <w:rPr>
                 <w:rFonts w:ascii="Courier New" w:hAnsi="Courier New"/>
                 <w:lang w:val="ru-RU"/>
@@ -3791,15 +3791,15 @@
         </w:tc>
         <w:tc>
           <w:tcPr>
-            <w:tcW w:w="1443" w:type="dxa"/>
-            <w:tcBorders>
-              <w:left w:val="single" w:sz="2" w:space="0" w:color="000000"/>
-              <w:bottom w:val="single" w:sz="2" w:space="0" w:color="000000"/>
-            </w:tcBorders>
-          </w:tcPr>
-          <w:p>
-            <w:pPr>
-              <w:pStyle w:val="Style21"/>
+            <w:tcW w:w="1442" w:type="dxa"/>
+            <w:tcBorders>
+              <w:left w:val="single" w:sz="2" w:space="0" w:color="000000"/>
+              <w:bottom w:val="single" w:sz="2" w:space="0" w:color="000000"/>
+            </w:tcBorders>
+          </w:tcPr>
+          <w:p>
+            <w:pPr>
+              <w:pStyle w:val="user7"/>
               <w:rPr>
                 <w:rFonts w:ascii="Courier New" w:hAnsi="Courier New"/>
                 <w:lang w:val="ru-RU"/>
@@ -3816,7 +3816,7 @@
         </w:tc>
         <w:tc>
           <w:tcPr>
-            <w:tcW w:w="5247" w:type="dxa"/>
+            <w:tcW w:w="5248" w:type="dxa"/>
             <w:tcBorders>
               <w:left w:val="single" w:sz="2" w:space="0" w:color="000000"/>
               <w:bottom w:val="single" w:sz="2" w:space="0" w:color="000000"/>
@@ -3825,7 +3825,7 @@
           </w:tcPr>
           <w:p>
             <w:pPr>
-              <w:pStyle w:val="Style21"/>
+              <w:pStyle w:val="user7"/>
               <w:rPr>
                 <w:rFonts w:ascii="Courier New" w:hAnsi="Courier New"/>
                 <w:lang w:val="ru-RU"/>
@@ -4191,7 +4191,7 @@
     </w:p>
     <w:p>
       <w:pPr>
-        <w:pStyle w:val="Style20"/>
+        <w:pStyle w:val="user6"/>
         <w:rPr>
           <w:lang w:val="ru-RU"/>
         </w:rPr>
@@ -4218,8 +4218,8 @@
       </w:tblPr>
       <w:tblGrid>
         <w:gridCol w:w="2665"/>
-        <w:gridCol w:w="1443"/>
-        <w:gridCol w:w="5247"/>
+        <w:gridCol w:w="1442"/>
+        <w:gridCol w:w="5248"/>
       </w:tblGrid>
       <w:tr>
         <w:trPr/>
@@ -4235,7 +4235,7 @@
           </w:tcPr>
           <w:p>
             <w:pPr>
-              <w:pStyle w:val="Style22"/>
+              <w:pStyle w:val="user8"/>
               <w:keepNext w:val="true"/>
               <w:rPr>
                 <w:lang w:val="ru-RU"/>
@@ -4251,7 +4251,7 @@
         </w:tc>
         <w:tc>
           <w:tcPr>
-            <w:tcW w:w="1443" w:type="dxa"/>
+            <w:tcW w:w="1442" w:type="dxa"/>
             <w:tcBorders>
               <w:top w:val="single" w:sz="2" w:space="0" w:color="000000"/>
               <w:left w:val="single" w:sz="2" w:space="0" w:color="000000"/>
@@ -4261,7 +4261,7 @@
           </w:tcPr>
           <w:p>
             <w:pPr>
-              <w:pStyle w:val="Style22"/>
+              <w:pStyle w:val="user8"/>
               <w:rPr>
                 <w:lang w:val="ru-RU"/>
               </w:rPr>
@@ -4276,7 +4276,7 @@
         </w:tc>
         <w:tc>
           <w:tcPr>
-            <w:tcW w:w="5247" w:type="dxa"/>
+            <w:tcW w:w="5248" w:type="dxa"/>
             <w:tcBorders>
               <w:top w:val="single" w:sz="2" w:space="0" w:color="000000"/>
               <w:left w:val="single" w:sz="2" w:space="0" w:color="000000"/>
@@ -4287,7 +4287,7 @@
           </w:tcPr>
           <w:p>
             <w:pPr>
-              <w:pStyle w:val="Style22"/>
+              <w:pStyle w:val="user8"/>
               <w:rPr>
                 <w:lang w:val="ru-RU"/>
               </w:rPr>
@@ -4313,7 +4313,7 @@
           </w:tcPr>
           <w:p>
             <w:pPr>
-              <w:pStyle w:val="Style21"/>
+              <w:pStyle w:val="user7"/>
               <w:keepNext w:val="true"/>
               <w:rPr>
                 <w:rFonts w:ascii="Courier New" w:hAnsi="Courier New"/>
@@ -4331,15 +4331,15 @@
         </w:tc>
         <w:tc>
           <w:tcPr>
-            <w:tcW w:w="1443" w:type="dxa"/>
-            <w:tcBorders>
-              <w:left w:val="single" w:sz="2" w:space="0" w:color="000000"/>
-              <w:bottom w:val="single" w:sz="2" w:space="0" w:color="000000"/>
-            </w:tcBorders>
-          </w:tcPr>
-          <w:p>
-            <w:pPr>
-              <w:pStyle w:val="Style21"/>
+            <w:tcW w:w="1442" w:type="dxa"/>
+            <w:tcBorders>
+              <w:left w:val="single" w:sz="2" w:space="0" w:color="000000"/>
+              <w:bottom w:val="single" w:sz="2" w:space="0" w:color="000000"/>
+            </w:tcBorders>
+          </w:tcPr>
+          <w:p>
+            <w:pPr>
+              <w:pStyle w:val="user7"/>
               <w:rPr>
                 <w:rFonts w:ascii="Courier New" w:hAnsi="Courier New"/>
                 <w:lang w:val="ru-RU"/>
@@ -4356,7 +4356,7 @@
         </w:tc>
         <w:tc>
           <w:tcPr>
-            <w:tcW w:w="5247" w:type="dxa"/>
+            <w:tcW w:w="5248" w:type="dxa"/>
             <w:tcBorders>
               <w:left w:val="single" w:sz="2" w:space="0" w:color="000000"/>
               <w:bottom w:val="single" w:sz="2" w:space="0" w:color="000000"/>
@@ -4365,7 +4365,7 @@
           </w:tcPr>
           <w:p>
             <w:pPr>
-              <w:pStyle w:val="Style21"/>
+              <w:pStyle w:val="user7"/>
               <w:rPr>
                 <w:rFonts w:ascii="Courier New" w:hAnsi="Courier New"/>
                 <w:lang w:val="ru-RU"/>
@@ -4406,7 +4406,7 @@
           </w:tcPr>
           <w:p>
             <w:pPr>
-              <w:pStyle w:val="Style21"/>
+              <w:pStyle w:val="user7"/>
               <w:keepNext w:val="true"/>
               <w:rPr>
                 <w:rFonts w:ascii="Courier New" w:hAnsi="Courier New"/>
@@ -4424,15 +4424,15 @@
         </w:tc>
         <w:tc>
           <w:tcPr>
-            <w:tcW w:w="1443" w:type="dxa"/>
-            <w:tcBorders>
-              <w:left w:val="single" w:sz="2" w:space="0" w:color="000000"/>
-              <w:bottom w:val="single" w:sz="2" w:space="0" w:color="000000"/>
-            </w:tcBorders>
-          </w:tcPr>
-          <w:p>
-            <w:pPr>
-              <w:pStyle w:val="Style21"/>
+            <w:tcW w:w="1442" w:type="dxa"/>
+            <w:tcBorders>
+              <w:left w:val="single" w:sz="2" w:space="0" w:color="000000"/>
+              <w:bottom w:val="single" w:sz="2" w:space="0" w:color="000000"/>
+            </w:tcBorders>
+          </w:tcPr>
+          <w:p>
+            <w:pPr>
+              <w:pStyle w:val="user7"/>
               <w:rPr>
                 <w:rFonts w:ascii="Courier New" w:hAnsi="Courier New"/>
                 <w:lang w:val="ru-RU"/>
@@ -4449,7 +4449,7 @@
         </w:tc>
         <w:tc>
           <w:tcPr>
-            <w:tcW w:w="5247" w:type="dxa"/>
+            <w:tcW w:w="5248" w:type="dxa"/>
             <w:tcBorders>
               <w:left w:val="single" w:sz="2" w:space="0" w:color="000000"/>
               <w:bottom w:val="single" w:sz="2" w:space="0" w:color="000000"/>
@@ -4458,7 +4458,7 @@
           </w:tcPr>
           <w:p>
             <w:pPr>
-              <w:pStyle w:val="Style21"/>
+              <w:pStyle w:val="user7"/>
               <w:rPr>
                 <w:rFonts w:ascii="Courier New" w:hAnsi="Courier New"/>
                 <w:lang w:val="ru-RU"/>
@@ -4499,7 +4499,7 @@
           </w:tcPr>
           <w:p>
             <w:pPr>
-              <w:pStyle w:val="Style21"/>
+              <w:pStyle w:val="user7"/>
               <w:keepNext w:val="true"/>
               <w:rPr>
                 <w:rFonts w:ascii="Courier New" w:hAnsi="Courier New"/>
@@ -4517,15 +4517,15 @@
         </w:tc>
         <w:tc>
           <w:tcPr>
-            <w:tcW w:w="1443" w:type="dxa"/>
-            <w:tcBorders>
-              <w:left w:val="single" w:sz="2" w:space="0" w:color="000000"/>
-              <w:bottom w:val="single" w:sz="2" w:space="0" w:color="000000"/>
-            </w:tcBorders>
-          </w:tcPr>
-          <w:p>
-            <w:pPr>
-              <w:pStyle w:val="Style21"/>
+            <w:tcW w:w="1442" w:type="dxa"/>
+            <w:tcBorders>
+              <w:left w:val="single" w:sz="2" w:space="0" w:color="000000"/>
+              <w:bottom w:val="single" w:sz="2" w:space="0" w:color="000000"/>
+            </w:tcBorders>
+          </w:tcPr>
+          <w:p>
+            <w:pPr>
+              <w:pStyle w:val="user7"/>
               <w:rPr>
                 <w:rFonts w:ascii="Courier New" w:hAnsi="Courier New"/>
                 <w:lang w:val="ru-RU"/>
@@ -4542,7 +4542,7 @@
         </w:tc>
         <w:tc>
           <w:tcPr>
-            <w:tcW w:w="5247" w:type="dxa"/>
+            <w:tcW w:w="5248" w:type="dxa"/>
             <w:tcBorders>
               <w:left w:val="single" w:sz="2" w:space="0" w:color="000000"/>
               <w:bottom w:val="single" w:sz="2" w:space="0" w:color="000000"/>
@@ -4551,7 +4551,7 @@
           </w:tcPr>
           <w:p>
             <w:pPr>
-              <w:pStyle w:val="Style21"/>
+              <w:pStyle w:val="user7"/>
               <w:rPr>
                 <w:rFonts w:ascii="Courier New" w:hAnsi="Courier New"/>
                 <w:lang w:val="ru-RU"/>
@@ -4592,7 +4592,7 @@
           </w:tcPr>
           <w:p>
             <w:pPr>
-              <w:pStyle w:val="Style21"/>
+              <w:pStyle w:val="user7"/>
               <w:keepNext w:val="true"/>
               <w:rPr>
                 <w:rFonts w:ascii="Courier New" w:hAnsi="Courier New"/>
@@ -4610,15 +4610,15 @@
         </w:tc>
         <w:tc>
           <w:tcPr>
-            <w:tcW w:w="1443" w:type="dxa"/>
-            <w:tcBorders>
-              <w:left w:val="single" w:sz="2" w:space="0" w:color="000000"/>
-              <w:bottom w:val="single" w:sz="2" w:space="0" w:color="000000"/>
-            </w:tcBorders>
-          </w:tcPr>
-          <w:p>
-            <w:pPr>
-              <w:pStyle w:val="Style21"/>
+            <w:tcW w:w="1442" w:type="dxa"/>
+            <w:tcBorders>
+              <w:left w:val="single" w:sz="2" w:space="0" w:color="000000"/>
+              <w:bottom w:val="single" w:sz="2" w:space="0" w:color="000000"/>
+            </w:tcBorders>
+          </w:tcPr>
+          <w:p>
+            <w:pPr>
+              <w:pStyle w:val="user7"/>
               <w:rPr>
                 <w:rFonts w:ascii="Courier New" w:hAnsi="Courier New"/>
                 <w:lang w:val="ru-RU"/>
@@ -4635,7 +4635,7 @@
         </w:tc>
         <w:tc>
           <w:tcPr>
-            <w:tcW w:w="5247" w:type="dxa"/>
+            <w:tcW w:w="5248" w:type="dxa"/>
             <w:tcBorders>
               <w:left w:val="single" w:sz="2" w:space="0" w:color="000000"/>
               <w:bottom w:val="single" w:sz="2" w:space="0" w:color="000000"/>
@@ -4644,7 +4644,7 @@
           </w:tcPr>
           <w:p>
             <w:pPr>
-              <w:pStyle w:val="Style21"/>
+              <w:pStyle w:val="user7"/>
               <w:rPr>
                 <w:rFonts w:ascii="Courier New" w:hAnsi="Courier New"/>
                 <w:lang w:val="ru-RU"/>
@@ -4685,7 +4685,7 @@
           </w:tcPr>
           <w:p>
             <w:pPr>
-              <w:pStyle w:val="Style21"/>
+              <w:pStyle w:val="user7"/>
               <w:keepNext w:val="true"/>
               <w:rPr>
                 <w:rFonts w:ascii="Courier New" w:hAnsi="Courier New"/>
@@ -4703,15 +4703,15 @@
         </w:tc>
         <w:tc>
           <w:tcPr>
-            <w:tcW w:w="1443" w:type="dxa"/>
-            <w:tcBorders>
-              <w:left w:val="single" w:sz="2" w:space="0" w:color="000000"/>
-              <w:bottom w:val="single" w:sz="2" w:space="0" w:color="000000"/>
-            </w:tcBorders>
-          </w:tcPr>
-          <w:p>
-            <w:pPr>
-              <w:pStyle w:val="Style21"/>
+            <w:tcW w:w="1442" w:type="dxa"/>
+            <w:tcBorders>
+              <w:left w:val="single" w:sz="2" w:space="0" w:color="000000"/>
+              <w:bottom w:val="single" w:sz="2" w:space="0" w:color="000000"/>
+            </w:tcBorders>
+          </w:tcPr>
+          <w:p>
+            <w:pPr>
+              <w:pStyle w:val="user7"/>
               <w:rPr>
                 <w:rFonts w:ascii="Courier New" w:hAnsi="Courier New"/>
                 <w:lang w:val="ru-RU"/>
@@ -4728,7 +4728,7 @@
         </w:tc>
         <w:tc>
           <w:tcPr>
-            <w:tcW w:w="5247" w:type="dxa"/>
+            <w:tcW w:w="5248" w:type="dxa"/>
             <w:tcBorders>
               <w:left w:val="single" w:sz="2" w:space="0" w:color="000000"/>
               <w:bottom w:val="single" w:sz="2" w:space="0" w:color="000000"/>
@@ -4737,7 +4737,7 @@
           </w:tcPr>
           <w:p>
             <w:pPr>
-              <w:pStyle w:val="Style21"/>
+              <w:pStyle w:val="user7"/>
               <w:rPr>
                 <w:rFonts w:ascii="Courier New" w:hAnsi="Courier New"/>
                 <w:lang w:val="ru-RU"/>
@@ -4778,7 +4778,7 @@
           </w:tcPr>
           <w:p>
             <w:pPr>
-              <w:pStyle w:val="Style21"/>
+              <w:pStyle w:val="user7"/>
               <w:keepNext w:val="true"/>
               <w:rPr>
                 <w:rFonts w:ascii="Courier New" w:hAnsi="Courier New"/>
@@ -4796,15 +4796,15 @@
         </w:tc>
         <w:tc>
           <w:tcPr>
-            <w:tcW w:w="1443" w:type="dxa"/>
-            <w:tcBorders>
-              <w:left w:val="single" w:sz="2" w:space="0" w:color="000000"/>
-              <w:bottom w:val="single" w:sz="2" w:space="0" w:color="000000"/>
-            </w:tcBorders>
-          </w:tcPr>
-          <w:p>
-            <w:pPr>
-              <w:pStyle w:val="Style21"/>
+            <w:tcW w:w="1442" w:type="dxa"/>
+            <w:tcBorders>
+              <w:left w:val="single" w:sz="2" w:space="0" w:color="000000"/>
+              <w:bottom w:val="single" w:sz="2" w:space="0" w:color="000000"/>
+            </w:tcBorders>
+          </w:tcPr>
+          <w:p>
+            <w:pPr>
+              <w:pStyle w:val="user7"/>
               <w:rPr>
                 <w:rFonts w:ascii="Courier New" w:hAnsi="Courier New"/>
                 <w:lang w:val="ru-RU"/>
@@ -4821,7 +4821,7 @@
         </w:tc>
         <w:tc>
           <w:tcPr>
-            <w:tcW w:w="5247" w:type="dxa"/>
+            <w:tcW w:w="5248" w:type="dxa"/>
             <w:tcBorders>
               <w:left w:val="single" w:sz="2" w:space="0" w:color="000000"/>
               <w:bottom w:val="single" w:sz="2" w:space="0" w:color="000000"/>
@@ -4830,7 +4830,7 @@
           </w:tcPr>
           <w:p>
             <w:pPr>
-              <w:pStyle w:val="Style21"/>
+              <w:pStyle w:val="user7"/>
               <w:rPr>
                 <w:rFonts w:ascii="Courier New" w:hAnsi="Courier New"/>
                 <w:lang w:val="ru-RU"/>
@@ -4871,7 +4871,7 @@
           </w:tcPr>
           <w:p>
             <w:pPr>
-              <w:pStyle w:val="Style21"/>
+              <w:pStyle w:val="user7"/>
               <w:rPr>
                 <w:rFonts w:ascii="Courier New" w:hAnsi="Courier New"/>
                 <w:lang w:val="ru-RU"/>
@@ -4888,15 +4888,15 @@
         </w:tc>
         <w:tc>
           <w:tcPr>
-            <w:tcW w:w="1443" w:type="dxa"/>
-            <w:tcBorders>
-              <w:left w:val="single" w:sz="2" w:space="0" w:color="000000"/>
-              <w:bottom w:val="single" w:sz="2" w:space="0" w:color="000000"/>
-            </w:tcBorders>
-          </w:tcPr>
-          <w:p>
-            <w:pPr>
-              <w:pStyle w:val="Style21"/>
+            <w:tcW w:w="1442" w:type="dxa"/>
+            <w:tcBorders>
+              <w:left w:val="single" w:sz="2" w:space="0" w:color="000000"/>
+              <w:bottom w:val="single" w:sz="2" w:space="0" w:color="000000"/>
+            </w:tcBorders>
+          </w:tcPr>
+          <w:p>
+            <w:pPr>
+              <w:pStyle w:val="user7"/>
               <w:rPr>
                 <w:rFonts w:ascii="Courier New" w:hAnsi="Courier New"/>
                 <w:lang w:val="ru-RU"/>
@@ -4913,7 +4913,7 @@
         </w:tc>
         <w:tc>
           <w:tcPr>
-            <w:tcW w:w="5247" w:type="dxa"/>
+            <w:tcW w:w="5248" w:type="dxa"/>
             <w:tcBorders>
               <w:left w:val="single" w:sz="2" w:space="0" w:color="000000"/>
               <w:bottom w:val="single" w:sz="2" w:space="0" w:color="000000"/>
@@ -4922,7 +4922,7 @@
           </w:tcPr>
           <w:p>
             <w:pPr>
-              <w:pStyle w:val="Style21"/>
+              <w:pStyle w:val="user7"/>
               <w:rPr>
                 <w:rFonts w:ascii="Courier New" w:hAnsi="Courier New"/>
                 <w:lang w:val="ru-RU"/>
@@ -5186,7 +5186,7 @@
     </w:p>
     <w:p>
       <w:pPr>
-        <w:pStyle w:val="Style20"/>
+        <w:pStyle w:val="user6"/>
         <w:rPr>
           <w:lang w:val="ru-RU"/>
         </w:rPr>
@@ -5213,8 +5213,8 @@
       </w:tblPr>
       <w:tblGrid>
         <w:gridCol w:w="2665"/>
-        <w:gridCol w:w="1443"/>
-        <w:gridCol w:w="5247"/>
+        <w:gridCol w:w="1442"/>
+        <w:gridCol w:w="5248"/>
       </w:tblGrid>
       <w:tr>
         <w:trPr/>
@@ -5230,7 +5230,7 @@
           </w:tcPr>
           <w:p>
             <w:pPr>
-              <w:pStyle w:val="Style22"/>
+              <w:pStyle w:val="user8"/>
               <w:keepNext w:val="true"/>
               <w:rPr>
                 <w:lang w:val="ru-RU"/>
@@ -5246,7 +5246,7 @@
         </w:tc>
         <w:tc>
           <w:tcPr>
-            <w:tcW w:w="1443" w:type="dxa"/>
+            <w:tcW w:w="1442" w:type="dxa"/>
             <w:tcBorders>
               <w:top w:val="single" w:sz="2" w:space="0" w:color="000000"/>
               <w:left w:val="single" w:sz="2" w:space="0" w:color="000000"/>
@@ -5256,7 +5256,7 @@
           </w:tcPr>
           <w:p>
             <w:pPr>
-              <w:pStyle w:val="Style22"/>
+              <w:pStyle w:val="user8"/>
               <w:rPr>
                 <w:lang w:val="ru-RU"/>
               </w:rPr>
@@ -5271,7 +5271,7 @@
         </w:tc>
         <w:tc>
           <w:tcPr>
-            <w:tcW w:w="5247" w:type="dxa"/>
+            <w:tcW w:w="5248" w:type="dxa"/>
             <w:tcBorders>
               <w:top w:val="single" w:sz="2" w:space="0" w:color="000000"/>
               <w:left w:val="single" w:sz="2" w:space="0" w:color="000000"/>
@@ -5282,7 +5282,7 @@
           </w:tcPr>
           <w:p>
             <w:pPr>
-              <w:pStyle w:val="Style22"/>
+              <w:pStyle w:val="user8"/>
               <w:rPr>
                 <w:lang w:val="ru-RU"/>
               </w:rPr>
@@ -5308,7 +5308,7 @@
           </w:tcPr>
           <w:p>
             <w:pPr>
-              <w:pStyle w:val="Style21"/>
+              <w:pStyle w:val="user7"/>
               <w:keepNext w:val="true"/>
               <w:rPr>
                 <w:rFonts w:ascii="Courier New" w:hAnsi="Courier New"/>
@@ -5326,15 +5326,15 @@
         </w:tc>
         <w:tc>
           <w:tcPr>
-            <w:tcW w:w="1443" w:type="dxa"/>
-            <w:tcBorders>
-              <w:left w:val="single" w:sz="2" w:space="0" w:color="000000"/>
-              <w:bottom w:val="single" w:sz="2" w:space="0" w:color="000000"/>
-            </w:tcBorders>
-          </w:tcPr>
-          <w:p>
-            <w:pPr>
-              <w:pStyle w:val="Style21"/>
+            <w:tcW w:w="1442" w:type="dxa"/>
+            <w:tcBorders>
+              <w:left w:val="single" w:sz="2" w:space="0" w:color="000000"/>
+              <w:bottom w:val="single" w:sz="2" w:space="0" w:color="000000"/>
+            </w:tcBorders>
+          </w:tcPr>
+          <w:p>
+            <w:pPr>
+              <w:pStyle w:val="user7"/>
               <w:rPr>
                 <w:rFonts w:ascii="Courier New" w:hAnsi="Courier New"/>
                 <w:lang w:val="ru-RU"/>
@@ -5351,7 +5351,7 @@
         </w:tc>
         <w:tc>
           <w:tcPr>
-            <w:tcW w:w="5247" w:type="dxa"/>
+            <w:tcW w:w="5248" w:type="dxa"/>
             <w:tcBorders>
               <w:left w:val="single" w:sz="2" w:space="0" w:color="000000"/>
               <w:bottom w:val="single" w:sz="2" w:space="0" w:color="000000"/>
@@ -5360,7 +5360,7 @@
           </w:tcPr>
           <w:p>
             <w:pPr>
-              <w:pStyle w:val="Style21"/>
+              <w:pStyle w:val="user7"/>
               <w:rPr>
                 <w:rFonts w:ascii="Courier New" w:hAnsi="Courier New"/>
                 <w:lang w:val="ru-RU"/>
@@ -5414,7 +5414,7 @@
           </w:tcPr>
           <w:p>
             <w:pPr>
-              <w:pStyle w:val="Style21"/>
+              <w:pStyle w:val="user7"/>
               <w:keepNext w:val="true"/>
               <w:rPr>
                 <w:rFonts w:ascii="Courier New" w:hAnsi="Courier New"/>
@@ -5432,15 +5432,15 @@
         </w:tc>
         <w:tc>
           <w:tcPr>
-            <w:tcW w:w="1443" w:type="dxa"/>
-            <w:tcBorders>
-              <w:left w:val="single" w:sz="2" w:space="0" w:color="000000"/>
-              <w:bottom w:val="single" w:sz="2" w:space="0" w:color="000000"/>
-            </w:tcBorders>
-          </w:tcPr>
-          <w:p>
-            <w:pPr>
-              <w:pStyle w:val="Style21"/>
+            <w:tcW w:w="1442" w:type="dxa"/>
+            <w:tcBorders>
+              <w:left w:val="single" w:sz="2" w:space="0" w:color="000000"/>
+              <w:bottom w:val="single" w:sz="2" w:space="0" w:color="000000"/>
+            </w:tcBorders>
+          </w:tcPr>
+          <w:p>
+            <w:pPr>
+              <w:pStyle w:val="user7"/>
               <w:rPr>
                 <w:rFonts w:ascii="Courier New" w:hAnsi="Courier New"/>
                 <w:lang w:val="ru-RU"/>
@@ -5457,7 +5457,7 @@
         </w:tc>
         <w:tc>
           <w:tcPr>
-            <w:tcW w:w="5247" w:type="dxa"/>
+            <w:tcW w:w="5248" w:type="dxa"/>
             <w:tcBorders>
               <w:left w:val="single" w:sz="2" w:space="0" w:color="000000"/>
               <w:bottom w:val="single" w:sz="2" w:space="0" w:color="000000"/>
@@ -5466,7 +5466,7 @@
           </w:tcPr>
           <w:p>
             <w:pPr>
-              <w:pStyle w:val="Style21"/>
+              <w:pStyle w:val="user7"/>
               <w:rPr>
                 <w:rFonts w:ascii="Courier New" w:hAnsi="Courier New"/>
                 <w:lang w:val="ru-RU"/>
@@ -5507,7 +5507,7 @@
           </w:tcPr>
           <w:p>
             <w:pPr>
-              <w:pStyle w:val="Style21"/>
+              <w:pStyle w:val="user7"/>
               <w:keepNext w:val="true"/>
               <w:rPr>
                 <w:rFonts w:ascii="Courier New" w:hAnsi="Courier New"/>
@@ -5525,15 +5525,15 @@
         </w:tc>
         <w:tc>
           <w:tcPr>
-            <w:tcW w:w="1443" w:type="dxa"/>
-            <w:tcBorders>
-              <w:left w:val="single" w:sz="2" w:space="0" w:color="000000"/>
-              <w:bottom w:val="single" w:sz="2" w:space="0" w:color="000000"/>
-            </w:tcBorders>
-          </w:tcPr>
-          <w:p>
-            <w:pPr>
-              <w:pStyle w:val="Style21"/>
+            <w:tcW w:w="1442" w:type="dxa"/>
+            <w:tcBorders>
+              <w:left w:val="single" w:sz="2" w:space="0" w:color="000000"/>
+              <w:bottom w:val="single" w:sz="2" w:space="0" w:color="000000"/>
+            </w:tcBorders>
+          </w:tcPr>
+          <w:p>
+            <w:pPr>
+              <w:pStyle w:val="user7"/>
               <w:rPr>
                 <w:rFonts w:ascii="Courier New" w:hAnsi="Courier New"/>
                 <w:lang w:val="ru-RU"/>
@@ -5550,7 +5550,7 @@
         </w:tc>
         <w:tc>
           <w:tcPr>
-            <w:tcW w:w="5247" w:type="dxa"/>
+            <w:tcW w:w="5248" w:type="dxa"/>
             <w:tcBorders>
               <w:left w:val="single" w:sz="2" w:space="0" w:color="000000"/>
               <w:bottom w:val="single" w:sz="2" w:space="0" w:color="000000"/>
@@ -5559,7 +5559,7 @@
           </w:tcPr>
           <w:p>
             <w:pPr>
-              <w:pStyle w:val="Style21"/>
+              <w:pStyle w:val="user7"/>
               <w:rPr>
                 <w:rFonts w:ascii="Courier New" w:hAnsi="Courier New"/>
                 <w:lang w:val="ru-RU"/>
@@ -5587,7 +5587,7 @@
           </w:tcPr>
           <w:p>
             <w:pPr>
-              <w:pStyle w:val="Style21"/>
+              <w:pStyle w:val="user7"/>
               <w:keepNext w:val="true"/>
               <w:rPr>
                 <w:rFonts w:ascii="Courier New" w:hAnsi="Courier New"/>
@@ -5605,15 +5605,15 @@
         </w:tc>
         <w:tc>
           <w:tcPr>
-            <w:tcW w:w="1443" w:type="dxa"/>
-            <w:tcBorders>
-              <w:left w:val="single" w:sz="2" w:space="0" w:color="000000"/>
-              <w:bottom w:val="single" w:sz="2" w:space="0" w:color="000000"/>
-            </w:tcBorders>
-          </w:tcPr>
-          <w:p>
-            <w:pPr>
-              <w:pStyle w:val="Style21"/>
+            <w:tcW w:w="1442" w:type="dxa"/>
+            <w:tcBorders>
+              <w:left w:val="single" w:sz="2" w:space="0" w:color="000000"/>
+              <w:bottom w:val="single" w:sz="2" w:space="0" w:color="000000"/>
+            </w:tcBorders>
+          </w:tcPr>
+          <w:p>
+            <w:pPr>
+              <w:pStyle w:val="user7"/>
               <w:rPr>
                 <w:rFonts w:ascii="Courier New" w:hAnsi="Courier New"/>
                 <w:lang w:val="ru-RU"/>
@@ -5630,7 +5630,7 @@
         </w:tc>
         <w:tc>
           <w:tcPr>
-            <w:tcW w:w="5247" w:type="dxa"/>
+            <w:tcW w:w="5248" w:type="dxa"/>
             <w:tcBorders>
               <w:left w:val="single" w:sz="2" w:space="0" w:color="000000"/>
               <w:bottom w:val="single" w:sz="2" w:space="0" w:color="000000"/>
@@ -5639,7 +5639,7 @@
           </w:tcPr>
           <w:p>
             <w:pPr>
-              <w:pStyle w:val="Style21"/>
+              <w:pStyle w:val="user7"/>
               <w:rPr>
                 <w:rFonts w:ascii="Courier New" w:hAnsi="Courier New"/>
                 <w:lang w:val="ru-RU"/>
@@ -5667,7 +5667,7 @@
           </w:tcPr>
           <w:p>
             <w:pPr>
-              <w:pStyle w:val="Style21"/>
+              <w:pStyle w:val="user7"/>
               <w:keepNext w:val="true"/>
               <w:rPr>
                 <w:rFonts w:ascii="Courier New" w:hAnsi="Courier New"/>
@@ -5685,15 +5685,15 @@
         </w:tc>
         <w:tc>
           <w:tcPr>
-            <w:tcW w:w="1443" w:type="dxa"/>
-            <w:tcBorders>
-              <w:left w:val="single" w:sz="2" w:space="0" w:color="000000"/>
-              <w:bottom w:val="single" w:sz="2" w:space="0" w:color="000000"/>
-            </w:tcBorders>
-          </w:tcPr>
-          <w:p>
-            <w:pPr>
-              <w:pStyle w:val="Style21"/>
+            <w:tcW w:w="1442" w:type="dxa"/>
+            <w:tcBorders>
+              <w:left w:val="single" w:sz="2" w:space="0" w:color="000000"/>
+              <w:bottom w:val="single" w:sz="2" w:space="0" w:color="000000"/>
+            </w:tcBorders>
+          </w:tcPr>
+          <w:p>
+            <w:pPr>
+              <w:pStyle w:val="user7"/>
               <w:rPr>
                 <w:rFonts w:ascii="Courier New" w:hAnsi="Courier New"/>
                 <w:lang w:val="ru-RU"/>
@@ -5710,7 +5710,7 @@
         </w:tc>
         <w:tc>
           <w:tcPr>
-            <w:tcW w:w="5247" w:type="dxa"/>
+            <w:tcW w:w="5248" w:type="dxa"/>
             <w:tcBorders>
               <w:left w:val="single" w:sz="2" w:space="0" w:color="000000"/>
               <w:bottom w:val="single" w:sz="2" w:space="0" w:color="000000"/>
@@ -5719,7 +5719,7 @@
           </w:tcPr>
           <w:p>
             <w:pPr>
-              <w:pStyle w:val="Style21"/>
+              <w:pStyle w:val="user7"/>
               <w:rPr>
                 <w:rFonts w:ascii="Courier New" w:hAnsi="Courier New"/>
                 <w:lang w:val="ru-RU"/>
@@ -5747,7 +5747,7 @@
           </w:tcPr>
           <w:p>
             <w:pPr>
-              <w:pStyle w:val="Style21"/>
+              <w:pStyle w:val="user7"/>
               <w:keepNext w:val="true"/>
               <w:rPr>
                 <w:rFonts w:ascii="Courier New" w:hAnsi="Courier New"/>
@@ -5765,15 +5765,15 @@
         </w:tc>
         <w:tc>
           <w:tcPr>
-            <w:tcW w:w="1443" w:type="dxa"/>
-            <w:tcBorders>
-              <w:left w:val="single" w:sz="2" w:space="0" w:color="000000"/>
-              <w:bottom w:val="single" w:sz="2" w:space="0" w:color="000000"/>
-            </w:tcBorders>
-          </w:tcPr>
-          <w:p>
-            <w:pPr>
-              <w:pStyle w:val="Style21"/>
+            <w:tcW w:w="1442" w:type="dxa"/>
+            <w:tcBorders>
+              <w:left w:val="single" w:sz="2" w:space="0" w:color="000000"/>
+              <w:bottom w:val="single" w:sz="2" w:space="0" w:color="000000"/>
+            </w:tcBorders>
+          </w:tcPr>
+          <w:p>
+            <w:pPr>
+              <w:pStyle w:val="user7"/>
               <w:rPr>
                 <w:rFonts w:ascii="Courier New" w:hAnsi="Courier New"/>
                 <w:lang w:val="ru-RU"/>
@@ -5790,7 +5790,7 @@
         </w:tc>
         <w:tc>
           <w:tcPr>
-            <w:tcW w:w="5247" w:type="dxa"/>
+            <w:tcW w:w="5248" w:type="dxa"/>
             <w:tcBorders>
               <w:left w:val="single" w:sz="2" w:space="0" w:color="000000"/>
               <w:bottom w:val="single" w:sz="2" w:space="0" w:color="000000"/>
@@ -5799,7 +5799,7 @@
           </w:tcPr>
           <w:p>
             <w:pPr>
-              <w:pStyle w:val="Style21"/>
+              <w:pStyle w:val="user7"/>
               <w:rPr>
                 <w:rFonts w:ascii="Courier New" w:hAnsi="Courier New"/>
                 <w:lang w:val="ru-RU"/>
@@ -5827,7 +5827,7 @@
           </w:tcPr>
           <w:p>
             <w:pPr>
-              <w:pStyle w:val="Style21"/>
+              <w:pStyle w:val="user7"/>
               <w:keepNext w:val="true"/>
               <w:rPr>
                 <w:rFonts w:ascii="Courier New" w:hAnsi="Courier New"/>
@@ -5845,15 +5845,15 @@
         </w:tc>
         <w:tc>
           <w:tcPr>
-            <w:tcW w:w="1443" w:type="dxa"/>
-            <w:tcBorders>
-              <w:left w:val="single" w:sz="2" w:space="0" w:color="000000"/>
-              <w:bottom w:val="single" w:sz="2" w:space="0" w:color="000000"/>
-            </w:tcBorders>
-          </w:tcPr>
-          <w:p>
-            <w:pPr>
-              <w:pStyle w:val="Style21"/>
+            <w:tcW w:w="1442" w:type="dxa"/>
+            <w:tcBorders>
+              <w:left w:val="single" w:sz="2" w:space="0" w:color="000000"/>
+              <w:bottom w:val="single" w:sz="2" w:space="0" w:color="000000"/>
+            </w:tcBorders>
+          </w:tcPr>
+          <w:p>
+            <w:pPr>
+              <w:pStyle w:val="user7"/>
               <w:rPr>
                 <w:rFonts w:ascii="Courier New" w:hAnsi="Courier New"/>
                 <w:lang w:val="ru-RU"/>
@@ -5870,7 +5870,7 @@
         </w:tc>
         <w:tc>
           <w:tcPr>
-            <w:tcW w:w="5247" w:type="dxa"/>
+            <w:tcW w:w="5248" w:type="dxa"/>
             <w:tcBorders>
               <w:left w:val="single" w:sz="2" w:space="0" w:color="000000"/>
               <w:bottom w:val="single" w:sz="2" w:space="0" w:color="000000"/>
@@ -5879,7 +5879,7 @@
           </w:tcPr>
           <w:p>
             <w:pPr>
-              <w:pStyle w:val="Style21"/>
+              <w:pStyle w:val="user7"/>
               <w:rPr>
                 <w:rFonts w:ascii="Courier New" w:hAnsi="Courier New"/>
                 <w:lang w:val="ru-RU"/>
@@ -5907,7 +5907,7 @@
           </w:tcPr>
           <w:p>
             <w:pPr>
-              <w:pStyle w:val="Style21"/>
+              <w:pStyle w:val="user7"/>
               <w:keepNext w:val="true"/>
               <w:rPr>
                 <w:rFonts w:ascii="Courier New" w:hAnsi="Courier New"/>
@@ -5925,15 +5925,15 @@
         </w:tc>
         <w:tc>
           <w:tcPr>
-            <w:tcW w:w="1443" w:type="dxa"/>
-            <w:tcBorders>
-              <w:left w:val="single" w:sz="2" w:space="0" w:color="000000"/>
-              <w:bottom w:val="single" w:sz="2" w:space="0" w:color="000000"/>
-            </w:tcBorders>
-          </w:tcPr>
-          <w:p>
-            <w:pPr>
-              <w:pStyle w:val="Style21"/>
+            <w:tcW w:w="1442" w:type="dxa"/>
+            <w:tcBorders>
+              <w:left w:val="single" w:sz="2" w:space="0" w:color="000000"/>
+              <w:bottom w:val="single" w:sz="2" w:space="0" w:color="000000"/>
+            </w:tcBorders>
+          </w:tcPr>
+          <w:p>
+            <w:pPr>
+              <w:pStyle w:val="user7"/>
               <w:rPr>
                 <w:rFonts w:ascii="Courier New" w:hAnsi="Courier New"/>
                 <w:lang w:val="ru-RU"/>
@@ -5950,7 +5950,7 @@
         </w:tc>
         <w:tc>
           <w:tcPr>
-            <w:tcW w:w="5247" w:type="dxa"/>
+            <w:tcW w:w="5248" w:type="dxa"/>
             <w:tcBorders>
               <w:left w:val="single" w:sz="2" w:space="0" w:color="000000"/>
               <w:bottom w:val="single" w:sz="2" w:space="0" w:color="000000"/>
@@ -5959,7 +5959,7 @@
           </w:tcPr>
           <w:p>
             <w:pPr>
-              <w:pStyle w:val="Style21"/>
+              <w:pStyle w:val="user7"/>
               <w:rPr>
                 <w:rFonts w:ascii="Courier New" w:hAnsi="Courier New"/>
                 <w:lang w:val="ru-RU"/>
@@ -6000,7 +6000,7 @@
           </w:tcPr>
           <w:p>
             <w:pPr>
-              <w:pStyle w:val="Style21"/>
+              <w:pStyle w:val="user7"/>
               <w:keepNext w:val="true"/>
               <w:rPr>
                 <w:rFonts w:ascii="Courier New" w:hAnsi="Courier New"/>
@@ -6018,15 +6018,15 @@
         </w:tc>
         <w:tc>
           <w:tcPr>
-            <w:tcW w:w="1443" w:type="dxa"/>
-            <w:tcBorders>
-              <w:left w:val="single" w:sz="2" w:space="0" w:color="000000"/>
-              <w:bottom w:val="single" w:sz="2" w:space="0" w:color="000000"/>
-            </w:tcBorders>
-          </w:tcPr>
-          <w:p>
-            <w:pPr>
-              <w:pStyle w:val="Style21"/>
+            <w:tcW w:w="1442" w:type="dxa"/>
+            <w:tcBorders>
+              <w:left w:val="single" w:sz="2" w:space="0" w:color="000000"/>
+              <w:bottom w:val="single" w:sz="2" w:space="0" w:color="000000"/>
+            </w:tcBorders>
+          </w:tcPr>
+          <w:p>
+            <w:pPr>
+              <w:pStyle w:val="user7"/>
               <w:rPr>
                 <w:rFonts w:ascii="Courier New" w:hAnsi="Courier New"/>
                 <w:lang w:val="ru-RU"/>
@@ -6043,7 +6043,7 @@
         </w:tc>
         <w:tc>
           <w:tcPr>
-            <w:tcW w:w="5247" w:type="dxa"/>
+            <w:tcW w:w="5248" w:type="dxa"/>
             <w:tcBorders>
               <w:left w:val="single" w:sz="2" w:space="0" w:color="000000"/>
               <w:bottom w:val="single" w:sz="2" w:space="0" w:color="000000"/>
@@ -6052,7 +6052,7 @@
           </w:tcPr>
           <w:p>
             <w:pPr>
-              <w:pStyle w:val="Style21"/>
+              <w:pStyle w:val="user7"/>
               <w:rPr>
                 <w:rFonts w:ascii="Courier New" w:hAnsi="Courier New"/>
                 <w:lang w:val="ru-RU"/>
@@ -6093,7 +6093,7 @@
           </w:tcPr>
           <w:p>
             <w:pPr>
-              <w:pStyle w:val="Style21"/>
+              <w:pStyle w:val="user7"/>
               <w:rPr>
                 <w:rFonts w:ascii="Courier New" w:hAnsi="Courier New"/>
                 <w:lang w:val="ru-RU"/>
@@ -6110,15 +6110,15 @@
         </w:tc>
         <w:tc>
           <w:tcPr>
-            <w:tcW w:w="1443" w:type="dxa"/>
-            <w:tcBorders>
-              <w:left w:val="single" w:sz="2" w:space="0" w:color="000000"/>
-              <w:bottom w:val="single" w:sz="2" w:space="0" w:color="000000"/>
-            </w:tcBorders>
-          </w:tcPr>
-          <w:p>
-            <w:pPr>
-              <w:pStyle w:val="Style21"/>
+            <w:tcW w:w="1442" w:type="dxa"/>
+            <w:tcBorders>
+              <w:left w:val="single" w:sz="2" w:space="0" w:color="000000"/>
+              <w:bottom w:val="single" w:sz="2" w:space="0" w:color="000000"/>
+            </w:tcBorders>
+          </w:tcPr>
+          <w:p>
+            <w:pPr>
+              <w:pStyle w:val="user7"/>
               <w:rPr>
                 <w:rFonts w:ascii="Courier New" w:hAnsi="Courier New"/>
                 <w:lang w:val="ru-RU"/>
@@ -6135,7 +6135,7 @@
         </w:tc>
         <w:tc>
           <w:tcPr>
-            <w:tcW w:w="5247" w:type="dxa"/>
+            <w:tcW w:w="5248" w:type="dxa"/>
             <w:tcBorders>
               <w:left w:val="single" w:sz="2" w:space="0" w:color="000000"/>
               <w:bottom w:val="single" w:sz="2" w:space="0" w:color="000000"/>
@@ -6144,7 +6144,7 @@
           </w:tcPr>
           <w:p>
             <w:pPr>
-              <w:pStyle w:val="Style21"/>
+              <w:pStyle w:val="user7"/>
               <w:rPr>
                 <w:rFonts w:ascii="Courier New" w:hAnsi="Courier New"/>
                 <w:lang w:val="ru-RU"/>
@@ -6565,7 +6565,7 @@
     </w:p>
     <w:p>
       <w:pPr>
-        <w:pStyle w:val="Style20"/>
+        <w:pStyle w:val="user6"/>
         <w:rPr>
           <w:lang w:val="ru-RU"/>
         </w:rPr>
@@ -6592,8 +6592,8 @@
       </w:tblPr>
       <w:tblGrid>
         <w:gridCol w:w="2665"/>
-        <w:gridCol w:w="1443"/>
-        <w:gridCol w:w="5247"/>
+        <w:gridCol w:w="1442"/>
+        <w:gridCol w:w="5248"/>
       </w:tblGrid>
       <w:tr>
         <w:trPr/>
@@ -6609,7 +6609,7 @@
           </w:tcPr>
           <w:p>
             <w:pPr>
-              <w:pStyle w:val="Style22"/>
+              <w:pStyle w:val="user8"/>
               <w:keepNext w:val="true"/>
               <w:rPr>
                 <w:lang w:val="ru-RU"/>
@@ -6625,7 +6625,7 @@
         </w:tc>
         <w:tc>
           <w:tcPr>
-            <w:tcW w:w="1443" w:type="dxa"/>
+            <w:tcW w:w="1442" w:type="dxa"/>
             <w:tcBorders>
               <w:top w:val="single" w:sz="2" w:space="0" w:color="000000"/>
               <w:left w:val="single" w:sz="2" w:space="0" w:color="000000"/>
@@ -6635,7 +6635,7 @@
           </w:tcPr>
           <w:p>
             <w:pPr>
-              <w:pStyle w:val="Style22"/>
+              <w:pStyle w:val="user8"/>
               <w:rPr>
                 <w:lang w:val="ru-RU"/>
               </w:rPr>
@@ -6650,7 +6650,7 @@
         </w:tc>
         <w:tc>
           <w:tcPr>
-            <w:tcW w:w="5247" w:type="dxa"/>
+            <w:tcW w:w="5248" w:type="dxa"/>
             <w:tcBorders>
               <w:top w:val="single" w:sz="2" w:space="0" w:color="000000"/>
               <w:left w:val="single" w:sz="2" w:space="0" w:color="000000"/>
@@ -6661,7 +6661,7 @@
           </w:tcPr>
           <w:p>
             <w:pPr>
-              <w:pStyle w:val="Style22"/>
+              <w:pStyle w:val="user8"/>
               <w:rPr>
                 <w:lang w:val="ru-RU"/>
               </w:rPr>
@@ -6687,7 +6687,7 @@
           </w:tcPr>
           <w:p>
             <w:pPr>
-              <w:pStyle w:val="Style21"/>
+              <w:pStyle w:val="user7"/>
               <w:keepNext w:val="true"/>
               <w:rPr>
                 <w:rFonts w:ascii="Courier New" w:hAnsi="Courier New"/>
@@ -6705,15 +6705,15 @@
         </w:tc>
         <w:tc>
           <w:tcPr>
-            <w:tcW w:w="1443" w:type="dxa"/>
-            <w:tcBorders>
-              <w:left w:val="single" w:sz="2" w:space="0" w:color="000000"/>
-              <w:bottom w:val="single" w:sz="2" w:space="0" w:color="000000"/>
-            </w:tcBorders>
-          </w:tcPr>
-          <w:p>
-            <w:pPr>
-              <w:pStyle w:val="Style21"/>
+            <w:tcW w:w="1442" w:type="dxa"/>
+            <w:tcBorders>
+              <w:left w:val="single" w:sz="2" w:space="0" w:color="000000"/>
+              <w:bottom w:val="single" w:sz="2" w:space="0" w:color="000000"/>
+            </w:tcBorders>
+          </w:tcPr>
+          <w:p>
+            <w:pPr>
+              <w:pStyle w:val="user7"/>
               <w:rPr>
                 <w:rFonts w:ascii="Courier New" w:hAnsi="Courier New"/>
                 <w:lang w:val="ru-RU"/>
@@ -6730,7 +6730,7 @@
         </w:tc>
         <w:tc>
           <w:tcPr>
-            <w:tcW w:w="5247" w:type="dxa"/>
+            <w:tcW w:w="5248" w:type="dxa"/>
             <w:tcBorders>
               <w:left w:val="single" w:sz="2" w:space="0" w:color="000000"/>
               <w:bottom w:val="single" w:sz="2" w:space="0" w:color="000000"/>
@@ -6739,7 +6739,7 @@
           </w:tcPr>
           <w:p>
             <w:pPr>
-              <w:pStyle w:val="Style21"/>
+              <w:pStyle w:val="user7"/>
               <w:rPr>
                 <w:rFonts w:ascii="Courier New" w:hAnsi="Courier New"/>
                 <w:lang w:val="ru-RU"/>
@@ -6780,7 +6780,7 @@
           </w:tcPr>
           <w:p>
             <w:pPr>
-              <w:pStyle w:val="Style21"/>
+              <w:pStyle w:val="user7"/>
               <w:keepNext w:val="true"/>
               <w:rPr>
                 <w:rFonts w:ascii="Courier New" w:hAnsi="Courier New"/>
@@ -6798,15 +6798,15 @@
         </w:tc>
         <w:tc>
           <w:tcPr>
-            <w:tcW w:w="1443" w:type="dxa"/>
-            <w:tcBorders>
-              <w:left w:val="single" w:sz="2" w:space="0" w:color="000000"/>
-              <w:bottom w:val="single" w:sz="2" w:space="0" w:color="000000"/>
-            </w:tcBorders>
-          </w:tcPr>
-          <w:p>
-            <w:pPr>
-              <w:pStyle w:val="Style21"/>
+            <w:tcW w:w="1442" w:type="dxa"/>
+            <w:tcBorders>
+              <w:left w:val="single" w:sz="2" w:space="0" w:color="000000"/>
+              <w:bottom w:val="single" w:sz="2" w:space="0" w:color="000000"/>
+            </w:tcBorders>
+          </w:tcPr>
+          <w:p>
+            <w:pPr>
+              <w:pStyle w:val="user7"/>
               <w:rPr>
                 <w:rFonts w:ascii="Courier New" w:hAnsi="Courier New"/>
                 <w:lang w:val="ru-RU"/>
@@ -6823,7 +6823,7 @@
         </w:tc>
         <w:tc>
           <w:tcPr>
-            <w:tcW w:w="5247" w:type="dxa"/>
+            <w:tcW w:w="5248" w:type="dxa"/>
             <w:tcBorders>
               <w:left w:val="single" w:sz="2" w:space="0" w:color="000000"/>
               <w:bottom w:val="single" w:sz="2" w:space="0" w:color="000000"/>
@@ -6832,7 +6832,7 @@
           </w:tcPr>
           <w:p>
             <w:pPr>
-              <w:pStyle w:val="Style21"/>
+              <w:pStyle w:val="user7"/>
               <w:rPr>
                 <w:rFonts w:ascii="Courier New" w:hAnsi="Courier New"/>
                 <w:lang w:val="ru-RU"/>
@@ -6873,7 +6873,7 @@
           </w:tcPr>
           <w:p>
             <w:pPr>
-              <w:pStyle w:val="Style21"/>
+              <w:pStyle w:val="user7"/>
               <w:keepNext w:val="true"/>
               <w:rPr>
                 <w:rFonts w:ascii="Courier New" w:hAnsi="Courier New"/>
@@ -6891,15 +6891,15 @@
         </w:tc>
         <w:tc>
           <w:tcPr>
-            <w:tcW w:w="1443" w:type="dxa"/>
-            <w:tcBorders>
-              <w:left w:val="single" w:sz="2" w:space="0" w:color="000000"/>
-              <w:bottom w:val="single" w:sz="2" w:space="0" w:color="000000"/>
-            </w:tcBorders>
-          </w:tcPr>
-          <w:p>
-            <w:pPr>
-              <w:pStyle w:val="Style21"/>
+            <w:tcW w:w="1442" w:type="dxa"/>
+            <w:tcBorders>
+              <w:left w:val="single" w:sz="2" w:space="0" w:color="000000"/>
+              <w:bottom w:val="single" w:sz="2" w:space="0" w:color="000000"/>
+            </w:tcBorders>
+          </w:tcPr>
+          <w:p>
+            <w:pPr>
+              <w:pStyle w:val="user7"/>
               <w:rPr>
                 <w:rFonts w:ascii="Courier New" w:hAnsi="Courier New"/>
                 <w:lang w:val="ru-RU"/>
@@ -6916,7 +6916,7 @@
         </w:tc>
         <w:tc>
           <w:tcPr>
-            <w:tcW w:w="5247" w:type="dxa"/>
+            <w:tcW w:w="5248" w:type="dxa"/>
             <w:tcBorders>
               <w:left w:val="single" w:sz="2" w:space="0" w:color="000000"/>
               <w:bottom w:val="single" w:sz="2" w:space="0" w:color="000000"/>
@@ -6925,7 +6925,7 @@
           </w:tcPr>
           <w:p>
             <w:pPr>
-              <w:pStyle w:val="Style21"/>
+              <w:pStyle w:val="user7"/>
               <w:rPr>
                 <w:rFonts w:ascii="Courier New" w:hAnsi="Courier New"/>
                 <w:lang w:val="ru-RU"/>
@@ -6953,7 +6953,7 @@
           </w:tcPr>
           <w:p>
             <w:pPr>
-              <w:pStyle w:val="Style21"/>
+              <w:pStyle w:val="user7"/>
               <w:keepNext w:val="true"/>
               <w:rPr>
                 <w:rFonts w:ascii="Courier New" w:hAnsi="Courier New"/>
@@ -6971,15 +6971,15 @@
         </w:tc>
         <w:tc>
           <w:tcPr>
-            <w:tcW w:w="1443" w:type="dxa"/>
-            <w:tcBorders>
-              <w:left w:val="single" w:sz="2" w:space="0" w:color="000000"/>
-              <w:bottom w:val="single" w:sz="2" w:space="0" w:color="000000"/>
-            </w:tcBorders>
-          </w:tcPr>
-          <w:p>
-            <w:pPr>
-              <w:pStyle w:val="Style21"/>
+            <w:tcW w:w="1442" w:type="dxa"/>
+            <w:tcBorders>
+              <w:left w:val="single" w:sz="2" w:space="0" w:color="000000"/>
+              <w:bottom w:val="single" w:sz="2" w:space="0" w:color="000000"/>
+            </w:tcBorders>
+          </w:tcPr>
+          <w:p>
+            <w:pPr>
+              <w:pStyle w:val="user7"/>
               <w:rPr>
                 <w:rFonts w:ascii="Courier New" w:hAnsi="Courier New"/>
                 <w:lang w:val="ru-RU"/>
@@ -6996,7 +6996,7 @@
         </w:tc>
         <w:tc>
           <w:tcPr>
-            <w:tcW w:w="5247" w:type="dxa"/>
+            <w:tcW w:w="5248" w:type="dxa"/>
             <w:tcBorders>
               <w:left w:val="single" w:sz="2" w:space="0" w:color="000000"/>
               <w:bottom w:val="single" w:sz="2" w:space="0" w:color="000000"/>
@@ -7005,7 +7005,7 @@
           </w:tcPr>
           <w:p>
             <w:pPr>
-              <w:pStyle w:val="Style21"/>
+              <w:pStyle w:val="user7"/>
               <w:rPr>
                 <w:rFonts w:ascii="Courier New" w:hAnsi="Courier New"/>
                 <w:lang w:val="ru-RU"/>
@@ -7033,7 +7033,7 @@
           </w:tcPr>
           <w:p>
             <w:pPr>
-              <w:pStyle w:val="Style21"/>
+              <w:pStyle w:val="user7"/>
               <w:keepNext w:val="true"/>
               <w:rPr>
                 <w:rFonts w:ascii="Courier New" w:hAnsi="Courier New"/>
@@ -7051,15 +7051,15 @@
         </w:tc>
         <w:tc>
           <w:tcPr>
-            <w:tcW w:w="1443" w:type="dxa"/>
-            <w:tcBorders>
-              <w:left w:val="single" w:sz="2" w:space="0" w:color="000000"/>
-              <w:bottom w:val="single" w:sz="2" w:space="0" w:color="000000"/>
-            </w:tcBorders>
-          </w:tcPr>
-          <w:p>
-            <w:pPr>
-              <w:pStyle w:val="Style21"/>
+            <w:tcW w:w="1442" w:type="dxa"/>
+            <w:tcBorders>
+              <w:left w:val="single" w:sz="2" w:space="0" w:color="000000"/>
+              <w:bottom w:val="single" w:sz="2" w:space="0" w:color="000000"/>
+            </w:tcBorders>
+          </w:tcPr>
+          <w:p>
+            <w:pPr>
+              <w:pStyle w:val="user7"/>
               <w:rPr>
                 <w:rFonts w:ascii="Courier New" w:hAnsi="Courier New"/>
                 <w:lang w:val="ru-RU"/>
@@ -7076,7 +7076,7 @@
         </w:tc>
         <w:tc>
           <w:tcPr>
-            <w:tcW w:w="5247" w:type="dxa"/>
+            <w:tcW w:w="5248" w:type="dxa"/>
             <w:tcBorders>
               <w:left w:val="single" w:sz="2" w:space="0" w:color="000000"/>
               <w:bottom w:val="single" w:sz="2" w:space="0" w:color="000000"/>
@@ -7085,7 +7085,7 @@
           </w:tcPr>
           <w:p>
             <w:pPr>
-              <w:pStyle w:val="Style21"/>
+              <w:pStyle w:val="user7"/>
               <w:rPr>
                 <w:rFonts w:ascii="Courier New" w:hAnsi="Courier New"/>
                 <w:lang w:val="ru-RU"/>
@@ -7139,7 +7139,7 @@
           </w:tcPr>
           <w:p>
             <w:pPr>
-              <w:pStyle w:val="Style21"/>
+              <w:pStyle w:val="user7"/>
               <w:rPr>
                 <w:rFonts w:ascii="Courier New" w:hAnsi="Courier New"/>
                 <w:lang w:val="ru-RU"/>
@@ -7156,15 +7156,15 @@
         </w:tc>
         <w:tc>
           <w:tcPr>
-            <w:tcW w:w="1443" w:type="dxa"/>
-            <w:tcBorders>
-              <w:left w:val="single" w:sz="2" w:space="0" w:color="000000"/>
-              <w:bottom w:val="single" w:sz="2" w:space="0" w:color="000000"/>
-            </w:tcBorders>
-          </w:tcPr>
-          <w:p>
-            <w:pPr>
-              <w:pStyle w:val="Style21"/>
+            <w:tcW w:w="1442" w:type="dxa"/>
+            <w:tcBorders>
+              <w:left w:val="single" w:sz="2" w:space="0" w:color="000000"/>
+              <w:bottom w:val="single" w:sz="2" w:space="0" w:color="000000"/>
+            </w:tcBorders>
+          </w:tcPr>
+          <w:p>
+            <w:pPr>
+              <w:pStyle w:val="user7"/>
               <w:rPr>
                 <w:rFonts w:ascii="Courier New" w:hAnsi="Courier New"/>
                 <w:lang w:val="ru-RU"/>
@@ -7181,7 +7181,7 @@
         </w:tc>
         <w:tc>
           <w:tcPr>
-            <w:tcW w:w="5247" w:type="dxa"/>
+            <w:tcW w:w="5248" w:type="dxa"/>
             <w:tcBorders>
               <w:left w:val="single" w:sz="2" w:space="0" w:color="000000"/>
               <w:bottom w:val="single" w:sz="2" w:space="0" w:color="000000"/>
@@ -7190,7 +7190,7 @@
           </w:tcPr>
           <w:p>
             <w:pPr>
-              <w:pStyle w:val="Style21"/>
+              <w:pStyle w:val="user7"/>
               <w:rPr>
                 <w:rFonts w:ascii="Courier New" w:hAnsi="Courier New"/>
                 <w:lang w:val="ru-RU"/>
@@ -7526,7 +7526,7 @@
     </w:p>
     <w:p>
       <w:pPr>
-        <w:pStyle w:val="Style20"/>
+        <w:pStyle w:val="user6"/>
         <w:rPr>
           <w:lang w:val="ru-RU"/>
         </w:rPr>
@@ -7553,8 +7553,8 @@
       </w:tblPr>
       <w:tblGrid>
         <w:gridCol w:w="2665"/>
-        <w:gridCol w:w="1443"/>
-        <w:gridCol w:w="5247"/>
+        <w:gridCol w:w="1442"/>
+        <w:gridCol w:w="5248"/>
       </w:tblGrid>
       <w:tr>
         <w:trPr/>
@@ -7570,7 +7570,7 @@
           </w:tcPr>
           <w:p>
             <w:pPr>
-              <w:pStyle w:val="Style22"/>
+              <w:pStyle w:val="user8"/>
               <w:keepNext w:val="true"/>
               <w:rPr>
                 <w:lang w:val="ru-RU"/>
@@ -7586,7 +7586,7 @@
         </w:tc>
         <w:tc>
           <w:tcPr>
-            <w:tcW w:w="1443" w:type="dxa"/>
+            <w:tcW w:w="1442" w:type="dxa"/>
             <w:tcBorders>
               <w:top w:val="single" w:sz="2" w:space="0" w:color="000000"/>
               <w:left w:val="single" w:sz="2" w:space="0" w:color="000000"/>
@@ -7596,7 +7596,7 @@
           </w:tcPr>
           <w:p>
             <w:pPr>
-              <w:pStyle w:val="Style22"/>
+              <w:pStyle w:val="user8"/>
               <w:rPr>
                 <w:lang w:val="ru-RU"/>
               </w:rPr>
@@ -7611,7 +7611,7 @@
         </w:tc>
         <w:tc>
           <w:tcPr>
-            <w:tcW w:w="5247" w:type="dxa"/>
+            <w:tcW w:w="5248" w:type="dxa"/>
             <w:tcBorders>
               <w:top w:val="single" w:sz="2" w:space="0" w:color="000000"/>
               <w:left w:val="single" w:sz="2" w:space="0" w:color="000000"/>
@@ -7622,7 +7622,7 @@
           </w:tcPr>
           <w:p>
             <w:pPr>
-              <w:pStyle w:val="Style22"/>
+              <w:pStyle w:val="user8"/>
               <w:rPr>
                 <w:lang w:val="ru-RU"/>
               </w:rPr>
@@ -7648,7 +7648,7 @@
           </w:tcPr>
           <w:p>
             <w:pPr>
-              <w:pStyle w:val="Style21"/>
+              <w:pStyle w:val="user7"/>
               <w:keepNext w:val="true"/>
               <w:rPr>
                 <w:rFonts w:ascii="Courier New" w:hAnsi="Courier New"/>
@@ -7666,15 +7666,15 @@
         </w:tc>
         <w:tc>
           <w:tcPr>
-            <w:tcW w:w="1443" w:type="dxa"/>
-            <w:tcBorders>
-              <w:left w:val="single" w:sz="2" w:space="0" w:color="000000"/>
-              <w:bottom w:val="single" w:sz="2" w:space="0" w:color="000000"/>
-            </w:tcBorders>
-          </w:tcPr>
-          <w:p>
-            <w:pPr>
-              <w:pStyle w:val="Style21"/>
+            <w:tcW w:w="1442" w:type="dxa"/>
+            <w:tcBorders>
+              <w:left w:val="single" w:sz="2" w:space="0" w:color="000000"/>
+              <w:bottom w:val="single" w:sz="2" w:space="0" w:color="000000"/>
+            </w:tcBorders>
+          </w:tcPr>
+          <w:p>
+            <w:pPr>
+              <w:pStyle w:val="user7"/>
               <w:rPr>
                 <w:rFonts w:ascii="Courier New" w:hAnsi="Courier New"/>
                 <w:lang w:val="ru-RU"/>
@@ -7691,7 +7691,7 @@
         </w:tc>
         <w:tc>
           <w:tcPr>
-            <w:tcW w:w="5247" w:type="dxa"/>
+            <w:tcW w:w="5248" w:type="dxa"/>
             <w:tcBorders>
               <w:left w:val="single" w:sz="2" w:space="0" w:color="000000"/>
               <w:bottom w:val="single" w:sz="2" w:space="0" w:color="000000"/>
@@ -7700,7 +7700,7 @@
           </w:tcPr>
           <w:p>
             <w:pPr>
-              <w:pStyle w:val="Style21"/>
+              <w:pStyle w:val="user7"/>
               <w:rPr>
                 <w:rFonts w:ascii="Courier New" w:hAnsi="Courier New"/>
                 <w:lang w:val="ru-RU"/>
@@ -7741,7 +7741,7 @@
           </w:tcPr>
           <w:p>
             <w:pPr>
-              <w:pStyle w:val="Style21"/>
+              <w:pStyle w:val="user7"/>
               <w:keepNext w:val="true"/>
               <w:rPr>
                 <w:rFonts w:ascii="Courier New" w:hAnsi="Courier New"/>
@@ -7759,15 +7759,15 @@
         </w:tc>
         <w:tc>
           <w:tcPr>
-            <w:tcW w:w="1443" w:type="dxa"/>
-            <w:tcBorders>
-              <w:left w:val="single" w:sz="2" w:space="0" w:color="000000"/>
-              <w:bottom w:val="single" w:sz="2" w:space="0" w:color="000000"/>
-            </w:tcBorders>
-          </w:tcPr>
-          <w:p>
-            <w:pPr>
-              <w:pStyle w:val="Style21"/>
+            <w:tcW w:w="1442" w:type="dxa"/>
+            <w:tcBorders>
+              <w:left w:val="single" w:sz="2" w:space="0" w:color="000000"/>
+              <w:bottom w:val="single" w:sz="2" w:space="0" w:color="000000"/>
+            </w:tcBorders>
+          </w:tcPr>
+          <w:p>
+            <w:pPr>
+              <w:pStyle w:val="user7"/>
               <w:rPr>
                 <w:rFonts w:ascii="Courier New" w:hAnsi="Courier New"/>
                 <w:lang w:val="ru-RU"/>
@@ -7784,7 +7784,7 @@
         </w:tc>
         <w:tc>
           <w:tcPr>
-            <w:tcW w:w="5247" w:type="dxa"/>
+            <w:tcW w:w="5248" w:type="dxa"/>
             <w:tcBorders>
               <w:left w:val="single" w:sz="2" w:space="0" w:color="000000"/>
               <w:bottom w:val="single" w:sz="2" w:space="0" w:color="000000"/>
@@ -7793,7 +7793,7 @@
           </w:tcPr>
           <w:p>
             <w:pPr>
-              <w:pStyle w:val="Style21"/>
+              <w:pStyle w:val="user7"/>
               <w:rPr>
                 <w:rFonts w:ascii="Courier New" w:hAnsi="Courier New"/>
                 <w:lang w:val="ru-RU"/>
@@ -7834,7 +7834,7 @@
           </w:tcPr>
           <w:p>
             <w:pPr>
-              <w:pStyle w:val="Style21"/>
+              <w:pStyle w:val="user7"/>
               <w:keepNext w:val="true"/>
               <w:rPr>
                 <w:rFonts w:ascii="Courier New" w:hAnsi="Courier New"/>
@@ -7852,15 +7852,15 @@
         </w:tc>
         <w:tc>
           <w:tcPr>
-            <w:tcW w:w="1443" w:type="dxa"/>
-            <w:tcBorders>
-              <w:left w:val="single" w:sz="2" w:space="0" w:color="000000"/>
-              <w:bottom w:val="single" w:sz="2" w:space="0" w:color="000000"/>
-            </w:tcBorders>
-          </w:tcPr>
-          <w:p>
-            <w:pPr>
-              <w:pStyle w:val="Style21"/>
+            <w:tcW w:w="1442" w:type="dxa"/>
+            <w:tcBorders>
+              <w:left w:val="single" w:sz="2" w:space="0" w:color="000000"/>
+              <w:bottom w:val="single" w:sz="2" w:space="0" w:color="000000"/>
+            </w:tcBorders>
+          </w:tcPr>
+          <w:p>
+            <w:pPr>
+              <w:pStyle w:val="user7"/>
               <w:rPr>
                 <w:rFonts w:ascii="Courier New" w:hAnsi="Courier New"/>
                 <w:lang w:val="ru-RU"/>
@@ -7877,7 +7877,7 @@
         </w:tc>
         <w:tc>
           <w:tcPr>
-            <w:tcW w:w="5247" w:type="dxa"/>
+            <w:tcW w:w="5248" w:type="dxa"/>
             <w:tcBorders>
               <w:left w:val="single" w:sz="2" w:space="0" w:color="000000"/>
               <w:bottom w:val="single" w:sz="2" w:space="0" w:color="000000"/>
@@ -7886,7 +7886,7 @@
           </w:tcPr>
           <w:p>
             <w:pPr>
-              <w:pStyle w:val="Style21"/>
+              <w:pStyle w:val="user7"/>
               <w:rPr>
                 <w:rFonts w:ascii="Courier New" w:hAnsi="Courier New"/>
                 <w:lang w:val="ru-RU"/>
@@ -7914,7 +7914,7 @@
           </w:tcPr>
           <w:p>
             <w:pPr>
-              <w:pStyle w:val="Style21"/>
+              <w:pStyle w:val="user7"/>
               <w:keepNext w:val="true"/>
               <w:rPr>
                 <w:rFonts w:ascii="Courier New" w:hAnsi="Courier New"/>
@@ -7932,15 +7932,15 @@
         </w:tc>
         <w:tc>
           <w:tcPr>
-            <w:tcW w:w="1443" w:type="dxa"/>
-            <w:tcBorders>
-              <w:left w:val="single" w:sz="2" w:space="0" w:color="000000"/>
-              <w:bottom w:val="single" w:sz="2" w:space="0" w:color="000000"/>
-            </w:tcBorders>
-          </w:tcPr>
-          <w:p>
-            <w:pPr>
-              <w:pStyle w:val="Style21"/>
+            <w:tcW w:w="1442" w:type="dxa"/>
+            <w:tcBorders>
+              <w:left w:val="single" w:sz="2" w:space="0" w:color="000000"/>
+              <w:bottom w:val="single" w:sz="2" w:space="0" w:color="000000"/>
+            </w:tcBorders>
+          </w:tcPr>
+          <w:p>
+            <w:pPr>
+              <w:pStyle w:val="user7"/>
               <w:rPr>
                 <w:rFonts w:ascii="Courier New" w:hAnsi="Courier New"/>
                 <w:lang w:val="ru-RU"/>
@@ -7957,7 +7957,7 @@
         </w:tc>
         <w:tc>
           <w:tcPr>
-            <w:tcW w:w="5247" w:type="dxa"/>
+            <w:tcW w:w="5248" w:type="dxa"/>
             <w:tcBorders>
               <w:left w:val="single" w:sz="2" w:space="0" w:color="000000"/>
               <w:bottom w:val="single" w:sz="2" w:space="0" w:color="000000"/>
@@ -7966,7 +7966,7 @@
           </w:tcPr>
           <w:p>
             <w:pPr>
-              <w:pStyle w:val="Style21"/>
+              <w:pStyle w:val="user7"/>
               <w:rPr>
                 <w:rFonts w:ascii="Courier New" w:hAnsi="Courier New"/>
                 <w:lang w:val="ru-RU"/>
@@ -8007,7 +8007,7 @@
           </w:tcPr>
           <w:p>
             <w:pPr>
-              <w:pStyle w:val="Style21"/>
+              <w:pStyle w:val="user7"/>
               <w:keepNext w:val="true"/>
               <w:rPr>
                 <w:rFonts w:ascii="Courier New" w:hAnsi="Courier New"/>
@@ -8025,15 +8025,15 @@
         </w:tc>
         <w:tc>
           <w:tcPr>
-            <w:tcW w:w="1443" w:type="dxa"/>
-            <w:tcBorders>
-              <w:left w:val="single" w:sz="2" w:space="0" w:color="000000"/>
-              <w:bottom w:val="single" w:sz="2" w:space="0" w:color="000000"/>
-            </w:tcBorders>
-          </w:tcPr>
-          <w:p>
-            <w:pPr>
-              <w:pStyle w:val="Style21"/>
+            <w:tcW w:w="1442" w:type="dxa"/>
+            <w:tcBorders>
+              <w:left w:val="single" w:sz="2" w:space="0" w:color="000000"/>
+              <w:bottom w:val="single" w:sz="2" w:space="0" w:color="000000"/>
+            </w:tcBorders>
+          </w:tcPr>
+          <w:p>
+            <w:pPr>
+              <w:pStyle w:val="user7"/>
               <w:rPr>
                 <w:rFonts w:ascii="Courier New" w:hAnsi="Courier New"/>
                 <w:lang w:val="ru-RU"/>
@@ -8050,7 +8050,7 @@
         </w:tc>
         <w:tc>
           <w:tcPr>
-            <w:tcW w:w="5247" w:type="dxa"/>
+            <w:tcW w:w="5248" w:type="dxa"/>
             <w:tcBorders>
               <w:left w:val="single" w:sz="2" w:space="0" w:color="000000"/>
               <w:bottom w:val="single" w:sz="2" w:space="0" w:color="000000"/>
@@ -8059,7 +8059,7 @@
           </w:tcPr>
           <w:p>
             <w:pPr>
-              <w:pStyle w:val="Style21"/>
+              <w:pStyle w:val="user7"/>
               <w:rPr>
                 <w:rFonts w:ascii="Courier New" w:hAnsi="Courier New"/>
                 <w:lang w:val="ru-RU"/>
@@ -8087,7 +8087,7 @@
           </w:tcPr>
           <w:p>
             <w:pPr>
-              <w:pStyle w:val="Style21"/>
+              <w:pStyle w:val="user7"/>
               <w:rPr>
                 <w:rFonts w:ascii="Courier New" w:hAnsi="Courier New"/>
                 <w:lang w:val="ru-RU"/>
@@ -8104,15 +8104,15 @@
         </w:tc>
         <w:tc>
           <w:tcPr>
-            <w:tcW w:w="1443" w:type="dxa"/>
-            <w:tcBorders>
-              <w:left w:val="single" w:sz="2" w:space="0" w:color="000000"/>
-              <w:bottom w:val="single" w:sz="2" w:space="0" w:color="000000"/>
-            </w:tcBorders>
-          </w:tcPr>
-          <w:p>
-            <w:pPr>
-              <w:pStyle w:val="Style21"/>
+            <w:tcW w:w="1442" w:type="dxa"/>
+            <w:tcBorders>
+              <w:left w:val="single" w:sz="2" w:space="0" w:color="000000"/>
+              <w:bottom w:val="single" w:sz="2" w:space="0" w:color="000000"/>
+            </w:tcBorders>
+          </w:tcPr>
+          <w:p>
+            <w:pPr>
+              <w:pStyle w:val="user7"/>
               <w:rPr>
                 <w:rFonts w:ascii="Courier New" w:hAnsi="Courier New"/>
                 <w:lang w:val="ru-RU"/>
@@ -8129,7 +8129,7 @@
         </w:tc>
         <w:tc>
           <w:tcPr>
-            <w:tcW w:w="5247" w:type="dxa"/>
+            <w:tcW w:w="5248" w:type="dxa"/>
             <w:tcBorders>
               <w:left w:val="single" w:sz="2" w:space="0" w:color="000000"/>
               <w:bottom w:val="single" w:sz="2" w:space="0" w:color="000000"/>
@@ -8138,7 +8138,7 @@
           </w:tcPr>
           <w:p>
             <w:pPr>
-              <w:pStyle w:val="Style21"/>
+              <w:pStyle w:val="user7"/>
               <w:rPr>
                 <w:rFonts w:ascii="Courier New" w:hAnsi="Courier New"/>
                 <w:lang w:val="ru-RU"/>
@@ -8384,7 +8384,7 @@
     </w:p>
     <w:p>
       <w:pPr>
-        <w:pStyle w:val="Style20"/>
+        <w:pStyle w:val="user6"/>
         <w:rPr>
           <w:lang w:val="ru-RU"/>
         </w:rPr>
@@ -8411,8 +8411,8 @@
       </w:tblPr>
       <w:tblGrid>
         <w:gridCol w:w="2665"/>
-        <w:gridCol w:w="1443"/>
-        <w:gridCol w:w="5247"/>
+        <w:gridCol w:w="1442"/>
+        <w:gridCol w:w="5248"/>
       </w:tblGrid>
       <w:tr>
         <w:trPr/>
@@ -8428,7 +8428,7 @@
           </w:tcPr>
           <w:p>
             <w:pPr>
-              <w:pStyle w:val="Style22"/>
+              <w:pStyle w:val="user8"/>
               <w:keepNext w:val="true"/>
               <w:rPr>
                 <w:lang w:val="ru-RU"/>
@@ -8444,7 +8444,7 @@
         </w:tc>
         <w:tc>
           <w:tcPr>
-            <w:tcW w:w="1443" w:type="dxa"/>
+            <w:tcW w:w="1442" w:type="dxa"/>
             <w:tcBorders>
               <w:top w:val="single" w:sz="2" w:space="0" w:color="000000"/>
               <w:left w:val="single" w:sz="2" w:space="0" w:color="000000"/>
@@ -8454,7 +8454,7 @@
           </w:tcPr>
           <w:p>
             <w:pPr>
-              <w:pStyle w:val="Style22"/>
+              <w:pStyle w:val="user8"/>
               <w:rPr>
                 <w:lang w:val="ru-RU"/>
               </w:rPr>
@@ -8469,7 +8469,7 @@
         </w:tc>
         <w:tc>
           <w:tcPr>
-            <w:tcW w:w="5247" w:type="dxa"/>
+            <w:tcW w:w="5248" w:type="dxa"/>
             <w:tcBorders>
               <w:top w:val="single" w:sz="2" w:space="0" w:color="000000"/>
               <w:left w:val="single" w:sz="2" w:space="0" w:color="000000"/>
@@ -8480,7 +8480,7 @@
           </w:tcPr>
           <w:p>
             <w:pPr>
-              <w:pStyle w:val="Style22"/>
+              <w:pStyle w:val="user8"/>
               <w:rPr>
                 <w:lang w:val="ru-RU"/>
               </w:rPr>
@@ -8506,7 +8506,7 @@
           </w:tcPr>
           <w:p>
             <w:pPr>
-              <w:pStyle w:val="Style21"/>
+              <w:pStyle w:val="user7"/>
               <w:keepNext w:val="true"/>
               <w:rPr>
                 <w:rFonts w:ascii="Courier New" w:hAnsi="Courier New"/>
@@ -8524,15 +8524,15 @@
         </w:tc>
         <w:tc>
           <w:tcPr>
-            <w:tcW w:w="1443" w:type="dxa"/>
-            <w:tcBorders>
-              <w:left w:val="single" w:sz="2" w:space="0" w:color="000000"/>
-              <w:bottom w:val="single" w:sz="2" w:space="0" w:color="000000"/>
-            </w:tcBorders>
-          </w:tcPr>
-          <w:p>
-            <w:pPr>
-              <w:pStyle w:val="Style21"/>
+            <w:tcW w:w="1442" w:type="dxa"/>
+            <w:tcBorders>
+              <w:left w:val="single" w:sz="2" w:space="0" w:color="000000"/>
+              <w:bottom w:val="single" w:sz="2" w:space="0" w:color="000000"/>
+            </w:tcBorders>
+          </w:tcPr>
+          <w:p>
+            <w:pPr>
+              <w:pStyle w:val="user7"/>
               <w:rPr>
                 <w:rFonts w:ascii="Courier New" w:hAnsi="Courier New"/>
                 <w:lang w:val="ru-RU"/>
@@ -8549,7 +8549,7 @@
         </w:tc>
         <w:tc>
           <w:tcPr>
-            <w:tcW w:w="5247" w:type="dxa"/>
+            <w:tcW w:w="5248" w:type="dxa"/>
             <w:tcBorders>
               <w:left w:val="single" w:sz="2" w:space="0" w:color="000000"/>
               <w:bottom w:val="single" w:sz="2" w:space="0" w:color="000000"/>
@@ -8558,7 +8558,7 @@
           </w:tcPr>
           <w:p>
             <w:pPr>
-              <w:pStyle w:val="Style21"/>
+              <w:pStyle w:val="user7"/>
               <w:rPr>
                 <w:rFonts w:ascii="Courier New" w:hAnsi="Courier New"/>
                 <w:lang w:val="ru-RU"/>
@@ -8612,7 +8612,7 @@
           </w:tcPr>
           <w:p>
             <w:pPr>
-              <w:pStyle w:val="Style21"/>
+              <w:pStyle w:val="user7"/>
               <w:keepNext w:val="true"/>
               <w:rPr>
                 <w:rFonts w:ascii="Courier New" w:hAnsi="Courier New"/>
@@ -8630,15 +8630,15 @@
         </w:tc>
         <w:tc>
           <w:tcPr>
-            <w:tcW w:w="1443" w:type="dxa"/>
-            <w:tcBorders>
-              <w:left w:val="single" w:sz="2" w:space="0" w:color="000000"/>
-              <w:bottom w:val="single" w:sz="2" w:space="0" w:color="000000"/>
-            </w:tcBorders>
-          </w:tcPr>
-          <w:p>
-            <w:pPr>
-              <w:pStyle w:val="Style21"/>
+            <w:tcW w:w="1442" w:type="dxa"/>
+            <w:tcBorders>
+              <w:left w:val="single" w:sz="2" w:space="0" w:color="000000"/>
+              <w:bottom w:val="single" w:sz="2" w:space="0" w:color="000000"/>
+            </w:tcBorders>
+          </w:tcPr>
+          <w:p>
+            <w:pPr>
+              <w:pStyle w:val="user7"/>
               <w:rPr>
                 <w:rFonts w:ascii="Courier New" w:hAnsi="Courier New"/>
                 <w:lang w:val="ru-RU"/>
@@ -8655,7 +8655,7 @@
         </w:tc>
         <w:tc>
           <w:tcPr>
-            <w:tcW w:w="5247" w:type="dxa"/>
+            <w:tcW w:w="5248" w:type="dxa"/>
             <w:tcBorders>
               <w:left w:val="single" w:sz="2" w:space="0" w:color="000000"/>
               <w:bottom w:val="single" w:sz="2" w:space="0" w:color="000000"/>
@@ -8664,7 +8664,7 @@
           </w:tcPr>
           <w:p>
             <w:pPr>
-              <w:pStyle w:val="Style21"/>
+              <w:pStyle w:val="user7"/>
               <w:rPr>
                 <w:rFonts w:ascii="Courier New" w:hAnsi="Courier New"/>
                 <w:lang w:val="ru-RU"/>
@@ -8705,7 +8705,7 @@
           </w:tcPr>
           <w:p>
             <w:pPr>
-              <w:pStyle w:val="Style21"/>
+              <w:pStyle w:val="user7"/>
               <w:keepNext w:val="true"/>
               <w:rPr>
                 <w:rFonts w:ascii="Courier New" w:hAnsi="Courier New"/>
@@ -8723,15 +8723,15 @@
         </w:tc>
         <w:tc>
           <w:tcPr>
-            <w:tcW w:w="1443" w:type="dxa"/>
-            <w:tcBorders>
-              <w:left w:val="single" w:sz="2" w:space="0" w:color="000000"/>
-              <w:bottom w:val="single" w:sz="2" w:space="0" w:color="000000"/>
-            </w:tcBorders>
-          </w:tcPr>
-          <w:p>
-            <w:pPr>
-              <w:pStyle w:val="Style21"/>
+            <w:tcW w:w="1442" w:type="dxa"/>
+            <w:tcBorders>
+              <w:left w:val="single" w:sz="2" w:space="0" w:color="000000"/>
+              <w:bottom w:val="single" w:sz="2" w:space="0" w:color="000000"/>
+            </w:tcBorders>
+          </w:tcPr>
+          <w:p>
+            <w:pPr>
+              <w:pStyle w:val="user7"/>
               <w:rPr>
                 <w:rFonts w:ascii="Courier New" w:hAnsi="Courier New"/>
                 <w:lang w:val="ru-RU"/>
@@ -8748,7 +8748,7 @@
         </w:tc>
         <w:tc>
           <w:tcPr>
-            <w:tcW w:w="5247" w:type="dxa"/>
+            <w:tcW w:w="5248" w:type="dxa"/>
             <w:tcBorders>
               <w:left w:val="single" w:sz="2" w:space="0" w:color="000000"/>
               <w:bottom w:val="single" w:sz="2" w:space="0" w:color="000000"/>
@@ -8757,7 +8757,7 @@
           </w:tcPr>
           <w:p>
             <w:pPr>
-              <w:pStyle w:val="Style21"/>
+              <w:pStyle w:val="user7"/>
               <w:rPr>
                 <w:rFonts w:ascii="Courier New" w:hAnsi="Courier New"/>
                 <w:lang w:val="ru-RU"/>
@@ -8798,7 +8798,7 @@
           </w:tcPr>
           <w:p>
             <w:pPr>
-              <w:pStyle w:val="Style21"/>
+              <w:pStyle w:val="user7"/>
               <w:keepNext w:val="true"/>
               <w:rPr>
                 <w:rFonts w:ascii="Courier New" w:hAnsi="Courier New"/>
@@ -8816,15 +8816,15 @@
         </w:tc>
         <w:tc>
           <w:tcPr>
-            <w:tcW w:w="1443" w:type="dxa"/>
-            <w:tcBorders>
-              <w:left w:val="single" w:sz="2" w:space="0" w:color="000000"/>
-              <w:bottom w:val="single" w:sz="2" w:space="0" w:color="000000"/>
-            </w:tcBorders>
-          </w:tcPr>
-          <w:p>
-            <w:pPr>
-              <w:pStyle w:val="Style21"/>
+            <w:tcW w:w="1442" w:type="dxa"/>
+            <w:tcBorders>
+              <w:left w:val="single" w:sz="2" w:space="0" w:color="000000"/>
+              <w:bottom w:val="single" w:sz="2" w:space="0" w:color="000000"/>
+            </w:tcBorders>
+          </w:tcPr>
+          <w:p>
+            <w:pPr>
+              <w:pStyle w:val="user7"/>
               <w:rPr>
                 <w:rFonts w:ascii="Courier New" w:hAnsi="Courier New"/>
                 <w:lang w:val="ru-RU"/>
@@ -8841,7 +8841,7 @@
         </w:tc>
         <w:tc>
           <w:tcPr>
-            <w:tcW w:w="5247" w:type="dxa"/>
+            <w:tcW w:w="5248" w:type="dxa"/>
             <w:tcBorders>
               <w:left w:val="single" w:sz="2" w:space="0" w:color="000000"/>
               <w:bottom w:val="single" w:sz="2" w:space="0" w:color="000000"/>
@@ -8850,7 +8850,7 @@
           </w:tcPr>
           <w:p>
             <w:pPr>
-              <w:pStyle w:val="Style21"/>
+              <w:pStyle w:val="user7"/>
               <w:rPr>
                 <w:rFonts w:ascii="Courier New" w:hAnsi="Courier New"/>
                 <w:lang w:val="ru-RU"/>
@@ -8878,7 +8878,7 @@
           </w:tcPr>
           <w:p>
             <w:pPr>
-              <w:pStyle w:val="Style21"/>
+              <w:pStyle w:val="user7"/>
               <w:keepNext w:val="true"/>
               <w:rPr>
                 <w:rFonts w:ascii="Courier New" w:hAnsi="Courier New"/>
@@ -8896,15 +8896,15 @@
         </w:tc>
         <w:tc>
           <w:tcPr>
-            <w:tcW w:w="1443" w:type="dxa"/>
-            <w:tcBorders>
-              <w:left w:val="single" w:sz="2" w:space="0" w:color="000000"/>
-              <w:bottom w:val="single" w:sz="2" w:space="0" w:color="000000"/>
-            </w:tcBorders>
-          </w:tcPr>
-          <w:p>
-            <w:pPr>
-              <w:pStyle w:val="Style21"/>
+            <w:tcW w:w="1442" w:type="dxa"/>
+            <w:tcBorders>
+              <w:left w:val="single" w:sz="2" w:space="0" w:color="000000"/>
+              <w:bottom w:val="single" w:sz="2" w:space="0" w:color="000000"/>
+            </w:tcBorders>
+          </w:tcPr>
+          <w:p>
+            <w:pPr>
+              <w:pStyle w:val="user7"/>
               <w:rPr>
                 <w:rFonts w:ascii="Courier New" w:hAnsi="Courier New"/>
                 <w:lang w:val="ru-RU"/>
@@ -8921,7 +8921,7 @@
         </w:tc>
         <w:tc>
           <w:tcPr>
-            <w:tcW w:w="5247" w:type="dxa"/>
+            <w:tcW w:w="5248" w:type="dxa"/>
             <w:tcBorders>
               <w:left w:val="single" w:sz="2" w:space="0" w:color="000000"/>
               <w:bottom w:val="single" w:sz="2" w:space="0" w:color="000000"/>
@@ -8930,7 +8930,7 @@
           </w:tcPr>
           <w:p>
             <w:pPr>
-              <w:pStyle w:val="Style21"/>
+              <w:pStyle w:val="user7"/>
               <w:rPr>
                 <w:rFonts w:ascii="Courier New" w:hAnsi="Courier New"/>
                 <w:lang w:val="ru-RU"/>
@@ -8958,7 +8958,7 @@
           </w:tcPr>
           <w:p>
             <w:pPr>
-              <w:pStyle w:val="Style21"/>
+              <w:pStyle w:val="user7"/>
               <w:rPr>
                 <w:rFonts w:ascii="Courier New" w:hAnsi="Courier New"/>
                 <w:lang w:val="ru-RU"/>
@@ -8975,15 +8975,15 @@
         </w:tc>
         <w:tc>
           <w:tcPr>
-            <w:tcW w:w="1443" w:type="dxa"/>
-            <w:tcBorders>
-              <w:left w:val="single" w:sz="2" w:space="0" w:color="000000"/>
-              <w:bottom w:val="single" w:sz="2" w:space="0" w:color="000000"/>
-            </w:tcBorders>
-          </w:tcPr>
-          <w:p>
-            <w:pPr>
-              <w:pStyle w:val="Style21"/>
+            <w:tcW w:w="1442" w:type="dxa"/>
+            <w:tcBorders>
+              <w:left w:val="single" w:sz="2" w:space="0" w:color="000000"/>
+              <w:bottom w:val="single" w:sz="2" w:space="0" w:color="000000"/>
+            </w:tcBorders>
+          </w:tcPr>
+          <w:p>
+            <w:pPr>
+              <w:pStyle w:val="user7"/>
               <w:rPr>
                 <w:rFonts w:ascii="Courier New" w:hAnsi="Courier New"/>
                 <w:lang w:val="ru-RU"/>
@@ -9000,7 +9000,7 @@
         </w:tc>
         <w:tc>
           <w:tcPr>
-            <w:tcW w:w="5247" w:type="dxa"/>
+            <w:tcW w:w="5248" w:type="dxa"/>
             <w:tcBorders>
               <w:left w:val="single" w:sz="2" w:space="0" w:color="000000"/>
               <w:bottom w:val="single" w:sz="2" w:space="0" w:color="000000"/>
@@ -9009,7 +9009,7 @@
           </w:tcPr>
           <w:p>
             <w:pPr>
-              <w:pStyle w:val="Style21"/>
+              <w:pStyle w:val="user7"/>
               <w:rPr>
                 <w:rFonts w:ascii="Courier New" w:hAnsi="Courier New"/>
                 <w:lang w:val="ru-RU"/>
@@ -9243,7 +9243,7 @@
     </w:p>
     <w:p>
       <w:pPr>
-        <w:pStyle w:val="Style20"/>
+        <w:pStyle w:val="user6"/>
         <w:rPr>
           <w:lang w:val="ru-RU"/>
         </w:rPr>
@@ -9270,8 +9270,8 @@
       </w:tblPr>
       <w:tblGrid>
         <w:gridCol w:w="2665"/>
-        <w:gridCol w:w="1443"/>
-        <w:gridCol w:w="5247"/>
+        <w:gridCol w:w="1442"/>
+        <w:gridCol w:w="5248"/>
       </w:tblGrid>
       <w:tr>
         <w:trPr/>
@@ -9287,7 +9287,7 @@
           </w:tcPr>
           <w:p>
             <w:pPr>
-              <w:pStyle w:val="Style22"/>
+              <w:pStyle w:val="user8"/>
               <w:keepNext w:val="true"/>
               <w:rPr>
                 <w:lang w:val="ru-RU"/>
@@ -9303,7 +9303,7 @@
         </w:tc>
         <w:tc>
           <w:tcPr>
-            <w:tcW w:w="1443" w:type="dxa"/>
+            <w:tcW w:w="1442" w:type="dxa"/>
             <w:tcBorders>
               <w:top w:val="single" w:sz="2" w:space="0" w:color="000000"/>
               <w:left w:val="single" w:sz="2" w:space="0" w:color="000000"/>
@@ -9313,7 +9313,7 @@
           </w:tcPr>
           <w:p>
             <w:pPr>
-              <w:pStyle w:val="Style22"/>
+              <w:pStyle w:val="user8"/>
               <w:rPr>
                 <w:lang w:val="ru-RU"/>
               </w:rPr>
@@ -9328,7 +9328,7 @@
         </w:tc>
         <w:tc>
           <w:tcPr>
-            <w:tcW w:w="5247" w:type="dxa"/>
+            <w:tcW w:w="5248" w:type="dxa"/>
             <w:tcBorders>
               <w:top w:val="single" w:sz="2" w:space="0" w:color="000000"/>
               <w:left w:val="single" w:sz="2" w:space="0" w:color="000000"/>
@@ -9339,7 +9339,7 @@
           </w:tcPr>
           <w:p>
             <w:pPr>
-              <w:pStyle w:val="Style22"/>
+              <w:pStyle w:val="user8"/>
               <w:rPr>
                 <w:lang w:val="ru-RU"/>
               </w:rPr>
@@ -9365,7 +9365,7 @@
           </w:tcPr>
           <w:p>
             <w:pPr>
-              <w:pStyle w:val="Style21"/>
+              <w:pStyle w:val="user7"/>
               <w:keepNext w:val="true"/>
               <w:rPr>
                 <w:rFonts w:ascii="Courier New" w:hAnsi="Courier New"/>
@@ -9383,15 +9383,15 @@
         </w:tc>
         <w:tc>
           <w:tcPr>
-            <w:tcW w:w="1443" w:type="dxa"/>
-            <w:tcBorders>
-              <w:left w:val="single" w:sz="2" w:space="0" w:color="000000"/>
-              <w:bottom w:val="single" w:sz="2" w:space="0" w:color="000000"/>
-            </w:tcBorders>
-          </w:tcPr>
-          <w:p>
-            <w:pPr>
-              <w:pStyle w:val="Style21"/>
+            <w:tcW w:w="1442" w:type="dxa"/>
+            <w:tcBorders>
+              <w:left w:val="single" w:sz="2" w:space="0" w:color="000000"/>
+              <w:bottom w:val="single" w:sz="2" w:space="0" w:color="000000"/>
+            </w:tcBorders>
+          </w:tcPr>
+          <w:p>
+            <w:pPr>
+              <w:pStyle w:val="user7"/>
               <w:rPr>
                 <w:rFonts w:ascii="Courier New" w:hAnsi="Courier New"/>
                 <w:lang w:val="ru-RU"/>
@@ -9408,7 +9408,7 @@
         </w:tc>
         <w:tc>
           <w:tcPr>
-            <w:tcW w:w="5247" w:type="dxa"/>
+            <w:tcW w:w="5248" w:type="dxa"/>
             <w:tcBorders>
               <w:left w:val="single" w:sz="2" w:space="0" w:color="000000"/>
               <w:bottom w:val="single" w:sz="2" w:space="0" w:color="000000"/>
@@ -9417,7 +9417,7 @@
           </w:tcPr>
           <w:p>
             <w:pPr>
-              <w:pStyle w:val="Style21"/>
+              <w:pStyle w:val="user7"/>
               <w:rPr>
                 <w:rFonts w:ascii="Courier New" w:hAnsi="Courier New"/>
                 <w:lang w:val="ru-RU"/>
@@ -9471,7 +9471,7 @@
           </w:tcPr>
           <w:p>
             <w:pPr>
-              <w:pStyle w:val="Style21"/>
+              <w:pStyle w:val="user7"/>
               <w:keepNext w:val="true"/>
               <w:rPr>
                 <w:rFonts w:ascii="Courier New" w:hAnsi="Courier New"/>
@@ -9489,15 +9489,15 @@
         </w:tc>
         <w:tc>
           <w:tcPr>
-            <w:tcW w:w="1443" w:type="dxa"/>
-            <w:tcBorders>
-              <w:left w:val="single" w:sz="2" w:space="0" w:color="000000"/>
-              <w:bottom w:val="single" w:sz="2" w:space="0" w:color="000000"/>
-            </w:tcBorders>
-          </w:tcPr>
-          <w:p>
-            <w:pPr>
-              <w:pStyle w:val="Style21"/>
+            <w:tcW w:w="1442" w:type="dxa"/>
+            <w:tcBorders>
+              <w:left w:val="single" w:sz="2" w:space="0" w:color="000000"/>
+              <w:bottom w:val="single" w:sz="2" w:space="0" w:color="000000"/>
+            </w:tcBorders>
+          </w:tcPr>
+          <w:p>
+            <w:pPr>
+              <w:pStyle w:val="user7"/>
               <w:rPr>
                 <w:rFonts w:ascii="Courier New" w:hAnsi="Courier New"/>
                 <w:lang w:val="ru-RU"/>
@@ -9514,7 +9514,7 @@
         </w:tc>
         <w:tc>
           <w:tcPr>
-            <w:tcW w:w="5247" w:type="dxa"/>
+            <w:tcW w:w="5248" w:type="dxa"/>
             <w:tcBorders>
               <w:left w:val="single" w:sz="2" w:space="0" w:color="000000"/>
               <w:bottom w:val="single" w:sz="2" w:space="0" w:color="000000"/>
@@ -9523,7 +9523,7 @@
           </w:tcPr>
           <w:p>
             <w:pPr>
-              <w:pStyle w:val="Style21"/>
+              <w:pStyle w:val="user7"/>
               <w:rPr>
                 <w:rFonts w:ascii="Courier New" w:hAnsi="Courier New"/>
                 <w:lang w:val="ru-RU"/>
@@ -9564,7 +9564,7 @@
           </w:tcPr>
           <w:p>
             <w:pPr>
-              <w:pStyle w:val="Style21"/>
+              <w:pStyle w:val="user7"/>
               <w:keepNext w:val="true"/>
               <w:rPr>
                 <w:rFonts w:ascii="Courier New" w:hAnsi="Courier New"/>
@@ -9582,15 +9582,15 @@
         </w:tc>
         <w:tc>
           <w:tcPr>
-            <w:tcW w:w="1443" w:type="dxa"/>
-            <w:tcBorders>
-              <w:left w:val="single" w:sz="2" w:space="0" w:color="000000"/>
-              <w:bottom w:val="single" w:sz="2" w:space="0" w:color="000000"/>
-            </w:tcBorders>
-          </w:tcPr>
-          <w:p>
-            <w:pPr>
-              <w:pStyle w:val="Style21"/>
+            <w:tcW w:w="1442" w:type="dxa"/>
+            <w:tcBorders>
+              <w:left w:val="single" w:sz="2" w:space="0" w:color="000000"/>
+              <w:bottom w:val="single" w:sz="2" w:space="0" w:color="000000"/>
+            </w:tcBorders>
+          </w:tcPr>
+          <w:p>
+            <w:pPr>
+              <w:pStyle w:val="user7"/>
               <w:rPr>
                 <w:rFonts w:ascii="Courier New" w:hAnsi="Courier New"/>
                 <w:lang w:val="ru-RU"/>
@@ -9607,7 +9607,7 @@
         </w:tc>
         <w:tc>
           <w:tcPr>
-            <w:tcW w:w="5247" w:type="dxa"/>
+            <w:tcW w:w="5248" w:type="dxa"/>
             <w:tcBorders>
               <w:left w:val="single" w:sz="2" w:space="0" w:color="000000"/>
               <w:bottom w:val="single" w:sz="2" w:space="0" w:color="000000"/>
@@ -9616,7 +9616,7 @@
           </w:tcPr>
           <w:p>
             <w:pPr>
-              <w:pStyle w:val="Style21"/>
+              <w:pStyle w:val="user7"/>
               <w:rPr>
                 <w:rFonts w:ascii="Courier New" w:hAnsi="Courier New"/>
                 <w:lang w:val="ru-RU"/>
@@ -9657,7 +9657,7 @@
           </w:tcPr>
           <w:p>
             <w:pPr>
-              <w:pStyle w:val="Style21"/>
+              <w:pStyle w:val="user7"/>
               <w:keepNext w:val="true"/>
               <w:rPr>
                 <w:rFonts w:ascii="Courier New" w:hAnsi="Courier New"/>
@@ -9675,15 +9675,15 @@
         </w:tc>
         <w:tc>
           <w:tcPr>
-            <w:tcW w:w="1443" w:type="dxa"/>
-            <w:tcBorders>
-              <w:left w:val="single" w:sz="2" w:space="0" w:color="000000"/>
-              <w:bottom w:val="single" w:sz="2" w:space="0" w:color="000000"/>
-            </w:tcBorders>
-          </w:tcPr>
-          <w:p>
-            <w:pPr>
-              <w:pStyle w:val="Style21"/>
+            <w:tcW w:w="1442" w:type="dxa"/>
+            <w:tcBorders>
+              <w:left w:val="single" w:sz="2" w:space="0" w:color="000000"/>
+              <w:bottom w:val="single" w:sz="2" w:space="0" w:color="000000"/>
+            </w:tcBorders>
+          </w:tcPr>
+          <w:p>
+            <w:pPr>
+              <w:pStyle w:val="user7"/>
               <w:rPr>
                 <w:rFonts w:ascii="Courier New" w:hAnsi="Courier New"/>
                 <w:lang w:val="ru-RU"/>
@@ -9700,7 +9700,7 @@
         </w:tc>
         <w:tc>
           <w:tcPr>
-            <w:tcW w:w="5247" w:type="dxa"/>
+            <w:tcW w:w="5248" w:type="dxa"/>
             <w:tcBorders>
               <w:left w:val="single" w:sz="2" w:space="0" w:color="000000"/>
               <w:bottom w:val="single" w:sz="2" w:space="0" w:color="000000"/>
@@ -9709,7 +9709,7 @@
           </w:tcPr>
           <w:p>
             <w:pPr>
-              <w:pStyle w:val="Style21"/>
+              <w:pStyle w:val="user7"/>
               <w:rPr>
                 <w:rFonts w:ascii="Courier New" w:hAnsi="Courier New"/>
                 <w:lang w:val="ru-RU"/>
@@ -9750,7 +9750,7 @@
           </w:tcPr>
           <w:p>
             <w:pPr>
-              <w:pStyle w:val="Style21"/>
+              <w:pStyle w:val="user7"/>
               <w:keepNext w:val="true"/>
               <w:rPr>
                 <w:rFonts w:ascii="Courier New" w:hAnsi="Courier New"/>
@@ -9768,15 +9768,15 @@
         </w:tc>
         <w:tc>
           <w:tcPr>
-            <w:tcW w:w="1443" w:type="dxa"/>
-            <w:tcBorders>
-              <w:left w:val="single" w:sz="2" w:space="0" w:color="000000"/>
-              <w:bottom w:val="single" w:sz="2" w:space="0" w:color="000000"/>
-            </w:tcBorders>
-          </w:tcPr>
-          <w:p>
-            <w:pPr>
-              <w:pStyle w:val="Style21"/>
+            <w:tcW w:w="1442" w:type="dxa"/>
+            <w:tcBorders>
+              <w:left w:val="single" w:sz="2" w:space="0" w:color="000000"/>
+              <w:bottom w:val="single" w:sz="2" w:space="0" w:color="000000"/>
+            </w:tcBorders>
+          </w:tcPr>
+          <w:p>
+            <w:pPr>
+              <w:pStyle w:val="user7"/>
               <w:rPr>
                 <w:rFonts w:ascii="Courier New" w:hAnsi="Courier New"/>
                 <w:lang w:val="ru-RU"/>
@@ -9793,7 +9793,7 @@
         </w:tc>
         <w:tc>
           <w:tcPr>
-            <w:tcW w:w="5247" w:type="dxa"/>
+            <w:tcW w:w="5248" w:type="dxa"/>
             <w:tcBorders>
               <w:left w:val="single" w:sz="2" w:space="0" w:color="000000"/>
               <w:bottom w:val="single" w:sz="2" w:space="0" w:color="000000"/>
@@ -9802,7 +9802,7 @@
           </w:tcPr>
           <w:p>
             <w:pPr>
-              <w:pStyle w:val="Style21"/>
+              <w:pStyle w:val="user7"/>
               <w:rPr>
                 <w:rFonts w:ascii="Courier New" w:hAnsi="Courier New"/>
                 <w:lang w:val="ru-RU"/>
@@ -9843,7 +9843,7 @@
           </w:tcPr>
           <w:p>
             <w:pPr>
-              <w:pStyle w:val="Style21"/>
+              <w:pStyle w:val="user7"/>
               <w:keepNext w:val="true"/>
               <w:rPr>
                 <w:rFonts w:ascii="Courier New" w:hAnsi="Courier New"/>
@@ -9861,15 +9861,15 @@
         </w:tc>
         <w:tc>
           <w:tcPr>
-            <w:tcW w:w="1443" w:type="dxa"/>
-            <w:tcBorders>
-              <w:left w:val="single" w:sz="2" w:space="0" w:color="000000"/>
-              <w:bottom w:val="single" w:sz="2" w:space="0" w:color="000000"/>
-            </w:tcBorders>
-          </w:tcPr>
-          <w:p>
-            <w:pPr>
-              <w:pStyle w:val="Style21"/>
+            <w:tcW w:w="1442" w:type="dxa"/>
+            <w:tcBorders>
+              <w:left w:val="single" w:sz="2" w:space="0" w:color="000000"/>
+              <w:bottom w:val="single" w:sz="2" w:space="0" w:color="000000"/>
+            </w:tcBorders>
+          </w:tcPr>
+          <w:p>
+            <w:pPr>
+              <w:pStyle w:val="user7"/>
               <w:rPr>
                 <w:rFonts w:ascii="Courier New" w:hAnsi="Courier New"/>
                 <w:lang w:val="ru-RU"/>
@@ -9886,7 +9886,7 @@
         </w:tc>
         <w:tc>
           <w:tcPr>
-            <w:tcW w:w="5247" w:type="dxa"/>
+            <w:tcW w:w="5248" w:type="dxa"/>
             <w:tcBorders>
               <w:left w:val="single" w:sz="2" w:space="0" w:color="000000"/>
               <w:bottom w:val="single" w:sz="2" w:space="0" w:color="000000"/>
@@ -9895,7 +9895,7 @@
           </w:tcPr>
           <w:p>
             <w:pPr>
-              <w:pStyle w:val="Style21"/>
+              <w:pStyle w:val="user7"/>
               <w:rPr>
                 <w:rFonts w:ascii="Courier New" w:hAnsi="Courier New"/>
                 <w:lang w:val="ru-RU"/>
@@ -9949,7 +9949,7 @@
           </w:tcPr>
           <w:p>
             <w:pPr>
-              <w:pStyle w:val="Style21"/>
+              <w:pStyle w:val="user7"/>
               <w:keepNext w:val="true"/>
               <w:rPr>
                 <w:rFonts w:ascii="Courier New" w:hAnsi="Courier New"/>
@@ -9967,15 +9967,15 @@
         </w:tc>
         <w:tc>
           <w:tcPr>
-            <w:tcW w:w="1443" w:type="dxa"/>
-            <w:tcBorders>
-              <w:left w:val="single" w:sz="2" w:space="0" w:color="000000"/>
-              <w:bottom w:val="single" w:sz="2" w:space="0" w:color="000000"/>
-            </w:tcBorders>
-          </w:tcPr>
-          <w:p>
-            <w:pPr>
-              <w:pStyle w:val="Style21"/>
+            <w:tcW w:w="1442" w:type="dxa"/>
+            <w:tcBorders>
+              <w:left w:val="single" w:sz="2" w:space="0" w:color="000000"/>
+              <w:bottom w:val="single" w:sz="2" w:space="0" w:color="000000"/>
+            </w:tcBorders>
+          </w:tcPr>
+          <w:p>
+            <w:pPr>
+              <w:pStyle w:val="user7"/>
               <w:rPr>
                 <w:rFonts w:ascii="Courier New" w:hAnsi="Courier New"/>
                 <w:lang w:val="ru-RU"/>
@@ -9992,7 +9992,7 @@
         </w:tc>
         <w:tc>
           <w:tcPr>
-            <w:tcW w:w="5247" w:type="dxa"/>
+            <w:tcW w:w="5248" w:type="dxa"/>
             <w:tcBorders>
               <w:left w:val="single" w:sz="2" w:space="0" w:color="000000"/>
               <w:bottom w:val="single" w:sz="2" w:space="0" w:color="000000"/>
@@ -10001,7 +10001,7 @@
           </w:tcPr>
           <w:p>
             <w:pPr>
-              <w:pStyle w:val="Style21"/>
+              <w:pStyle w:val="user7"/>
               <w:rPr>
                 <w:rFonts w:ascii="Courier New" w:hAnsi="Courier New"/>
                 <w:lang w:val="ru-RU"/>
@@ -10029,7 +10029,7 @@
           </w:tcPr>
           <w:p>
             <w:pPr>
-              <w:pStyle w:val="Style21"/>
+              <w:pStyle w:val="user7"/>
               <w:rPr>
                 <w:rFonts w:ascii="Courier New" w:hAnsi="Courier New"/>
                 <w:lang w:val="ru-RU"/>
@@ -10046,15 +10046,15 @@
         </w:tc>
         <w:tc>
           <w:tcPr>
-            <w:tcW w:w="1443" w:type="dxa"/>
-            <w:tcBorders>
-              <w:left w:val="single" w:sz="2" w:space="0" w:color="000000"/>
-              <w:bottom w:val="single" w:sz="2" w:space="0" w:color="000000"/>
-            </w:tcBorders>
-          </w:tcPr>
-          <w:p>
-            <w:pPr>
-              <w:pStyle w:val="Style21"/>
+            <w:tcW w:w="1442" w:type="dxa"/>
+            <w:tcBorders>
+              <w:left w:val="single" w:sz="2" w:space="0" w:color="000000"/>
+              <w:bottom w:val="single" w:sz="2" w:space="0" w:color="000000"/>
+            </w:tcBorders>
+          </w:tcPr>
+          <w:p>
+            <w:pPr>
+              <w:pStyle w:val="user7"/>
               <w:rPr>
                 <w:rFonts w:ascii="Courier New" w:hAnsi="Courier New"/>
                 <w:lang w:val="ru-RU"/>
@@ -10071,7 +10071,7 @@
         </w:tc>
         <w:tc>
           <w:tcPr>
-            <w:tcW w:w="5247" w:type="dxa"/>
+            <w:tcW w:w="5248" w:type="dxa"/>
             <w:tcBorders>
               <w:left w:val="single" w:sz="2" w:space="0" w:color="000000"/>
               <w:bottom w:val="single" w:sz="2" w:space="0" w:color="000000"/>
@@ -10080,7 +10080,7 @@
           </w:tcPr>
           <w:p>
             <w:pPr>
-              <w:pStyle w:val="Style21"/>
+              <w:pStyle w:val="user7"/>
               <w:rPr>
                 <w:rFonts w:ascii="Courier New" w:hAnsi="Courier New"/>
                 <w:lang w:val="ru-RU"/>
@@ -10350,7 +10350,7 @@
     </w:p>
     <w:p>
       <w:pPr>
-        <w:pStyle w:val="Style20"/>
+        <w:pStyle w:val="user6"/>
         <w:rPr>
           <w:lang w:val="ru-RU"/>
         </w:rPr>
@@ -10377,8 +10377,8 @@
       </w:tblPr>
       <w:tblGrid>
         <w:gridCol w:w="2665"/>
-        <w:gridCol w:w="1443"/>
-        <w:gridCol w:w="5247"/>
+        <w:gridCol w:w="1442"/>
+        <w:gridCol w:w="5248"/>
       </w:tblGrid>
       <w:tr>
         <w:trPr/>
@@ -10394,7 +10394,7 @@
           </w:tcPr>
           <w:p>
             <w:pPr>
-              <w:pStyle w:val="Style22"/>
+              <w:pStyle w:val="user8"/>
               <w:keepNext w:val="true"/>
               <w:rPr>
                 <w:lang w:val="ru-RU"/>
@@ -10410,7 +10410,7 @@
         </w:tc>
         <w:tc>
           <w:tcPr>
-            <w:tcW w:w="1443" w:type="dxa"/>
+            <w:tcW w:w="1442" w:type="dxa"/>
             <w:tcBorders>
               <w:top w:val="single" w:sz="2" w:space="0" w:color="000000"/>
               <w:left w:val="single" w:sz="2" w:space="0" w:color="000000"/>
@@ -10420,7 +10420,7 @@
           </w:tcPr>
           <w:p>
             <w:pPr>
-              <w:pStyle w:val="Style22"/>
+              <w:pStyle w:val="user8"/>
               <w:rPr>
                 <w:lang w:val="ru-RU"/>
               </w:rPr>
@@ -10435,7 +10435,7 @@
         </w:tc>
         <w:tc>
           <w:tcPr>
-            <w:tcW w:w="5247" w:type="dxa"/>
+            <w:tcW w:w="5248" w:type="dxa"/>
             <w:tcBorders>
               <w:top w:val="single" w:sz="2" w:space="0" w:color="000000"/>
               <w:left w:val="single" w:sz="2" w:space="0" w:color="000000"/>
@@ -10446,7 +10446,7 @@
           </w:tcPr>
           <w:p>
             <w:pPr>
-              <w:pStyle w:val="Style22"/>
+              <w:pStyle w:val="user8"/>
               <w:rPr>
                 <w:lang w:val="ru-RU"/>
               </w:rPr>
@@ -10472,7 +10472,7 @@
           </w:tcPr>
           <w:p>
             <w:pPr>
-              <w:pStyle w:val="Style21"/>
+              <w:pStyle w:val="user7"/>
               <w:keepNext w:val="true"/>
               <w:rPr>
                 <w:rFonts w:ascii="Courier New" w:hAnsi="Courier New"/>
@@ -10490,15 +10490,15 @@
         </w:tc>
         <w:tc>
           <w:tcPr>
-            <w:tcW w:w="1443" w:type="dxa"/>
-            <w:tcBorders>
-              <w:left w:val="single" w:sz="2" w:space="0" w:color="000000"/>
-              <w:bottom w:val="single" w:sz="2" w:space="0" w:color="000000"/>
-            </w:tcBorders>
-          </w:tcPr>
-          <w:p>
-            <w:pPr>
-              <w:pStyle w:val="Style21"/>
+            <w:tcW w:w="1442" w:type="dxa"/>
+            <w:tcBorders>
+              <w:left w:val="single" w:sz="2" w:space="0" w:color="000000"/>
+              <w:bottom w:val="single" w:sz="2" w:space="0" w:color="000000"/>
+            </w:tcBorders>
+          </w:tcPr>
+          <w:p>
+            <w:pPr>
+              <w:pStyle w:val="user7"/>
               <w:rPr>
                 <w:rFonts w:ascii="Courier New" w:hAnsi="Courier New"/>
                 <w:lang w:val="ru-RU"/>
@@ -10515,7 +10515,7 @@
         </w:tc>
         <w:tc>
           <w:tcPr>
-            <w:tcW w:w="5247" w:type="dxa"/>
+            <w:tcW w:w="5248" w:type="dxa"/>
             <w:tcBorders>
               <w:left w:val="single" w:sz="2" w:space="0" w:color="000000"/>
               <w:bottom w:val="single" w:sz="2" w:space="0" w:color="000000"/>
@@ -10524,7 +10524,7 @@
           </w:tcPr>
           <w:p>
             <w:pPr>
-              <w:pStyle w:val="Style21"/>
+              <w:pStyle w:val="user7"/>
               <w:rPr>
                 <w:rFonts w:ascii="Courier New" w:hAnsi="Courier New"/>
                 <w:lang w:val="ru-RU"/>
@@ -10565,7 +10565,7 @@
           </w:tcPr>
           <w:p>
             <w:pPr>
-              <w:pStyle w:val="Style21"/>
+              <w:pStyle w:val="user7"/>
               <w:keepNext w:val="true"/>
               <w:rPr>
                 <w:rFonts w:ascii="Courier New" w:hAnsi="Courier New"/>
@@ -10583,15 +10583,15 @@
         </w:tc>
         <w:tc>
           <w:tcPr>
-            <w:tcW w:w="1443" w:type="dxa"/>
-            <w:tcBorders>
-              <w:left w:val="single" w:sz="2" w:space="0" w:color="000000"/>
-              <w:bottom w:val="single" w:sz="2" w:space="0" w:color="000000"/>
-            </w:tcBorders>
-          </w:tcPr>
-          <w:p>
-            <w:pPr>
-              <w:pStyle w:val="Style21"/>
+            <w:tcW w:w="1442" w:type="dxa"/>
+            <w:tcBorders>
+              <w:left w:val="single" w:sz="2" w:space="0" w:color="000000"/>
+              <w:bottom w:val="single" w:sz="2" w:space="0" w:color="000000"/>
+            </w:tcBorders>
+          </w:tcPr>
+          <w:p>
+            <w:pPr>
+              <w:pStyle w:val="user7"/>
               <w:rPr>
                 <w:rFonts w:ascii="Courier New" w:hAnsi="Courier New"/>
                 <w:lang w:val="ru-RU"/>
@@ -10608,7 +10608,7 @@
         </w:tc>
         <w:tc>
           <w:tcPr>
-            <w:tcW w:w="5247" w:type="dxa"/>
+            <w:tcW w:w="5248" w:type="dxa"/>
             <w:tcBorders>
               <w:left w:val="single" w:sz="2" w:space="0" w:color="000000"/>
               <w:bottom w:val="single" w:sz="2" w:space="0" w:color="000000"/>
@@ -10617,7 +10617,7 @@
           </w:tcPr>
           <w:p>
             <w:pPr>
-              <w:pStyle w:val="Style21"/>
+              <w:pStyle w:val="user7"/>
               <w:rPr>
                 <w:rFonts w:ascii="Courier New" w:hAnsi="Courier New"/>
                 <w:lang w:val="ru-RU"/>
@@ -10645,7 +10645,7 @@
           </w:tcPr>
           <w:p>
             <w:pPr>
-              <w:pStyle w:val="Style21"/>
+              <w:pStyle w:val="user7"/>
               <w:keepNext w:val="true"/>
               <w:rPr>
                 <w:rFonts w:ascii="Courier New" w:hAnsi="Courier New"/>
@@ -10663,15 +10663,15 @@
         </w:tc>
         <w:tc>
           <w:tcPr>
-            <w:tcW w:w="1443" w:type="dxa"/>
-            <w:tcBorders>
-              <w:left w:val="single" w:sz="2" w:space="0" w:color="000000"/>
-              <w:bottom w:val="single" w:sz="2" w:space="0" w:color="000000"/>
-            </w:tcBorders>
-          </w:tcPr>
-          <w:p>
-            <w:pPr>
-              <w:pStyle w:val="Style21"/>
+            <w:tcW w:w="1442" w:type="dxa"/>
+            <w:tcBorders>
+              <w:left w:val="single" w:sz="2" w:space="0" w:color="000000"/>
+              <w:bottom w:val="single" w:sz="2" w:space="0" w:color="000000"/>
+            </w:tcBorders>
+          </w:tcPr>
+          <w:p>
+            <w:pPr>
+              <w:pStyle w:val="user7"/>
               <w:rPr>
                 <w:rFonts w:ascii="Courier New" w:hAnsi="Courier New"/>
                 <w:lang w:val="ru-RU"/>
@@ -10688,7 +10688,7 @@
         </w:tc>
         <w:tc>
           <w:tcPr>
-            <w:tcW w:w="5247" w:type="dxa"/>
+            <w:tcW w:w="5248" w:type="dxa"/>
             <w:tcBorders>
               <w:left w:val="single" w:sz="2" w:space="0" w:color="000000"/>
               <w:bottom w:val="single" w:sz="2" w:space="0" w:color="000000"/>
@@ -10697,7 +10697,7 @@
           </w:tcPr>
           <w:p>
             <w:pPr>
-              <w:pStyle w:val="Style21"/>
+              <w:pStyle w:val="user7"/>
               <w:rPr>
                 <w:rFonts w:ascii="Courier New" w:hAnsi="Courier New"/>
                 <w:lang w:val="ru-RU"/>
@@ -10751,7 +10751,7 @@
           </w:tcPr>
           <w:p>
             <w:pPr>
-              <w:pStyle w:val="Style21"/>
+              <w:pStyle w:val="user7"/>
               <w:keepNext w:val="true"/>
               <w:rPr>
                 <w:rFonts w:ascii="Courier New" w:hAnsi="Courier New"/>
@@ -10769,15 +10769,15 @@
         </w:tc>
         <w:tc>
           <w:tcPr>
-            <w:tcW w:w="1443" w:type="dxa"/>
-            <w:tcBorders>
-              <w:left w:val="single" w:sz="2" w:space="0" w:color="000000"/>
-              <w:bottom w:val="single" w:sz="2" w:space="0" w:color="000000"/>
-            </w:tcBorders>
-          </w:tcPr>
-          <w:p>
-            <w:pPr>
-              <w:pStyle w:val="Style21"/>
+            <w:tcW w:w="1442" w:type="dxa"/>
+            <w:tcBorders>
+              <w:left w:val="single" w:sz="2" w:space="0" w:color="000000"/>
+              <w:bottom w:val="single" w:sz="2" w:space="0" w:color="000000"/>
+            </w:tcBorders>
+          </w:tcPr>
+          <w:p>
+            <w:pPr>
+              <w:pStyle w:val="user7"/>
               <w:rPr>
                 <w:rFonts w:ascii="Courier New" w:hAnsi="Courier New"/>
                 <w:lang w:val="ru-RU"/>
@@ -10794,7 +10794,7 @@
         </w:tc>
         <w:tc>
           <w:tcPr>
-            <w:tcW w:w="5247" w:type="dxa"/>
+            <w:tcW w:w="5248" w:type="dxa"/>
             <w:tcBorders>
               <w:left w:val="single" w:sz="2" w:space="0" w:color="000000"/>
               <w:bottom w:val="single" w:sz="2" w:space="0" w:color="000000"/>
@@ -10803,7 +10803,7 @@
           </w:tcPr>
           <w:p>
             <w:pPr>
-              <w:pStyle w:val="Style21"/>
+              <w:pStyle w:val="user7"/>
               <w:rPr>
                 <w:rFonts w:ascii="Courier New" w:hAnsi="Courier New"/>
                 <w:lang w:val="ru-RU"/>
@@ -10831,7 +10831,7 @@
           </w:tcPr>
           <w:p>
             <w:pPr>
-              <w:pStyle w:val="Style21"/>
+              <w:pStyle w:val="user7"/>
               <w:keepNext w:val="true"/>
               <w:rPr>
                 <w:rFonts w:ascii="Courier New" w:hAnsi="Courier New"/>
@@ -10849,15 +10849,15 @@
         </w:tc>
         <w:tc>
           <w:tcPr>
-            <w:tcW w:w="1443" w:type="dxa"/>
-            <w:tcBorders>
-              <w:left w:val="single" w:sz="2" w:space="0" w:color="000000"/>
-              <w:bottom w:val="single" w:sz="2" w:space="0" w:color="000000"/>
-            </w:tcBorders>
-          </w:tcPr>
-          <w:p>
-            <w:pPr>
-              <w:pStyle w:val="Style21"/>
+            <w:tcW w:w="1442" w:type="dxa"/>
+            <w:tcBorders>
+              <w:left w:val="single" w:sz="2" w:space="0" w:color="000000"/>
+              <w:bottom w:val="single" w:sz="2" w:space="0" w:color="000000"/>
+            </w:tcBorders>
+          </w:tcPr>
+          <w:p>
+            <w:pPr>
+              <w:pStyle w:val="user7"/>
               <w:rPr>
                 <w:rFonts w:ascii="Courier New" w:hAnsi="Courier New"/>
                 <w:lang w:val="ru-RU"/>
@@ -10874,7 +10874,7 @@
         </w:tc>
         <w:tc>
           <w:tcPr>
-            <w:tcW w:w="5247" w:type="dxa"/>
+            <w:tcW w:w="5248" w:type="dxa"/>
             <w:tcBorders>
               <w:left w:val="single" w:sz="2" w:space="0" w:color="000000"/>
               <w:bottom w:val="single" w:sz="2" w:space="0" w:color="000000"/>
@@ -10883,7 +10883,7 @@
           </w:tcPr>
           <w:p>
             <w:pPr>
-              <w:pStyle w:val="Style21"/>
+              <w:pStyle w:val="user7"/>
               <w:rPr>
                 <w:rFonts w:ascii="Courier New" w:hAnsi="Courier New"/>
                 <w:lang w:val="ru-RU"/>
@@ -10911,7 +10911,7 @@
           </w:tcPr>
           <w:p>
             <w:pPr>
-              <w:pStyle w:val="Style21"/>
+              <w:pStyle w:val="user7"/>
               <w:keepNext w:val="true"/>
               <w:rPr>
                 <w:rFonts w:ascii="Courier New" w:hAnsi="Courier New"/>
@@ -10929,15 +10929,15 @@
         </w:tc>
         <w:tc>
           <w:tcPr>
-            <w:tcW w:w="1443" w:type="dxa"/>
-            <w:tcBorders>
-              <w:left w:val="single" w:sz="2" w:space="0" w:color="000000"/>
-              <w:bottom w:val="single" w:sz="2" w:space="0" w:color="000000"/>
-            </w:tcBorders>
-          </w:tcPr>
-          <w:p>
-            <w:pPr>
-              <w:pStyle w:val="Style21"/>
+            <w:tcW w:w="1442" w:type="dxa"/>
+            <w:tcBorders>
+              <w:left w:val="single" w:sz="2" w:space="0" w:color="000000"/>
+              <w:bottom w:val="single" w:sz="2" w:space="0" w:color="000000"/>
+            </w:tcBorders>
+          </w:tcPr>
+          <w:p>
+            <w:pPr>
+              <w:pStyle w:val="user7"/>
               <w:rPr>
                 <w:rFonts w:ascii="Courier New" w:hAnsi="Courier New"/>
                 <w:lang w:val="ru-RU"/>
@@ -10954,7 +10954,7 @@
         </w:tc>
         <w:tc>
           <w:tcPr>
-            <w:tcW w:w="5247" w:type="dxa"/>
+            <w:tcW w:w="5248" w:type="dxa"/>
             <w:tcBorders>
               <w:left w:val="single" w:sz="2" w:space="0" w:color="000000"/>
               <w:bottom w:val="single" w:sz="2" w:space="0" w:color="000000"/>
@@ -10963,7 +10963,7 @@
           </w:tcPr>
           <w:p>
             <w:pPr>
-              <w:pStyle w:val="Style21"/>
+              <w:pStyle w:val="user7"/>
               <w:rPr>
                 <w:rFonts w:ascii="Courier New" w:hAnsi="Courier New"/>
                 <w:lang w:val="ru-RU"/>
@@ -10991,7 +10991,7 @@
           </w:tcPr>
           <w:p>
             <w:pPr>
-              <w:pStyle w:val="Style21"/>
+              <w:pStyle w:val="user7"/>
               <w:keepNext w:val="true"/>
               <w:rPr>
                 <w:rFonts w:ascii="Courier New" w:hAnsi="Courier New"/>
@@ -11009,15 +11009,15 @@
         </w:tc>
         <w:tc>
           <w:tcPr>
-            <w:tcW w:w="1443" w:type="dxa"/>
-            <w:tcBorders>
-              <w:left w:val="single" w:sz="2" w:space="0" w:color="000000"/>
-              <w:bottom w:val="single" w:sz="2" w:space="0" w:color="000000"/>
-            </w:tcBorders>
-          </w:tcPr>
-          <w:p>
-            <w:pPr>
-              <w:pStyle w:val="Style21"/>
+            <w:tcW w:w="1442" w:type="dxa"/>
+            <w:tcBorders>
+              <w:left w:val="single" w:sz="2" w:space="0" w:color="000000"/>
+              <w:bottom w:val="single" w:sz="2" w:space="0" w:color="000000"/>
+            </w:tcBorders>
+          </w:tcPr>
+          <w:p>
+            <w:pPr>
+              <w:pStyle w:val="user7"/>
               <w:rPr>
                 <w:rFonts w:ascii="Courier New" w:hAnsi="Courier New"/>
                 <w:lang w:val="ru-RU"/>
@@ -11034,7 +11034,7 @@
         </w:tc>
         <w:tc>
           <w:tcPr>
-            <w:tcW w:w="5247" w:type="dxa"/>
+            <w:tcW w:w="5248" w:type="dxa"/>
             <w:tcBorders>
               <w:left w:val="single" w:sz="2" w:space="0" w:color="000000"/>
               <w:bottom w:val="single" w:sz="2" w:space="0" w:color="000000"/>
@@ -11043,7 +11043,7 @@
           </w:tcPr>
           <w:p>
             <w:pPr>
-              <w:pStyle w:val="Style21"/>
+              <w:pStyle w:val="user7"/>
               <w:rPr>
                 <w:rFonts w:ascii="Courier New" w:hAnsi="Courier New"/>
                 <w:lang w:val="ru-RU"/>
@@ -11084,7 +11084,7 @@
           </w:tcPr>
           <w:p>
             <w:pPr>
-              <w:pStyle w:val="Style21"/>
+              <w:pStyle w:val="user7"/>
               <w:rPr>
                 <w:rFonts w:ascii="Courier New" w:hAnsi="Courier New"/>
                 <w:lang w:val="ru-RU"/>
@@ -11101,15 +11101,15 @@
         </w:tc>
         <w:tc>
           <w:tcPr>
-            <w:tcW w:w="1443" w:type="dxa"/>
-            <w:tcBorders>
-              <w:left w:val="single" w:sz="2" w:space="0" w:color="000000"/>
-              <w:bottom w:val="single" w:sz="2" w:space="0" w:color="000000"/>
-            </w:tcBorders>
-          </w:tcPr>
-          <w:p>
-            <w:pPr>
-              <w:pStyle w:val="Style21"/>
+            <w:tcW w:w="1442" w:type="dxa"/>
+            <w:tcBorders>
+              <w:left w:val="single" w:sz="2" w:space="0" w:color="000000"/>
+              <w:bottom w:val="single" w:sz="2" w:space="0" w:color="000000"/>
+            </w:tcBorders>
+          </w:tcPr>
+          <w:p>
+            <w:pPr>
+              <w:pStyle w:val="user7"/>
               <w:rPr>
                 <w:rFonts w:ascii="Courier New" w:hAnsi="Courier New"/>
                 <w:lang w:val="ru-RU"/>
@@ -11126,7 +11126,7 @@
         </w:tc>
         <w:tc>
           <w:tcPr>
-            <w:tcW w:w="5247" w:type="dxa"/>
+            <w:tcW w:w="5248" w:type="dxa"/>
             <w:tcBorders>
               <w:left w:val="single" w:sz="2" w:space="0" w:color="000000"/>
               <w:bottom w:val="single" w:sz="2" w:space="0" w:color="000000"/>
@@ -11135,7 +11135,7 @@
           </w:tcPr>
           <w:p>
             <w:pPr>
-              <w:pStyle w:val="Style21"/>
+              <w:pStyle w:val="user7"/>
               <w:rPr>
                 <w:rFonts w:ascii="Courier New" w:hAnsi="Courier New"/>
                 <w:lang w:val="ru-RU"/>
@@ -11391,7 +11391,7 @@
     </w:p>
     <w:p>
       <w:pPr>
-        <w:pStyle w:val="Style20"/>
+        <w:pStyle w:val="user6"/>
         <w:rPr>
           <w:lang w:val="ru-RU"/>
         </w:rPr>
@@ -11418,8 +11418,8 @@
       </w:tblPr>
       <w:tblGrid>
         <w:gridCol w:w="2665"/>
-        <w:gridCol w:w="1443"/>
-        <w:gridCol w:w="5247"/>
+        <w:gridCol w:w="1442"/>
+        <w:gridCol w:w="5248"/>
       </w:tblGrid>
       <w:tr>
         <w:trPr/>
@@ -11435,7 +11435,7 @@
           </w:tcPr>
           <w:p>
             <w:pPr>
-              <w:pStyle w:val="Style22"/>
+              <w:pStyle w:val="user8"/>
               <w:keepNext w:val="true"/>
               <w:rPr>
                 <w:lang w:val="ru-RU"/>
@@ -11451,7 +11451,7 @@
         </w:tc>
         <w:tc>
           <w:tcPr>
-            <w:tcW w:w="1443" w:type="dxa"/>
+            <w:tcW w:w="1442" w:type="dxa"/>
             <w:tcBorders>
               <w:top w:val="single" w:sz="2" w:space="0" w:color="000000"/>
               <w:left w:val="single" w:sz="2" w:space="0" w:color="000000"/>
@@ -11461,7 +11461,7 @@
           </w:tcPr>
           <w:p>
             <w:pPr>
-              <w:pStyle w:val="Style22"/>
+              <w:pStyle w:val="user8"/>
               <w:rPr>
                 <w:lang w:val="ru-RU"/>
               </w:rPr>
@@ -11476,7 +11476,7 @@
         </w:tc>
         <w:tc>
           <w:tcPr>
-            <w:tcW w:w="5247" w:type="dxa"/>
+            <w:tcW w:w="5248" w:type="dxa"/>
             <w:tcBorders>
               <w:top w:val="single" w:sz="2" w:space="0" w:color="000000"/>
               <w:left w:val="single" w:sz="2" w:space="0" w:color="000000"/>
@@ -11487,7 +11487,7 @@
           </w:tcPr>
           <w:p>
             <w:pPr>
-              <w:pStyle w:val="Style22"/>
+              <w:pStyle w:val="user8"/>
               <w:rPr>
                 <w:lang w:val="ru-RU"/>
               </w:rPr>
@@ -11513,7 +11513,7 @@
           </w:tcPr>
           <w:p>
             <w:pPr>
-              <w:pStyle w:val="Style21"/>
+              <w:pStyle w:val="user7"/>
               <w:keepNext w:val="true"/>
               <w:rPr>
                 <w:rFonts w:ascii="Courier New" w:hAnsi="Courier New"/>
@@ -11531,15 +11531,15 @@
         </w:tc>
         <w:tc>
           <w:tcPr>
-            <w:tcW w:w="1443" w:type="dxa"/>
-            <w:tcBorders>
-              <w:left w:val="single" w:sz="2" w:space="0" w:color="000000"/>
-              <w:bottom w:val="single" w:sz="2" w:space="0" w:color="000000"/>
-            </w:tcBorders>
-          </w:tcPr>
-          <w:p>
-            <w:pPr>
-              <w:pStyle w:val="Style21"/>
+            <w:tcW w:w="1442" w:type="dxa"/>
+            <w:tcBorders>
+              <w:left w:val="single" w:sz="2" w:space="0" w:color="000000"/>
+              <w:bottom w:val="single" w:sz="2" w:space="0" w:color="000000"/>
+            </w:tcBorders>
+          </w:tcPr>
+          <w:p>
+            <w:pPr>
+              <w:pStyle w:val="user7"/>
               <w:rPr>
                 <w:rFonts w:ascii="Courier New" w:hAnsi="Courier New"/>
                 <w:lang w:val="ru-RU"/>
@@ -11556,7 +11556,7 @@
         </w:tc>
         <w:tc>
           <w:tcPr>
-            <w:tcW w:w="5247" w:type="dxa"/>
+            <w:tcW w:w="5248" w:type="dxa"/>
             <w:tcBorders>
               <w:left w:val="single" w:sz="2" w:space="0" w:color="000000"/>
               <w:bottom w:val="single" w:sz="2" w:space="0" w:color="000000"/>
@@ -11565,7 +11565,7 @@
           </w:tcPr>
           <w:p>
             <w:pPr>
-              <w:pStyle w:val="Style21"/>
+              <w:pStyle w:val="user7"/>
               <w:rPr>
                 <w:rFonts w:ascii="Courier New" w:hAnsi="Courier New"/>
                 <w:lang w:val="ru-RU"/>
@@ -11593,7 +11593,7 @@
           </w:tcPr>
           <w:p>
             <w:pPr>
-              <w:pStyle w:val="Style21"/>
+              <w:pStyle w:val="user7"/>
               <w:keepNext w:val="true"/>
               <w:rPr>
                 <w:rFonts w:ascii="Courier New" w:hAnsi="Courier New"/>
@@ -11611,15 +11611,15 @@
         </w:tc>
         <w:tc>
           <w:tcPr>
-            <w:tcW w:w="1443" w:type="dxa"/>
-            <w:tcBorders>
-              <w:left w:val="single" w:sz="2" w:space="0" w:color="000000"/>
-              <w:bottom w:val="single" w:sz="2" w:space="0" w:color="000000"/>
-            </w:tcBorders>
-          </w:tcPr>
-          <w:p>
-            <w:pPr>
-              <w:pStyle w:val="Style21"/>
+            <w:tcW w:w="1442" w:type="dxa"/>
+            <w:tcBorders>
+              <w:left w:val="single" w:sz="2" w:space="0" w:color="000000"/>
+              <w:bottom w:val="single" w:sz="2" w:space="0" w:color="000000"/>
+            </w:tcBorders>
+          </w:tcPr>
+          <w:p>
+            <w:pPr>
+              <w:pStyle w:val="user7"/>
               <w:rPr>
                 <w:rFonts w:ascii="Courier New" w:hAnsi="Courier New"/>
                 <w:lang w:val="ru-RU"/>
@@ -11636,7 +11636,7 @@
         </w:tc>
         <w:tc>
           <w:tcPr>
-            <w:tcW w:w="5247" w:type="dxa"/>
+            <w:tcW w:w="5248" w:type="dxa"/>
             <w:tcBorders>
               <w:left w:val="single" w:sz="2" w:space="0" w:color="000000"/>
               <w:bottom w:val="single" w:sz="2" w:space="0" w:color="000000"/>
@@ -11645,7 +11645,7 @@
           </w:tcPr>
           <w:p>
             <w:pPr>
-              <w:pStyle w:val="Style21"/>
+              <w:pStyle w:val="user7"/>
               <w:rPr>
                 <w:rFonts w:ascii="Courier New" w:hAnsi="Courier New"/>
                 <w:lang w:val="ru-RU"/>
@@ -11673,7 +11673,7 @@
           </w:tcPr>
           <w:p>
             <w:pPr>
-              <w:pStyle w:val="Style21"/>
+              <w:pStyle w:val="user7"/>
               <w:keepNext w:val="true"/>
               <w:rPr>
                 <w:rFonts w:ascii="Courier New" w:hAnsi="Courier New"/>
@@ -11691,15 +11691,15 @@
         </w:tc>
         <w:tc>
           <w:tcPr>
-            <w:tcW w:w="1443" w:type="dxa"/>
-            <w:tcBorders>
-              <w:left w:val="single" w:sz="2" w:space="0" w:color="000000"/>
-              <w:bottom w:val="single" w:sz="2" w:space="0" w:color="000000"/>
-            </w:tcBorders>
-          </w:tcPr>
-          <w:p>
-            <w:pPr>
-              <w:pStyle w:val="Style21"/>
+            <w:tcW w:w="1442" w:type="dxa"/>
+            <w:tcBorders>
+              <w:left w:val="single" w:sz="2" w:space="0" w:color="000000"/>
+              <w:bottom w:val="single" w:sz="2" w:space="0" w:color="000000"/>
+            </w:tcBorders>
+          </w:tcPr>
+          <w:p>
+            <w:pPr>
+              <w:pStyle w:val="user7"/>
               <w:rPr>
                 <w:rFonts w:ascii="Courier New" w:hAnsi="Courier New"/>
                 <w:lang w:val="ru-RU"/>
@@ -11716,7 +11716,7 @@
         </w:tc>
         <w:tc>
           <w:tcPr>
-            <w:tcW w:w="5247" w:type="dxa"/>
+            <w:tcW w:w="5248" w:type="dxa"/>
             <w:tcBorders>
               <w:left w:val="single" w:sz="2" w:space="0" w:color="000000"/>
               <w:bottom w:val="single" w:sz="2" w:space="0" w:color="000000"/>
@@ -11725,7 +11725,7 @@
           </w:tcPr>
           <w:p>
             <w:pPr>
-              <w:pStyle w:val="Style21"/>
+              <w:pStyle w:val="user7"/>
               <w:rPr>
                 <w:rFonts w:ascii="Courier New" w:hAnsi="Courier New"/>
                 <w:lang w:val="ru-RU"/>
@@ -11753,7 +11753,7 @@
           </w:tcPr>
           <w:p>
             <w:pPr>
-              <w:pStyle w:val="Style21"/>
+              <w:pStyle w:val="user7"/>
               <w:keepNext w:val="true"/>
               <w:rPr>
                 <w:rFonts w:ascii="Courier New" w:hAnsi="Courier New"/>
@@ -11771,15 +11771,15 @@
         </w:tc>
         <w:tc>
           <w:tcPr>
-            <w:tcW w:w="1443" w:type="dxa"/>
-            <w:tcBorders>
-              <w:left w:val="single" w:sz="2" w:space="0" w:color="000000"/>
-              <w:bottom w:val="single" w:sz="2" w:space="0" w:color="000000"/>
-            </w:tcBorders>
-          </w:tcPr>
-          <w:p>
-            <w:pPr>
-              <w:pStyle w:val="Style21"/>
+            <w:tcW w:w="1442" w:type="dxa"/>
+            <w:tcBorders>
+              <w:left w:val="single" w:sz="2" w:space="0" w:color="000000"/>
+              <w:bottom w:val="single" w:sz="2" w:space="0" w:color="000000"/>
+            </w:tcBorders>
+          </w:tcPr>
+          <w:p>
+            <w:pPr>
+              <w:pStyle w:val="user7"/>
               <w:rPr>
                 <w:rFonts w:ascii="Courier New" w:hAnsi="Courier New"/>
                 <w:lang w:val="ru-RU"/>
@@ -11796,7 +11796,7 @@
         </w:tc>
         <w:tc>
           <w:tcPr>
-            <w:tcW w:w="5247" w:type="dxa"/>
+            <w:tcW w:w="5248" w:type="dxa"/>
             <w:tcBorders>
               <w:left w:val="single" w:sz="2" w:space="0" w:color="000000"/>
               <w:bottom w:val="single" w:sz="2" w:space="0" w:color="000000"/>
@@ -11805,7 +11805,7 @@
           </w:tcPr>
           <w:p>
             <w:pPr>
-              <w:pStyle w:val="Style21"/>
+              <w:pStyle w:val="user7"/>
               <w:rPr>
                 <w:rFonts w:ascii="Courier New" w:hAnsi="Courier New"/>
                 <w:lang w:val="ru-RU"/>
@@ -11833,7 +11833,7 @@
           </w:tcPr>
           <w:p>
             <w:pPr>
-              <w:pStyle w:val="Style21"/>
+              <w:pStyle w:val="user7"/>
               <w:keepNext w:val="true"/>
               <w:rPr>
                 <w:rFonts w:ascii="Courier New" w:hAnsi="Courier New"/>
@@ -11851,15 +11851,15 @@
         </w:tc>
         <w:tc>
           <w:tcPr>
-            <w:tcW w:w="1443" w:type="dxa"/>
-            <w:tcBorders>
-              <w:left w:val="single" w:sz="2" w:space="0" w:color="000000"/>
-              <w:bottom w:val="single" w:sz="2" w:space="0" w:color="000000"/>
-            </w:tcBorders>
-          </w:tcPr>
-          <w:p>
-            <w:pPr>
-              <w:pStyle w:val="Style21"/>
+            <w:tcW w:w="1442" w:type="dxa"/>
+            <w:tcBorders>
+              <w:left w:val="single" w:sz="2" w:space="0" w:color="000000"/>
+              <w:bottom w:val="single" w:sz="2" w:space="0" w:color="000000"/>
+            </w:tcBorders>
+          </w:tcPr>
+          <w:p>
+            <w:pPr>
+              <w:pStyle w:val="user7"/>
               <w:rPr>
                 <w:rFonts w:ascii="Courier New" w:hAnsi="Courier New"/>
                 <w:lang w:val="ru-RU"/>
@@ -11876,7 +11876,7 @@
         </w:tc>
         <w:tc>
           <w:tcPr>
-            <w:tcW w:w="5247" w:type="dxa"/>
+            <w:tcW w:w="5248" w:type="dxa"/>
             <w:tcBorders>
               <w:left w:val="single" w:sz="2" w:space="0" w:color="000000"/>
               <w:bottom w:val="single" w:sz="2" w:space="0" w:color="000000"/>
@@ -11885,7 +11885,7 @@
           </w:tcPr>
           <w:p>
             <w:pPr>
-              <w:pStyle w:val="Style21"/>
+              <w:pStyle w:val="user7"/>
               <w:rPr>
                 <w:rFonts w:ascii="Courier New" w:hAnsi="Courier New"/>
                 <w:lang w:val="ru-RU"/>
@@ -11913,7 +11913,7 @@
           </w:tcPr>
           <w:p>
             <w:pPr>
-              <w:pStyle w:val="Style21"/>
+              <w:pStyle w:val="user7"/>
               <w:keepNext w:val="true"/>
               <w:rPr>
                 <w:rFonts w:ascii="Courier New" w:hAnsi="Courier New"/>
@@ -11931,15 +11931,15 @@
         </w:tc>
         <w:tc>
           <w:tcPr>
-            <w:tcW w:w="1443" w:type="dxa"/>
-            <w:tcBorders>
-              <w:left w:val="single" w:sz="2" w:space="0" w:color="000000"/>
-              <w:bottom w:val="single" w:sz="2" w:space="0" w:color="000000"/>
-            </w:tcBorders>
-          </w:tcPr>
-          <w:p>
-            <w:pPr>
-              <w:pStyle w:val="Style21"/>
+            <w:tcW w:w="1442" w:type="dxa"/>
+            <w:tcBorders>
+              <w:left w:val="single" w:sz="2" w:space="0" w:color="000000"/>
+              <w:bottom w:val="single" w:sz="2" w:space="0" w:color="000000"/>
+            </w:tcBorders>
+          </w:tcPr>
+          <w:p>
+            <w:pPr>
+              <w:pStyle w:val="user7"/>
               <w:rPr>
                 <w:rFonts w:ascii="Courier New" w:hAnsi="Courier New"/>
                 <w:lang w:val="ru-RU"/>
@@ -11956,7 +11956,7 @@
         </w:tc>
         <w:tc>
           <w:tcPr>
-            <w:tcW w:w="5247" w:type="dxa"/>
+            <w:tcW w:w="5248" w:type="dxa"/>
             <w:tcBorders>
               <w:left w:val="single" w:sz="2" w:space="0" w:color="000000"/>
               <w:bottom w:val="single" w:sz="2" w:space="0" w:color="000000"/>
@@ -11965,7 +11965,7 @@
           </w:tcPr>
           <w:p>
             <w:pPr>
-              <w:pStyle w:val="Style21"/>
+              <w:pStyle w:val="user7"/>
               <w:rPr>
                 <w:rFonts w:ascii="Courier New" w:hAnsi="Courier New"/>
                 <w:lang w:val="ru-RU"/>
@@ -11993,7 +11993,7 @@
           </w:tcPr>
           <w:p>
             <w:pPr>
-              <w:pStyle w:val="Style21"/>
+              <w:pStyle w:val="user7"/>
               <w:rPr>
                 <w:rFonts w:ascii="Courier New" w:hAnsi="Courier New"/>
                 <w:lang w:val="ru-RU"/>
@@ -12010,15 +12010,15 @@
         </w:tc>
         <w:tc>
           <w:tcPr>
-            <w:tcW w:w="1443" w:type="dxa"/>
-            <w:tcBorders>
-              <w:left w:val="single" w:sz="2" w:space="0" w:color="000000"/>
-              <w:bottom w:val="single" w:sz="2" w:space="0" w:color="000000"/>
-            </w:tcBorders>
-          </w:tcPr>
-          <w:p>
-            <w:pPr>
-              <w:pStyle w:val="Style21"/>
+            <w:tcW w:w="1442" w:type="dxa"/>
+            <w:tcBorders>
+              <w:left w:val="single" w:sz="2" w:space="0" w:color="000000"/>
+              <w:bottom w:val="single" w:sz="2" w:space="0" w:color="000000"/>
+            </w:tcBorders>
+          </w:tcPr>
+          <w:p>
+            <w:pPr>
+              <w:pStyle w:val="user7"/>
               <w:rPr>
                 <w:rFonts w:ascii="Courier New" w:hAnsi="Courier New"/>
                 <w:lang w:val="ru-RU"/>
@@ -12035,7 +12035,7 @@
         </w:tc>
         <w:tc>
           <w:tcPr>
-            <w:tcW w:w="5247" w:type="dxa"/>
+            <w:tcW w:w="5248" w:type="dxa"/>
             <w:tcBorders>
               <w:left w:val="single" w:sz="2" w:space="0" w:color="000000"/>
               <w:bottom w:val="single" w:sz="2" w:space="0" w:color="000000"/>
@@ -12044,7 +12044,7 @@
           </w:tcPr>
           <w:p>
             <w:pPr>
-              <w:pStyle w:val="Style21"/>
+              <w:pStyle w:val="user7"/>
               <w:rPr>
                 <w:rFonts w:ascii="Courier New" w:hAnsi="Courier New"/>
                 <w:lang w:val="ru-RU"/>
@@ -12255,7 +12255,7 @@
     </w:p>
     <w:p>
       <w:pPr>
-        <w:pStyle w:val="Style20"/>
+        <w:pStyle w:val="user6"/>
         <w:rPr>
           <w:lang w:val="ru-RU"/>
         </w:rPr>
@@ -12282,8 +12282,8 @@
       </w:tblPr>
       <w:tblGrid>
         <w:gridCol w:w="2665"/>
-        <w:gridCol w:w="1443"/>
-        <w:gridCol w:w="5247"/>
+        <w:gridCol w:w="1442"/>
+        <w:gridCol w:w="5248"/>
       </w:tblGrid>
       <w:tr>
         <w:trPr/>
@@ -12299,7 +12299,7 @@
           </w:tcPr>
           <w:p>
             <w:pPr>
-              <w:pStyle w:val="Style22"/>
+              <w:pStyle w:val="user8"/>
               <w:keepNext w:val="true"/>
               <w:rPr>
                 <w:lang w:val="ru-RU"/>
@@ -12315,7 +12315,7 @@
         </w:tc>
         <w:tc>
           <w:tcPr>
-            <w:tcW w:w="1443" w:type="dxa"/>
+            <w:tcW w:w="1442" w:type="dxa"/>
             <w:tcBorders>
               <w:top w:val="single" w:sz="2" w:space="0" w:color="000000"/>
               <w:left w:val="single" w:sz="2" w:space="0" w:color="000000"/>
@@ -12325,7 +12325,7 @@
           </w:tcPr>
           <w:p>
             <w:pPr>
-              <w:pStyle w:val="Style22"/>
+              <w:pStyle w:val="user8"/>
               <w:rPr>
                 <w:lang w:val="ru-RU"/>
               </w:rPr>
@@ -12340,7 +12340,7 @@
         </w:tc>
         <w:tc>
           <w:tcPr>
-            <w:tcW w:w="5247" w:type="dxa"/>
+            <w:tcW w:w="5248" w:type="dxa"/>
             <w:tcBorders>
               <w:top w:val="single" w:sz="2" w:space="0" w:color="000000"/>
               <w:left w:val="single" w:sz="2" w:space="0" w:color="000000"/>
@@ -12351,7 +12351,7 @@
           </w:tcPr>
           <w:p>
             <w:pPr>
-              <w:pStyle w:val="Style22"/>
+              <w:pStyle w:val="user8"/>
               <w:rPr>
                 <w:lang w:val="ru-RU"/>
               </w:rPr>
@@ -12377,7 +12377,7 @@
           </w:tcPr>
           <w:p>
             <w:pPr>
-              <w:pStyle w:val="Style21"/>
+              <w:pStyle w:val="user7"/>
               <w:keepNext w:val="true"/>
               <w:rPr>
                 <w:rFonts w:ascii="Courier New" w:hAnsi="Courier New"/>
@@ -12395,15 +12395,15 @@
         </w:tc>
         <w:tc>
           <w:tcPr>
-            <w:tcW w:w="1443" w:type="dxa"/>
-            <w:tcBorders>
-              <w:left w:val="single" w:sz="2" w:space="0" w:color="000000"/>
-              <w:bottom w:val="single" w:sz="2" w:space="0" w:color="000000"/>
-            </w:tcBorders>
-          </w:tcPr>
-          <w:p>
-            <w:pPr>
-              <w:pStyle w:val="Style21"/>
+            <w:tcW w:w="1442" w:type="dxa"/>
+            <w:tcBorders>
+              <w:left w:val="single" w:sz="2" w:space="0" w:color="000000"/>
+              <w:bottom w:val="single" w:sz="2" w:space="0" w:color="000000"/>
+            </w:tcBorders>
+          </w:tcPr>
+          <w:p>
+            <w:pPr>
+              <w:pStyle w:val="user7"/>
               <w:rPr>
                 <w:rFonts w:ascii="Courier New" w:hAnsi="Courier New"/>
                 <w:lang w:val="ru-RU"/>
@@ -12420,7 +12420,7 @@
         </w:tc>
         <w:tc>
           <w:tcPr>
-            <w:tcW w:w="5247" w:type="dxa"/>
+            <w:tcW w:w="5248" w:type="dxa"/>
             <w:tcBorders>
               <w:left w:val="single" w:sz="2" w:space="0" w:color="000000"/>
               <w:bottom w:val="single" w:sz="2" w:space="0" w:color="000000"/>
@@ -12429,7 +12429,7 @@
           </w:tcPr>
           <w:p>
             <w:pPr>
-              <w:pStyle w:val="Style21"/>
+              <w:pStyle w:val="user7"/>
               <w:rPr>
                 <w:rFonts w:ascii="Courier New" w:hAnsi="Courier New"/>
                 <w:lang w:val="ru-RU"/>
@@ -12470,7 +12470,7 @@
           </w:tcPr>
           <w:p>
             <w:pPr>
-              <w:pStyle w:val="Style21"/>
+              <w:pStyle w:val="user7"/>
               <w:keepNext w:val="true"/>
               <w:rPr>
                 <w:rFonts w:ascii="Courier New" w:hAnsi="Courier New"/>
@@ -12488,15 +12488,15 @@
         </w:tc>
         <w:tc>
           <w:tcPr>
-            <w:tcW w:w="1443" w:type="dxa"/>
-            <w:tcBorders>
-              <w:left w:val="single" w:sz="2" w:space="0" w:color="000000"/>
-              <w:bottom w:val="single" w:sz="2" w:space="0" w:color="000000"/>
-            </w:tcBorders>
-          </w:tcPr>
-          <w:p>
-            <w:pPr>
-              <w:pStyle w:val="Style21"/>
+            <w:tcW w:w="1442" w:type="dxa"/>
+            <w:tcBorders>
+              <w:left w:val="single" w:sz="2" w:space="0" w:color="000000"/>
+              <w:bottom w:val="single" w:sz="2" w:space="0" w:color="000000"/>
+            </w:tcBorders>
+          </w:tcPr>
+          <w:p>
+            <w:pPr>
+              <w:pStyle w:val="user7"/>
               <w:rPr>
                 <w:rFonts w:ascii="Courier New" w:hAnsi="Courier New"/>
                 <w:lang w:val="ru-RU"/>
@@ -12513,7 +12513,7 @@
         </w:tc>
         <w:tc>
           <w:tcPr>
-            <w:tcW w:w="5247" w:type="dxa"/>
+            <w:tcW w:w="5248" w:type="dxa"/>
             <w:tcBorders>
               <w:left w:val="single" w:sz="2" w:space="0" w:color="000000"/>
               <w:bottom w:val="single" w:sz="2" w:space="0" w:color="000000"/>
@@ -12522,7 +12522,7 @@
           </w:tcPr>
           <w:p>
             <w:pPr>
-              <w:pStyle w:val="Style21"/>
+              <w:pStyle w:val="user7"/>
               <w:rPr>
                 <w:rFonts w:ascii="Courier New" w:hAnsi="Courier New"/>
                 <w:lang w:val="ru-RU"/>
@@ -12563,7 +12563,7 @@
           </w:tcPr>
           <w:p>
             <w:pPr>
-              <w:pStyle w:val="Style21"/>
+              <w:pStyle w:val="user7"/>
               <w:keepNext w:val="true"/>
               <w:rPr>
                 <w:rFonts w:ascii="Courier New" w:hAnsi="Courier New"/>
@@ -12581,15 +12581,15 @@
         </w:tc>
         <w:tc>
           <w:tcPr>
-            <w:tcW w:w="1443" w:type="dxa"/>
-            <w:tcBorders>
-              <w:left w:val="single" w:sz="2" w:space="0" w:color="000000"/>
-              <w:bottom w:val="single" w:sz="2" w:space="0" w:color="000000"/>
-            </w:tcBorders>
-          </w:tcPr>
-          <w:p>
-            <w:pPr>
-              <w:pStyle w:val="Style21"/>
+            <w:tcW w:w="1442" w:type="dxa"/>
+            <w:tcBorders>
+              <w:left w:val="single" w:sz="2" w:space="0" w:color="000000"/>
+              <w:bottom w:val="single" w:sz="2" w:space="0" w:color="000000"/>
+            </w:tcBorders>
+          </w:tcPr>
+          <w:p>
+            <w:pPr>
+              <w:pStyle w:val="user7"/>
               <w:rPr>
                 <w:rFonts w:ascii="Courier New" w:hAnsi="Courier New"/>
                 <w:lang w:val="ru-RU"/>
@@ -12606,7 +12606,7 @@
         </w:tc>
         <w:tc>
           <w:tcPr>
-            <w:tcW w:w="5247" w:type="dxa"/>
+            <w:tcW w:w="5248" w:type="dxa"/>
             <w:tcBorders>
               <w:left w:val="single" w:sz="2" w:space="0" w:color="000000"/>
               <w:bottom w:val="single" w:sz="2" w:space="0" w:color="000000"/>
@@ -12615,7 +12615,7 @@
           </w:tcPr>
           <w:p>
             <w:pPr>
-              <w:pStyle w:val="Style21"/>
+              <w:pStyle w:val="user7"/>
               <w:rPr>
                 <w:rFonts w:ascii="Courier New" w:hAnsi="Courier New"/>
                 <w:lang w:val="ru-RU"/>
@@ -12643,7 +12643,7 @@
           </w:tcPr>
           <w:p>
             <w:pPr>
-              <w:pStyle w:val="Style21"/>
+              <w:pStyle w:val="user7"/>
               <w:keepNext w:val="true"/>
               <w:rPr>
                 <w:rFonts w:ascii="Courier New" w:hAnsi="Courier New"/>
@@ -12661,15 +12661,15 @@
         </w:tc>
         <w:tc>
           <w:tcPr>
-            <w:tcW w:w="1443" w:type="dxa"/>
-            <w:tcBorders>
-              <w:left w:val="single" w:sz="2" w:space="0" w:color="000000"/>
-              <w:bottom w:val="single" w:sz="2" w:space="0" w:color="000000"/>
-            </w:tcBorders>
-          </w:tcPr>
-          <w:p>
-            <w:pPr>
-              <w:pStyle w:val="Style21"/>
+            <w:tcW w:w="1442" w:type="dxa"/>
+            <w:tcBorders>
+              <w:left w:val="single" w:sz="2" w:space="0" w:color="000000"/>
+              <w:bottom w:val="single" w:sz="2" w:space="0" w:color="000000"/>
+            </w:tcBorders>
+          </w:tcPr>
+          <w:p>
+            <w:pPr>
+              <w:pStyle w:val="user7"/>
               <w:rPr>
                 <w:rFonts w:ascii="Courier New" w:hAnsi="Courier New"/>
                 <w:lang w:val="ru-RU"/>
@@ -12686,7 +12686,7 @@
         </w:tc>
         <w:tc>
           <w:tcPr>
-            <w:tcW w:w="5247" w:type="dxa"/>
+            <w:tcW w:w="5248" w:type="dxa"/>
             <w:tcBorders>
               <w:left w:val="single" w:sz="2" w:space="0" w:color="000000"/>
               <w:bottom w:val="single" w:sz="2" w:space="0" w:color="000000"/>
@@ -12695,7 +12695,7 @@
           </w:tcPr>
           <w:p>
             <w:pPr>
-              <w:pStyle w:val="Style21"/>
+              <w:pStyle w:val="user7"/>
               <w:rPr>
                 <w:rFonts w:ascii="Courier New" w:hAnsi="Courier New"/>
                 <w:lang w:val="ru-RU"/>
@@ -12736,7 +12736,7 @@
           </w:tcPr>
           <w:p>
             <w:pPr>
-              <w:pStyle w:val="Style21"/>
+              <w:pStyle w:val="user7"/>
               <w:keepNext w:val="true"/>
               <w:rPr>
                 <w:rFonts w:ascii="Courier New" w:hAnsi="Courier New"/>
@@ -12754,15 +12754,15 @@
         </w:tc>
         <w:tc>
           <w:tcPr>
-            <w:tcW w:w="1443" w:type="dxa"/>
-            <w:tcBorders>
-              <w:left w:val="single" w:sz="2" w:space="0" w:color="000000"/>
-              <w:bottom w:val="single" w:sz="2" w:space="0" w:color="000000"/>
-            </w:tcBorders>
-          </w:tcPr>
-          <w:p>
-            <w:pPr>
-              <w:pStyle w:val="Style21"/>
+            <w:tcW w:w="1442" w:type="dxa"/>
+            <w:tcBorders>
+              <w:left w:val="single" w:sz="2" w:space="0" w:color="000000"/>
+              <w:bottom w:val="single" w:sz="2" w:space="0" w:color="000000"/>
+            </w:tcBorders>
+          </w:tcPr>
+          <w:p>
+            <w:pPr>
+              <w:pStyle w:val="user7"/>
               <w:rPr>
                 <w:rFonts w:ascii="Courier New" w:hAnsi="Courier New"/>
                 <w:lang w:val="ru-RU"/>
@@ -12779,7 +12779,7 @@
         </w:tc>
         <w:tc>
           <w:tcPr>
-            <w:tcW w:w="5247" w:type="dxa"/>
+            <w:tcW w:w="5248" w:type="dxa"/>
             <w:tcBorders>
               <w:left w:val="single" w:sz="2" w:space="0" w:color="000000"/>
               <w:bottom w:val="single" w:sz="2" w:space="0" w:color="000000"/>
@@ -12788,7 +12788,7 @@
           </w:tcPr>
           <w:p>
             <w:pPr>
-              <w:pStyle w:val="Style21"/>
+              <w:pStyle w:val="user7"/>
               <w:rPr>
                 <w:rFonts w:ascii="Courier New" w:hAnsi="Courier New"/>
                 <w:lang w:val="ru-RU"/>
@@ -12816,7 +12816,7 @@
           </w:tcPr>
           <w:p>
             <w:pPr>
-              <w:pStyle w:val="Style21"/>
+              <w:pStyle w:val="user7"/>
               <w:rPr>
                 <w:rFonts w:ascii="Courier New" w:hAnsi="Courier New"/>
                 <w:lang w:val="ru-RU"/>
@@ -12833,15 +12833,15 @@
         </w:tc>
         <w:tc>
           <w:tcPr>
-            <w:tcW w:w="1443" w:type="dxa"/>
-            <w:tcBorders>
-              <w:left w:val="single" w:sz="2" w:space="0" w:color="000000"/>
-              <w:bottom w:val="single" w:sz="2" w:space="0" w:color="000000"/>
-            </w:tcBorders>
-          </w:tcPr>
-          <w:p>
-            <w:pPr>
-              <w:pStyle w:val="Style21"/>
+            <w:tcW w:w="1442" w:type="dxa"/>
+            <w:tcBorders>
+              <w:left w:val="single" w:sz="2" w:space="0" w:color="000000"/>
+              <w:bottom w:val="single" w:sz="2" w:space="0" w:color="000000"/>
+            </w:tcBorders>
+          </w:tcPr>
+          <w:p>
+            <w:pPr>
+              <w:pStyle w:val="user7"/>
               <w:rPr>
                 <w:rFonts w:ascii="Courier New" w:hAnsi="Courier New"/>
                 <w:lang w:val="ru-RU"/>
@@ -12858,7 +12858,7 @@
         </w:tc>
         <w:tc>
           <w:tcPr>
-            <w:tcW w:w="5247" w:type="dxa"/>
+            <w:tcW w:w="5248" w:type="dxa"/>
             <w:tcBorders>
               <w:left w:val="single" w:sz="2" w:space="0" w:color="000000"/>
               <w:bottom w:val="single" w:sz="2" w:space="0" w:color="000000"/>
@@ -12867,7 +12867,7 @@
           </w:tcPr>
           <w:p>
             <w:pPr>
-              <w:pStyle w:val="Style21"/>
+              <w:pStyle w:val="user7"/>
               <w:rPr>
                 <w:rFonts w:ascii="Courier New" w:hAnsi="Courier New"/>
                 <w:lang w:val="ru-RU"/>
@@ -13078,7 +13078,7 @@
     </w:p>
     <w:p>
       <w:pPr>
-        <w:pStyle w:val="Style20"/>
+        <w:pStyle w:val="user6"/>
         <w:rPr>
           <w:lang w:val="ru-RU"/>
         </w:rPr>
@@ -13105,8 +13105,8 @@
       </w:tblPr>
       <w:tblGrid>
         <w:gridCol w:w="2665"/>
-        <w:gridCol w:w="1443"/>
-        <w:gridCol w:w="5247"/>
+        <w:gridCol w:w="1442"/>
+        <w:gridCol w:w="5248"/>
       </w:tblGrid>
       <w:tr>
         <w:trPr/>
@@ -13122,7 +13122,7 @@
           </w:tcPr>
           <w:p>
             <w:pPr>
-              <w:pStyle w:val="Style22"/>
+              <w:pStyle w:val="user8"/>
               <w:keepNext w:val="true"/>
               <w:rPr>
                 <w:lang w:val="ru-RU"/>
@@ -13138,7 +13138,7 @@
         </w:tc>
         <w:tc>
           <w:tcPr>
-            <w:tcW w:w="1443" w:type="dxa"/>
+            <w:tcW w:w="1442" w:type="dxa"/>
             <w:tcBorders>
               <w:top w:val="single" w:sz="2" w:space="0" w:color="000000"/>
               <w:left w:val="single" w:sz="2" w:space="0" w:color="000000"/>
@@ -13148,7 +13148,7 @@
           </w:tcPr>
           <w:p>
             <w:pPr>
-              <w:pStyle w:val="Style22"/>
+              <w:pStyle w:val="user8"/>
               <w:rPr>
                 <w:lang w:val="ru-RU"/>
               </w:rPr>
@@ -13163,7 +13163,7 @@
         </w:tc>
         <w:tc>
           <w:tcPr>
-            <w:tcW w:w="5247" w:type="dxa"/>
+            <w:tcW w:w="5248" w:type="dxa"/>
             <w:tcBorders>
               <w:top w:val="single" w:sz="2" w:space="0" w:color="000000"/>
               <w:left w:val="single" w:sz="2" w:space="0" w:color="000000"/>
@@ -13174,7 +13174,7 @@
           </w:tcPr>
           <w:p>
             <w:pPr>
-              <w:pStyle w:val="Style22"/>
+              <w:pStyle w:val="user8"/>
               <w:rPr>
                 <w:lang w:val="ru-RU"/>
               </w:rPr>
@@ -13200,7 +13200,7 @@
           </w:tcPr>
           <w:p>
             <w:pPr>
-              <w:pStyle w:val="Style21"/>
+              <w:pStyle w:val="user7"/>
               <w:keepNext w:val="true"/>
               <w:rPr>
                 <w:rFonts w:ascii="Courier New" w:hAnsi="Courier New"/>
@@ -13218,15 +13218,15 @@
         </w:tc>
         <w:tc>
           <w:tcPr>
-            <w:tcW w:w="1443" w:type="dxa"/>
-            <w:tcBorders>
-              <w:left w:val="single" w:sz="2" w:space="0" w:color="000000"/>
-              <w:bottom w:val="single" w:sz="2" w:space="0" w:color="000000"/>
-            </w:tcBorders>
-          </w:tcPr>
-          <w:p>
-            <w:pPr>
-              <w:pStyle w:val="Style21"/>
+            <w:tcW w:w="1442" w:type="dxa"/>
+            <w:tcBorders>
+              <w:left w:val="single" w:sz="2" w:space="0" w:color="000000"/>
+              <w:bottom w:val="single" w:sz="2" w:space="0" w:color="000000"/>
+            </w:tcBorders>
+          </w:tcPr>
+          <w:p>
+            <w:pPr>
+              <w:pStyle w:val="user7"/>
               <w:rPr>
                 <w:rFonts w:ascii="Courier New" w:hAnsi="Courier New"/>
                 <w:lang w:val="ru-RU"/>
@@ -13243,7 +13243,7 @@
         </w:tc>
         <w:tc>
           <w:tcPr>
-            <w:tcW w:w="5247" w:type="dxa"/>
+            <w:tcW w:w="5248" w:type="dxa"/>
             <w:tcBorders>
               <w:left w:val="single" w:sz="2" w:space="0" w:color="000000"/>
               <w:bottom w:val="single" w:sz="2" w:space="0" w:color="000000"/>
@@ -13252,7 +13252,7 @@
           </w:tcPr>
           <w:p>
             <w:pPr>
-              <w:pStyle w:val="Style21"/>
+              <w:pStyle w:val="user7"/>
               <w:rPr>
                 <w:rFonts w:ascii="Courier New" w:hAnsi="Courier New"/>
                 <w:lang w:val="ru-RU"/>
@@ -13293,7 +13293,7 @@
           </w:tcPr>
           <w:p>
             <w:pPr>
-              <w:pStyle w:val="Style21"/>
+              <w:pStyle w:val="user7"/>
               <w:keepNext w:val="true"/>
               <w:rPr>
                 <w:rFonts w:ascii="Courier New" w:hAnsi="Courier New"/>
@@ -13311,15 +13311,15 @@
         </w:tc>
         <w:tc>
           <w:tcPr>
-            <w:tcW w:w="1443" w:type="dxa"/>
-            <w:tcBorders>
-              <w:left w:val="single" w:sz="2" w:space="0" w:color="000000"/>
-              <w:bottom w:val="single" w:sz="2" w:space="0" w:color="000000"/>
-            </w:tcBorders>
-          </w:tcPr>
-          <w:p>
-            <w:pPr>
-              <w:pStyle w:val="Style21"/>
+            <w:tcW w:w="1442" w:type="dxa"/>
+            <w:tcBorders>
+              <w:left w:val="single" w:sz="2" w:space="0" w:color="000000"/>
+              <w:bottom w:val="single" w:sz="2" w:space="0" w:color="000000"/>
+            </w:tcBorders>
+          </w:tcPr>
+          <w:p>
+            <w:pPr>
+              <w:pStyle w:val="user7"/>
               <w:rPr>
                 <w:rFonts w:ascii="Courier New" w:hAnsi="Courier New"/>
                 <w:lang w:val="ru-RU"/>
@@ -13336,7 +13336,7 @@
         </w:tc>
         <w:tc>
           <w:tcPr>
-            <w:tcW w:w="5247" w:type="dxa"/>
+            <w:tcW w:w="5248" w:type="dxa"/>
             <w:tcBorders>
               <w:left w:val="single" w:sz="2" w:space="0" w:color="000000"/>
               <w:bottom w:val="single" w:sz="2" w:space="0" w:color="000000"/>
@@ -13345,7 +13345,7 @@
           </w:tcPr>
           <w:p>
             <w:pPr>
-              <w:pStyle w:val="Style21"/>
+              <w:pStyle w:val="user7"/>
               <w:rPr>
                 <w:rFonts w:ascii="Courier New" w:hAnsi="Courier New"/>
                 <w:lang w:val="ru-RU"/>
@@ -13399,7 +13399,7 @@
           </w:tcPr>
           <w:p>
             <w:pPr>
-              <w:pStyle w:val="Style21"/>
+              <w:pStyle w:val="user7"/>
               <w:keepNext w:val="true"/>
               <w:rPr>
                 <w:rFonts w:ascii="Courier New" w:hAnsi="Courier New"/>
@@ -13417,15 +13417,15 @@
         </w:tc>
         <w:tc>
           <w:tcPr>
-            <w:tcW w:w="1443" w:type="dxa"/>
-            <w:tcBorders>
-              <w:left w:val="single" w:sz="2" w:space="0" w:color="000000"/>
-              <w:bottom w:val="single" w:sz="2" w:space="0" w:color="000000"/>
-            </w:tcBorders>
-          </w:tcPr>
-          <w:p>
-            <w:pPr>
-              <w:pStyle w:val="Style21"/>
+            <w:tcW w:w="1442" w:type="dxa"/>
+            <w:tcBorders>
+              <w:left w:val="single" w:sz="2" w:space="0" w:color="000000"/>
+              <w:bottom w:val="single" w:sz="2" w:space="0" w:color="000000"/>
+            </w:tcBorders>
+          </w:tcPr>
+          <w:p>
+            <w:pPr>
+              <w:pStyle w:val="user7"/>
               <w:rPr>
                 <w:rFonts w:ascii="Courier New" w:hAnsi="Courier New"/>
                 <w:lang w:val="ru-RU"/>
@@ -13442,7 +13442,7 @@
         </w:tc>
         <w:tc>
           <w:tcPr>
-            <w:tcW w:w="5247" w:type="dxa"/>
+            <w:tcW w:w="5248" w:type="dxa"/>
             <w:tcBorders>
               <w:left w:val="single" w:sz="2" w:space="0" w:color="000000"/>
               <w:bottom w:val="single" w:sz="2" w:space="0" w:color="000000"/>
@@ -13451,7 +13451,7 @@
           </w:tcPr>
           <w:p>
             <w:pPr>
-              <w:pStyle w:val="Style21"/>
+              <w:pStyle w:val="user7"/>
               <w:rPr>
                 <w:rFonts w:ascii="Courier New" w:hAnsi="Courier New"/>
                 <w:lang w:val="ru-RU"/>
@@ -13492,7 +13492,7 @@
           </w:tcPr>
           <w:p>
             <w:pPr>
-              <w:pStyle w:val="Style21"/>
+              <w:pStyle w:val="user7"/>
               <w:keepNext w:val="true"/>
               <w:rPr>
                 <w:rFonts w:ascii="Courier New" w:hAnsi="Courier New"/>
@@ -13510,15 +13510,15 @@
         </w:tc>
         <w:tc>
           <w:tcPr>
-            <w:tcW w:w="1443" w:type="dxa"/>
-            <w:tcBorders>
-              <w:left w:val="single" w:sz="2" w:space="0" w:color="000000"/>
-              <w:bottom w:val="single" w:sz="2" w:space="0" w:color="000000"/>
-            </w:tcBorders>
-          </w:tcPr>
-          <w:p>
-            <w:pPr>
-              <w:pStyle w:val="Style21"/>
+            <w:tcW w:w="1442" w:type="dxa"/>
+            <w:tcBorders>
+              <w:left w:val="single" w:sz="2" w:space="0" w:color="000000"/>
+              <w:bottom w:val="single" w:sz="2" w:space="0" w:color="000000"/>
+            </w:tcBorders>
+          </w:tcPr>
+          <w:p>
+            <w:pPr>
+              <w:pStyle w:val="user7"/>
               <w:rPr>
                 <w:rFonts w:ascii="Courier New" w:hAnsi="Courier New"/>
                 <w:lang w:val="ru-RU"/>
@@ -13535,7 +13535,7 @@
         </w:tc>
         <w:tc>
           <w:tcPr>
-            <w:tcW w:w="5247" w:type="dxa"/>
+            <w:tcW w:w="5248" w:type="dxa"/>
             <w:tcBorders>
               <w:left w:val="single" w:sz="2" w:space="0" w:color="000000"/>
               <w:bottom w:val="single" w:sz="2" w:space="0" w:color="000000"/>
@@ -13544,7 +13544,7 @@
           </w:tcPr>
           <w:p>
             <w:pPr>
-              <w:pStyle w:val="Style21"/>
+              <w:pStyle w:val="user7"/>
               <w:rPr>
                 <w:rFonts w:ascii="Courier New" w:hAnsi="Courier New"/>
                 <w:lang w:val="ru-RU"/>
@@ -13572,7 +13572,7 @@
           </w:tcPr>
           <w:p>
             <w:pPr>
-              <w:pStyle w:val="Style21"/>
+              <w:pStyle w:val="user7"/>
               <w:keepNext w:val="true"/>
               <w:rPr>
                 <w:rFonts w:ascii="Courier New" w:hAnsi="Courier New"/>
@@ -13590,15 +13590,15 @@
         </w:tc>
         <w:tc>
           <w:tcPr>
-            <w:tcW w:w="1443" w:type="dxa"/>
-            <w:tcBorders>
-              <w:left w:val="single" w:sz="2" w:space="0" w:color="000000"/>
-              <w:bottom w:val="single" w:sz="2" w:space="0" w:color="000000"/>
-            </w:tcBorders>
-          </w:tcPr>
-          <w:p>
-            <w:pPr>
-              <w:pStyle w:val="Style21"/>
+            <w:tcW w:w="1442" w:type="dxa"/>
+            <w:tcBorders>
+              <w:left w:val="single" w:sz="2" w:space="0" w:color="000000"/>
+              <w:bottom w:val="single" w:sz="2" w:space="0" w:color="000000"/>
+            </w:tcBorders>
+          </w:tcPr>
+          <w:p>
+            <w:pPr>
+              <w:pStyle w:val="user7"/>
               <w:rPr>
                 <w:rFonts w:ascii="Courier New" w:hAnsi="Courier New"/>
                 <w:lang w:val="ru-RU"/>
@@ -13615,7 +13615,7 @@
         </w:tc>
         <w:tc>
           <w:tcPr>
-            <w:tcW w:w="5247" w:type="dxa"/>
+            <w:tcW w:w="5248" w:type="dxa"/>
             <w:tcBorders>
               <w:left w:val="single" w:sz="2" w:space="0" w:color="000000"/>
               <w:bottom w:val="single" w:sz="2" w:space="0" w:color="000000"/>
@@ -13624,7 +13624,7 @@
           </w:tcPr>
           <w:p>
             <w:pPr>
-              <w:pStyle w:val="Style21"/>
+              <w:pStyle w:val="user7"/>
               <w:rPr>
                 <w:rFonts w:ascii="Courier New" w:hAnsi="Courier New"/>
                 <w:lang w:val="ru-RU"/>
@@ -13665,7 +13665,7 @@
           </w:tcPr>
           <w:p>
             <w:pPr>
-              <w:pStyle w:val="Style21"/>
+              <w:pStyle w:val="user7"/>
               <w:keepNext w:val="true"/>
               <w:rPr>
                 <w:rFonts w:ascii="Courier New" w:hAnsi="Courier New"/>
@@ -13683,15 +13683,15 @@
         </w:tc>
         <w:tc>
           <w:tcPr>
-            <w:tcW w:w="1443" w:type="dxa"/>
-            <w:tcBorders>
-              <w:left w:val="single" w:sz="2" w:space="0" w:color="000000"/>
-              <w:bottom w:val="single" w:sz="2" w:space="0" w:color="000000"/>
-            </w:tcBorders>
-          </w:tcPr>
-          <w:p>
-            <w:pPr>
-              <w:pStyle w:val="Style21"/>
+            <w:tcW w:w="1442" w:type="dxa"/>
+            <w:tcBorders>
+              <w:left w:val="single" w:sz="2" w:space="0" w:color="000000"/>
+              <w:bottom w:val="single" w:sz="2" w:space="0" w:color="000000"/>
+            </w:tcBorders>
+          </w:tcPr>
+          <w:p>
+            <w:pPr>
+              <w:pStyle w:val="user7"/>
               <w:rPr>
                 <w:rFonts w:ascii="Courier New" w:hAnsi="Courier New"/>
                 <w:lang w:val="ru-RU"/>
@@ -13708,7 +13708,7 @@
         </w:tc>
         <w:tc>
           <w:tcPr>
-            <w:tcW w:w="5247" w:type="dxa"/>
+            <w:tcW w:w="5248" w:type="dxa"/>
             <w:tcBorders>
               <w:left w:val="single" w:sz="2" w:space="0" w:color="000000"/>
               <w:bottom w:val="single" w:sz="2" w:space="0" w:color="000000"/>
@@ -13717,7 +13717,7 @@
           </w:tcPr>
           <w:p>
             <w:pPr>
-              <w:pStyle w:val="Style21"/>
+              <w:pStyle w:val="user7"/>
               <w:rPr>
                 <w:rFonts w:ascii="Courier New" w:hAnsi="Courier New"/>
                 <w:lang w:val="ru-RU"/>
@@ -13758,7 +13758,7 @@
           </w:tcPr>
           <w:p>
             <w:pPr>
-              <w:pStyle w:val="Style21"/>
+              <w:pStyle w:val="user7"/>
               <w:rPr>
                 <w:rFonts w:ascii="Courier New" w:hAnsi="Courier New"/>
                 <w:lang w:val="ru-RU"/>
@@ -13775,15 +13775,15 @@
         </w:tc>
         <w:tc>
           <w:tcPr>
-            <w:tcW w:w="1443" w:type="dxa"/>
-            <w:tcBorders>
-              <w:left w:val="single" w:sz="2" w:space="0" w:color="000000"/>
-              <w:bottom w:val="single" w:sz="2" w:space="0" w:color="000000"/>
-            </w:tcBorders>
-          </w:tcPr>
-          <w:p>
-            <w:pPr>
-              <w:pStyle w:val="Style21"/>
+            <w:tcW w:w="1442" w:type="dxa"/>
+            <w:tcBorders>
+              <w:left w:val="single" w:sz="2" w:space="0" w:color="000000"/>
+              <w:bottom w:val="single" w:sz="2" w:space="0" w:color="000000"/>
+            </w:tcBorders>
+          </w:tcPr>
+          <w:p>
+            <w:pPr>
+              <w:pStyle w:val="user7"/>
               <w:rPr>
                 <w:rFonts w:ascii="Courier New" w:hAnsi="Courier New"/>
                 <w:lang w:val="ru-RU"/>
@@ -13800,7 +13800,7 @@
         </w:tc>
         <w:tc>
           <w:tcPr>
-            <w:tcW w:w="5247" w:type="dxa"/>
+            <w:tcW w:w="5248" w:type="dxa"/>
             <w:tcBorders>
               <w:left w:val="single" w:sz="2" w:space="0" w:color="000000"/>
               <w:bottom w:val="single" w:sz="2" w:space="0" w:color="000000"/>
@@ -13809,7 +13809,7 @@
           </w:tcPr>
           <w:p>
             <w:pPr>
-              <w:pStyle w:val="Style21"/>
+              <w:pStyle w:val="user7"/>
               <w:rPr>
                 <w:rFonts w:ascii="Courier New" w:hAnsi="Courier New"/>
                 <w:lang w:val="ru-RU"/>
@@ -14206,7 +14206,7 @@
     </w:p>
     <w:p>
       <w:pPr>
-        <w:pStyle w:val="Style20"/>
+        <w:pStyle w:val="user6"/>
         <w:rPr>
           <w:lang w:val="ru-RU"/>
         </w:rPr>
@@ -14233,8 +14233,8 @@
       </w:tblPr>
       <w:tblGrid>
         <w:gridCol w:w="2665"/>
-        <w:gridCol w:w="1443"/>
-        <w:gridCol w:w="5247"/>
+        <w:gridCol w:w="1442"/>
+        <w:gridCol w:w="5248"/>
       </w:tblGrid>
       <w:tr>
         <w:trPr/>
@@ -14250,7 +14250,7 @@
           </w:tcPr>
           <w:p>
             <w:pPr>
-              <w:pStyle w:val="Style22"/>
+              <w:pStyle w:val="user8"/>
               <w:keepNext w:val="true"/>
               <w:rPr>
                 <w:lang w:val="ru-RU"/>
@@ -14266,7 +14266,7 @@
         </w:tc>
         <w:tc>
           <w:tcPr>
-            <w:tcW w:w="1443" w:type="dxa"/>
+            <w:tcW w:w="1442" w:type="dxa"/>
             <w:tcBorders>
               <w:top w:val="single" w:sz="2" w:space="0" w:color="000000"/>
               <w:left w:val="single" w:sz="2" w:space="0" w:color="000000"/>
@@ -14276,7 +14276,7 @@
           </w:tcPr>
           <w:p>
             <w:pPr>
-              <w:pStyle w:val="Style22"/>
+              <w:pStyle w:val="user8"/>
               <w:rPr>
                 <w:lang w:val="ru-RU"/>
               </w:rPr>
@@ -14291,7 +14291,7 @@
         </w:tc>
         <w:tc>
           <w:tcPr>
-            <w:tcW w:w="5247" w:type="dxa"/>
+            <w:tcW w:w="5248" w:type="dxa"/>
             <w:tcBorders>
               <w:top w:val="single" w:sz="2" w:space="0" w:color="000000"/>
               <w:left w:val="single" w:sz="2" w:space="0" w:color="000000"/>
@@ -14302,7 +14302,7 @@
           </w:tcPr>
           <w:p>
             <w:pPr>
-              <w:pStyle w:val="Style22"/>
+              <w:pStyle w:val="user8"/>
               <w:rPr>
                 <w:lang w:val="ru-RU"/>
               </w:rPr>
@@ -14328,7 +14328,7 @@
           </w:tcPr>
           <w:p>
             <w:pPr>
-              <w:pStyle w:val="Style21"/>
+              <w:pStyle w:val="user7"/>
               <w:keepNext w:val="true"/>
               <w:rPr>
                 <w:rFonts w:ascii="Courier New" w:hAnsi="Courier New"/>
@@ -14346,15 +14346,15 @@
         </w:tc>
         <w:tc>
           <w:tcPr>
-            <w:tcW w:w="1443" w:type="dxa"/>
-            <w:tcBorders>
-              <w:left w:val="single" w:sz="2" w:space="0" w:color="000000"/>
-              <w:bottom w:val="single" w:sz="2" w:space="0" w:color="000000"/>
-            </w:tcBorders>
-          </w:tcPr>
-          <w:p>
-            <w:pPr>
-              <w:pStyle w:val="Style21"/>
+            <w:tcW w:w="1442" w:type="dxa"/>
+            <w:tcBorders>
+              <w:left w:val="single" w:sz="2" w:space="0" w:color="000000"/>
+              <w:bottom w:val="single" w:sz="2" w:space="0" w:color="000000"/>
+            </w:tcBorders>
+          </w:tcPr>
+          <w:p>
+            <w:pPr>
+              <w:pStyle w:val="user7"/>
               <w:rPr>
                 <w:rFonts w:ascii="Courier New" w:hAnsi="Courier New"/>
                 <w:lang w:val="ru-RU"/>
@@ -14371,7 +14371,7 @@
         </w:tc>
         <w:tc>
           <w:tcPr>
-            <w:tcW w:w="5247" w:type="dxa"/>
+            <w:tcW w:w="5248" w:type="dxa"/>
             <w:tcBorders>
               <w:left w:val="single" w:sz="2" w:space="0" w:color="000000"/>
               <w:bottom w:val="single" w:sz="2" w:space="0" w:color="000000"/>
@@ -14380,7 +14380,7 @@
           </w:tcPr>
           <w:p>
             <w:pPr>
-              <w:pStyle w:val="Style21"/>
+              <w:pStyle w:val="user7"/>
               <w:rPr>
                 <w:rFonts w:ascii="Courier New" w:hAnsi="Courier New"/>
                 <w:lang w:val="ru-RU"/>
@@ -14434,7 +14434,7 @@
           </w:tcPr>
           <w:p>
             <w:pPr>
-              <w:pStyle w:val="Style21"/>
+              <w:pStyle w:val="user7"/>
               <w:keepNext w:val="true"/>
               <w:rPr>
                 <w:rFonts w:ascii="Courier New" w:hAnsi="Courier New"/>
@@ -14452,15 +14452,15 @@
         </w:tc>
         <w:tc>
           <w:tcPr>
-            <w:tcW w:w="1443" w:type="dxa"/>
-            <w:tcBorders>
-              <w:left w:val="single" w:sz="2" w:space="0" w:color="000000"/>
-              <w:bottom w:val="single" w:sz="2" w:space="0" w:color="000000"/>
-            </w:tcBorders>
-          </w:tcPr>
-          <w:p>
-            <w:pPr>
-              <w:pStyle w:val="Style21"/>
+            <w:tcW w:w="1442" w:type="dxa"/>
+            <w:tcBorders>
+              <w:left w:val="single" w:sz="2" w:space="0" w:color="000000"/>
+              <w:bottom w:val="single" w:sz="2" w:space="0" w:color="000000"/>
+            </w:tcBorders>
+          </w:tcPr>
+          <w:p>
+            <w:pPr>
+              <w:pStyle w:val="user7"/>
               <w:rPr>
                 <w:rFonts w:ascii="Courier New" w:hAnsi="Courier New"/>
                 <w:lang w:val="ru-RU"/>
@@ -14477,7 +14477,7 @@
         </w:tc>
         <w:tc>
           <w:tcPr>
-            <w:tcW w:w="5247" w:type="dxa"/>
+            <w:tcW w:w="5248" w:type="dxa"/>
             <w:tcBorders>
               <w:left w:val="single" w:sz="2" w:space="0" w:color="000000"/>
               <w:bottom w:val="single" w:sz="2" w:space="0" w:color="000000"/>
@@ -14486,7 +14486,7 @@
           </w:tcPr>
           <w:p>
             <w:pPr>
-              <w:pStyle w:val="Style21"/>
+              <w:pStyle w:val="user7"/>
               <w:rPr>
                 <w:rFonts w:ascii="Courier New" w:hAnsi="Courier New"/>
                 <w:lang w:val="ru-RU"/>
@@ -14514,7 +14514,7 @@
           </w:tcPr>
           <w:p>
             <w:pPr>
-              <w:pStyle w:val="Style21"/>
+              <w:pStyle w:val="user7"/>
               <w:keepNext w:val="true"/>
               <w:rPr>
                 <w:rFonts w:ascii="Courier New" w:hAnsi="Courier New"/>
@@ -14532,15 +14532,15 @@
         </w:tc>
         <w:tc>
           <w:tcPr>
-            <w:tcW w:w="1443" w:type="dxa"/>
-            <w:tcBorders>
-              <w:left w:val="single" w:sz="2" w:space="0" w:color="000000"/>
-              <w:bottom w:val="single" w:sz="2" w:space="0" w:color="000000"/>
-            </w:tcBorders>
-          </w:tcPr>
-          <w:p>
-            <w:pPr>
-              <w:pStyle w:val="Style21"/>
+            <w:tcW w:w="1442" w:type="dxa"/>
+            <w:tcBorders>
+              <w:left w:val="single" w:sz="2" w:space="0" w:color="000000"/>
+              <w:bottom w:val="single" w:sz="2" w:space="0" w:color="000000"/>
+            </w:tcBorders>
+          </w:tcPr>
+          <w:p>
+            <w:pPr>
+              <w:pStyle w:val="user7"/>
               <w:rPr>
                 <w:rFonts w:ascii="Courier New" w:hAnsi="Courier New"/>
                 <w:lang w:val="ru-RU"/>
@@ -14557,7 +14557,7 @@
         </w:tc>
         <w:tc>
           <w:tcPr>
-            <w:tcW w:w="5247" w:type="dxa"/>
+            <w:tcW w:w="5248" w:type="dxa"/>
             <w:tcBorders>
               <w:left w:val="single" w:sz="2" w:space="0" w:color="000000"/>
               <w:bottom w:val="single" w:sz="2" w:space="0" w:color="000000"/>
@@ -14566,7 +14566,7 @@
           </w:tcPr>
           <w:p>
             <w:pPr>
-              <w:pStyle w:val="Style21"/>
+              <w:pStyle w:val="user7"/>
               <w:rPr>
                 <w:rFonts w:ascii="Courier New" w:hAnsi="Courier New"/>
                 <w:lang w:val="ru-RU"/>
@@ -14607,7 +14607,7 @@
           </w:tcPr>
           <w:p>
             <w:pPr>
-              <w:pStyle w:val="Style21"/>
+              <w:pStyle w:val="user7"/>
               <w:keepNext w:val="true"/>
               <w:rPr>
                 <w:rFonts w:ascii="Courier New" w:hAnsi="Courier New"/>
@@ -14625,15 +14625,15 @@
         </w:tc>
         <w:tc>
           <w:tcPr>
-            <w:tcW w:w="1443" w:type="dxa"/>
-            <w:tcBorders>
-              <w:left w:val="single" w:sz="2" w:space="0" w:color="000000"/>
-              <w:bottom w:val="single" w:sz="2" w:space="0" w:color="000000"/>
-            </w:tcBorders>
-          </w:tcPr>
-          <w:p>
-            <w:pPr>
-              <w:pStyle w:val="Style21"/>
+            <w:tcW w:w="1442" w:type="dxa"/>
+            <w:tcBorders>
+              <w:left w:val="single" w:sz="2" w:space="0" w:color="000000"/>
+              <w:bottom w:val="single" w:sz="2" w:space="0" w:color="000000"/>
+            </w:tcBorders>
+          </w:tcPr>
+          <w:p>
+            <w:pPr>
+              <w:pStyle w:val="user7"/>
               <w:rPr>
                 <w:rFonts w:ascii="Courier New" w:hAnsi="Courier New"/>
                 <w:lang w:val="ru-RU"/>
@@ -14650,7 +14650,7 @@
         </w:tc>
         <w:tc>
           <w:tcPr>
-            <w:tcW w:w="5247" w:type="dxa"/>
+            <w:tcW w:w="5248" w:type="dxa"/>
             <w:tcBorders>
               <w:left w:val="single" w:sz="2" w:space="0" w:color="000000"/>
               <w:bottom w:val="single" w:sz="2" w:space="0" w:color="000000"/>
@@ -14659,7 +14659,7 @@
           </w:tcPr>
           <w:p>
             <w:pPr>
-              <w:pStyle w:val="Style21"/>
+              <w:pStyle w:val="user7"/>
               <w:rPr>
                 <w:rFonts w:ascii="Courier New" w:hAnsi="Courier New"/>
               </w:rPr>
@@ -14695,7 +14695,7 @@
           </w:tcPr>
           <w:p>
             <w:pPr>
-              <w:pStyle w:val="Style21"/>
+              <w:pStyle w:val="user7"/>
               <w:keepNext w:val="true"/>
               <w:rPr>
                 <w:rFonts w:ascii="Courier New" w:hAnsi="Courier New"/>
@@ -14713,15 +14713,15 @@
         </w:tc>
         <w:tc>
           <w:tcPr>
-            <w:tcW w:w="1443" w:type="dxa"/>
-            <w:tcBorders>
-              <w:left w:val="single" w:sz="2" w:space="0" w:color="000000"/>
-              <w:bottom w:val="single" w:sz="2" w:space="0" w:color="000000"/>
-            </w:tcBorders>
-          </w:tcPr>
-          <w:p>
-            <w:pPr>
-              <w:pStyle w:val="Style21"/>
+            <w:tcW w:w="1442" w:type="dxa"/>
+            <w:tcBorders>
+              <w:left w:val="single" w:sz="2" w:space="0" w:color="000000"/>
+              <w:bottom w:val="single" w:sz="2" w:space="0" w:color="000000"/>
+            </w:tcBorders>
+          </w:tcPr>
+          <w:p>
+            <w:pPr>
+              <w:pStyle w:val="user7"/>
               <w:rPr>
                 <w:rFonts w:ascii="Courier New" w:hAnsi="Courier New"/>
                 <w:lang w:val="ru-RU"/>
@@ -14738,7 +14738,7 @@
         </w:tc>
         <w:tc>
           <w:tcPr>
-            <w:tcW w:w="5247" w:type="dxa"/>
+            <w:tcW w:w="5248" w:type="dxa"/>
             <w:tcBorders>
               <w:left w:val="single" w:sz="2" w:space="0" w:color="000000"/>
               <w:bottom w:val="single" w:sz="2" w:space="0" w:color="000000"/>
@@ -14747,7 +14747,7 @@
           </w:tcPr>
           <w:p>
             <w:pPr>
-              <w:pStyle w:val="Style21"/>
+              <w:pStyle w:val="user7"/>
               <w:rPr>
                 <w:rFonts w:ascii="Courier New" w:hAnsi="Courier New"/>
                 <w:lang w:val="ru-RU"/>
@@ -14775,7 +14775,7 @@
           </w:tcPr>
           <w:p>
             <w:pPr>
-              <w:pStyle w:val="Style21"/>
+              <w:pStyle w:val="user7"/>
               <w:rPr>
                 <w:rFonts w:ascii="Courier New" w:hAnsi="Courier New"/>
                 <w:lang w:val="ru-RU"/>
@@ -14792,15 +14792,15 @@
         </w:tc>
         <w:tc>
           <w:tcPr>
-            <w:tcW w:w="1443" w:type="dxa"/>
-            <w:tcBorders>
-              <w:left w:val="single" w:sz="2" w:space="0" w:color="000000"/>
-              <w:bottom w:val="single" w:sz="2" w:space="0" w:color="000000"/>
-            </w:tcBorders>
-          </w:tcPr>
-          <w:p>
-            <w:pPr>
-              <w:pStyle w:val="Style21"/>
+            <w:tcW w:w="1442" w:type="dxa"/>
+            <w:tcBorders>
+              <w:left w:val="single" w:sz="2" w:space="0" w:color="000000"/>
+              <w:bottom w:val="single" w:sz="2" w:space="0" w:color="000000"/>
+            </w:tcBorders>
+          </w:tcPr>
+          <w:p>
+            <w:pPr>
+              <w:pStyle w:val="user7"/>
               <w:rPr>
                 <w:rFonts w:ascii="Courier New" w:hAnsi="Courier New"/>
                 <w:lang w:val="ru-RU"/>
@@ -14817,7 +14817,7 @@
         </w:tc>
         <w:tc>
           <w:tcPr>
-            <w:tcW w:w="5247" w:type="dxa"/>
+            <w:tcW w:w="5248" w:type="dxa"/>
             <w:tcBorders>
               <w:left w:val="single" w:sz="2" w:space="0" w:color="000000"/>
               <w:bottom w:val="single" w:sz="2" w:space="0" w:color="000000"/>
@@ -14826,7 +14826,7 @@
           </w:tcPr>
           <w:p>
             <w:pPr>
-              <w:pStyle w:val="Style21"/>
+              <w:pStyle w:val="user7"/>
               <w:rPr>
                 <w:rFonts w:ascii="Courier New" w:hAnsi="Courier New"/>
                 <w:lang w:val="ru-RU"/>
@@ -15078,7 +15078,7 @@
     </w:p>
     <w:p>
       <w:pPr>
-        <w:pStyle w:val="Style20"/>
+        <w:pStyle w:val="user6"/>
         <w:rPr>
           <w:lang w:val="ru-RU"/>
         </w:rPr>
@@ -15105,8 +15105,8 @@
       </w:tblPr>
       <w:tblGrid>
         <w:gridCol w:w="2665"/>
-        <w:gridCol w:w="1443"/>
-        <w:gridCol w:w="5247"/>
+        <w:gridCol w:w="1442"/>
+        <w:gridCol w:w="5248"/>
       </w:tblGrid>
       <w:tr>
         <w:trPr/>
@@ -15122,7 +15122,7 @@
           </w:tcPr>
           <w:p>
             <w:pPr>
-              <w:pStyle w:val="Style22"/>
+              <w:pStyle w:val="user8"/>
               <w:keepNext w:val="true"/>
               <w:rPr>
                 <w:lang w:val="ru-RU"/>
@@ -15138,7 +15138,7 @@
         </w:tc>
         <w:tc>
           <w:tcPr>
-            <w:tcW w:w="1443" w:type="dxa"/>
+            <w:tcW w:w="1442" w:type="dxa"/>
             <w:tcBorders>
               <w:top w:val="single" w:sz="2" w:space="0" w:color="000000"/>
               <w:left w:val="single" w:sz="2" w:space="0" w:color="000000"/>
@@ -15148,7 +15148,7 @@
           </w:tcPr>
           <w:p>
             <w:pPr>
-              <w:pStyle w:val="Style22"/>
+              <w:pStyle w:val="user8"/>
               <w:rPr>
                 <w:lang w:val="ru-RU"/>
               </w:rPr>
@@ -15163,7 +15163,7 @@
         </w:tc>
         <w:tc>
           <w:tcPr>
-            <w:tcW w:w="5247" w:type="dxa"/>
+            <w:tcW w:w="5248" w:type="dxa"/>
             <w:tcBorders>
               <w:top w:val="single" w:sz="2" w:space="0" w:color="000000"/>
               <w:left w:val="single" w:sz="2" w:space="0" w:color="000000"/>
@@ -15174,7 +15174,7 @@
           </w:tcPr>
           <w:p>
             <w:pPr>
-              <w:pStyle w:val="Style22"/>
+              <w:pStyle w:val="user8"/>
               <w:rPr>
                 <w:lang w:val="ru-RU"/>
               </w:rPr>
@@ -15200,7 +15200,7 @@
           </w:tcPr>
           <w:p>
             <w:pPr>
-              <w:pStyle w:val="Style21"/>
+              <w:pStyle w:val="user7"/>
               <w:keepNext w:val="true"/>
               <w:rPr>
                 <w:rFonts w:ascii="Courier New" w:hAnsi="Courier New"/>
@@ -15218,15 +15218,15 @@
         </w:tc>
         <w:tc>
           <w:tcPr>
-            <w:tcW w:w="1443" w:type="dxa"/>
-            <w:tcBorders>
-              <w:left w:val="single" w:sz="2" w:space="0" w:color="000000"/>
-              <w:bottom w:val="single" w:sz="2" w:space="0" w:color="000000"/>
-            </w:tcBorders>
-          </w:tcPr>
-          <w:p>
-            <w:pPr>
-              <w:pStyle w:val="Style21"/>
+            <w:tcW w:w="1442" w:type="dxa"/>
+            <w:tcBorders>
+              <w:left w:val="single" w:sz="2" w:space="0" w:color="000000"/>
+              <w:bottom w:val="single" w:sz="2" w:space="0" w:color="000000"/>
+            </w:tcBorders>
+          </w:tcPr>
+          <w:p>
+            <w:pPr>
+              <w:pStyle w:val="user7"/>
               <w:rPr>
                 <w:rFonts w:ascii="Courier New" w:hAnsi="Courier New"/>
                 <w:lang w:val="ru-RU"/>
@@ -15243,7 +15243,7 @@
         </w:tc>
         <w:tc>
           <w:tcPr>
-            <w:tcW w:w="5247" w:type="dxa"/>
+            <w:tcW w:w="5248" w:type="dxa"/>
             <w:tcBorders>
               <w:left w:val="single" w:sz="2" w:space="0" w:color="000000"/>
               <w:bottom w:val="single" w:sz="2" w:space="0" w:color="000000"/>
@@ -15252,7 +15252,7 @@
           </w:tcPr>
           <w:p>
             <w:pPr>
-              <w:pStyle w:val="Style21"/>
+              <w:pStyle w:val="user7"/>
               <w:rPr>
                 <w:rFonts w:ascii="Courier New" w:hAnsi="Courier New"/>
                 <w:lang w:val="ru-RU"/>
@@ -15293,7 +15293,7 @@
           </w:tcPr>
           <w:p>
             <w:pPr>
-              <w:pStyle w:val="Style21"/>
+              <w:pStyle w:val="user7"/>
               <w:keepNext w:val="true"/>
               <w:rPr>
                 <w:rFonts w:ascii="Courier New" w:hAnsi="Courier New"/>
@@ -15311,15 +15311,15 @@
         </w:tc>
         <w:tc>
           <w:tcPr>
-            <w:tcW w:w="1443" w:type="dxa"/>
-            <w:tcBorders>
-              <w:left w:val="single" w:sz="2" w:space="0" w:color="000000"/>
-              <w:bottom w:val="single" w:sz="2" w:space="0" w:color="000000"/>
-            </w:tcBorders>
-          </w:tcPr>
-          <w:p>
-            <w:pPr>
-              <w:pStyle w:val="Style21"/>
+            <w:tcW w:w="1442" w:type="dxa"/>
+            <w:tcBorders>
+              <w:left w:val="single" w:sz="2" w:space="0" w:color="000000"/>
+              <w:bottom w:val="single" w:sz="2" w:space="0" w:color="000000"/>
+            </w:tcBorders>
+          </w:tcPr>
+          <w:p>
+            <w:pPr>
+              <w:pStyle w:val="user7"/>
               <w:rPr>
                 <w:rFonts w:ascii="Courier New" w:hAnsi="Courier New"/>
                 <w:lang w:val="ru-RU"/>
@@ -15336,7 +15336,7 @@
         </w:tc>
         <w:tc>
           <w:tcPr>
-            <w:tcW w:w="5247" w:type="dxa"/>
+            <w:tcW w:w="5248" w:type="dxa"/>
             <w:tcBorders>
               <w:left w:val="single" w:sz="2" w:space="0" w:color="000000"/>
               <w:bottom w:val="single" w:sz="2" w:space="0" w:color="000000"/>
@@ -15345,7 +15345,7 @@
           </w:tcPr>
           <w:p>
             <w:pPr>
-              <w:pStyle w:val="Style21"/>
+              <w:pStyle w:val="user7"/>
               <w:rPr>
                 <w:rFonts w:ascii="Courier New" w:hAnsi="Courier New"/>
                 <w:lang w:val="ru-RU"/>
@@ -15386,7 +15386,7 @@
           </w:tcPr>
           <w:p>
             <w:pPr>
-              <w:pStyle w:val="Style21"/>
+              <w:pStyle w:val="user7"/>
               <w:keepNext w:val="true"/>
               <w:rPr>
                 <w:rFonts w:ascii="Courier New" w:hAnsi="Courier New"/>
@@ -15404,15 +15404,15 @@
         </w:tc>
         <w:tc>
           <w:tcPr>
-            <w:tcW w:w="1443" w:type="dxa"/>
-            <w:tcBorders>
-              <w:left w:val="single" w:sz="2" w:space="0" w:color="000000"/>
-              <w:bottom w:val="single" w:sz="2" w:space="0" w:color="000000"/>
-            </w:tcBorders>
-          </w:tcPr>
-          <w:p>
-            <w:pPr>
-              <w:pStyle w:val="Style21"/>
+            <w:tcW w:w="1442" w:type="dxa"/>
+            <w:tcBorders>
+              <w:left w:val="single" w:sz="2" w:space="0" w:color="000000"/>
+              <w:bottom w:val="single" w:sz="2" w:space="0" w:color="000000"/>
+            </w:tcBorders>
+          </w:tcPr>
+          <w:p>
+            <w:pPr>
+              <w:pStyle w:val="user7"/>
               <w:rPr>
                 <w:rFonts w:ascii="Courier New" w:hAnsi="Courier New"/>
                 <w:lang w:val="ru-RU"/>
@@ -15429,7 +15429,7 @@
         </w:tc>
         <w:tc>
           <w:tcPr>
-            <w:tcW w:w="5247" w:type="dxa"/>
+            <w:tcW w:w="5248" w:type="dxa"/>
             <w:tcBorders>
               <w:left w:val="single" w:sz="2" w:space="0" w:color="000000"/>
               <w:bottom w:val="single" w:sz="2" w:space="0" w:color="000000"/>
@@ -15438,7 +15438,7 @@
           </w:tcPr>
           <w:p>
             <w:pPr>
-              <w:pStyle w:val="Style21"/>
+              <w:pStyle w:val="user7"/>
               <w:rPr>
                 <w:rFonts w:ascii="Courier New" w:hAnsi="Courier New"/>
                 <w:lang w:val="ru-RU"/>
@@ -15466,7 +15466,7 @@
           </w:tcPr>
           <w:p>
             <w:pPr>
-              <w:pStyle w:val="Style21"/>
+              <w:pStyle w:val="user7"/>
               <w:keepNext w:val="true"/>
               <w:rPr>
                 <w:rFonts w:ascii="Courier New" w:hAnsi="Courier New"/>
@@ -15484,15 +15484,15 @@
         </w:tc>
         <w:tc>
           <w:tcPr>
-            <w:tcW w:w="1443" w:type="dxa"/>
-            <w:tcBorders>
-              <w:left w:val="single" w:sz="2" w:space="0" w:color="000000"/>
-              <w:bottom w:val="single" w:sz="2" w:space="0" w:color="000000"/>
-            </w:tcBorders>
-          </w:tcPr>
-          <w:p>
-            <w:pPr>
-              <w:pStyle w:val="Style21"/>
+            <w:tcW w:w="1442" w:type="dxa"/>
+            <w:tcBorders>
+              <w:left w:val="single" w:sz="2" w:space="0" w:color="000000"/>
+              <w:bottom w:val="single" w:sz="2" w:space="0" w:color="000000"/>
+            </w:tcBorders>
+          </w:tcPr>
+          <w:p>
+            <w:pPr>
+              <w:pStyle w:val="user7"/>
               <w:rPr>
                 <w:rFonts w:ascii="Courier New" w:hAnsi="Courier New"/>
                 <w:lang w:val="ru-RU"/>
@@ -15509,7 +15509,7 @@
         </w:tc>
         <w:tc>
           <w:tcPr>
-            <w:tcW w:w="5247" w:type="dxa"/>
+            <w:tcW w:w="5248" w:type="dxa"/>
             <w:tcBorders>
               <w:left w:val="single" w:sz="2" w:space="0" w:color="000000"/>
               <w:bottom w:val="single" w:sz="2" w:space="0" w:color="000000"/>
@@ -15518,7 +15518,7 @@
           </w:tcPr>
           <w:p>
             <w:pPr>
-              <w:pStyle w:val="Style21"/>
+              <w:pStyle w:val="user7"/>
               <w:rPr>
                 <w:rFonts w:ascii="Courier New" w:hAnsi="Courier New"/>
                 <w:lang w:val="ru-RU"/>
@@ -15559,7 +15559,7 @@
           </w:tcPr>
           <w:p>
             <w:pPr>
-              <w:pStyle w:val="Style21"/>
+              <w:pStyle w:val="user7"/>
               <w:keepNext w:val="true"/>
               <w:rPr>
                 <w:rFonts w:ascii="Courier New" w:hAnsi="Courier New"/>
@@ -15577,15 +15577,15 @@
         </w:tc>
         <w:tc>
           <w:tcPr>
-            <w:tcW w:w="1443" w:type="dxa"/>
-            <w:tcBorders>
-              <w:left w:val="single" w:sz="2" w:space="0" w:color="000000"/>
-              <w:bottom w:val="single" w:sz="2" w:space="0" w:color="000000"/>
-            </w:tcBorders>
-          </w:tcPr>
-          <w:p>
-            <w:pPr>
-              <w:pStyle w:val="Style21"/>
+            <w:tcW w:w="1442" w:type="dxa"/>
+            <w:tcBorders>
+              <w:left w:val="single" w:sz="2" w:space="0" w:color="000000"/>
+              <w:bottom w:val="single" w:sz="2" w:space="0" w:color="000000"/>
+            </w:tcBorders>
+          </w:tcPr>
+          <w:p>
+            <w:pPr>
+              <w:pStyle w:val="user7"/>
               <w:rPr>
                 <w:rFonts w:ascii="Courier New" w:hAnsi="Courier New"/>
                 <w:lang w:val="ru-RU"/>
@@ -15602,7 +15602,7 @@
         </w:tc>
         <w:tc>
           <w:tcPr>
-            <w:tcW w:w="5247" w:type="dxa"/>
+            <w:tcW w:w="5248" w:type="dxa"/>
             <w:tcBorders>
               <w:left w:val="single" w:sz="2" w:space="0" w:color="000000"/>
               <w:bottom w:val="single" w:sz="2" w:space="0" w:color="000000"/>
@@ -15611,7 +15611,7 @@
           </w:tcPr>
           <w:p>
             <w:pPr>
-              <w:pStyle w:val="Style21"/>
+              <w:pStyle w:val="user7"/>
               <w:rPr>
                 <w:rFonts w:ascii="Courier New" w:hAnsi="Courier New"/>
                 <w:lang w:val="ru-RU"/>
@@ -15652,7 +15652,7 @@
           </w:tcPr>
           <w:p>
             <w:pPr>
-              <w:pStyle w:val="Style21"/>
+              <w:pStyle w:val="user7"/>
               <w:keepNext w:val="true"/>
               <w:rPr>
                 <w:rFonts w:ascii="Courier New" w:hAnsi="Courier New"/>
@@ -15670,15 +15670,15 @@
         </w:tc>
         <w:tc>
           <w:tcPr>
-            <w:tcW w:w="1443" w:type="dxa"/>
-            <w:tcBorders>
-              <w:left w:val="single" w:sz="2" w:space="0" w:color="000000"/>
-              <w:bottom w:val="single" w:sz="2" w:space="0" w:color="000000"/>
-            </w:tcBorders>
-          </w:tcPr>
-          <w:p>
-            <w:pPr>
-              <w:pStyle w:val="Style21"/>
+            <w:tcW w:w="1442" w:type="dxa"/>
+            <w:tcBorders>
+              <w:left w:val="single" w:sz="2" w:space="0" w:color="000000"/>
+              <w:bottom w:val="single" w:sz="2" w:space="0" w:color="000000"/>
+            </w:tcBorders>
+          </w:tcPr>
+          <w:p>
+            <w:pPr>
+              <w:pStyle w:val="user7"/>
               <w:rPr>
                 <w:rFonts w:ascii="Courier New" w:hAnsi="Courier New"/>
                 <w:lang w:val="ru-RU"/>
@@ -15695,7 +15695,7 @@
         </w:tc>
         <w:tc>
           <w:tcPr>
-            <w:tcW w:w="5247" w:type="dxa"/>
+            <w:tcW w:w="5248" w:type="dxa"/>
             <w:tcBorders>
               <w:left w:val="single" w:sz="2" w:space="0" w:color="000000"/>
               <w:bottom w:val="single" w:sz="2" w:space="0" w:color="000000"/>
@@ -15704,7 +15704,7 @@
           </w:tcPr>
           <w:p>
             <w:pPr>
-              <w:pStyle w:val="Style21"/>
+              <w:pStyle w:val="user7"/>
               <w:rPr>
                 <w:rFonts w:ascii="Courier New" w:hAnsi="Courier New"/>
                 <w:lang w:val="ru-RU"/>
@@ -15732,7 +15732,7 @@
           </w:tcPr>
           <w:p>
             <w:pPr>
-              <w:pStyle w:val="Style21"/>
+              <w:pStyle w:val="user7"/>
               <w:rPr>
                 <w:rFonts w:ascii="Courier New" w:hAnsi="Courier New"/>
                 <w:lang w:val="ru-RU"/>
@@ -15749,15 +15749,15 @@
         </w:tc>
         <w:tc>
           <w:tcPr>
-            <w:tcW w:w="1443" w:type="dxa"/>
-            <w:tcBorders>
-              <w:left w:val="single" w:sz="2" w:space="0" w:color="000000"/>
-              <w:bottom w:val="single" w:sz="2" w:space="0" w:color="000000"/>
-            </w:tcBorders>
-          </w:tcPr>
-          <w:p>
-            <w:pPr>
-              <w:pStyle w:val="Style21"/>
+            <w:tcW w:w="1442" w:type="dxa"/>
+            <w:tcBorders>
+              <w:left w:val="single" w:sz="2" w:space="0" w:color="000000"/>
+              <w:bottom w:val="single" w:sz="2" w:space="0" w:color="000000"/>
+            </w:tcBorders>
+          </w:tcPr>
+          <w:p>
+            <w:pPr>
+              <w:pStyle w:val="user7"/>
               <w:rPr>
                 <w:rFonts w:ascii="Courier New" w:hAnsi="Courier New"/>
                 <w:lang w:val="ru-RU"/>
@@ -15774,7 +15774,7 @@
         </w:tc>
         <w:tc>
           <w:tcPr>
-            <w:tcW w:w="5247" w:type="dxa"/>
+            <w:tcW w:w="5248" w:type="dxa"/>
             <w:tcBorders>
               <w:left w:val="single" w:sz="2" w:space="0" w:color="000000"/>
               <w:bottom w:val="single" w:sz="2" w:space="0" w:color="000000"/>
@@ -15783,7 +15783,7 @@
           </w:tcPr>
           <w:p>
             <w:pPr>
-              <w:pStyle w:val="Style21"/>
+              <w:pStyle w:val="user7"/>
               <w:rPr>
                 <w:rFonts w:ascii="Courier New" w:hAnsi="Courier New"/>
                 <w:lang w:val="ru-RU"/>
@@ -16157,7 +16157,7 @@
         </w:rPr>
         <w:drawing>
           <wp:inline distT="0" distB="0" distL="0" distR="0">
-            <wp:extent cx="5940425" cy="5333365"/>
+            <wp:extent cx="5940425" cy="3744595"/>
             <wp:effectExtent l="0" t="0" r="0" b="0"/>
             <wp:docPr id="3" name="Изображение1"/>
             <wp:cNvGraphicFramePr>
@@ -16181,7 +16181,7 @@
                   <pic:spPr bwMode="auto">
                     <a:xfrm>
                       <a:off x="0" y="0"/>
-                      <a:ext cx="5940425" cy="5333365"/>
+                      <a:ext cx="5940425" cy="3744595"/>
                     </a:xfrm>
                     <a:prstGeom prst="rect">
                       <a:avLst/>
@@ -16197,7 +16197,7 @@
     </w:p>
     <w:p>
       <w:pPr>
-        <w:pStyle w:val="user6"/>
+        <w:pStyle w:val="Style20"/>
         <w:rPr/>
       </w:pPr>
       <w:r>
@@ -17175,13 +17175,13 @@
       <w:lang w:eastAsia="zh-CN" w:bidi="hi-IN"/>
     </w:rPr>
   </w:style>
-  <w:style w:type="character" w:styleId="Style14" w:customStyle="1">
-    <w:name w:val="Символ нумерации"/>
+  <w:style w:type="character" w:styleId="user" w:customStyle="1">
+    <w:name w:val="Символ нумерации (user)"/>
     <w:qFormat/>
     <w:rPr/>
   </w:style>
-  <w:style w:type="character" w:styleId="user" w:customStyle="1">
-    <w:name w:val="Маркеры (user)"/>
+  <w:style w:type="character" w:styleId="Style14" w:customStyle="1">
+    <w:name w:val="Маркеры"/>
     <w:qFormat/>
     <w:rPr>
       <w:rFonts w:ascii="OpenSymbol" w:hAnsi="OpenSymbol" w:eastAsia="OpenSymbol" w:cs="OpenSymbol"/>
@@ -17195,15 +17195,15 @@
       <w:bCs/>
     </w:rPr>
   </w:style>
-  <w:style w:type="character" w:styleId="Style15" w:customStyle="1">
-    <w:name w:val="Маркеры"/>
+  <w:style w:type="character" w:styleId="user1" w:customStyle="1">
+    <w:name w:val="Маркеры (user)"/>
     <w:qFormat/>
     <w:rPr>
       <w:rFonts w:ascii="OpenSymbol" w:hAnsi="OpenSymbol" w:eastAsia="OpenSymbol" w:cs="OpenSymbol"/>
     </w:rPr>
   </w:style>
-  <w:style w:type="character" w:styleId="user1" w:customStyle="1">
-    <w:name w:val="Символ нумерации (user)"/>
+  <w:style w:type="character" w:styleId="Style15" w:customStyle="1">
+    <w:name w:val="Символ нумерации"/>
     <w:qFormat/>
     <w:rPr/>
   </w:style>
@@ -17221,8 +17221,8 @@
       <w:u w:val="single"/>
     </w:rPr>
   </w:style>
-  <w:style w:type="character" w:styleId="user2">
-    <w:name w:val="Исходный текст (user)"/>
+  <w:style w:type="character" w:styleId="Style16">
+    <w:name w:val="Исходный текст"/>
     <w:qFormat/>
     <w:rPr>
       <w:rFonts w:ascii="Liberation Mono" w:hAnsi="Liberation Mono" w:eastAsia="Liberation Mono" w:cs="Liberation Mono"/>
@@ -17236,7 +17236,7 @@
       <w:iCs/>
     </w:rPr>
   </w:style>
-  <w:style w:type="paragraph" w:styleId="Style16">
+  <w:style w:type="paragraph" w:styleId="Style17" w:customStyle="1">
     <w:name w:val="Заголовок"/>
     <w:basedOn w:val="Normal"/>
     <w:next w:val="BodyText"/>
@@ -17291,7 +17291,7 @@
       <w:iCs/>
     </w:rPr>
   </w:style>
-  <w:style w:type="paragraph" w:styleId="Style17">
+  <w:style w:type="paragraph" w:styleId="Style18" w:customStyle="1">
     <w:name w:val="Указатель"/>
     <w:basedOn w:val="Normal"/>
     <w:qFormat/>
@@ -17317,7 +17317,7 @@
       <w:szCs w:val="28"/>
     </w:rPr>
   </w:style>
-  <w:style w:type="paragraph" w:styleId="user3" w:customStyle="1">
+  <w:style w:type="paragraph" w:styleId="user2">
     <w:name w:val="Заголовок (user)"/>
     <w:basedOn w:val="Normal"/>
     <w:next w:val="BodyText"/>
@@ -17332,7 +17332,7 @@
       <w:szCs w:val="28"/>
     </w:rPr>
   </w:style>
-  <w:style w:type="paragraph" w:styleId="user4" w:customStyle="1">
+  <w:style w:type="paragraph" w:styleId="user3">
     <w:name w:val="Указатель (user)"/>
     <w:basedOn w:val="Normal"/>
     <w:qFormat/>
@@ -17405,12 +17405,33 @@
       <w:szCs w:val="14"/>
     </w:rPr>
   </w:style>
-  <w:style w:type="paragraph" w:styleId="Style18" w:customStyle="1">
+  <w:style w:type="paragraph" w:styleId="user4" w:customStyle="1">
+    <w:name w:val="Рисунок (user)"/>
+    <w:basedOn w:val="Caption"/>
+    <w:qFormat/>
+    <w:pPr>
+      <w:keepLines/>
+      <w:spacing w:lineRule="auto" w:line="360" w:before="0" w:after="0"/>
+      <w:jc w:val="center"/>
+    </w:pPr>
+    <w:rPr>
+      <w:rFonts w:ascii="Times New Roman" w:hAnsi="Times New Roman"/>
+      <w:i w:val="false"/>
+      <w:sz w:val="28"/>
+    </w:rPr>
+  </w:style>
+  <w:style w:type="paragraph" w:styleId="Style19" w:customStyle="1">
+    <w:name w:val="Содержимое врезки"/>
+    <w:basedOn w:val="Normal"/>
+    <w:qFormat/>
+    <w:pPr/>
+    <w:rPr/>
+  </w:style>
+  <w:style w:type="paragraph" w:styleId="Style20" w:customStyle="1">
     <w:name w:val="Рисунок"/>
     <w:basedOn w:val="Caption"/>
     <w:qFormat/>
     <w:pPr>
-      <w:keepLines/>
       <w:spacing w:lineRule="auto" w:line="360" w:before="0" w:after="0"/>
       <w:jc w:val="center"/>
     </w:pPr>
@@ -17428,28 +17449,7 @@
     <w:rPr/>
   </w:style>
   <w:style w:type="paragraph" w:styleId="user6" w:customStyle="1">
-    <w:name w:val="Рисунок (user)"/>
-    <w:basedOn w:val="Caption"/>
-    <w:qFormat/>
-    <w:pPr>
-      <w:spacing w:lineRule="auto" w:line="360" w:before="0" w:after="0"/>
-      <w:jc w:val="center"/>
-    </w:pPr>
-    <w:rPr>
-      <w:rFonts w:ascii="Times New Roman" w:hAnsi="Times New Roman"/>
-      <w:i w:val="false"/>
-      <w:sz w:val="28"/>
-    </w:rPr>
-  </w:style>
-  <w:style w:type="paragraph" w:styleId="Style19" w:customStyle="1">
-    <w:name w:val="Содержимое врезки"/>
-    <w:basedOn w:val="Normal"/>
-    <w:qFormat/>
-    <w:pPr/>
-    <w:rPr/>
-  </w:style>
-  <w:style w:type="paragraph" w:styleId="Style20" w:customStyle="1">
-    <w:name w:val="Таблица"/>
+    <w:name w:val="Таблица (user)"/>
     <w:basedOn w:val="Caption"/>
     <w:qFormat/>
     <w:pPr>
@@ -17457,6 +17457,29 @@
     </w:pPr>
     <w:rPr>
       <w:rFonts w:ascii="Times New Roman" w:hAnsi="Times New Roman"/>
+    </w:rPr>
+  </w:style>
+  <w:style w:type="paragraph" w:styleId="user7" w:customStyle="1">
+    <w:name w:val="Содержимое таблицы (user)"/>
+    <w:basedOn w:val="Normal"/>
+    <w:qFormat/>
+    <w:pPr>
+      <w:suppressLineNumbers/>
+    </w:pPr>
+    <w:rPr>
+      <w:rFonts w:ascii="Times New Roman" w:hAnsi="Times New Roman"/>
+    </w:rPr>
+  </w:style>
+  <w:style w:type="paragraph" w:styleId="user8" w:customStyle="1">
+    <w:name w:val="Заголовок таблицы (user)"/>
+    <w:basedOn w:val="user7"/>
+    <w:qFormat/>
+    <w:pPr>
+      <w:jc w:val="center"/>
+    </w:pPr>
+    <w:rPr>
+      <w:b/>
+      <w:bCs/>
     </w:rPr>
   </w:style>
   <w:style w:type="paragraph" w:styleId="Style21" w:customStyle="1">
@@ -17482,31 +17505,8 @@
       <w:bCs/>
     </w:rPr>
   </w:style>
-  <w:style w:type="paragraph" w:styleId="user7" w:customStyle="1">
-    <w:name w:val="Содержимое таблицы (user)"/>
-    <w:basedOn w:val="Normal"/>
-    <w:qFormat/>
-    <w:pPr>
-      <w:suppressLineNumbers/>
-    </w:pPr>
-    <w:rPr>
-      <w:rFonts w:ascii="Times New Roman" w:hAnsi="Times New Roman"/>
-    </w:rPr>
-  </w:style>
-  <w:style w:type="paragraph" w:styleId="user8" w:customStyle="1">
-    <w:name w:val="Заголовок таблицы (user)"/>
-    <w:basedOn w:val="user7"/>
-    <w:qFormat/>
-    <w:pPr>
-      <w:jc w:val="center"/>
-    </w:pPr>
-    <w:rPr>
-      <w:b/>
-      <w:bCs/>
-    </w:rPr>
-  </w:style>
-  <w:style w:type="paragraph" w:styleId="user9" w:customStyle="1">
-    <w:name w:val="Таблица (user)"/>
+  <w:style w:type="paragraph" w:styleId="Style23" w:customStyle="1">
+    <w:name w:val="Таблица"/>
     <w:basedOn w:val="Caption"/>
     <w:qFormat/>
     <w:pPr>
@@ -17533,10 +17533,10 @@
       <w:szCs w:val="36"/>
     </w:rPr>
   </w:style>
-  <w:style w:type="paragraph" w:styleId="Style23" w:customStyle="1">
+  <w:style w:type="paragraph" w:styleId="Style24" w:customStyle="1">
     <w:name w:val="Фотография"/>
     <w:basedOn w:val="Normal"/>
-    <w:next w:val="Style28"/>
+    <w:next w:val="Style30"/>
     <w:qFormat/>
     <w:pPr>
       <w:keepNext w:val="true"/>
@@ -17548,7 +17548,7 @@
       <w:sz w:val="28"/>
     </w:rPr>
   </w:style>
-  <w:style w:type="paragraph" w:styleId="Style24" w:customStyle="1">
+  <w:style w:type="paragraph" w:styleId="Style25" w:customStyle="1">
     <w:name w:val="Табличный текст"/>
     <w:basedOn w:val="Normal"/>
     <w:qFormat/>
@@ -17558,7 +17558,7 @@
       <w:sz w:val="28"/>
     </w:rPr>
   </w:style>
-  <w:style w:type="paragraph" w:styleId="Style25" w:customStyle="1">
+  <w:style w:type="paragraph" w:styleId="Style26" w:customStyle="1">
     <w:name w:val="Загаловок_задание"/>
     <w:basedOn w:val="BodyText"/>
     <w:next w:val="BodyText"/>
@@ -17571,7 +17571,7 @@
       <w:b/>
     </w:rPr>
   </w:style>
-  <w:style w:type="paragraph" w:styleId="Style26" w:customStyle="1">
+  <w:style w:type="paragraph" w:styleId="Style27" w:customStyle="1">
     <w:name w:val="Листинг"/>
     <w:basedOn w:val="Caption"/>
     <w:qFormat/>
@@ -17583,9 +17583,9 @@
       <w:sz w:val="28"/>
     </w:rPr>
   </w:style>
-  <w:style w:type="paragraph" w:styleId="Style27" w:customStyle="1">
+  <w:style w:type="paragraph" w:styleId="Style28" w:customStyle="1">
     <w:name w:val="Текст листинга"/>
-    <w:basedOn w:val="Style21"/>
+    <w:basedOn w:val="user7"/>
     <w:qFormat/>
     <w:pPr/>
     <w:rPr>
@@ -17593,16 +17593,16 @@
       <w:sz w:val="20"/>
     </w:rPr>
   </w:style>
-  <w:style w:type="paragraph" w:styleId="user10" w:customStyle="1">
-    <w:name w:val="Фигура (user)"/>
+  <w:style w:type="paragraph" w:styleId="Style29" w:customStyle="1">
+    <w:name w:val="Фигура"/>
     <w:basedOn w:val="Caption"/>
     <w:qFormat/>
     <w:pPr/>
     <w:rPr/>
   </w:style>
-  <w:style w:type="paragraph" w:styleId="Style28" w:customStyle="1">
+  <w:style w:type="paragraph" w:styleId="Style30" w:customStyle="1">
     <w:name w:val="Название фотографии"/>
-    <w:basedOn w:val="Style23"/>
+    <w:basedOn w:val="Style24"/>
     <w:next w:val="BodyText"/>
     <w:qFormat/>
     <w:pPr>
@@ -17610,15 +17610,15 @@
     </w:pPr>
     <w:rPr/>
   </w:style>
-  <w:style w:type="numbering" w:styleId="user11" w:customStyle="1">
-    <w:name w:val="Без списка (user)"/>
+  <w:style w:type="numbering" w:styleId="Style31" w:customStyle="1">
+    <w:name w:val="Без списка"/>
     <w:uiPriority w:val="99"/>
     <w:semiHidden/>
     <w:unhideWhenUsed/>
     <w:qFormat/>
   </w:style>
-  <w:style w:type="numbering" w:styleId="Style29" w:customStyle="1">
-    <w:name w:val="Без списка"/>
+  <w:style w:type="numbering" w:styleId="user9" w:customStyle="1">
+    <w:name w:val="Без списка (user)"/>
     <w:uiPriority w:val="99"/>
     <w:semiHidden/>
     <w:unhideWhenUsed/>

--- a/6 семестр/Автоматизированные системы управление элементами промышленных и административных объектов/Практическая работа №7/Отчет ВраженкоДО.docx
+++ b/6 семестр/Автоматизированные системы управление элементами промышленных и административных объектов/Практическая работа №7/Отчет ВраженкоДО.docx
@@ -493,17 +493,17 @@
         <w:tblLook w:firstRow="1" w:noVBand="1" w:lastRow="0" w:firstColumn="1" w:lastColumn="0" w:noHBand="0" w:val="04a0"/>
       </w:tblPr>
       <w:tblGrid>
-        <w:gridCol w:w="2537"/>
-        <w:gridCol w:w="4831"/>
+        <w:gridCol w:w="2536"/>
+        <w:gridCol w:w="4832"/>
         <w:gridCol w:w="1107"/>
-        <w:gridCol w:w="547"/>
-        <w:gridCol w:w="1116"/>
+        <w:gridCol w:w="546"/>
+        <w:gridCol w:w="1117"/>
       </w:tblGrid>
       <w:tr>
         <w:trPr/>
         <w:tc>
           <w:tcPr>
-            <w:tcW w:w="2537" w:type="dxa"/>
+            <w:tcW w:w="2536" w:type="dxa"/>
             <w:tcBorders>
               <w:top w:val="nil"/>
               <w:left w:val="nil"/>
@@ -550,7 +550,7 @@
         </w:tc>
         <w:tc>
           <w:tcPr>
-            <w:tcW w:w="4831" w:type="dxa"/>
+            <w:tcW w:w="4832" w:type="dxa"/>
             <w:tcBorders>
               <w:top w:val="nil"/>
               <w:left w:val="nil"/>
@@ -582,7 +582,7 @@
         </w:tc>
         <w:tc>
           <w:tcPr>
-            <w:tcW w:w="1654" w:type="dxa"/>
+            <w:tcW w:w="1653" w:type="dxa"/>
             <w:gridSpan w:val="2"/>
             <w:tcBorders>
               <w:top w:val="nil"/>
@@ -651,7 +651,7 @@
         </w:tc>
         <w:tc>
           <w:tcPr>
-            <w:tcW w:w="1116" w:type="dxa"/>
+            <w:tcW w:w="1117" w:type="dxa"/>
             <w:tcBorders>
               <w:top w:val="nil"/>
               <w:left w:val="nil"/>
@@ -683,7 +683,7 @@
         <w:trPr/>
         <w:tc>
           <w:tcPr>
-            <w:tcW w:w="2537" w:type="dxa"/>
+            <w:tcW w:w="2536" w:type="dxa"/>
             <w:tcBorders>
               <w:top w:val="nil"/>
               <w:left w:val="nil"/>
@@ -730,7 +730,7 @@
         </w:tc>
         <w:tc>
           <w:tcPr>
-            <w:tcW w:w="4831" w:type="dxa"/>
+            <w:tcW w:w="4832" w:type="dxa"/>
             <w:tcBorders>
               <w:top w:val="nil"/>
               <w:left w:val="nil"/>
@@ -779,7 +779,7 @@
         </w:tc>
         <w:tc>
           <w:tcPr>
-            <w:tcW w:w="1654" w:type="dxa"/>
+            <w:tcW w:w="1653" w:type="dxa"/>
             <w:gridSpan w:val="2"/>
             <w:tcBorders>
               <w:top w:val="nil"/>
@@ -868,7 +868,7 @@
         </w:tc>
         <w:tc>
           <w:tcPr>
-            <w:tcW w:w="1116" w:type="dxa"/>
+            <w:tcW w:w="1117" w:type="dxa"/>
             <w:tcBorders>
               <w:top w:val="nil"/>
               <w:left w:val="nil"/>
@@ -900,7 +900,7 @@
         <w:trPr/>
         <w:tc>
           <w:tcPr>
-            <w:tcW w:w="2537" w:type="dxa"/>
+            <w:tcW w:w="2536" w:type="dxa"/>
             <w:tcBorders>
               <w:top w:val="nil"/>
               <w:left w:val="nil"/>
@@ -947,7 +947,7 @@
         </w:tc>
         <w:tc>
           <w:tcPr>
-            <w:tcW w:w="5938" w:type="dxa"/>
+            <w:tcW w:w="5939" w:type="dxa"/>
             <w:gridSpan w:val="2"/>
             <w:tcBorders>
               <w:top w:val="nil"/>
@@ -1199,7 +1199,7 @@
     </w:p>
     <w:p>
       <w:pPr>
-        <w:pStyle w:val="user6"/>
+        <w:pStyle w:val="Style20"/>
         <w:rPr>
           <w:lang w:val="ru-RU"/>
         </w:rPr>
@@ -1226,8 +1226,8 @@
       </w:tblPr>
       <w:tblGrid>
         <w:gridCol w:w="2665"/>
-        <w:gridCol w:w="1442"/>
-        <w:gridCol w:w="5248"/>
+        <w:gridCol w:w="1441"/>
+        <w:gridCol w:w="5249"/>
       </w:tblGrid>
       <w:tr>
         <w:trPr/>
@@ -1243,7 +1243,7 @@
           </w:tcPr>
           <w:p>
             <w:pPr>
-              <w:pStyle w:val="user8"/>
+              <w:pStyle w:val="Style22"/>
               <w:keepNext w:val="true"/>
               <w:rPr>
                 <w:lang w:val="ru-RU"/>
@@ -1259,7 +1259,7 @@
         </w:tc>
         <w:tc>
           <w:tcPr>
-            <w:tcW w:w="1442" w:type="dxa"/>
+            <w:tcW w:w="1441" w:type="dxa"/>
             <w:tcBorders>
               <w:top w:val="single" w:sz="2" w:space="0" w:color="000000"/>
               <w:left w:val="single" w:sz="2" w:space="0" w:color="000000"/>
@@ -1269,7 +1269,7 @@
           </w:tcPr>
           <w:p>
             <w:pPr>
-              <w:pStyle w:val="user8"/>
+              <w:pStyle w:val="Style22"/>
               <w:rPr>
                 <w:lang w:val="ru-RU"/>
               </w:rPr>
@@ -1284,7 +1284,7 @@
         </w:tc>
         <w:tc>
           <w:tcPr>
-            <w:tcW w:w="5248" w:type="dxa"/>
+            <w:tcW w:w="5249" w:type="dxa"/>
             <w:tcBorders>
               <w:top w:val="single" w:sz="2" w:space="0" w:color="000000"/>
               <w:left w:val="single" w:sz="2" w:space="0" w:color="000000"/>
@@ -1295,7 +1295,7 @@
           </w:tcPr>
           <w:p>
             <w:pPr>
-              <w:pStyle w:val="user8"/>
+              <w:pStyle w:val="Style22"/>
               <w:rPr>
                 <w:lang w:val="ru-RU"/>
               </w:rPr>
@@ -1321,7 +1321,7 @@
           </w:tcPr>
           <w:p>
             <w:pPr>
-              <w:pStyle w:val="user7"/>
+              <w:pStyle w:val="Style21"/>
               <w:keepNext w:val="true"/>
               <w:rPr>
                 <w:rFonts w:ascii="Courier New" w:hAnsi="Courier New"/>
@@ -1339,15 +1339,15 @@
         </w:tc>
         <w:tc>
           <w:tcPr>
-            <w:tcW w:w="1442" w:type="dxa"/>
-            <w:tcBorders>
-              <w:left w:val="single" w:sz="2" w:space="0" w:color="000000"/>
-              <w:bottom w:val="single" w:sz="2" w:space="0" w:color="000000"/>
-            </w:tcBorders>
-          </w:tcPr>
-          <w:p>
-            <w:pPr>
-              <w:pStyle w:val="user7"/>
+            <w:tcW w:w="1441" w:type="dxa"/>
+            <w:tcBorders>
+              <w:left w:val="single" w:sz="2" w:space="0" w:color="000000"/>
+              <w:bottom w:val="single" w:sz="2" w:space="0" w:color="000000"/>
+            </w:tcBorders>
+          </w:tcPr>
+          <w:p>
+            <w:pPr>
+              <w:pStyle w:val="Style21"/>
               <w:rPr>
                 <w:rFonts w:ascii="Courier New" w:hAnsi="Courier New"/>
                 <w:lang w:val="ru-RU"/>
@@ -1364,7 +1364,7 @@
         </w:tc>
         <w:tc>
           <w:tcPr>
-            <w:tcW w:w="5248" w:type="dxa"/>
+            <w:tcW w:w="5249" w:type="dxa"/>
             <w:tcBorders>
               <w:left w:val="single" w:sz="2" w:space="0" w:color="000000"/>
               <w:bottom w:val="single" w:sz="2" w:space="0" w:color="000000"/>
@@ -1373,7 +1373,7 @@
           </w:tcPr>
           <w:p>
             <w:pPr>
-              <w:pStyle w:val="user7"/>
+              <w:pStyle w:val="Style21"/>
               <w:rPr>
                 <w:rFonts w:ascii="Courier New" w:hAnsi="Courier New"/>
                 <w:lang w:val="ru-RU"/>
@@ -1414,7 +1414,7 @@
           </w:tcPr>
           <w:p>
             <w:pPr>
-              <w:pStyle w:val="user7"/>
+              <w:pStyle w:val="Style21"/>
               <w:keepNext w:val="true"/>
               <w:rPr>
                 <w:rFonts w:ascii="Courier New" w:hAnsi="Courier New"/>
@@ -1432,15 +1432,15 @@
         </w:tc>
         <w:tc>
           <w:tcPr>
-            <w:tcW w:w="1442" w:type="dxa"/>
-            <w:tcBorders>
-              <w:left w:val="single" w:sz="2" w:space="0" w:color="000000"/>
-              <w:bottom w:val="single" w:sz="2" w:space="0" w:color="000000"/>
-            </w:tcBorders>
-          </w:tcPr>
-          <w:p>
-            <w:pPr>
-              <w:pStyle w:val="user7"/>
+            <w:tcW w:w="1441" w:type="dxa"/>
+            <w:tcBorders>
+              <w:left w:val="single" w:sz="2" w:space="0" w:color="000000"/>
+              <w:bottom w:val="single" w:sz="2" w:space="0" w:color="000000"/>
+            </w:tcBorders>
+          </w:tcPr>
+          <w:p>
+            <w:pPr>
+              <w:pStyle w:val="Style21"/>
               <w:rPr>
                 <w:rFonts w:ascii="Courier New" w:hAnsi="Courier New"/>
                 <w:lang w:val="ru-RU"/>
@@ -1457,7 +1457,7 @@
         </w:tc>
         <w:tc>
           <w:tcPr>
-            <w:tcW w:w="5248" w:type="dxa"/>
+            <w:tcW w:w="5249" w:type="dxa"/>
             <w:tcBorders>
               <w:left w:val="single" w:sz="2" w:space="0" w:color="000000"/>
               <w:bottom w:val="single" w:sz="2" w:space="0" w:color="000000"/>
@@ -1466,7 +1466,7 @@
           </w:tcPr>
           <w:p>
             <w:pPr>
-              <w:pStyle w:val="user7"/>
+              <w:pStyle w:val="Style21"/>
               <w:rPr>
                 <w:rFonts w:ascii="Courier New" w:hAnsi="Courier New"/>
                 <w:lang w:val="ru-RU"/>
@@ -1507,7 +1507,7 @@
           </w:tcPr>
           <w:p>
             <w:pPr>
-              <w:pStyle w:val="user7"/>
+              <w:pStyle w:val="Style21"/>
               <w:keepNext w:val="true"/>
               <w:rPr>
                 <w:rFonts w:ascii="Courier New" w:hAnsi="Courier New"/>
@@ -1525,15 +1525,15 @@
         </w:tc>
         <w:tc>
           <w:tcPr>
-            <w:tcW w:w="1442" w:type="dxa"/>
-            <w:tcBorders>
-              <w:left w:val="single" w:sz="2" w:space="0" w:color="000000"/>
-              <w:bottom w:val="single" w:sz="2" w:space="0" w:color="000000"/>
-            </w:tcBorders>
-          </w:tcPr>
-          <w:p>
-            <w:pPr>
-              <w:pStyle w:val="user7"/>
+            <w:tcW w:w="1441" w:type="dxa"/>
+            <w:tcBorders>
+              <w:left w:val="single" w:sz="2" w:space="0" w:color="000000"/>
+              <w:bottom w:val="single" w:sz="2" w:space="0" w:color="000000"/>
+            </w:tcBorders>
+          </w:tcPr>
+          <w:p>
+            <w:pPr>
+              <w:pStyle w:val="Style21"/>
               <w:rPr>
                 <w:rFonts w:ascii="Courier New" w:hAnsi="Courier New"/>
                 <w:lang w:val="ru-RU"/>
@@ -1550,7 +1550,7 @@
         </w:tc>
         <w:tc>
           <w:tcPr>
-            <w:tcW w:w="5248" w:type="dxa"/>
+            <w:tcW w:w="5249" w:type="dxa"/>
             <w:tcBorders>
               <w:left w:val="single" w:sz="2" w:space="0" w:color="000000"/>
               <w:bottom w:val="single" w:sz="2" w:space="0" w:color="000000"/>
@@ -1559,7 +1559,7 @@
           </w:tcPr>
           <w:p>
             <w:pPr>
-              <w:pStyle w:val="user7"/>
+              <w:pStyle w:val="Style21"/>
               <w:rPr>
                 <w:rFonts w:ascii="Courier New" w:hAnsi="Courier New"/>
                 <w:lang w:val="ru-RU"/>
@@ -1613,7 +1613,7 @@
           </w:tcPr>
           <w:p>
             <w:pPr>
-              <w:pStyle w:val="user7"/>
+              <w:pStyle w:val="Style21"/>
               <w:keepNext w:val="true"/>
               <w:rPr>
                 <w:rFonts w:ascii="Courier New" w:hAnsi="Courier New"/>
@@ -1631,15 +1631,15 @@
         </w:tc>
         <w:tc>
           <w:tcPr>
-            <w:tcW w:w="1442" w:type="dxa"/>
-            <w:tcBorders>
-              <w:left w:val="single" w:sz="2" w:space="0" w:color="000000"/>
-              <w:bottom w:val="single" w:sz="2" w:space="0" w:color="000000"/>
-            </w:tcBorders>
-          </w:tcPr>
-          <w:p>
-            <w:pPr>
-              <w:pStyle w:val="user7"/>
+            <w:tcW w:w="1441" w:type="dxa"/>
+            <w:tcBorders>
+              <w:left w:val="single" w:sz="2" w:space="0" w:color="000000"/>
+              <w:bottom w:val="single" w:sz="2" w:space="0" w:color="000000"/>
+            </w:tcBorders>
+          </w:tcPr>
+          <w:p>
+            <w:pPr>
+              <w:pStyle w:val="Style21"/>
               <w:rPr>
                 <w:rFonts w:ascii="Courier New" w:hAnsi="Courier New"/>
                 <w:lang w:val="ru-RU"/>
@@ -1656,7 +1656,7 @@
         </w:tc>
         <w:tc>
           <w:tcPr>
-            <w:tcW w:w="5248" w:type="dxa"/>
+            <w:tcW w:w="5249" w:type="dxa"/>
             <w:tcBorders>
               <w:left w:val="single" w:sz="2" w:space="0" w:color="000000"/>
               <w:bottom w:val="single" w:sz="2" w:space="0" w:color="000000"/>
@@ -1665,7 +1665,7 @@
           </w:tcPr>
           <w:p>
             <w:pPr>
-              <w:pStyle w:val="user7"/>
+              <w:pStyle w:val="Style21"/>
               <w:rPr>
                 <w:rFonts w:ascii="Courier New" w:hAnsi="Courier New"/>
                 <w:lang w:val="ru-RU"/>
@@ -1693,7 +1693,7 @@
           </w:tcPr>
           <w:p>
             <w:pPr>
-              <w:pStyle w:val="user7"/>
+              <w:pStyle w:val="Style21"/>
               <w:keepNext w:val="true"/>
               <w:rPr>
                 <w:rFonts w:ascii="Courier New" w:hAnsi="Courier New"/>
@@ -1711,15 +1711,15 @@
         </w:tc>
         <w:tc>
           <w:tcPr>
-            <w:tcW w:w="1442" w:type="dxa"/>
-            <w:tcBorders>
-              <w:left w:val="single" w:sz="2" w:space="0" w:color="000000"/>
-              <w:bottom w:val="single" w:sz="2" w:space="0" w:color="000000"/>
-            </w:tcBorders>
-          </w:tcPr>
-          <w:p>
-            <w:pPr>
-              <w:pStyle w:val="user7"/>
+            <w:tcW w:w="1441" w:type="dxa"/>
+            <w:tcBorders>
+              <w:left w:val="single" w:sz="2" w:space="0" w:color="000000"/>
+              <w:bottom w:val="single" w:sz="2" w:space="0" w:color="000000"/>
+            </w:tcBorders>
+          </w:tcPr>
+          <w:p>
+            <w:pPr>
+              <w:pStyle w:val="Style21"/>
               <w:rPr>
                 <w:rFonts w:ascii="Courier New" w:hAnsi="Courier New"/>
                 <w:lang w:val="ru-RU"/>
@@ -1736,7 +1736,7 @@
         </w:tc>
         <w:tc>
           <w:tcPr>
-            <w:tcW w:w="5248" w:type="dxa"/>
+            <w:tcW w:w="5249" w:type="dxa"/>
             <w:tcBorders>
               <w:left w:val="single" w:sz="2" w:space="0" w:color="000000"/>
               <w:bottom w:val="single" w:sz="2" w:space="0" w:color="000000"/>
@@ -1745,7 +1745,7 @@
           </w:tcPr>
           <w:p>
             <w:pPr>
-              <w:pStyle w:val="user7"/>
+              <w:pStyle w:val="Style21"/>
               <w:rPr>
                 <w:rFonts w:ascii="Courier New" w:hAnsi="Courier New"/>
                 <w:lang w:val="ru-RU"/>
@@ -1786,7 +1786,7 @@
           </w:tcPr>
           <w:p>
             <w:pPr>
-              <w:pStyle w:val="user7"/>
+              <w:pStyle w:val="Style21"/>
               <w:keepNext w:val="true"/>
               <w:rPr>
                 <w:rFonts w:ascii="Courier New" w:hAnsi="Courier New"/>
@@ -1804,15 +1804,15 @@
         </w:tc>
         <w:tc>
           <w:tcPr>
-            <w:tcW w:w="1442" w:type="dxa"/>
-            <w:tcBorders>
-              <w:left w:val="single" w:sz="2" w:space="0" w:color="000000"/>
-              <w:bottom w:val="single" w:sz="2" w:space="0" w:color="000000"/>
-            </w:tcBorders>
-          </w:tcPr>
-          <w:p>
-            <w:pPr>
-              <w:pStyle w:val="user7"/>
+            <w:tcW w:w="1441" w:type="dxa"/>
+            <w:tcBorders>
+              <w:left w:val="single" w:sz="2" w:space="0" w:color="000000"/>
+              <w:bottom w:val="single" w:sz="2" w:space="0" w:color="000000"/>
+            </w:tcBorders>
+          </w:tcPr>
+          <w:p>
+            <w:pPr>
+              <w:pStyle w:val="Style21"/>
               <w:rPr>
                 <w:rFonts w:ascii="Courier New" w:hAnsi="Courier New"/>
                 <w:lang w:val="ru-RU"/>
@@ -1829,7 +1829,7 @@
         </w:tc>
         <w:tc>
           <w:tcPr>
-            <w:tcW w:w="5248" w:type="dxa"/>
+            <w:tcW w:w="5249" w:type="dxa"/>
             <w:tcBorders>
               <w:left w:val="single" w:sz="2" w:space="0" w:color="000000"/>
               <w:bottom w:val="single" w:sz="2" w:space="0" w:color="000000"/>
@@ -1838,7 +1838,7 @@
           </w:tcPr>
           <w:p>
             <w:pPr>
-              <w:pStyle w:val="user7"/>
+              <w:pStyle w:val="Style21"/>
               <w:rPr>
                 <w:rFonts w:ascii="Courier New" w:hAnsi="Courier New"/>
                 <w:lang w:val="ru-RU"/>
@@ -1879,7 +1879,7 @@
           </w:tcPr>
           <w:p>
             <w:pPr>
-              <w:pStyle w:val="user7"/>
+              <w:pStyle w:val="Style21"/>
               <w:rPr>
                 <w:rFonts w:ascii="Courier New" w:hAnsi="Courier New"/>
                 <w:lang w:val="ru-RU"/>
@@ -1896,15 +1896,15 @@
         </w:tc>
         <w:tc>
           <w:tcPr>
-            <w:tcW w:w="1442" w:type="dxa"/>
-            <w:tcBorders>
-              <w:left w:val="single" w:sz="2" w:space="0" w:color="000000"/>
-              <w:bottom w:val="single" w:sz="2" w:space="0" w:color="000000"/>
-            </w:tcBorders>
-          </w:tcPr>
-          <w:p>
-            <w:pPr>
-              <w:pStyle w:val="user7"/>
+            <w:tcW w:w="1441" w:type="dxa"/>
+            <w:tcBorders>
+              <w:left w:val="single" w:sz="2" w:space="0" w:color="000000"/>
+              <w:bottom w:val="single" w:sz="2" w:space="0" w:color="000000"/>
+            </w:tcBorders>
+          </w:tcPr>
+          <w:p>
+            <w:pPr>
+              <w:pStyle w:val="Style21"/>
               <w:rPr>
                 <w:rFonts w:ascii="Courier New" w:hAnsi="Courier New"/>
                 <w:lang w:val="ru-RU"/>
@@ -1921,7 +1921,7 @@
         </w:tc>
         <w:tc>
           <w:tcPr>
-            <w:tcW w:w="5248" w:type="dxa"/>
+            <w:tcW w:w="5249" w:type="dxa"/>
             <w:tcBorders>
               <w:left w:val="single" w:sz="2" w:space="0" w:color="000000"/>
               <w:bottom w:val="single" w:sz="2" w:space="0" w:color="000000"/>
@@ -1930,7 +1930,7 @@
           </w:tcPr>
           <w:p>
             <w:pPr>
-              <w:pStyle w:val="user7"/>
+              <w:pStyle w:val="Style21"/>
               <w:rPr>
                 <w:rFonts w:ascii="Courier New" w:hAnsi="Courier New"/>
                 <w:lang w:val="ru-RU"/>
@@ -2231,7 +2231,7 @@
     </w:p>
     <w:p>
       <w:pPr>
-        <w:pStyle w:val="user6"/>
+        <w:pStyle w:val="Style20"/>
         <w:rPr>
           <w:lang w:val="ru-RU"/>
         </w:rPr>
@@ -2258,8 +2258,8 @@
       </w:tblPr>
       <w:tblGrid>
         <w:gridCol w:w="2665"/>
-        <w:gridCol w:w="1442"/>
-        <w:gridCol w:w="5248"/>
+        <w:gridCol w:w="1441"/>
+        <w:gridCol w:w="5249"/>
       </w:tblGrid>
       <w:tr>
         <w:trPr/>
@@ -2275,7 +2275,7 @@
           </w:tcPr>
           <w:p>
             <w:pPr>
-              <w:pStyle w:val="user8"/>
+              <w:pStyle w:val="Style22"/>
               <w:keepNext w:val="true"/>
               <w:rPr>
                 <w:lang w:val="ru-RU"/>
@@ -2291,7 +2291,7 @@
         </w:tc>
         <w:tc>
           <w:tcPr>
-            <w:tcW w:w="1442" w:type="dxa"/>
+            <w:tcW w:w="1441" w:type="dxa"/>
             <w:tcBorders>
               <w:top w:val="single" w:sz="2" w:space="0" w:color="000000"/>
               <w:left w:val="single" w:sz="2" w:space="0" w:color="000000"/>
@@ -2301,7 +2301,7 @@
           </w:tcPr>
           <w:p>
             <w:pPr>
-              <w:pStyle w:val="user8"/>
+              <w:pStyle w:val="Style22"/>
               <w:rPr>
                 <w:lang w:val="ru-RU"/>
               </w:rPr>
@@ -2316,7 +2316,7 @@
         </w:tc>
         <w:tc>
           <w:tcPr>
-            <w:tcW w:w="5248" w:type="dxa"/>
+            <w:tcW w:w="5249" w:type="dxa"/>
             <w:tcBorders>
               <w:top w:val="single" w:sz="2" w:space="0" w:color="000000"/>
               <w:left w:val="single" w:sz="2" w:space="0" w:color="000000"/>
@@ -2327,7 +2327,7 @@
           </w:tcPr>
           <w:p>
             <w:pPr>
-              <w:pStyle w:val="user8"/>
+              <w:pStyle w:val="Style22"/>
               <w:rPr>
                 <w:lang w:val="ru-RU"/>
               </w:rPr>
@@ -2353,7 +2353,7 @@
           </w:tcPr>
           <w:p>
             <w:pPr>
-              <w:pStyle w:val="user7"/>
+              <w:pStyle w:val="Style21"/>
               <w:keepNext w:val="true"/>
               <w:rPr>
                 <w:rFonts w:ascii="Courier New" w:hAnsi="Courier New"/>
@@ -2371,15 +2371,15 @@
         </w:tc>
         <w:tc>
           <w:tcPr>
-            <w:tcW w:w="1442" w:type="dxa"/>
-            <w:tcBorders>
-              <w:left w:val="single" w:sz="2" w:space="0" w:color="000000"/>
-              <w:bottom w:val="single" w:sz="2" w:space="0" w:color="000000"/>
-            </w:tcBorders>
-          </w:tcPr>
-          <w:p>
-            <w:pPr>
-              <w:pStyle w:val="user7"/>
+            <w:tcW w:w="1441" w:type="dxa"/>
+            <w:tcBorders>
+              <w:left w:val="single" w:sz="2" w:space="0" w:color="000000"/>
+              <w:bottom w:val="single" w:sz="2" w:space="0" w:color="000000"/>
+            </w:tcBorders>
+          </w:tcPr>
+          <w:p>
+            <w:pPr>
+              <w:pStyle w:val="Style21"/>
               <w:rPr>
                 <w:rFonts w:ascii="Courier New" w:hAnsi="Courier New"/>
                 <w:lang w:val="ru-RU"/>
@@ -2396,7 +2396,7 @@
         </w:tc>
         <w:tc>
           <w:tcPr>
-            <w:tcW w:w="5248" w:type="dxa"/>
+            <w:tcW w:w="5249" w:type="dxa"/>
             <w:tcBorders>
               <w:left w:val="single" w:sz="2" w:space="0" w:color="000000"/>
               <w:bottom w:val="single" w:sz="2" w:space="0" w:color="000000"/>
@@ -2405,7 +2405,7 @@
           </w:tcPr>
           <w:p>
             <w:pPr>
-              <w:pStyle w:val="user7"/>
+              <w:pStyle w:val="Style21"/>
               <w:rPr>
                 <w:rFonts w:ascii="Courier New" w:hAnsi="Courier New"/>
                 <w:lang w:val="ru-RU"/>
@@ -2446,7 +2446,7 @@
           </w:tcPr>
           <w:p>
             <w:pPr>
-              <w:pStyle w:val="user7"/>
+              <w:pStyle w:val="Style21"/>
               <w:keepNext w:val="true"/>
               <w:rPr>
                 <w:rFonts w:ascii="Courier New" w:hAnsi="Courier New"/>
@@ -2464,15 +2464,15 @@
         </w:tc>
         <w:tc>
           <w:tcPr>
-            <w:tcW w:w="1442" w:type="dxa"/>
-            <w:tcBorders>
-              <w:left w:val="single" w:sz="2" w:space="0" w:color="000000"/>
-              <w:bottom w:val="single" w:sz="2" w:space="0" w:color="000000"/>
-            </w:tcBorders>
-          </w:tcPr>
-          <w:p>
-            <w:pPr>
-              <w:pStyle w:val="user7"/>
+            <w:tcW w:w="1441" w:type="dxa"/>
+            <w:tcBorders>
+              <w:left w:val="single" w:sz="2" w:space="0" w:color="000000"/>
+              <w:bottom w:val="single" w:sz="2" w:space="0" w:color="000000"/>
+            </w:tcBorders>
+          </w:tcPr>
+          <w:p>
+            <w:pPr>
+              <w:pStyle w:val="Style21"/>
               <w:rPr>
                 <w:rFonts w:ascii="Courier New" w:hAnsi="Courier New"/>
                 <w:lang w:val="ru-RU"/>
@@ -2489,7 +2489,7 @@
         </w:tc>
         <w:tc>
           <w:tcPr>
-            <w:tcW w:w="5248" w:type="dxa"/>
+            <w:tcW w:w="5249" w:type="dxa"/>
             <w:tcBorders>
               <w:left w:val="single" w:sz="2" w:space="0" w:color="000000"/>
               <w:bottom w:val="single" w:sz="2" w:space="0" w:color="000000"/>
@@ -2498,7 +2498,7 @@
           </w:tcPr>
           <w:p>
             <w:pPr>
-              <w:pStyle w:val="user7"/>
+              <w:pStyle w:val="Style21"/>
               <w:rPr>
                 <w:rFonts w:ascii="Courier New" w:hAnsi="Courier New"/>
                 <w:lang w:val="ru-RU"/>
@@ -2539,7 +2539,7 @@
           </w:tcPr>
           <w:p>
             <w:pPr>
-              <w:pStyle w:val="user7"/>
+              <w:pStyle w:val="Style21"/>
               <w:keepNext w:val="true"/>
               <w:rPr>
                 <w:rFonts w:ascii="Courier New" w:hAnsi="Courier New"/>
@@ -2557,15 +2557,15 @@
         </w:tc>
         <w:tc>
           <w:tcPr>
-            <w:tcW w:w="1442" w:type="dxa"/>
-            <w:tcBorders>
-              <w:left w:val="single" w:sz="2" w:space="0" w:color="000000"/>
-              <w:bottom w:val="single" w:sz="2" w:space="0" w:color="000000"/>
-            </w:tcBorders>
-          </w:tcPr>
-          <w:p>
-            <w:pPr>
-              <w:pStyle w:val="user7"/>
+            <w:tcW w:w="1441" w:type="dxa"/>
+            <w:tcBorders>
+              <w:left w:val="single" w:sz="2" w:space="0" w:color="000000"/>
+              <w:bottom w:val="single" w:sz="2" w:space="0" w:color="000000"/>
+            </w:tcBorders>
+          </w:tcPr>
+          <w:p>
+            <w:pPr>
+              <w:pStyle w:val="Style21"/>
               <w:rPr>
                 <w:rFonts w:ascii="Courier New" w:hAnsi="Courier New"/>
                 <w:lang w:val="ru-RU"/>
@@ -2582,7 +2582,7 @@
         </w:tc>
         <w:tc>
           <w:tcPr>
-            <w:tcW w:w="5248" w:type="dxa"/>
+            <w:tcW w:w="5249" w:type="dxa"/>
             <w:tcBorders>
               <w:left w:val="single" w:sz="2" w:space="0" w:color="000000"/>
               <w:bottom w:val="single" w:sz="2" w:space="0" w:color="000000"/>
@@ -2591,7 +2591,7 @@
           </w:tcPr>
           <w:p>
             <w:pPr>
-              <w:pStyle w:val="user7"/>
+              <w:pStyle w:val="Style21"/>
               <w:rPr>
                 <w:rFonts w:ascii="Courier New" w:hAnsi="Courier New"/>
                 <w:lang w:val="ru-RU"/>
@@ -2632,7 +2632,7 @@
           </w:tcPr>
           <w:p>
             <w:pPr>
-              <w:pStyle w:val="user7"/>
+              <w:pStyle w:val="Style21"/>
               <w:keepNext w:val="true"/>
               <w:rPr>
                 <w:rFonts w:ascii="Courier New" w:hAnsi="Courier New"/>
@@ -2650,15 +2650,15 @@
         </w:tc>
         <w:tc>
           <w:tcPr>
-            <w:tcW w:w="1442" w:type="dxa"/>
-            <w:tcBorders>
-              <w:left w:val="single" w:sz="2" w:space="0" w:color="000000"/>
-              <w:bottom w:val="single" w:sz="2" w:space="0" w:color="000000"/>
-            </w:tcBorders>
-          </w:tcPr>
-          <w:p>
-            <w:pPr>
-              <w:pStyle w:val="user7"/>
+            <w:tcW w:w="1441" w:type="dxa"/>
+            <w:tcBorders>
+              <w:left w:val="single" w:sz="2" w:space="0" w:color="000000"/>
+              <w:bottom w:val="single" w:sz="2" w:space="0" w:color="000000"/>
+            </w:tcBorders>
+          </w:tcPr>
+          <w:p>
+            <w:pPr>
+              <w:pStyle w:val="Style21"/>
               <w:rPr>
                 <w:rFonts w:ascii="Courier New" w:hAnsi="Courier New"/>
                 <w:lang w:val="ru-RU"/>
@@ -2675,7 +2675,7 @@
         </w:tc>
         <w:tc>
           <w:tcPr>
-            <w:tcW w:w="5248" w:type="dxa"/>
+            <w:tcW w:w="5249" w:type="dxa"/>
             <w:tcBorders>
               <w:left w:val="single" w:sz="2" w:space="0" w:color="000000"/>
               <w:bottom w:val="single" w:sz="2" w:space="0" w:color="000000"/>
@@ -2684,7 +2684,7 @@
           </w:tcPr>
           <w:p>
             <w:pPr>
-              <w:pStyle w:val="user7"/>
+              <w:pStyle w:val="Style21"/>
               <w:rPr>
                 <w:rFonts w:ascii="Courier New" w:hAnsi="Courier New"/>
                 <w:lang w:val="ru-RU"/>
@@ -2725,7 +2725,7 @@
           </w:tcPr>
           <w:p>
             <w:pPr>
-              <w:pStyle w:val="user7"/>
+              <w:pStyle w:val="Style21"/>
               <w:keepNext w:val="true"/>
               <w:rPr>
                 <w:rFonts w:ascii="Courier New" w:hAnsi="Courier New"/>
@@ -2743,15 +2743,15 @@
         </w:tc>
         <w:tc>
           <w:tcPr>
-            <w:tcW w:w="1442" w:type="dxa"/>
-            <w:tcBorders>
-              <w:left w:val="single" w:sz="2" w:space="0" w:color="000000"/>
-              <w:bottom w:val="single" w:sz="2" w:space="0" w:color="000000"/>
-            </w:tcBorders>
-          </w:tcPr>
-          <w:p>
-            <w:pPr>
-              <w:pStyle w:val="user7"/>
+            <w:tcW w:w="1441" w:type="dxa"/>
+            <w:tcBorders>
+              <w:left w:val="single" w:sz="2" w:space="0" w:color="000000"/>
+              <w:bottom w:val="single" w:sz="2" w:space="0" w:color="000000"/>
+            </w:tcBorders>
+          </w:tcPr>
+          <w:p>
+            <w:pPr>
+              <w:pStyle w:val="Style21"/>
               <w:rPr>
                 <w:rFonts w:ascii="Courier New" w:hAnsi="Courier New"/>
                 <w:lang w:val="ru-RU"/>
@@ -2768,7 +2768,7 @@
         </w:tc>
         <w:tc>
           <w:tcPr>
-            <w:tcW w:w="5248" w:type="dxa"/>
+            <w:tcW w:w="5249" w:type="dxa"/>
             <w:tcBorders>
               <w:left w:val="single" w:sz="2" w:space="0" w:color="000000"/>
               <w:bottom w:val="single" w:sz="2" w:space="0" w:color="000000"/>
@@ -2777,7 +2777,7 @@
           </w:tcPr>
           <w:p>
             <w:pPr>
-              <w:pStyle w:val="user7"/>
+              <w:pStyle w:val="Style21"/>
               <w:rPr>
                 <w:rFonts w:ascii="Courier New" w:hAnsi="Courier New"/>
                 <w:lang w:val="ru-RU"/>
@@ -2805,7 +2805,7 @@
           </w:tcPr>
           <w:p>
             <w:pPr>
-              <w:pStyle w:val="user7"/>
+              <w:pStyle w:val="Style21"/>
               <w:rPr>
                 <w:rFonts w:ascii="Courier New" w:hAnsi="Courier New"/>
                 <w:lang w:val="ru-RU"/>
@@ -2822,15 +2822,15 @@
         </w:tc>
         <w:tc>
           <w:tcPr>
-            <w:tcW w:w="1442" w:type="dxa"/>
-            <w:tcBorders>
-              <w:left w:val="single" w:sz="2" w:space="0" w:color="000000"/>
-              <w:bottom w:val="single" w:sz="2" w:space="0" w:color="000000"/>
-            </w:tcBorders>
-          </w:tcPr>
-          <w:p>
-            <w:pPr>
-              <w:pStyle w:val="user7"/>
+            <w:tcW w:w="1441" w:type="dxa"/>
+            <w:tcBorders>
+              <w:left w:val="single" w:sz="2" w:space="0" w:color="000000"/>
+              <w:bottom w:val="single" w:sz="2" w:space="0" w:color="000000"/>
+            </w:tcBorders>
+          </w:tcPr>
+          <w:p>
+            <w:pPr>
+              <w:pStyle w:val="Style21"/>
               <w:rPr>
                 <w:rFonts w:ascii="Courier New" w:hAnsi="Courier New"/>
                 <w:lang w:val="ru-RU"/>
@@ -2847,7 +2847,7 @@
         </w:tc>
         <w:tc>
           <w:tcPr>
-            <w:tcW w:w="5248" w:type="dxa"/>
+            <w:tcW w:w="5249" w:type="dxa"/>
             <w:tcBorders>
               <w:left w:val="single" w:sz="2" w:space="0" w:color="000000"/>
               <w:bottom w:val="single" w:sz="2" w:space="0" w:color="000000"/>
@@ -2856,7 +2856,7 @@
           </w:tcPr>
           <w:p>
             <w:pPr>
-              <w:pStyle w:val="user7"/>
+              <w:pStyle w:val="Style21"/>
               <w:rPr>
                 <w:rFonts w:ascii="Courier New" w:hAnsi="Courier New"/>
                 <w:lang w:val="ru-RU"/>
@@ -3068,7 +3068,7 @@
     </w:p>
     <w:p>
       <w:pPr>
-        <w:pStyle w:val="user6"/>
+        <w:pStyle w:val="Style20"/>
         <w:rPr>
           <w:lang w:val="ru-RU"/>
         </w:rPr>
@@ -3095,8 +3095,8 @@
       </w:tblPr>
       <w:tblGrid>
         <w:gridCol w:w="2665"/>
-        <w:gridCol w:w="1442"/>
-        <w:gridCol w:w="5248"/>
+        <w:gridCol w:w="1441"/>
+        <w:gridCol w:w="5249"/>
       </w:tblGrid>
       <w:tr>
         <w:trPr/>
@@ -3112,7 +3112,7 @@
           </w:tcPr>
           <w:p>
             <w:pPr>
-              <w:pStyle w:val="user8"/>
+              <w:pStyle w:val="Style22"/>
               <w:keepNext w:val="true"/>
               <w:rPr>
                 <w:lang w:val="ru-RU"/>
@@ -3128,7 +3128,7 @@
         </w:tc>
         <w:tc>
           <w:tcPr>
-            <w:tcW w:w="1442" w:type="dxa"/>
+            <w:tcW w:w="1441" w:type="dxa"/>
             <w:tcBorders>
               <w:top w:val="single" w:sz="2" w:space="0" w:color="000000"/>
               <w:left w:val="single" w:sz="2" w:space="0" w:color="000000"/>
@@ -3138,7 +3138,7 @@
           </w:tcPr>
           <w:p>
             <w:pPr>
-              <w:pStyle w:val="user8"/>
+              <w:pStyle w:val="Style22"/>
               <w:rPr>
                 <w:lang w:val="ru-RU"/>
               </w:rPr>
@@ -3153,7 +3153,7 @@
         </w:tc>
         <w:tc>
           <w:tcPr>
-            <w:tcW w:w="5248" w:type="dxa"/>
+            <w:tcW w:w="5249" w:type="dxa"/>
             <w:tcBorders>
               <w:top w:val="single" w:sz="2" w:space="0" w:color="000000"/>
               <w:left w:val="single" w:sz="2" w:space="0" w:color="000000"/>
@@ -3164,7 +3164,7 @@
           </w:tcPr>
           <w:p>
             <w:pPr>
-              <w:pStyle w:val="user8"/>
+              <w:pStyle w:val="Style22"/>
               <w:rPr>
                 <w:lang w:val="ru-RU"/>
               </w:rPr>
@@ -3190,7 +3190,7 @@
           </w:tcPr>
           <w:p>
             <w:pPr>
-              <w:pStyle w:val="user7"/>
+              <w:pStyle w:val="Style21"/>
               <w:keepNext w:val="true"/>
               <w:rPr>
                 <w:rFonts w:ascii="Courier New" w:hAnsi="Courier New"/>
@@ -3208,15 +3208,15 @@
         </w:tc>
         <w:tc>
           <w:tcPr>
-            <w:tcW w:w="1442" w:type="dxa"/>
-            <w:tcBorders>
-              <w:left w:val="single" w:sz="2" w:space="0" w:color="000000"/>
-              <w:bottom w:val="single" w:sz="2" w:space="0" w:color="000000"/>
-            </w:tcBorders>
-          </w:tcPr>
-          <w:p>
-            <w:pPr>
-              <w:pStyle w:val="user7"/>
+            <w:tcW w:w="1441" w:type="dxa"/>
+            <w:tcBorders>
+              <w:left w:val="single" w:sz="2" w:space="0" w:color="000000"/>
+              <w:bottom w:val="single" w:sz="2" w:space="0" w:color="000000"/>
+            </w:tcBorders>
+          </w:tcPr>
+          <w:p>
+            <w:pPr>
+              <w:pStyle w:val="Style21"/>
               <w:rPr>
                 <w:rFonts w:ascii="Courier New" w:hAnsi="Courier New"/>
                 <w:lang w:val="ru-RU"/>
@@ -3233,7 +3233,7 @@
         </w:tc>
         <w:tc>
           <w:tcPr>
-            <w:tcW w:w="5248" w:type="dxa"/>
+            <w:tcW w:w="5249" w:type="dxa"/>
             <w:tcBorders>
               <w:left w:val="single" w:sz="2" w:space="0" w:color="000000"/>
               <w:bottom w:val="single" w:sz="2" w:space="0" w:color="000000"/>
@@ -3242,7 +3242,7 @@
           </w:tcPr>
           <w:p>
             <w:pPr>
-              <w:pStyle w:val="user7"/>
+              <w:pStyle w:val="Style21"/>
               <w:rPr>
                 <w:rFonts w:ascii="Courier New" w:hAnsi="Courier New"/>
                 <w:lang w:val="ru-RU"/>
@@ -3296,7 +3296,7 @@
           </w:tcPr>
           <w:p>
             <w:pPr>
-              <w:pStyle w:val="user7"/>
+              <w:pStyle w:val="Style21"/>
               <w:keepNext w:val="true"/>
               <w:rPr>
                 <w:rFonts w:ascii="Courier New" w:hAnsi="Courier New"/>
@@ -3314,15 +3314,15 @@
         </w:tc>
         <w:tc>
           <w:tcPr>
-            <w:tcW w:w="1442" w:type="dxa"/>
-            <w:tcBorders>
-              <w:left w:val="single" w:sz="2" w:space="0" w:color="000000"/>
-              <w:bottom w:val="single" w:sz="2" w:space="0" w:color="000000"/>
-            </w:tcBorders>
-          </w:tcPr>
-          <w:p>
-            <w:pPr>
-              <w:pStyle w:val="user7"/>
+            <w:tcW w:w="1441" w:type="dxa"/>
+            <w:tcBorders>
+              <w:left w:val="single" w:sz="2" w:space="0" w:color="000000"/>
+              <w:bottom w:val="single" w:sz="2" w:space="0" w:color="000000"/>
+            </w:tcBorders>
+          </w:tcPr>
+          <w:p>
+            <w:pPr>
+              <w:pStyle w:val="Style21"/>
               <w:rPr>
                 <w:rFonts w:ascii="Courier New" w:hAnsi="Courier New"/>
                 <w:lang w:val="ru-RU"/>
@@ -3339,7 +3339,7 @@
         </w:tc>
         <w:tc>
           <w:tcPr>
-            <w:tcW w:w="5248" w:type="dxa"/>
+            <w:tcW w:w="5249" w:type="dxa"/>
             <w:tcBorders>
               <w:left w:val="single" w:sz="2" w:space="0" w:color="000000"/>
               <w:bottom w:val="single" w:sz="2" w:space="0" w:color="000000"/>
@@ -3348,7 +3348,7 @@
           </w:tcPr>
           <w:p>
             <w:pPr>
-              <w:pStyle w:val="user7"/>
+              <w:pStyle w:val="Style21"/>
               <w:rPr>
                 <w:rFonts w:ascii="Courier New" w:hAnsi="Courier New"/>
                 <w:lang w:val="ru-RU"/>
@@ -3402,7 +3402,7 @@
           </w:tcPr>
           <w:p>
             <w:pPr>
-              <w:pStyle w:val="user7"/>
+              <w:pStyle w:val="Style21"/>
               <w:keepNext w:val="true"/>
               <w:rPr>
                 <w:rFonts w:ascii="Courier New" w:hAnsi="Courier New"/>
@@ -3420,15 +3420,15 @@
         </w:tc>
         <w:tc>
           <w:tcPr>
-            <w:tcW w:w="1442" w:type="dxa"/>
-            <w:tcBorders>
-              <w:left w:val="single" w:sz="2" w:space="0" w:color="000000"/>
-              <w:bottom w:val="single" w:sz="2" w:space="0" w:color="000000"/>
-            </w:tcBorders>
-          </w:tcPr>
-          <w:p>
-            <w:pPr>
-              <w:pStyle w:val="user7"/>
+            <w:tcW w:w="1441" w:type="dxa"/>
+            <w:tcBorders>
+              <w:left w:val="single" w:sz="2" w:space="0" w:color="000000"/>
+              <w:bottom w:val="single" w:sz="2" w:space="0" w:color="000000"/>
+            </w:tcBorders>
+          </w:tcPr>
+          <w:p>
+            <w:pPr>
+              <w:pStyle w:val="Style21"/>
               <w:rPr>
                 <w:rFonts w:ascii="Courier New" w:hAnsi="Courier New"/>
                 <w:lang w:val="ru-RU"/>
@@ -3445,7 +3445,7 @@
         </w:tc>
         <w:tc>
           <w:tcPr>
-            <w:tcW w:w="5248" w:type="dxa"/>
+            <w:tcW w:w="5249" w:type="dxa"/>
             <w:tcBorders>
               <w:left w:val="single" w:sz="2" w:space="0" w:color="000000"/>
               <w:bottom w:val="single" w:sz="2" w:space="0" w:color="000000"/>
@@ -3454,7 +3454,7 @@
           </w:tcPr>
           <w:p>
             <w:pPr>
-              <w:pStyle w:val="user7"/>
+              <w:pStyle w:val="Style21"/>
               <w:rPr>
                 <w:rFonts w:ascii="Courier New" w:hAnsi="Courier New"/>
                 <w:lang w:val="ru-RU"/>
@@ -3495,7 +3495,7 @@
           </w:tcPr>
           <w:p>
             <w:pPr>
-              <w:pStyle w:val="user7"/>
+              <w:pStyle w:val="Style21"/>
               <w:keepNext w:val="true"/>
               <w:rPr>
                 <w:rFonts w:ascii="Courier New" w:hAnsi="Courier New"/>
@@ -3513,15 +3513,15 @@
         </w:tc>
         <w:tc>
           <w:tcPr>
-            <w:tcW w:w="1442" w:type="dxa"/>
-            <w:tcBorders>
-              <w:left w:val="single" w:sz="2" w:space="0" w:color="000000"/>
-              <w:bottom w:val="single" w:sz="2" w:space="0" w:color="000000"/>
-            </w:tcBorders>
-          </w:tcPr>
-          <w:p>
-            <w:pPr>
-              <w:pStyle w:val="user7"/>
+            <w:tcW w:w="1441" w:type="dxa"/>
+            <w:tcBorders>
+              <w:left w:val="single" w:sz="2" w:space="0" w:color="000000"/>
+              <w:bottom w:val="single" w:sz="2" w:space="0" w:color="000000"/>
+            </w:tcBorders>
+          </w:tcPr>
+          <w:p>
+            <w:pPr>
+              <w:pStyle w:val="Style21"/>
               <w:rPr>
                 <w:rFonts w:ascii="Courier New" w:hAnsi="Courier New"/>
                 <w:lang w:val="ru-RU"/>
@@ -3538,7 +3538,7 @@
         </w:tc>
         <w:tc>
           <w:tcPr>
-            <w:tcW w:w="5248" w:type="dxa"/>
+            <w:tcW w:w="5249" w:type="dxa"/>
             <w:tcBorders>
               <w:left w:val="single" w:sz="2" w:space="0" w:color="000000"/>
               <w:bottom w:val="single" w:sz="2" w:space="0" w:color="000000"/>
@@ -3547,7 +3547,7 @@
           </w:tcPr>
           <w:p>
             <w:pPr>
-              <w:pStyle w:val="user7"/>
+              <w:pStyle w:val="Style21"/>
               <w:rPr>
                 <w:rFonts w:ascii="Courier New" w:hAnsi="Courier New"/>
                 <w:lang w:val="ru-RU"/>
@@ -3588,7 +3588,7 @@
           </w:tcPr>
           <w:p>
             <w:pPr>
-              <w:pStyle w:val="user7"/>
+              <w:pStyle w:val="Style21"/>
               <w:keepNext w:val="true"/>
               <w:rPr>
                 <w:rFonts w:ascii="Courier New" w:hAnsi="Courier New"/>
@@ -3606,15 +3606,15 @@
         </w:tc>
         <w:tc>
           <w:tcPr>
-            <w:tcW w:w="1442" w:type="dxa"/>
-            <w:tcBorders>
-              <w:left w:val="single" w:sz="2" w:space="0" w:color="000000"/>
-              <w:bottom w:val="single" w:sz="2" w:space="0" w:color="000000"/>
-            </w:tcBorders>
-          </w:tcPr>
-          <w:p>
-            <w:pPr>
-              <w:pStyle w:val="user7"/>
+            <w:tcW w:w="1441" w:type="dxa"/>
+            <w:tcBorders>
+              <w:left w:val="single" w:sz="2" w:space="0" w:color="000000"/>
+              <w:bottom w:val="single" w:sz="2" w:space="0" w:color="000000"/>
+            </w:tcBorders>
+          </w:tcPr>
+          <w:p>
+            <w:pPr>
+              <w:pStyle w:val="Style21"/>
               <w:rPr>
                 <w:rFonts w:ascii="Courier New" w:hAnsi="Courier New"/>
                 <w:lang w:val="ru-RU"/>
@@ -3631,7 +3631,7 @@
         </w:tc>
         <w:tc>
           <w:tcPr>
-            <w:tcW w:w="5248" w:type="dxa"/>
+            <w:tcW w:w="5249" w:type="dxa"/>
             <w:tcBorders>
               <w:left w:val="single" w:sz="2" w:space="0" w:color="000000"/>
               <w:bottom w:val="single" w:sz="2" w:space="0" w:color="000000"/>
@@ -3640,7 +3640,7 @@
           </w:tcPr>
           <w:p>
             <w:pPr>
-              <w:pStyle w:val="user7"/>
+              <w:pStyle w:val="Style21"/>
               <w:rPr>
                 <w:rFonts w:ascii="Courier New" w:hAnsi="Courier New"/>
                 <w:lang w:val="ru-RU"/>
@@ -3681,7 +3681,7 @@
           </w:tcPr>
           <w:p>
             <w:pPr>
-              <w:pStyle w:val="user7"/>
+              <w:pStyle w:val="Style21"/>
               <w:keepNext w:val="true"/>
               <w:rPr>
                 <w:rFonts w:ascii="Courier New" w:hAnsi="Courier New"/>
@@ -3699,15 +3699,15 @@
         </w:tc>
         <w:tc>
           <w:tcPr>
-            <w:tcW w:w="1442" w:type="dxa"/>
-            <w:tcBorders>
-              <w:left w:val="single" w:sz="2" w:space="0" w:color="000000"/>
-              <w:bottom w:val="single" w:sz="2" w:space="0" w:color="000000"/>
-            </w:tcBorders>
-          </w:tcPr>
-          <w:p>
-            <w:pPr>
-              <w:pStyle w:val="user7"/>
+            <w:tcW w:w="1441" w:type="dxa"/>
+            <w:tcBorders>
+              <w:left w:val="single" w:sz="2" w:space="0" w:color="000000"/>
+              <w:bottom w:val="single" w:sz="2" w:space="0" w:color="000000"/>
+            </w:tcBorders>
+          </w:tcPr>
+          <w:p>
+            <w:pPr>
+              <w:pStyle w:val="Style21"/>
               <w:rPr>
                 <w:rFonts w:ascii="Courier New" w:hAnsi="Courier New"/>
                 <w:lang w:val="ru-RU"/>
@@ -3724,7 +3724,7 @@
         </w:tc>
         <w:tc>
           <w:tcPr>
-            <w:tcW w:w="5248" w:type="dxa"/>
+            <w:tcW w:w="5249" w:type="dxa"/>
             <w:tcBorders>
               <w:left w:val="single" w:sz="2" w:space="0" w:color="000000"/>
               <w:bottom w:val="single" w:sz="2" w:space="0" w:color="000000"/>
@@ -3733,7 +3733,7 @@
           </w:tcPr>
           <w:p>
             <w:pPr>
-              <w:pStyle w:val="user7"/>
+              <w:pStyle w:val="Style21"/>
               <w:rPr>
                 <w:rFonts w:ascii="Courier New" w:hAnsi="Courier New"/>
                 <w:lang w:val="ru-RU"/>
@@ -3774,7 +3774,7 @@
           </w:tcPr>
           <w:p>
             <w:pPr>
-              <w:pStyle w:val="user7"/>
+              <w:pStyle w:val="Style21"/>
               <w:rPr>
                 <w:rFonts w:ascii="Courier New" w:hAnsi="Courier New"/>
                 <w:lang w:val="ru-RU"/>
@@ -3791,15 +3791,15 @@
         </w:tc>
         <w:tc>
           <w:tcPr>
-            <w:tcW w:w="1442" w:type="dxa"/>
-            <w:tcBorders>
-              <w:left w:val="single" w:sz="2" w:space="0" w:color="000000"/>
-              <w:bottom w:val="single" w:sz="2" w:space="0" w:color="000000"/>
-            </w:tcBorders>
-          </w:tcPr>
-          <w:p>
-            <w:pPr>
-              <w:pStyle w:val="user7"/>
+            <w:tcW w:w="1441" w:type="dxa"/>
+            <w:tcBorders>
+              <w:left w:val="single" w:sz="2" w:space="0" w:color="000000"/>
+              <w:bottom w:val="single" w:sz="2" w:space="0" w:color="000000"/>
+            </w:tcBorders>
+          </w:tcPr>
+          <w:p>
+            <w:pPr>
+              <w:pStyle w:val="Style21"/>
               <w:rPr>
                 <w:rFonts w:ascii="Courier New" w:hAnsi="Courier New"/>
                 <w:lang w:val="ru-RU"/>
@@ -3816,7 +3816,7 @@
         </w:tc>
         <w:tc>
           <w:tcPr>
-            <w:tcW w:w="5248" w:type="dxa"/>
+            <w:tcW w:w="5249" w:type="dxa"/>
             <w:tcBorders>
               <w:left w:val="single" w:sz="2" w:space="0" w:color="000000"/>
               <w:bottom w:val="single" w:sz="2" w:space="0" w:color="000000"/>
@@ -3825,7 +3825,7 @@
           </w:tcPr>
           <w:p>
             <w:pPr>
-              <w:pStyle w:val="user7"/>
+              <w:pStyle w:val="Style21"/>
               <w:rPr>
                 <w:rFonts w:ascii="Courier New" w:hAnsi="Courier New"/>
                 <w:lang w:val="ru-RU"/>
@@ -4191,7 +4191,7 @@
     </w:p>
     <w:p>
       <w:pPr>
-        <w:pStyle w:val="user6"/>
+        <w:pStyle w:val="Style20"/>
         <w:rPr>
           <w:lang w:val="ru-RU"/>
         </w:rPr>
@@ -4218,8 +4218,8 @@
       </w:tblPr>
       <w:tblGrid>
         <w:gridCol w:w="2665"/>
-        <w:gridCol w:w="1442"/>
-        <w:gridCol w:w="5248"/>
+        <w:gridCol w:w="1441"/>
+        <w:gridCol w:w="5249"/>
       </w:tblGrid>
       <w:tr>
         <w:trPr/>
@@ -4235,7 +4235,7 @@
           </w:tcPr>
           <w:p>
             <w:pPr>
-              <w:pStyle w:val="user8"/>
+              <w:pStyle w:val="Style22"/>
               <w:keepNext w:val="true"/>
               <w:rPr>
                 <w:lang w:val="ru-RU"/>
@@ -4251,7 +4251,7 @@
         </w:tc>
         <w:tc>
           <w:tcPr>
-            <w:tcW w:w="1442" w:type="dxa"/>
+            <w:tcW w:w="1441" w:type="dxa"/>
             <w:tcBorders>
               <w:top w:val="single" w:sz="2" w:space="0" w:color="000000"/>
               <w:left w:val="single" w:sz="2" w:space="0" w:color="000000"/>
@@ -4261,7 +4261,7 @@
           </w:tcPr>
           <w:p>
             <w:pPr>
-              <w:pStyle w:val="user8"/>
+              <w:pStyle w:val="Style22"/>
               <w:rPr>
                 <w:lang w:val="ru-RU"/>
               </w:rPr>
@@ -4276,7 +4276,7 @@
         </w:tc>
         <w:tc>
           <w:tcPr>
-            <w:tcW w:w="5248" w:type="dxa"/>
+            <w:tcW w:w="5249" w:type="dxa"/>
             <w:tcBorders>
               <w:top w:val="single" w:sz="2" w:space="0" w:color="000000"/>
               <w:left w:val="single" w:sz="2" w:space="0" w:color="000000"/>
@@ -4287,7 +4287,7 @@
           </w:tcPr>
           <w:p>
             <w:pPr>
-              <w:pStyle w:val="user8"/>
+              <w:pStyle w:val="Style22"/>
               <w:rPr>
                 <w:lang w:val="ru-RU"/>
               </w:rPr>
@@ -4313,7 +4313,7 @@
           </w:tcPr>
           <w:p>
             <w:pPr>
-              <w:pStyle w:val="user7"/>
+              <w:pStyle w:val="Style21"/>
               <w:keepNext w:val="true"/>
               <w:rPr>
                 <w:rFonts w:ascii="Courier New" w:hAnsi="Courier New"/>
@@ -4331,15 +4331,15 @@
         </w:tc>
         <w:tc>
           <w:tcPr>
-            <w:tcW w:w="1442" w:type="dxa"/>
-            <w:tcBorders>
-              <w:left w:val="single" w:sz="2" w:space="0" w:color="000000"/>
-              <w:bottom w:val="single" w:sz="2" w:space="0" w:color="000000"/>
-            </w:tcBorders>
-          </w:tcPr>
-          <w:p>
-            <w:pPr>
-              <w:pStyle w:val="user7"/>
+            <w:tcW w:w="1441" w:type="dxa"/>
+            <w:tcBorders>
+              <w:left w:val="single" w:sz="2" w:space="0" w:color="000000"/>
+              <w:bottom w:val="single" w:sz="2" w:space="0" w:color="000000"/>
+            </w:tcBorders>
+          </w:tcPr>
+          <w:p>
+            <w:pPr>
+              <w:pStyle w:val="Style21"/>
               <w:rPr>
                 <w:rFonts w:ascii="Courier New" w:hAnsi="Courier New"/>
                 <w:lang w:val="ru-RU"/>
@@ -4356,7 +4356,7 @@
         </w:tc>
         <w:tc>
           <w:tcPr>
-            <w:tcW w:w="5248" w:type="dxa"/>
+            <w:tcW w:w="5249" w:type="dxa"/>
             <w:tcBorders>
               <w:left w:val="single" w:sz="2" w:space="0" w:color="000000"/>
               <w:bottom w:val="single" w:sz="2" w:space="0" w:color="000000"/>
@@ -4365,7 +4365,7 @@
           </w:tcPr>
           <w:p>
             <w:pPr>
-              <w:pStyle w:val="user7"/>
+              <w:pStyle w:val="Style21"/>
               <w:rPr>
                 <w:rFonts w:ascii="Courier New" w:hAnsi="Courier New"/>
                 <w:lang w:val="ru-RU"/>
@@ -4406,7 +4406,7 @@
           </w:tcPr>
           <w:p>
             <w:pPr>
-              <w:pStyle w:val="user7"/>
+              <w:pStyle w:val="Style21"/>
               <w:keepNext w:val="true"/>
               <w:rPr>
                 <w:rFonts w:ascii="Courier New" w:hAnsi="Courier New"/>
@@ -4424,15 +4424,15 @@
         </w:tc>
         <w:tc>
           <w:tcPr>
-            <w:tcW w:w="1442" w:type="dxa"/>
-            <w:tcBorders>
-              <w:left w:val="single" w:sz="2" w:space="0" w:color="000000"/>
-              <w:bottom w:val="single" w:sz="2" w:space="0" w:color="000000"/>
-            </w:tcBorders>
-          </w:tcPr>
-          <w:p>
-            <w:pPr>
-              <w:pStyle w:val="user7"/>
+            <w:tcW w:w="1441" w:type="dxa"/>
+            <w:tcBorders>
+              <w:left w:val="single" w:sz="2" w:space="0" w:color="000000"/>
+              <w:bottom w:val="single" w:sz="2" w:space="0" w:color="000000"/>
+            </w:tcBorders>
+          </w:tcPr>
+          <w:p>
+            <w:pPr>
+              <w:pStyle w:val="Style21"/>
               <w:rPr>
                 <w:rFonts w:ascii="Courier New" w:hAnsi="Courier New"/>
                 <w:lang w:val="ru-RU"/>
@@ -4449,7 +4449,7 @@
         </w:tc>
         <w:tc>
           <w:tcPr>
-            <w:tcW w:w="5248" w:type="dxa"/>
+            <w:tcW w:w="5249" w:type="dxa"/>
             <w:tcBorders>
               <w:left w:val="single" w:sz="2" w:space="0" w:color="000000"/>
               <w:bottom w:val="single" w:sz="2" w:space="0" w:color="000000"/>
@@ -4458,7 +4458,7 @@
           </w:tcPr>
           <w:p>
             <w:pPr>
-              <w:pStyle w:val="user7"/>
+              <w:pStyle w:val="Style21"/>
               <w:rPr>
                 <w:rFonts w:ascii="Courier New" w:hAnsi="Courier New"/>
                 <w:lang w:val="ru-RU"/>
@@ -4499,7 +4499,7 @@
           </w:tcPr>
           <w:p>
             <w:pPr>
-              <w:pStyle w:val="user7"/>
+              <w:pStyle w:val="Style21"/>
               <w:keepNext w:val="true"/>
               <w:rPr>
                 <w:rFonts w:ascii="Courier New" w:hAnsi="Courier New"/>
@@ -4517,15 +4517,15 @@
         </w:tc>
         <w:tc>
           <w:tcPr>
-            <w:tcW w:w="1442" w:type="dxa"/>
-            <w:tcBorders>
-              <w:left w:val="single" w:sz="2" w:space="0" w:color="000000"/>
-              <w:bottom w:val="single" w:sz="2" w:space="0" w:color="000000"/>
-            </w:tcBorders>
-          </w:tcPr>
-          <w:p>
-            <w:pPr>
-              <w:pStyle w:val="user7"/>
+            <w:tcW w:w="1441" w:type="dxa"/>
+            <w:tcBorders>
+              <w:left w:val="single" w:sz="2" w:space="0" w:color="000000"/>
+              <w:bottom w:val="single" w:sz="2" w:space="0" w:color="000000"/>
+            </w:tcBorders>
+          </w:tcPr>
+          <w:p>
+            <w:pPr>
+              <w:pStyle w:val="Style21"/>
               <w:rPr>
                 <w:rFonts w:ascii="Courier New" w:hAnsi="Courier New"/>
                 <w:lang w:val="ru-RU"/>
@@ -4542,7 +4542,7 @@
         </w:tc>
         <w:tc>
           <w:tcPr>
-            <w:tcW w:w="5248" w:type="dxa"/>
+            <w:tcW w:w="5249" w:type="dxa"/>
             <w:tcBorders>
               <w:left w:val="single" w:sz="2" w:space="0" w:color="000000"/>
               <w:bottom w:val="single" w:sz="2" w:space="0" w:color="000000"/>
@@ -4551,7 +4551,7 @@
           </w:tcPr>
           <w:p>
             <w:pPr>
-              <w:pStyle w:val="user7"/>
+              <w:pStyle w:val="Style21"/>
               <w:rPr>
                 <w:rFonts w:ascii="Courier New" w:hAnsi="Courier New"/>
                 <w:lang w:val="ru-RU"/>
@@ -4592,7 +4592,7 @@
           </w:tcPr>
           <w:p>
             <w:pPr>
-              <w:pStyle w:val="user7"/>
+              <w:pStyle w:val="Style21"/>
               <w:keepNext w:val="true"/>
               <w:rPr>
                 <w:rFonts w:ascii="Courier New" w:hAnsi="Courier New"/>
@@ -4610,15 +4610,15 @@
         </w:tc>
         <w:tc>
           <w:tcPr>
-            <w:tcW w:w="1442" w:type="dxa"/>
-            <w:tcBorders>
-              <w:left w:val="single" w:sz="2" w:space="0" w:color="000000"/>
-              <w:bottom w:val="single" w:sz="2" w:space="0" w:color="000000"/>
-            </w:tcBorders>
-          </w:tcPr>
-          <w:p>
-            <w:pPr>
-              <w:pStyle w:val="user7"/>
+            <w:tcW w:w="1441" w:type="dxa"/>
+            <w:tcBorders>
+              <w:left w:val="single" w:sz="2" w:space="0" w:color="000000"/>
+              <w:bottom w:val="single" w:sz="2" w:space="0" w:color="000000"/>
+            </w:tcBorders>
+          </w:tcPr>
+          <w:p>
+            <w:pPr>
+              <w:pStyle w:val="Style21"/>
               <w:rPr>
                 <w:rFonts w:ascii="Courier New" w:hAnsi="Courier New"/>
                 <w:lang w:val="ru-RU"/>
@@ -4635,7 +4635,7 @@
         </w:tc>
         <w:tc>
           <w:tcPr>
-            <w:tcW w:w="5248" w:type="dxa"/>
+            <w:tcW w:w="5249" w:type="dxa"/>
             <w:tcBorders>
               <w:left w:val="single" w:sz="2" w:space="0" w:color="000000"/>
               <w:bottom w:val="single" w:sz="2" w:space="0" w:color="000000"/>
@@ -4644,7 +4644,7 @@
           </w:tcPr>
           <w:p>
             <w:pPr>
-              <w:pStyle w:val="user7"/>
+              <w:pStyle w:val="Style21"/>
               <w:rPr>
                 <w:rFonts w:ascii="Courier New" w:hAnsi="Courier New"/>
                 <w:lang w:val="ru-RU"/>
@@ -4685,7 +4685,7 @@
           </w:tcPr>
           <w:p>
             <w:pPr>
-              <w:pStyle w:val="user7"/>
+              <w:pStyle w:val="Style21"/>
               <w:keepNext w:val="true"/>
               <w:rPr>
                 <w:rFonts w:ascii="Courier New" w:hAnsi="Courier New"/>
@@ -4703,15 +4703,15 @@
         </w:tc>
         <w:tc>
           <w:tcPr>
-            <w:tcW w:w="1442" w:type="dxa"/>
-            <w:tcBorders>
-              <w:left w:val="single" w:sz="2" w:space="0" w:color="000000"/>
-              <w:bottom w:val="single" w:sz="2" w:space="0" w:color="000000"/>
-            </w:tcBorders>
-          </w:tcPr>
-          <w:p>
-            <w:pPr>
-              <w:pStyle w:val="user7"/>
+            <w:tcW w:w="1441" w:type="dxa"/>
+            <w:tcBorders>
+              <w:left w:val="single" w:sz="2" w:space="0" w:color="000000"/>
+              <w:bottom w:val="single" w:sz="2" w:space="0" w:color="000000"/>
+            </w:tcBorders>
+          </w:tcPr>
+          <w:p>
+            <w:pPr>
+              <w:pStyle w:val="Style21"/>
               <w:rPr>
                 <w:rFonts w:ascii="Courier New" w:hAnsi="Courier New"/>
                 <w:lang w:val="ru-RU"/>
@@ -4728,7 +4728,7 @@
         </w:tc>
         <w:tc>
           <w:tcPr>
-            <w:tcW w:w="5248" w:type="dxa"/>
+            <w:tcW w:w="5249" w:type="dxa"/>
             <w:tcBorders>
               <w:left w:val="single" w:sz="2" w:space="0" w:color="000000"/>
               <w:bottom w:val="single" w:sz="2" w:space="0" w:color="000000"/>
@@ -4737,7 +4737,7 @@
           </w:tcPr>
           <w:p>
             <w:pPr>
-              <w:pStyle w:val="user7"/>
+              <w:pStyle w:val="Style21"/>
               <w:rPr>
                 <w:rFonts w:ascii="Courier New" w:hAnsi="Courier New"/>
                 <w:lang w:val="ru-RU"/>
@@ -4778,7 +4778,7 @@
           </w:tcPr>
           <w:p>
             <w:pPr>
-              <w:pStyle w:val="user7"/>
+              <w:pStyle w:val="Style21"/>
               <w:keepNext w:val="true"/>
               <w:rPr>
                 <w:rFonts w:ascii="Courier New" w:hAnsi="Courier New"/>
@@ -4796,15 +4796,15 @@
         </w:tc>
         <w:tc>
           <w:tcPr>
-            <w:tcW w:w="1442" w:type="dxa"/>
-            <w:tcBorders>
-              <w:left w:val="single" w:sz="2" w:space="0" w:color="000000"/>
-              <w:bottom w:val="single" w:sz="2" w:space="0" w:color="000000"/>
-            </w:tcBorders>
-          </w:tcPr>
-          <w:p>
-            <w:pPr>
-              <w:pStyle w:val="user7"/>
+            <w:tcW w:w="1441" w:type="dxa"/>
+            <w:tcBorders>
+              <w:left w:val="single" w:sz="2" w:space="0" w:color="000000"/>
+              <w:bottom w:val="single" w:sz="2" w:space="0" w:color="000000"/>
+            </w:tcBorders>
+          </w:tcPr>
+          <w:p>
+            <w:pPr>
+              <w:pStyle w:val="Style21"/>
               <w:rPr>
                 <w:rFonts w:ascii="Courier New" w:hAnsi="Courier New"/>
                 <w:lang w:val="ru-RU"/>
@@ -4821,7 +4821,7 @@
         </w:tc>
         <w:tc>
           <w:tcPr>
-            <w:tcW w:w="5248" w:type="dxa"/>
+            <w:tcW w:w="5249" w:type="dxa"/>
             <w:tcBorders>
               <w:left w:val="single" w:sz="2" w:space="0" w:color="000000"/>
               <w:bottom w:val="single" w:sz="2" w:space="0" w:color="000000"/>
@@ -4830,7 +4830,7 @@
           </w:tcPr>
           <w:p>
             <w:pPr>
-              <w:pStyle w:val="user7"/>
+              <w:pStyle w:val="Style21"/>
               <w:rPr>
                 <w:rFonts w:ascii="Courier New" w:hAnsi="Courier New"/>
                 <w:lang w:val="ru-RU"/>
@@ -4871,7 +4871,7 @@
           </w:tcPr>
           <w:p>
             <w:pPr>
-              <w:pStyle w:val="user7"/>
+              <w:pStyle w:val="Style21"/>
               <w:rPr>
                 <w:rFonts w:ascii="Courier New" w:hAnsi="Courier New"/>
                 <w:lang w:val="ru-RU"/>
@@ -4888,15 +4888,15 @@
         </w:tc>
         <w:tc>
           <w:tcPr>
-            <w:tcW w:w="1442" w:type="dxa"/>
-            <w:tcBorders>
-              <w:left w:val="single" w:sz="2" w:space="0" w:color="000000"/>
-              <w:bottom w:val="single" w:sz="2" w:space="0" w:color="000000"/>
-            </w:tcBorders>
-          </w:tcPr>
-          <w:p>
-            <w:pPr>
-              <w:pStyle w:val="user7"/>
+            <w:tcW w:w="1441" w:type="dxa"/>
+            <w:tcBorders>
+              <w:left w:val="single" w:sz="2" w:space="0" w:color="000000"/>
+              <w:bottom w:val="single" w:sz="2" w:space="0" w:color="000000"/>
+            </w:tcBorders>
+          </w:tcPr>
+          <w:p>
+            <w:pPr>
+              <w:pStyle w:val="Style21"/>
               <w:rPr>
                 <w:rFonts w:ascii="Courier New" w:hAnsi="Courier New"/>
                 <w:lang w:val="ru-RU"/>
@@ -4913,7 +4913,7 @@
         </w:tc>
         <w:tc>
           <w:tcPr>
-            <w:tcW w:w="5248" w:type="dxa"/>
+            <w:tcW w:w="5249" w:type="dxa"/>
             <w:tcBorders>
               <w:left w:val="single" w:sz="2" w:space="0" w:color="000000"/>
               <w:bottom w:val="single" w:sz="2" w:space="0" w:color="000000"/>
@@ -4922,7 +4922,7 @@
           </w:tcPr>
           <w:p>
             <w:pPr>
-              <w:pStyle w:val="user7"/>
+              <w:pStyle w:val="Style21"/>
               <w:rPr>
                 <w:rFonts w:ascii="Courier New" w:hAnsi="Courier New"/>
                 <w:lang w:val="ru-RU"/>
@@ -5186,7 +5186,7 @@
     </w:p>
     <w:p>
       <w:pPr>
-        <w:pStyle w:val="user6"/>
+        <w:pStyle w:val="Style20"/>
         <w:rPr>
           <w:lang w:val="ru-RU"/>
         </w:rPr>
@@ -5213,8 +5213,8 @@
       </w:tblPr>
       <w:tblGrid>
         <w:gridCol w:w="2665"/>
-        <w:gridCol w:w="1442"/>
-        <w:gridCol w:w="5248"/>
+        <w:gridCol w:w="1441"/>
+        <w:gridCol w:w="5249"/>
       </w:tblGrid>
       <w:tr>
         <w:trPr/>
@@ -5230,7 +5230,7 @@
           </w:tcPr>
           <w:p>
             <w:pPr>
-              <w:pStyle w:val="user8"/>
+              <w:pStyle w:val="Style22"/>
               <w:keepNext w:val="true"/>
               <w:rPr>
                 <w:lang w:val="ru-RU"/>
@@ -5246,7 +5246,7 @@
         </w:tc>
         <w:tc>
           <w:tcPr>
-            <w:tcW w:w="1442" w:type="dxa"/>
+            <w:tcW w:w="1441" w:type="dxa"/>
             <w:tcBorders>
               <w:top w:val="single" w:sz="2" w:space="0" w:color="000000"/>
               <w:left w:val="single" w:sz="2" w:space="0" w:color="000000"/>
@@ -5256,7 +5256,7 @@
           </w:tcPr>
           <w:p>
             <w:pPr>
-              <w:pStyle w:val="user8"/>
+              <w:pStyle w:val="Style22"/>
               <w:rPr>
                 <w:lang w:val="ru-RU"/>
               </w:rPr>
@@ -5271,7 +5271,7 @@
         </w:tc>
         <w:tc>
           <w:tcPr>
-            <w:tcW w:w="5248" w:type="dxa"/>
+            <w:tcW w:w="5249" w:type="dxa"/>
             <w:tcBorders>
               <w:top w:val="single" w:sz="2" w:space="0" w:color="000000"/>
               <w:left w:val="single" w:sz="2" w:space="0" w:color="000000"/>
@@ -5282,7 +5282,7 @@
           </w:tcPr>
           <w:p>
             <w:pPr>
-              <w:pStyle w:val="user8"/>
+              <w:pStyle w:val="Style22"/>
               <w:rPr>
                 <w:lang w:val="ru-RU"/>
               </w:rPr>
@@ -5308,7 +5308,7 @@
           </w:tcPr>
           <w:p>
             <w:pPr>
-              <w:pStyle w:val="user7"/>
+              <w:pStyle w:val="Style21"/>
               <w:keepNext w:val="true"/>
               <w:rPr>
                 <w:rFonts w:ascii="Courier New" w:hAnsi="Courier New"/>
@@ -5326,15 +5326,15 @@
         </w:tc>
         <w:tc>
           <w:tcPr>
-            <w:tcW w:w="1442" w:type="dxa"/>
-            <w:tcBorders>
-              <w:left w:val="single" w:sz="2" w:space="0" w:color="000000"/>
-              <w:bottom w:val="single" w:sz="2" w:space="0" w:color="000000"/>
-            </w:tcBorders>
-          </w:tcPr>
-          <w:p>
-            <w:pPr>
-              <w:pStyle w:val="user7"/>
+            <w:tcW w:w="1441" w:type="dxa"/>
+            <w:tcBorders>
+              <w:left w:val="single" w:sz="2" w:space="0" w:color="000000"/>
+              <w:bottom w:val="single" w:sz="2" w:space="0" w:color="000000"/>
+            </w:tcBorders>
+          </w:tcPr>
+          <w:p>
+            <w:pPr>
+              <w:pStyle w:val="Style21"/>
               <w:rPr>
                 <w:rFonts w:ascii="Courier New" w:hAnsi="Courier New"/>
                 <w:lang w:val="ru-RU"/>
@@ -5351,7 +5351,7 @@
         </w:tc>
         <w:tc>
           <w:tcPr>
-            <w:tcW w:w="5248" w:type="dxa"/>
+            <w:tcW w:w="5249" w:type="dxa"/>
             <w:tcBorders>
               <w:left w:val="single" w:sz="2" w:space="0" w:color="000000"/>
               <w:bottom w:val="single" w:sz="2" w:space="0" w:color="000000"/>
@@ -5360,7 +5360,7 @@
           </w:tcPr>
           <w:p>
             <w:pPr>
-              <w:pStyle w:val="user7"/>
+              <w:pStyle w:val="Style21"/>
               <w:rPr>
                 <w:rFonts w:ascii="Courier New" w:hAnsi="Courier New"/>
                 <w:lang w:val="ru-RU"/>
@@ -5414,7 +5414,7 @@
           </w:tcPr>
           <w:p>
             <w:pPr>
-              <w:pStyle w:val="user7"/>
+              <w:pStyle w:val="Style21"/>
               <w:keepNext w:val="true"/>
               <w:rPr>
                 <w:rFonts w:ascii="Courier New" w:hAnsi="Courier New"/>
@@ -5432,15 +5432,15 @@
         </w:tc>
         <w:tc>
           <w:tcPr>
-            <w:tcW w:w="1442" w:type="dxa"/>
-            <w:tcBorders>
-              <w:left w:val="single" w:sz="2" w:space="0" w:color="000000"/>
-              <w:bottom w:val="single" w:sz="2" w:space="0" w:color="000000"/>
-            </w:tcBorders>
-          </w:tcPr>
-          <w:p>
-            <w:pPr>
-              <w:pStyle w:val="user7"/>
+            <w:tcW w:w="1441" w:type="dxa"/>
+            <w:tcBorders>
+              <w:left w:val="single" w:sz="2" w:space="0" w:color="000000"/>
+              <w:bottom w:val="single" w:sz="2" w:space="0" w:color="000000"/>
+            </w:tcBorders>
+          </w:tcPr>
+          <w:p>
+            <w:pPr>
+              <w:pStyle w:val="Style21"/>
               <w:rPr>
                 <w:rFonts w:ascii="Courier New" w:hAnsi="Courier New"/>
                 <w:lang w:val="ru-RU"/>
@@ -5457,7 +5457,7 @@
         </w:tc>
         <w:tc>
           <w:tcPr>
-            <w:tcW w:w="5248" w:type="dxa"/>
+            <w:tcW w:w="5249" w:type="dxa"/>
             <w:tcBorders>
               <w:left w:val="single" w:sz="2" w:space="0" w:color="000000"/>
               <w:bottom w:val="single" w:sz="2" w:space="0" w:color="000000"/>
@@ -5466,7 +5466,7 @@
           </w:tcPr>
           <w:p>
             <w:pPr>
-              <w:pStyle w:val="user7"/>
+              <w:pStyle w:val="Style21"/>
               <w:rPr>
                 <w:rFonts w:ascii="Courier New" w:hAnsi="Courier New"/>
                 <w:lang w:val="ru-RU"/>
@@ -5507,7 +5507,7 @@
           </w:tcPr>
           <w:p>
             <w:pPr>
-              <w:pStyle w:val="user7"/>
+              <w:pStyle w:val="Style21"/>
               <w:keepNext w:val="true"/>
               <w:rPr>
                 <w:rFonts w:ascii="Courier New" w:hAnsi="Courier New"/>
@@ -5525,15 +5525,15 @@
         </w:tc>
         <w:tc>
           <w:tcPr>
-            <w:tcW w:w="1442" w:type="dxa"/>
-            <w:tcBorders>
-              <w:left w:val="single" w:sz="2" w:space="0" w:color="000000"/>
-              <w:bottom w:val="single" w:sz="2" w:space="0" w:color="000000"/>
-            </w:tcBorders>
-          </w:tcPr>
-          <w:p>
-            <w:pPr>
-              <w:pStyle w:val="user7"/>
+            <w:tcW w:w="1441" w:type="dxa"/>
+            <w:tcBorders>
+              <w:left w:val="single" w:sz="2" w:space="0" w:color="000000"/>
+              <w:bottom w:val="single" w:sz="2" w:space="0" w:color="000000"/>
+            </w:tcBorders>
+          </w:tcPr>
+          <w:p>
+            <w:pPr>
+              <w:pStyle w:val="Style21"/>
               <w:rPr>
                 <w:rFonts w:ascii="Courier New" w:hAnsi="Courier New"/>
                 <w:lang w:val="ru-RU"/>
@@ -5550,7 +5550,7 @@
         </w:tc>
         <w:tc>
           <w:tcPr>
-            <w:tcW w:w="5248" w:type="dxa"/>
+            <w:tcW w:w="5249" w:type="dxa"/>
             <w:tcBorders>
               <w:left w:val="single" w:sz="2" w:space="0" w:color="000000"/>
               <w:bottom w:val="single" w:sz="2" w:space="0" w:color="000000"/>
@@ -5559,7 +5559,7 @@
           </w:tcPr>
           <w:p>
             <w:pPr>
-              <w:pStyle w:val="user7"/>
+              <w:pStyle w:val="Style21"/>
               <w:rPr>
                 <w:rFonts w:ascii="Courier New" w:hAnsi="Courier New"/>
                 <w:lang w:val="ru-RU"/>
@@ -5587,7 +5587,7 @@
           </w:tcPr>
           <w:p>
             <w:pPr>
-              <w:pStyle w:val="user7"/>
+              <w:pStyle w:val="Style21"/>
               <w:keepNext w:val="true"/>
               <w:rPr>
                 <w:rFonts w:ascii="Courier New" w:hAnsi="Courier New"/>
@@ -5605,15 +5605,15 @@
         </w:tc>
         <w:tc>
           <w:tcPr>
-            <w:tcW w:w="1442" w:type="dxa"/>
-            <w:tcBorders>
-              <w:left w:val="single" w:sz="2" w:space="0" w:color="000000"/>
-              <w:bottom w:val="single" w:sz="2" w:space="0" w:color="000000"/>
-            </w:tcBorders>
-          </w:tcPr>
-          <w:p>
-            <w:pPr>
-              <w:pStyle w:val="user7"/>
+            <w:tcW w:w="1441" w:type="dxa"/>
+            <w:tcBorders>
+              <w:left w:val="single" w:sz="2" w:space="0" w:color="000000"/>
+              <w:bottom w:val="single" w:sz="2" w:space="0" w:color="000000"/>
+            </w:tcBorders>
+          </w:tcPr>
+          <w:p>
+            <w:pPr>
+              <w:pStyle w:val="Style21"/>
               <w:rPr>
                 <w:rFonts w:ascii="Courier New" w:hAnsi="Courier New"/>
                 <w:lang w:val="ru-RU"/>
@@ -5630,7 +5630,7 @@
         </w:tc>
         <w:tc>
           <w:tcPr>
-            <w:tcW w:w="5248" w:type="dxa"/>
+            <w:tcW w:w="5249" w:type="dxa"/>
             <w:tcBorders>
               <w:left w:val="single" w:sz="2" w:space="0" w:color="000000"/>
               <w:bottom w:val="single" w:sz="2" w:space="0" w:color="000000"/>
@@ -5639,7 +5639,7 @@
           </w:tcPr>
           <w:p>
             <w:pPr>
-              <w:pStyle w:val="user7"/>
+              <w:pStyle w:val="Style21"/>
               <w:rPr>
                 <w:rFonts w:ascii="Courier New" w:hAnsi="Courier New"/>
                 <w:lang w:val="ru-RU"/>
@@ -5667,7 +5667,7 @@
           </w:tcPr>
           <w:p>
             <w:pPr>
-              <w:pStyle w:val="user7"/>
+              <w:pStyle w:val="Style21"/>
               <w:keepNext w:val="true"/>
               <w:rPr>
                 <w:rFonts w:ascii="Courier New" w:hAnsi="Courier New"/>
@@ -5685,15 +5685,15 @@
         </w:tc>
         <w:tc>
           <w:tcPr>
-            <w:tcW w:w="1442" w:type="dxa"/>
-            <w:tcBorders>
-              <w:left w:val="single" w:sz="2" w:space="0" w:color="000000"/>
-              <w:bottom w:val="single" w:sz="2" w:space="0" w:color="000000"/>
-            </w:tcBorders>
-          </w:tcPr>
-          <w:p>
-            <w:pPr>
-              <w:pStyle w:val="user7"/>
+            <w:tcW w:w="1441" w:type="dxa"/>
+            <w:tcBorders>
+              <w:left w:val="single" w:sz="2" w:space="0" w:color="000000"/>
+              <w:bottom w:val="single" w:sz="2" w:space="0" w:color="000000"/>
+            </w:tcBorders>
+          </w:tcPr>
+          <w:p>
+            <w:pPr>
+              <w:pStyle w:val="Style21"/>
               <w:rPr>
                 <w:rFonts w:ascii="Courier New" w:hAnsi="Courier New"/>
                 <w:lang w:val="ru-RU"/>
@@ -5710,7 +5710,7 @@
         </w:tc>
         <w:tc>
           <w:tcPr>
-            <w:tcW w:w="5248" w:type="dxa"/>
+            <w:tcW w:w="5249" w:type="dxa"/>
             <w:tcBorders>
               <w:left w:val="single" w:sz="2" w:space="0" w:color="000000"/>
               <w:bottom w:val="single" w:sz="2" w:space="0" w:color="000000"/>
@@ -5719,7 +5719,7 @@
           </w:tcPr>
           <w:p>
             <w:pPr>
-              <w:pStyle w:val="user7"/>
+              <w:pStyle w:val="Style21"/>
               <w:rPr>
                 <w:rFonts w:ascii="Courier New" w:hAnsi="Courier New"/>
                 <w:lang w:val="ru-RU"/>
@@ -5747,7 +5747,7 @@
           </w:tcPr>
           <w:p>
             <w:pPr>
-              <w:pStyle w:val="user7"/>
+              <w:pStyle w:val="Style21"/>
               <w:keepNext w:val="true"/>
               <w:rPr>
                 <w:rFonts w:ascii="Courier New" w:hAnsi="Courier New"/>
@@ -5765,15 +5765,15 @@
         </w:tc>
         <w:tc>
           <w:tcPr>
-            <w:tcW w:w="1442" w:type="dxa"/>
-            <w:tcBorders>
-              <w:left w:val="single" w:sz="2" w:space="0" w:color="000000"/>
-              <w:bottom w:val="single" w:sz="2" w:space="0" w:color="000000"/>
-            </w:tcBorders>
-          </w:tcPr>
-          <w:p>
-            <w:pPr>
-              <w:pStyle w:val="user7"/>
+            <w:tcW w:w="1441" w:type="dxa"/>
+            <w:tcBorders>
+              <w:left w:val="single" w:sz="2" w:space="0" w:color="000000"/>
+              <w:bottom w:val="single" w:sz="2" w:space="0" w:color="000000"/>
+            </w:tcBorders>
+          </w:tcPr>
+          <w:p>
+            <w:pPr>
+              <w:pStyle w:val="Style21"/>
               <w:rPr>
                 <w:rFonts w:ascii="Courier New" w:hAnsi="Courier New"/>
                 <w:lang w:val="ru-RU"/>
@@ -5790,7 +5790,7 @@
         </w:tc>
         <w:tc>
           <w:tcPr>
-            <w:tcW w:w="5248" w:type="dxa"/>
+            <w:tcW w:w="5249" w:type="dxa"/>
             <w:tcBorders>
               <w:left w:val="single" w:sz="2" w:space="0" w:color="000000"/>
               <w:bottom w:val="single" w:sz="2" w:space="0" w:color="000000"/>
@@ -5799,7 +5799,7 @@
           </w:tcPr>
           <w:p>
             <w:pPr>
-              <w:pStyle w:val="user7"/>
+              <w:pStyle w:val="Style21"/>
               <w:rPr>
                 <w:rFonts w:ascii="Courier New" w:hAnsi="Courier New"/>
                 <w:lang w:val="ru-RU"/>
@@ -5827,7 +5827,7 @@
           </w:tcPr>
           <w:p>
             <w:pPr>
-              <w:pStyle w:val="user7"/>
+              <w:pStyle w:val="Style21"/>
               <w:keepNext w:val="true"/>
               <w:rPr>
                 <w:rFonts w:ascii="Courier New" w:hAnsi="Courier New"/>
@@ -5845,15 +5845,15 @@
         </w:tc>
         <w:tc>
           <w:tcPr>
-            <w:tcW w:w="1442" w:type="dxa"/>
-            <w:tcBorders>
-              <w:left w:val="single" w:sz="2" w:space="0" w:color="000000"/>
-              <w:bottom w:val="single" w:sz="2" w:space="0" w:color="000000"/>
-            </w:tcBorders>
-          </w:tcPr>
-          <w:p>
-            <w:pPr>
-              <w:pStyle w:val="user7"/>
+            <w:tcW w:w="1441" w:type="dxa"/>
+            <w:tcBorders>
+              <w:left w:val="single" w:sz="2" w:space="0" w:color="000000"/>
+              <w:bottom w:val="single" w:sz="2" w:space="0" w:color="000000"/>
+            </w:tcBorders>
+          </w:tcPr>
+          <w:p>
+            <w:pPr>
+              <w:pStyle w:val="Style21"/>
               <w:rPr>
                 <w:rFonts w:ascii="Courier New" w:hAnsi="Courier New"/>
                 <w:lang w:val="ru-RU"/>
@@ -5870,7 +5870,7 @@
         </w:tc>
         <w:tc>
           <w:tcPr>
-            <w:tcW w:w="5248" w:type="dxa"/>
+            <w:tcW w:w="5249" w:type="dxa"/>
             <w:tcBorders>
               <w:left w:val="single" w:sz="2" w:space="0" w:color="000000"/>
               <w:bottom w:val="single" w:sz="2" w:space="0" w:color="000000"/>
@@ -5879,7 +5879,7 @@
           </w:tcPr>
           <w:p>
             <w:pPr>
-              <w:pStyle w:val="user7"/>
+              <w:pStyle w:val="Style21"/>
               <w:rPr>
                 <w:rFonts w:ascii="Courier New" w:hAnsi="Courier New"/>
                 <w:lang w:val="ru-RU"/>
@@ -5907,7 +5907,7 @@
           </w:tcPr>
           <w:p>
             <w:pPr>
-              <w:pStyle w:val="user7"/>
+              <w:pStyle w:val="Style21"/>
               <w:keepNext w:val="true"/>
               <w:rPr>
                 <w:rFonts w:ascii="Courier New" w:hAnsi="Courier New"/>
@@ -5925,15 +5925,15 @@
         </w:tc>
         <w:tc>
           <w:tcPr>
-            <w:tcW w:w="1442" w:type="dxa"/>
-            <w:tcBorders>
-              <w:left w:val="single" w:sz="2" w:space="0" w:color="000000"/>
-              <w:bottom w:val="single" w:sz="2" w:space="0" w:color="000000"/>
-            </w:tcBorders>
-          </w:tcPr>
-          <w:p>
-            <w:pPr>
-              <w:pStyle w:val="user7"/>
+            <w:tcW w:w="1441" w:type="dxa"/>
+            <w:tcBorders>
+              <w:left w:val="single" w:sz="2" w:space="0" w:color="000000"/>
+              <w:bottom w:val="single" w:sz="2" w:space="0" w:color="000000"/>
+            </w:tcBorders>
+          </w:tcPr>
+          <w:p>
+            <w:pPr>
+              <w:pStyle w:val="Style21"/>
               <w:rPr>
                 <w:rFonts w:ascii="Courier New" w:hAnsi="Courier New"/>
                 <w:lang w:val="ru-RU"/>
@@ -5950,7 +5950,7 @@
         </w:tc>
         <w:tc>
           <w:tcPr>
-            <w:tcW w:w="5248" w:type="dxa"/>
+            <w:tcW w:w="5249" w:type="dxa"/>
             <w:tcBorders>
               <w:left w:val="single" w:sz="2" w:space="0" w:color="000000"/>
               <w:bottom w:val="single" w:sz="2" w:space="0" w:color="000000"/>
@@ -5959,7 +5959,7 @@
           </w:tcPr>
           <w:p>
             <w:pPr>
-              <w:pStyle w:val="user7"/>
+              <w:pStyle w:val="Style21"/>
               <w:rPr>
                 <w:rFonts w:ascii="Courier New" w:hAnsi="Courier New"/>
                 <w:lang w:val="ru-RU"/>
@@ -6000,7 +6000,7 @@
           </w:tcPr>
           <w:p>
             <w:pPr>
-              <w:pStyle w:val="user7"/>
+              <w:pStyle w:val="Style21"/>
               <w:keepNext w:val="true"/>
               <w:rPr>
                 <w:rFonts w:ascii="Courier New" w:hAnsi="Courier New"/>
@@ -6018,15 +6018,15 @@
         </w:tc>
         <w:tc>
           <w:tcPr>
-            <w:tcW w:w="1442" w:type="dxa"/>
-            <w:tcBorders>
-              <w:left w:val="single" w:sz="2" w:space="0" w:color="000000"/>
-              <w:bottom w:val="single" w:sz="2" w:space="0" w:color="000000"/>
-            </w:tcBorders>
-          </w:tcPr>
-          <w:p>
-            <w:pPr>
-              <w:pStyle w:val="user7"/>
+            <w:tcW w:w="1441" w:type="dxa"/>
+            <w:tcBorders>
+              <w:left w:val="single" w:sz="2" w:space="0" w:color="000000"/>
+              <w:bottom w:val="single" w:sz="2" w:space="0" w:color="000000"/>
+            </w:tcBorders>
+          </w:tcPr>
+          <w:p>
+            <w:pPr>
+              <w:pStyle w:val="Style21"/>
               <w:rPr>
                 <w:rFonts w:ascii="Courier New" w:hAnsi="Courier New"/>
                 <w:lang w:val="ru-RU"/>
@@ -6043,7 +6043,7 @@
         </w:tc>
         <w:tc>
           <w:tcPr>
-            <w:tcW w:w="5248" w:type="dxa"/>
+            <w:tcW w:w="5249" w:type="dxa"/>
             <w:tcBorders>
               <w:left w:val="single" w:sz="2" w:space="0" w:color="000000"/>
               <w:bottom w:val="single" w:sz="2" w:space="0" w:color="000000"/>
@@ -6052,7 +6052,7 @@
           </w:tcPr>
           <w:p>
             <w:pPr>
-              <w:pStyle w:val="user7"/>
+              <w:pStyle w:val="Style21"/>
               <w:rPr>
                 <w:rFonts w:ascii="Courier New" w:hAnsi="Courier New"/>
                 <w:lang w:val="ru-RU"/>
@@ -6093,7 +6093,7 @@
           </w:tcPr>
           <w:p>
             <w:pPr>
-              <w:pStyle w:val="user7"/>
+              <w:pStyle w:val="Style21"/>
               <w:rPr>
                 <w:rFonts w:ascii="Courier New" w:hAnsi="Courier New"/>
                 <w:lang w:val="ru-RU"/>
@@ -6110,15 +6110,15 @@
         </w:tc>
         <w:tc>
           <w:tcPr>
-            <w:tcW w:w="1442" w:type="dxa"/>
-            <w:tcBorders>
-              <w:left w:val="single" w:sz="2" w:space="0" w:color="000000"/>
-              <w:bottom w:val="single" w:sz="2" w:space="0" w:color="000000"/>
-            </w:tcBorders>
-          </w:tcPr>
-          <w:p>
-            <w:pPr>
-              <w:pStyle w:val="user7"/>
+            <w:tcW w:w="1441" w:type="dxa"/>
+            <w:tcBorders>
+              <w:left w:val="single" w:sz="2" w:space="0" w:color="000000"/>
+              <w:bottom w:val="single" w:sz="2" w:space="0" w:color="000000"/>
+            </w:tcBorders>
+          </w:tcPr>
+          <w:p>
+            <w:pPr>
+              <w:pStyle w:val="Style21"/>
               <w:rPr>
                 <w:rFonts w:ascii="Courier New" w:hAnsi="Courier New"/>
                 <w:lang w:val="ru-RU"/>
@@ -6135,7 +6135,7 @@
         </w:tc>
         <w:tc>
           <w:tcPr>
-            <w:tcW w:w="5248" w:type="dxa"/>
+            <w:tcW w:w="5249" w:type="dxa"/>
             <w:tcBorders>
               <w:left w:val="single" w:sz="2" w:space="0" w:color="000000"/>
               <w:bottom w:val="single" w:sz="2" w:space="0" w:color="000000"/>
@@ -6144,7 +6144,7 @@
           </w:tcPr>
           <w:p>
             <w:pPr>
-              <w:pStyle w:val="user7"/>
+              <w:pStyle w:val="Style21"/>
               <w:rPr>
                 <w:rFonts w:ascii="Courier New" w:hAnsi="Courier New"/>
                 <w:lang w:val="ru-RU"/>
@@ -6565,7 +6565,7 @@
     </w:p>
     <w:p>
       <w:pPr>
-        <w:pStyle w:val="user6"/>
+        <w:pStyle w:val="Style20"/>
         <w:rPr>
           <w:lang w:val="ru-RU"/>
         </w:rPr>
@@ -6592,8 +6592,8 @@
       </w:tblPr>
       <w:tblGrid>
         <w:gridCol w:w="2665"/>
-        <w:gridCol w:w="1442"/>
-        <w:gridCol w:w="5248"/>
+        <w:gridCol w:w="1441"/>
+        <w:gridCol w:w="5249"/>
       </w:tblGrid>
       <w:tr>
         <w:trPr/>
@@ -6609,7 +6609,7 @@
           </w:tcPr>
           <w:p>
             <w:pPr>
-              <w:pStyle w:val="user8"/>
+              <w:pStyle w:val="Style22"/>
               <w:keepNext w:val="true"/>
               <w:rPr>
                 <w:lang w:val="ru-RU"/>
@@ -6625,7 +6625,7 @@
         </w:tc>
         <w:tc>
           <w:tcPr>
-            <w:tcW w:w="1442" w:type="dxa"/>
+            <w:tcW w:w="1441" w:type="dxa"/>
             <w:tcBorders>
               <w:top w:val="single" w:sz="2" w:space="0" w:color="000000"/>
               <w:left w:val="single" w:sz="2" w:space="0" w:color="000000"/>
@@ -6635,7 +6635,7 @@
           </w:tcPr>
           <w:p>
             <w:pPr>
-              <w:pStyle w:val="user8"/>
+              <w:pStyle w:val="Style22"/>
               <w:rPr>
                 <w:lang w:val="ru-RU"/>
               </w:rPr>
@@ -6650,7 +6650,7 @@
         </w:tc>
         <w:tc>
           <w:tcPr>
-            <w:tcW w:w="5248" w:type="dxa"/>
+            <w:tcW w:w="5249" w:type="dxa"/>
             <w:tcBorders>
               <w:top w:val="single" w:sz="2" w:space="0" w:color="000000"/>
               <w:left w:val="single" w:sz="2" w:space="0" w:color="000000"/>
@@ -6661,7 +6661,7 @@
           </w:tcPr>
           <w:p>
             <w:pPr>
-              <w:pStyle w:val="user8"/>
+              <w:pStyle w:val="Style22"/>
               <w:rPr>
                 <w:lang w:val="ru-RU"/>
               </w:rPr>
@@ -6687,7 +6687,7 @@
           </w:tcPr>
           <w:p>
             <w:pPr>
-              <w:pStyle w:val="user7"/>
+              <w:pStyle w:val="Style21"/>
               <w:keepNext w:val="true"/>
               <w:rPr>
                 <w:rFonts w:ascii="Courier New" w:hAnsi="Courier New"/>
@@ -6705,15 +6705,15 @@
         </w:tc>
         <w:tc>
           <w:tcPr>
-            <w:tcW w:w="1442" w:type="dxa"/>
-            <w:tcBorders>
-              <w:left w:val="single" w:sz="2" w:space="0" w:color="000000"/>
-              <w:bottom w:val="single" w:sz="2" w:space="0" w:color="000000"/>
-            </w:tcBorders>
-          </w:tcPr>
-          <w:p>
-            <w:pPr>
-              <w:pStyle w:val="user7"/>
+            <w:tcW w:w="1441" w:type="dxa"/>
+            <w:tcBorders>
+              <w:left w:val="single" w:sz="2" w:space="0" w:color="000000"/>
+              <w:bottom w:val="single" w:sz="2" w:space="0" w:color="000000"/>
+            </w:tcBorders>
+          </w:tcPr>
+          <w:p>
+            <w:pPr>
+              <w:pStyle w:val="Style21"/>
               <w:rPr>
                 <w:rFonts w:ascii="Courier New" w:hAnsi="Courier New"/>
                 <w:lang w:val="ru-RU"/>
@@ -6730,7 +6730,7 @@
         </w:tc>
         <w:tc>
           <w:tcPr>
-            <w:tcW w:w="5248" w:type="dxa"/>
+            <w:tcW w:w="5249" w:type="dxa"/>
             <w:tcBorders>
               <w:left w:val="single" w:sz="2" w:space="0" w:color="000000"/>
               <w:bottom w:val="single" w:sz="2" w:space="0" w:color="000000"/>
@@ -6739,7 +6739,7 @@
           </w:tcPr>
           <w:p>
             <w:pPr>
-              <w:pStyle w:val="user7"/>
+              <w:pStyle w:val="Style21"/>
               <w:rPr>
                 <w:rFonts w:ascii="Courier New" w:hAnsi="Courier New"/>
                 <w:lang w:val="ru-RU"/>
@@ -6780,7 +6780,7 @@
           </w:tcPr>
           <w:p>
             <w:pPr>
-              <w:pStyle w:val="user7"/>
+              <w:pStyle w:val="Style21"/>
               <w:keepNext w:val="true"/>
               <w:rPr>
                 <w:rFonts w:ascii="Courier New" w:hAnsi="Courier New"/>
@@ -6798,15 +6798,15 @@
         </w:tc>
         <w:tc>
           <w:tcPr>
-            <w:tcW w:w="1442" w:type="dxa"/>
-            <w:tcBorders>
-              <w:left w:val="single" w:sz="2" w:space="0" w:color="000000"/>
-              <w:bottom w:val="single" w:sz="2" w:space="0" w:color="000000"/>
-            </w:tcBorders>
-          </w:tcPr>
-          <w:p>
-            <w:pPr>
-              <w:pStyle w:val="user7"/>
+            <w:tcW w:w="1441" w:type="dxa"/>
+            <w:tcBorders>
+              <w:left w:val="single" w:sz="2" w:space="0" w:color="000000"/>
+              <w:bottom w:val="single" w:sz="2" w:space="0" w:color="000000"/>
+            </w:tcBorders>
+          </w:tcPr>
+          <w:p>
+            <w:pPr>
+              <w:pStyle w:val="Style21"/>
               <w:rPr>
                 <w:rFonts w:ascii="Courier New" w:hAnsi="Courier New"/>
                 <w:lang w:val="ru-RU"/>
@@ -6823,7 +6823,7 @@
         </w:tc>
         <w:tc>
           <w:tcPr>
-            <w:tcW w:w="5248" w:type="dxa"/>
+            <w:tcW w:w="5249" w:type="dxa"/>
             <w:tcBorders>
               <w:left w:val="single" w:sz="2" w:space="0" w:color="000000"/>
               <w:bottom w:val="single" w:sz="2" w:space="0" w:color="000000"/>
@@ -6832,7 +6832,7 @@
           </w:tcPr>
           <w:p>
             <w:pPr>
-              <w:pStyle w:val="user7"/>
+              <w:pStyle w:val="Style21"/>
               <w:rPr>
                 <w:rFonts w:ascii="Courier New" w:hAnsi="Courier New"/>
                 <w:lang w:val="ru-RU"/>
@@ -6873,7 +6873,7 @@
           </w:tcPr>
           <w:p>
             <w:pPr>
-              <w:pStyle w:val="user7"/>
+              <w:pStyle w:val="Style21"/>
               <w:keepNext w:val="true"/>
               <w:rPr>
                 <w:rFonts w:ascii="Courier New" w:hAnsi="Courier New"/>
@@ -6891,15 +6891,15 @@
         </w:tc>
         <w:tc>
           <w:tcPr>
-            <w:tcW w:w="1442" w:type="dxa"/>
-            <w:tcBorders>
-              <w:left w:val="single" w:sz="2" w:space="0" w:color="000000"/>
-              <w:bottom w:val="single" w:sz="2" w:space="0" w:color="000000"/>
-            </w:tcBorders>
-          </w:tcPr>
-          <w:p>
-            <w:pPr>
-              <w:pStyle w:val="user7"/>
+            <w:tcW w:w="1441" w:type="dxa"/>
+            <w:tcBorders>
+              <w:left w:val="single" w:sz="2" w:space="0" w:color="000000"/>
+              <w:bottom w:val="single" w:sz="2" w:space="0" w:color="000000"/>
+            </w:tcBorders>
+          </w:tcPr>
+          <w:p>
+            <w:pPr>
+              <w:pStyle w:val="Style21"/>
               <w:rPr>
                 <w:rFonts w:ascii="Courier New" w:hAnsi="Courier New"/>
                 <w:lang w:val="ru-RU"/>
@@ -6916,7 +6916,7 @@
         </w:tc>
         <w:tc>
           <w:tcPr>
-            <w:tcW w:w="5248" w:type="dxa"/>
+            <w:tcW w:w="5249" w:type="dxa"/>
             <w:tcBorders>
               <w:left w:val="single" w:sz="2" w:space="0" w:color="000000"/>
               <w:bottom w:val="single" w:sz="2" w:space="0" w:color="000000"/>
@@ -6925,7 +6925,7 @@
           </w:tcPr>
           <w:p>
             <w:pPr>
-              <w:pStyle w:val="user7"/>
+              <w:pStyle w:val="Style21"/>
               <w:rPr>
                 <w:rFonts w:ascii="Courier New" w:hAnsi="Courier New"/>
                 <w:lang w:val="ru-RU"/>
@@ -6953,7 +6953,7 @@
           </w:tcPr>
           <w:p>
             <w:pPr>
-              <w:pStyle w:val="user7"/>
+              <w:pStyle w:val="Style21"/>
               <w:keepNext w:val="true"/>
               <w:rPr>
                 <w:rFonts w:ascii="Courier New" w:hAnsi="Courier New"/>
@@ -6971,15 +6971,15 @@
         </w:tc>
         <w:tc>
           <w:tcPr>
-            <w:tcW w:w="1442" w:type="dxa"/>
-            <w:tcBorders>
-              <w:left w:val="single" w:sz="2" w:space="0" w:color="000000"/>
-              <w:bottom w:val="single" w:sz="2" w:space="0" w:color="000000"/>
-            </w:tcBorders>
-          </w:tcPr>
-          <w:p>
-            <w:pPr>
-              <w:pStyle w:val="user7"/>
+            <w:tcW w:w="1441" w:type="dxa"/>
+            <w:tcBorders>
+              <w:left w:val="single" w:sz="2" w:space="0" w:color="000000"/>
+              <w:bottom w:val="single" w:sz="2" w:space="0" w:color="000000"/>
+            </w:tcBorders>
+          </w:tcPr>
+          <w:p>
+            <w:pPr>
+              <w:pStyle w:val="Style21"/>
               <w:rPr>
                 <w:rFonts w:ascii="Courier New" w:hAnsi="Courier New"/>
                 <w:lang w:val="ru-RU"/>
@@ -6996,7 +6996,7 @@
         </w:tc>
         <w:tc>
           <w:tcPr>
-            <w:tcW w:w="5248" w:type="dxa"/>
+            <w:tcW w:w="5249" w:type="dxa"/>
             <w:tcBorders>
               <w:left w:val="single" w:sz="2" w:space="0" w:color="000000"/>
               <w:bottom w:val="single" w:sz="2" w:space="0" w:color="000000"/>
@@ -7005,7 +7005,7 @@
           </w:tcPr>
           <w:p>
             <w:pPr>
-              <w:pStyle w:val="user7"/>
+              <w:pStyle w:val="Style21"/>
               <w:rPr>
                 <w:rFonts w:ascii="Courier New" w:hAnsi="Courier New"/>
                 <w:lang w:val="ru-RU"/>
@@ -7033,7 +7033,7 @@
           </w:tcPr>
           <w:p>
             <w:pPr>
-              <w:pStyle w:val="user7"/>
+              <w:pStyle w:val="Style21"/>
               <w:keepNext w:val="true"/>
               <w:rPr>
                 <w:rFonts w:ascii="Courier New" w:hAnsi="Courier New"/>
@@ -7051,15 +7051,15 @@
         </w:tc>
         <w:tc>
           <w:tcPr>
-            <w:tcW w:w="1442" w:type="dxa"/>
-            <w:tcBorders>
-              <w:left w:val="single" w:sz="2" w:space="0" w:color="000000"/>
-              <w:bottom w:val="single" w:sz="2" w:space="0" w:color="000000"/>
-            </w:tcBorders>
-          </w:tcPr>
-          <w:p>
-            <w:pPr>
-              <w:pStyle w:val="user7"/>
+            <w:tcW w:w="1441" w:type="dxa"/>
+            <w:tcBorders>
+              <w:left w:val="single" w:sz="2" w:space="0" w:color="000000"/>
+              <w:bottom w:val="single" w:sz="2" w:space="0" w:color="000000"/>
+            </w:tcBorders>
+          </w:tcPr>
+          <w:p>
+            <w:pPr>
+              <w:pStyle w:val="Style21"/>
               <w:rPr>
                 <w:rFonts w:ascii="Courier New" w:hAnsi="Courier New"/>
                 <w:lang w:val="ru-RU"/>
@@ -7076,7 +7076,7 @@
         </w:tc>
         <w:tc>
           <w:tcPr>
-            <w:tcW w:w="5248" w:type="dxa"/>
+            <w:tcW w:w="5249" w:type="dxa"/>
             <w:tcBorders>
               <w:left w:val="single" w:sz="2" w:space="0" w:color="000000"/>
               <w:bottom w:val="single" w:sz="2" w:space="0" w:color="000000"/>
@@ -7085,7 +7085,7 @@
           </w:tcPr>
           <w:p>
             <w:pPr>
-              <w:pStyle w:val="user7"/>
+              <w:pStyle w:val="Style21"/>
               <w:rPr>
                 <w:rFonts w:ascii="Courier New" w:hAnsi="Courier New"/>
                 <w:lang w:val="ru-RU"/>
@@ -7139,7 +7139,7 @@
           </w:tcPr>
           <w:p>
             <w:pPr>
-              <w:pStyle w:val="user7"/>
+              <w:pStyle w:val="Style21"/>
               <w:rPr>
                 <w:rFonts w:ascii="Courier New" w:hAnsi="Courier New"/>
                 <w:lang w:val="ru-RU"/>
@@ -7156,15 +7156,15 @@
         </w:tc>
         <w:tc>
           <w:tcPr>
-            <w:tcW w:w="1442" w:type="dxa"/>
-            <w:tcBorders>
-              <w:left w:val="single" w:sz="2" w:space="0" w:color="000000"/>
-              <w:bottom w:val="single" w:sz="2" w:space="0" w:color="000000"/>
-            </w:tcBorders>
-          </w:tcPr>
-          <w:p>
-            <w:pPr>
-              <w:pStyle w:val="user7"/>
+            <w:tcW w:w="1441" w:type="dxa"/>
+            <w:tcBorders>
+              <w:left w:val="single" w:sz="2" w:space="0" w:color="000000"/>
+              <w:bottom w:val="single" w:sz="2" w:space="0" w:color="000000"/>
+            </w:tcBorders>
+          </w:tcPr>
+          <w:p>
+            <w:pPr>
+              <w:pStyle w:val="Style21"/>
               <w:rPr>
                 <w:rFonts w:ascii="Courier New" w:hAnsi="Courier New"/>
                 <w:lang w:val="ru-RU"/>
@@ -7181,7 +7181,7 @@
         </w:tc>
         <w:tc>
           <w:tcPr>
-            <w:tcW w:w="5248" w:type="dxa"/>
+            <w:tcW w:w="5249" w:type="dxa"/>
             <w:tcBorders>
               <w:left w:val="single" w:sz="2" w:space="0" w:color="000000"/>
               <w:bottom w:val="single" w:sz="2" w:space="0" w:color="000000"/>
@@ -7190,7 +7190,7 @@
           </w:tcPr>
           <w:p>
             <w:pPr>
-              <w:pStyle w:val="user7"/>
+              <w:pStyle w:val="Style21"/>
               <w:rPr>
                 <w:rFonts w:ascii="Courier New" w:hAnsi="Courier New"/>
                 <w:lang w:val="ru-RU"/>
@@ -7526,7 +7526,7 @@
     </w:p>
     <w:p>
       <w:pPr>
-        <w:pStyle w:val="user6"/>
+        <w:pStyle w:val="Style20"/>
         <w:rPr>
           <w:lang w:val="ru-RU"/>
         </w:rPr>
@@ -7553,8 +7553,8 @@
       </w:tblPr>
       <w:tblGrid>
         <w:gridCol w:w="2665"/>
-        <w:gridCol w:w="1442"/>
-        <w:gridCol w:w="5248"/>
+        <w:gridCol w:w="1441"/>
+        <w:gridCol w:w="5249"/>
       </w:tblGrid>
       <w:tr>
         <w:trPr/>
@@ -7570,7 +7570,7 @@
           </w:tcPr>
           <w:p>
             <w:pPr>
-              <w:pStyle w:val="user8"/>
+              <w:pStyle w:val="Style22"/>
               <w:keepNext w:val="true"/>
               <w:rPr>
                 <w:lang w:val="ru-RU"/>
@@ -7586,7 +7586,7 @@
         </w:tc>
         <w:tc>
           <w:tcPr>
-            <w:tcW w:w="1442" w:type="dxa"/>
+            <w:tcW w:w="1441" w:type="dxa"/>
             <w:tcBorders>
               <w:top w:val="single" w:sz="2" w:space="0" w:color="000000"/>
               <w:left w:val="single" w:sz="2" w:space="0" w:color="000000"/>
@@ -7596,7 +7596,7 @@
           </w:tcPr>
           <w:p>
             <w:pPr>
-              <w:pStyle w:val="user8"/>
+              <w:pStyle w:val="Style22"/>
               <w:rPr>
                 <w:lang w:val="ru-RU"/>
               </w:rPr>
@@ -7611,7 +7611,7 @@
         </w:tc>
         <w:tc>
           <w:tcPr>
-            <w:tcW w:w="5248" w:type="dxa"/>
+            <w:tcW w:w="5249" w:type="dxa"/>
             <w:tcBorders>
               <w:top w:val="single" w:sz="2" w:space="0" w:color="000000"/>
               <w:left w:val="single" w:sz="2" w:space="0" w:color="000000"/>
@@ -7622,7 +7622,7 @@
           </w:tcPr>
           <w:p>
             <w:pPr>
-              <w:pStyle w:val="user8"/>
+              <w:pStyle w:val="Style22"/>
               <w:rPr>
                 <w:lang w:val="ru-RU"/>
               </w:rPr>
@@ -7648,7 +7648,7 @@
           </w:tcPr>
           <w:p>
             <w:pPr>
-              <w:pStyle w:val="user7"/>
+              <w:pStyle w:val="Style21"/>
               <w:keepNext w:val="true"/>
               <w:rPr>
                 <w:rFonts w:ascii="Courier New" w:hAnsi="Courier New"/>
@@ -7666,15 +7666,15 @@
         </w:tc>
         <w:tc>
           <w:tcPr>
-            <w:tcW w:w="1442" w:type="dxa"/>
-            <w:tcBorders>
-              <w:left w:val="single" w:sz="2" w:space="0" w:color="000000"/>
-              <w:bottom w:val="single" w:sz="2" w:space="0" w:color="000000"/>
-            </w:tcBorders>
-          </w:tcPr>
-          <w:p>
-            <w:pPr>
-              <w:pStyle w:val="user7"/>
+            <w:tcW w:w="1441" w:type="dxa"/>
+            <w:tcBorders>
+              <w:left w:val="single" w:sz="2" w:space="0" w:color="000000"/>
+              <w:bottom w:val="single" w:sz="2" w:space="0" w:color="000000"/>
+            </w:tcBorders>
+          </w:tcPr>
+          <w:p>
+            <w:pPr>
+              <w:pStyle w:val="Style21"/>
               <w:rPr>
                 <w:rFonts w:ascii="Courier New" w:hAnsi="Courier New"/>
                 <w:lang w:val="ru-RU"/>
@@ -7691,7 +7691,7 @@
         </w:tc>
         <w:tc>
           <w:tcPr>
-            <w:tcW w:w="5248" w:type="dxa"/>
+            <w:tcW w:w="5249" w:type="dxa"/>
             <w:tcBorders>
               <w:left w:val="single" w:sz="2" w:space="0" w:color="000000"/>
               <w:bottom w:val="single" w:sz="2" w:space="0" w:color="000000"/>
@@ -7700,7 +7700,7 @@
           </w:tcPr>
           <w:p>
             <w:pPr>
-              <w:pStyle w:val="user7"/>
+              <w:pStyle w:val="Style21"/>
               <w:rPr>
                 <w:rFonts w:ascii="Courier New" w:hAnsi="Courier New"/>
                 <w:lang w:val="ru-RU"/>
@@ -7741,7 +7741,7 @@
           </w:tcPr>
           <w:p>
             <w:pPr>
-              <w:pStyle w:val="user7"/>
+              <w:pStyle w:val="Style21"/>
               <w:keepNext w:val="true"/>
               <w:rPr>
                 <w:rFonts w:ascii="Courier New" w:hAnsi="Courier New"/>
@@ -7759,15 +7759,15 @@
         </w:tc>
         <w:tc>
           <w:tcPr>
-            <w:tcW w:w="1442" w:type="dxa"/>
-            <w:tcBorders>
-              <w:left w:val="single" w:sz="2" w:space="0" w:color="000000"/>
-              <w:bottom w:val="single" w:sz="2" w:space="0" w:color="000000"/>
-            </w:tcBorders>
-          </w:tcPr>
-          <w:p>
-            <w:pPr>
-              <w:pStyle w:val="user7"/>
+            <w:tcW w:w="1441" w:type="dxa"/>
+            <w:tcBorders>
+              <w:left w:val="single" w:sz="2" w:space="0" w:color="000000"/>
+              <w:bottom w:val="single" w:sz="2" w:space="0" w:color="000000"/>
+            </w:tcBorders>
+          </w:tcPr>
+          <w:p>
+            <w:pPr>
+              <w:pStyle w:val="Style21"/>
               <w:rPr>
                 <w:rFonts w:ascii="Courier New" w:hAnsi="Courier New"/>
                 <w:lang w:val="ru-RU"/>
@@ -7784,7 +7784,7 @@
         </w:tc>
         <w:tc>
           <w:tcPr>
-            <w:tcW w:w="5248" w:type="dxa"/>
+            <w:tcW w:w="5249" w:type="dxa"/>
             <w:tcBorders>
               <w:left w:val="single" w:sz="2" w:space="0" w:color="000000"/>
               <w:bottom w:val="single" w:sz="2" w:space="0" w:color="000000"/>
@@ -7793,7 +7793,7 @@
           </w:tcPr>
           <w:p>
             <w:pPr>
-              <w:pStyle w:val="user7"/>
+              <w:pStyle w:val="Style21"/>
               <w:rPr>
                 <w:rFonts w:ascii="Courier New" w:hAnsi="Courier New"/>
                 <w:lang w:val="ru-RU"/>
@@ -7834,7 +7834,7 @@
           </w:tcPr>
           <w:p>
             <w:pPr>
-              <w:pStyle w:val="user7"/>
+              <w:pStyle w:val="Style21"/>
               <w:keepNext w:val="true"/>
               <w:rPr>
                 <w:rFonts w:ascii="Courier New" w:hAnsi="Courier New"/>
@@ -7852,15 +7852,15 @@
         </w:tc>
         <w:tc>
           <w:tcPr>
-            <w:tcW w:w="1442" w:type="dxa"/>
-            <w:tcBorders>
-              <w:left w:val="single" w:sz="2" w:space="0" w:color="000000"/>
-              <w:bottom w:val="single" w:sz="2" w:space="0" w:color="000000"/>
-            </w:tcBorders>
-          </w:tcPr>
-          <w:p>
-            <w:pPr>
-              <w:pStyle w:val="user7"/>
+            <w:tcW w:w="1441" w:type="dxa"/>
+            <w:tcBorders>
+              <w:left w:val="single" w:sz="2" w:space="0" w:color="000000"/>
+              <w:bottom w:val="single" w:sz="2" w:space="0" w:color="000000"/>
+            </w:tcBorders>
+          </w:tcPr>
+          <w:p>
+            <w:pPr>
+              <w:pStyle w:val="Style21"/>
               <w:rPr>
                 <w:rFonts w:ascii="Courier New" w:hAnsi="Courier New"/>
                 <w:lang w:val="ru-RU"/>
@@ -7877,7 +7877,7 @@
         </w:tc>
         <w:tc>
           <w:tcPr>
-            <w:tcW w:w="5248" w:type="dxa"/>
+            <w:tcW w:w="5249" w:type="dxa"/>
             <w:tcBorders>
               <w:left w:val="single" w:sz="2" w:space="0" w:color="000000"/>
               <w:bottom w:val="single" w:sz="2" w:space="0" w:color="000000"/>
@@ -7886,7 +7886,7 @@
           </w:tcPr>
           <w:p>
             <w:pPr>
-              <w:pStyle w:val="user7"/>
+              <w:pStyle w:val="Style21"/>
               <w:rPr>
                 <w:rFonts w:ascii="Courier New" w:hAnsi="Courier New"/>
                 <w:lang w:val="ru-RU"/>
@@ -7914,7 +7914,7 @@
           </w:tcPr>
           <w:p>
             <w:pPr>
-              <w:pStyle w:val="user7"/>
+              <w:pStyle w:val="Style21"/>
               <w:keepNext w:val="true"/>
               <w:rPr>
                 <w:rFonts w:ascii="Courier New" w:hAnsi="Courier New"/>
@@ -7932,15 +7932,15 @@
         </w:tc>
         <w:tc>
           <w:tcPr>
-            <w:tcW w:w="1442" w:type="dxa"/>
-            <w:tcBorders>
-              <w:left w:val="single" w:sz="2" w:space="0" w:color="000000"/>
-              <w:bottom w:val="single" w:sz="2" w:space="0" w:color="000000"/>
-            </w:tcBorders>
-          </w:tcPr>
-          <w:p>
-            <w:pPr>
-              <w:pStyle w:val="user7"/>
+            <w:tcW w:w="1441" w:type="dxa"/>
+            <w:tcBorders>
+              <w:left w:val="single" w:sz="2" w:space="0" w:color="000000"/>
+              <w:bottom w:val="single" w:sz="2" w:space="0" w:color="000000"/>
+            </w:tcBorders>
+          </w:tcPr>
+          <w:p>
+            <w:pPr>
+              <w:pStyle w:val="Style21"/>
               <w:rPr>
                 <w:rFonts w:ascii="Courier New" w:hAnsi="Courier New"/>
                 <w:lang w:val="ru-RU"/>
@@ -7957,7 +7957,7 @@
         </w:tc>
         <w:tc>
           <w:tcPr>
-            <w:tcW w:w="5248" w:type="dxa"/>
+            <w:tcW w:w="5249" w:type="dxa"/>
             <w:tcBorders>
               <w:left w:val="single" w:sz="2" w:space="0" w:color="000000"/>
               <w:bottom w:val="single" w:sz="2" w:space="0" w:color="000000"/>
@@ -7966,7 +7966,7 @@
           </w:tcPr>
           <w:p>
             <w:pPr>
-              <w:pStyle w:val="user7"/>
+              <w:pStyle w:val="Style21"/>
               <w:rPr>
                 <w:rFonts w:ascii="Courier New" w:hAnsi="Courier New"/>
                 <w:lang w:val="ru-RU"/>
@@ -8007,7 +8007,7 @@
           </w:tcPr>
           <w:p>
             <w:pPr>
-              <w:pStyle w:val="user7"/>
+              <w:pStyle w:val="Style21"/>
               <w:keepNext w:val="true"/>
               <w:rPr>
                 <w:rFonts w:ascii="Courier New" w:hAnsi="Courier New"/>
@@ -8025,15 +8025,15 @@
         </w:tc>
         <w:tc>
           <w:tcPr>
-            <w:tcW w:w="1442" w:type="dxa"/>
-            <w:tcBorders>
-              <w:left w:val="single" w:sz="2" w:space="0" w:color="000000"/>
-              <w:bottom w:val="single" w:sz="2" w:space="0" w:color="000000"/>
-            </w:tcBorders>
-          </w:tcPr>
-          <w:p>
-            <w:pPr>
-              <w:pStyle w:val="user7"/>
+            <w:tcW w:w="1441" w:type="dxa"/>
+            <w:tcBorders>
+              <w:left w:val="single" w:sz="2" w:space="0" w:color="000000"/>
+              <w:bottom w:val="single" w:sz="2" w:space="0" w:color="000000"/>
+            </w:tcBorders>
+          </w:tcPr>
+          <w:p>
+            <w:pPr>
+              <w:pStyle w:val="Style21"/>
               <w:rPr>
                 <w:rFonts w:ascii="Courier New" w:hAnsi="Courier New"/>
                 <w:lang w:val="ru-RU"/>
@@ -8050,7 +8050,7 @@
         </w:tc>
         <w:tc>
           <w:tcPr>
-            <w:tcW w:w="5248" w:type="dxa"/>
+            <w:tcW w:w="5249" w:type="dxa"/>
             <w:tcBorders>
               <w:left w:val="single" w:sz="2" w:space="0" w:color="000000"/>
               <w:bottom w:val="single" w:sz="2" w:space="0" w:color="000000"/>
@@ -8059,7 +8059,7 @@
           </w:tcPr>
           <w:p>
             <w:pPr>
-              <w:pStyle w:val="user7"/>
+              <w:pStyle w:val="Style21"/>
               <w:rPr>
                 <w:rFonts w:ascii="Courier New" w:hAnsi="Courier New"/>
                 <w:lang w:val="ru-RU"/>
@@ -8087,7 +8087,7 @@
           </w:tcPr>
           <w:p>
             <w:pPr>
-              <w:pStyle w:val="user7"/>
+              <w:pStyle w:val="Style21"/>
               <w:rPr>
                 <w:rFonts w:ascii="Courier New" w:hAnsi="Courier New"/>
                 <w:lang w:val="ru-RU"/>
@@ -8104,15 +8104,15 @@
         </w:tc>
         <w:tc>
           <w:tcPr>
-            <w:tcW w:w="1442" w:type="dxa"/>
-            <w:tcBorders>
-              <w:left w:val="single" w:sz="2" w:space="0" w:color="000000"/>
-              <w:bottom w:val="single" w:sz="2" w:space="0" w:color="000000"/>
-            </w:tcBorders>
-          </w:tcPr>
-          <w:p>
-            <w:pPr>
-              <w:pStyle w:val="user7"/>
+            <w:tcW w:w="1441" w:type="dxa"/>
+            <w:tcBorders>
+              <w:left w:val="single" w:sz="2" w:space="0" w:color="000000"/>
+              <w:bottom w:val="single" w:sz="2" w:space="0" w:color="000000"/>
+            </w:tcBorders>
+          </w:tcPr>
+          <w:p>
+            <w:pPr>
+              <w:pStyle w:val="Style21"/>
               <w:rPr>
                 <w:rFonts w:ascii="Courier New" w:hAnsi="Courier New"/>
                 <w:lang w:val="ru-RU"/>
@@ -8129,7 +8129,7 @@
         </w:tc>
         <w:tc>
           <w:tcPr>
-            <w:tcW w:w="5248" w:type="dxa"/>
+            <w:tcW w:w="5249" w:type="dxa"/>
             <w:tcBorders>
               <w:left w:val="single" w:sz="2" w:space="0" w:color="000000"/>
               <w:bottom w:val="single" w:sz="2" w:space="0" w:color="000000"/>
@@ -8138,7 +8138,7 @@
           </w:tcPr>
           <w:p>
             <w:pPr>
-              <w:pStyle w:val="user7"/>
+              <w:pStyle w:val="Style21"/>
               <w:rPr>
                 <w:rFonts w:ascii="Courier New" w:hAnsi="Courier New"/>
                 <w:lang w:val="ru-RU"/>
@@ -8384,7 +8384,7 @@
     </w:p>
     <w:p>
       <w:pPr>
-        <w:pStyle w:val="user6"/>
+        <w:pStyle w:val="Style20"/>
         <w:rPr>
           <w:lang w:val="ru-RU"/>
         </w:rPr>
@@ -8411,8 +8411,8 @@
       </w:tblPr>
       <w:tblGrid>
         <w:gridCol w:w="2665"/>
-        <w:gridCol w:w="1442"/>
-        <w:gridCol w:w="5248"/>
+        <w:gridCol w:w="1441"/>
+        <w:gridCol w:w="5249"/>
       </w:tblGrid>
       <w:tr>
         <w:trPr/>
@@ -8428,7 +8428,7 @@
           </w:tcPr>
           <w:p>
             <w:pPr>
-              <w:pStyle w:val="user8"/>
+              <w:pStyle w:val="Style22"/>
               <w:keepNext w:val="true"/>
               <w:rPr>
                 <w:lang w:val="ru-RU"/>
@@ -8444,7 +8444,7 @@
         </w:tc>
         <w:tc>
           <w:tcPr>
-            <w:tcW w:w="1442" w:type="dxa"/>
+            <w:tcW w:w="1441" w:type="dxa"/>
             <w:tcBorders>
               <w:top w:val="single" w:sz="2" w:space="0" w:color="000000"/>
               <w:left w:val="single" w:sz="2" w:space="0" w:color="000000"/>
@@ -8454,7 +8454,7 @@
           </w:tcPr>
           <w:p>
             <w:pPr>
-              <w:pStyle w:val="user8"/>
+              <w:pStyle w:val="Style22"/>
               <w:rPr>
                 <w:lang w:val="ru-RU"/>
               </w:rPr>
@@ -8469,7 +8469,7 @@
         </w:tc>
         <w:tc>
           <w:tcPr>
-            <w:tcW w:w="5248" w:type="dxa"/>
+            <w:tcW w:w="5249" w:type="dxa"/>
             <w:tcBorders>
               <w:top w:val="single" w:sz="2" w:space="0" w:color="000000"/>
               <w:left w:val="single" w:sz="2" w:space="0" w:color="000000"/>
@@ -8480,7 +8480,7 @@
           </w:tcPr>
           <w:p>
             <w:pPr>
-              <w:pStyle w:val="user8"/>
+              <w:pStyle w:val="Style22"/>
               <w:rPr>
                 <w:lang w:val="ru-RU"/>
               </w:rPr>
@@ -8506,7 +8506,7 @@
           </w:tcPr>
           <w:p>
             <w:pPr>
-              <w:pStyle w:val="user7"/>
+              <w:pStyle w:val="Style21"/>
               <w:keepNext w:val="true"/>
               <w:rPr>
                 <w:rFonts w:ascii="Courier New" w:hAnsi="Courier New"/>
@@ -8524,15 +8524,15 @@
         </w:tc>
         <w:tc>
           <w:tcPr>
-            <w:tcW w:w="1442" w:type="dxa"/>
-            <w:tcBorders>
-              <w:left w:val="single" w:sz="2" w:space="0" w:color="000000"/>
-              <w:bottom w:val="single" w:sz="2" w:space="0" w:color="000000"/>
-            </w:tcBorders>
-          </w:tcPr>
-          <w:p>
-            <w:pPr>
-              <w:pStyle w:val="user7"/>
+            <w:tcW w:w="1441" w:type="dxa"/>
+            <w:tcBorders>
+              <w:left w:val="single" w:sz="2" w:space="0" w:color="000000"/>
+              <w:bottom w:val="single" w:sz="2" w:space="0" w:color="000000"/>
+            </w:tcBorders>
+          </w:tcPr>
+          <w:p>
+            <w:pPr>
+              <w:pStyle w:val="Style21"/>
               <w:rPr>
                 <w:rFonts w:ascii="Courier New" w:hAnsi="Courier New"/>
                 <w:lang w:val="ru-RU"/>
@@ -8549,7 +8549,7 @@
         </w:tc>
         <w:tc>
           <w:tcPr>
-            <w:tcW w:w="5248" w:type="dxa"/>
+            <w:tcW w:w="5249" w:type="dxa"/>
             <w:tcBorders>
               <w:left w:val="single" w:sz="2" w:space="0" w:color="000000"/>
               <w:bottom w:val="single" w:sz="2" w:space="0" w:color="000000"/>
@@ -8558,7 +8558,7 @@
           </w:tcPr>
           <w:p>
             <w:pPr>
-              <w:pStyle w:val="user7"/>
+              <w:pStyle w:val="Style21"/>
               <w:rPr>
                 <w:rFonts w:ascii="Courier New" w:hAnsi="Courier New"/>
                 <w:lang w:val="ru-RU"/>
@@ -8612,7 +8612,7 @@
           </w:tcPr>
           <w:p>
             <w:pPr>
-              <w:pStyle w:val="user7"/>
+              <w:pStyle w:val="Style21"/>
               <w:keepNext w:val="true"/>
               <w:rPr>
                 <w:rFonts w:ascii="Courier New" w:hAnsi="Courier New"/>
@@ -8630,15 +8630,15 @@
         </w:tc>
         <w:tc>
           <w:tcPr>
-            <w:tcW w:w="1442" w:type="dxa"/>
-            <w:tcBorders>
-              <w:left w:val="single" w:sz="2" w:space="0" w:color="000000"/>
-              <w:bottom w:val="single" w:sz="2" w:space="0" w:color="000000"/>
-            </w:tcBorders>
-          </w:tcPr>
-          <w:p>
-            <w:pPr>
-              <w:pStyle w:val="user7"/>
+            <w:tcW w:w="1441" w:type="dxa"/>
+            <w:tcBorders>
+              <w:left w:val="single" w:sz="2" w:space="0" w:color="000000"/>
+              <w:bottom w:val="single" w:sz="2" w:space="0" w:color="000000"/>
+            </w:tcBorders>
+          </w:tcPr>
+          <w:p>
+            <w:pPr>
+              <w:pStyle w:val="Style21"/>
               <w:rPr>
                 <w:rFonts w:ascii="Courier New" w:hAnsi="Courier New"/>
                 <w:lang w:val="ru-RU"/>
@@ -8655,7 +8655,7 @@
         </w:tc>
         <w:tc>
           <w:tcPr>
-            <w:tcW w:w="5248" w:type="dxa"/>
+            <w:tcW w:w="5249" w:type="dxa"/>
             <w:tcBorders>
               <w:left w:val="single" w:sz="2" w:space="0" w:color="000000"/>
               <w:bottom w:val="single" w:sz="2" w:space="0" w:color="000000"/>
@@ -8664,7 +8664,7 @@
           </w:tcPr>
           <w:p>
             <w:pPr>
-              <w:pStyle w:val="user7"/>
+              <w:pStyle w:val="Style21"/>
               <w:rPr>
                 <w:rFonts w:ascii="Courier New" w:hAnsi="Courier New"/>
                 <w:lang w:val="ru-RU"/>
@@ -8705,7 +8705,7 @@
           </w:tcPr>
           <w:p>
             <w:pPr>
-              <w:pStyle w:val="user7"/>
+              <w:pStyle w:val="Style21"/>
               <w:keepNext w:val="true"/>
               <w:rPr>
                 <w:rFonts w:ascii="Courier New" w:hAnsi="Courier New"/>
@@ -8723,15 +8723,15 @@
         </w:tc>
         <w:tc>
           <w:tcPr>
-            <w:tcW w:w="1442" w:type="dxa"/>
-            <w:tcBorders>
-              <w:left w:val="single" w:sz="2" w:space="0" w:color="000000"/>
-              <w:bottom w:val="single" w:sz="2" w:space="0" w:color="000000"/>
-            </w:tcBorders>
-          </w:tcPr>
-          <w:p>
-            <w:pPr>
-              <w:pStyle w:val="user7"/>
+            <w:tcW w:w="1441" w:type="dxa"/>
+            <w:tcBorders>
+              <w:left w:val="single" w:sz="2" w:space="0" w:color="000000"/>
+              <w:bottom w:val="single" w:sz="2" w:space="0" w:color="000000"/>
+            </w:tcBorders>
+          </w:tcPr>
+          <w:p>
+            <w:pPr>
+              <w:pStyle w:val="Style21"/>
               <w:rPr>
                 <w:rFonts w:ascii="Courier New" w:hAnsi="Courier New"/>
                 <w:lang w:val="ru-RU"/>
@@ -8748,7 +8748,7 @@
         </w:tc>
         <w:tc>
           <w:tcPr>
-            <w:tcW w:w="5248" w:type="dxa"/>
+            <w:tcW w:w="5249" w:type="dxa"/>
             <w:tcBorders>
               <w:left w:val="single" w:sz="2" w:space="0" w:color="000000"/>
               <w:bottom w:val="single" w:sz="2" w:space="0" w:color="000000"/>
@@ -8757,7 +8757,7 @@
           </w:tcPr>
           <w:p>
             <w:pPr>
-              <w:pStyle w:val="user7"/>
+              <w:pStyle w:val="Style21"/>
               <w:rPr>
                 <w:rFonts w:ascii="Courier New" w:hAnsi="Courier New"/>
                 <w:lang w:val="ru-RU"/>
@@ -8798,7 +8798,7 @@
           </w:tcPr>
           <w:p>
             <w:pPr>
-              <w:pStyle w:val="user7"/>
+              <w:pStyle w:val="Style21"/>
               <w:keepNext w:val="true"/>
               <w:rPr>
                 <w:rFonts w:ascii="Courier New" w:hAnsi="Courier New"/>
@@ -8816,15 +8816,15 @@
         </w:tc>
         <w:tc>
           <w:tcPr>
-            <w:tcW w:w="1442" w:type="dxa"/>
-            <w:tcBorders>
-              <w:left w:val="single" w:sz="2" w:space="0" w:color="000000"/>
-              <w:bottom w:val="single" w:sz="2" w:space="0" w:color="000000"/>
-            </w:tcBorders>
-          </w:tcPr>
-          <w:p>
-            <w:pPr>
-              <w:pStyle w:val="user7"/>
+            <w:tcW w:w="1441" w:type="dxa"/>
+            <w:tcBorders>
+              <w:left w:val="single" w:sz="2" w:space="0" w:color="000000"/>
+              <w:bottom w:val="single" w:sz="2" w:space="0" w:color="000000"/>
+            </w:tcBorders>
+          </w:tcPr>
+          <w:p>
+            <w:pPr>
+              <w:pStyle w:val="Style21"/>
               <w:rPr>
                 <w:rFonts w:ascii="Courier New" w:hAnsi="Courier New"/>
                 <w:lang w:val="ru-RU"/>
@@ -8841,7 +8841,7 @@
         </w:tc>
         <w:tc>
           <w:tcPr>
-            <w:tcW w:w="5248" w:type="dxa"/>
+            <w:tcW w:w="5249" w:type="dxa"/>
             <w:tcBorders>
               <w:left w:val="single" w:sz="2" w:space="0" w:color="000000"/>
               <w:bottom w:val="single" w:sz="2" w:space="0" w:color="000000"/>
@@ -8850,7 +8850,7 @@
           </w:tcPr>
           <w:p>
             <w:pPr>
-              <w:pStyle w:val="user7"/>
+              <w:pStyle w:val="Style21"/>
               <w:rPr>
                 <w:rFonts w:ascii="Courier New" w:hAnsi="Courier New"/>
                 <w:lang w:val="ru-RU"/>
@@ -8878,7 +8878,7 @@
           </w:tcPr>
           <w:p>
             <w:pPr>
-              <w:pStyle w:val="user7"/>
+              <w:pStyle w:val="Style21"/>
               <w:keepNext w:val="true"/>
               <w:rPr>
                 <w:rFonts w:ascii="Courier New" w:hAnsi="Courier New"/>
@@ -8896,15 +8896,15 @@
         </w:tc>
         <w:tc>
           <w:tcPr>
-            <w:tcW w:w="1442" w:type="dxa"/>
-            <w:tcBorders>
-              <w:left w:val="single" w:sz="2" w:space="0" w:color="000000"/>
-              <w:bottom w:val="single" w:sz="2" w:space="0" w:color="000000"/>
-            </w:tcBorders>
-          </w:tcPr>
-          <w:p>
-            <w:pPr>
-              <w:pStyle w:val="user7"/>
+            <w:tcW w:w="1441" w:type="dxa"/>
+            <w:tcBorders>
+              <w:left w:val="single" w:sz="2" w:space="0" w:color="000000"/>
+              <w:bottom w:val="single" w:sz="2" w:space="0" w:color="000000"/>
+            </w:tcBorders>
+          </w:tcPr>
+          <w:p>
+            <w:pPr>
+              <w:pStyle w:val="Style21"/>
               <w:rPr>
                 <w:rFonts w:ascii="Courier New" w:hAnsi="Courier New"/>
                 <w:lang w:val="ru-RU"/>
@@ -8921,7 +8921,7 @@
         </w:tc>
         <w:tc>
           <w:tcPr>
-            <w:tcW w:w="5248" w:type="dxa"/>
+            <w:tcW w:w="5249" w:type="dxa"/>
             <w:tcBorders>
               <w:left w:val="single" w:sz="2" w:space="0" w:color="000000"/>
               <w:bottom w:val="single" w:sz="2" w:space="0" w:color="000000"/>
@@ -8930,7 +8930,7 @@
           </w:tcPr>
           <w:p>
             <w:pPr>
-              <w:pStyle w:val="user7"/>
+              <w:pStyle w:val="Style21"/>
               <w:rPr>
                 <w:rFonts w:ascii="Courier New" w:hAnsi="Courier New"/>
                 <w:lang w:val="ru-RU"/>
@@ -8958,7 +8958,7 @@
           </w:tcPr>
           <w:p>
             <w:pPr>
-              <w:pStyle w:val="user7"/>
+              <w:pStyle w:val="Style21"/>
               <w:rPr>
                 <w:rFonts w:ascii="Courier New" w:hAnsi="Courier New"/>
                 <w:lang w:val="ru-RU"/>
@@ -8975,15 +8975,15 @@
         </w:tc>
         <w:tc>
           <w:tcPr>
-            <w:tcW w:w="1442" w:type="dxa"/>
-            <w:tcBorders>
-              <w:left w:val="single" w:sz="2" w:space="0" w:color="000000"/>
-              <w:bottom w:val="single" w:sz="2" w:space="0" w:color="000000"/>
-            </w:tcBorders>
-          </w:tcPr>
-          <w:p>
-            <w:pPr>
-              <w:pStyle w:val="user7"/>
+            <w:tcW w:w="1441" w:type="dxa"/>
+            <w:tcBorders>
+              <w:left w:val="single" w:sz="2" w:space="0" w:color="000000"/>
+              <w:bottom w:val="single" w:sz="2" w:space="0" w:color="000000"/>
+            </w:tcBorders>
+          </w:tcPr>
+          <w:p>
+            <w:pPr>
+              <w:pStyle w:val="Style21"/>
               <w:rPr>
                 <w:rFonts w:ascii="Courier New" w:hAnsi="Courier New"/>
                 <w:lang w:val="ru-RU"/>
@@ -9000,7 +9000,7 @@
         </w:tc>
         <w:tc>
           <w:tcPr>
-            <w:tcW w:w="5248" w:type="dxa"/>
+            <w:tcW w:w="5249" w:type="dxa"/>
             <w:tcBorders>
               <w:left w:val="single" w:sz="2" w:space="0" w:color="000000"/>
               <w:bottom w:val="single" w:sz="2" w:space="0" w:color="000000"/>
@@ -9009,7 +9009,7 @@
           </w:tcPr>
           <w:p>
             <w:pPr>
-              <w:pStyle w:val="user7"/>
+              <w:pStyle w:val="Style21"/>
               <w:rPr>
                 <w:rFonts w:ascii="Courier New" w:hAnsi="Courier New"/>
                 <w:lang w:val="ru-RU"/>
@@ -9243,7 +9243,7 @@
     </w:p>
     <w:p>
       <w:pPr>
-        <w:pStyle w:val="user6"/>
+        <w:pStyle w:val="Style20"/>
         <w:rPr>
           <w:lang w:val="ru-RU"/>
         </w:rPr>
@@ -9270,8 +9270,8 @@
       </w:tblPr>
       <w:tblGrid>
         <w:gridCol w:w="2665"/>
-        <w:gridCol w:w="1442"/>
-        <w:gridCol w:w="5248"/>
+        <w:gridCol w:w="1441"/>
+        <w:gridCol w:w="5249"/>
       </w:tblGrid>
       <w:tr>
         <w:trPr/>
@@ -9287,7 +9287,7 @@
           </w:tcPr>
           <w:p>
             <w:pPr>
-              <w:pStyle w:val="user8"/>
+              <w:pStyle w:val="Style22"/>
               <w:keepNext w:val="true"/>
               <w:rPr>
                 <w:lang w:val="ru-RU"/>
@@ -9303,7 +9303,7 @@
         </w:tc>
         <w:tc>
           <w:tcPr>
-            <w:tcW w:w="1442" w:type="dxa"/>
+            <w:tcW w:w="1441" w:type="dxa"/>
             <w:tcBorders>
               <w:top w:val="single" w:sz="2" w:space="0" w:color="000000"/>
               <w:left w:val="single" w:sz="2" w:space="0" w:color="000000"/>
@@ -9313,7 +9313,7 @@
           </w:tcPr>
           <w:p>
             <w:pPr>
-              <w:pStyle w:val="user8"/>
+              <w:pStyle w:val="Style22"/>
               <w:rPr>
                 <w:lang w:val="ru-RU"/>
               </w:rPr>
@@ -9328,7 +9328,7 @@
         </w:tc>
         <w:tc>
           <w:tcPr>
-            <w:tcW w:w="5248" w:type="dxa"/>
+            <w:tcW w:w="5249" w:type="dxa"/>
             <w:tcBorders>
               <w:top w:val="single" w:sz="2" w:space="0" w:color="000000"/>
               <w:left w:val="single" w:sz="2" w:space="0" w:color="000000"/>
@@ -9339,7 +9339,7 @@
           </w:tcPr>
           <w:p>
             <w:pPr>
-              <w:pStyle w:val="user8"/>
+              <w:pStyle w:val="Style22"/>
               <w:rPr>
                 <w:lang w:val="ru-RU"/>
               </w:rPr>
@@ -9365,7 +9365,7 @@
           </w:tcPr>
           <w:p>
             <w:pPr>
-              <w:pStyle w:val="user7"/>
+              <w:pStyle w:val="Style21"/>
               <w:keepNext w:val="true"/>
               <w:rPr>
                 <w:rFonts w:ascii="Courier New" w:hAnsi="Courier New"/>
@@ -9383,15 +9383,15 @@
         </w:tc>
         <w:tc>
           <w:tcPr>
-            <w:tcW w:w="1442" w:type="dxa"/>
-            <w:tcBorders>
-              <w:left w:val="single" w:sz="2" w:space="0" w:color="000000"/>
-              <w:bottom w:val="single" w:sz="2" w:space="0" w:color="000000"/>
-            </w:tcBorders>
-          </w:tcPr>
-          <w:p>
-            <w:pPr>
-              <w:pStyle w:val="user7"/>
+            <w:tcW w:w="1441" w:type="dxa"/>
+            <w:tcBorders>
+              <w:left w:val="single" w:sz="2" w:space="0" w:color="000000"/>
+              <w:bottom w:val="single" w:sz="2" w:space="0" w:color="000000"/>
+            </w:tcBorders>
+          </w:tcPr>
+          <w:p>
+            <w:pPr>
+              <w:pStyle w:val="Style21"/>
               <w:rPr>
                 <w:rFonts w:ascii="Courier New" w:hAnsi="Courier New"/>
                 <w:lang w:val="ru-RU"/>
@@ -9408,7 +9408,7 @@
         </w:tc>
         <w:tc>
           <w:tcPr>
-            <w:tcW w:w="5248" w:type="dxa"/>
+            <w:tcW w:w="5249" w:type="dxa"/>
             <w:tcBorders>
               <w:left w:val="single" w:sz="2" w:space="0" w:color="000000"/>
               <w:bottom w:val="single" w:sz="2" w:space="0" w:color="000000"/>
@@ -9417,7 +9417,7 @@
           </w:tcPr>
           <w:p>
             <w:pPr>
-              <w:pStyle w:val="user7"/>
+              <w:pStyle w:val="Style21"/>
               <w:rPr>
                 <w:rFonts w:ascii="Courier New" w:hAnsi="Courier New"/>
                 <w:lang w:val="ru-RU"/>
@@ -9471,7 +9471,7 @@
           </w:tcPr>
           <w:p>
             <w:pPr>
-              <w:pStyle w:val="user7"/>
+              <w:pStyle w:val="Style21"/>
               <w:keepNext w:val="true"/>
               <w:rPr>
                 <w:rFonts w:ascii="Courier New" w:hAnsi="Courier New"/>
@@ -9489,15 +9489,15 @@
         </w:tc>
         <w:tc>
           <w:tcPr>
-            <w:tcW w:w="1442" w:type="dxa"/>
-            <w:tcBorders>
-              <w:left w:val="single" w:sz="2" w:space="0" w:color="000000"/>
-              <w:bottom w:val="single" w:sz="2" w:space="0" w:color="000000"/>
-            </w:tcBorders>
-          </w:tcPr>
-          <w:p>
-            <w:pPr>
-              <w:pStyle w:val="user7"/>
+            <w:tcW w:w="1441" w:type="dxa"/>
+            <w:tcBorders>
+              <w:left w:val="single" w:sz="2" w:space="0" w:color="000000"/>
+              <w:bottom w:val="single" w:sz="2" w:space="0" w:color="000000"/>
+            </w:tcBorders>
+          </w:tcPr>
+          <w:p>
+            <w:pPr>
+              <w:pStyle w:val="Style21"/>
               <w:rPr>
                 <w:rFonts w:ascii="Courier New" w:hAnsi="Courier New"/>
                 <w:lang w:val="ru-RU"/>
@@ -9514,7 +9514,7 @@
         </w:tc>
         <w:tc>
           <w:tcPr>
-            <w:tcW w:w="5248" w:type="dxa"/>
+            <w:tcW w:w="5249" w:type="dxa"/>
             <w:tcBorders>
               <w:left w:val="single" w:sz="2" w:space="0" w:color="000000"/>
               <w:bottom w:val="single" w:sz="2" w:space="0" w:color="000000"/>
@@ -9523,7 +9523,7 @@
           </w:tcPr>
           <w:p>
             <w:pPr>
-              <w:pStyle w:val="user7"/>
+              <w:pStyle w:val="Style21"/>
               <w:rPr>
                 <w:rFonts w:ascii="Courier New" w:hAnsi="Courier New"/>
                 <w:lang w:val="ru-RU"/>
@@ -9564,7 +9564,7 @@
           </w:tcPr>
           <w:p>
             <w:pPr>
-              <w:pStyle w:val="user7"/>
+              <w:pStyle w:val="Style21"/>
               <w:keepNext w:val="true"/>
               <w:rPr>
                 <w:rFonts w:ascii="Courier New" w:hAnsi="Courier New"/>
@@ -9582,15 +9582,15 @@
         </w:tc>
         <w:tc>
           <w:tcPr>
-            <w:tcW w:w="1442" w:type="dxa"/>
-            <w:tcBorders>
-              <w:left w:val="single" w:sz="2" w:space="0" w:color="000000"/>
-              <w:bottom w:val="single" w:sz="2" w:space="0" w:color="000000"/>
-            </w:tcBorders>
-          </w:tcPr>
-          <w:p>
-            <w:pPr>
-              <w:pStyle w:val="user7"/>
+            <w:tcW w:w="1441" w:type="dxa"/>
+            <w:tcBorders>
+              <w:left w:val="single" w:sz="2" w:space="0" w:color="000000"/>
+              <w:bottom w:val="single" w:sz="2" w:space="0" w:color="000000"/>
+            </w:tcBorders>
+          </w:tcPr>
+          <w:p>
+            <w:pPr>
+              <w:pStyle w:val="Style21"/>
               <w:rPr>
                 <w:rFonts w:ascii="Courier New" w:hAnsi="Courier New"/>
                 <w:lang w:val="ru-RU"/>
@@ -9607,7 +9607,7 @@
         </w:tc>
         <w:tc>
           <w:tcPr>
-            <w:tcW w:w="5248" w:type="dxa"/>
+            <w:tcW w:w="5249" w:type="dxa"/>
             <w:tcBorders>
               <w:left w:val="single" w:sz="2" w:space="0" w:color="000000"/>
               <w:bottom w:val="single" w:sz="2" w:space="0" w:color="000000"/>
@@ -9616,7 +9616,7 @@
           </w:tcPr>
           <w:p>
             <w:pPr>
-              <w:pStyle w:val="user7"/>
+              <w:pStyle w:val="Style21"/>
               <w:rPr>
                 <w:rFonts w:ascii="Courier New" w:hAnsi="Courier New"/>
                 <w:lang w:val="ru-RU"/>
@@ -9657,7 +9657,7 @@
           </w:tcPr>
           <w:p>
             <w:pPr>
-              <w:pStyle w:val="user7"/>
+              <w:pStyle w:val="Style21"/>
               <w:keepNext w:val="true"/>
               <w:rPr>
                 <w:rFonts w:ascii="Courier New" w:hAnsi="Courier New"/>
@@ -9675,15 +9675,15 @@
         </w:tc>
         <w:tc>
           <w:tcPr>
-            <w:tcW w:w="1442" w:type="dxa"/>
-            <w:tcBorders>
-              <w:left w:val="single" w:sz="2" w:space="0" w:color="000000"/>
-              <w:bottom w:val="single" w:sz="2" w:space="0" w:color="000000"/>
-            </w:tcBorders>
-          </w:tcPr>
-          <w:p>
-            <w:pPr>
-              <w:pStyle w:val="user7"/>
+            <w:tcW w:w="1441" w:type="dxa"/>
+            <w:tcBorders>
+              <w:left w:val="single" w:sz="2" w:space="0" w:color="000000"/>
+              <w:bottom w:val="single" w:sz="2" w:space="0" w:color="000000"/>
+            </w:tcBorders>
+          </w:tcPr>
+          <w:p>
+            <w:pPr>
+              <w:pStyle w:val="Style21"/>
               <w:rPr>
                 <w:rFonts w:ascii="Courier New" w:hAnsi="Courier New"/>
                 <w:lang w:val="ru-RU"/>
@@ -9700,7 +9700,7 @@
         </w:tc>
         <w:tc>
           <w:tcPr>
-            <w:tcW w:w="5248" w:type="dxa"/>
+            <w:tcW w:w="5249" w:type="dxa"/>
             <w:tcBorders>
               <w:left w:val="single" w:sz="2" w:space="0" w:color="000000"/>
               <w:bottom w:val="single" w:sz="2" w:space="0" w:color="000000"/>
@@ -9709,7 +9709,7 @@
           </w:tcPr>
           <w:p>
             <w:pPr>
-              <w:pStyle w:val="user7"/>
+              <w:pStyle w:val="Style21"/>
               <w:rPr>
                 <w:rFonts w:ascii="Courier New" w:hAnsi="Courier New"/>
                 <w:lang w:val="ru-RU"/>
@@ -9750,7 +9750,7 @@
           </w:tcPr>
           <w:p>
             <w:pPr>
-              <w:pStyle w:val="user7"/>
+              <w:pStyle w:val="Style21"/>
               <w:keepNext w:val="true"/>
               <w:rPr>
                 <w:rFonts w:ascii="Courier New" w:hAnsi="Courier New"/>
@@ -9768,15 +9768,15 @@
         </w:tc>
         <w:tc>
           <w:tcPr>
-            <w:tcW w:w="1442" w:type="dxa"/>
-            <w:tcBorders>
-              <w:left w:val="single" w:sz="2" w:space="0" w:color="000000"/>
-              <w:bottom w:val="single" w:sz="2" w:space="0" w:color="000000"/>
-            </w:tcBorders>
-          </w:tcPr>
-          <w:p>
-            <w:pPr>
-              <w:pStyle w:val="user7"/>
+            <w:tcW w:w="1441" w:type="dxa"/>
+            <w:tcBorders>
+              <w:left w:val="single" w:sz="2" w:space="0" w:color="000000"/>
+              <w:bottom w:val="single" w:sz="2" w:space="0" w:color="000000"/>
+            </w:tcBorders>
+          </w:tcPr>
+          <w:p>
+            <w:pPr>
+              <w:pStyle w:val="Style21"/>
               <w:rPr>
                 <w:rFonts w:ascii="Courier New" w:hAnsi="Courier New"/>
                 <w:lang w:val="ru-RU"/>
@@ -9793,7 +9793,7 @@
         </w:tc>
         <w:tc>
           <w:tcPr>
-            <w:tcW w:w="5248" w:type="dxa"/>
+            <w:tcW w:w="5249" w:type="dxa"/>
             <w:tcBorders>
               <w:left w:val="single" w:sz="2" w:space="0" w:color="000000"/>
               <w:bottom w:val="single" w:sz="2" w:space="0" w:color="000000"/>
@@ -9802,7 +9802,7 @@
           </w:tcPr>
           <w:p>
             <w:pPr>
-              <w:pStyle w:val="user7"/>
+              <w:pStyle w:val="Style21"/>
               <w:rPr>
                 <w:rFonts w:ascii="Courier New" w:hAnsi="Courier New"/>
                 <w:lang w:val="ru-RU"/>
@@ -9843,7 +9843,7 @@
           </w:tcPr>
           <w:p>
             <w:pPr>
-              <w:pStyle w:val="user7"/>
+              <w:pStyle w:val="Style21"/>
               <w:keepNext w:val="true"/>
               <w:rPr>
                 <w:rFonts w:ascii="Courier New" w:hAnsi="Courier New"/>
@@ -9861,15 +9861,15 @@
         </w:tc>
         <w:tc>
           <w:tcPr>
-            <w:tcW w:w="1442" w:type="dxa"/>
-            <w:tcBorders>
-              <w:left w:val="single" w:sz="2" w:space="0" w:color="000000"/>
-              <w:bottom w:val="single" w:sz="2" w:space="0" w:color="000000"/>
-            </w:tcBorders>
-          </w:tcPr>
-          <w:p>
-            <w:pPr>
-              <w:pStyle w:val="user7"/>
+            <w:tcW w:w="1441" w:type="dxa"/>
+            <w:tcBorders>
+              <w:left w:val="single" w:sz="2" w:space="0" w:color="000000"/>
+              <w:bottom w:val="single" w:sz="2" w:space="0" w:color="000000"/>
+            </w:tcBorders>
+          </w:tcPr>
+          <w:p>
+            <w:pPr>
+              <w:pStyle w:val="Style21"/>
               <w:rPr>
                 <w:rFonts w:ascii="Courier New" w:hAnsi="Courier New"/>
                 <w:lang w:val="ru-RU"/>
@@ -9886,7 +9886,7 @@
         </w:tc>
         <w:tc>
           <w:tcPr>
-            <w:tcW w:w="5248" w:type="dxa"/>
+            <w:tcW w:w="5249" w:type="dxa"/>
             <w:tcBorders>
               <w:left w:val="single" w:sz="2" w:space="0" w:color="000000"/>
               <w:bottom w:val="single" w:sz="2" w:space="0" w:color="000000"/>
@@ -9895,7 +9895,7 @@
           </w:tcPr>
           <w:p>
             <w:pPr>
-              <w:pStyle w:val="user7"/>
+              <w:pStyle w:val="Style21"/>
               <w:rPr>
                 <w:rFonts w:ascii="Courier New" w:hAnsi="Courier New"/>
                 <w:lang w:val="ru-RU"/>
@@ -9949,7 +9949,7 @@
           </w:tcPr>
           <w:p>
             <w:pPr>
-              <w:pStyle w:val="user7"/>
+              <w:pStyle w:val="Style21"/>
               <w:keepNext w:val="true"/>
               <w:rPr>
                 <w:rFonts w:ascii="Courier New" w:hAnsi="Courier New"/>
@@ -9967,15 +9967,15 @@
         </w:tc>
         <w:tc>
           <w:tcPr>
-            <w:tcW w:w="1442" w:type="dxa"/>
-            <w:tcBorders>
-              <w:left w:val="single" w:sz="2" w:space="0" w:color="000000"/>
-              <w:bottom w:val="single" w:sz="2" w:space="0" w:color="000000"/>
-            </w:tcBorders>
-          </w:tcPr>
-          <w:p>
-            <w:pPr>
-              <w:pStyle w:val="user7"/>
+            <w:tcW w:w="1441" w:type="dxa"/>
+            <w:tcBorders>
+              <w:left w:val="single" w:sz="2" w:space="0" w:color="000000"/>
+              <w:bottom w:val="single" w:sz="2" w:space="0" w:color="000000"/>
+            </w:tcBorders>
+          </w:tcPr>
+          <w:p>
+            <w:pPr>
+              <w:pStyle w:val="Style21"/>
               <w:rPr>
                 <w:rFonts w:ascii="Courier New" w:hAnsi="Courier New"/>
                 <w:lang w:val="ru-RU"/>
@@ -9992,7 +9992,7 @@
         </w:tc>
         <w:tc>
           <w:tcPr>
-            <w:tcW w:w="5248" w:type="dxa"/>
+            <w:tcW w:w="5249" w:type="dxa"/>
             <w:tcBorders>
               <w:left w:val="single" w:sz="2" w:space="0" w:color="000000"/>
               <w:bottom w:val="single" w:sz="2" w:space="0" w:color="000000"/>
@@ -10001,7 +10001,7 @@
           </w:tcPr>
           <w:p>
             <w:pPr>
-              <w:pStyle w:val="user7"/>
+              <w:pStyle w:val="Style21"/>
               <w:rPr>
                 <w:rFonts w:ascii="Courier New" w:hAnsi="Courier New"/>
                 <w:lang w:val="ru-RU"/>
@@ -10029,7 +10029,7 @@
           </w:tcPr>
           <w:p>
             <w:pPr>
-              <w:pStyle w:val="user7"/>
+              <w:pStyle w:val="Style21"/>
               <w:rPr>
                 <w:rFonts w:ascii="Courier New" w:hAnsi="Courier New"/>
                 <w:lang w:val="ru-RU"/>
@@ -10046,15 +10046,15 @@
         </w:tc>
         <w:tc>
           <w:tcPr>
-            <w:tcW w:w="1442" w:type="dxa"/>
-            <w:tcBorders>
-              <w:left w:val="single" w:sz="2" w:space="0" w:color="000000"/>
-              <w:bottom w:val="single" w:sz="2" w:space="0" w:color="000000"/>
-            </w:tcBorders>
-          </w:tcPr>
-          <w:p>
-            <w:pPr>
-              <w:pStyle w:val="user7"/>
+            <w:tcW w:w="1441" w:type="dxa"/>
+            <w:tcBorders>
+              <w:left w:val="single" w:sz="2" w:space="0" w:color="000000"/>
+              <w:bottom w:val="single" w:sz="2" w:space="0" w:color="000000"/>
+            </w:tcBorders>
+          </w:tcPr>
+          <w:p>
+            <w:pPr>
+              <w:pStyle w:val="Style21"/>
               <w:rPr>
                 <w:rFonts w:ascii="Courier New" w:hAnsi="Courier New"/>
                 <w:lang w:val="ru-RU"/>
@@ -10071,7 +10071,7 @@
         </w:tc>
         <w:tc>
           <w:tcPr>
-            <w:tcW w:w="5248" w:type="dxa"/>
+            <w:tcW w:w="5249" w:type="dxa"/>
             <w:tcBorders>
               <w:left w:val="single" w:sz="2" w:space="0" w:color="000000"/>
               <w:bottom w:val="single" w:sz="2" w:space="0" w:color="000000"/>
@@ -10080,7 +10080,7 @@
           </w:tcPr>
           <w:p>
             <w:pPr>
-              <w:pStyle w:val="user7"/>
+              <w:pStyle w:val="Style21"/>
               <w:rPr>
                 <w:rFonts w:ascii="Courier New" w:hAnsi="Courier New"/>
                 <w:lang w:val="ru-RU"/>
@@ -10350,7 +10350,7 @@
     </w:p>
     <w:p>
       <w:pPr>
-        <w:pStyle w:val="user6"/>
+        <w:pStyle w:val="Style20"/>
         <w:rPr>
           <w:lang w:val="ru-RU"/>
         </w:rPr>
@@ -10377,8 +10377,8 @@
       </w:tblPr>
       <w:tblGrid>
         <w:gridCol w:w="2665"/>
-        <w:gridCol w:w="1442"/>
-        <w:gridCol w:w="5248"/>
+        <w:gridCol w:w="1441"/>
+        <w:gridCol w:w="5249"/>
       </w:tblGrid>
       <w:tr>
         <w:trPr/>
@@ -10394,7 +10394,7 @@
           </w:tcPr>
           <w:p>
             <w:pPr>
-              <w:pStyle w:val="user8"/>
+              <w:pStyle w:val="Style22"/>
               <w:keepNext w:val="true"/>
               <w:rPr>
                 <w:lang w:val="ru-RU"/>
@@ -10410,7 +10410,7 @@
         </w:tc>
         <w:tc>
           <w:tcPr>
-            <w:tcW w:w="1442" w:type="dxa"/>
+            <w:tcW w:w="1441" w:type="dxa"/>
             <w:tcBorders>
               <w:top w:val="single" w:sz="2" w:space="0" w:color="000000"/>
               <w:left w:val="single" w:sz="2" w:space="0" w:color="000000"/>
@@ -10420,7 +10420,7 @@
           </w:tcPr>
           <w:p>
             <w:pPr>
-              <w:pStyle w:val="user8"/>
+              <w:pStyle w:val="Style22"/>
               <w:rPr>
                 <w:lang w:val="ru-RU"/>
               </w:rPr>
@@ -10435,7 +10435,7 @@
         </w:tc>
         <w:tc>
           <w:tcPr>
-            <w:tcW w:w="5248" w:type="dxa"/>
+            <w:tcW w:w="5249" w:type="dxa"/>
             <w:tcBorders>
               <w:top w:val="single" w:sz="2" w:space="0" w:color="000000"/>
               <w:left w:val="single" w:sz="2" w:space="0" w:color="000000"/>
@@ -10446,7 +10446,7 @@
           </w:tcPr>
           <w:p>
             <w:pPr>
-              <w:pStyle w:val="user8"/>
+              <w:pStyle w:val="Style22"/>
               <w:rPr>
                 <w:lang w:val="ru-RU"/>
               </w:rPr>
@@ -10472,7 +10472,7 @@
           </w:tcPr>
           <w:p>
             <w:pPr>
-              <w:pStyle w:val="user7"/>
+              <w:pStyle w:val="Style21"/>
               <w:keepNext w:val="true"/>
               <w:rPr>
                 <w:rFonts w:ascii="Courier New" w:hAnsi="Courier New"/>
@@ -10490,15 +10490,15 @@
         </w:tc>
         <w:tc>
           <w:tcPr>
-            <w:tcW w:w="1442" w:type="dxa"/>
-            <w:tcBorders>
-              <w:left w:val="single" w:sz="2" w:space="0" w:color="000000"/>
-              <w:bottom w:val="single" w:sz="2" w:space="0" w:color="000000"/>
-            </w:tcBorders>
-          </w:tcPr>
-          <w:p>
-            <w:pPr>
-              <w:pStyle w:val="user7"/>
+            <w:tcW w:w="1441" w:type="dxa"/>
+            <w:tcBorders>
+              <w:left w:val="single" w:sz="2" w:space="0" w:color="000000"/>
+              <w:bottom w:val="single" w:sz="2" w:space="0" w:color="000000"/>
+            </w:tcBorders>
+          </w:tcPr>
+          <w:p>
+            <w:pPr>
+              <w:pStyle w:val="Style21"/>
               <w:rPr>
                 <w:rFonts w:ascii="Courier New" w:hAnsi="Courier New"/>
                 <w:lang w:val="ru-RU"/>
@@ -10515,7 +10515,7 @@
         </w:tc>
         <w:tc>
           <w:tcPr>
-            <w:tcW w:w="5248" w:type="dxa"/>
+            <w:tcW w:w="5249" w:type="dxa"/>
             <w:tcBorders>
               <w:left w:val="single" w:sz="2" w:space="0" w:color="000000"/>
               <w:bottom w:val="single" w:sz="2" w:space="0" w:color="000000"/>
@@ -10524,7 +10524,7 @@
           </w:tcPr>
           <w:p>
             <w:pPr>
-              <w:pStyle w:val="user7"/>
+              <w:pStyle w:val="Style21"/>
               <w:rPr>
                 <w:rFonts w:ascii="Courier New" w:hAnsi="Courier New"/>
                 <w:lang w:val="ru-RU"/>
@@ -10565,7 +10565,7 @@
           </w:tcPr>
           <w:p>
             <w:pPr>
-              <w:pStyle w:val="user7"/>
+              <w:pStyle w:val="Style21"/>
               <w:keepNext w:val="true"/>
               <w:rPr>
                 <w:rFonts w:ascii="Courier New" w:hAnsi="Courier New"/>
@@ -10583,15 +10583,15 @@
         </w:tc>
         <w:tc>
           <w:tcPr>
-            <w:tcW w:w="1442" w:type="dxa"/>
-            <w:tcBorders>
-              <w:left w:val="single" w:sz="2" w:space="0" w:color="000000"/>
-              <w:bottom w:val="single" w:sz="2" w:space="0" w:color="000000"/>
-            </w:tcBorders>
-          </w:tcPr>
-          <w:p>
-            <w:pPr>
-              <w:pStyle w:val="user7"/>
+            <w:tcW w:w="1441" w:type="dxa"/>
+            <w:tcBorders>
+              <w:left w:val="single" w:sz="2" w:space="0" w:color="000000"/>
+              <w:bottom w:val="single" w:sz="2" w:space="0" w:color="000000"/>
+            </w:tcBorders>
+          </w:tcPr>
+          <w:p>
+            <w:pPr>
+              <w:pStyle w:val="Style21"/>
               <w:rPr>
                 <w:rFonts w:ascii="Courier New" w:hAnsi="Courier New"/>
                 <w:lang w:val="ru-RU"/>
@@ -10608,7 +10608,7 @@
         </w:tc>
         <w:tc>
           <w:tcPr>
-            <w:tcW w:w="5248" w:type="dxa"/>
+            <w:tcW w:w="5249" w:type="dxa"/>
             <w:tcBorders>
               <w:left w:val="single" w:sz="2" w:space="0" w:color="000000"/>
               <w:bottom w:val="single" w:sz="2" w:space="0" w:color="000000"/>
@@ -10617,7 +10617,7 @@
           </w:tcPr>
           <w:p>
             <w:pPr>
-              <w:pStyle w:val="user7"/>
+              <w:pStyle w:val="Style21"/>
               <w:rPr>
                 <w:rFonts w:ascii="Courier New" w:hAnsi="Courier New"/>
                 <w:lang w:val="ru-RU"/>
@@ -10645,7 +10645,7 @@
           </w:tcPr>
           <w:p>
             <w:pPr>
-              <w:pStyle w:val="user7"/>
+              <w:pStyle w:val="Style21"/>
               <w:keepNext w:val="true"/>
               <w:rPr>
                 <w:rFonts w:ascii="Courier New" w:hAnsi="Courier New"/>
@@ -10663,15 +10663,15 @@
         </w:tc>
         <w:tc>
           <w:tcPr>
-            <w:tcW w:w="1442" w:type="dxa"/>
-            <w:tcBorders>
-              <w:left w:val="single" w:sz="2" w:space="0" w:color="000000"/>
-              <w:bottom w:val="single" w:sz="2" w:space="0" w:color="000000"/>
-            </w:tcBorders>
-          </w:tcPr>
-          <w:p>
-            <w:pPr>
-              <w:pStyle w:val="user7"/>
+            <w:tcW w:w="1441" w:type="dxa"/>
+            <w:tcBorders>
+              <w:left w:val="single" w:sz="2" w:space="0" w:color="000000"/>
+              <w:bottom w:val="single" w:sz="2" w:space="0" w:color="000000"/>
+            </w:tcBorders>
+          </w:tcPr>
+          <w:p>
+            <w:pPr>
+              <w:pStyle w:val="Style21"/>
               <w:rPr>
                 <w:rFonts w:ascii="Courier New" w:hAnsi="Courier New"/>
                 <w:lang w:val="ru-RU"/>
@@ -10688,7 +10688,7 @@
         </w:tc>
         <w:tc>
           <w:tcPr>
-            <w:tcW w:w="5248" w:type="dxa"/>
+            <w:tcW w:w="5249" w:type="dxa"/>
             <w:tcBorders>
               <w:left w:val="single" w:sz="2" w:space="0" w:color="000000"/>
               <w:bottom w:val="single" w:sz="2" w:space="0" w:color="000000"/>
@@ -10697,7 +10697,7 @@
           </w:tcPr>
           <w:p>
             <w:pPr>
-              <w:pStyle w:val="user7"/>
+              <w:pStyle w:val="Style21"/>
               <w:rPr>
                 <w:rFonts w:ascii="Courier New" w:hAnsi="Courier New"/>
                 <w:lang w:val="ru-RU"/>
@@ -10751,7 +10751,7 @@
           </w:tcPr>
           <w:p>
             <w:pPr>
-              <w:pStyle w:val="user7"/>
+              <w:pStyle w:val="Style21"/>
               <w:keepNext w:val="true"/>
               <w:rPr>
                 <w:rFonts w:ascii="Courier New" w:hAnsi="Courier New"/>
@@ -10769,15 +10769,15 @@
         </w:tc>
         <w:tc>
           <w:tcPr>
-            <w:tcW w:w="1442" w:type="dxa"/>
-            <w:tcBorders>
-              <w:left w:val="single" w:sz="2" w:space="0" w:color="000000"/>
-              <w:bottom w:val="single" w:sz="2" w:space="0" w:color="000000"/>
-            </w:tcBorders>
-          </w:tcPr>
-          <w:p>
-            <w:pPr>
-              <w:pStyle w:val="user7"/>
+            <w:tcW w:w="1441" w:type="dxa"/>
+            <w:tcBorders>
+              <w:left w:val="single" w:sz="2" w:space="0" w:color="000000"/>
+              <w:bottom w:val="single" w:sz="2" w:space="0" w:color="000000"/>
+            </w:tcBorders>
+          </w:tcPr>
+          <w:p>
+            <w:pPr>
+              <w:pStyle w:val="Style21"/>
               <w:rPr>
                 <w:rFonts w:ascii="Courier New" w:hAnsi="Courier New"/>
                 <w:lang w:val="ru-RU"/>
@@ -10794,7 +10794,7 @@
         </w:tc>
         <w:tc>
           <w:tcPr>
-            <w:tcW w:w="5248" w:type="dxa"/>
+            <w:tcW w:w="5249" w:type="dxa"/>
             <w:tcBorders>
               <w:left w:val="single" w:sz="2" w:space="0" w:color="000000"/>
               <w:bottom w:val="single" w:sz="2" w:space="0" w:color="000000"/>
@@ -10803,7 +10803,7 @@
           </w:tcPr>
           <w:p>
             <w:pPr>
-              <w:pStyle w:val="user7"/>
+              <w:pStyle w:val="Style21"/>
               <w:rPr>
                 <w:rFonts w:ascii="Courier New" w:hAnsi="Courier New"/>
                 <w:lang w:val="ru-RU"/>
@@ -10831,7 +10831,7 @@
           </w:tcPr>
           <w:p>
             <w:pPr>
-              <w:pStyle w:val="user7"/>
+              <w:pStyle w:val="Style21"/>
               <w:keepNext w:val="true"/>
               <w:rPr>
                 <w:rFonts w:ascii="Courier New" w:hAnsi="Courier New"/>
@@ -10849,15 +10849,15 @@
         </w:tc>
         <w:tc>
           <w:tcPr>
-            <w:tcW w:w="1442" w:type="dxa"/>
-            <w:tcBorders>
-              <w:left w:val="single" w:sz="2" w:space="0" w:color="000000"/>
-              <w:bottom w:val="single" w:sz="2" w:space="0" w:color="000000"/>
-            </w:tcBorders>
-          </w:tcPr>
-          <w:p>
-            <w:pPr>
-              <w:pStyle w:val="user7"/>
+            <w:tcW w:w="1441" w:type="dxa"/>
+            <w:tcBorders>
+              <w:left w:val="single" w:sz="2" w:space="0" w:color="000000"/>
+              <w:bottom w:val="single" w:sz="2" w:space="0" w:color="000000"/>
+            </w:tcBorders>
+          </w:tcPr>
+          <w:p>
+            <w:pPr>
+              <w:pStyle w:val="Style21"/>
               <w:rPr>
                 <w:rFonts w:ascii="Courier New" w:hAnsi="Courier New"/>
                 <w:lang w:val="ru-RU"/>
@@ -10874,7 +10874,7 @@
         </w:tc>
         <w:tc>
           <w:tcPr>
-            <w:tcW w:w="5248" w:type="dxa"/>
+            <w:tcW w:w="5249" w:type="dxa"/>
             <w:tcBorders>
               <w:left w:val="single" w:sz="2" w:space="0" w:color="000000"/>
               <w:bottom w:val="single" w:sz="2" w:space="0" w:color="000000"/>
@@ -10883,7 +10883,7 @@
           </w:tcPr>
           <w:p>
             <w:pPr>
-              <w:pStyle w:val="user7"/>
+              <w:pStyle w:val="Style21"/>
               <w:rPr>
                 <w:rFonts w:ascii="Courier New" w:hAnsi="Courier New"/>
                 <w:lang w:val="ru-RU"/>
@@ -10911,7 +10911,7 @@
           </w:tcPr>
           <w:p>
             <w:pPr>
-              <w:pStyle w:val="user7"/>
+              <w:pStyle w:val="Style21"/>
               <w:keepNext w:val="true"/>
               <w:rPr>
                 <w:rFonts w:ascii="Courier New" w:hAnsi="Courier New"/>
@@ -10929,15 +10929,15 @@
         </w:tc>
         <w:tc>
           <w:tcPr>
-            <w:tcW w:w="1442" w:type="dxa"/>
-            <w:tcBorders>
-              <w:left w:val="single" w:sz="2" w:space="0" w:color="000000"/>
-              <w:bottom w:val="single" w:sz="2" w:space="0" w:color="000000"/>
-            </w:tcBorders>
-          </w:tcPr>
-          <w:p>
-            <w:pPr>
-              <w:pStyle w:val="user7"/>
+            <w:tcW w:w="1441" w:type="dxa"/>
+            <w:tcBorders>
+              <w:left w:val="single" w:sz="2" w:space="0" w:color="000000"/>
+              <w:bottom w:val="single" w:sz="2" w:space="0" w:color="000000"/>
+            </w:tcBorders>
+          </w:tcPr>
+          <w:p>
+            <w:pPr>
+              <w:pStyle w:val="Style21"/>
               <w:rPr>
                 <w:rFonts w:ascii="Courier New" w:hAnsi="Courier New"/>
                 <w:lang w:val="ru-RU"/>
@@ -10954,7 +10954,7 @@
         </w:tc>
         <w:tc>
           <w:tcPr>
-            <w:tcW w:w="5248" w:type="dxa"/>
+            <w:tcW w:w="5249" w:type="dxa"/>
             <w:tcBorders>
               <w:left w:val="single" w:sz="2" w:space="0" w:color="000000"/>
               <w:bottom w:val="single" w:sz="2" w:space="0" w:color="000000"/>
@@ -10963,7 +10963,7 @@
           </w:tcPr>
           <w:p>
             <w:pPr>
-              <w:pStyle w:val="user7"/>
+              <w:pStyle w:val="Style21"/>
               <w:rPr>
                 <w:rFonts w:ascii="Courier New" w:hAnsi="Courier New"/>
                 <w:lang w:val="ru-RU"/>
@@ -10991,7 +10991,7 @@
           </w:tcPr>
           <w:p>
             <w:pPr>
-              <w:pStyle w:val="user7"/>
+              <w:pStyle w:val="Style21"/>
               <w:keepNext w:val="true"/>
               <w:rPr>
                 <w:rFonts w:ascii="Courier New" w:hAnsi="Courier New"/>
@@ -11009,15 +11009,15 @@
         </w:tc>
         <w:tc>
           <w:tcPr>
-            <w:tcW w:w="1442" w:type="dxa"/>
-            <w:tcBorders>
-              <w:left w:val="single" w:sz="2" w:space="0" w:color="000000"/>
-              <w:bottom w:val="single" w:sz="2" w:space="0" w:color="000000"/>
-            </w:tcBorders>
-          </w:tcPr>
-          <w:p>
-            <w:pPr>
-              <w:pStyle w:val="user7"/>
+            <w:tcW w:w="1441" w:type="dxa"/>
+            <w:tcBorders>
+              <w:left w:val="single" w:sz="2" w:space="0" w:color="000000"/>
+              <w:bottom w:val="single" w:sz="2" w:space="0" w:color="000000"/>
+            </w:tcBorders>
+          </w:tcPr>
+          <w:p>
+            <w:pPr>
+              <w:pStyle w:val="Style21"/>
               <w:rPr>
                 <w:rFonts w:ascii="Courier New" w:hAnsi="Courier New"/>
                 <w:lang w:val="ru-RU"/>
@@ -11034,7 +11034,7 @@
         </w:tc>
         <w:tc>
           <w:tcPr>
-            <w:tcW w:w="5248" w:type="dxa"/>
+            <w:tcW w:w="5249" w:type="dxa"/>
             <w:tcBorders>
               <w:left w:val="single" w:sz="2" w:space="0" w:color="000000"/>
               <w:bottom w:val="single" w:sz="2" w:space="0" w:color="000000"/>
@@ -11043,7 +11043,7 @@
           </w:tcPr>
           <w:p>
             <w:pPr>
-              <w:pStyle w:val="user7"/>
+              <w:pStyle w:val="Style21"/>
               <w:rPr>
                 <w:rFonts w:ascii="Courier New" w:hAnsi="Courier New"/>
                 <w:lang w:val="ru-RU"/>
@@ -11084,7 +11084,7 @@
           </w:tcPr>
           <w:p>
             <w:pPr>
-              <w:pStyle w:val="user7"/>
+              <w:pStyle w:val="Style21"/>
               <w:rPr>
                 <w:rFonts w:ascii="Courier New" w:hAnsi="Courier New"/>
                 <w:lang w:val="ru-RU"/>
@@ -11101,15 +11101,15 @@
         </w:tc>
         <w:tc>
           <w:tcPr>
-            <w:tcW w:w="1442" w:type="dxa"/>
-            <w:tcBorders>
-              <w:left w:val="single" w:sz="2" w:space="0" w:color="000000"/>
-              <w:bottom w:val="single" w:sz="2" w:space="0" w:color="000000"/>
-            </w:tcBorders>
-          </w:tcPr>
-          <w:p>
-            <w:pPr>
-              <w:pStyle w:val="user7"/>
+            <w:tcW w:w="1441" w:type="dxa"/>
+            <w:tcBorders>
+              <w:left w:val="single" w:sz="2" w:space="0" w:color="000000"/>
+              <w:bottom w:val="single" w:sz="2" w:space="0" w:color="000000"/>
+            </w:tcBorders>
+          </w:tcPr>
+          <w:p>
+            <w:pPr>
+              <w:pStyle w:val="Style21"/>
               <w:rPr>
                 <w:rFonts w:ascii="Courier New" w:hAnsi="Courier New"/>
                 <w:lang w:val="ru-RU"/>
@@ -11126,7 +11126,7 @@
         </w:tc>
         <w:tc>
           <w:tcPr>
-            <w:tcW w:w="5248" w:type="dxa"/>
+            <w:tcW w:w="5249" w:type="dxa"/>
             <w:tcBorders>
               <w:left w:val="single" w:sz="2" w:space="0" w:color="000000"/>
               <w:bottom w:val="single" w:sz="2" w:space="0" w:color="000000"/>
@@ -11135,7 +11135,7 @@
           </w:tcPr>
           <w:p>
             <w:pPr>
-              <w:pStyle w:val="user7"/>
+              <w:pStyle w:val="Style21"/>
               <w:rPr>
                 <w:rFonts w:ascii="Courier New" w:hAnsi="Courier New"/>
                 <w:lang w:val="ru-RU"/>
@@ -11391,7 +11391,7 @@
     </w:p>
     <w:p>
       <w:pPr>
-        <w:pStyle w:val="user6"/>
+        <w:pStyle w:val="Style20"/>
         <w:rPr>
           <w:lang w:val="ru-RU"/>
         </w:rPr>
@@ -11418,8 +11418,8 @@
       </w:tblPr>
       <w:tblGrid>
         <w:gridCol w:w="2665"/>
-        <w:gridCol w:w="1442"/>
-        <w:gridCol w:w="5248"/>
+        <w:gridCol w:w="1441"/>
+        <w:gridCol w:w="5249"/>
       </w:tblGrid>
       <w:tr>
         <w:trPr/>
@@ -11435,7 +11435,7 @@
           </w:tcPr>
           <w:p>
             <w:pPr>
-              <w:pStyle w:val="user8"/>
+              <w:pStyle w:val="Style22"/>
               <w:keepNext w:val="true"/>
               <w:rPr>
                 <w:lang w:val="ru-RU"/>
@@ -11451,7 +11451,7 @@
         </w:tc>
         <w:tc>
           <w:tcPr>
-            <w:tcW w:w="1442" w:type="dxa"/>
+            <w:tcW w:w="1441" w:type="dxa"/>
             <w:tcBorders>
               <w:top w:val="single" w:sz="2" w:space="0" w:color="000000"/>
               <w:left w:val="single" w:sz="2" w:space="0" w:color="000000"/>
@@ -11461,7 +11461,7 @@
           </w:tcPr>
           <w:p>
             <w:pPr>
-              <w:pStyle w:val="user8"/>
+              <w:pStyle w:val="Style22"/>
               <w:rPr>
                 <w:lang w:val="ru-RU"/>
               </w:rPr>
@@ -11476,7 +11476,7 @@
         </w:tc>
         <w:tc>
           <w:tcPr>
-            <w:tcW w:w="5248" w:type="dxa"/>
+            <w:tcW w:w="5249" w:type="dxa"/>
             <w:tcBorders>
               <w:top w:val="single" w:sz="2" w:space="0" w:color="000000"/>
               <w:left w:val="single" w:sz="2" w:space="0" w:color="000000"/>
@@ -11487,7 +11487,7 @@
           </w:tcPr>
           <w:p>
             <w:pPr>
-              <w:pStyle w:val="user8"/>
+              <w:pStyle w:val="Style22"/>
               <w:rPr>
                 <w:lang w:val="ru-RU"/>
               </w:rPr>
@@ -11513,7 +11513,7 @@
           </w:tcPr>
           <w:p>
             <w:pPr>
-              <w:pStyle w:val="user7"/>
+              <w:pStyle w:val="Style21"/>
               <w:keepNext w:val="true"/>
               <w:rPr>
                 <w:rFonts w:ascii="Courier New" w:hAnsi="Courier New"/>
@@ -11531,15 +11531,15 @@
         </w:tc>
         <w:tc>
           <w:tcPr>
-            <w:tcW w:w="1442" w:type="dxa"/>
-            <w:tcBorders>
-              <w:left w:val="single" w:sz="2" w:space="0" w:color="000000"/>
-              <w:bottom w:val="single" w:sz="2" w:space="0" w:color="000000"/>
-            </w:tcBorders>
-          </w:tcPr>
-          <w:p>
-            <w:pPr>
-              <w:pStyle w:val="user7"/>
+            <w:tcW w:w="1441" w:type="dxa"/>
+            <w:tcBorders>
+              <w:left w:val="single" w:sz="2" w:space="0" w:color="000000"/>
+              <w:bottom w:val="single" w:sz="2" w:space="0" w:color="000000"/>
+            </w:tcBorders>
+          </w:tcPr>
+          <w:p>
+            <w:pPr>
+              <w:pStyle w:val="Style21"/>
               <w:rPr>
                 <w:rFonts w:ascii="Courier New" w:hAnsi="Courier New"/>
                 <w:lang w:val="ru-RU"/>
@@ -11556,7 +11556,7 @@
         </w:tc>
         <w:tc>
           <w:tcPr>
-            <w:tcW w:w="5248" w:type="dxa"/>
+            <w:tcW w:w="5249" w:type="dxa"/>
             <w:tcBorders>
               <w:left w:val="single" w:sz="2" w:space="0" w:color="000000"/>
               <w:bottom w:val="single" w:sz="2" w:space="0" w:color="000000"/>
@@ -11565,7 +11565,7 @@
           </w:tcPr>
           <w:p>
             <w:pPr>
-              <w:pStyle w:val="user7"/>
+              <w:pStyle w:val="Style21"/>
               <w:rPr>
                 <w:rFonts w:ascii="Courier New" w:hAnsi="Courier New"/>
                 <w:lang w:val="ru-RU"/>
@@ -11593,7 +11593,7 @@
           </w:tcPr>
           <w:p>
             <w:pPr>
-              <w:pStyle w:val="user7"/>
+              <w:pStyle w:val="Style21"/>
               <w:keepNext w:val="true"/>
               <w:rPr>
                 <w:rFonts w:ascii="Courier New" w:hAnsi="Courier New"/>
@@ -11611,15 +11611,15 @@
         </w:tc>
         <w:tc>
           <w:tcPr>
-            <w:tcW w:w="1442" w:type="dxa"/>
-            <w:tcBorders>
-              <w:left w:val="single" w:sz="2" w:space="0" w:color="000000"/>
-              <w:bottom w:val="single" w:sz="2" w:space="0" w:color="000000"/>
-            </w:tcBorders>
-          </w:tcPr>
-          <w:p>
-            <w:pPr>
-              <w:pStyle w:val="user7"/>
+            <w:tcW w:w="1441" w:type="dxa"/>
+            <w:tcBorders>
+              <w:left w:val="single" w:sz="2" w:space="0" w:color="000000"/>
+              <w:bottom w:val="single" w:sz="2" w:space="0" w:color="000000"/>
+            </w:tcBorders>
+          </w:tcPr>
+          <w:p>
+            <w:pPr>
+              <w:pStyle w:val="Style21"/>
               <w:rPr>
                 <w:rFonts w:ascii="Courier New" w:hAnsi="Courier New"/>
                 <w:lang w:val="ru-RU"/>
@@ -11636,7 +11636,7 @@
         </w:tc>
         <w:tc>
           <w:tcPr>
-            <w:tcW w:w="5248" w:type="dxa"/>
+            <w:tcW w:w="5249" w:type="dxa"/>
             <w:tcBorders>
               <w:left w:val="single" w:sz="2" w:space="0" w:color="000000"/>
               <w:bottom w:val="single" w:sz="2" w:space="0" w:color="000000"/>
@@ -11645,7 +11645,7 @@
           </w:tcPr>
           <w:p>
             <w:pPr>
-              <w:pStyle w:val="user7"/>
+              <w:pStyle w:val="Style21"/>
               <w:rPr>
                 <w:rFonts w:ascii="Courier New" w:hAnsi="Courier New"/>
                 <w:lang w:val="ru-RU"/>
@@ -11673,7 +11673,7 @@
           </w:tcPr>
           <w:p>
             <w:pPr>
-              <w:pStyle w:val="user7"/>
+              <w:pStyle w:val="Style21"/>
               <w:keepNext w:val="true"/>
               <w:rPr>
                 <w:rFonts w:ascii="Courier New" w:hAnsi="Courier New"/>
@@ -11691,15 +11691,15 @@
         </w:tc>
         <w:tc>
           <w:tcPr>
-            <w:tcW w:w="1442" w:type="dxa"/>
-            <w:tcBorders>
-              <w:left w:val="single" w:sz="2" w:space="0" w:color="000000"/>
-              <w:bottom w:val="single" w:sz="2" w:space="0" w:color="000000"/>
-            </w:tcBorders>
-          </w:tcPr>
-          <w:p>
-            <w:pPr>
-              <w:pStyle w:val="user7"/>
+            <w:tcW w:w="1441" w:type="dxa"/>
+            <w:tcBorders>
+              <w:left w:val="single" w:sz="2" w:space="0" w:color="000000"/>
+              <w:bottom w:val="single" w:sz="2" w:space="0" w:color="000000"/>
+            </w:tcBorders>
+          </w:tcPr>
+          <w:p>
+            <w:pPr>
+              <w:pStyle w:val="Style21"/>
               <w:rPr>
                 <w:rFonts w:ascii="Courier New" w:hAnsi="Courier New"/>
                 <w:lang w:val="ru-RU"/>
@@ -11716,7 +11716,7 @@
         </w:tc>
         <w:tc>
           <w:tcPr>
-            <w:tcW w:w="5248" w:type="dxa"/>
+            <w:tcW w:w="5249" w:type="dxa"/>
             <w:tcBorders>
               <w:left w:val="single" w:sz="2" w:space="0" w:color="000000"/>
               <w:bottom w:val="single" w:sz="2" w:space="0" w:color="000000"/>
@@ -11725,7 +11725,7 @@
           </w:tcPr>
           <w:p>
             <w:pPr>
-              <w:pStyle w:val="user7"/>
+              <w:pStyle w:val="Style21"/>
               <w:rPr>
                 <w:rFonts w:ascii="Courier New" w:hAnsi="Courier New"/>
                 <w:lang w:val="ru-RU"/>
@@ -11753,7 +11753,7 @@
           </w:tcPr>
           <w:p>
             <w:pPr>
-              <w:pStyle w:val="user7"/>
+              <w:pStyle w:val="Style21"/>
               <w:keepNext w:val="true"/>
               <w:rPr>
                 <w:rFonts w:ascii="Courier New" w:hAnsi="Courier New"/>
@@ -11771,15 +11771,15 @@
         </w:tc>
         <w:tc>
           <w:tcPr>
-            <w:tcW w:w="1442" w:type="dxa"/>
-            <w:tcBorders>
-              <w:left w:val="single" w:sz="2" w:space="0" w:color="000000"/>
-              <w:bottom w:val="single" w:sz="2" w:space="0" w:color="000000"/>
-            </w:tcBorders>
-          </w:tcPr>
-          <w:p>
-            <w:pPr>
-              <w:pStyle w:val="user7"/>
+            <w:tcW w:w="1441" w:type="dxa"/>
+            <w:tcBorders>
+              <w:left w:val="single" w:sz="2" w:space="0" w:color="000000"/>
+              <w:bottom w:val="single" w:sz="2" w:space="0" w:color="000000"/>
+            </w:tcBorders>
+          </w:tcPr>
+          <w:p>
+            <w:pPr>
+              <w:pStyle w:val="Style21"/>
               <w:rPr>
                 <w:rFonts w:ascii="Courier New" w:hAnsi="Courier New"/>
                 <w:lang w:val="ru-RU"/>
@@ -11796,7 +11796,7 @@
         </w:tc>
         <w:tc>
           <w:tcPr>
-            <w:tcW w:w="5248" w:type="dxa"/>
+            <w:tcW w:w="5249" w:type="dxa"/>
             <w:tcBorders>
               <w:left w:val="single" w:sz="2" w:space="0" w:color="000000"/>
               <w:bottom w:val="single" w:sz="2" w:space="0" w:color="000000"/>
@@ -11805,7 +11805,7 @@
           </w:tcPr>
           <w:p>
             <w:pPr>
-              <w:pStyle w:val="user7"/>
+              <w:pStyle w:val="Style21"/>
               <w:rPr>
                 <w:rFonts w:ascii="Courier New" w:hAnsi="Courier New"/>
                 <w:lang w:val="ru-RU"/>
@@ -11833,7 +11833,7 @@
           </w:tcPr>
           <w:p>
             <w:pPr>
-              <w:pStyle w:val="user7"/>
+              <w:pStyle w:val="Style21"/>
               <w:keepNext w:val="true"/>
               <w:rPr>
                 <w:rFonts w:ascii="Courier New" w:hAnsi="Courier New"/>
@@ -11851,15 +11851,15 @@
         </w:tc>
         <w:tc>
           <w:tcPr>
-            <w:tcW w:w="1442" w:type="dxa"/>
-            <w:tcBorders>
-              <w:left w:val="single" w:sz="2" w:space="0" w:color="000000"/>
-              <w:bottom w:val="single" w:sz="2" w:space="0" w:color="000000"/>
-            </w:tcBorders>
-          </w:tcPr>
-          <w:p>
-            <w:pPr>
-              <w:pStyle w:val="user7"/>
+            <w:tcW w:w="1441" w:type="dxa"/>
+            <w:tcBorders>
+              <w:left w:val="single" w:sz="2" w:space="0" w:color="000000"/>
+              <w:bottom w:val="single" w:sz="2" w:space="0" w:color="000000"/>
+            </w:tcBorders>
+          </w:tcPr>
+          <w:p>
+            <w:pPr>
+              <w:pStyle w:val="Style21"/>
               <w:rPr>
                 <w:rFonts w:ascii="Courier New" w:hAnsi="Courier New"/>
                 <w:lang w:val="ru-RU"/>
@@ -11876,7 +11876,7 @@
         </w:tc>
         <w:tc>
           <w:tcPr>
-            <w:tcW w:w="5248" w:type="dxa"/>
+            <w:tcW w:w="5249" w:type="dxa"/>
             <w:tcBorders>
               <w:left w:val="single" w:sz="2" w:space="0" w:color="000000"/>
               <w:bottom w:val="single" w:sz="2" w:space="0" w:color="000000"/>
@@ -11885,7 +11885,7 @@
           </w:tcPr>
           <w:p>
             <w:pPr>
-              <w:pStyle w:val="user7"/>
+              <w:pStyle w:val="Style21"/>
               <w:rPr>
                 <w:rFonts w:ascii="Courier New" w:hAnsi="Courier New"/>
                 <w:lang w:val="ru-RU"/>
@@ -11913,7 +11913,7 @@
           </w:tcPr>
           <w:p>
             <w:pPr>
-              <w:pStyle w:val="user7"/>
+              <w:pStyle w:val="Style21"/>
               <w:keepNext w:val="true"/>
               <w:rPr>
                 <w:rFonts w:ascii="Courier New" w:hAnsi="Courier New"/>
@@ -11931,15 +11931,15 @@
         </w:tc>
         <w:tc>
           <w:tcPr>
-            <w:tcW w:w="1442" w:type="dxa"/>
-            <w:tcBorders>
-              <w:left w:val="single" w:sz="2" w:space="0" w:color="000000"/>
-              <w:bottom w:val="single" w:sz="2" w:space="0" w:color="000000"/>
-            </w:tcBorders>
-          </w:tcPr>
-          <w:p>
-            <w:pPr>
-              <w:pStyle w:val="user7"/>
+            <w:tcW w:w="1441" w:type="dxa"/>
+            <w:tcBorders>
+              <w:left w:val="single" w:sz="2" w:space="0" w:color="000000"/>
+              <w:bottom w:val="single" w:sz="2" w:space="0" w:color="000000"/>
+            </w:tcBorders>
+          </w:tcPr>
+          <w:p>
+            <w:pPr>
+              <w:pStyle w:val="Style21"/>
               <w:rPr>
                 <w:rFonts w:ascii="Courier New" w:hAnsi="Courier New"/>
                 <w:lang w:val="ru-RU"/>
@@ -11956,7 +11956,7 @@
         </w:tc>
         <w:tc>
           <w:tcPr>
-            <w:tcW w:w="5248" w:type="dxa"/>
+            <w:tcW w:w="5249" w:type="dxa"/>
             <w:tcBorders>
               <w:left w:val="single" w:sz="2" w:space="0" w:color="000000"/>
               <w:bottom w:val="single" w:sz="2" w:space="0" w:color="000000"/>
@@ -11965,7 +11965,7 @@
           </w:tcPr>
           <w:p>
             <w:pPr>
-              <w:pStyle w:val="user7"/>
+              <w:pStyle w:val="Style21"/>
               <w:rPr>
                 <w:rFonts w:ascii="Courier New" w:hAnsi="Courier New"/>
                 <w:lang w:val="ru-RU"/>
@@ -11993,7 +11993,7 @@
           </w:tcPr>
           <w:p>
             <w:pPr>
-              <w:pStyle w:val="user7"/>
+              <w:pStyle w:val="Style21"/>
               <w:rPr>
                 <w:rFonts w:ascii="Courier New" w:hAnsi="Courier New"/>
                 <w:lang w:val="ru-RU"/>
@@ -12010,15 +12010,15 @@
         </w:tc>
         <w:tc>
           <w:tcPr>
-            <w:tcW w:w="1442" w:type="dxa"/>
-            <w:tcBorders>
-              <w:left w:val="single" w:sz="2" w:space="0" w:color="000000"/>
-              <w:bottom w:val="single" w:sz="2" w:space="0" w:color="000000"/>
-            </w:tcBorders>
-          </w:tcPr>
-          <w:p>
-            <w:pPr>
-              <w:pStyle w:val="user7"/>
+            <w:tcW w:w="1441" w:type="dxa"/>
+            <w:tcBorders>
+              <w:left w:val="single" w:sz="2" w:space="0" w:color="000000"/>
+              <w:bottom w:val="single" w:sz="2" w:space="0" w:color="000000"/>
+            </w:tcBorders>
+          </w:tcPr>
+          <w:p>
+            <w:pPr>
+              <w:pStyle w:val="Style21"/>
               <w:rPr>
                 <w:rFonts w:ascii="Courier New" w:hAnsi="Courier New"/>
                 <w:lang w:val="ru-RU"/>
@@ -12035,7 +12035,7 @@
         </w:tc>
         <w:tc>
           <w:tcPr>
-            <w:tcW w:w="5248" w:type="dxa"/>
+            <w:tcW w:w="5249" w:type="dxa"/>
             <w:tcBorders>
               <w:left w:val="single" w:sz="2" w:space="0" w:color="000000"/>
               <w:bottom w:val="single" w:sz="2" w:space="0" w:color="000000"/>
@@ -12044,7 +12044,7 @@
           </w:tcPr>
           <w:p>
             <w:pPr>
-              <w:pStyle w:val="user7"/>
+              <w:pStyle w:val="Style21"/>
               <w:rPr>
                 <w:rFonts w:ascii="Courier New" w:hAnsi="Courier New"/>
                 <w:lang w:val="ru-RU"/>
@@ -12255,7 +12255,7 @@
     </w:p>
     <w:p>
       <w:pPr>
-        <w:pStyle w:val="user6"/>
+        <w:pStyle w:val="Style20"/>
         <w:rPr>
           <w:lang w:val="ru-RU"/>
         </w:rPr>
@@ -12282,8 +12282,8 @@
       </w:tblPr>
       <w:tblGrid>
         <w:gridCol w:w="2665"/>
-        <w:gridCol w:w="1442"/>
-        <w:gridCol w:w="5248"/>
+        <w:gridCol w:w="1441"/>
+        <w:gridCol w:w="5249"/>
       </w:tblGrid>
       <w:tr>
         <w:trPr/>
@@ -12299,7 +12299,7 @@
           </w:tcPr>
           <w:p>
             <w:pPr>
-              <w:pStyle w:val="user8"/>
+              <w:pStyle w:val="Style22"/>
               <w:keepNext w:val="true"/>
               <w:rPr>
                 <w:lang w:val="ru-RU"/>
@@ -12315,7 +12315,7 @@
         </w:tc>
         <w:tc>
           <w:tcPr>
-            <w:tcW w:w="1442" w:type="dxa"/>
+            <w:tcW w:w="1441" w:type="dxa"/>
             <w:tcBorders>
               <w:top w:val="single" w:sz="2" w:space="0" w:color="000000"/>
               <w:left w:val="single" w:sz="2" w:space="0" w:color="000000"/>
@@ -12325,7 +12325,7 @@
           </w:tcPr>
           <w:p>
             <w:pPr>
-              <w:pStyle w:val="user8"/>
+              <w:pStyle w:val="Style22"/>
               <w:rPr>
                 <w:lang w:val="ru-RU"/>
               </w:rPr>
@@ -12340,7 +12340,7 @@
         </w:tc>
         <w:tc>
           <w:tcPr>
-            <w:tcW w:w="5248" w:type="dxa"/>
+            <w:tcW w:w="5249" w:type="dxa"/>
             <w:tcBorders>
               <w:top w:val="single" w:sz="2" w:space="0" w:color="000000"/>
               <w:left w:val="single" w:sz="2" w:space="0" w:color="000000"/>
@@ -12351,7 +12351,7 @@
           </w:tcPr>
           <w:p>
             <w:pPr>
-              <w:pStyle w:val="user8"/>
+              <w:pStyle w:val="Style22"/>
               <w:rPr>
                 <w:lang w:val="ru-RU"/>
               </w:rPr>
@@ -12377,7 +12377,7 @@
           </w:tcPr>
           <w:p>
             <w:pPr>
-              <w:pStyle w:val="user7"/>
+              <w:pStyle w:val="Style21"/>
               <w:keepNext w:val="true"/>
               <w:rPr>
                 <w:rFonts w:ascii="Courier New" w:hAnsi="Courier New"/>
@@ -12395,15 +12395,15 @@
         </w:tc>
         <w:tc>
           <w:tcPr>
-            <w:tcW w:w="1442" w:type="dxa"/>
-            <w:tcBorders>
-              <w:left w:val="single" w:sz="2" w:space="0" w:color="000000"/>
-              <w:bottom w:val="single" w:sz="2" w:space="0" w:color="000000"/>
-            </w:tcBorders>
-          </w:tcPr>
-          <w:p>
-            <w:pPr>
-              <w:pStyle w:val="user7"/>
+            <w:tcW w:w="1441" w:type="dxa"/>
+            <w:tcBorders>
+              <w:left w:val="single" w:sz="2" w:space="0" w:color="000000"/>
+              <w:bottom w:val="single" w:sz="2" w:space="0" w:color="000000"/>
+            </w:tcBorders>
+          </w:tcPr>
+          <w:p>
+            <w:pPr>
+              <w:pStyle w:val="Style21"/>
               <w:rPr>
                 <w:rFonts w:ascii="Courier New" w:hAnsi="Courier New"/>
                 <w:lang w:val="ru-RU"/>
@@ -12420,7 +12420,7 @@
         </w:tc>
         <w:tc>
           <w:tcPr>
-            <w:tcW w:w="5248" w:type="dxa"/>
+            <w:tcW w:w="5249" w:type="dxa"/>
             <w:tcBorders>
               <w:left w:val="single" w:sz="2" w:space="0" w:color="000000"/>
               <w:bottom w:val="single" w:sz="2" w:space="0" w:color="000000"/>
@@ -12429,7 +12429,7 @@
           </w:tcPr>
           <w:p>
             <w:pPr>
-              <w:pStyle w:val="user7"/>
+              <w:pStyle w:val="Style21"/>
               <w:rPr>
                 <w:rFonts w:ascii="Courier New" w:hAnsi="Courier New"/>
                 <w:lang w:val="ru-RU"/>
@@ -12470,7 +12470,7 @@
           </w:tcPr>
           <w:p>
             <w:pPr>
-              <w:pStyle w:val="user7"/>
+              <w:pStyle w:val="Style21"/>
               <w:keepNext w:val="true"/>
               <w:rPr>
                 <w:rFonts w:ascii="Courier New" w:hAnsi="Courier New"/>
@@ -12488,15 +12488,15 @@
         </w:tc>
         <w:tc>
           <w:tcPr>
-            <w:tcW w:w="1442" w:type="dxa"/>
-            <w:tcBorders>
-              <w:left w:val="single" w:sz="2" w:space="0" w:color="000000"/>
-              <w:bottom w:val="single" w:sz="2" w:space="0" w:color="000000"/>
-            </w:tcBorders>
-          </w:tcPr>
-          <w:p>
-            <w:pPr>
-              <w:pStyle w:val="user7"/>
+            <w:tcW w:w="1441" w:type="dxa"/>
+            <w:tcBorders>
+              <w:left w:val="single" w:sz="2" w:space="0" w:color="000000"/>
+              <w:bottom w:val="single" w:sz="2" w:space="0" w:color="000000"/>
+            </w:tcBorders>
+          </w:tcPr>
+          <w:p>
+            <w:pPr>
+              <w:pStyle w:val="Style21"/>
               <w:rPr>
                 <w:rFonts w:ascii="Courier New" w:hAnsi="Courier New"/>
                 <w:lang w:val="ru-RU"/>
@@ -12513,7 +12513,7 @@
         </w:tc>
         <w:tc>
           <w:tcPr>
-            <w:tcW w:w="5248" w:type="dxa"/>
+            <w:tcW w:w="5249" w:type="dxa"/>
             <w:tcBorders>
               <w:left w:val="single" w:sz="2" w:space="0" w:color="000000"/>
               <w:bottom w:val="single" w:sz="2" w:space="0" w:color="000000"/>
@@ -12522,7 +12522,7 @@
           </w:tcPr>
           <w:p>
             <w:pPr>
-              <w:pStyle w:val="user7"/>
+              <w:pStyle w:val="Style21"/>
               <w:rPr>
                 <w:rFonts w:ascii="Courier New" w:hAnsi="Courier New"/>
                 <w:lang w:val="ru-RU"/>
@@ -12563,7 +12563,7 @@
           </w:tcPr>
           <w:p>
             <w:pPr>
-              <w:pStyle w:val="user7"/>
+              <w:pStyle w:val="Style21"/>
               <w:keepNext w:val="true"/>
               <w:rPr>
                 <w:rFonts w:ascii="Courier New" w:hAnsi="Courier New"/>
@@ -12581,15 +12581,15 @@
         </w:tc>
         <w:tc>
           <w:tcPr>
-            <w:tcW w:w="1442" w:type="dxa"/>
-            <w:tcBorders>
-              <w:left w:val="single" w:sz="2" w:space="0" w:color="000000"/>
-              <w:bottom w:val="single" w:sz="2" w:space="0" w:color="000000"/>
-            </w:tcBorders>
-          </w:tcPr>
-          <w:p>
-            <w:pPr>
-              <w:pStyle w:val="user7"/>
+            <w:tcW w:w="1441" w:type="dxa"/>
+            <w:tcBorders>
+              <w:left w:val="single" w:sz="2" w:space="0" w:color="000000"/>
+              <w:bottom w:val="single" w:sz="2" w:space="0" w:color="000000"/>
+            </w:tcBorders>
+          </w:tcPr>
+          <w:p>
+            <w:pPr>
+              <w:pStyle w:val="Style21"/>
               <w:rPr>
                 <w:rFonts w:ascii="Courier New" w:hAnsi="Courier New"/>
                 <w:lang w:val="ru-RU"/>
@@ -12606,7 +12606,7 @@
         </w:tc>
         <w:tc>
           <w:tcPr>
-            <w:tcW w:w="5248" w:type="dxa"/>
+            <w:tcW w:w="5249" w:type="dxa"/>
             <w:tcBorders>
               <w:left w:val="single" w:sz="2" w:space="0" w:color="000000"/>
               <w:bottom w:val="single" w:sz="2" w:space="0" w:color="000000"/>
@@ -12615,7 +12615,7 @@
           </w:tcPr>
           <w:p>
             <w:pPr>
-              <w:pStyle w:val="user7"/>
+              <w:pStyle w:val="Style21"/>
               <w:rPr>
                 <w:rFonts w:ascii="Courier New" w:hAnsi="Courier New"/>
                 <w:lang w:val="ru-RU"/>
@@ -12643,7 +12643,7 @@
           </w:tcPr>
           <w:p>
             <w:pPr>
-              <w:pStyle w:val="user7"/>
+              <w:pStyle w:val="Style21"/>
               <w:keepNext w:val="true"/>
               <w:rPr>
                 <w:rFonts w:ascii="Courier New" w:hAnsi="Courier New"/>
@@ -12661,15 +12661,15 @@
         </w:tc>
         <w:tc>
           <w:tcPr>
-            <w:tcW w:w="1442" w:type="dxa"/>
-            <w:tcBorders>
-              <w:left w:val="single" w:sz="2" w:space="0" w:color="000000"/>
-              <w:bottom w:val="single" w:sz="2" w:space="0" w:color="000000"/>
-            </w:tcBorders>
-          </w:tcPr>
-          <w:p>
-            <w:pPr>
-              <w:pStyle w:val="user7"/>
+            <w:tcW w:w="1441" w:type="dxa"/>
+            <w:tcBorders>
+              <w:left w:val="single" w:sz="2" w:space="0" w:color="000000"/>
+              <w:bottom w:val="single" w:sz="2" w:space="0" w:color="000000"/>
+            </w:tcBorders>
+          </w:tcPr>
+          <w:p>
+            <w:pPr>
+              <w:pStyle w:val="Style21"/>
               <w:rPr>
                 <w:rFonts w:ascii="Courier New" w:hAnsi="Courier New"/>
                 <w:lang w:val="ru-RU"/>
@@ -12686,7 +12686,7 @@
         </w:tc>
         <w:tc>
           <w:tcPr>
-            <w:tcW w:w="5248" w:type="dxa"/>
+            <w:tcW w:w="5249" w:type="dxa"/>
             <w:tcBorders>
               <w:left w:val="single" w:sz="2" w:space="0" w:color="000000"/>
               <w:bottom w:val="single" w:sz="2" w:space="0" w:color="000000"/>
@@ -12695,7 +12695,7 @@
           </w:tcPr>
           <w:p>
             <w:pPr>
-              <w:pStyle w:val="user7"/>
+              <w:pStyle w:val="Style21"/>
               <w:rPr>
                 <w:rFonts w:ascii="Courier New" w:hAnsi="Courier New"/>
                 <w:lang w:val="ru-RU"/>
@@ -12736,7 +12736,7 @@
           </w:tcPr>
           <w:p>
             <w:pPr>
-              <w:pStyle w:val="user7"/>
+              <w:pStyle w:val="Style21"/>
               <w:keepNext w:val="true"/>
               <w:rPr>
                 <w:rFonts w:ascii="Courier New" w:hAnsi="Courier New"/>
@@ -12754,15 +12754,15 @@
         </w:tc>
         <w:tc>
           <w:tcPr>
-            <w:tcW w:w="1442" w:type="dxa"/>
-            <w:tcBorders>
-              <w:left w:val="single" w:sz="2" w:space="0" w:color="000000"/>
-              <w:bottom w:val="single" w:sz="2" w:space="0" w:color="000000"/>
-            </w:tcBorders>
-          </w:tcPr>
-          <w:p>
-            <w:pPr>
-              <w:pStyle w:val="user7"/>
+            <w:tcW w:w="1441" w:type="dxa"/>
+            <w:tcBorders>
+              <w:left w:val="single" w:sz="2" w:space="0" w:color="000000"/>
+              <w:bottom w:val="single" w:sz="2" w:space="0" w:color="000000"/>
+            </w:tcBorders>
+          </w:tcPr>
+          <w:p>
+            <w:pPr>
+              <w:pStyle w:val="Style21"/>
               <w:rPr>
                 <w:rFonts w:ascii="Courier New" w:hAnsi="Courier New"/>
                 <w:lang w:val="ru-RU"/>
@@ -12779,7 +12779,7 @@
         </w:tc>
         <w:tc>
           <w:tcPr>
-            <w:tcW w:w="5248" w:type="dxa"/>
+            <w:tcW w:w="5249" w:type="dxa"/>
             <w:tcBorders>
               <w:left w:val="single" w:sz="2" w:space="0" w:color="000000"/>
               <w:bottom w:val="single" w:sz="2" w:space="0" w:color="000000"/>
@@ -12788,7 +12788,7 @@
           </w:tcPr>
           <w:p>
             <w:pPr>
-              <w:pStyle w:val="user7"/>
+              <w:pStyle w:val="Style21"/>
               <w:rPr>
                 <w:rFonts w:ascii="Courier New" w:hAnsi="Courier New"/>
                 <w:lang w:val="ru-RU"/>
@@ -12816,7 +12816,7 @@
           </w:tcPr>
           <w:p>
             <w:pPr>
-              <w:pStyle w:val="user7"/>
+              <w:pStyle w:val="Style21"/>
               <w:rPr>
                 <w:rFonts w:ascii="Courier New" w:hAnsi="Courier New"/>
                 <w:lang w:val="ru-RU"/>
@@ -12833,15 +12833,15 @@
         </w:tc>
         <w:tc>
           <w:tcPr>
-            <w:tcW w:w="1442" w:type="dxa"/>
-            <w:tcBorders>
-              <w:left w:val="single" w:sz="2" w:space="0" w:color="000000"/>
-              <w:bottom w:val="single" w:sz="2" w:space="0" w:color="000000"/>
-            </w:tcBorders>
-          </w:tcPr>
-          <w:p>
-            <w:pPr>
-              <w:pStyle w:val="user7"/>
+            <w:tcW w:w="1441" w:type="dxa"/>
+            <w:tcBorders>
+              <w:left w:val="single" w:sz="2" w:space="0" w:color="000000"/>
+              <w:bottom w:val="single" w:sz="2" w:space="0" w:color="000000"/>
+            </w:tcBorders>
+          </w:tcPr>
+          <w:p>
+            <w:pPr>
+              <w:pStyle w:val="Style21"/>
               <w:rPr>
                 <w:rFonts w:ascii="Courier New" w:hAnsi="Courier New"/>
                 <w:lang w:val="ru-RU"/>
@@ -12858,7 +12858,7 @@
         </w:tc>
         <w:tc>
           <w:tcPr>
-            <w:tcW w:w="5248" w:type="dxa"/>
+            <w:tcW w:w="5249" w:type="dxa"/>
             <w:tcBorders>
               <w:left w:val="single" w:sz="2" w:space="0" w:color="000000"/>
               <w:bottom w:val="single" w:sz="2" w:space="0" w:color="000000"/>
@@ -12867,7 +12867,7 @@
           </w:tcPr>
           <w:p>
             <w:pPr>
-              <w:pStyle w:val="user7"/>
+              <w:pStyle w:val="Style21"/>
               <w:rPr>
                 <w:rFonts w:ascii="Courier New" w:hAnsi="Courier New"/>
                 <w:lang w:val="ru-RU"/>
@@ -13078,7 +13078,7 @@
     </w:p>
     <w:p>
       <w:pPr>
-        <w:pStyle w:val="user6"/>
+        <w:pStyle w:val="Style20"/>
         <w:rPr>
           <w:lang w:val="ru-RU"/>
         </w:rPr>
@@ -13105,8 +13105,8 @@
       </w:tblPr>
       <w:tblGrid>
         <w:gridCol w:w="2665"/>
-        <w:gridCol w:w="1442"/>
-        <w:gridCol w:w="5248"/>
+        <w:gridCol w:w="1441"/>
+        <w:gridCol w:w="5249"/>
       </w:tblGrid>
       <w:tr>
         <w:trPr/>
@@ -13122,7 +13122,7 @@
           </w:tcPr>
           <w:p>
             <w:pPr>
-              <w:pStyle w:val="user8"/>
+              <w:pStyle w:val="Style22"/>
               <w:keepNext w:val="true"/>
               <w:rPr>
                 <w:lang w:val="ru-RU"/>
@@ -13138,7 +13138,7 @@
         </w:tc>
         <w:tc>
           <w:tcPr>
-            <w:tcW w:w="1442" w:type="dxa"/>
+            <w:tcW w:w="1441" w:type="dxa"/>
             <w:tcBorders>
               <w:top w:val="single" w:sz="2" w:space="0" w:color="000000"/>
               <w:left w:val="single" w:sz="2" w:space="0" w:color="000000"/>
@@ -13148,7 +13148,7 @@
           </w:tcPr>
           <w:p>
             <w:pPr>
-              <w:pStyle w:val="user8"/>
+              <w:pStyle w:val="Style22"/>
               <w:rPr>
                 <w:lang w:val="ru-RU"/>
               </w:rPr>
@@ -13163,7 +13163,7 @@
         </w:tc>
         <w:tc>
           <w:tcPr>
-            <w:tcW w:w="5248" w:type="dxa"/>
+            <w:tcW w:w="5249" w:type="dxa"/>
             <w:tcBorders>
               <w:top w:val="single" w:sz="2" w:space="0" w:color="000000"/>
               <w:left w:val="single" w:sz="2" w:space="0" w:color="000000"/>
@@ -13174,7 +13174,7 @@
           </w:tcPr>
           <w:p>
             <w:pPr>
-              <w:pStyle w:val="user8"/>
+              <w:pStyle w:val="Style22"/>
               <w:rPr>
                 <w:lang w:val="ru-RU"/>
               </w:rPr>
@@ -13200,7 +13200,7 @@
           </w:tcPr>
           <w:p>
             <w:pPr>
-              <w:pStyle w:val="user7"/>
+              <w:pStyle w:val="Style21"/>
               <w:keepNext w:val="true"/>
               <w:rPr>
                 <w:rFonts w:ascii="Courier New" w:hAnsi="Courier New"/>
@@ -13218,15 +13218,15 @@
         </w:tc>
         <w:tc>
           <w:tcPr>
-            <w:tcW w:w="1442" w:type="dxa"/>
-            <w:tcBorders>
-              <w:left w:val="single" w:sz="2" w:space="0" w:color="000000"/>
-              <w:bottom w:val="single" w:sz="2" w:space="0" w:color="000000"/>
-            </w:tcBorders>
-          </w:tcPr>
-          <w:p>
-            <w:pPr>
-              <w:pStyle w:val="user7"/>
+            <w:tcW w:w="1441" w:type="dxa"/>
+            <w:tcBorders>
+              <w:left w:val="single" w:sz="2" w:space="0" w:color="000000"/>
+              <w:bottom w:val="single" w:sz="2" w:space="0" w:color="000000"/>
+            </w:tcBorders>
+          </w:tcPr>
+          <w:p>
+            <w:pPr>
+              <w:pStyle w:val="Style21"/>
               <w:rPr>
                 <w:rFonts w:ascii="Courier New" w:hAnsi="Courier New"/>
                 <w:lang w:val="ru-RU"/>
@@ -13243,7 +13243,7 @@
         </w:tc>
         <w:tc>
           <w:tcPr>
-            <w:tcW w:w="5248" w:type="dxa"/>
+            <w:tcW w:w="5249" w:type="dxa"/>
             <w:tcBorders>
               <w:left w:val="single" w:sz="2" w:space="0" w:color="000000"/>
               <w:bottom w:val="single" w:sz="2" w:space="0" w:color="000000"/>
@@ -13252,7 +13252,7 @@
           </w:tcPr>
           <w:p>
             <w:pPr>
-              <w:pStyle w:val="user7"/>
+              <w:pStyle w:val="Style21"/>
               <w:rPr>
                 <w:rFonts w:ascii="Courier New" w:hAnsi="Courier New"/>
                 <w:lang w:val="ru-RU"/>
@@ -13293,7 +13293,7 @@
           </w:tcPr>
           <w:p>
             <w:pPr>
-              <w:pStyle w:val="user7"/>
+              <w:pStyle w:val="Style21"/>
               <w:keepNext w:val="true"/>
               <w:rPr>
                 <w:rFonts w:ascii="Courier New" w:hAnsi="Courier New"/>
@@ -13311,15 +13311,15 @@
         </w:tc>
         <w:tc>
           <w:tcPr>
-            <w:tcW w:w="1442" w:type="dxa"/>
-            <w:tcBorders>
-              <w:left w:val="single" w:sz="2" w:space="0" w:color="000000"/>
-              <w:bottom w:val="single" w:sz="2" w:space="0" w:color="000000"/>
-            </w:tcBorders>
-          </w:tcPr>
-          <w:p>
-            <w:pPr>
-              <w:pStyle w:val="user7"/>
+            <w:tcW w:w="1441" w:type="dxa"/>
+            <w:tcBorders>
+              <w:left w:val="single" w:sz="2" w:space="0" w:color="000000"/>
+              <w:bottom w:val="single" w:sz="2" w:space="0" w:color="000000"/>
+            </w:tcBorders>
+          </w:tcPr>
+          <w:p>
+            <w:pPr>
+              <w:pStyle w:val="Style21"/>
               <w:rPr>
                 <w:rFonts w:ascii="Courier New" w:hAnsi="Courier New"/>
                 <w:lang w:val="ru-RU"/>
@@ -13336,7 +13336,7 @@
         </w:tc>
         <w:tc>
           <w:tcPr>
-            <w:tcW w:w="5248" w:type="dxa"/>
+            <w:tcW w:w="5249" w:type="dxa"/>
             <w:tcBorders>
               <w:left w:val="single" w:sz="2" w:space="0" w:color="000000"/>
               <w:bottom w:val="single" w:sz="2" w:space="0" w:color="000000"/>
@@ -13345,7 +13345,7 @@
           </w:tcPr>
           <w:p>
             <w:pPr>
-              <w:pStyle w:val="user7"/>
+              <w:pStyle w:val="Style21"/>
               <w:rPr>
                 <w:rFonts w:ascii="Courier New" w:hAnsi="Courier New"/>
                 <w:lang w:val="ru-RU"/>
@@ -13399,7 +13399,7 @@
           </w:tcPr>
           <w:p>
             <w:pPr>
-              <w:pStyle w:val="user7"/>
+              <w:pStyle w:val="Style21"/>
               <w:keepNext w:val="true"/>
               <w:rPr>
                 <w:rFonts w:ascii="Courier New" w:hAnsi="Courier New"/>
@@ -13417,15 +13417,15 @@
         </w:tc>
         <w:tc>
           <w:tcPr>
-            <w:tcW w:w="1442" w:type="dxa"/>
-            <w:tcBorders>
-              <w:left w:val="single" w:sz="2" w:space="0" w:color="000000"/>
-              <w:bottom w:val="single" w:sz="2" w:space="0" w:color="000000"/>
-            </w:tcBorders>
-          </w:tcPr>
-          <w:p>
-            <w:pPr>
-              <w:pStyle w:val="user7"/>
+            <w:tcW w:w="1441" w:type="dxa"/>
+            <w:tcBorders>
+              <w:left w:val="single" w:sz="2" w:space="0" w:color="000000"/>
+              <w:bottom w:val="single" w:sz="2" w:space="0" w:color="000000"/>
+            </w:tcBorders>
+          </w:tcPr>
+          <w:p>
+            <w:pPr>
+              <w:pStyle w:val="Style21"/>
               <w:rPr>
                 <w:rFonts w:ascii="Courier New" w:hAnsi="Courier New"/>
                 <w:lang w:val="ru-RU"/>
@@ -13442,7 +13442,7 @@
         </w:tc>
         <w:tc>
           <w:tcPr>
-            <w:tcW w:w="5248" w:type="dxa"/>
+            <w:tcW w:w="5249" w:type="dxa"/>
             <w:tcBorders>
               <w:left w:val="single" w:sz="2" w:space="0" w:color="000000"/>
               <w:bottom w:val="single" w:sz="2" w:space="0" w:color="000000"/>
@@ -13451,7 +13451,7 @@
           </w:tcPr>
           <w:p>
             <w:pPr>
-              <w:pStyle w:val="user7"/>
+              <w:pStyle w:val="Style21"/>
               <w:rPr>
                 <w:rFonts w:ascii="Courier New" w:hAnsi="Courier New"/>
                 <w:lang w:val="ru-RU"/>
@@ -13492,7 +13492,7 @@
           </w:tcPr>
           <w:p>
             <w:pPr>
-              <w:pStyle w:val="user7"/>
+              <w:pStyle w:val="Style21"/>
               <w:keepNext w:val="true"/>
               <w:rPr>
                 <w:rFonts w:ascii="Courier New" w:hAnsi="Courier New"/>
@@ -13510,15 +13510,15 @@
         </w:tc>
         <w:tc>
           <w:tcPr>
-            <w:tcW w:w="1442" w:type="dxa"/>
-            <w:tcBorders>
-              <w:left w:val="single" w:sz="2" w:space="0" w:color="000000"/>
-              <w:bottom w:val="single" w:sz="2" w:space="0" w:color="000000"/>
-            </w:tcBorders>
-          </w:tcPr>
-          <w:p>
-            <w:pPr>
-              <w:pStyle w:val="user7"/>
+            <w:tcW w:w="1441" w:type="dxa"/>
+            <w:tcBorders>
+              <w:left w:val="single" w:sz="2" w:space="0" w:color="000000"/>
+              <w:bottom w:val="single" w:sz="2" w:space="0" w:color="000000"/>
+            </w:tcBorders>
+          </w:tcPr>
+          <w:p>
+            <w:pPr>
+              <w:pStyle w:val="Style21"/>
               <w:rPr>
                 <w:rFonts w:ascii="Courier New" w:hAnsi="Courier New"/>
                 <w:lang w:val="ru-RU"/>
@@ -13535,7 +13535,7 @@
         </w:tc>
         <w:tc>
           <w:tcPr>
-            <w:tcW w:w="5248" w:type="dxa"/>
+            <w:tcW w:w="5249" w:type="dxa"/>
             <w:tcBorders>
               <w:left w:val="single" w:sz="2" w:space="0" w:color="000000"/>
               <w:bottom w:val="single" w:sz="2" w:space="0" w:color="000000"/>
@@ -13544,7 +13544,7 @@
           </w:tcPr>
           <w:p>
             <w:pPr>
-              <w:pStyle w:val="user7"/>
+              <w:pStyle w:val="Style21"/>
               <w:rPr>
                 <w:rFonts w:ascii="Courier New" w:hAnsi="Courier New"/>
                 <w:lang w:val="ru-RU"/>
@@ -13572,7 +13572,7 @@
           </w:tcPr>
           <w:p>
             <w:pPr>
-              <w:pStyle w:val="user7"/>
+              <w:pStyle w:val="Style21"/>
               <w:keepNext w:val="true"/>
               <w:rPr>
                 <w:rFonts w:ascii="Courier New" w:hAnsi="Courier New"/>
@@ -13590,15 +13590,15 @@
         </w:tc>
         <w:tc>
           <w:tcPr>
-            <w:tcW w:w="1442" w:type="dxa"/>
-            <w:tcBorders>
-              <w:left w:val="single" w:sz="2" w:space="0" w:color="000000"/>
-              <w:bottom w:val="single" w:sz="2" w:space="0" w:color="000000"/>
-            </w:tcBorders>
-          </w:tcPr>
-          <w:p>
-            <w:pPr>
-              <w:pStyle w:val="user7"/>
+            <w:tcW w:w="1441" w:type="dxa"/>
+            <w:tcBorders>
+              <w:left w:val="single" w:sz="2" w:space="0" w:color="000000"/>
+              <w:bottom w:val="single" w:sz="2" w:space="0" w:color="000000"/>
+            </w:tcBorders>
+          </w:tcPr>
+          <w:p>
+            <w:pPr>
+              <w:pStyle w:val="Style21"/>
               <w:rPr>
                 <w:rFonts w:ascii="Courier New" w:hAnsi="Courier New"/>
                 <w:lang w:val="ru-RU"/>
@@ -13615,7 +13615,7 @@
         </w:tc>
         <w:tc>
           <w:tcPr>
-            <w:tcW w:w="5248" w:type="dxa"/>
+            <w:tcW w:w="5249" w:type="dxa"/>
             <w:tcBorders>
               <w:left w:val="single" w:sz="2" w:space="0" w:color="000000"/>
               <w:bottom w:val="single" w:sz="2" w:space="0" w:color="000000"/>
@@ -13624,7 +13624,7 @@
           </w:tcPr>
           <w:p>
             <w:pPr>
-              <w:pStyle w:val="user7"/>
+              <w:pStyle w:val="Style21"/>
               <w:rPr>
                 <w:rFonts w:ascii="Courier New" w:hAnsi="Courier New"/>
                 <w:lang w:val="ru-RU"/>
@@ -13665,7 +13665,7 @@
           </w:tcPr>
           <w:p>
             <w:pPr>
-              <w:pStyle w:val="user7"/>
+              <w:pStyle w:val="Style21"/>
               <w:keepNext w:val="true"/>
               <w:rPr>
                 <w:rFonts w:ascii="Courier New" w:hAnsi="Courier New"/>
@@ -13683,15 +13683,15 @@
         </w:tc>
         <w:tc>
           <w:tcPr>
-            <w:tcW w:w="1442" w:type="dxa"/>
-            <w:tcBorders>
-              <w:left w:val="single" w:sz="2" w:space="0" w:color="000000"/>
-              <w:bottom w:val="single" w:sz="2" w:space="0" w:color="000000"/>
-            </w:tcBorders>
-          </w:tcPr>
-          <w:p>
-            <w:pPr>
-              <w:pStyle w:val="user7"/>
+            <w:tcW w:w="1441" w:type="dxa"/>
+            <w:tcBorders>
+              <w:left w:val="single" w:sz="2" w:space="0" w:color="000000"/>
+              <w:bottom w:val="single" w:sz="2" w:space="0" w:color="000000"/>
+            </w:tcBorders>
+          </w:tcPr>
+          <w:p>
+            <w:pPr>
+              <w:pStyle w:val="Style21"/>
               <w:rPr>
                 <w:rFonts w:ascii="Courier New" w:hAnsi="Courier New"/>
                 <w:lang w:val="ru-RU"/>
@@ -13708,7 +13708,7 @@
         </w:tc>
         <w:tc>
           <w:tcPr>
-            <w:tcW w:w="5248" w:type="dxa"/>
+            <w:tcW w:w="5249" w:type="dxa"/>
             <w:tcBorders>
               <w:left w:val="single" w:sz="2" w:space="0" w:color="000000"/>
               <w:bottom w:val="single" w:sz="2" w:space="0" w:color="000000"/>
@@ -13717,7 +13717,7 @@
           </w:tcPr>
           <w:p>
             <w:pPr>
-              <w:pStyle w:val="user7"/>
+              <w:pStyle w:val="Style21"/>
               <w:rPr>
                 <w:rFonts w:ascii="Courier New" w:hAnsi="Courier New"/>
                 <w:lang w:val="ru-RU"/>
@@ -13758,7 +13758,7 @@
           </w:tcPr>
           <w:p>
             <w:pPr>
-              <w:pStyle w:val="user7"/>
+              <w:pStyle w:val="Style21"/>
               <w:rPr>
                 <w:rFonts w:ascii="Courier New" w:hAnsi="Courier New"/>
                 <w:lang w:val="ru-RU"/>
@@ -13775,15 +13775,15 @@
         </w:tc>
         <w:tc>
           <w:tcPr>
-            <w:tcW w:w="1442" w:type="dxa"/>
-            <w:tcBorders>
-              <w:left w:val="single" w:sz="2" w:space="0" w:color="000000"/>
-              <w:bottom w:val="single" w:sz="2" w:space="0" w:color="000000"/>
-            </w:tcBorders>
-          </w:tcPr>
-          <w:p>
-            <w:pPr>
-              <w:pStyle w:val="user7"/>
+            <w:tcW w:w="1441" w:type="dxa"/>
+            <w:tcBorders>
+              <w:left w:val="single" w:sz="2" w:space="0" w:color="000000"/>
+              <w:bottom w:val="single" w:sz="2" w:space="0" w:color="000000"/>
+            </w:tcBorders>
+          </w:tcPr>
+          <w:p>
+            <w:pPr>
+              <w:pStyle w:val="Style21"/>
               <w:rPr>
                 <w:rFonts w:ascii="Courier New" w:hAnsi="Courier New"/>
                 <w:lang w:val="ru-RU"/>
@@ -13800,7 +13800,7 @@
         </w:tc>
         <w:tc>
           <w:tcPr>
-            <w:tcW w:w="5248" w:type="dxa"/>
+            <w:tcW w:w="5249" w:type="dxa"/>
             <w:tcBorders>
               <w:left w:val="single" w:sz="2" w:space="0" w:color="000000"/>
               <w:bottom w:val="single" w:sz="2" w:space="0" w:color="000000"/>
@@ -13809,7 +13809,7 @@
           </w:tcPr>
           <w:p>
             <w:pPr>
-              <w:pStyle w:val="user7"/>
+              <w:pStyle w:val="Style21"/>
               <w:rPr>
                 <w:rFonts w:ascii="Courier New" w:hAnsi="Courier New"/>
                 <w:lang w:val="ru-RU"/>
@@ -14206,7 +14206,7 @@
     </w:p>
     <w:p>
       <w:pPr>
-        <w:pStyle w:val="user6"/>
+        <w:pStyle w:val="Style20"/>
         <w:rPr>
           <w:lang w:val="ru-RU"/>
         </w:rPr>
@@ -14233,8 +14233,8 @@
       </w:tblPr>
       <w:tblGrid>
         <w:gridCol w:w="2665"/>
-        <w:gridCol w:w="1442"/>
-        <w:gridCol w:w="5248"/>
+        <w:gridCol w:w="1441"/>
+        <w:gridCol w:w="5249"/>
       </w:tblGrid>
       <w:tr>
         <w:trPr/>
@@ -14250,7 +14250,7 @@
           </w:tcPr>
           <w:p>
             <w:pPr>
-              <w:pStyle w:val="user8"/>
+              <w:pStyle w:val="Style22"/>
               <w:keepNext w:val="true"/>
               <w:rPr>
                 <w:lang w:val="ru-RU"/>
@@ -14266,7 +14266,7 @@
         </w:tc>
         <w:tc>
           <w:tcPr>
-            <w:tcW w:w="1442" w:type="dxa"/>
+            <w:tcW w:w="1441" w:type="dxa"/>
             <w:tcBorders>
               <w:top w:val="single" w:sz="2" w:space="0" w:color="000000"/>
               <w:left w:val="single" w:sz="2" w:space="0" w:color="000000"/>
@@ -14276,7 +14276,7 @@
           </w:tcPr>
           <w:p>
             <w:pPr>
-              <w:pStyle w:val="user8"/>
+              <w:pStyle w:val="Style22"/>
               <w:rPr>
                 <w:lang w:val="ru-RU"/>
               </w:rPr>
@@ -14291,7 +14291,7 @@
         </w:tc>
         <w:tc>
           <w:tcPr>
-            <w:tcW w:w="5248" w:type="dxa"/>
+            <w:tcW w:w="5249" w:type="dxa"/>
             <w:tcBorders>
               <w:top w:val="single" w:sz="2" w:space="0" w:color="000000"/>
               <w:left w:val="single" w:sz="2" w:space="0" w:color="000000"/>
@@ -14302,7 +14302,7 @@
           </w:tcPr>
           <w:p>
             <w:pPr>
-              <w:pStyle w:val="user8"/>
+              <w:pStyle w:val="Style22"/>
               <w:rPr>
                 <w:lang w:val="ru-RU"/>
               </w:rPr>
@@ -14328,7 +14328,7 @@
           </w:tcPr>
           <w:p>
             <w:pPr>
-              <w:pStyle w:val="user7"/>
+              <w:pStyle w:val="Style21"/>
               <w:keepNext w:val="true"/>
               <w:rPr>
                 <w:rFonts w:ascii="Courier New" w:hAnsi="Courier New"/>
@@ -14346,15 +14346,15 @@
         </w:tc>
         <w:tc>
           <w:tcPr>
-            <w:tcW w:w="1442" w:type="dxa"/>
-            <w:tcBorders>
-              <w:left w:val="single" w:sz="2" w:space="0" w:color="000000"/>
-              <w:bottom w:val="single" w:sz="2" w:space="0" w:color="000000"/>
-            </w:tcBorders>
-          </w:tcPr>
-          <w:p>
-            <w:pPr>
-              <w:pStyle w:val="user7"/>
+            <w:tcW w:w="1441" w:type="dxa"/>
+            <w:tcBorders>
+              <w:left w:val="single" w:sz="2" w:space="0" w:color="000000"/>
+              <w:bottom w:val="single" w:sz="2" w:space="0" w:color="000000"/>
+            </w:tcBorders>
+          </w:tcPr>
+          <w:p>
+            <w:pPr>
+              <w:pStyle w:val="Style21"/>
               <w:rPr>
                 <w:rFonts w:ascii="Courier New" w:hAnsi="Courier New"/>
                 <w:lang w:val="ru-RU"/>
@@ -14371,7 +14371,7 @@
         </w:tc>
         <w:tc>
           <w:tcPr>
-            <w:tcW w:w="5248" w:type="dxa"/>
+            <w:tcW w:w="5249" w:type="dxa"/>
             <w:tcBorders>
               <w:left w:val="single" w:sz="2" w:space="0" w:color="000000"/>
               <w:bottom w:val="single" w:sz="2" w:space="0" w:color="000000"/>
@@ -14380,7 +14380,7 @@
           </w:tcPr>
           <w:p>
             <w:pPr>
-              <w:pStyle w:val="user7"/>
+              <w:pStyle w:val="Style21"/>
               <w:rPr>
                 <w:rFonts w:ascii="Courier New" w:hAnsi="Courier New"/>
                 <w:lang w:val="ru-RU"/>
@@ -14434,7 +14434,7 @@
           </w:tcPr>
           <w:p>
             <w:pPr>
-              <w:pStyle w:val="user7"/>
+              <w:pStyle w:val="Style21"/>
               <w:keepNext w:val="true"/>
               <w:rPr>
                 <w:rFonts w:ascii="Courier New" w:hAnsi="Courier New"/>
@@ -14452,15 +14452,15 @@
         </w:tc>
         <w:tc>
           <w:tcPr>
-            <w:tcW w:w="1442" w:type="dxa"/>
-            <w:tcBorders>
-              <w:left w:val="single" w:sz="2" w:space="0" w:color="000000"/>
-              <w:bottom w:val="single" w:sz="2" w:space="0" w:color="000000"/>
-            </w:tcBorders>
-          </w:tcPr>
-          <w:p>
-            <w:pPr>
-              <w:pStyle w:val="user7"/>
+            <w:tcW w:w="1441" w:type="dxa"/>
+            <w:tcBorders>
+              <w:left w:val="single" w:sz="2" w:space="0" w:color="000000"/>
+              <w:bottom w:val="single" w:sz="2" w:space="0" w:color="000000"/>
+            </w:tcBorders>
+          </w:tcPr>
+          <w:p>
+            <w:pPr>
+              <w:pStyle w:val="Style21"/>
               <w:rPr>
                 <w:rFonts w:ascii="Courier New" w:hAnsi="Courier New"/>
                 <w:lang w:val="ru-RU"/>
@@ -14477,7 +14477,7 @@
         </w:tc>
         <w:tc>
           <w:tcPr>
-            <w:tcW w:w="5248" w:type="dxa"/>
+            <w:tcW w:w="5249" w:type="dxa"/>
             <w:tcBorders>
               <w:left w:val="single" w:sz="2" w:space="0" w:color="000000"/>
               <w:bottom w:val="single" w:sz="2" w:space="0" w:color="000000"/>
@@ -14486,7 +14486,7 @@
           </w:tcPr>
           <w:p>
             <w:pPr>
-              <w:pStyle w:val="user7"/>
+              <w:pStyle w:val="Style21"/>
               <w:rPr>
                 <w:rFonts w:ascii="Courier New" w:hAnsi="Courier New"/>
                 <w:lang w:val="ru-RU"/>
@@ -14514,7 +14514,7 @@
           </w:tcPr>
           <w:p>
             <w:pPr>
-              <w:pStyle w:val="user7"/>
+              <w:pStyle w:val="Style21"/>
               <w:keepNext w:val="true"/>
               <w:rPr>
                 <w:rFonts w:ascii="Courier New" w:hAnsi="Courier New"/>
@@ -14532,15 +14532,15 @@
         </w:tc>
         <w:tc>
           <w:tcPr>
-            <w:tcW w:w="1442" w:type="dxa"/>
-            <w:tcBorders>
-              <w:left w:val="single" w:sz="2" w:space="0" w:color="000000"/>
-              <w:bottom w:val="single" w:sz="2" w:space="0" w:color="000000"/>
-            </w:tcBorders>
-          </w:tcPr>
-          <w:p>
-            <w:pPr>
-              <w:pStyle w:val="user7"/>
+            <w:tcW w:w="1441" w:type="dxa"/>
+            <w:tcBorders>
+              <w:left w:val="single" w:sz="2" w:space="0" w:color="000000"/>
+              <w:bottom w:val="single" w:sz="2" w:space="0" w:color="000000"/>
+            </w:tcBorders>
+          </w:tcPr>
+          <w:p>
+            <w:pPr>
+              <w:pStyle w:val="Style21"/>
               <w:rPr>
                 <w:rFonts w:ascii="Courier New" w:hAnsi="Courier New"/>
                 <w:lang w:val="ru-RU"/>
@@ -14557,7 +14557,7 @@
         </w:tc>
         <w:tc>
           <w:tcPr>
-            <w:tcW w:w="5248" w:type="dxa"/>
+            <w:tcW w:w="5249" w:type="dxa"/>
             <w:tcBorders>
               <w:left w:val="single" w:sz="2" w:space="0" w:color="000000"/>
               <w:bottom w:val="single" w:sz="2" w:space="0" w:color="000000"/>
@@ -14566,7 +14566,7 @@
           </w:tcPr>
           <w:p>
             <w:pPr>
-              <w:pStyle w:val="user7"/>
+              <w:pStyle w:val="Style21"/>
               <w:rPr>
                 <w:rFonts w:ascii="Courier New" w:hAnsi="Courier New"/>
                 <w:lang w:val="ru-RU"/>
@@ -14607,7 +14607,7 @@
           </w:tcPr>
           <w:p>
             <w:pPr>
-              <w:pStyle w:val="user7"/>
+              <w:pStyle w:val="Style21"/>
               <w:keepNext w:val="true"/>
               <w:rPr>
                 <w:rFonts w:ascii="Courier New" w:hAnsi="Courier New"/>
@@ -14625,15 +14625,15 @@
         </w:tc>
         <w:tc>
           <w:tcPr>
-            <w:tcW w:w="1442" w:type="dxa"/>
-            <w:tcBorders>
-              <w:left w:val="single" w:sz="2" w:space="0" w:color="000000"/>
-              <w:bottom w:val="single" w:sz="2" w:space="0" w:color="000000"/>
-            </w:tcBorders>
-          </w:tcPr>
-          <w:p>
-            <w:pPr>
-              <w:pStyle w:val="user7"/>
+            <w:tcW w:w="1441" w:type="dxa"/>
+            <w:tcBorders>
+              <w:left w:val="single" w:sz="2" w:space="0" w:color="000000"/>
+              <w:bottom w:val="single" w:sz="2" w:space="0" w:color="000000"/>
+            </w:tcBorders>
+          </w:tcPr>
+          <w:p>
+            <w:pPr>
+              <w:pStyle w:val="Style21"/>
               <w:rPr>
                 <w:rFonts w:ascii="Courier New" w:hAnsi="Courier New"/>
                 <w:lang w:val="ru-RU"/>
@@ -14650,7 +14650,7 @@
         </w:tc>
         <w:tc>
           <w:tcPr>
-            <w:tcW w:w="5248" w:type="dxa"/>
+            <w:tcW w:w="5249" w:type="dxa"/>
             <w:tcBorders>
               <w:left w:val="single" w:sz="2" w:space="0" w:color="000000"/>
               <w:bottom w:val="single" w:sz="2" w:space="0" w:color="000000"/>
@@ -14659,7 +14659,7 @@
           </w:tcPr>
           <w:p>
             <w:pPr>
-              <w:pStyle w:val="user7"/>
+              <w:pStyle w:val="Style21"/>
               <w:rPr>
                 <w:rFonts w:ascii="Courier New" w:hAnsi="Courier New"/>
               </w:rPr>
@@ -14695,7 +14695,7 @@
           </w:tcPr>
           <w:p>
             <w:pPr>
-              <w:pStyle w:val="user7"/>
+              <w:pStyle w:val="Style21"/>
               <w:keepNext w:val="true"/>
               <w:rPr>
                 <w:rFonts w:ascii="Courier New" w:hAnsi="Courier New"/>
@@ -14713,15 +14713,15 @@
         </w:tc>
         <w:tc>
           <w:tcPr>
-            <w:tcW w:w="1442" w:type="dxa"/>
-            <w:tcBorders>
-              <w:left w:val="single" w:sz="2" w:space="0" w:color="000000"/>
-              <w:bottom w:val="single" w:sz="2" w:space="0" w:color="000000"/>
-            </w:tcBorders>
-          </w:tcPr>
-          <w:p>
-            <w:pPr>
-              <w:pStyle w:val="user7"/>
+            <w:tcW w:w="1441" w:type="dxa"/>
+            <w:tcBorders>
+              <w:left w:val="single" w:sz="2" w:space="0" w:color="000000"/>
+              <w:bottom w:val="single" w:sz="2" w:space="0" w:color="000000"/>
+            </w:tcBorders>
+          </w:tcPr>
+          <w:p>
+            <w:pPr>
+              <w:pStyle w:val="Style21"/>
               <w:rPr>
                 <w:rFonts w:ascii="Courier New" w:hAnsi="Courier New"/>
                 <w:lang w:val="ru-RU"/>
@@ -14738,7 +14738,7 @@
         </w:tc>
         <w:tc>
           <w:tcPr>
-            <w:tcW w:w="5248" w:type="dxa"/>
+            <w:tcW w:w="5249" w:type="dxa"/>
             <w:tcBorders>
               <w:left w:val="single" w:sz="2" w:space="0" w:color="000000"/>
               <w:bottom w:val="single" w:sz="2" w:space="0" w:color="000000"/>
@@ -14747,7 +14747,7 @@
           </w:tcPr>
           <w:p>
             <w:pPr>
-              <w:pStyle w:val="user7"/>
+              <w:pStyle w:val="Style21"/>
               <w:rPr>
                 <w:rFonts w:ascii="Courier New" w:hAnsi="Courier New"/>
                 <w:lang w:val="ru-RU"/>
@@ -14775,7 +14775,7 @@
           </w:tcPr>
           <w:p>
             <w:pPr>
-              <w:pStyle w:val="user7"/>
+              <w:pStyle w:val="Style21"/>
               <w:rPr>
                 <w:rFonts w:ascii="Courier New" w:hAnsi="Courier New"/>
                 <w:lang w:val="ru-RU"/>
@@ -14792,15 +14792,15 @@
         </w:tc>
         <w:tc>
           <w:tcPr>
-            <w:tcW w:w="1442" w:type="dxa"/>
-            <w:tcBorders>
-              <w:left w:val="single" w:sz="2" w:space="0" w:color="000000"/>
-              <w:bottom w:val="single" w:sz="2" w:space="0" w:color="000000"/>
-            </w:tcBorders>
-          </w:tcPr>
-          <w:p>
-            <w:pPr>
-              <w:pStyle w:val="user7"/>
+            <w:tcW w:w="1441" w:type="dxa"/>
+            <w:tcBorders>
+              <w:left w:val="single" w:sz="2" w:space="0" w:color="000000"/>
+              <w:bottom w:val="single" w:sz="2" w:space="0" w:color="000000"/>
+            </w:tcBorders>
+          </w:tcPr>
+          <w:p>
+            <w:pPr>
+              <w:pStyle w:val="Style21"/>
               <w:rPr>
                 <w:rFonts w:ascii="Courier New" w:hAnsi="Courier New"/>
                 <w:lang w:val="ru-RU"/>
@@ -14817,7 +14817,7 @@
         </w:tc>
         <w:tc>
           <w:tcPr>
-            <w:tcW w:w="5248" w:type="dxa"/>
+            <w:tcW w:w="5249" w:type="dxa"/>
             <w:tcBorders>
               <w:left w:val="single" w:sz="2" w:space="0" w:color="000000"/>
               <w:bottom w:val="single" w:sz="2" w:space="0" w:color="000000"/>
@@ -14826,7 +14826,7 @@
           </w:tcPr>
           <w:p>
             <w:pPr>
-              <w:pStyle w:val="user7"/>
+              <w:pStyle w:val="Style21"/>
               <w:rPr>
                 <w:rFonts w:ascii="Courier New" w:hAnsi="Courier New"/>
                 <w:lang w:val="ru-RU"/>
@@ -15078,7 +15078,7 @@
     </w:p>
     <w:p>
       <w:pPr>
-        <w:pStyle w:val="user6"/>
+        <w:pStyle w:val="Style20"/>
         <w:rPr>
           <w:lang w:val="ru-RU"/>
         </w:rPr>
@@ -15105,8 +15105,8 @@
       </w:tblPr>
       <w:tblGrid>
         <w:gridCol w:w="2665"/>
-        <w:gridCol w:w="1442"/>
-        <w:gridCol w:w="5248"/>
+        <w:gridCol w:w="1441"/>
+        <w:gridCol w:w="5249"/>
       </w:tblGrid>
       <w:tr>
         <w:trPr/>
@@ -15122,7 +15122,7 @@
           </w:tcPr>
           <w:p>
             <w:pPr>
-              <w:pStyle w:val="user8"/>
+              <w:pStyle w:val="Style22"/>
               <w:keepNext w:val="true"/>
               <w:rPr>
                 <w:lang w:val="ru-RU"/>
@@ -15138,7 +15138,7 @@
         </w:tc>
         <w:tc>
           <w:tcPr>
-            <w:tcW w:w="1442" w:type="dxa"/>
+            <w:tcW w:w="1441" w:type="dxa"/>
             <w:tcBorders>
               <w:top w:val="single" w:sz="2" w:space="0" w:color="000000"/>
               <w:left w:val="single" w:sz="2" w:space="0" w:color="000000"/>
@@ -15148,7 +15148,7 @@
           </w:tcPr>
           <w:p>
             <w:pPr>
-              <w:pStyle w:val="user8"/>
+              <w:pStyle w:val="Style22"/>
               <w:rPr>
                 <w:lang w:val="ru-RU"/>
               </w:rPr>
@@ -15163,7 +15163,7 @@
         </w:tc>
         <w:tc>
           <w:tcPr>
-            <w:tcW w:w="5248" w:type="dxa"/>
+            <w:tcW w:w="5249" w:type="dxa"/>
             <w:tcBorders>
               <w:top w:val="single" w:sz="2" w:space="0" w:color="000000"/>
               <w:left w:val="single" w:sz="2" w:space="0" w:color="000000"/>
@@ -15174,7 +15174,7 @@
           </w:tcPr>
           <w:p>
             <w:pPr>
-              <w:pStyle w:val="user8"/>
+              <w:pStyle w:val="Style22"/>
               <w:rPr>
                 <w:lang w:val="ru-RU"/>
               </w:rPr>
@@ -15200,7 +15200,7 @@
           </w:tcPr>
           <w:p>
             <w:pPr>
-              <w:pStyle w:val="user7"/>
+              <w:pStyle w:val="Style21"/>
               <w:keepNext w:val="true"/>
               <w:rPr>
                 <w:rFonts w:ascii="Courier New" w:hAnsi="Courier New"/>
@@ -15218,15 +15218,15 @@
         </w:tc>
         <w:tc>
           <w:tcPr>
-            <w:tcW w:w="1442" w:type="dxa"/>
-            <w:tcBorders>
-              <w:left w:val="single" w:sz="2" w:space="0" w:color="000000"/>
-              <w:bottom w:val="single" w:sz="2" w:space="0" w:color="000000"/>
-            </w:tcBorders>
-          </w:tcPr>
-          <w:p>
-            <w:pPr>
-              <w:pStyle w:val="user7"/>
+            <w:tcW w:w="1441" w:type="dxa"/>
+            <w:tcBorders>
+              <w:left w:val="single" w:sz="2" w:space="0" w:color="000000"/>
+              <w:bottom w:val="single" w:sz="2" w:space="0" w:color="000000"/>
+            </w:tcBorders>
+          </w:tcPr>
+          <w:p>
+            <w:pPr>
+              <w:pStyle w:val="Style21"/>
               <w:rPr>
                 <w:rFonts w:ascii="Courier New" w:hAnsi="Courier New"/>
                 <w:lang w:val="ru-RU"/>
@@ -15243,7 +15243,7 @@
         </w:tc>
         <w:tc>
           <w:tcPr>
-            <w:tcW w:w="5248" w:type="dxa"/>
+            <w:tcW w:w="5249" w:type="dxa"/>
             <w:tcBorders>
               <w:left w:val="single" w:sz="2" w:space="0" w:color="000000"/>
               <w:bottom w:val="single" w:sz="2" w:space="0" w:color="000000"/>
@@ -15252,7 +15252,7 @@
           </w:tcPr>
           <w:p>
             <w:pPr>
-              <w:pStyle w:val="user7"/>
+              <w:pStyle w:val="Style21"/>
               <w:rPr>
                 <w:rFonts w:ascii="Courier New" w:hAnsi="Courier New"/>
                 <w:lang w:val="ru-RU"/>
@@ -15293,7 +15293,7 @@
           </w:tcPr>
           <w:p>
             <w:pPr>
-              <w:pStyle w:val="user7"/>
+              <w:pStyle w:val="Style21"/>
               <w:keepNext w:val="true"/>
               <w:rPr>
                 <w:rFonts w:ascii="Courier New" w:hAnsi="Courier New"/>
@@ -15311,15 +15311,15 @@
         </w:tc>
         <w:tc>
           <w:tcPr>
-            <w:tcW w:w="1442" w:type="dxa"/>
-            <w:tcBorders>
-              <w:left w:val="single" w:sz="2" w:space="0" w:color="000000"/>
-              <w:bottom w:val="single" w:sz="2" w:space="0" w:color="000000"/>
-            </w:tcBorders>
-          </w:tcPr>
-          <w:p>
-            <w:pPr>
-              <w:pStyle w:val="user7"/>
+            <w:tcW w:w="1441" w:type="dxa"/>
+            <w:tcBorders>
+              <w:left w:val="single" w:sz="2" w:space="0" w:color="000000"/>
+              <w:bottom w:val="single" w:sz="2" w:space="0" w:color="000000"/>
+            </w:tcBorders>
+          </w:tcPr>
+          <w:p>
+            <w:pPr>
+              <w:pStyle w:val="Style21"/>
               <w:rPr>
                 <w:rFonts w:ascii="Courier New" w:hAnsi="Courier New"/>
                 <w:lang w:val="ru-RU"/>
@@ -15336,7 +15336,7 @@
         </w:tc>
         <w:tc>
           <w:tcPr>
-            <w:tcW w:w="5248" w:type="dxa"/>
+            <w:tcW w:w="5249" w:type="dxa"/>
             <w:tcBorders>
               <w:left w:val="single" w:sz="2" w:space="0" w:color="000000"/>
               <w:bottom w:val="single" w:sz="2" w:space="0" w:color="000000"/>
@@ -15345,7 +15345,7 @@
           </w:tcPr>
           <w:p>
             <w:pPr>
-              <w:pStyle w:val="user7"/>
+              <w:pStyle w:val="Style21"/>
               <w:rPr>
                 <w:rFonts w:ascii="Courier New" w:hAnsi="Courier New"/>
                 <w:lang w:val="ru-RU"/>
@@ -15386,7 +15386,7 @@
           </w:tcPr>
           <w:p>
             <w:pPr>
-              <w:pStyle w:val="user7"/>
+              <w:pStyle w:val="Style21"/>
               <w:keepNext w:val="true"/>
               <w:rPr>
                 <w:rFonts w:ascii="Courier New" w:hAnsi="Courier New"/>
@@ -15404,15 +15404,15 @@
         </w:tc>
         <w:tc>
           <w:tcPr>
-            <w:tcW w:w="1442" w:type="dxa"/>
-            <w:tcBorders>
-              <w:left w:val="single" w:sz="2" w:space="0" w:color="000000"/>
-              <w:bottom w:val="single" w:sz="2" w:space="0" w:color="000000"/>
-            </w:tcBorders>
-          </w:tcPr>
-          <w:p>
-            <w:pPr>
-              <w:pStyle w:val="user7"/>
+            <w:tcW w:w="1441" w:type="dxa"/>
+            <w:tcBorders>
+              <w:left w:val="single" w:sz="2" w:space="0" w:color="000000"/>
+              <w:bottom w:val="single" w:sz="2" w:space="0" w:color="000000"/>
+            </w:tcBorders>
+          </w:tcPr>
+          <w:p>
+            <w:pPr>
+              <w:pStyle w:val="Style21"/>
               <w:rPr>
                 <w:rFonts w:ascii="Courier New" w:hAnsi="Courier New"/>
                 <w:lang w:val="ru-RU"/>
@@ -15429,7 +15429,7 @@
         </w:tc>
         <w:tc>
           <w:tcPr>
-            <w:tcW w:w="5248" w:type="dxa"/>
+            <w:tcW w:w="5249" w:type="dxa"/>
             <w:tcBorders>
               <w:left w:val="single" w:sz="2" w:space="0" w:color="000000"/>
               <w:bottom w:val="single" w:sz="2" w:space="0" w:color="000000"/>
@@ -15438,7 +15438,7 @@
           </w:tcPr>
           <w:p>
             <w:pPr>
-              <w:pStyle w:val="user7"/>
+              <w:pStyle w:val="Style21"/>
               <w:rPr>
                 <w:rFonts w:ascii="Courier New" w:hAnsi="Courier New"/>
                 <w:lang w:val="ru-RU"/>
@@ -15466,7 +15466,7 @@
           </w:tcPr>
           <w:p>
             <w:pPr>
-              <w:pStyle w:val="user7"/>
+              <w:pStyle w:val="Style21"/>
               <w:keepNext w:val="true"/>
               <w:rPr>
                 <w:rFonts w:ascii="Courier New" w:hAnsi="Courier New"/>
@@ -15484,15 +15484,15 @@
         </w:tc>
         <w:tc>
           <w:tcPr>
-            <w:tcW w:w="1442" w:type="dxa"/>
-            <w:tcBorders>
-              <w:left w:val="single" w:sz="2" w:space="0" w:color="000000"/>
-              <w:bottom w:val="single" w:sz="2" w:space="0" w:color="000000"/>
-            </w:tcBorders>
-          </w:tcPr>
-          <w:p>
-            <w:pPr>
-              <w:pStyle w:val="user7"/>
+            <w:tcW w:w="1441" w:type="dxa"/>
+            <w:tcBorders>
+              <w:left w:val="single" w:sz="2" w:space="0" w:color="000000"/>
+              <w:bottom w:val="single" w:sz="2" w:space="0" w:color="000000"/>
+            </w:tcBorders>
+          </w:tcPr>
+          <w:p>
+            <w:pPr>
+              <w:pStyle w:val="Style21"/>
               <w:rPr>
                 <w:rFonts w:ascii="Courier New" w:hAnsi="Courier New"/>
                 <w:lang w:val="ru-RU"/>
@@ -15509,7 +15509,7 @@
         </w:tc>
         <w:tc>
           <w:tcPr>
-            <w:tcW w:w="5248" w:type="dxa"/>
+            <w:tcW w:w="5249" w:type="dxa"/>
             <w:tcBorders>
               <w:left w:val="single" w:sz="2" w:space="0" w:color="000000"/>
               <w:bottom w:val="single" w:sz="2" w:space="0" w:color="000000"/>
@@ -15518,7 +15518,7 @@
           </w:tcPr>
           <w:p>
             <w:pPr>
-              <w:pStyle w:val="user7"/>
+              <w:pStyle w:val="Style21"/>
               <w:rPr>
                 <w:rFonts w:ascii="Courier New" w:hAnsi="Courier New"/>
                 <w:lang w:val="ru-RU"/>
@@ -15559,7 +15559,7 @@
           </w:tcPr>
           <w:p>
             <w:pPr>
-              <w:pStyle w:val="user7"/>
+              <w:pStyle w:val="Style21"/>
               <w:keepNext w:val="true"/>
               <w:rPr>
                 <w:rFonts w:ascii="Courier New" w:hAnsi="Courier New"/>
@@ -15577,15 +15577,15 @@
         </w:tc>
         <w:tc>
           <w:tcPr>
-            <w:tcW w:w="1442" w:type="dxa"/>
-            <w:tcBorders>
-              <w:left w:val="single" w:sz="2" w:space="0" w:color="000000"/>
-              <w:bottom w:val="single" w:sz="2" w:space="0" w:color="000000"/>
-            </w:tcBorders>
-          </w:tcPr>
-          <w:p>
-            <w:pPr>
-              <w:pStyle w:val="user7"/>
+            <w:tcW w:w="1441" w:type="dxa"/>
+            <w:tcBorders>
+              <w:left w:val="single" w:sz="2" w:space="0" w:color="000000"/>
+              <w:bottom w:val="single" w:sz="2" w:space="0" w:color="000000"/>
+            </w:tcBorders>
+          </w:tcPr>
+          <w:p>
+            <w:pPr>
+              <w:pStyle w:val="Style21"/>
               <w:rPr>
                 <w:rFonts w:ascii="Courier New" w:hAnsi="Courier New"/>
                 <w:lang w:val="ru-RU"/>
@@ -15602,7 +15602,7 @@
         </w:tc>
         <w:tc>
           <w:tcPr>
-            <w:tcW w:w="5248" w:type="dxa"/>
+            <w:tcW w:w="5249" w:type="dxa"/>
             <w:tcBorders>
               <w:left w:val="single" w:sz="2" w:space="0" w:color="000000"/>
               <w:bottom w:val="single" w:sz="2" w:space="0" w:color="000000"/>
@@ -15611,7 +15611,7 @@
           </w:tcPr>
           <w:p>
             <w:pPr>
-              <w:pStyle w:val="user7"/>
+              <w:pStyle w:val="Style21"/>
               <w:rPr>
                 <w:rFonts w:ascii="Courier New" w:hAnsi="Courier New"/>
                 <w:lang w:val="ru-RU"/>
@@ -15652,7 +15652,7 @@
           </w:tcPr>
           <w:p>
             <w:pPr>
-              <w:pStyle w:val="user7"/>
+              <w:pStyle w:val="Style21"/>
               <w:keepNext w:val="true"/>
               <w:rPr>
                 <w:rFonts w:ascii="Courier New" w:hAnsi="Courier New"/>
@@ -15670,15 +15670,15 @@
         </w:tc>
         <w:tc>
           <w:tcPr>
-            <w:tcW w:w="1442" w:type="dxa"/>
-            <w:tcBorders>
-              <w:left w:val="single" w:sz="2" w:space="0" w:color="000000"/>
-              <w:bottom w:val="single" w:sz="2" w:space="0" w:color="000000"/>
-            </w:tcBorders>
-          </w:tcPr>
-          <w:p>
-            <w:pPr>
-              <w:pStyle w:val="user7"/>
+            <w:tcW w:w="1441" w:type="dxa"/>
+            <w:tcBorders>
+              <w:left w:val="single" w:sz="2" w:space="0" w:color="000000"/>
+              <w:bottom w:val="single" w:sz="2" w:space="0" w:color="000000"/>
+            </w:tcBorders>
+          </w:tcPr>
+          <w:p>
+            <w:pPr>
+              <w:pStyle w:val="Style21"/>
               <w:rPr>
                 <w:rFonts w:ascii="Courier New" w:hAnsi="Courier New"/>
                 <w:lang w:val="ru-RU"/>
@@ -15695,7 +15695,7 @@
         </w:tc>
         <w:tc>
           <w:tcPr>
-            <w:tcW w:w="5248" w:type="dxa"/>
+            <w:tcW w:w="5249" w:type="dxa"/>
             <w:tcBorders>
               <w:left w:val="single" w:sz="2" w:space="0" w:color="000000"/>
               <w:bottom w:val="single" w:sz="2" w:space="0" w:color="000000"/>
@@ -15704,7 +15704,7 @@
           </w:tcPr>
           <w:p>
             <w:pPr>
-              <w:pStyle w:val="user7"/>
+              <w:pStyle w:val="Style21"/>
               <w:rPr>
                 <w:rFonts w:ascii="Courier New" w:hAnsi="Courier New"/>
                 <w:lang w:val="ru-RU"/>
@@ -15732,7 +15732,7 @@
           </w:tcPr>
           <w:p>
             <w:pPr>
-              <w:pStyle w:val="user7"/>
+              <w:pStyle w:val="Style21"/>
               <w:rPr>
                 <w:rFonts w:ascii="Courier New" w:hAnsi="Courier New"/>
                 <w:lang w:val="ru-RU"/>
@@ -15749,15 +15749,15 @@
         </w:tc>
         <w:tc>
           <w:tcPr>
-            <w:tcW w:w="1442" w:type="dxa"/>
-            <w:tcBorders>
-              <w:left w:val="single" w:sz="2" w:space="0" w:color="000000"/>
-              <w:bottom w:val="single" w:sz="2" w:space="0" w:color="000000"/>
-            </w:tcBorders>
-          </w:tcPr>
-          <w:p>
-            <w:pPr>
-              <w:pStyle w:val="user7"/>
+            <w:tcW w:w="1441" w:type="dxa"/>
+            <w:tcBorders>
+              <w:left w:val="single" w:sz="2" w:space="0" w:color="000000"/>
+              <w:bottom w:val="single" w:sz="2" w:space="0" w:color="000000"/>
+            </w:tcBorders>
+          </w:tcPr>
+          <w:p>
+            <w:pPr>
+              <w:pStyle w:val="Style21"/>
               <w:rPr>
                 <w:rFonts w:ascii="Courier New" w:hAnsi="Courier New"/>
                 <w:lang w:val="ru-RU"/>
@@ -15774,7 +15774,7 @@
         </w:tc>
         <w:tc>
           <w:tcPr>
-            <w:tcW w:w="5248" w:type="dxa"/>
+            <w:tcW w:w="5249" w:type="dxa"/>
             <w:tcBorders>
               <w:left w:val="single" w:sz="2" w:space="0" w:color="000000"/>
               <w:bottom w:val="single" w:sz="2" w:space="0" w:color="000000"/>
@@ -15783,7 +15783,7 @@
           </w:tcPr>
           <w:p>
             <w:pPr>
-              <w:pStyle w:val="user7"/>
+              <w:pStyle w:val="Style21"/>
               <w:rPr>
                 <w:rFonts w:ascii="Courier New" w:hAnsi="Courier New"/>
                 <w:lang w:val="ru-RU"/>
@@ -16157,7 +16157,7 @@
         </w:rPr>
         <w:drawing>
           <wp:inline distT="0" distB="0" distL="0" distR="0">
-            <wp:extent cx="5940425" cy="3744595"/>
+            <wp:extent cx="5940425" cy="3743325"/>
             <wp:effectExtent l="0" t="0" r="0" b="0"/>
             <wp:docPr id="3" name="Изображение1"/>
             <wp:cNvGraphicFramePr>
@@ -16181,7 +16181,7 @@
                   <pic:spPr bwMode="auto">
                     <a:xfrm>
                       <a:off x="0" y="0"/>
-                      <a:ext cx="5940425" cy="3744595"/>
+                      <a:ext cx="5940425" cy="3743325"/>
                     </a:xfrm>
                     <a:prstGeom prst="rect">
                       <a:avLst/>
@@ -16197,7 +16197,7 @@
     </w:p>
     <w:p>
       <w:pPr>
-        <w:pStyle w:val="Style20"/>
+        <w:pStyle w:val="user6"/>
         <w:rPr/>
       </w:pPr>
       <w:r>
@@ -17175,13 +17175,13 @@
       <w:lang w:eastAsia="zh-CN" w:bidi="hi-IN"/>
     </w:rPr>
   </w:style>
-  <w:style w:type="character" w:styleId="user" w:customStyle="1">
-    <w:name w:val="Символ нумерации (user)"/>
+  <w:style w:type="character" w:styleId="Style14" w:customStyle="1">
+    <w:name w:val="Символ нумерации"/>
     <w:qFormat/>
     <w:rPr/>
   </w:style>
-  <w:style w:type="character" w:styleId="Style14" w:customStyle="1">
-    <w:name w:val="Маркеры"/>
+  <w:style w:type="character" w:styleId="user" w:customStyle="1">
+    <w:name w:val="Маркеры (user)"/>
     <w:qFormat/>
     <w:rPr>
       <w:rFonts w:ascii="OpenSymbol" w:hAnsi="OpenSymbol" w:eastAsia="OpenSymbol" w:cs="OpenSymbol"/>
@@ -17195,15 +17195,15 @@
       <w:bCs/>
     </w:rPr>
   </w:style>
-  <w:style w:type="character" w:styleId="user1" w:customStyle="1">
-    <w:name w:val="Маркеры (user)"/>
+  <w:style w:type="character" w:styleId="Style15" w:customStyle="1">
+    <w:name w:val="Маркеры"/>
     <w:qFormat/>
     <w:rPr>
       <w:rFonts w:ascii="OpenSymbol" w:hAnsi="OpenSymbol" w:eastAsia="OpenSymbol" w:cs="OpenSymbol"/>
     </w:rPr>
   </w:style>
-  <w:style w:type="character" w:styleId="Style15" w:customStyle="1">
-    <w:name w:val="Символ нумерации"/>
+  <w:style w:type="character" w:styleId="user1" w:customStyle="1">
+    <w:name w:val="Символ нумерации (user)"/>
     <w:qFormat/>
     <w:rPr/>
   </w:style>
@@ -17221,8 +17221,8 @@
       <w:u w:val="single"/>
     </w:rPr>
   </w:style>
-  <w:style w:type="character" w:styleId="Style16">
-    <w:name w:val="Исходный текст"/>
+  <w:style w:type="character" w:styleId="user2">
+    <w:name w:val="Исходный текст (user)"/>
     <w:qFormat/>
     <w:rPr>
       <w:rFonts w:ascii="Liberation Mono" w:hAnsi="Liberation Mono" w:eastAsia="Liberation Mono" w:cs="Liberation Mono"/>
@@ -17236,7 +17236,7 @@
       <w:iCs/>
     </w:rPr>
   </w:style>
-  <w:style w:type="paragraph" w:styleId="Style17" w:customStyle="1">
+  <w:style w:type="paragraph" w:styleId="Style16">
     <w:name w:val="Заголовок"/>
     <w:basedOn w:val="Normal"/>
     <w:next w:val="BodyText"/>
@@ -17291,7 +17291,7 @@
       <w:iCs/>
     </w:rPr>
   </w:style>
-  <w:style w:type="paragraph" w:styleId="Style18" w:customStyle="1">
+  <w:style w:type="paragraph" w:styleId="Style17">
     <w:name w:val="Указатель"/>
     <w:basedOn w:val="Normal"/>
     <w:qFormat/>
@@ -17317,7 +17317,7 @@
       <w:szCs w:val="28"/>
     </w:rPr>
   </w:style>
-  <w:style w:type="paragraph" w:styleId="user2">
+  <w:style w:type="paragraph" w:styleId="user3" w:customStyle="1">
     <w:name w:val="Заголовок (user)"/>
     <w:basedOn w:val="Normal"/>
     <w:next w:val="BodyText"/>
@@ -17332,7 +17332,7 @@
       <w:szCs w:val="28"/>
     </w:rPr>
   </w:style>
-  <w:style w:type="paragraph" w:styleId="user3">
+  <w:style w:type="paragraph" w:styleId="user4" w:customStyle="1">
     <w:name w:val="Указатель (user)"/>
     <w:basedOn w:val="Normal"/>
     <w:qFormat/>
@@ -17405,12 +17405,33 @@
       <w:szCs w:val="14"/>
     </w:rPr>
   </w:style>
-  <w:style w:type="paragraph" w:styleId="user4" w:customStyle="1">
+  <w:style w:type="paragraph" w:styleId="Style18" w:customStyle="1">
+    <w:name w:val="Рисунок"/>
+    <w:basedOn w:val="Caption"/>
+    <w:qFormat/>
+    <w:pPr>
+      <w:keepLines/>
+      <w:spacing w:lineRule="auto" w:line="360" w:before="0" w:after="0"/>
+      <w:jc w:val="center"/>
+    </w:pPr>
+    <w:rPr>
+      <w:rFonts w:ascii="Times New Roman" w:hAnsi="Times New Roman"/>
+      <w:i w:val="false"/>
+      <w:sz w:val="28"/>
+    </w:rPr>
+  </w:style>
+  <w:style w:type="paragraph" w:styleId="user5" w:customStyle="1">
+    <w:name w:val="Содержимое врезки (user)"/>
+    <w:basedOn w:val="Normal"/>
+    <w:qFormat/>
+    <w:pPr/>
+    <w:rPr/>
+  </w:style>
+  <w:style w:type="paragraph" w:styleId="user6" w:customStyle="1">
     <w:name w:val="Рисунок (user)"/>
     <w:basedOn w:val="Caption"/>
     <w:qFormat/>
     <w:pPr>
-      <w:keepLines/>
       <w:spacing w:lineRule="auto" w:line="360" w:before="0" w:after="0"/>
       <w:jc w:val="center"/>
     </w:pPr>
@@ -17428,28 +17449,7 @@
     <w:rPr/>
   </w:style>
   <w:style w:type="paragraph" w:styleId="Style20" w:customStyle="1">
-    <w:name w:val="Рисунок"/>
-    <w:basedOn w:val="Caption"/>
-    <w:qFormat/>
-    <w:pPr>
-      <w:spacing w:lineRule="auto" w:line="360" w:before="0" w:after="0"/>
-      <w:jc w:val="center"/>
-    </w:pPr>
-    <w:rPr>
-      <w:rFonts w:ascii="Times New Roman" w:hAnsi="Times New Roman"/>
-      <w:i w:val="false"/>
-      <w:sz w:val="28"/>
-    </w:rPr>
-  </w:style>
-  <w:style w:type="paragraph" w:styleId="user5" w:customStyle="1">
-    <w:name w:val="Содержимое врезки (user)"/>
-    <w:basedOn w:val="Normal"/>
-    <w:qFormat/>
-    <w:pPr/>
-    <w:rPr/>
-  </w:style>
-  <w:style w:type="paragraph" w:styleId="user6" w:customStyle="1">
-    <w:name w:val="Таблица (user)"/>
+    <w:name w:val="Таблица"/>
     <w:basedOn w:val="Caption"/>
     <w:qFormat/>
     <w:pPr>
@@ -17457,6 +17457,29 @@
     </w:pPr>
     <w:rPr>
       <w:rFonts w:ascii="Times New Roman" w:hAnsi="Times New Roman"/>
+    </w:rPr>
+  </w:style>
+  <w:style w:type="paragraph" w:styleId="Style21" w:customStyle="1">
+    <w:name w:val="Содержимое таблицы"/>
+    <w:basedOn w:val="Normal"/>
+    <w:qFormat/>
+    <w:pPr>
+      <w:suppressLineNumbers/>
+    </w:pPr>
+    <w:rPr>
+      <w:rFonts w:ascii="Times New Roman" w:hAnsi="Times New Roman"/>
+    </w:rPr>
+  </w:style>
+  <w:style w:type="paragraph" w:styleId="Style22" w:customStyle="1">
+    <w:name w:val="Заголовок таблицы"/>
+    <w:basedOn w:val="Style21"/>
+    <w:qFormat/>
+    <w:pPr>
+      <w:jc w:val="center"/>
+    </w:pPr>
+    <w:rPr>
+      <w:b/>
+      <w:bCs/>
     </w:rPr>
   </w:style>
   <w:style w:type="paragraph" w:styleId="user7" w:customStyle="1">
@@ -17482,31 +17505,8 @@
       <w:bCs/>
     </w:rPr>
   </w:style>
-  <w:style w:type="paragraph" w:styleId="Style21" w:customStyle="1">
-    <w:name w:val="Содержимое таблицы"/>
-    <w:basedOn w:val="Normal"/>
-    <w:qFormat/>
-    <w:pPr>
-      <w:suppressLineNumbers/>
-    </w:pPr>
-    <w:rPr>
-      <w:rFonts w:ascii="Times New Roman" w:hAnsi="Times New Roman"/>
-    </w:rPr>
-  </w:style>
-  <w:style w:type="paragraph" w:styleId="Style22" w:customStyle="1">
-    <w:name w:val="Заголовок таблицы"/>
-    <w:basedOn w:val="Style21"/>
-    <w:qFormat/>
-    <w:pPr>
-      <w:jc w:val="center"/>
-    </w:pPr>
-    <w:rPr>
-      <w:b/>
-      <w:bCs/>
-    </w:rPr>
-  </w:style>
-  <w:style w:type="paragraph" w:styleId="Style23" w:customStyle="1">
-    <w:name w:val="Таблица"/>
+  <w:style w:type="paragraph" w:styleId="user9" w:customStyle="1">
+    <w:name w:val="Таблица (user)"/>
     <w:basedOn w:val="Caption"/>
     <w:qFormat/>
     <w:pPr>
@@ -17533,10 +17533,10 @@
       <w:szCs w:val="36"/>
     </w:rPr>
   </w:style>
-  <w:style w:type="paragraph" w:styleId="Style24" w:customStyle="1">
+  <w:style w:type="paragraph" w:styleId="Style23" w:customStyle="1">
     <w:name w:val="Фотография"/>
     <w:basedOn w:val="Normal"/>
-    <w:next w:val="Style30"/>
+    <w:next w:val="Style28"/>
     <w:qFormat/>
     <w:pPr>
       <w:keepNext w:val="true"/>
@@ -17548,7 +17548,7 @@
       <w:sz w:val="28"/>
     </w:rPr>
   </w:style>
-  <w:style w:type="paragraph" w:styleId="Style25" w:customStyle="1">
+  <w:style w:type="paragraph" w:styleId="Style24" w:customStyle="1">
     <w:name w:val="Табличный текст"/>
     <w:basedOn w:val="Normal"/>
     <w:qFormat/>
@@ -17558,7 +17558,7 @@
       <w:sz w:val="28"/>
     </w:rPr>
   </w:style>
-  <w:style w:type="paragraph" w:styleId="Style26" w:customStyle="1">
+  <w:style w:type="paragraph" w:styleId="Style25" w:customStyle="1">
     <w:name w:val="Загаловок_задание"/>
     <w:basedOn w:val="BodyText"/>
     <w:next w:val="BodyText"/>
@@ -17571,7 +17571,7 @@
       <w:b/>
     </w:rPr>
   </w:style>
-  <w:style w:type="paragraph" w:styleId="Style27" w:customStyle="1">
+  <w:style w:type="paragraph" w:styleId="Style26" w:customStyle="1">
     <w:name w:val="Листинг"/>
     <w:basedOn w:val="Caption"/>
     <w:qFormat/>
@@ -17583,9 +17583,9 @@
       <w:sz w:val="28"/>
     </w:rPr>
   </w:style>
-  <w:style w:type="paragraph" w:styleId="Style28" w:customStyle="1">
+  <w:style w:type="paragraph" w:styleId="Style27" w:customStyle="1">
     <w:name w:val="Текст листинга"/>
-    <w:basedOn w:val="user7"/>
+    <w:basedOn w:val="Style21"/>
     <w:qFormat/>
     <w:pPr/>
     <w:rPr>
@@ -17593,16 +17593,16 @@
       <w:sz w:val="20"/>
     </w:rPr>
   </w:style>
-  <w:style w:type="paragraph" w:styleId="Style29" w:customStyle="1">
-    <w:name w:val="Фигура"/>
+  <w:style w:type="paragraph" w:styleId="user10" w:customStyle="1">
+    <w:name w:val="Фигура (user)"/>
     <w:basedOn w:val="Caption"/>
     <w:qFormat/>
     <w:pPr/>
     <w:rPr/>
   </w:style>
-  <w:style w:type="paragraph" w:styleId="Style30" w:customStyle="1">
+  <w:style w:type="paragraph" w:styleId="Style28" w:customStyle="1">
     <w:name w:val="Название фотографии"/>
-    <w:basedOn w:val="Style24"/>
+    <w:basedOn w:val="Style23"/>
     <w:next w:val="BodyText"/>
     <w:qFormat/>
     <w:pPr>
@@ -17610,15 +17610,15 @@
     </w:pPr>
     <w:rPr/>
   </w:style>
-  <w:style w:type="numbering" w:styleId="Style31" w:customStyle="1">
-    <w:name w:val="Без списка"/>
+  <w:style w:type="numbering" w:styleId="user11" w:customStyle="1">
+    <w:name w:val="Без списка (user)"/>
     <w:uiPriority w:val="99"/>
     <w:semiHidden/>
     <w:unhideWhenUsed/>
     <w:qFormat/>
   </w:style>
-  <w:style w:type="numbering" w:styleId="user9" w:customStyle="1">
-    <w:name w:val="Без списка (user)"/>
+  <w:style w:type="numbering" w:styleId="Style29" w:customStyle="1">
+    <w:name w:val="Без списка"/>
     <w:uiPriority w:val="99"/>
     <w:semiHidden/>
     <w:unhideWhenUsed/>

--- a/6 семестр/Автоматизированные системы управление элементами промышленных и административных объектов/Практическая работа №7/Отчет ВраженкоДО.docx
+++ b/6 семестр/Автоматизированные системы управление элементами промышленных и административных объектов/Практическая работа №7/Отчет ВраженкоДО.docx
@@ -493,17 +493,17 @@
         <w:tblLook w:firstRow="1" w:noVBand="1" w:lastRow="0" w:firstColumn="1" w:lastColumn="0" w:noHBand="0" w:val="04a0"/>
       </w:tblPr>
       <w:tblGrid>
-        <w:gridCol w:w="2536"/>
-        <w:gridCol w:w="4832"/>
+        <w:gridCol w:w="2534"/>
+        <w:gridCol w:w="4834"/>
         <w:gridCol w:w="1107"/>
-        <w:gridCol w:w="546"/>
-        <w:gridCol w:w="1117"/>
+        <w:gridCol w:w="543"/>
+        <w:gridCol w:w="1120"/>
       </w:tblGrid>
       <w:tr>
         <w:trPr/>
         <w:tc>
           <w:tcPr>
-            <w:tcW w:w="2536" w:type="dxa"/>
+            <w:tcW w:w="2534" w:type="dxa"/>
             <w:tcBorders>
               <w:top w:val="nil"/>
               <w:left w:val="nil"/>
@@ -550,7 +550,7 @@
         </w:tc>
         <w:tc>
           <w:tcPr>
-            <w:tcW w:w="4832" w:type="dxa"/>
+            <w:tcW w:w="4834" w:type="dxa"/>
             <w:tcBorders>
               <w:top w:val="nil"/>
               <w:left w:val="nil"/>
@@ -582,7 +582,7 @@
         </w:tc>
         <w:tc>
           <w:tcPr>
-            <w:tcW w:w="1653" w:type="dxa"/>
+            <w:tcW w:w="1650" w:type="dxa"/>
             <w:gridSpan w:val="2"/>
             <w:tcBorders>
               <w:top w:val="nil"/>
@@ -651,7 +651,7 @@
         </w:tc>
         <w:tc>
           <w:tcPr>
-            <w:tcW w:w="1117" w:type="dxa"/>
+            <w:tcW w:w="1120" w:type="dxa"/>
             <w:tcBorders>
               <w:top w:val="nil"/>
               <w:left w:val="nil"/>
@@ -683,7 +683,7 @@
         <w:trPr/>
         <w:tc>
           <w:tcPr>
-            <w:tcW w:w="2536" w:type="dxa"/>
+            <w:tcW w:w="2534" w:type="dxa"/>
             <w:tcBorders>
               <w:top w:val="nil"/>
               <w:left w:val="nil"/>
@@ -730,7 +730,7 @@
         </w:tc>
         <w:tc>
           <w:tcPr>
-            <w:tcW w:w="4832" w:type="dxa"/>
+            <w:tcW w:w="4834" w:type="dxa"/>
             <w:tcBorders>
               <w:top w:val="nil"/>
               <w:left w:val="nil"/>
@@ -779,7 +779,7 @@
         </w:tc>
         <w:tc>
           <w:tcPr>
-            <w:tcW w:w="1653" w:type="dxa"/>
+            <w:tcW w:w="1650" w:type="dxa"/>
             <w:gridSpan w:val="2"/>
             <w:tcBorders>
               <w:top w:val="nil"/>
@@ -868,7 +868,7 @@
         </w:tc>
         <w:tc>
           <w:tcPr>
-            <w:tcW w:w="1117" w:type="dxa"/>
+            <w:tcW w:w="1120" w:type="dxa"/>
             <w:tcBorders>
               <w:top w:val="nil"/>
               <w:left w:val="nil"/>
@@ -900,7 +900,7 @@
         <w:trPr/>
         <w:tc>
           <w:tcPr>
-            <w:tcW w:w="2536" w:type="dxa"/>
+            <w:tcW w:w="2534" w:type="dxa"/>
             <w:tcBorders>
               <w:top w:val="nil"/>
               <w:left w:val="nil"/>
@@ -947,7 +947,7 @@
         </w:tc>
         <w:tc>
           <w:tcPr>
-            <w:tcW w:w="5939" w:type="dxa"/>
+            <w:tcW w:w="5941" w:type="dxa"/>
             <w:gridSpan w:val="2"/>
             <w:tcBorders>
               <w:top w:val="nil"/>
@@ -1199,7 +1199,7 @@
     </w:p>
     <w:p>
       <w:pPr>
-        <w:pStyle w:val="Style20"/>
+        <w:pStyle w:val="user6"/>
         <w:rPr>
           <w:lang w:val="ru-RU"/>
         </w:rPr>
@@ -1226,8 +1226,8 @@
       </w:tblPr>
       <w:tblGrid>
         <w:gridCol w:w="2665"/>
-        <w:gridCol w:w="1441"/>
-        <w:gridCol w:w="5249"/>
+        <w:gridCol w:w="1439"/>
+        <w:gridCol w:w="5251"/>
       </w:tblGrid>
       <w:tr>
         <w:trPr/>
@@ -1243,7 +1243,7 @@
           </w:tcPr>
           <w:p>
             <w:pPr>
-              <w:pStyle w:val="Style22"/>
+              <w:pStyle w:val="user8"/>
               <w:keepNext w:val="true"/>
               <w:rPr>
                 <w:lang w:val="ru-RU"/>
@@ -1259,7 +1259,7 @@
         </w:tc>
         <w:tc>
           <w:tcPr>
-            <w:tcW w:w="1441" w:type="dxa"/>
+            <w:tcW w:w="1439" w:type="dxa"/>
             <w:tcBorders>
               <w:top w:val="single" w:sz="2" w:space="0" w:color="000000"/>
               <w:left w:val="single" w:sz="2" w:space="0" w:color="000000"/>
@@ -1269,7 +1269,7 @@
           </w:tcPr>
           <w:p>
             <w:pPr>
-              <w:pStyle w:val="Style22"/>
+              <w:pStyle w:val="user8"/>
               <w:rPr>
                 <w:lang w:val="ru-RU"/>
               </w:rPr>
@@ -1284,7 +1284,7 @@
         </w:tc>
         <w:tc>
           <w:tcPr>
-            <w:tcW w:w="5249" w:type="dxa"/>
+            <w:tcW w:w="5251" w:type="dxa"/>
             <w:tcBorders>
               <w:top w:val="single" w:sz="2" w:space="0" w:color="000000"/>
               <w:left w:val="single" w:sz="2" w:space="0" w:color="000000"/>
@@ -1295,7 +1295,7 @@
           </w:tcPr>
           <w:p>
             <w:pPr>
-              <w:pStyle w:val="Style22"/>
+              <w:pStyle w:val="user8"/>
               <w:rPr>
                 <w:lang w:val="ru-RU"/>
               </w:rPr>
@@ -1321,7 +1321,7 @@
           </w:tcPr>
           <w:p>
             <w:pPr>
-              <w:pStyle w:val="Style21"/>
+              <w:pStyle w:val="user7"/>
               <w:keepNext w:val="true"/>
               <w:rPr>
                 <w:rFonts w:ascii="Courier New" w:hAnsi="Courier New"/>
@@ -1339,15 +1339,15 @@
         </w:tc>
         <w:tc>
           <w:tcPr>
-            <w:tcW w:w="1441" w:type="dxa"/>
-            <w:tcBorders>
-              <w:left w:val="single" w:sz="2" w:space="0" w:color="000000"/>
-              <w:bottom w:val="single" w:sz="2" w:space="0" w:color="000000"/>
-            </w:tcBorders>
-          </w:tcPr>
-          <w:p>
-            <w:pPr>
-              <w:pStyle w:val="Style21"/>
+            <w:tcW w:w="1439" w:type="dxa"/>
+            <w:tcBorders>
+              <w:left w:val="single" w:sz="2" w:space="0" w:color="000000"/>
+              <w:bottom w:val="single" w:sz="2" w:space="0" w:color="000000"/>
+            </w:tcBorders>
+          </w:tcPr>
+          <w:p>
+            <w:pPr>
+              <w:pStyle w:val="user7"/>
               <w:rPr>
                 <w:rFonts w:ascii="Courier New" w:hAnsi="Courier New"/>
                 <w:lang w:val="ru-RU"/>
@@ -1364,7 +1364,7 @@
         </w:tc>
         <w:tc>
           <w:tcPr>
-            <w:tcW w:w="5249" w:type="dxa"/>
+            <w:tcW w:w="5251" w:type="dxa"/>
             <w:tcBorders>
               <w:left w:val="single" w:sz="2" w:space="0" w:color="000000"/>
               <w:bottom w:val="single" w:sz="2" w:space="0" w:color="000000"/>
@@ -1373,7 +1373,7 @@
           </w:tcPr>
           <w:p>
             <w:pPr>
-              <w:pStyle w:val="Style21"/>
+              <w:pStyle w:val="user7"/>
               <w:rPr>
                 <w:rFonts w:ascii="Courier New" w:hAnsi="Courier New"/>
                 <w:lang w:val="ru-RU"/>
@@ -1414,7 +1414,7 @@
           </w:tcPr>
           <w:p>
             <w:pPr>
-              <w:pStyle w:val="Style21"/>
+              <w:pStyle w:val="user7"/>
               <w:keepNext w:val="true"/>
               <w:rPr>
                 <w:rFonts w:ascii="Courier New" w:hAnsi="Courier New"/>
@@ -1432,15 +1432,15 @@
         </w:tc>
         <w:tc>
           <w:tcPr>
-            <w:tcW w:w="1441" w:type="dxa"/>
-            <w:tcBorders>
-              <w:left w:val="single" w:sz="2" w:space="0" w:color="000000"/>
-              <w:bottom w:val="single" w:sz="2" w:space="0" w:color="000000"/>
-            </w:tcBorders>
-          </w:tcPr>
-          <w:p>
-            <w:pPr>
-              <w:pStyle w:val="Style21"/>
+            <w:tcW w:w="1439" w:type="dxa"/>
+            <w:tcBorders>
+              <w:left w:val="single" w:sz="2" w:space="0" w:color="000000"/>
+              <w:bottom w:val="single" w:sz="2" w:space="0" w:color="000000"/>
+            </w:tcBorders>
+          </w:tcPr>
+          <w:p>
+            <w:pPr>
+              <w:pStyle w:val="user7"/>
               <w:rPr>
                 <w:rFonts w:ascii="Courier New" w:hAnsi="Courier New"/>
                 <w:lang w:val="ru-RU"/>
@@ -1457,7 +1457,7 @@
         </w:tc>
         <w:tc>
           <w:tcPr>
-            <w:tcW w:w="5249" w:type="dxa"/>
+            <w:tcW w:w="5251" w:type="dxa"/>
             <w:tcBorders>
               <w:left w:val="single" w:sz="2" w:space="0" w:color="000000"/>
               <w:bottom w:val="single" w:sz="2" w:space="0" w:color="000000"/>
@@ -1466,7 +1466,7 @@
           </w:tcPr>
           <w:p>
             <w:pPr>
-              <w:pStyle w:val="Style21"/>
+              <w:pStyle w:val="user7"/>
               <w:rPr>
                 <w:rFonts w:ascii="Courier New" w:hAnsi="Courier New"/>
                 <w:lang w:val="ru-RU"/>
@@ -1507,7 +1507,7 @@
           </w:tcPr>
           <w:p>
             <w:pPr>
-              <w:pStyle w:val="Style21"/>
+              <w:pStyle w:val="user7"/>
               <w:keepNext w:val="true"/>
               <w:rPr>
                 <w:rFonts w:ascii="Courier New" w:hAnsi="Courier New"/>
@@ -1525,15 +1525,15 @@
         </w:tc>
         <w:tc>
           <w:tcPr>
-            <w:tcW w:w="1441" w:type="dxa"/>
-            <w:tcBorders>
-              <w:left w:val="single" w:sz="2" w:space="0" w:color="000000"/>
-              <w:bottom w:val="single" w:sz="2" w:space="0" w:color="000000"/>
-            </w:tcBorders>
-          </w:tcPr>
-          <w:p>
-            <w:pPr>
-              <w:pStyle w:val="Style21"/>
+            <w:tcW w:w="1439" w:type="dxa"/>
+            <w:tcBorders>
+              <w:left w:val="single" w:sz="2" w:space="0" w:color="000000"/>
+              <w:bottom w:val="single" w:sz="2" w:space="0" w:color="000000"/>
+            </w:tcBorders>
+          </w:tcPr>
+          <w:p>
+            <w:pPr>
+              <w:pStyle w:val="user7"/>
               <w:rPr>
                 <w:rFonts w:ascii="Courier New" w:hAnsi="Courier New"/>
                 <w:lang w:val="ru-RU"/>
@@ -1550,7 +1550,7 @@
         </w:tc>
         <w:tc>
           <w:tcPr>
-            <w:tcW w:w="5249" w:type="dxa"/>
+            <w:tcW w:w="5251" w:type="dxa"/>
             <w:tcBorders>
               <w:left w:val="single" w:sz="2" w:space="0" w:color="000000"/>
               <w:bottom w:val="single" w:sz="2" w:space="0" w:color="000000"/>
@@ -1559,7 +1559,7 @@
           </w:tcPr>
           <w:p>
             <w:pPr>
-              <w:pStyle w:val="Style21"/>
+              <w:pStyle w:val="user7"/>
               <w:rPr>
                 <w:rFonts w:ascii="Courier New" w:hAnsi="Courier New"/>
                 <w:lang w:val="ru-RU"/>
@@ -1613,7 +1613,7 @@
           </w:tcPr>
           <w:p>
             <w:pPr>
-              <w:pStyle w:val="Style21"/>
+              <w:pStyle w:val="user7"/>
               <w:keepNext w:val="true"/>
               <w:rPr>
                 <w:rFonts w:ascii="Courier New" w:hAnsi="Courier New"/>
@@ -1631,15 +1631,15 @@
         </w:tc>
         <w:tc>
           <w:tcPr>
-            <w:tcW w:w="1441" w:type="dxa"/>
-            <w:tcBorders>
-              <w:left w:val="single" w:sz="2" w:space="0" w:color="000000"/>
-              <w:bottom w:val="single" w:sz="2" w:space="0" w:color="000000"/>
-            </w:tcBorders>
-          </w:tcPr>
-          <w:p>
-            <w:pPr>
-              <w:pStyle w:val="Style21"/>
+            <w:tcW w:w="1439" w:type="dxa"/>
+            <w:tcBorders>
+              <w:left w:val="single" w:sz="2" w:space="0" w:color="000000"/>
+              <w:bottom w:val="single" w:sz="2" w:space="0" w:color="000000"/>
+            </w:tcBorders>
+          </w:tcPr>
+          <w:p>
+            <w:pPr>
+              <w:pStyle w:val="user7"/>
               <w:rPr>
                 <w:rFonts w:ascii="Courier New" w:hAnsi="Courier New"/>
                 <w:lang w:val="ru-RU"/>
@@ -1656,7 +1656,7 @@
         </w:tc>
         <w:tc>
           <w:tcPr>
-            <w:tcW w:w="5249" w:type="dxa"/>
+            <w:tcW w:w="5251" w:type="dxa"/>
             <w:tcBorders>
               <w:left w:val="single" w:sz="2" w:space="0" w:color="000000"/>
               <w:bottom w:val="single" w:sz="2" w:space="0" w:color="000000"/>
@@ -1665,7 +1665,7 @@
           </w:tcPr>
           <w:p>
             <w:pPr>
-              <w:pStyle w:val="Style21"/>
+              <w:pStyle w:val="user7"/>
               <w:rPr>
                 <w:rFonts w:ascii="Courier New" w:hAnsi="Courier New"/>
                 <w:lang w:val="ru-RU"/>
@@ -1693,7 +1693,7 @@
           </w:tcPr>
           <w:p>
             <w:pPr>
-              <w:pStyle w:val="Style21"/>
+              <w:pStyle w:val="user7"/>
               <w:keepNext w:val="true"/>
               <w:rPr>
                 <w:rFonts w:ascii="Courier New" w:hAnsi="Courier New"/>
@@ -1711,15 +1711,15 @@
         </w:tc>
         <w:tc>
           <w:tcPr>
-            <w:tcW w:w="1441" w:type="dxa"/>
-            <w:tcBorders>
-              <w:left w:val="single" w:sz="2" w:space="0" w:color="000000"/>
-              <w:bottom w:val="single" w:sz="2" w:space="0" w:color="000000"/>
-            </w:tcBorders>
-          </w:tcPr>
-          <w:p>
-            <w:pPr>
-              <w:pStyle w:val="Style21"/>
+            <w:tcW w:w="1439" w:type="dxa"/>
+            <w:tcBorders>
+              <w:left w:val="single" w:sz="2" w:space="0" w:color="000000"/>
+              <w:bottom w:val="single" w:sz="2" w:space="0" w:color="000000"/>
+            </w:tcBorders>
+          </w:tcPr>
+          <w:p>
+            <w:pPr>
+              <w:pStyle w:val="user7"/>
               <w:rPr>
                 <w:rFonts w:ascii="Courier New" w:hAnsi="Courier New"/>
                 <w:lang w:val="ru-RU"/>
@@ -1736,7 +1736,7 @@
         </w:tc>
         <w:tc>
           <w:tcPr>
-            <w:tcW w:w="5249" w:type="dxa"/>
+            <w:tcW w:w="5251" w:type="dxa"/>
             <w:tcBorders>
               <w:left w:val="single" w:sz="2" w:space="0" w:color="000000"/>
               <w:bottom w:val="single" w:sz="2" w:space="0" w:color="000000"/>
@@ -1745,7 +1745,7 @@
           </w:tcPr>
           <w:p>
             <w:pPr>
-              <w:pStyle w:val="Style21"/>
+              <w:pStyle w:val="user7"/>
               <w:rPr>
                 <w:rFonts w:ascii="Courier New" w:hAnsi="Courier New"/>
                 <w:lang w:val="ru-RU"/>
@@ -1786,7 +1786,7 @@
           </w:tcPr>
           <w:p>
             <w:pPr>
-              <w:pStyle w:val="Style21"/>
+              <w:pStyle w:val="user7"/>
               <w:keepNext w:val="true"/>
               <w:rPr>
                 <w:rFonts w:ascii="Courier New" w:hAnsi="Courier New"/>
@@ -1804,15 +1804,15 @@
         </w:tc>
         <w:tc>
           <w:tcPr>
-            <w:tcW w:w="1441" w:type="dxa"/>
-            <w:tcBorders>
-              <w:left w:val="single" w:sz="2" w:space="0" w:color="000000"/>
-              <w:bottom w:val="single" w:sz="2" w:space="0" w:color="000000"/>
-            </w:tcBorders>
-          </w:tcPr>
-          <w:p>
-            <w:pPr>
-              <w:pStyle w:val="Style21"/>
+            <w:tcW w:w="1439" w:type="dxa"/>
+            <w:tcBorders>
+              <w:left w:val="single" w:sz="2" w:space="0" w:color="000000"/>
+              <w:bottom w:val="single" w:sz="2" w:space="0" w:color="000000"/>
+            </w:tcBorders>
+          </w:tcPr>
+          <w:p>
+            <w:pPr>
+              <w:pStyle w:val="user7"/>
               <w:rPr>
                 <w:rFonts w:ascii="Courier New" w:hAnsi="Courier New"/>
                 <w:lang w:val="ru-RU"/>
@@ -1829,7 +1829,7 @@
         </w:tc>
         <w:tc>
           <w:tcPr>
-            <w:tcW w:w="5249" w:type="dxa"/>
+            <w:tcW w:w="5251" w:type="dxa"/>
             <w:tcBorders>
               <w:left w:val="single" w:sz="2" w:space="0" w:color="000000"/>
               <w:bottom w:val="single" w:sz="2" w:space="0" w:color="000000"/>
@@ -1838,7 +1838,7 @@
           </w:tcPr>
           <w:p>
             <w:pPr>
-              <w:pStyle w:val="Style21"/>
+              <w:pStyle w:val="user7"/>
               <w:rPr>
                 <w:rFonts w:ascii="Courier New" w:hAnsi="Courier New"/>
                 <w:lang w:val="ru-RU"/>
@@ -1879,7 +1879,7 @@
           </w:tcPr>
           <w:p>
             <w:pPr>
-              <w:pStyle w:val="Style21"/>
+              <w:pStyle w:val="user7"/>
               <w:rPr>
                 <w:rFonts w:ascii="Courier New" w:hAnsi="Courier New"/>
                 <w:lang w:val="ru-RU"/>
@@ -1896,15 +1896,15 @@
         </w:tc>
         <w:tc>
           <w:tcPr>
-            <w:tcW w:w="1441" w:type="dxa"/>
-            <w:tcBorders>
-              <w:left w:val="single" w:sz="2" w:space="0" w:color="000000"/>
-              <w:bottom w:val="single" w:sz="2" w:space="0" w:color="000000"/>
-            </w:tcBorders>
-          </w:tcPr>
-          <w:p>
-            <w:pPr>
-              <w:pStyle w:val="Style21"/>
+            <w:tcW w:w="1439" w:type="dxa"/>
+            <w:tcBorders>
+              <w:left w:val="single" w:sz="2" w:space="0" w:color="000000"/>
+              <w:bottom w:val="single" w:sz="2" w:space="0" w:color="000000"/>
+            </w:tcBorders>
+          </w:tcPr>
+          <w:p>
+            <w:pPr>
+              <w:pStyle w:val="user7"/>
               <w:rPr>
                 <w:rFonts w:ascii="Courier New" w:hAnsi="Courier New"/>
                 <w:lang w:val="ru-RU"/>
@@ -1921,7 +1921,7 @@
         </w:tc>
         <w:tc>
           <w:tcPr>
-            <w:tcW w:w="5249" w:type="dxa"/>
+            <w:tcW w:w="5251" w:type="dxa"/>
             <w:tcBorders>
               <w:left w:val="single" w:sz="2" w:space="0" w:color="000000"/>
               <w:bottom w:val="single" w:sz="2" w:space="0" w:color="000000"/>
@@ -1930,7 +1930,7 @@
           </w:tcPr>
           <w:p>
             <w:pPr>
-              <w:pStyle w:val="Style21"/>
+              <w:pStyle w:val="user7"/>
               <w:rPr>
                 <w:rFonts w:ascii="Courier New" w:hAnsi="Courier New"/>
                 <w:lang w:val="ru-RU"/>
@@ -2231,7 +2231,7 @@
     </w:p>
     <w:p>
       <w:pPr>
-        <w:pStyle w:val="Style20"/>
+        <w:pStyle w:val="user6"/>
         <w:rPr>
           <w:lang w:val="ru-RU"/>
         </w:rPr>
@@ -2258,8 +2258,8 @@
       </w:tblPr>
       <w:tblGrid>
         <w:gridCol w:w="2665"/>
-        <w:gridCol w:w="1441"/>
-        <w:gridCol w:w="5249"/>
+        <w:gridCol w:w="1439"/>
+        <w:gridCol w:w="5251"/>
       </w:tblGrid>
       <w:tr>
         <w:trPr/>
@@ -2275,7 +2275,7 @@
           </w:tcPr>
           <w:p>
             <w:pPr>
-              <w:pStyle w:val="Style22"/>
+              <w:pStyle w:val="user8"/>
               <w:keepNext w:val="true"/>
               <w:rPr>
                 <w:lang w:val="ru-RU"/>
@@ -2291,7 +2291,7 @@
         </w:tc>
         <w:tc>
           <w:tcPr>
-            <w:tcW w:w="1441" w:type="dxa"/>
+            <w:tcW w:w="1439" w:type="dxa"/>
             <w:tcBorders>
               <w:top w:val="single" w:sz="2" w:space="0" w:color="000000"/>
               <w:left w:val="single" w:sz="2" w:space="0" w:color="000000"/>
@@ -2301,7 +2301,7 @@
           </w:tcPr>
           <w:p>
             <w:pPr>
-              <w:pStyle w:val="Style22"/>
+              <w:pStyle w:val="user8"/>
               <w:rPr>
                 <w:lang w:val="ru-RU"/>
               </w:rPr>
@@ -2316,7 +2316,7 @@
         </w:tc>
         <w:tc>
           <w:tcPr>
-            <w:tcW w:w="5249" w:type="dxa"/>
+            <w:tcW w:w="5251" w:type="dxa"/>
             <w:tcBorders>
               <w:top w:val="single" w:sz="2" w:space="0" w:color="000000"/>
               <w:left w:val="single" w:sz="2" w:space="0" w:color="000000"/>
@@ -2327,7 +2327,7 @@
           </w:tcPr>
           <w:p>
             <w:pPr>
-              <w:pStyle w:val="Style22"/>
+              <w:pStyle w:val="user8"/>
               <w:rPr>
                 <w:lang w:val="ru-RU"/>
               </w:rPr>
@@ -2353,7 +2353,7 @@
           </w:tcPr>
           <w:p>
             <w:pPr>
-              <w:pStyle w:val="Style21"/>
+              <w:pStyle w:val="user7"/>
               <w:keepNext w:val="true"/>
               <w:rPr>
                 <w:rFonts w:ascii="Courier New" w:hAnsi="Courier New"/>
@@ -2371,15 +2371,15 @@
         </w:tc>
         <w:tc>
           <w:tcPr>
-            <w:tcW w:w="1441" w:type="dxa"/>
-            <w:tcBorders>
-              <w:left w:val="single" w:sz="2" w:space="0" w:color="000000"/>
-              <w:bottom w:val="single" w:sz="2" w:space="0" w:color="000000"/>
-            </w:tcBorders>
-          </w:tcPr>
-          <w:p>
-            <w:pPr>
-              <w:pStyle w:val="Style21"/>
+            <w:tcW w:w="1439" w:type="dxa"/>
+            <w:tcBorders>
+              <w:left w:val="single" w:sz="2" w:space="0" w:color="000000"/>
+              <w:bottom w:val="single" w:sz="2" w:space="0" w:color="000000"/>
+            </w:tcBorders>
+          </w:tcPr>
+          <w:p>
+            <w:pPr>
+              <w:pStyle w:val="user7"/>
               <w:rPr>
                 <w:rFonts w:ascii="Courier New" w:hAnsi="Courier New"/>
                 <w:lang w:val="ru-RU"/>
@@ -2396,7 +2396,7 @@
         </w:tc>
         <w:tc>
           <w:tcPr>
-            <w:tcW w:w="5249" w:type="dxa"/>
+            <w:tcW w:w="5251" w:type="dxa"/>
             <w:tcBorders>
               <w:left w:val="single" w:sz="2" w:space="0" w:color="000000"/>
               <w:bottom w:val="single" w:sz="2" w:space="0" w:color="000000"/>
@@ -2405,7 +2405,7 @@
           </w:tcPr>
           <w:p>
             <w:pPr>
-              <w:pStyle w:val="Style21"/>
+              <w:pStyle w:val="user7"/>
               <w:rPr>
                 <w:rFonts w:ascii="Courier New" w:hAnsi="Courier New"/>
                 <w:lang w:val="ru-RU"/>
@@ -2446,7 +2446,7 @@
           </w:tcPr>
           <w:p>
             <w:pPr>
-              <w:pStyle w:val="Style21"/>
+              <w:pStyle w:val="user7"/>
               <w:keepNext w:val="true"/>
               <w:rPr>
                 <w:rFonts w:ascii="Courier New" w:hAnsi="Courier New"/>
@@ -2464,15 +2464,15 @@
         </w:tc>
         <w:tc>
           <w:tcPr>
-            <w:tcW w:w="1441" w:type="dxa"/>
-            <w:tcBorders>
-              <w:left w:val="single" w:sz="2" w:space="0" w:color="000000"/>
-              <w:bottom w:val="single" w:sz="2" w:space="0" w:color="000000"/>
-            </w:tcBorders>
-          </w:tcPr>
-          <w:p>
-            <w:pPr>
-              <w:pStyle w:val="Style21"/>
+            <w:tcW w:w="1439" w:type="dxa"/>
+            <w:tcBorders>
+              <w:left w:val="single" w:sz="2" w:space="0" w:color="000000"/>
+              <w:bottom w:val="single" w:sz="2" w:space="0" w:color="000000"/>
+            </w:tcBorders>
+          </w:tcPr>
+          <w:p>
+            <w:pPr>
+              <w:pStyle w:val="user7"/>
               <w:rPr>
                 <w:rFonts w:ascii="Courier New" w:hAnsi="Courier New"/>
                 <w:lang w:val="ru-RU"/>
@@ -2489,7 +2489,7 @@
         </w:tc>
         <w:tc>
           <w:tcPr>
-            <w:tcW w:w="5249" w:type="dxa"/>
+            <w:tcW w:w="5251" w:type="dxa"/>
             <w:tcBorders>
               <w:left w:val="single" w:sz="2" w:space="0" w:color="000000"/>
               <w:bottom w:val="single" w:sz="2" w:space="0" w:color="000000"/>
@@ -2498,7 +2498,7 @@
           </w:tcPr>
           <w:p>
             <w:pPr>
-              <w:pStyle w:val="Style21"/>
+              <w:pStyle w:val="user7"/>
               <w:rPr>
                 <w:rFonts w:ascii="Courier New" w:hAnsi="Courier New"/>
                 <w:lang w:val="ru-RU"/>
@@ -2539,7 +2539,7 @@
           </w:tcPr>
           <w:p>
             <w:pPr>
-              <w:pStyle w:val="Style21"/>
+              <w:pStyle w:val="user7"/>
               <w:keepNext w:val="true"/>
               <w:rPr>
                 <w:rFonts w:ascii="Courier New" w:hAnsi="Courier New"/>
@@ -2557,15 +2557,15 @@
         </w:tc>
         <w:tc>
           <w:tcPr>
-            <w:tcW w:w="1441" w:type="dxa"/>
-            <w:tcBorders>
-              <w:left w:val="single" w:sz="2" w:space="0" w:color="000000"/>
-              <w:bottom w:val="single" w:sz="2" w:space="0" w:color="000000"/>
-            </w:tcBorders>
-          </w:tcPr>
-          <w:p>
-            <w:pPr>
-              <w:pStyle w:val="Style21"/>
+            <w:tcW w:w="1439" w:type="dxa"/>
+            <w:tcBorders>
+              <w:left w:val="single" w:sz="2" w:space="0" w:color="000000"/>
+              <w:bottom w:val="single" w:sz="2" w:space="0" w:color="000000"/>
+            </w:tcBorders>
+          </w:tcPr>
+          <w:p>
+            <w:pPr>
+              <w:pStyle w:val="user7"/>
               <w:rPr>
                 <w:rFonts w:ascii="Courier New" w:hAnsi="Courier New"/>
                 <w:lang w:val="ru-RU"/>
@@ -2582,7 +2582,7 @@
         </w:tc>
         <w:tc>
           <w:tcPr>
-            <w:tcW w:w="5249" w:type="dxa"/>
+            <w:tcW w:w="5251" w:type="dxa"/>
             <w:tcBorders>
               <w:left w:val="single" w:sz="2" w:space="0" w:color="000000"/>
               <w:bottom w:val="single" w:sz="2" w:space="0" w:color="000000"/>
@@ -2591,7 +2591,7 @@
           </w:tcPr>
           <w:p>
             <w:pPr>
-              <w:pStyle w:val="Style21"/>
+              <w:pStyle w:val="user7"/>
               <w:rPr>
                 <w:rFonts w:ascii="Courier New" w:hAnsi="Courier New"/>
                 <w:lang w:val="ru-RU"/>
@@ -2632,7 +2632,7 @@
           </w:tcPr>
           <w:p>
             <w:pPr>
-              <w:pStyle w:val="Style21"/>
+              <w:pStyle w:val="user7"/>
               <w:keepNext w:val="true"/>
               <w:rPr>
                 <w:rFonts w:ascii="Courier New" w:hAnsi="Courier New"/>
@@ -2650,15 +2650,15 @@
         </w:tc>
         <w:tc>
           <w:tcPr>
-            <w:tcW w:w="1441" w:type="dxa"/>
-            <w:tcBorders>
-              <w:left w:val="single" w:sz="2" w:space="0" w:color="000000"/>
-              <w:bottom w:val="single" w:sz="2" w:space="0" w:color="000000"/>
-            </w:tcBorders>
-          </w:tcPr>
-          <w:p>
-            <w:pPr>
-              <w:pStyle w:val="Style21"/>
+            <w:tcW w:w="1439" w:type="dxa"/>
+            <w:tcBorders>
+              <w:left w:val="single" w:sz="2" w:space="0" w:color="000000"/>
+              <w:bottom w:val="single" w:sz="2" w:space="0" w:color="000000"/>
+            </w:tcBorders>
+          </w:tcPr>
+          <w:p>
+            <w:pPr>
+              <w:pStyle w:val="user7"/>
               <w:rPr>
                 <w:rFonts w:ascii="Courier New" w:hAnsi="Courier New"/>
                 <w:lang w:val="ru-RU"/>
@@ -2675,7 +2675,7 @@
         </w:tc>
         <w:tc>
           <w:tcPr>
-            <w:tcW w:w="5249" w:type="dxa"/>
+            <w:tcW w:w="5251" w:type="dxa"/>
             <w:tcBorders>
               <w:left w:val="single" w:sz="2" w:space="0" w:color="000000"/>
               <w:bottom w:val="single" w:sz="2" w:space="0" w:color="000000"/>
@@ -2684,7 +2684,7 @@
           </w:tcPr>
           <w:p>
             <w:pPr>
-              <w:pStyle w:val="Style21"/>
+              <w:pStyle w:val="user7"/>
               <w:rPr>
                 <w:rFonts w:ascii="Courier New" w:hAnsi="Courier New"/>
                 <w:lang w:val="ru-RU"/>
@@ -2725,7 +2725,7 @@
           </w:tcPr>
           <w:p>
             <w:pPr>
-              <w:pStyle w:val="Style21"/>
+              <w:pStyle w:val="user7"/>
               <w:keepNext w:val="true"/>
               <w:rPr>
                 <w:rFonts w:ascii="Courier New" w:hAnsi="Courier New"/>
@@ -2743,15 +2743,15 @@
         </w:tc>
         <w:tc>
           <w:tcPr>
-            <w:tcW w:w="1441" w:type="dxa"/>
-            <w:tcBorders>
-              <w:left w:val="single" w:sz="2" w:space="0" w:color="000000"/>
-              <w:bottom w:val="single" w:sz="2" w:space="0" w:color="000000"/>
-            </w:tcBorders>
-          </w:tcPr>
-          <w:p>
-            <w:pPr>
-              <w:pStyle w:val="Style21"/>
+            <w:tcW w:w="1439" w:type="dxa"/>
+            <w:tcBorders>
+              <w:left w:val="single" w:sz="2" w:space="0" w:color="000000"/>
+              <w:bottom w:val="single" w:sz="2" w:space="0" w:color="000000"/>
+            </w:tcBorders>
+          </w:tcPr>
+          <w:p>
+            <w:pPr>
+              <w:pStyle w:val="user7"/>
               <w:rPr>
                 <w:rFonts w:ascii="Courier New" w:hAnsi="Courier New"/>
                 <w:lang w:val="ru-RU"/>
@@ -2768,7 +2768,7 @@
         </w:tc>
         <w:tc>
           <w:tcPr>
-            <w:tcW w:w="5249" w:type="dxa"/>
+            <w:tcW w:w="5251" w:type="dxa"/>
             <w:tcBorders>
               <w:left w:val="single" w:sz="2" w:space="0" w:color="000000"/>
               <w:bottom w:val="single" w:sz="2" w:space="0" w:color="000000"/>
@@ -2777,7 +2777,7 @@
           </w:tcPr>
           <w:p>
             <w:pPr>
-              <w:pStyle w:val="Style21"/>
+              <w:pStyle w:val="user7"/>
               <w:rPr>
                 <w:rFonts w:ascii="Courier New" w:hAnsi="Courier New"/>
                 <w:lang w:val="ru-RU"/>
@@ -2805,7 +2805,7 @@
           </w:tcPr>
           <w:p>
             <w:pPr>
-              <w:pStyle w:val="Style21"/>
+              <w:pStyle w:val="user7"/>
               <w:rPr>
                 <w:rFonts w:ascii="Courier New" w:hAnsi="Courier New"/>
                 <w:lang w:val="ru-RU"/>
@@ -2822,15 +2822,15 @@
         </w:tc>
         <w:tc>
           <w:tcPr>
-            <w:tcW w:w="1441" w:type="dxa"/>
-            <w:tcBorders>
-              <w:left w:val="single" w:sz="2" w:space="0" w:color="000000"/>
-              <w:bottom w:val="single" w:sz="2" w:space="0" w:color="000000"/>
-            </w:tcBorders>
-          </w:tcPr>
-          <w:p>
-            <w:pPr>
-              <w:pStyle w:val="Style21"/>
+            <w:tcW w:w="1439" w:type="dxa"/>
+            <w:tcBorders>
+              <w:left w:val="single" w:sz="2" w:space="0" w:color="000000"/>
+              <w:bottom w:val="single" w:sz="2" w:space="0" w:color="000000"/>
+            </w:tcBorders>
+          </w:tcPr>
+          <w:p>
+            <w:pPr>
+              <w:pStyle w:val="user7"/>
               <w:rPr>
                 <w:rFonts w:ascii="Courier New" w:hAnsi="Courier New"/>
                 <w:lang w:val="ru-RU"/>
@@ -2847,7 +2847,7 @@
         </w:tc>
         <w:tc>
           <w:tcPr>
-            <w:tcW w:w="5249" w:type="dxa"/>
+            <w:tcW w:w="5251" w:type="dxa"/>
             <w:tcBorders>
               <w:left w:val="single" w:sz="2" w:space="0" w:color="000000"/>
               <w:bottom w:val="single" w:sz="2" w:space="0" w:color="000000"/>
@@ -2856,7 +2856,7 @@
           </w:tcPr>
           <w:p>
             <w:pPr>
-              <w:pStyle w:val="Style21"/>
+              <w:pStyle w:val="user7"/>
               <w:rPr>
                 <w:rFonts w:ascii="Courier New" w:hAnsi="Courier New"/>
                 <w:lang w:val="ru-RU"/>
@@ -3068,7 +3068,7 @@
     </w:p>
     <w:p>
       <w:pPr>
-        <w:pStyle w:val="Style20"/>
+        <w:pStyle w:val="user6"/>
         <w:rPr>
           <w:lang w:val="ru-RU"/>
         </w:rPr>
@@ -3095,8 +3095,8 @@
       </w:tblPr>
       <w:tblGrid>
         <w:gridCol w:w="2665"/>
-        <w:gridCol w:w="1441"/>
-        <w:gridCol w:w="5249"/>
+        <w:gridCol w:w="1439"/>
+        <w:gridCol w:w="5251"/>
       </w:tblGrid>
       <w:tr>
         <w:trPr/>
@@ -3112,7 +3112,7 @@
           </w:tcPr>
           <w:p>
             <w:pPr>
-              <w:pStyle w:val="Style22"/>
+              <w:pStyle w:val="user8"/>
               <w:keepNext w:val="true"/>
               <w:rPr>
                 <w:lang w:val="ru-RU"/>
@@ -3128,7 +3128,7 @@
         </w:tc>
         <w:tc>
           <w:tcPr>
-            <w:tcW w:w="1441" w:type="dxa"/>
+            <w:tcW w:w="1439" w:type="dxa"/>
             <w:tcBorders>
               <w:top w:val="single" w:sz="2" w:space="0" w:color="000000"/>
               <w:left w:val="single" w:sz="2" w:space="0" w:color="000000"/>
@@ -3138,7 +3138,7 @@
           </w:tcPr>
           <w:p>
             <w:pPr>
-              <w:pStyle w:val="Style22"/>
+              <w:pStyle w:val="user8"/>
               <w:rPr>
                 <w:lang w:val="ru-RU"/>
               </w:rPr>
@@ -3153,7 +3153,7 @@
         </w:tc>
         <w:tc>
           <w:tcPr>
-            <w:tcW w:w="5249" w:type="dxa"/>
+            <w:tcW w:w="5251" w:type="dxa"/>
             <w:tcBorders>
               <w:top w:val="single" w:sz="2" w:space="0" w:color="000000"/>
               <w:left w:val="single" w:sz="2" w:space="0" w:color="000000"/>
@@ -3164,7 +3164,7 @@
           </w:tcPr>
           <w:p>
             <w:pPr>
-              <w:pStyle w:val="Style22"/>
+              <w:pStyle w:val="user8"/>
               <w:rPr>
                 <w:lang w:val="ru-RU"/>
               </w:rPr>
@@ -3190,7 +3190,7 @@
           </w:tcPr>
           <w:p>
             <w:pPr>
-              <w:pStyle w:val="Style21"/>
+              <w:pStyle w:val="user7"/>
               <w:keepNext w:val="true"/>
               <w:rPr>
                 <w:rFonts w:ascii="Courier New" w:hAnsi="Courier New"/>
@@ -3208,15 +3208,15 @@
         </w:tc>
         <w:tc>
           <w:tcPr>
-            <w:tcW w:w="1441" w:type="dxa"/>
-            <w:tcBorders>
-              <w:left w:val="single" w:sz="2" w:space="0" w:color="000000"/>
-              <w:bottom w:val="single" w:sz="2" w:space="0" w:color="000000"/>
-            </w:tcBorders>
-          </w:tcPr>
-          <w:p>
-            <w:pPr>
-              <w:pStyle w:val="Style21"/>
+            <w:tcW w:w="1439" w:type="dxa"/>
+            <w:tcBorders>
+              <w:left w:val="single" w:sz="2" w:space="0" w:color="000000"/>
+              <w:bottom w:val="single" w:sz="2" w:space="0" w:color="000000"/>
+            </w:tcBorders>
+          </w:tcPr>
+          <w:p>
+            <w:pPr>
+              <w:pStyle w:val="user7"/>
               <w:rPr>
                 <w:rFonts w:ascii="Courier New" w:hAnsi="Courier New"/>
                 <w:lang w:val="ru-RU"/>
@@ -3233,7 +3233,7 @@
         </w:tc>
         <w:tc>
           <w:tcPr>
-            <w:tcW w:w="5249" w:type="dxa"/>
+            <w:tcW w:w="5251" w:type="dxa"/>
             <w:tcBorders>
               <w:left w:val="single" w:sz="2" w:space="0" w:color="000000"/>
               <w:bottom w:val="single" w:sz="2" w:space="0" w:color="000000"/>
@@ -3242,7 +3242,7 @@
           </w:tcPr>
           <w:p>
             <w:pPr>
-              <w:pStyle w:val="Style21"/>
+              <w:pStyle w:val="user7"/>
               <w:rPr>
                 <w:rFonts w:ascii="Courier New" w:hAnsi="Courier New"/>
                 <w:lang w:val="ru-RU"/>
@@ -3296,7 +3296,7 @@
           </w:tcPr>
           <w:p>
             <w:pPr>
-              <w:pStyle w:val="Style21"/>
+              <w:pStyle w:val="user7"/>
               <w:keepNext w:val="true"/>
               <w:rPr>
                 <w:rFonts w:ascii="Courier New" w:hAnsi="Courier New"/>
@@ -3314,15 +3314,15 @@
         </w:tc>
         <w:tc>
           <w:tcPr>
-            <w:tcW w:w="1441" w:type="dxa"/>
-            <w:tcBorders>
-              <w:left w:val="single" w:sz="2" w:space="0" w:color="000000"/>
-              <w:bottom w:val="single" w:sz="2" w:space="0" w:color="000000"/>
-            </w:tcBorders>
-          </w:tcPr>
-          <w:p>
-            <w:pPr>
-              <w:pStyle w:val="Style21"/>
+            <w:tcW w:w="1439" w:type="dxa"/>
+            <w:tcBorders>
+              <w:left w:val="single" w:sz="2" w:space="0" w:color="000000"/>
+              <w:bottom w:val="single" w:sz="2" w:space="0" w:color="000000"/>
+            </w:tcBorders>
+          </w:tcPr>
+          <w:p>
+            <w:pPr>
+              <w:pStyle w:val="user7"/>
               <w:rPr>
                 <w:rFonts w:ascii="Courier New" w:hAnsi="Courier New"/>
                 <w:lang w:val="ru-RU"/>
@@ -3339,7 +3339,7 @@
         </w:tc>
         <w:tc>
           <w:tcPr>
-            <w:tcW w:w="5249" w:type="dxa"/>
+            <w:tcW w:w="5251" w:type="dxa"/>
             <w:tcBorders>
               <w:left w:val="single" w:sz="2" w:space="0" w:color="000000"/>
               <w:bottom w:val="single" w:sz="2" w:space="0" w:color="000000"/>
@@ -3348,7 +3348,7 @@
           </w:tcPr>
           <w:p>
             <w:pPr>
-              <w:pStyle w:val="Style21"/>
+              <w:pStyle w:val="user7"/>
               <w:rPr>
                 <w:rFonts w:ascii="Courier New" w:hAnsi="Courier New"/>
                 <w:lang w:val="ru-RU"/>
@@ -3402,7 +3402,7 @@
           </w:tcPr>
           <w:p>
             <w:pPr>
-              <w:pStyle w:val="Style21"/>
+              <w:pStyle w:val="user7"/>
               <w:keepNext w:val="true"/>
               <w:rPr>
                 <w:rFonts w:ascii="Courier New" w:hAnsi="Courier New"/>
@@ -3420,15 +3420,15 @@
         </w:tc>
         <w:tc>
           <w:tcPr>
-            <w:tcW w:w="1441" w:type="dxa"/>
-            <w:tcBorders>
-              <w:left w:val="single" w:sz="2" w:space="0" w:color="000000"/>
-              <w:bottom w:val="single" w:sz="2" w:space="0" w:color="000000"/>
-            </w:tcBorders>
-          </w:tcPr>
-          <w:p>
-            <w:pPr>
-              <w:pStyle w:val="Style21"/>
+            <w:tcW w:w="1439" w:type="dxa"/>
+            <w:tcBorders>
+              <w:left w:val="single" w:sz="2" w:space="0" w:color="000000"/>
+              <w:bottom w:val="single" w:sz="2" w:space="0" w:color="000000"/>
+            </w:tcBorders>
+          </w:tcPr>
+          <w:p>
+            <w:pPr>
+              <w:pStyle w:val="user7"/>
               <w:rPr>
                 <w:rFonts w:ascii="Courier New" w:hAnsi="Courier New"/>
                 <w:lang w:val="ru-RU"/>
@@ -3445,7 +3445,7 @@
         </w:tc>
         <w:tc>
           <w:tcPr>
-            <w:tcW w:w="5249" w:type="dxa"/>
+            <w:tcW w:w="5251" w:type="dxa"/>
             <w:tcBorders>
               <w:left w:val="single" w:sz="2" w:space="0" w:color="000000"/>
               <w:bottom w:val="single" w:sz="2" w:space="0" w:color="000000"/>
@@ -3454,7 +3454,7 @@
           </w:tcPr>
           <w:p>
             <w:pPr>
-              <w:pStyle w:val="Style21"/>
+              <w:pStyle w:val="user7"/>
               <w:rPr>
                 <w:rFonts w:ascii="Courier New" w:hAnsi="Courier New"/>
                 <w:lang w:val="ru-RU"/>
@@ -3495,7 +3495,7 @@
           </w:tcPr>
           <w:p>
             <w:pPr>
-              <w:pStyle w:val="Style21"/>
+              <w:pStyle w:val="user7"/>
               <w:keepNext w:val="true"/>
               <w:rPr>
                 <w:rFonts w:ascii="Courier New" w:hAnsi="Courier New"/>
@@ -3513,15 +3513,15 @@
         </w:tc>
         <w:tc>
           <w:tcPr>
-            <w:tcW w:w="1441" w:type="dxa"/>
-            <w:tcBorders>
-              <w:left w:val="single" w:sz="2" w:space="0" w:color="000000"/>
-              <w:bottom w:val="single" w:sz="2" w:space="0" w:color="000000"/>
-            </w:tcBorders>
-          </w:tcPr>
-          <w:p>
-            <w:pPr>
-              <w:pStyle w:val="Style21"/>
+            <w:tcW w:w="1439" w:type="dxa"/>
+            <w:tcBorders>
+              <w:left w:val="single" w:sz="2" w:space="0" w:color="000000"/>
+              <w:bottom w:val="single" w:sz="2" w:space="0" w:color="000000"/>
+            </w:tcBorders>
+          </w:tcPr>
+          <w:p>
+            <w:pPr>
+              <w:pStyle w:val="user7"/>
               <w:rPr>
                 <w:rFonts w:ascii="Courier New" w:hAnsi="Courier New"/>
                 <w:lang w:val="ru-RU"/>
@@ -3538,7 +3538,7 @@
         </w:tc>
         <w:tc>
           <w:tcPr>
-            <w:tcW w:w="5249" w:type="dxa"/>
+            <w:tcW w:w="5251" w:type="dxa"/>
             <w:tcBorders>
               <w:left w:val="single" w:sz="2" w:space="0" w:color="000000"/>
               <w:bottom w:val="single" w:sz="2" w:space="0" w:color="000000"/>
@@ -3547,7 +3547,7 @@
           </w:tcPr>
           <w:p>
             <w:pPr>
-              <w:pStyle w:val="Style21"/>
+              <w:pStyle w:val="user7"/>
               <w:rPr>
                 <w:rFonts w:ascii="Courier New" w:hAnsi="Courier New"/>
                 <w:lang w:val="ru-RU"/>
@@ -3588,7 +3588,7 @@
           </w:tcPr>
           <w:p>
             <w:pPr>
-              <w:pStyle w:val="Style21"/>
+              <w:pStyle w:val="user7"/>
               <w:keepNext w:val="true"/>
               <w:rPr>
                 <w:rFonts w:ascii="Courier New" w:hAnsi="Courier New"/>
@@ -3606,15 +3606,15 @@
         </w:tc>
         <w:tc>
           <w:tcPr>
-            <w:tcW w:w="1441" w:type="dxa"/>
-            <w:tcBorders>
-              <w:left w:val="single" w:sz="2" w:space="0" w:color="000000"/>
-              <w:bottom w:val="single" w:sz="2" w:space="0" w:color="000000"/>
-            </w:tcBorders>
-          </w:tcPr>
-          <w:p>
-            <w:pPr>
-              <w:pStyle w:val="Style21"/>
+            <w:tcW w:w="1439" w:type="dxa"/>
+            <w:tcBorders>
+              <w:left w:val="single" w:sz="2" w:space="0" w:color="000000"/>
+              <w:bottom w:val="single" w:sz="2" w:space="0" w:color="000000"/>
+            </w:tcBorders>
+          </w:tcPr>
+          <w:p>
+            <w:pPr>
+              <w:pStyle w:val="user7"/>
               <w:rPr>
                 <w:rFonts w:ascii="Courier New" w:hAnsi="Courier New"/>
                 <w:lang w:val="ru-RU"/>
@@ -3631,7 +3631,7 @@
         </w:tc>
         <w:tc>
           <w:tcPr>
-            <w:tcW w:w="5249" w:type="dxa"/>
+            <w:tcW w:w="5251" w:type="dxa"/>
             <w:tcBorders>
               <w:left w:val="single" w:sz="2" w:space="0" w:color="000000"/>
               <w:bottom w:val="single" w:sz="2" w:space="0" w:color="000000"/>
@@ -3640,7 +3640,7 @@
           </w:tcPr>
           <w:p>
             <w:pPr>
-              <w:pStyle w:val="Style21"/>
+              <w:pStyle w:val="user7"/>
               <w:rPr>
                 <w:rFonts w:ascii="Courier New" w:hAnsi="Courier New"/>
                 <w:lang w:val="ru-RU"/>
@@ -3681,7 +3681,7 @@
           </w:tcPr>
           <w:p>
             <w:pPr>
-              <w:pStyle w:val="Style21"/>
+              <w:pStyle w:val="user7"/>
               <w:keepNext w:val="true"/>
               <w:rPr>
                 <w:rFonts w:ascii="Courier New" w:hAnsi="Courier New"/>
@@ -3699,15 +3699,15 @@
         </w:tc>
         <w:tc>
           <w:tcPr>
-            <w:tcW w:w="1441" w:type="dxa"/>
-            <w:tcBorders>
-              <w:left w:val="single" w:sz="2" w:space="0" w:color="000000"/>
-              <w:bottom w:val="single" w:sz="2" w:space="0" w:color="000000"/>
-            </w:tcBorders>
-          </w:tcPr>
-          <w:p>
-            <w:pPr>
-              <w:pStyle w:val="Style21"/>
+            <w:tcW w:w="1439" w:type="dxa"/>
+            <w:tcBorders>
+              <w:left w:val="single" w:sz="2" w:space="0" w:color="000000"/>
+              <w:bottom w:val="single" w:sz="2" w:space="0" w:color="000000"/>
+            </w:tcBorders>
+          </w:tcPr>
+          <w:p>
+            <w:pPr>
+              <w:pStyle w:val="user7"/>
               <w:rPr>
                 <w:rFonts w:ascii="Courier New" w:hAnsi="Courier New"/>
                 <w:lang w:val="ru-RU"/>
@@ -3724,7 +3724,7 @@
         </w:tc>
         <w:tc>
           <w:tcPr>
-            <w:tcW w:w="5249" w:type="dxa"/>
+            <w:tcW w:w="5251" w:type="dxa"/>
             <w:tcBorders>
               <w:left w:val="single" w:sz="2" w:space="0" w:color="000000"/>
               <w:bottom w:val="single" w:sz="2" w:space="0" w:color="000000"/>
@@ -3733,7 +3733,7 @@
           </w:tcPr>
           <w:p>
             <w:pPr>
-              <w:pStyle w:val="Style21"/>
+              <w:pStyle w:val="user7"/>
               <w:rPr>
                 <w:rFonts w:ascii="Courier New" w:hAnsi="Courier New"/>
                 <w:lang w:val="ru-RU"/>
@@ -3774,7 +3774,7 @@
           </w:tcPr>
           <w:p>
             <w:pPr>
-              <w:pStyle w:val="Style21"/>
+              <w:pStyle w:val="user7"/>
               <w:rPr>
                 <w:rFonts w:ascii="Courier New" w:hAnsi="Courier New"/>
                 <w:lang w:val="ru-RU"/>
@@ -3791,15 +3791,15 @@
         </w:tc>
         <w:tc>
           <w:tcPr>
-            <w:tcW w:w="1441" w:type="dxa"/>
-            <w:tcBorders>
-              <w:left w:val="single" w:sz="2" w:space="0" w:color="000000"/>
-              <w:bottom w:val="single" w:sz="2" w:space="0" w:color="000000"/>
-            </w:tcBorders>
-          </w:tcPr>
-          <w:p>
-            <w:pPr>
-              <w:pStyle w:val="Style21"/>
+            <w:tcW w:w="1439" w:type="dxa"/>
+            <w:tcBorders>
+              <w:left w:val="single" w:sz="2" w:space="0" w:color="000000"/>
+              <w:bottom w:val="single" w:sz="2" w:space="0" w:color="000000"/>
+            </w:tcBorders>
+          </w:tcPr>
+          <w:p>
+            <w:pPr>
+              <w:pStyle w:val="user7"/>
               <w:rPr>
                 <w:rFonts w:ascii="Courier New" w:hAnsi="Courier New"/>
                 <w:lang w:val="ru-RU"/>
@@ -3816,7 +3816,7 @@
         </w:tc>
         <w:tc>
           <w:tcPr>
-            <w:tcW w:w="5249" w:type="dxa"/>
+            <w:tcW w:w="5251" w:type="dxa"/>
             <w:tcBorders>
               <w:left w:val="single" w:sz="2" w:space="0" w:color="000000"/>
               <w:bottom w:val="single" w:sz="2" w:space="0" w:color="000000"/>
@@ -3825,7 +3825,7 @@
           </w:tcPr>
           <w:p>
             <w:pPr>
-              <w:pStyle w:val="Style21"/>
+              <w:pStyle w:val="user7"/>
               <w:rPr>
                 <w:rFonts w:ascii="Courier New" w:hAnsi="Courier New"/>
                 <w:lang w:val="ru-RU"/>
@@ -4191,7 +4191,7 @@
     </w:p>
     <w:p>
       <w:pPr>
-        <w:pStyle w:val="Style20"/>
+        <w:pStyle w:val="user6"/>
         <w:rPr>
           <w:lang w:val="ru-RU"/>
         </w:rPr>
@@ -4218,8 +4218,8 @@
       </w:tblPr>
       <w:tblGrid>
         <w:gridCol w:w="2665"/>
-        <w:gridCol w:w="1441"/>
-        <w:gridCol w:w="5249"/>
+        <w:gridCol w:w="1439"/>
+        <w:gridCol w:w="5251"/>
       </w:tblGrid>
       <w:tr>
         <w:trPr/>
@@ -4235,7 +4235,7 @@
           </w:tcPr>
           <w:p>
             <w:pPr>
-              <w:pStyle w:val="Style22"/>
+              <w:pStyle w:val="user8"/>
               <w:keepNext w:val="true"/>
               <w:rPr>
                 <w:lang w:val="ru-RU"/>
@@ -4251,7 +4251,7 @@
         </w:tc>
         <w:tc>
           <w:tcPr>
-            <w:tcW w:w="1441" w:type="dxa"/>
+            <w:tcW w:w="1439" w:type="dxa"/>
             <w:tcBorders>
               <w:top w:val="single" w:sz="2" w:space="0" w:color="000000"/>
               <w:left w:val="single" w:sz="2" w:space="0" w:color="000000"/>
@@ -4261,7 +4261,7 @@
           </w:tcPr>
           <w:p>
             <w:pPr>
-              <w:pStyle w:val="Style22"/>
+              <w:pStyle w:val="user8"/>
               <w:rPr>
                 <w:lang w:val="ru-RU"/>
               </w:rPr>
@@ -4276,7 +4276,7 @@
         </w:tc>
         <w:tc>
           <w:tcPr>
-            <w:tcW w:w="5249" w:type="dxa"/>
+            <w:tcW w:w="5251" w:type="dxa"/>
             <w:tcBorders>
               <w:top w:val="single" w:sz="2" w:space="0" w:color="000000"/>
               <w:left w:val="single" w:sz="2" w:space="0" w:color="000000"/>
@@ -4287,7 +4287,7 @@
           </w:tcPr>
           <w:p>
             <w:pPr>
-              <w:pStyle w:val="Style22"/>
+              <w:pStyle w:val="user8"/>
               <w:rPr>
                 <w:lang w:val="ru-RU"/>
               </w:rPr>
@@ -4313,7 +4313,7 @@
           </w:tcPr>
           <w:p>
             <w:pPr>
-              <w:pStyle w:val="Style21"/>
+              <w:pStyle w:val="user7"/>
               <w:keepNext w:val="true"/>
               <w:rPr>
                 <w:rFonts w:ascii="Courier New" w:hAnsi="Courier New"/>
@@ -4331,15 +4331,15 @@
         </w:tc>
         <w:tc>
           <w:tcPr>
-            <w:tcW w:w="1441" w:type="dxa"/>
-            <w:tcBorders>
-              <w:left w:val="single" w:sz="2" w:space="0" w:color="000000"/>
-              <w:bottom w:val="single" w:sz="2" w:space="0" w:color="000000"/>
-            </w:tcBorders>
-          </w:tcPr>
-          <w:p>
-            <w:pPr>
-              <w:pStyle w:val="Style21"/>
+            <w:tcW w:w="1439" w:type="dxa"/>
+            <w:tcBorders>
+              <w:left w:val="single" w:sz="2" w:space="0" w:color="000000"/>
+              <w:bottom w:val="single" w:sz="2" w:space="0" w:color="000000"/>
+            </w:tcBorders>
+          </w:tcPr>
+          <w:p>
+            <w:pPr>
+              <w:pStyle w:val="user7"/>
               <w:rPr>
                 <w:rFonts w:ascii="Courier New" w:hAnsi="Courier New"/>
                 <w:lang w:val="ru-RU"/>
@@ -4356,7 +4356,7 @@
         </w:tc>
         <w:tc>
           <w:tcPr>
-            <w:tcW w:w="5249" w:type="dxa"/>
+            <w:tcW w:w="5251" w:type="dxa"/>
             <w:tcBorders>
               <w:left w:val="single" w:sz="2" w:space="0" w:color="000000"/>
               <w:bottom w:val="single" w:sz="2" w:space="0" w:color="000000"/>
@@ -4365,7 +4365,7 @@
           </w:tcPr>
           <w:p>
             <w:pPr>
-              <w:pStyle w:val="Style21"/>
+              <w:pStyle w:val="user7"/>
               <w:rPr>
                 <w:rFonts w:ascii="Courier New" w:hAnsi="Courier New"/>
                 <w:lang w:val="ru-RU"/>
@@ -4406,7 +4406,7 @@
           </w:tcPr>
           <w:p>
             <w:pPr>
-              <w:pStyle w:val="Style21"/>
+              <w:pStyle w:val="user7"/>
               <w:keepNext w:val="true"/>
               <w:rPr>
                 <w:rFonts w:ascii="Courier New" w:hAnsi="Courier New"/>
@@ -4424,15 +4424,15 @@
         </w:tc>
         <w:tc>
           <w:tcPr>
-            <w:tcW w:w="1441" w:type="dxa"/>
-            <w:tcBorders>
-              <w:left w:val="single" w:sz="2" w:space="0" w:color="000000"/>
-              <w:bottom w:val="single" w:sz="2" w:space="0" w:color="000000"/>
-            </w:tcBorders>
-          </w:tcPr>
-          <w:p>
-            <w:pPr>
-              <w:pStyle w:val="Style21"/>
+            <w:tcW w:w="1439" w:type="dxa"/>
+            <w:tcBorders>
+              <w:left w:val="single" w:sz="2" w:space="0" w:color="000000"/>
+              <w:bottom w:val="single" w:sz="2" w:space="0" w:color="000000"/>
+            </w:tcBorders>
+          </w:tcPr>
+          <w:p>
+            <w:pPr>
+              <w:pStyle w:val="user7"/>
               <w:rPr>
                 <w:rFonts w:ascii="Courier New" w:hAnsi="Courier New"/>
                 <w:lang w:val="ru-RU"/>
@@ -4449,7 +4449,7 @@
         </w:tc>
         <w:tc>
           <w:tcPr>
-            <w:tcW w:w="5249" w:type="dxa"/>
+            <w:tcW w:w="5251" w:type="dxa"/>
             <w:tcBorders>
               <w:left w:val="single" w:sz="2" w:space="0" w:color="000000"/>
               <w:bottom w:val="single" w:sz="2" w:space="0" w:color="000000"/>
@@ -4458,7 +4458,7 @@
           </w:tcPr>
           <w:p>
             <w:pPr>
-              <w:pStyle w:val="Style21"/>
+              <w:pStyle w:val="user7"/>
               <w:rPr>
                 <w:rFonts w:ascii="Courier New" w:hAnsi="Courier New"/>
                 <w:lang w:val="ru-RU"/>
@@ -4499,7 +4499,7 @@
           </w:tcPr>
           <w:p>
             <w:pPr>
-              <w:pStyle w:val="Style21"/>
+              <w:pStyle w:val="user7"/>
               <w:keepNext w:val="true"/>
               <w:rPr>
                 <w:rFonts w:ascii="Courier New" w:hAnsi="Courier New"/>
@@ -4517,15 +4517,15 @@
         </w:tc>
         <w:tc>
           <w:tcPr>
-            <w:tcW w:w="1441" w:type="dxa"/>
-            <w:tcBorders>
-              <w:left w:val="single" w:sz="2" w:space="0" w:color="000000"/>
-              <w:bottom w:val="single" w:sz="2" w:space="0" w:color="000000"/>
-            </w:tcBorders>
-          </w:tcPr>
-          <w:p>
-            <w:pPr>
-              <w:pStyle w:val="Style21"/>
+            <w:tcW w:w="1439" w:type="dxa"/>
+            <w:tcBorders>
+              <w:left w:val="single" w:sz="2" w:space="0" w:color="000000"/>
+              <w:bottom w:val="single" w:sz="2" w:space="0" w:color="000000"/>
+            </w:tcBorders>
+          </w:tcPr>
+          <w:p>
+            <w:pPr>
+              <w:pStyle w:val="user7"/>
               <w:rPr>
                 <w:rFonts w:ascii="Courier New" w:hAnsi="Courier New"/>
                 <w:lang w:val="ru-RU"/>
@@ -4542,7 +4542,7 @@
         </w:tc>
         <w:tc>
           <w:tcPr>
-            <w:tcW w:w="5249" w:type="dxa"/>
+            <w:tcW w:w="5251" w:type="dxa"/>
             <w:tcBorders>
               <w:left w:val="single" w:sz="2" w:space="0" w:color="000000"/>
               <w:bottom w:val="single" w:sz="2" w:space="0" w:color="000000"/>
@@ -4551,7 +4551,7 @@
           </w:tcPr>
           <w:p>
             <w:pPr>
-              <w:pStyle w:val="Style21"/>
+              <w:pStyle w:val="user7"/>
               <w:rPr>
                 <w:rFonts w:ascii="Courier New" w:hAnsi="Courier New"/>
                 <w:lang w:val="ru-RU"/>
@@ -4592,7 +4592,7 @@
           </w:tcPr>
           <w:p>
             <w:pPr>
-              <w:pStyle w:val="Style21"/>
+              <w:pStyle w:val="user7"/>
               <w:keepNext w:val="true"/>
               <w:rPr>
                 <w:rFonts w:ascii="Courier New" w:hAnsi="Courier New"/>
@@ -4610,15 +4610,15 @@
         </w:tc>
         <w:tc>
           <w:tcPr>
-            <w:tcW w:w="1441" w:type="dxa"/>
-            <w:tcBorders>
-              <w:left w:val="single" w:sz="2" w:space="0" w:color="000000"/>
-              <w:bottom w:val="single" w:sz="2" w:space="0" w:color="000000"/>
-            </w:tcBorders>
-          </w:tcPr>
-          <w:p>
-            <w:pPr>
-              <w:pStyle w:val="Style21"/>
+            <w:tcW w:w="1439" w:type="dxa"/>
+            <w:tcBorders>
+              <w:left w:val="single" w:sz="2" w:space="0" w:color="000000"/>
+              <w:bottom w:val="single" w:sz="2" w:space="0" w:color="000000"/>
+            </w:tcBorders>
+          </w:tcPr>
+          <w:p>
+            <w:pPr>
+              <w:pStyle w:val="user7"/>
               <w:rPr>
                 <w:rFonts w:ascii="Courier New" w:hAnsi="Courier New"/>
                 <w:lang w:val="ru-RU"/>
@@ -4635,7 +4635,7 @@
         </w:tc>
         <w:tc>
           <w:tcPr>
-            <w:tcW w:w="5249" w:type="dxa"/>
+            <w:tcW w:w="5251" w:type="dxa"/>
             <w:tcBorders>
               <w:left w:val="single" w:sz="2" w:space="0" w:color="000000"/>
               <w:bottom w:val="single" w:sz="2" w:space="0" w:color="000000"/>
@@ -4644,7 +4644,7 @@
           </w:tcPr>
           <w:p>
             <w:pPr>
-              <w:pStyle w:val="Style21"/>
+              <w:pStyle w:val="user7"/>
               <w:rPr>
                 <w:rFonts w:ascii="Courier New" w:hAnsi="Courier New"/>
                 <w:lang w:val="ru-RU"/>
@@ -4685,7 +4685,7 @@
           </w:tcPr>
           <w:p>
             <w:pPr>
-              <w:pStyle w:val="Style21"/>
+              <w:pStyle w:val="user7"/>
               <w:keepNext w:val="true"/>
               <w:rPr>
                 <w:rFonts w:ascii="Courier New" w:hAnsi="Courier New"/>
@@ -4703,15 +4703,15 @@
         </w:tc>
         <w:tc>
           <w:tcPr>
-            <w:tcW w:w="1441" w:type="dxa"/>
-            <w:tcBorders>
-              <w:left w:val="single" w:sz="2" w:space="0" w:color="000000"/>
-              <w:bottom w:val="single" w:sz="2" w:space="0" w:color="000000"/>
-            </w:tcBorders>
-          </w:tcPr>
-          <w:p>
-            <w:pPr>
-              <w:pStyle w:val="Style21"/>
+            <w:tcW w:w="1439" w:type="dxa"/>
+            <w:tcBorders>
+              <w:left w:val="single" w:sz="2" w:space="0" w:color="000000"/>
+              <w:bottom w:val="single" w:sz="2" w:space="0" w:color="000000"/>
+            </w:tcBorders>
+          </w:tcPr>
+          <w:p>
+            <w:pPr>
+              <w:pStyle w:val="user7"/>
               <w:rPr>
                 <w:rFonts w:ascii="Courier New" w:hAnsi="Courier New"/>
                 <w:lang w:val="ru-RU"/>
@@ -4728,7 +4728,7 @@
         </w:tc>
         <w:tc>
           <w:tcPr>
-            <w:tcW w:w="5249" w:type="dxa"/>
+            <w:tcW w:w="5251" w:type="dxa"/>
             <w:tcBorders>
               <w:left w:val="single" w:sz="2" w:space="0" w:color="000000"/>
               <w:bottom w:val="single" w:sz="2" w:space="0" w:color="000000"/>
@@ -4737,7 +4737,7 @@
           </w:tcPr>
           <w:p>
             <w:pPr>
-              <w:pStyle w:val="Style21"/>
+              <w:pStyle w:val="user7"/>
               <w:rPr>
                 <w:rFonts w:ascii="Courier New" w:hAnsi="Courier New"/>
                 <w:lang w:val="ru-RU"/>
@@ -4778,7 +4778,7 @@
           </w:tcPr>
           <w:p>
             <w:pPr>
-              <w:pStyle w:val="Style21"/>
+              <w:pStyle w:val="user7"/>
               <w:keepNext w:val="true"/>
               <w:rPr>
                 <w:rFonts w:ascii="Courier New" w:hAnsi="Courier New"/>
@@ -4796,15 +4796,15 @@
         </w:tc>
         <w:tc>
           <w:tcPr>
-            <w:tcW w:w="1441" w:type="dxa"/>
-            <w:tcBorders>
-              <w:left w:val="single" w:sz="2" w:space="0" w:color="000000"/>
-              <w:bottom w:val="single" w:sz="2" w:space="0" w:color="000000"/>
-            </w:tcBorders>
-          </w:tcPr>
-          <w:p>
-            <w:pPr>
-              <w:pStyle w:val="Style21"/>
+            <w:tcW w:w="1439" w:type="dxa"/>
+            <w:tcBorders>
+              <w:left w:val="single" w:sz="2" w:space="0" w:color="000000"/>
+              <w:bottom w:val="single" w:sz="2" w:space="0" w:color="000000"/>
+            </w:tcBorders>
+          </w:tcPr>
+          <w:p>
+            <w:pPr>
+              <w:pStyle w:val="user7"/>
               <w:rPr>
                 <w:rFonts w:ascii="Courier New" w:hAnsi="Courier New"/>
                 <w:lang w:val="ru-RU"/>
@@ -4821,7 +4821,7 @@
         </w:tc>
         <w:tc>
           <w:tcPr>
-            <w:tcW w:w="5249" w:type="dxa"/>
+            <w:tcW w:w="5251" w:type="dxa"/>
             <w:tcBorders>
               <w:left w:val="single" w:sz="2" w:space="0" w:color="000000"/>
               <w:bottom w:val="single" w:sz="2" w:space="0" w:color="000000"/>
@@ -4830,7 +4830,7 @@
           </w:tcPr>
           <w:p>
             <w:pPr>
-              <w:pStyle w:val="Style21"/>
+              <w:pStyle w:val="user7"/>
               <w:rPr>
                 <w:rFonts w:ascii="Courier New" w:hAnsi="Courier New"/>
                 <w:lang w:val="ru-RU"/>
@@ -4871,7 +4871,7 @@
           </w:tcPr>
           <w:p>
             <w:pPr>
-              <w:pStyle w:val="Style21"/>
+              <w:pStyle w:val="user7"/>
               <w:rPr>
                 <w:rFonts w:ascii="Courier New" w:hAnsi="Courier New"/>
                 <w:lang w:val="ru-RU"/>
@@ -4888,15 +4888,15 @@
         </w:tc>
         <w:tc>
           <w:tcPr>
-            <w:tcW w:w="1441" w:type="dxa"/>
-            <w:tcBorders>
-              <w:left w:val="single" w:sz="2" w:space="0" w:color="000000"/>
-              <w:bottom w:val="single" w:sz="2" w:space="0" w:color="000000"/>
-            </w:tcBorders>
-          </w:tcPr>
-          <w:p>
-            <w:pPr>
-              <w:pStyle w:val="Style21"/>
+            <w:tcW w:w="1439" w:type="dxa"/>
+            <w:tcBorders>
+              <w:left w:val="single" w:sz="2" w:space="0" w:color="000000"/>
+              <w:bottom w:val="single" w:sz="2" w:space="0" w:color="000000"/>
+            </w:tcBorders>
+          </w:tcPr>
+          <w:p>
+            <w:pPr>
+              <w:pStyle w:val="user7"/>
               <w:rPr>
                 <w:rFonts w:ascii="Courier New" w:hAnsi="Courier New"/>
                 <w:lang w:val="ru-RU"/>
@@ -4913,7 +4913,7 @@
         </w:tc>
         <w:tc>
           <w:tcPr>
-            <w:tcW w:w="5249" w:type="dxa"/>
+            <w:tcW w:w="5251" w:type="dxa"/>
             <w:tcBorders>
               <w:left w:val="single" w:sz="2" w:space="0" w:color="000000"/>
               <w:bottom w:val="single" w:sz="2" w:space="0" w:color="000000"/>
@@ -4922,7 +4922,7 @@
           </w:tcPr>
           <w:p>
             <w:pPr>
-              <w:pStyle w:val="Style21"/>
+              <w:pStyle w:val="user7"/>
               <w:rPr>
                 <w:rFonts w:ascii="Courier New" w:hAnsi="Courier New"/>
                 <w:lang w:val="ru-RU"/>
@@ -5186,7 +5186,7 @@
     </w:p>
     <w:p>
       <w:pPr>
-        <w:pStyle w:val="Style20"/>
+        <w:pStyle w:val="user6"/>
         <w:rPr>
           <w:lang w:val="ru-RU"/>
         </w:rPr>
@@ -5213,8 +5213,8 @@
       </w:tblPr>
       <w:tblGrid>
         <w:gridCol w:w="2665"/>
-        <w:gridCol w:w="1441"/>
-        <w:gridCol w:w="5249"/>
+        <w:gridCol w:w="1439"/>
+        <w:gridCol w:w="5251"/>
       </w:tblGrid>
       <w:tr>
         <w:trPr/>
@@ -5230,7 +5230,7 @@
           </w:tcPr>
           <w:p>
             <w:pPr>
-              <w:pStyle w:val="Style22"/>
+              <w:pStyle w:val="user8"/>
               <w:keepNext w:val="true"/>
               <w:rPr>
                 <w:lang w:val="ru-RU"/>
@@ -5246,7 +5246,7 @@
         </w:tc>
         <w:tc>
           <w:tcPr>
-            <w:tcW w:w="1441" w:type="dxa"/>
+            <w:tcW w:w="1439" w:type="dxa"/>
             <w:tcBorders>
               <w:top w:val="single" w:sz="2" w:space="0" w:color="000000"/>
               <w:left w:val="single" w:sz="2" w:space="0" w:color="000000"/>
@@ -5256,7 +5256,7 @@
           </w:tcPr>
           <w:p>
             <w:pPr>
-              <w:pStyle w:val="Style22"/>
+              <w:pStyle w:val="user8"/>
               <w:rPr>
                 <w:lang w:val="ru-RU"/>
               </w:rPr>
@@ -5271,7 +5271,7 @@
         </w:tc>
         <w:tc>
           <w:tcPr>
-            <w:tcW w:w="5249" w:type="dxa"/>
+            <w:tcW w:w="5251" w:type="dxa"/>
             <w:tcBorders>
               <w:top w:val="single" w:sz="2" w:space="0" w:color="000000"/>
               <w:left w:val="single" w:sz="2" w:space="0" w:color="000000"/>
@@ -5282,7 +5282,7 @@
           </w:tcPr>
           <w:p>
             <w:pPr>
-              <w:pStyle w:val="Style22"/>
+              <w:pStyle w:val="user8"/>
               <w:rPr>
                 <w:lang w:val="ru-RU"/>
               </w:rPr>
@@ -5308,7 +5308,7 @@
           </w:tcPr>
           <w:p>
             <w:pPr>
-              <w:pStyle w:val="Style21"/>
+              <w:pStyle w:val="user7"/>
               <w:keepNext w:val="true"/>
               <w:rPr>
                 <w:rFonts w:ascii="Courier New" w:hAnsi="Courier New"/>
@@ -5326,15 +5326,15 @@
         </w:tc>
         <w:tc>
           <w:tcPr>
-            <w:tcW w:w="1441" w:type="dxa"/>
-            <w:tcBorders>
-              <w:left w:val="single" w:sz="2" w:space="0" w:color="000000"/>
-              <w:bottom w:val="single" w:sz="2" w:space="0" w:color="000000"/>
-            </w:tcBorders>
-          </w:tcPr>
-          <w:p>
-            <w:pPr>
-              <w:pStyle w:val="Style21"/>
+            <w:tcW w:w="1439" w:type="dxa"/>
+            <w:tcBorders>
+              <w:left w:val="single" w:sz="2" w:space="0" w:color="000000"/>
+              <w:bottom w:val="single" w:sz="2" w:space="0" w:color="000000"/>
+            </w:tcBorders>
+          </w:tcPr>
+          <w:p>
+            <w:pPr>
+              <w:pStyle w:val="user7"/>
               <w:rPr>
                 <w:rFonts w:ascii="Courier New" w:hAnsi="Courier New"/>
                 <w:lang w:val="ru-RU"/>
@@ -5351,7 +5351,7 @@
         </w:tc>
         <w:tc>
           <w:tcPr>
-            <w:tcW w:w="5249" w:type="dxa"/>
+            <w:tcW w:w="5251" w:type="dxa"/>
             <w:tcBorders>
               <w:left w:val="single" w:sz="2" w:space="0" w:color="000000"/>
               <w:bottom w:val="single" w:sz="2" w:space="0" w:color="000000"/>
@@ -5360,7 +5360,7 @@
           </w:tcPr>
           <w:p>
             <w:pPr>
-              <w:pStyle w:val="Style21"/>
+              <w:pStyle w:val="user7"/>
               <w:rPr>
                 <w:rFonts w:ascii="Courier New" w:hAnsi="Courier New"/>
                 <w:lang w:val="ru-RU"/>
@@ -5414,7 +5414,7 @@
           </w:tcPr>
           <w:p>
             <w:pPr>
-              <w:pStyle w:val="Style21"/>
+              <w:pStyle w:val="user7"/>
               <w:keepNext w:val="true"/>
               <w:rPr>
                 <w:rFonts w:ascii="Courier New" w:hAnsi="Courier New"/>
@@ -5432,15 +5432,15 @@
         </w:tc>
         <w:tc>
           <w:tcPr>
-            <w:tcW w:w="1441" w:type="dxa"/>
-            <w:tcBorders>
-              <w:left w:val="single" w:sz="2" w:space="0" w:color="000000"/>
-              <w:bottom w:val="single" w:sz="2" w:space="0" w:color="000000"/>
-            </w:tcBorders>
-          </w:tcPr>
-          <w:p>
-            <w:pPr>
-              <w:pStyle w:val="Style21"/>
+            <w:tcW w:w="1439" w:type="dxa"/>
+            <w:tcBorders>
+              <w:left w:val="single" w:sz="2" w:space="0" w:color="000000"/>
+              <w:bottom w:val="single" w:sz="2" w:space="0" w:color="000000"/>
+            </w:tcBorders>
+          </w:tcPr>
+          <w:p>
+            <w:pPr>
+              <w:pStyle w:val="user7"/>
               <w:rPr>
                 <w:rFonts w:ascii="Courier New" w:hAnsi="Courier New"/>
                 <w:lang w:val="ru-RU"/>
@@ -5457,7 +5457,7 @@
         </w:tc>
         <w:tc>
           <w:tcPr>
-            <w:tcW w:w="5249" w:type="dxa"/>
+            <w:tcW w:w="5251" w:type="dxa"/>
             <w:tcBorders>
               <w:left w:val="single" w:sz="2" w:space="0" w:color="000000"/>
               <w:bottom w:val="single" w:sz="2" w:space="0" w:color="000000"/>
@@ -5466,7 +5466,7 @@
           </w:tcPr>
           <w:p>
             <w:pPr>
-              <w:pStyle w:val="Style21"/>
+              <w:pStyle w:val="user7"/>
               <w:rPr>
                 <w:rFonts w:ascii="Courier New" w:hAnsi="Courier New"/>
                 <w:lang w:val="ru-RU"/>
@@ -5507,7 +5507,7 @@
           </w:tcPr>
           <w:p>
             <w:pPr>
-              <w:pStyle w:val="Style21"/>
+              <w:pStyle w:val="user7"/>
               <w:keepNext w:val="true"/>
               <w:rPr>
                 <w:rFonts w:ascii="Courier New" w:hAnsi="Courier New"/>
@@ -5525,15 +5525,15 @@
         </w:tc>
         <w:tc>
           <w:tcPr>
-            <w:tcW w:w="1441" w:type="dxa"/>
-            <w:tcBorders>
-              <w:left w:val="single" w:sz="2" w:space="0" w:color="000000"/>
-              <w:bottom w:val="single" w:sz="2" w:space="0" w:color="000000"/>
-            </w:tcBorders>
-          </w:tcPr>
-          <w:p>
-            <w:pPr>
-              <w:pStyle w:val="Style21"/>
+            <w:tcW w:w="1439" w:type="dxa"/>
+            <w:tcBorders>
+              <w:left w:val="single" w:sz="2" w:space="0" w:color="000000"/>
+              <w:bottom w:val="single" w:sz="2" w:space="0" w:color="000000"/>
+            </w:tcBorders>
+          </w:tcPr>
+          <w:p>
+            <w:pPr>
+              <w:pStyle w:val="user7"/>
               <w:rPr>
                 <w:rFonts w:ascii="Courier New" w:hAnsi="Courier New"/>
                 <w:lang w:val="ru-RU"/>
@@ -5550,7 +5550,7 @@
         </w:tc>
         <w:tc>
           <w:tcPr>
-            <w:tcW w:w="5249" w:type="dxa"/>
+            <w:tcW w:w="5251" w:type="dxa"/>
             <w:tcBorders>
               <w:left w:val="single" w:sz="2" w:space="0" w:color="000000"/>
               <w:bottom w:val="single" w:sz="2" w:space="0" w:color="000000"/>
@@ -5559,7 +5559,7 @@
           </w:tcPr>
           <w:p>
             <w:pPr>
-              <w:pStyle w:val="Style21"/>
+              <w:pStyle w:val="user7"/>
               <w:rPr>
                 <w:rFonts w:ascii="Courier New" w:hAnsi="Courier New"/>
                 <w:lang w:val="ru-RU"/>
@@ -5587,7 +5587,7 @@
           </w:tcPr>
           <w:p>
             <w:pPr>
-              <w:pStyle w:val="Style21"/>
+              <w:pStyle w:val="user7"/>
               <w:keepNext w:val="true"/>
               <w:rPr>
                 <w:rFonts w:ascii="Courier New" w:hAnsi="Courier New"/>
@@ -5605,15 +5605,15 @@
         </w:tc>
         <w:tc>
           <w:tcPr>
-            <w:tcW w:w="1441" w:type="dxa"/>
-            <w:tcBorders>
-              <w:left w:val="single" w:sz="2" w:space="0" w:color="000000"/>
-              <w:bottom w:val="single" w:sz="2" w:space="0" w:color="000000"/>
-            </w:tcBorders>
-          </w:tcPr>
-          <w:p>
-            <w:pPr>
-              <w:pStyle w:val="Style21"/>
+            <w:tcW w:w="1439" w:type="dxa"/>
+            <w:tcBorders>
+              <w:left w:val="single" w:sz="2" w:space="0" w:color="000000"/>
+              <w:bottom w:val="single" w:sz="2" w:space="0" w:color="000000"/>
+            </w:tcBorders>
+          </w:tcPr>
+          <w:p>
+            <w:pPr>
+              <w:pStyle w:val="user7"/>
               <w:rPr>
                 <w:rFonts w:ascii="Courier New" w:hAnsi="Courier New"/>
                 <w:lang w:val="ru-RU"/>
@@ -5630,7 +5630,7 @@
         </w:tc>
         <w:tc>
           <w:tcPr>
-            <w:tcW w:w="5249" w:type="dxa"/>
+            <w:tcW w:w="5251" w:type="dxa"/>
             <w:tcBorders>
               <w:left w:val="single" w:sz="2" w:space="0" w:color="000000"/>
               <w:bottom w:val="single" w:sz="2" w:space="0" w:color="000000"/>
@@ -5639,7 +5639,7 @@
           </w:tcPr>
           <w:p>
             <w:pPr>
-              <w:pStyle w:val="Style21"/>
+              <w:pStyle w:val="user7"/>
               <w:rPr>
                 <w:rFonts w:ascii="Courier New" w:hAnsi="Courier New"/>
                 <w:lang w:val="ru-RU"/>
@@ -5667,7 +5667,7 @@
           </w:tcPr>
           <w:p>
             <w:pPr>
-              <w:pStyle w:val="Style21"/>
+              <w:pStyle w:val="user7"/>
               <w:keepNext w:val="true"/>
               <w:rPr>
                 <w:rFonts w:ascii="Courier New" w:hAnsi="Courier New"/>
@@ -5685,15 +5685,15 @@
         </w:tc>
         <w:tc>
           <w:tcPr>
-            <w:tcW w:w="1441" w:type="dxa"/>
-            <w:tcBorders>
-              <w:left w:val="single" w:sz="2" w:space="0" w:color="000000"/>
-              <w:bottom w:val="single" w:sz="2" w:space="0" w:color="000000"/>
-            </w:tcBorders>
-          </w:tcPr>
-          <w:p>
-            <w:pPr>
-              <w:pStyle w:val="Style21"/>
+            <w:tcW w:w="1439" w:type="dxa"/>
+            <w:tcBorders>
+              <w:left w:val="single" w:sz="2" w:space="0" w:color="000000"/>
+              <w:bottom w:val="single" w:sz="2" w:space="0" w:color="000000"/>
+            </w:tcBorders>
+          </w:tcPr>
+          <w:p>
+            <w:pPr>
+              <w:pStyle w:val="user7"/>
               <w:rPr>
                 <w:rFonts w:ascii="Courier New" w:hAnsi="Courier New"/>
                 <w:lang w:val="ru-RU"/>
@@ -5710,7 +5710,7 @@
         </w:tc>
         <w:tc>
           <w:tcPr>
-            <w:tcW w:w="5249" w:type="dxa"/>
+            <w:tcW w:w="5251" w:type="dxa"/>
             <w:tcBorders>
               <w:left w:val="single" w:sz="2" w:space="0" w:color="000000"/>
               <w:bottom w:val="single" w:sz="2" w:space="0" w:color="000000"/>
@@ -5719,7 +5719,7 @@
           </w:tcPr>
           <w:p>
             <w:pPr>
-              <w:pStyle w:val="Style21"/>
+              <w:pStyle w:val="user7"/>
               <w:rPr>
                 <w:rFonts w:ascii="Courier New" w:hAnsi="Courier New"/>
                 <w:lang w:val="ru-RU"/>
@@ -5747,7 +5747,7 @@
           </w:tcPr>
           <w:p>
             <w:pPr>
-              <w:pStyle w:val="Style21"/>
+              <w:pStyle w:val="user7"/>
               <w:keepNext w:val="true"/>
               <w:rPr>
                 <w:rFonts w:ascii="Courier New" w:hAnsi="Courier New"/>
@@ -5765,15 +5765,15 @@
         </w:tc>
         <w:tc>
           <w:tcPr>
-            <w:tcW w:w="1441" w:type="dxa"/>
-            <w:tcBorders>
-              <w:left w:val="single" w:sz="2" w:space="0" w:color="000000"/>
-              <w:bottom w:val="single" w:sz="2" w:space="0" w:color="000000"/>
-            </w:tcBorders>
-          </w:tcPr>
-          <w:p>
-            <w:pPr>
-              <w:pStyle w:val="Style21"/>
+            <w:tcW w:w="1439" w:type="dxa"/>
+            <w:tcBorders>
+              <w:left w:val="single" w:sz="2" w:space="0" w:color="000000"/>
+              <w:bottom w:val="single" w:sz="2" w:space="0" w:color="000000"/>
+            </w:tcBorders>
+          </w:tcPr>
+          <w:p>
+            <w:pPr>
+              <w:pStyle w:val="user7"/>
               <w:rPr>
                 <w:rFonts w:ascii="Courier New" w:hAnsi="Courier New"/>
                 <w:lang w:val="ru-RU"/>
@@ -5790,7 +5790,7 @@
         </w:tc>
         <w:tc>
           <w:tcPr>
-            <w:tcW w:w="5249" w:type="dxa"/>
+            <w:tcW w:w="5251" w:type="dxa"/>
             <w:tcBorders>
               <w:left w:val="single" w:sz="2" w:space="0" w:color="000000"/>
               <w:bottom w:val="single" w:sz="2" w:space="0" w:color="000000"/>
@@ -5799,7 +5799,7 @@
           </w:tcPr>
           <w:p>
             <w:pPr>
-              <w:pStyle w:val="Style21"/>
+              <w:pStyle w:val="user7"/>
               <w:rPr>
                 <w:rFonts w:ascii="Courier New" w:hAnsi="Courier New"/>
                 <w:lang w:val="ru-RU"/>
@@ -5827,7 +5827,7 @@
           </w:tcPr>
           <w:p>
             <w:pPr>
-              <w:pStyle w:val="Style21"/>
+              <w:pStyle w:val="user7"/>
               <w:keepNext w:val="true"/>
               <w:rPr>
                 <w:rFonts w:ascii="Courier New" w:hAnsi="Courier New"/>
@@ -5845,15 +5845,15 @@
         </w:tc>
         <w:tc>
           <w:tcPr>
-            <w:tcW w:w="1441" w:type="dxa"/>
-            <w:tcBorders>
-              <w:left w:val="single" w:sz="2" w:space="0" w:color="000000"/>
-              <w:bottom w:val="single" w:sz="2" w:space="0" w:color="000000"/>
-            </w:tcBorders>
-          </w:tcPr>
-          <w:p>
-            <w:pPr>
-              <w:pStyle w:val="Style21"/>
+            <w:tcW w:w="1439" w:type="dxa"/>
+            <w:tcBorders>
+              <w:left w:val="single" w:sz="2" w:space="0" w:color="000000"/>
+              <w:bottom w:val="single" w:sz="2" w:space="0" w:color="000000"/>
+            </w:tcBorders>
+          </w:tcPr>
+          <w:p>
+            <w:pPr>
+              <w:pStyle w:val="user7"/>
               <w:rPr>
                 <w:rFonts w:ascii="Courier New" w:hAnsi="Courier New"/>
                 <w:lang w:val="ru-RU"/>
@@ -5870,7 +5870,7 @@
         </w:tc>
         <w:tc>
           <w:tcPr>
-            <w:tcW w:w="5249" w:type="dxa"/>
+            <w:tcW w:w="5251" w:type="dxa"/>
             <w:tcBorders>
               <w:left w:val="single" w:sz="2" w:space="0" w:color="000000"/>
               <w:bottom w:val="single" w:sz="2" w:space="0" w:color="000000"/>
@@ -5879,7 +5879,7 @@
           </w:tcPr>
           <w:p>
             <w:pPr>
-              <w:pStyle w:val="Style21"/>
+              <w:pStyle w:val="user7"/>
               <w:rPr>
                 <w:rFonts w:ascii="Courier New" w:hAnsi="Courier New"/>
                 <w:lang w:val="ru-RU"/>
@@ -5907,7 +5907,7 @@
           </w:tcPr>
           <w:p>
             <w:pPr>
-              <w:pStyle w:val="Style21"/>
+              <w:pStyle w:val="user7"/>
               <w:keepNext w:val="true"/>
               <w:rPr>
                 <w:rFonts w:ascii="Courier New" w:hAnsi="Courier New"/>
@@ -5925,15 +5925,15 @@
         </w:tc>
         <w:tc>
           <w:tcPr>
-            <w:tcW w:w="1441" w:type="dxa"/>
-            <w:tcBorders>
-              <w:left w:val="single" w:sz="2" w:space="0" w:color="000000"/>
-              <w:bottom w:val="single" w:sz="2" w:space="0" w:color="000000"/>
-            </w:tcBorders>
-          </w:tcPr>
-          <w:p>
-            <w:pPr>
-              <w:pStyle w:val="Style21"/>
+            <w:tcW w:w="1439" w:type="dxa"/>
+            <w:tcBorders>
+              <w:left w:val="single" w:sz="2" w:space="0" w:color="000000"/>
+              <w:bottom w:val="single" w:sz="2" w:space="0" w:color="000000"/>
+            </w:tcBorders>
+          </w:tcPr>
+          <w:p>
+            <w:pPr>
+              <w:pStyle w:val="user7"/>
               <w:rPr>
                 <w:rFonts w:ascii="Courier New" w:hAnsi="Courier New"/>
                 <w:lang w:val="ru-RU"/>
@@ -5950,7 +5950,7 @@
         </w:tc>
         <w:tc>
           <w:tcPr>
-            <w:tcW w:w="5249" w:type="dxa"/>
+            <w:tcW w:w="5251" w:type="dxa"/>
             <w:tcBorders>
               <w:left w:val="single" w:sz="2" w:space="0" w:color="000000"/>
               <w:bottom w:val="single" w:sz="2" w:space="0" w:color="000000"/>
@@ -5959,7 +5959,7 @@
           </w:tcPr>
           <w:p>
             <w:pPr>
-              <w:pStyle w:val="Style21"/>
+              <w:pStyle w:val="user7"/>
               <w:rPr>
                 <w:rFonts w:ascii="Courier New" w:hAnsi="Courier New"/>
                 <w:lang w:val="ru-RU"/>
@@ -6000,7 +6000,7 @@
           </w:tcPr>
           <w:p>
             <w:pPr>
-              <w:pStyle w:val="Style21"/>
+              <w:pStyle w:val="user7"/>
               <w:keepNext w:val="true"/>
               <w:rPr>
                 <w:rFonts w:ascii="Courier New" w:hAnsi="Courier New"/>
@@ -6018,15 +6018,15 @@
         </w:tc>
         <w:tc>
           <w:tcPr>
-            <w:tcW w:w="1441" w:type="dxa"/>
-            <w:tcBorders>
-              <w:left w:val="single" w:sz="2" w:space="0" w:color="000000"/>
-              <w:bottom w:val="single" w:sz="2" w:space="0" w:color="000000"/>
-            </w:tcBorders>
-          </w:tcPr>
-          <w:p>
-            <w:pPr>
-              <w:pStyle w:val="Style21"/>
+            <w:tcW w:w="1439" w:type="dxa"/>
+            <w:tcBorders>
+              <w:left w:val="single" w:sz="2" w:space="0" w:color="000000"/>
+              <w:bottom w:val="single" w:sz="2" w:space="0" w:color="000000"/>
+            </w:tcBorders>
+          </w:tcPr>
+          <w:p>
+            <w:pPr>
+              <w:pStyle w:val="user7"/>
               <w:rPr>
                 <w:rFonts w:ascii="Courier New" w:hAnsi="Courier New"/>
                 <w:lang w:val="ru-RU"/>
@@ -6043,7 +6043,7 @@
         </w:tc>
         <w:tc>
           <w:tcPr>
-            <w:tcW w:w="5249" w:type="dxa"/>
+            <w:tcW w:w="5251" w:type="dxa"/>
             <w:tcBorders>
               <w:left w:val="single" w:sz="2" w:space="0" w:color="000000"/>
               <w:bottom w:val="single" w:sz="2" w:space="0" w:color="000000"/>
@@ -6052,7 +6052,7 @@
           </w:tcPr>
           <w:p>
             <w:pPr>
-              <w:pStyle w:val="Style21"/>
+              <w:pStyle w:val="user7"/>
               <w:rPr>
                 <w:rFonts w:ascii="Courier New" w:hAnsi="Courier New"/>
                 <w:lang w:val="ru-RU"/>
@@ -6093,7 +6093,7 @@
           </w:tcPr>
           <w:p>
             <w:pPr>
-              <w:pStyle w:val="Style21"/>
+              <w:pStyle w:val="user7"/>
               <w:rPr>
                 <w:rFonts w:ascii="Courier New" w:hAnsi="Courier New"/>
                 <w:lang w:val="ru-RU"/>
@@ -6110,15 +6110,15 @@
         </w:tc>
         <w:tc>
           <w:tcPr>
-            <w:tcW w:w="1441" w:type="dxa"/>
-            <w:tcBorders>
-              <w:left w:val="single" w:sz="2" w:space="0" w:color="000000"/>
-              <w:bottom w:val="single" w:sz="2" w:space="0" w:color="000000"/>
-            </w:tcBorders>
-          </w:tcPr>
-          <w:p>
-            <w:pPr>
-              <w:pStyle w:val="Style21"/>
+            <w:tcW w:w="1439" w:type="dxa"/>
+            <w:tcBorders>
+              <w:left w:val="single" w:sz="2" w:space="0" w:color="000000"/>
+              <w:bottom w:val="single" w:sz="2" w:space="0" w:color="000000"/>
+            </w:tcBorders>
+          </w:tcPr>
+          <w:p>
+            <w:pPr>
+              <w:pStyle w:val="user7"/>
               <w:rPr>
                 <w:rFonts w:ascii="Courier New" w:hAnsi="Courier New"/>
                 <w:lang w:val="ru-RU"/>
@@ -6135,7 +6135,7 @@
         </w:tc>
         <w:tc>
           <w:tcPr>
-            <w:tcW w:w="5249" w:type="dxa"/>
+            <w:tcW w:w="5251" w:type="dxa"/>
             <w:tcBorders>
               <w:left w:val="single" w:sz="2" w:space="0" w:color="000000"/>
               <w:bottom w:val="single" w:sz="2" w:space="0" w:color="000000"/>
@@ -6144,7 +6144,7 @@
           </w:tcPr>
           <w:p>
             <w:pPr>
-              <w:pStyle w:val="Style21"/>
+              <w:pStyle w:val="user7"/>
               <w:rPr>
                 <w:rFonts w:ascii="Courier New" w:hAnsi="Courier New"/>
                 <w:lang w:val="ru-RU"/>
@@ -6565,7 +6565,7 @@
     </w:p>
     <w:p>
       <w:pPr>
-        <w:pStyle w:val="Style20"/>
+        <w:pStyle w:val="user6"/>
         <w:rPr>
           <w:lang w:val="ru-RU"/>
         </w:rPr>
@@ -6592,8 +6592,8 @@
       </w:tblPr>
       <w:tblGrid>
         <w:gridCol w:w="2665"/>
-        <w:gridCol w:w="1441"/>
-        <w:gridCol w:w="5249"/>
+        <w:gridCol w:w="1439"/>
+        <w:gridCol w:w="5251"/>
       </w:tblGrid>
       <w:tr>
         <w:trPr/>
@@ -6609,7 +6609,7 @@
           </w:tcPr>
           <w:p>
             <w:pPr>
-              <w:pStyle w:val="Style22"/>
+              <w:pStyle w:val="user8"/>
               <w:keepNext w:val="true"/>
               <w:rPr>
                 <w:lang w:val="ru-RU"/>
@@ -6625,7 +6625,7 @@
         </w:tc>
         <w:tc>
           <w:tcPr>
-            <w:tcW w:w="1441" w:type="dxa"/>
+            <w:tcW w:w="1439" w:type="dxa"/>
             <w:tcBorders>
               <w:top w:val="single" w:sz="2" w:space="0" w:color="000000"/>
               <w:left w:val="single" w:sz="2" w:space="0" w:color="000000"/>
@@ -6635,7 +6635,7 @@
           </w:tcPr>
           <w:p>
             <w:pPr>
-              <w:pStyle w:val="Style22"/>
+              <w:pStyle w:val="user8"/>
               <w:rPr>
                 <w:lang w:val="ru-RU"/>
               </w:rPr>
@@ -6650,7 +6650,7 @@
         </w:tc>
         <w:tc>
           <w:tcPr>
-            <w:tcW w:w="5249" w:type="dxa"/>
+            <w:tcW w:w="5251" w:type="dxa"/>
             <w:tcBorders>
               <w:top w:val="single" w:sz="2" w:space="0" w:color="000000"/>
               <w:left w:val="single" w:sz="2" w:space="0" w:color="000000"/>
@@ -6661,7 +6661,7 @@
           </w:tcPr>
           <w:p>
             <w:pPr>
-              <w:pStyle w:val="Style22"/>
+              <w:pStyle w:val="user8"/>
               <w:rPr>
                 <w:lang w:val="ru-RU"/>
               </w:rPr>
@@ -6687,7 +6687,7 @@
           </w:tcPr>
           <w:p>
             <w:pPr>
-              <w:pStyle w:val="Style21"/>
+              <w:pStyle w:val="user7"/>
               <w:keepNext w:val="true"/>
               <w:rPr>
                 <w:rFonts w:ascii="Courier New" w:hAnsi="Courier New"/>
@@ -6705,15 +6705,15 @@
         </w:tc>
         <w:tc>
           <w:tcPr>
-            <w:tcW w:w="1441" w:type="dxa"/>
-            <w:tcBorders>
-              <w:left w:val="single" w:sz="2" w:space="0" w:color="000000"/>
-              <w:bottom w:val="single" w:sz="2" w:space="0" w:color="000000"/>
-            </w:tcBorders>
-          </w:tcPr>
-          <w:p>
-            <w:pPr>
-              <w:pStyle w:val="Style21"/>
+            <w:tcW w:w="1439" w:type="dxa"/>
+            <w:tcBorders>
+              <w:left w:val="single" w:sz="2" w:space="0" w:color="000000"/>
+              <w:bottom w:val="single" w:sz="2" w:space="0" w:color="000000"/>
+            </w:tcBorders>
+          </w:tcPr>
+          <w:p>
+            <w:pPr>
+              <w:pStyle w:val="user7"/>
               <w:rPr>
                 <w:rFonts w:ascii="Courier New" w:hAnsi="Courier New"/>
                 <w:lang w:val="ru-RU"/>
@@ -6730,7 +6730,7 @@
         </w:tc>
         <w:tc>
           <w:tcPr>
-            <w:tcW w:w="5249" w:type="dxa"/>
+            <w:tcW w:w="5251" w:type="dxa"/>
             <w:tcBorders>
               <w:left w:val="single" w:sz="2" w:space="0" w:color="000000"/>
               <w:bottom w:val="single" w:sz="2" w:space="0" w:color="000000"/>
@@ -6739,7 +6739,7 @@
           </w:tcPr>
           <w:p>
             <w:pPr>
-              <w:pStyle w:val="Style21"/>
+              <w:pStyle w:val="user7"/>
               <w:rPr>
                 <w:rFonts w:ascii="Courier New" w:hAnsi="Courier New"/>
                 <w:lang w:val="ru-RU"/>
@@ -6780,7 +6780,7 @@
           </w:tcPr>
           <w:p>
             <w:pPr>
-              <w:pStyle w:val="Style21"/>
+              <w:pStyle w:val="user7"/>
               <w:keepNext w:val="true"/>
               <w:rPr>
                 <w:rFonts w:ascii="Courier New" w:hAnsi="Courier New"/>
@@ -6798,15 +6798,15 @@
         </w:tc>
         <w:tc>
           <w:tcPr>
-            <w:tcW w:w="1441" w:type="dxa"/>
-            <w:tcBorders>
-              <w:left w:val="single" w:sz="2" w:space="0" w:color="000000"/>
-              <w:bottom w:val="single" w:sz="2" w:space="0" w:color="000000"/>
-            </w:tcBorders>
-          </w:tcPr>
-          <w:p>
-            <w:pPr>
-              <w:pStyle w:val="Style21"/>
+            <w:tcW w:w="1439" w:type="dxa"/>
+            <w:tcBorders>
+              <w:left w:val="single" w:sz="2" w:space="0" w:color="000000"/>
+              <w:bottom w:val="single" w:sz="2" w:space="0" w:color="000000"/>
+            </w:tcBorders>
+          </w:tcPr>
+          <w:p>
+            <w:pPr>
+              <w:pStyle w:val="user7"/>
               <w:rPr>
                 <w:rFonts w:ascii="Courier New" w:hAnsi="Courier New"/>
                 <w:lang w:val="ru-RU"/>
@@ -6823,7 +6823,7 @@
         </w:tc>
         <w:tc>
           <w:tcPr>
-            <w:tcW w:w="5249" w:type="dxa"/>
+            <w:tcW w:w="5251" w:type="dxa"/>
             <w:tcBorders>
               <w:left w:val="single" w:sz="2" w:space="0" w:color="000000"/>
               <w:bottom w:val="single" w:sz="2" w:space="0" w:color="000000"/>
@@ -6832,7 +6832,7 @@
           </w:tcPr>
           <w:p>
             <w:pPr>
-              <w:pStyle w:val="Style21"/>
+              <w:pStyle w:val="user7"/>
               <w:rPr>
                 <w:rFonts w:ascii="Courier New" w:hAnsi="Courier New"/>
                 <w:lang w:val="ru-RU"/>
@@ -6873,7 +6873,7 @@
           </w:tcPr>
           <w:p>
             <w:pPr>
-              <w:pStyle w:val="Style21"/>
+              <w:pStyle w:val="user7"/>
               <w:keepNext w:val="true"/>
               <w:rPr>
                 <w:rFonts w:ascii="Courier New" w:hAnsi="Courier New"/>
@@ -6891,15 +6891,15 @@
         </w:tc>
         <w:tc>
           <w:tcPr>
-            <w:tcW w:w="1441" w:type="dxa"/>
-            <w:tcBorders>
-              <w:left w:val="single" w:sz="2" w:space="0" w:color="000000"/>
-              <w:bottom w:val="single" w:sz="2" w:space="0" w:color="000000"/>
-            </w:tcBorders>
-          </w:tcPr>
-          <w:p>
-            <w:pPr>
-              <w:pStyle w:val="Style21"/>
+            <w:tcW w:w="1439" w:type="dxa"/>
+            <w:tcBorders>
+              <w:left w:val="single" w:sz="2" w:space="0" w:color="000000"/>
+              <w:bottom w:val="single" w:sz="2" w:space="0" w:color="000000"/>
+            </w:tcBorders>
+          </w:tcPr>
+          <w:p>
+            <w:pPr>
+              <w:pStyle w:val="user7"/>
               <w:rPr>
                 <w:rFonts w:ascii="Courier New" w:hAnsi="Courier New"/>
                 <w:lang w:val="ru-RU"/>
@@ -6916,7 +6916,7 @@
         </w:tc>
         <w:tc>
           <w:tcPr>
-            <w:tcW w:w="5249" w:type="dxa"/>
+            <w:tcW w:w="5251" w:type="dxa"/>
             <w:tcBorders>
               <w:left w:val="single" w:sz="2" w:space="0" w:color="000000"/>
               <w:bottom w:val="single" w:sz="2" w:space="0" w:color="000000"/>
@@ -6925,7 +6925,7 @@
           </w:tcPr>
           <w:p>
             <w:pPr>
-              <w:pStyle w:val="Style21"/>
+              <w:pStyle w:val="user7"/>
               <w:rPr>
                 <w:rFonts w:ascii="Courier New" w:hAnsi="Courier New"/>
                 <w:lang w:val="ru-RU"/>
@@ -6953,7 +6953,7 @@
           </w:tcPr>
           <w:p>
             <w:pPr>
-              <w:pStyle w:val="Style21"/>
+              <w:pStyle w:val="user7"/>
               <w:keepNext w:val="true"/>
               <w:rPr>
                 <w:rFonts w:ascii="Courier New" w:hAnsi="Courier New"/>
@@ -6971,15 +6971,15 @@
         </w:tc>
         <w:tc>
           <w:tcPr>
-            <w:tcW w:w="1441" w:type="dxa"/>
-            <w:tcBorders>
-              <w:left w:val="single" w:sz="2" w:space="0" w:color="000000"/>
-              <w:bottom w:val="single" w:sz="2" w:space="0" w:color="000000"/>
-            </w:tcBorders>
-          </w:tcPr>
-          <w:p>
-            <w:pPr>
-              <w:pStyle w:val="Style21"/>
+            <w:tcW w:w="1439" w:type="dxa"/>
+            <w:tcBorders>
+              <w:left w:val="single" w:sz="2" w:space="0" w:color="000000"/>
+              <w:bottom w:val="single" w:sz="2" w:space="0" w:color="000000"/>
+            </w:tcBorders>
+          </w:tcPr>
+          <w:p>
+            <w:pPr>
+              <w:pStyle w:val="user7"/>
               <w:rPr>
                 <w:rFonts w:ascii="Courier New" w:hAnsi="Courier New"/>
                 <w:lang w:val="ru-RU"/>
@@ -6996,7 +6996,7 @@
         </w:tc>
         <w:tc>
           <w:tcPr>
-            <w:tcW w:w="5249" w:type="dxa"/>
+            <w:tcW w:w="5251" w:type="dxa"/>
             <w:tcBorders>
               <w:left w:val="single" w:sz="2" w:space="0" w:color="000000"/>
               <w:bottom w:val="single" w:sz="2" w:space="0" w:color="000000"/>
@@ -7005,7 +7005,7 @@
           </w:tcPr>
           <w:p>
             <w:pPr>
-              <w:pStyle w:val="Style21"/>
+              <w:pStyle w:val="user7"/>
               <w:rPr>
                 <w:rFonts w:ascii="Courier New" w:hAnsi="Courier New"/>
                 <w:lang w:val="ru-RU"/>
@@ -7033,7 +7033,7 @@
           </w:tcPr>
           <w:p>
             <w:pPr>
-              <w:pStyle w:val="Style21"/>
+              <w:pStyle w:val="user7"/>
               <w:keepNext w:val="true"/>
               <w:rPr>
                 <w:rFonts w:ascii="Courier New" w:hAnsi="Courier New"/>
@@ -7051,15 +7051,15 @@
         </w:tc>
         <w:tc>
           <w:tcPr>
-            <w:tcW w:w="1441" w:type="dxa"/>
-            <w:tcBorders>
-              <w:left w:val="single" w:sz="2" w:space="0" w:color="000000"/>
-              <w:bottom w:val="single" w:sz="2" w:space="0" w:color="000000"/>
-            </w:tcBorders>
-          </w:tcPr>
-          <w:p>
-            <w:pPr>
-              <w:pStyle w:val="Style21"/>
+            <w:tcW w:w="1439" w:type="dxa"/>
+            <w:tcBorders>
+              <w:left w:val="single" w:sz="2" w:space="0" w:color="000000"/>
+              <w:bottom w:val="single" w:sz="2" w:space="0" w:color="000000"/>
+            </w:tcBorders>
+          </w:tcPr>
+          <w:p>
+            <w:pPr>
+              <w:pStyle w:val="user7"/>
               <w:rPr>
                 <w:rFonts w:ascii="Courier New" w:hAnsi="Courier New"/>
                 <w:lang w:val="ru-RU"/>
@@ -7076,7 +7076,7 @@
         </w:tc>
         <w:tc>
           <w:tcPr>
-            <w:tcW w:w="5249" w:type="dxa"/>
+            <w:tcW w:w="5251" w:type="dxa"/>
             <w:tcBorders>
               <w:left w:val="single" w:sz="2" w:space="0" w:color="000000"/>
               <w:bottom w:val="single" w:sz="2" w:space="0" w:color="000000"/>
@@ -7085,7 +7085,7 @@
           </w:tcPr>
           <w:p>
             <w:pPr>
-              <w:pStyle w:val="Style21"/>
+              <w:pStyle w:val="user7"/>
               <w:rPr>
                 <w:rFonts w:ascii="Courier New" w:hAnsi="Courier New"/>
                 <w:lang w:val="ru-RU"/>
@@ -7139,7 +7139,7 @@
           </w:tcPr>
           <w:p>
             <w:pPr>
-              <w:pStyle w:val="Style21"/>
+              <w:pStyle w:val="user7"/>
               <w:rPr>
                 <w:rFonts w:ascii="Courier New" w:hAnsi="Courier New"/>
                 <w:lang w:val="ru-RU"/>
@@ -7156,15 +7156,15 @@
         </w:tc>
         <w:tc>
           <w:tcPr>
-            <w:tcW w:w="1441" w:type="dxa"/>
-            <w:tcBorders>
-              <w:left w:val="single" w:sz="2" w:space="0" w:color="000000"/>
-              <w:bottom w:val="single" w:sz="2" w:space="0" w:color="000000"/>
-            </w:tcBorders>
-          </w:tcPr>
-          <w:p>
-            <w:pPr>
-              <w:pStyle w:val="Style21"/>
+            <w:tcW w:w="1439" w:type="dxa"/>
+            <w:tcBorders>
+              <w:left w:val="single" w:sz="2" w:space="0" w:color="000000"/>
+              <w:bottom w:val="single" w:sz="2" w:space="0" w:color="000000"/>
+            </w:tcBorders>
+          </w:tcPr>
+          <w:p>
+            <w:pPr>
+              <w:pStyle w:val="user7"/>
               <w:rPr>
                 <w:rFonts w:ascii="Courier New" w:hAnsi="Courier New"/>
                 <w:lang w:val="ru-RU"/>
@@ -7181,7 +7181,7 @@
         </w:tc>
         <w:tc>
           <w:tcPr>
-            <w:tcW w:w="5249" w:type="dxa"/>
+            <w:tcW w:w="5251" w:type="dxa"/>
             <w:tcBorders>
               <w:left w:val="single" w:sz="2" w:space="0" w:color="000000"/>
               <w:bottom w:val="single" w:sz="2" w:space="0" w:color="000000"/>
@@ -7190,7 +7190,7 @@
           </w:tcPr>
           <w:p>
             <w:pPr>
-              <w:pStyle w:val="Style21"/>
+              <w:pStyle w:val="user7"/>
               <w:rPr>
                 <w:rFonts w:ascii="Courier New" w:hAnsi="Courier New"/>
                 <w:lang w:val="ru-RU"/>
@@ -7526,7 +7526,7 @@
     </w:p>
     <w:p>
       <w:pPr>
-        <w:pStyle w:val="Style20"/>
+        <w:pStyle w:val="user6"/>
         <w:rPr>
           <w:lang w:val="ru-RU"/>
         </w:rPr>
@@ -7553,8 +7553,8 @@
       </w:tblPr>
       <w:tblGrid>
         <w:gridCol w:w="2665"/>
-        <w:gridCol w:w="1441"/>
-        <w:gridCol w:w="5249"/>
+        <w:gridCol w:w="1439"/>
+        <w:gridCol w:w="5251"/>
       </w:tblGrid>
       <w:tr>
         <w:trPr/>
@@ -7570,7 +7570,7 @@
           </w:tcPr>
           <w:p>
             <w:pPr>
-              <w:pStyle w:val="Style22"/>
+              <w:pStyle w:val="user8"/>
               <w:keepNext w:val="true"/>
               <w:rPr>
                 <w:lang w:val="ru-RU"/>
@@ -7586,7 +7586,7 @@
         </w:tc>
         <w:tc>
           <w:tcPr>
-            <w:tcW w:w="1441" w:type="dxa"/>
+            <w:tcW w:w="1439" w:type="dxa"/>
             <w:tcBorders>
               <w:top w:val="single" w:sz="2" w:space="0" w:color="000000"/>
               <w:left w:val="single" w:sz="2" w:space="0" w:color="000000"/>
@@ -7596,7 +7596,7 @@
           </w:tcPr>
           <w:p>
             <w:pPr>
-              <w:pStyle w:val="Style22"/>
+              <w:pStyle w:val="user8"/>
               <w:rPr>
                 <w:lang w:val="ru-RU"/>
               </w:rPr>
@@ -7611,7 +7611,7 @@
         </w:tc>
         <w:tc>
           <w:tcPr>
-            <w:tcW w:w="5249" w:type="dxa"/>
+            <w:tcW w:w="5251" w:type="dxa"/>
             <w:tcBorders>
               <w:top w:val="single" w:sz="2" w:space="0" w:color="000000"/>
               <w:left w:val="single" w:sz="2" w:space="0" w:color="000000"/>
@@ -7622,7 +7622,7 @@
           </w:tcPr>
           <w:p>
             <w:pPr>
-              <w:pStyle w:val="Style22"/>
+              <w:pStyle w:val="user8"/>
               <w:rPr>
                 <w:lang w:val="ru-RU"/>
               </w:rPr>
@@ -7648,7 +7648,7 @@
           </w:tcPr>
           <w:p>
             <w:pPr>
-              <w:pStyle w:val="Style21"/>
+              <w:pStyle w:val="user7"/>
               <w:keepNext w:val="true"/>
               <w:rPr>
                 <w:rFonts w:ascii="Courier New" w:hAnsi="Courier New"/>
@@ -7666,15 +7666,15 @@
         </w:tc>
         <w:tc>
           <w:tcPr>
-            <w:tcW w:w="1441" w:type="dxa"/>
-            <w:tcBorders>
-              <w:left w:val="single" w:sz="2" w:space="0" w:color="000000"/>
-              <w:bottom w:val="single" w:sz="2" w:space="0" w:color="000000"/>
-            </w:tcBorders>
-          </w:tcPr>
-          <w:p>
-            <w:pPr>
-              <w:pStyle w:val="Style21"/>
+            <w:tcW w:w="1439" w:type="dxa"/>
+            <w:tcBorders>
+              <w:left w:val="single" w:sz="2" w:space="0" w:color="000000"/>
+              <w:bottom w:val="single" w:sz="2" w:space="0" w:color="000000"/>
+            </w:tcBorders>
+          </w:tcPr>
+          <w:p>
+            <w:pPr>
+              <w:pStyle w:val="user7"/>
               <w:rPr>
                 <w:rFonts w:ascii="Courier New" w:hAnsi="Courier New"/>
                 <w:lang w:val="ru-RU"/>
@@ -7691,7 +7691,7 @@
         </w:tc>
         <w:tc>
           <w:tcPr>
-            <w:tcW w:w="5249" w:type="dxa"/>
+            <w:tcW w:w="5251" w:type="dxa"/>
             <w:tcBorders>
               <w:left w:val="single" w:sz="2" w:space="0" w:color="000000"/>
               <w:bottom w:val="single" w:sz="2" w:space="0" w:color="000000"/>
@@ -7700,7 +7700,7 @@
           </w:tcPr>
           <w:p>
             <w:pPr>
-              <w:pStyle w:val="Style21"/>
+              <w:pStyle w:val="user7"/>
               <w:rPr>
                 <w:rFonts w:ascii="Courier New" w:hAnsi="Courier New"/>
                 <w:lang w:val="ru-RU"/>
@@ -7741,7 +7741,7 @@
           </w:tcPr>
           <w:p>
             <w:pPr>
-              <w:pStyle w:val="Style21"/>
+              <w:pStyle w:val="user7"/>
               <w:keepNext w:val="true"/>
               <w:rPr>
                 <w:rFonts w:ascii="Courier New" w:hAnsi="Courier New"/>
@@ -7759,15 +7759,15 @@
         </w:tc>
         <w:tc>
           <w:tcPr>
-            <w:tcW w:w="1441" w:type="dxa"/>
-            <w:tcBorders>
-              <w:left w:val="single" w:sz="2" w:space="0" w:color="000000"/>
-              <w:bottom w:val="single" w:sz="2" w:space="0" w:color="000000"/>
-            </w:tcBorders>
-          </w:tcPr>
-          <w:p>
-            <w:pPr>
-              <w:pStyle w:val="Style21"/>
+            <w:tcW w:w="1439" w:type="dxa"/>
+            <w:tcBorders>
+              <w:left w:val="single" w:sz="2" w:space="0" w:color="000000"/>
+              <w:bottom w:val="single" w:sz="2" w:space="0" w:color="000000"/>
+            </w:tcBorders>
+          </w:tcPr>
+          <w:p>
+            <w:pPr>
+              <w:pStyle w:val="user7"/>
               <w:rPr>
                 <w:rFonts w:ascii="Courier New" w:hAnsi="Courier New"/>
                 <w:lang w:val="ru-RU"/>
@@ -7784,7 +7784,7 @@
         </w:tc>
         <w:tc>
           <w:tcPr>
-            <w:tcW w:w="5249" w:type="dxa"/>
+            <w:tcW w:w="5251" w:type="dxa"/>
             <w:tcBorders>
               <w:left w:val="single" w:sz="2" w:space="0" w:color="000000"/>
               <w:bottom w:val="single" w:sz="2" w:space="0" w:color="000000"/>
@@ -7793,7 +7793,7 @@
           </w:tcPr>
           <w:p>
             <w:pPr>
-              <w:pStyle w:val="Style21"/>
+              <w:pStyle w:val="user7"/>
               <w:rPr>
                 <w:rFonts w:ascii="Courier New" w:hAnsi="Courier New"/>
                 <w:lang w:val="ru-RU"/>
@@ -7834,7 +7834,7 @@
           </w:tcPr>
           <w:p>
             <w:pPr>
-              <w:pStyle w:val="Style21"/>
+              <w:pStyle w:val="user7"/>
               <w:keepNext w:val="true"/>
               <w:rPr>
                 <w:rFonts w:ascii="Courier New" w:hAnsi="Courier New"/>
@@ -7852,15 +7852,15 @@
         </w:tc>
         <w:tc>
           <w:tcPr>
-            <w:tcW w:w="1441" w:type="dxa"/>
-            <w:tcBorders>
-              <w:left w:val="single" w:sz="2" w:space="0" w:color="000000"/>
-              <w:bottom w:val="single" w:sz="2" w:space="0" w:color="000000"/>
-            </w:tcBorders>
-          </w:tcPr>
-          <w:p>
-            <w:pPr>
-              <w:pStyle w:val="Style21"/>
+            <w:tcW w:w="1439" w:type="dxa"/>
+            <w:tcBorders>
+              <w:left w:val="single" w:sz="2" w:space="0" w:color="000000"/>
+              <w:bottom w:val="single" w:sz="2" w:space="0" w:color="000000"/>
+            </w:tcBorders>
+          </w:tcPr>
+          <w:p>
+            <w:pPr>
+              <w:pStyle w:val="user7"/>
               <w:rPr>
                 <w:rFonts w:ascii="Courier New" w:hAnsi="Courier New"/>
                 <w:lang w:val="ru-RU"/>
@@ -7877,7 +7877,7 @@
         </w:tc>
         <w:tc>
           <w:tcPr>
-            <w:tcW w:w="5249" w:type="dxa"/>
+            <w:tcW w:w="5251" w:type="dxa"/>
             <w:tcBorders>
               <w:left w:val="single" w:sz="2" w:space="0" w:color="000000"/>
               <w:bottom w:val="single" w:sz="2" w:space="0" w:color="000000"/>
@@ -7886,7 +7886,7 @@
           </w:tcPr>
           <w:p>
             <w:pPr>
-              <w:pStyle w:val="Style21"/>
+              <w:pStyle w:val="user7"/>
               <w:rPr>
                 <w:rFonts w:ascii="Courier New" w:hAnsi="Courier New"/>
                 <w:lang w:val="ru-RU"/>
@@ -7914,7 +7914,7 @@
           </w:tcPr>
           <w:p>
             <w:pPr>
-              <w:pStyle w:val="Style21"/>
+              <w:pStyle w:val="user7"/>
               <w:keepNext w:val="true"/>
               <w:rPr>
                 <w:rFonts w:ascii="Courier New" w:hAnsi="Courier New"/>
@@ -7932,15 +7932,15 @@
         </w:tc>
         <w:tc>
           <w:tcPr>
-            <w:tcW w:w="1441" w:type="dxa"/>
-            <w:tcBorders>
-              <w:left w:val="single" w:sz="2" w:space="0" w:color="000000"/>
-              <w:bottom w:val="single" w:sz="2" w:space="0" w:color="000000"/>
-            </w:tcBorders>
-          </w:tcPr>
-          <w:p>
-            <w:pPr>
-              <w:pStyle w:val="Style21"/>
+            <w:tcW w:w="1439" w:type="dxa"/>
+            <w:tcBorders>
+              <w:left w:val="single" w:sz="2" w:space="0" w:color="000000"/>
+              <w:bottom w:val="single" w:sz="2" w:space="0" w:color="000000"/>
+            </w:tcBorders>
+          </w:tcPr>
+          <w:p>
+            <w:pPr>
+              <w:pStyle w:val="user7"/>
               <w:rPr>
                 <w:rFonts w:ascii="Courier New" w:hAnsi="Courier New"/>
                 <w:lang w:val="ru-RU"/>
@@ -7957,7 +7957,7 @@
         </w:tc>
         <w:tc>
           <w:tcPr>
-            <w:tcW w:w="5249" w:type="dxa"/>
+            <w:tcW w:w="5251" w:type="dxa"/>
             <w:tcBorders>
               <w:left w:val="single" w:sz="2" w:space="0" w:color="000000"/>
               <w:bottom w:val="single" w:sz="2" w:space="0" w:color="000000"/>
@@ -7966,7 +7966,7 @@
           </w:tcPr>
           <w:p>
             <w:pPr>
-              <w:pStyle w:val="Style21"/>
+              <w:pStyle w:val="user7"/>
               <w:rPr>
                 <w:rFonts w:ascii="Courier New" w:hAnsi="Courier New"/>
                 <w:lang w:val="ru-RU"/>
@@ -8007,7 +8007,7 @@
           </w:tcPr>
           <w:p>
             <w:pPr>
-              <w:pStyle w:val="Style21"/>
+              <w:pStyle w:val="user7"/>
               <w:keepNext w:val="true"/>
               <w:rPr>
                 <w:rFonts w:ascii="Courier New" w:hAnsi="Courier New"/>
@@ -8025,15 +8025,15 @@
         </w:tc>
         <w:tc>
           <w:tcPr>
-            <w:tcW w:w="1441" w:type="dxa"/>
-            <w:tcBorders>
-              <w:left w:val="single" w:sz="2" w:space="0" w:color="000000"/>
-              <w:bottom w:val="single" w:sz="2" w:space="0" w:color="000000"/>
-            </w:tcBorders>
-          </w:tcPr>
-          <w:p>
-            <w:pPr>
-              <w:pStyle w:val="Style21"/>
+            <w:tcW w:w="1439" w:type="dxa"/>
+            <w:tcBorders>
+              <w:left w:val="single" w:sz="2" w:space="0" w:color="000000"/>
+              <w:bottom w:val="single" w:sz="2" w:space="0" w:color="000000"/>
+            </w:tcBorders>
+          </w:tcPr>
+          <w:p>
+            <w:pPr>
+              <w:pStyle w:val="user7"/>
               <w:rPr>
                 <w:rFonts w:ascii="Courier New" w:hAnsi="Courier New"/>
                 <w:lang w:val="ru-RU"/>
@@ -8050,7 +8050,7 @@
         </w:tc>
         <w:tc>
           <w:tcPr>
-            <w:tcW w:w="5249" w:type="dxa"/>
+            <w:tcW w:w="5251" w:type="dxa"/>
             <w:tcBorders>
               <w:left w:val="single" w:sz="2" w:space="0" w:color="000000"/>
               <w:bottom w:val="single" w:sz="2" w:space="0" w:color="000000"/>
@@ -8059,7 +8059,7 @@
           </w:tcPr>
           <w:p>
             <w:pPr>
-              <w:pStyle w:val="Style21"/>
+              <w:pStyle w:val="user7"/>
               <w:rPr>
                 <w:rFonts w:ascii="Courier New" w:hAnsi="Courier New"/>
                 <w:lang w:val="ru-RU"/>
@@ -8087,7 +8087,7 @@
           </w:tcPr>
           <w:p>
             <w:pPr>
-              <w:pStyle w:val="Style21"/>
+              <w:pStyle w:val="user7"/>
               <w:rPr>
                 <w:rFonts w:ascii="Courier New" w:hAnsi="Courier New"/>
                 <w:lang w:val="ru-RU"/>
@@ -8104,15 +8104,15 @@
         </w:tc>
         <w:tc>
           <w:tcPr>
-            <w:tcW w:w="1441" w:type="dxa"/>
-            <w:tcBorders>
-              <w:left w:val="single" w:sz="2" w:space="0" w:color="000000"/>
-              <w:bottom w:val="single" w:sz="2" w:space="0" w:color="000000"/>
-            </w:tcBorders>
-          </w:tcPr>
-          <w:p>
-            <w:pPr>
-              <w:pStyle w:val="Style21"/>
+            <w:tcW w:w="1439" w:type="dxa"/>
+            <w:tcBorders>
+              <w:left w:val="single" w:sz="2" w:space="0" w:color="000000"/>
+              <w:bottom w:val="single" w:sz="2" w:space="0" w:color="000000"/>
+            </w:tcBorders>
+          </w:tcPr>
+          <w:p>
+            <w:pPr>
+              <w:pStyle w:val="user7"/>
               <w:rPr>
                 <w:rFonts w:ascii="Courier New" w:hAnsi="Courier New"/>
                 <w:lang w:val="ru-RU"/>
@@ -8129,7 +8129,7 @@
         </w:tc>
         <w:tc>
           <w:tcPr>
-            <w:tcW w:w="5249" w:type="dxa"/>
+            <w:tcW w:w="5251" w:type="dxa"/>
             <w:tcBorders>
               <w:left w:val="single" w:sz="2" w:space="0" w:color="000000"/>
               <w:bottom w:val="single" w:sz="2" w:space="0" w:color="000000"/>
@@ -8138,7 +8138,7 @@
           </w:tcPr>
           <w:p>
             <w:pPr>
-              <w:pStyle w:val="Style21"/>
+              <w:pStyle w:val="user7"/>
               <w:rPr>
                 <w:rFonts w:ascii="Courier New" w:hAnsi="Courier New"/>
                 <w:lang w:val="ru-RU"/>
@@ -8384,7 +8384,7 @@
     </w:p>
     <w:p>
       <w:pPr>
-        <w:pStyle w:val="Style20"/>
+        <w:pStyle w:val="user6"/>
         <w:rPr>
           <w:lang w:val="ru-RU"/>
         </w:rPr>
@@ -8411,8 +8411,8 @@
       </w:tblPr>
       <w:tblGrid>
         <w:gridCol w:w="2665"/>
-        <w:gridCol w:w="1441"/>
-        <w:gridCol w:w="5249"/>
+        <w:gridCol w:w="1439"/>
+        <w:gridCol w:w="5251"/>
       </w:tblGrid>
       <w:tr>
         <w:trPr/>
@@ -8428,7 +8428,7 @@
           </w:tcPr>
           <w:p>
             <w:pPr>
-              <w:pStyle w:val="Style22"/>
+              <w:pStyle w:val="user8"/>
               <w:keepNext w:val="true"/>
               <w:rPr>
                 <w:lang w:val="ru-RU"/>
@@ -8444,7 +8444,7 @@
         </w:tc>
         <w:tc>
           <w:tcPr>
-            <w:tcW w:w="1441" w:type="dxa"/>
+            <w:tcW w:w="1439" w:type="dxa"/>
             <w:tcBorders>
               <w:top w:val="single" w:sz="2" w:space="0" w:color="000000"/>
               <w:left w:val="single" w:sz="2" w:space="0" w:color="000000"/>
@@ -8454,7 +8454,7 @@
           </w:tcPr>
           <w:p>
             <w:pPr>
-              <w:pStyle w:val="Style22"/>
+              <w:pStyle w:val="user8"/>
               <w:rPr>
                 <w:lang w:val="ru-RU"/>
               </w:rPr>
@@ -8469,7 +8469,7 @@
         </w:tc>
         <w:tc>
           <w:tcPr>
-            <w:tcW w:w="5249" w:type="dxa"/>
+            <w:tcW w:w="5251" w:type="dxa"/>
             <w:tcBorders>
               <w:top w:val="single" w:sz="2" w:space="0" w:color="000000"/>
               <w:left w:val="single" w:sz="2" w:space="0" w:color="000000"/>
@@ -8480,7 +8480,7 @@
           </w:tcPr>
           <w:p>
             <w:pPr>
-              <w:pStyle w:val="Style22"/>
+              <w:pStyle w:val="user8"/>
               <w:rPr>
                 <w:lang w:val="ru-RU"/>
               </w:rPr>
@@ -8506,7 +8506,7 @@
           </w:tcPr>
           <w:p>
             <w:pPr>
-              <w:pStyle w:val="Style21"/>
+              <w:pStyle w:val="user7"/>
               <w:keepNext w:val="true"/>
               <w:rPr>
                 <w:rFonts w:ascii="Courier New" w:hAnsi="Courier New"/>
@@ -8524,15 +8524,15 @@
         </w:tc>
         <w:tc>
           <w:tcPr>
-            <w:tcW w:w="1441" w:type="dxa"/>
-            <w:tcBorders>
-              <w:left w:val="single" w:sz="2" w:space="0" w:color="000000"/>
-              <w:bottom w:val="single" w:sz="2" w:space="0" w:color="000000"/>
-            </w:tcBorders>
-          </w:tcPr>
-          <w:p>
-            <w:pPr>
-              <w:pStyle w:val="Style21"/>
+            <w:tcW w:w="1439" w:type="dxa"/>
+            <w:tcBorders>
+              <w:left w:val="single" w:sz="2" w:space="0" w:color="000000"/>
+              <w:bottom w:val="single" w:sz="2" w:space="0" w:color="000000"/>
+            </w:tcBorders>
+          </w:tcPr>
+          <w:p>
+            <w:pPr>
+              <w:pStyle w:val="user7"/>
               <w:rPr>
                 <w:rFonts w:ascii="Courier New" w:hAnsi="Courier New"/>
                 <w:lang w:val="ru-RU"/>
@@ -8549,7 +8549,7 @@
         </w:tc>
         <w:tc>
           <w:tcPr>
-            <w:tcW w:w="5249" w:type="dxa"/>
+            <w:tcW w:w="5251" w:type="dxa"/>
             <w:tcBorders>
               <w:left w:val="single" w:sz="2" w:space="0" w:color="000000"/>
               <w:bottom w:val="single" w:sz="2" w:space="0" w:color="000000"/>
@@ -8558,7 +8558,7 @@
           </w:tcPr>
           <w:p>
             <w:pPr>
-              <w:pStyle w:val="Style21"/>
+              <w:pStyle w:val="user7"/>
               <w:rPr>
                 <w:rFonts w:ascii="Courier New" w:hAnsi="Courier New"/>
                 <w:lang w:val="ru-RU"/>
@@ -8612,7 +8612,7 @@
           </w:tcPr>
           <w:p>
             <w:pPr>
-              <w:pStyle w:val="Style21"/>
+              <w:pStyle w:val="user7"/>
               <w:keepNext w:val="true"/>
               <w:rPr>
                 <w:rFonts w:ascii="Courier New" w:hAnsi="Courier New"/>
@@ -8630,15 +8630,15 @@
         </w:tc>
         <w:tc>
           <w:tcPr>
-            <w:tcW w:w="1441" w:type="dxa"/>
-            <w:tcBorders>
-              <w:left w:val="single" w:sz="2" w:space="0" w:color="000000"/>
-              <w:bottom w:val="single" w:sz="2" w:space="0" w:color="000000"/>
-            </w:tcBorders>
-          </w:tcPr>
-          <w:p>
-            <w:pPr>
-              <w:pStyle w:val="Style21"/>
+            <w:tcW w:w="1439" w:type="dxa"/>
+            <w:tcBorders>
+              <w:left w:val="single" w:sz="2" w:space="0" w:color="000000"/>
+              <w:bottom w:val="single" w:sz="2" w:space="0" w:color="000000"/>
+            </w:tcBorders>
+          </w:tcPr>
+          <w:p>
+            <w:pPr>
+              <w:pStyle w:val="user7"/>
               <w:rPr>
                 <w:rFonts w:ascii="Courier New" w:hAnsi="Courier New"/>
                 <w:lang w:val="ru-RU"/>
@@ -8655,7 +8655,7 @@
         </w:tc>
         <w:tc>
           <w:tcPr>
-            <w:tcW w:w="5249" w:type="dxa"/>
+            <w:tcW w:w="5251" w:type="dxa"/>
             <w:tcBorders>
               <w:left w:val="single" w:sz="2" w:space="0" w:color="000000"/>
               <w:bottom w:val="single" w:sz="2" w:space="0" w:color="000000"/>
@@ -8664,7 +8664,7 @@
           </w:tcPr>
           <w:p>
             <w:pPr>
-              <w:pStyle w:val="Style21"/>
+              <w:pStyle w:val="user7"/>
               <w:rPr>
                 <w:rFonts w:ascii="Courier New" w:hAnsi="Courier New"/>
                 <w:lang w:val="ru-RU"/>
@@ -8705,7 +8705,7 @@
           </w:tcPr>
           <w:p>
             <w:pPr>
-              <w:pStyle w:val="Style21"/>
+              <w:pStyle w:val="user7"/>
               <w:keepNext w:val="true"/>
               <w:rPr>
                 <w:rFonts w:ascii="Courier New" w:hAnsi="Courier New"/>
@@ -8723,15 +8723,15 @@
         </w:tc>
         <w:tc>
           <w:tcPr>
-            <w:tcW w:w="1441" w:type="dxa"/>
-            <w:tcBorders>
-              <w:left w:val="single" w:sz="2" w:space="0" w:color="000000"/>
-              <w:bottom w:val="single" w:sz="2" w:space="0" w:color="000000"/>
-            </w:tcBorders>
-          </w:tcPr>
-          <w:p>
-            <w:pPr>
-              <w:pStyle w:val="Style21"/>
+            <w:tcW w:w="1439" w:type="dxa"/>
+            <w:tcBorders>
+              <w:left w:val="single" w:sz="2" w:space="0" w:color="000000"/>
+              <w:bottom w:val="single" w:sz="2" w:space="0" w:color="000000"/>
+            </w:tcBorders>
+          </w:tcPr>
+          <w:p>
+            <w:pPr>
+              <w:pStyle w:val="user7"/>
               <w:rPr>
                 <w:rFonts w:ascii="Courier New" w:hAnsi="Courier New"/>
                 <w:lang w:val="ru-RU"/>
@@ -8748,7 +8748,7 @@
         </w:tc>
         <w:tc>
           <w:tcPr>
-            <w:tcW w:w="5249" w:type="dxa"/>
+            <w:tcW w:w="5251" w:type="dxa"/>
             <w:tcBorders>
               <w:left w:val="single" w:sz="2" w:space="0" w:color="000000"/>
               <w:bottom w:val="single" w:sz="2" w:space="0" w:color="000000"/>
@@ -8757,7 +8757,7 @@
           </w:tcPr>
           <w:p>
             <w:pPr>
-              <w:pStyle w:val="Style21"/>
+              <w:pStyle w:val="user7"/>
               <w:rPr>
                 <w:rFonts w:ascii="Courier New" w:hAnsi="Courier New"/>
                 <w:lang w:val="ru-RU"/>
@@ -8798,7 +8798,7 @@
           </w:tcPr>
           <w:p>
             <w:pPr>
-              <w:pStyle w:val="Style21"/>
+              <w:pStyle w:val="user7"/>
               <w:keepNext w:val="true"/>
               <w:rPr>
                 <w:rFonts w:ascii="Courier New" w:hAnsi="Courier New"/>
@@ -8816,15 +8816,15 @@
         </w:tc>
         <w:tc>
           <w:tcPr>
-            <w:tcW w:w="1441" w:type="dxa"/>
-            <w:tcBorders>
-              <w:left w:val="single" w:sz="2" w:space="0" w:color="000000"/>
-              <w:bottom w:val="single" w:sz="2" w:space="0" w:color="000000"/>
-            </w:tcBorders>
-          </w:tcPr>
-          <w:p>
-            <w:pPr>
-              <w:pStyle w:val="Style21"/>
+            <w:tcW w:w="1439" w:type="dxa"/>
+            <w:tcBorders>
+              <w:left w:val="single" w:sz="2" w:space="0" w:color="000000"/>
+              <w:bottom w:val="single" w:sz="2" w:space="0" w:color="000000"/>
+            </w:tcBorders>
+          </w:tcPr>
+          <w:p>
+            <w:pPr>
+              <w:pStyle w:val="user7"/>
               <w:rPr>
                 <w:rFonts w:ascii="Courier New" w:hAnsi="Courier New"/>
                 <w:lang w:val="ru-RU"/>
@@ -8841,7 +8841,7 @@
         </w:tc>
         <w:tc>
           <w:tcPr>
-            <w:tcW w:w="5249" w:type="dxa"/>
+            <w:tcW w:w="5251" w:type="dxa"/>
             <w:tcBorders>
               <w:left w:val="single" w:sz="2" w:space="0" w:color="000000"/>
               <w:bottom w:val="single" w:sz="2" w:space="0" w:color="000000"/>
@@ -8850,7 +8850,7 @@
           </w:tcPr>
           <w:p>
             <w:pPr>
-              <w:pStyle w:val="Style21"/>
+              <w:pStyle w:val="user7"/>
               <w:rPr>
                 <w:rFonts w:ascii="Courier New" w:hAnsi="Courier New"/>
                 <w:lang w:val="ru-RU"/>
@@ -8878,7 +8878,7 @@
           </w:tcPr>
           <w:p>
             <w:pPr>
-              <w:pStyle w:val="Style21"/>
+              <w:pStyle w:val="user7"/>
               <w:keepNext w:val="true"/>
               <w:rPr>
                 <w:rFonts w:ascii="Courier New" w:hAnsi="Courier New"/>
@@ -8896,15 +8896,15 @@
         </w:tc>
         <w:tc>
           <w:tcPr>
-            <w:tcW w:w="1441" w:type="dxa"/>
-            <w:tcBorders>
-              <w:left w:val="single" w:sz="2" w:space="0" w:color="000000"/>
-              <w:bottom w:val="single" w:sz="2" w:space="0" w:color="000000"/>
-            </w:tcBorders>
-          </w:tcPr>
-          <w:p>
-            <w:pPr>
-              <w:pStyle w:val="Style21"/>
+            <w:tcW w:w="1439" w:type="dxa"/>
+            <w:tcBorders>
+              <w:left w:val="single" w:sz="2" w:space="0" w:color="000000"/>
+              <w:bottom w:val="single" w:sz="2" w:space="0" w:color="000000"/>
+            </w:tcBorders>
+          </w:tcPr>
+          <w:p>
+            <w:pPr>
+              <w:pStyle w:val="user7"/>
               <w:rPr>
                 <w:rFonts w:ascii="Courier New" w:hAnsi="Courier New"/>
                 <w:lang w:val="ru-RU"/>
@@ -8921,7 +8921,7 @@
         </w:tc>
         <w:tc>
           <w:tcPr>
-            <w:tcW w:w="5249" w:type="dxa"/>
+            <w:tcW w:w="5251" w:type="dxa"/>
             <w:tcBorders>
               <w:left w:val="single" w:sz="2" w:space="0" w:color="000000"/>
               <w:bottom w:val="single" w:sz="2" w:space="0" w:color="000000"/>
@@ -8930,7 +8930,7 @@
           </w:tcPr>
           <w:p>
             <w:pPr>
-              <w:pStyle w:val="Style21"/>
+              <w:pStyle w:val="user7"/>
               <w:rPr>
                 <w:rFonts w:ascii="Courier New" w:hAnsi="Courier New"/>
                 <w:lang w:val="ru-RU"/>
@@ -8958,7 +8958,7 @@
           </w:tcPr>
           <w:p>
             <w:pPr>
-              <w:pStyle w:val="Style21"/>
+              <w:pStyle w:val="user7"/>
               <w:rPr>
                 <w:rFonts w:ascii="Courier New" w:hAnsi="Courier New"/>
                 <w:lang w:val="ru-RU"/>
@@ -8975,15 +8975,15 @@
         </w:tc>
         <w:tc>
           <w:tcPr>
-            <w:tcW w:w="1441" w:type="dxa"/>
-            <w:tcBorders>
-              <w:left w:val="single" w:sz="2" w:space="0" w:color="000000"/>
-              <w:bottom w:val="single" w:sz="2" w:space="0" w:color="000000"/>
-            </w:tcBorders>
-          </w:tcPr>
-          <w:p>
-            <w:pPr>
-              <w:pStyle w:val="Style21"/>
+            <w:tcW w:w="1439" w:type="dxa"/>
+            <w:tcBorders>
+              <w:left w:val="single" w:sz="2" w:space="0" w:color="000000"/>
+              <w:bottom w:val="single" w:sz="2" w:space="0" w:color="000000"/>
+            </w:tcBorders>
+          </w:tcPr>
+          <w:p>
+            <w:pPr>
+              <w:pStyle w:val="user7"/>
               <w:rPr>
                 <w:rFonts w:ascii="Courier New" w:hAnsi="Courier New"/>
                 <w:lang w:val="ru-RU"/>
@@ -9000,7 +9000,7 @@
         </w:tc>
         <w:tc>
           <w:tcPr>
-            <w:tcW w:w="5249" w:type="dxa"/>
+            <w:tcW w:w="5251" w:type="dxa"/>
             <w:tcBorders>
               <w:left w:val="single" w:sz="2" w:space="0" w:color="000000"/>
               <w:bottom w:val="single" w:sz="2" w:space="0" w:color="000000"/>
@@ -9009,7 +9009,7 @@
           </w:tcPr>
           <w:p>
             <w:pPr>
-              <w:pStyle w:val="Style21"/>
+              <w:pStyle w:val="user7"/>
               <w:rPr>
                 <w:rFonts w:ascii="Courier New" w:hAnsi="Courier New"/>
                 <w:lang w:val="ru-RU"/>
@@ -9243,7 +9243,7 @@
     </w:p>
     <w:p>
       <w:pPr>
-        <w:pStyle w:val="Style20"/>
+        <w:pStyle w:val="user6"/>
         <w:rPr>
           <w:lang w:val="ru-RU"/>
         </w:rPr>
@@ -9270,8 +9270,8 @@
       </w:tblPr>
       <w:tblGrid>
         <w:gridCol w:w="2665"/>
-        <w:gridCol w:w="1441"/>
-        <w:gridCol w:w="5249"/>
+        <w:gridCol w:w="1439"/>
+        <w:gridCol w:w="5251"/>
       </w:tblGrid>
       <w:tr>
         <w:trPr/>
@@ -9287,7 +9287,7 @@
           </w:tcPr>
           <w:p>
             <w:pPr>
-              <w:pStyle w:val="Style22"/>
+              <w:pStyle w:val="user8"/>
               <w:keepNext w:val="true"/>
               <w:rPr>
                 <w:lang w:val="ru-RU"/>
@@ -9303,7 +9303,7 @@
         </w:tc>
         <w:tc>
           <w:tcPr>
-            <w:tcW w:w="1441" w:type="dxa"/>
+            <w:tcW w:w="1439" w:type="dxa"/>
             <w:tcBorders>
               <w:top w:val="single" w:sz="2" w:space="0" w:color="000000"/>
               <w:left w:val="single" w:sz="2" w:space="0" w:color="000000"/>
@@ -9313,7 +9313,7 @@
           </w:tcPr>
           <w:p>
             <w:pPr>
-              <w:pStyle w:val="Style22"/>
+              <w:pStyle w:val="user8"/>
               <w:rPr>
                 <w:lang w:val="ru-RU"/>
               </w:rPr>
@@ -9328,7 +9328,7 @@
         </w:tc>
         <w:tc>
           <w:tcPr>
-            <w:tcW w:w="5249" w:type="dxa"/>
+            <w:tcW w:w="5251" w:type="dxa"/>
             <w:tcBorders>
               <w:top w:val="single" w:sz="2" w:space="0" w:color="000000"/>
               <w:left w:val="single" w:sz="2" w:space="0" w:color="000000"/>
@@ -9339,7 +9339,7 @@
           </w:tcPr>
           <w:p>
             <w:pPr>
-              <w:pStyle w:val="Style22"/>
+              <w:pStyle w:val="user8"/>
               <w:rPr>
                 <w:lang w:val="ru-RU"/>
               </w:rPr>
@@ -9365,7 +9365,7 @@
           </w:tcPr>
           <w:p>
             <w:pPr>
-              <w:pStyle w:val="Style21"/>
+              <w:pStyle w:val="user7"/>
               <w:keepNext w:val="true"/>
               <w:rPr>
                 <w:rFonts w:ascii="Courier New" w:hAnsi="Courier New"/>
@@ -9383,15 +9383,15 @@
         </w:tc>
         <w:tc>
           <w:tcPr>
-            <w:tcW w:w="1441" w:type="dxa"/>
-            <w:tcBorders>
-              <w:left w:val="single" w:sz="2" w:space="0" w:color="000000"/>
-              <w:bottom w:val="single" w:sz="2" w:space="0" w:color="000000"/>
-            </w:tcBorders>
-          </w:tcPr>
-          <w:p>
-            <w:pPr>
-              <w:pStyle w:val="Style21"/>
+            <w:tcW w:w="1439" w:type="dxa"/>
+            <w:tcBorders>
+              <w:left w:val="single" w:sz="2" w:space="0" w:color="000000"/>
+              <w:bottom w:val="single" w:sz="2" w:space="0" w:color="000000"/>
+            </w:tcBorders>
+          </w:tcPr>
+          <w:p>
+            <w:pPr>
+              <w:pStyle w:val="user7"/>
               <w:rPr>
                 <w:rFonts w:ascii="Courier New" w:hAnsi="Courier New"/>
                 <w:lang w:val="ru-RU"/>
@@ -9408,7 +9408,7 @@
         </w:tc>
         <w:tc>
           <w:tcPr>
-            <w:tcW w:w="5249" w:type="dxa"/>
+            <w:tcW w:w="5251" w:type="dxa"/>
             <w:tcBorders>
               <w:left w:val="single" w:sz="2" w:space="0" w:color="000000"/>
               <w:bottom w:val="single" w:sz="2" w:space="0" w:color="000000"/>
@@ -9417,7 +9417,7 @@
           </w:tcPr>
           <w:p>
             <w:pPr>
-              <w:pStyle w:val="Style21"/>
+              <w:pStyle w:val="user7"/>
               <w:rPr>
                 <w:rFonts w:ascii="Courier New" w:hAnsi="Courier New"/>
                 <w:lang w:val="ru-RU"/>
@@ -9471,7 +9471,7 @@
           </w:tcPr>
           <w:p>
             <w:pPr>
-              <w:pStyle w:val="Style21"/>
+              <w:pStyle w:val="user7"/>
               <w:keepNext w:val="true"/>
               <w:rPr>
                 <w:rFonts w:ascii="Courier New" w:hAnsi="Courier New"/>
@@ -9489,15 +9489,15 @@
         </w:tc>
         <w:tc>
           <w:tcPr>
-            <w:tcW w:w="1441" w:type="dxa"/>
-            <w:tcBorders>
-              <w:left w:val="single" w:sz="2" w:space="0" w:color="000000"/>
-              <w:bottom w:val="single" w:sz="2" w:space="0" w:color="000000"/>
-            </w:tcBorders>
-          </w:tcPr>
-          <w:p>
-            <w:pPr>
-              <w:pStyle w:val="Style21"/>
+            <w:tcW w:w="1439" w:type="dxa"/>
+            <w:tcBorders>
+              <w:left w:val="single" w:sz="2" w:space="0" w:color="000000"/>
+              <w:bottom w:val="single" w:sz="2" w:space="0" w:color="000000"/>
+            </w:tcBorders>
+          </w:tcPr>
+          <w:p>
+            <w:pPr>
+              <w:pStyle w:val="user7"/>
               <w:rPr>
                 <w:rFonts w:ascii="Courier New" w:hAnsi="Courier New"/>
                 <w:lang w:val="ru-RU"/>
@@ -9514,7 +9514,7 @@
         </w:tc>
         <w:tc>
           <w:tcPr>
-            <w:tcW w:w="5249" w:type="dxa"/>
+            <w:tcW w:w="5251" w:type="dxa"/>
             <w:tcBorders>
               <w:left w:val="single" w:sz="2" w:space="0" w:color="000000"/>
               <w:bottom w:val="single" w:sz="2" w:space="0" w:color="000000"/>
@@ -9523,7 +9523,7 @@
           </w:tcPr>
           <w:p>
             <w:pPr>
-              <w:pStyle w:val="Style21"/>
+              <w:pStyle w:val="user7"/>
               <w:rPr>
                 <w:rFonts w:ascii="Courier New" w:hAnsi="Courier New"/>
                 <w:lang w:val="ru-RU"/>
@@ -9564,7 +9564,7 @@
           </w:tcPr>
           <w:p>
             <w:pPr>
-              <w:pStyle w:val="Style21"/>
+              <w:pStyle w:val="user7"/>
               <w:keepNext w:val="true"/>
               <w:rPr>
                 <w:rFonts w:ascii="Courier New" w:hAnsi="Courier New"/>
@@ -9582,15 +9582,15 @@
         </w:tc>
         <w:tc>
           <w:tcPr>
-            <w:tcW w:w="1441" w:type="dxa"/>
-            <w:tcBorders>
-              <w:left w:val="single" w:sz="2" w:space="0" w:color="000000"/>
-              <w:bottom w:val="single" w:sz="2" w:space="0" w:color="000000"/>
-            </w:tcBorders>
-          </w:tcPr>
-          <w:p>
-            <w:pPr>
-              <w:pStyle w:val="Style21"/>
+            <w:tcW w:w="1439" w:type="dxa"/>
+            <w:tcBorders>
+              <w:left w:val="single" w:sz="2" w:space="0" w:color="000000"/>
+              <w:bottom w:val="single" w:sz="2" w:space="0" w:color="000000"/>
+            </w:tcBorders>
+          </w:tcPr>
+          <w:p>
+            <w:pPr>
+              <w:pStyle w:val="user7"/>
               <w:rPr>
                 <w:rFonts w:ascii="Courier New" w:hAnsi="Courier New"/>
                 <w:lang w:val="ru-RU"/>
@@ -9607,7 +9607,7 @@
         </w:tc>
         <w:tc>
           <w:tcPr>
-            <w:tcW w:w="5249" w:type="dxa"/>
+            <w:tcW w:w="5251" w:type="dxa"/>
             <w:tcBorders>
               <w:left w:val="single" w:sz="2" w:space="0" w:color="000000"/>
               <w:bottom w:val="single" w:sz="2" w:space="0" w:color="000000"/>
@@ -9616,7 +9616,7 @@
           </w:tcPr>
           <w:p>
             <w:pPr>
-              <w:pStyle w:val="Style21"/>
+              <w:pStyle w:val="user7"/>
               <w:rPr>
                 <w:rFonts w:ascii="Courier New" w:hAnsi="Courier New"/>
                 <w:lang w:val="ru-RU"/>
@@ -9657,7 +9657,7 @@
           </w:tcPr>
           <w:p>
             <w:pPr>
-              <w:pStyle w:val="Style21"/>
+              <w:pStyle w:val="user7"/>
               <w:keepNext w:val="true"/>
               <w:rPr>
                 <w:rFonts w:ascii="Courier New" w:hAnsi="Courier New"/>
@@ -9675,15 +9675,15 @@
         </w:tc>
         <w:tc>
           <w:tcPr>
-            <w:tcW w:w="1441" w:type="dxa"/>
-            <w:tcBorders>
-              <w:left w:val="single" w:sz="2" w:space="0" w:color="000000"/>
-              <w:bottom w:val="single" w:sz="2" w:space="0" w:color="000000"/>
-            </w:tcBorders>
-          </w:tcPr>
-          <w:p>
-            <w:pPr>
-              <w:pStyle w:val="Style21"/>
+            <w:tcW w:w="1439" w:type="dxa"/>
+            <w:tcBorders>
+              <w:left w:val="single" w:sz="2" w:space="0" w:color="000000"/>
+              <w:bottom w:val="single" w:sz="2" w:space="0" w:color="000000"/>
+            </w:tcBorders>
+          </w:tcPr>
+          <w:p>
+            <w:pPr>
+              <w:pStyle w:val="user7"/>
               <w:rPr>
                 <w:rFonts w:ascii="Courier New" w:hAnsi="Courier New"/>
                 <w:lang w:val="ru-RU"/>
@@ -9700,7 +9700,7 @@
         </w:tc>
         <w:tc>
           <w:tcPr>
-            <w:tcW w:w="5249" w:type="dxa"/>
+            <w:tcW w:w="5251" w:type="dxa"/>
             <w:tcBorders>
               <w:left w:val="single" w:sz="2" w:space="0" w:color="000000"/>
               <w:bottom w:val="single" w:sz="2" w:space="0" w:color="000000"/>
@@ -9709,7 +9709,7 @@
           </w:tcPr>
           <w:p>
             <w:pPr>
-              <w:pStyle w:val="Style21"/>
+              <w:pStyle w:val="user7"/>
               <w:rPr>
                 <w:rFonts w:ascii="Courier New" w:hAnsi="Courier New"/>
                 <w:lang w:val="ru-RU"/>
@@ -9750,7 +9750,7 @@
           </w:tcPr>
           <w:p>
             <w:pPr>
-              <w:pStyle w:val="Style21"/>
+              <w:pStyle w:val="user7"/>
               <w:keepNext w:val="true"/>
               <w:rPr>
                 <w:rFonts w:ascii="Courier New" w:hAnsi="Courier New"/>
@@ -9768,15 +9768,15 @@
         </w:tc>
         <w:tc>
           <w:tcPr>
-            <w:tcW w:w="1441" w:type="dxa"/>
-            <w:tcBorders>
-              <w:left w:val="single" w:sz="2" w:space="0" w:color="000000"/>
-              <w:bottom w:val="single" w:sz="2" w:space="0" w:color="000000"/>
-            </w:tcBorders>
-          </w:tcPr>
-          <w:p>
-            <w:pPr>
-              <w:pStyle w:val="Style21"/>
+            <w:tcW w:w="1439" w:type="dxa"/>
+            <w:tcBorders>
+              <w:left w:val="single" w:sz="2" w:space="0" w:color="000000"/>
+              <w:bottom w:val="single" w:sz="2" w:space="0" w:color="000000"/>
+            </w:tcBorders>
+          </w:tcPr>
+          <w:p>
+            <w:pPr>
+              <w:pStyle w:val="user7"/>
               <w:rPr>
                 <w:rFonts w:ascii="Courier New" w:hAnsi="Courier New"/>
                 <w:lang w:val="ru-RU"/>
@@ -9793,7 +9793,7 @@
         </w:tc>
         <w:tc>
           <w:tcPr>
-            <w:tcW w:w="5249" w:type="dxa"/>
+            <w:tcW w:w="5251" w:type="dxa"/>
             <w:tcBorders>
               <w:left w:val="single" w:sz="2" w:space="0" w:color="000000"/>
               <w:bottom w:val="single" w:sz="2" w:space="0" w:color="000000"/>
@@ -9802,7 +9802,7 @@
           </w:tcPr>
           <w:p>
             <w:pPr>
-              <w:pStyle w:val="Style21"/>
+              <w:pStyle w:val="user7"/>
               <w:rPr>
                 <w:rFonts w:ascii="Courier New" w:hAnsi="Courier New"/>
                 <w:lang w:val="ru-RU"/>
@@ -9843,7 +9843,7 @@
           </w:tcPr>
           <w:p>
             <w:pPr>
-              <w:pStyle w:val="Style21"/>
+              <w:pStyle w:val="user7"/>
               <w:keepNext w:val="true"/>
               <w:rPr>
                 <w:rFonts w:ascii="Courier New" w:hAnsi="Courier New"/>
@@ -9861,15 +9861,15 @@
         </w:tc>
         <w:tc>
           <w:tcPr>
-            <w:tcW w:w="1441" w:type="dxa"/>
-            <w:tcBorders>
-              <w:left w:val="single" w:sz="2" w:space="0" w:color="000000"/>
-              <w:bottom w:val="single" w:sz="2" w:space="0" w:color="000000"/>
-            </w:tcBorders>
-          </w:tcPr>
-          <w:p>
-            <w:pPr>
-              <w:pStyle w:val="Style21"/>
+            <w:tcW w:w="1439" w:type="dxa"/>
+            <w:tcBorders>
+              <w:left w:val="single" w:sz="2" w:space="0" w:color="000000"/>
+              <w:bottom w:val="single" w:sz="2" w:space="0" w:color="000000"/>
+            </w:tcBorders>
+          </w:tcPr>
+          <w:p>
+            <w:pPr>
+              <w:pStyle w:val="user7"/>
               <w:rPr>
                 <w:rFonts w:ascii="Courier New" w:hAnsi="Courier New"/>
                 <w:lang w:val="ru-RU"/>
@@ -9886,7 +9886,7 @@
         </w:tc>
         <w:tc>
           <w:tcPr>
-            <w:tcW w:w="5249" w:type="dxa"/>
+            <w:tcW w:w="5251" w:type="dxa"/>
             <w:tcBorders>
               <w:left w:val="single" w:sz="2" w:space="0" w:color="000000"/>
               <w:bottom w:val="single" w:sz="2" w:space="0" w:color="000000"/>
@@ -9895,7 +9895,7 @@
           </w:tcPr>
           <w:p>
             <w:pPr>
-              <w:pStyle w:val="Style21"/>
+              <w:pStyle w:val="user7"/>
               <w:rPr>
                 <w:rFonts w:ascii="Courier New" w:hAnsi="Courier New"/>
                 <w:lang w:val="ru-RU"/>
@@ -9949,7 +9949,7 @@
           </w:tcPr>
           <w:p>
             <w:pPr>
-              <w:pStyle w:val="Style21"/>
+              <w:pStyle w:val="user7"/>
               <w:keepNext w:val="true"/>
               <w:rPr>
                 <w:rFonts w:ascii="Courier New" w:hAnsi="Courier New"/>
@@ -9967,15 +9967,15 @@
         </w:tc>
         <w:tc>
           <w:tcPr>
-            <w:tcW w:w="1441" w:type="dxa"/>
-            <w:tcBorders>
-              <w:left w:val="single" w:sz="2" w:space="0" w:color="000000"/>
-              <w:bottom w:val="single" w:sz="2" w:space="0" w:color="000000"/>
-            </w:tcBorders>
-          </w:tcPr>
-          <w:p>
-            <w:pPr>
-              <w:pStyle w:val="Style21"/>
+            <w:tcW w:w="1439" w:type="dxa"/>
+            <w:tcBorders>
+              <w:left w:val="single" w:sz="2" w:space="0" w:color="000000"/>
+              <w:bottom w:val="single" w:sz="2" w:space="0" w:color="000000"/>
+            </w:tcBorders>
+          </w:tcPr>
+          <w:p>
+            <w:pPr>
+              <w:pStyle w:val="user7"/>
               <w:rPr>
                 <w:rFonts w:ascii="Courier New" w:hAnsi="Courier New"/>
                 <w:lang w:val="ru-RU"/>
@@ -9992,7 +9992,7 @@
         </w:tc>
         <w:tc>
           <w:tcPr>
-            <w:tcW w:w="5249" w:type="dxa"/>
+            <w:tcW w:w="5251" w:type="dxa"/>
             <w:tcBorders>
               <w:left w:val="single" w:sz="2" w:space="0" w:color="000000"/>
               <w:bottom w:val="single" w:sz="2" w:space="0" w:color="000000"/>
@@ -10001,7 +10001,7 @@
           </w:tcPr>
           <w:p>
             <w:pPr>
-              <w:pStyle w:val="Style21"/>
+              <w:pStyle w:val="user7"/>
               <w:rPr>
                 <w:rFonts w:ascii="Courier New" w:hAnsi="Courier New"/>
                 <w:lang w:val="ru-RU"/>
@@ -10029,7 +10029,7 @@
           </w:tcPr>
           <w:p>
             <w:pPr>
-              <w:pStyle w:val="Style21"/>
+              <w:pStyle w:val="user7"/>
               <w:rPr>
                 <w:rFonts w:ascii="Courier New" w:hAnsi="Courier New"/>
                 <w:lang w:val="ru-RU"/>
@@ -10046,15 +10046,15 @@
         </w:tc>
         <w:tc>
           <w:tcPr>
-            <w:tcW w:w="1441" w:type="dxa"/>
-            <w:tcBorders>
-              <w:left w:val="single" w:sz="2" w:space="0" w:color="000000"/>
-              <w:bottom w:val="single" w:sz="2" w:space="0" w:color="000000"/>
-            </w:tcBorders>
-          </w:tcPr>
-          <w:p>
-            <w:pPr>
-              <w:pStyle w:val="Style21"/>
+            <w:tcW w:w="1439" w:type="dxa"/>
+            <w:tcBorders>
+              <w:left w:val="single" w:sz="2" w:space="0" w:color="000000"/>
+              <w:bottom w:val="single" w:sz="2" w:space="0" w:color="000000"/>
+            </w:tcBorders>
+          </w:tcPr>
+          <w:p>
+            <w:pPr>
+              <w:pStyle w:val="user7"/>
               <w:rPr>
                 <w:rFonts w:ascii="Courier New" w:hAnsi="Courier New"/>
                 <w:lang w:val="ru-RU"/>
@@ -10071,7 +10071,7 @@
         </w:tc>
         <w:tc>
           <w:tcPr>
-            <w:tcW w:w="5249" w:type="dxa"/>
+            <w:tcW w:w="5251" w:type="dxa"/>
             <w:tcBorders>
               <w:left w:val="single" w:sz="2" w:space="0" w:color="000000"/>
               <w:bottom w:val="single" w:sz="2" w:space="0" w:color="000000"/>
@@ -10080,7 +10080,7 @@
           </w:tcPr>
           <w:p>
             <w:pPr>
-              <w:pStyle w:val="Style21"/>
+              <w:pStyle w:val="user7"/>
               <w:rPr>
                 <w:rFonts w:ascii="Courier New" w:hAnsi="Courier New"/>
                 <w:lang w:val="ru-RU"/>
@@ -10350,7 +10350,7 @@
     </w:p>
     <w:p>
       <w:pPr>
-        <w:pStyle w:val="Style20"/>
+        <w:pStyle w:val="user6"/>
         <w:rPr>
           <w:lang w:val="ru-RU"/>
         </w:rPr>
@@ -10377,8 +10377,8 @@
       </w:tblPr>
       <w:tblGrid>
         <w:gridCol w:w="2665"/>
-        <w:gridCol w:w="1441"/>
-        <w:gridCol w:w="5249"/>
+        <w:gridCol w:w="1439"/>
+        <w:gridCol w:w="5251"/>
       </w:tblGrid>
       <w:tr>
         <w:trPr/>
@@ -10394,7 +10394,7 @@
           </w:tcPr>
           <w:p>
             <w:pPr>
-              <w:pStyle w:val="Style22"/>
+              <w:pStyle w:val="user8"/>
               <w:keepNext w:val="true"/>
               <w:rPr>
                 <w:lang w:val="ru-RU"/>
@@ -10410,7 +10410,7 @@
         </w:tc>
         <w:tc>
           <w:tcPr>
-            <w:tcW w:w="1441" w:type="dxa"/>
+            <w:tcW w:w="1439" w:type="dxa"/>
             <w:tcBorders>
               <w:top w:val="single" w:sz="2" w:space="0" w:color="000000"/>
               <w:left w:val="single" w:sz="2" w:space="0" w:color="000000"/>
@@ -10420,7 +10420,7 @@
           </w:tcPr>
           <w:p>
             <w:pPr>
-              <w:pStyle w:val="Style22"/>
+              <w:pStyle w:val="user8"/>
               <w:rPr>
                 <w:lang w:val="ru-RU"/>
               </w:rPr>
@@ -10435,7 +10435,7 @@
         </w:tc>
         <w:tc>
           <w:tcPr>
-            <w:tcW w:w="5249" w:type="dxa"/>
+            <w:tcW w:w="5251" w:type="dxa"/>
             <w:tcBorders>
               <w:top w:val="single" w:sz="2" w:space="0" w:color="000000"/>
               <w:left w:val="single" w:sz="2" w:space="0" w:color="000000"/>
@@ -10446,7 +10446,7 @@
           </w:tcPr>
           <w:p>
             <w:pPr>
-              <w:pStyle w:val="Style22"/>
+              <w:pStyle w:val="user8"/>
               <w:rPr>
                 <w:lang w:val="ru-RU"/>
               </w:rPr>
@@ -10472,7 +10472,7 @@
           </w:tcPr>
           <w:p>
             <w:pPr>
-              <w:pStyle w:val="Style21"/>
+              <w:pStyle w:val="user7"/>
               <w:keepNext w:val="true"/>
               <w:rPr>
                 <w:rFonts w:ascii="Courier New" w:hAnsi="Courier New"/>
@@ -10490,15 +10490,15 @@
         </w:tc>
         <w:tc>
           <w:tcPr>
-            <w:tcW w:w="1441" w:type="dxa"/>
-            <w:tcBorders>
-              <w:left w:val="single" w:sz="2" w:space="0" w:color="000000"/>
-              <w:bottom w:val="single" w:sz="2" w:space="0" w:color="000000"/>
-            </w:tcBorders>
-          </w:tcPr>
-          <w:p>
-            <w:pPr>
-              <w:pStyle w:val="Style21"/>
+            <w:tcW w:w="1439" w:type="dxa"/>
+            <w:tcBorders>
+              <w:left w:val="single" w:sz="2" w:space="0" w:color="000000"/>
+              <w:bottom w:val="single" w:sz="2" w:space="0" w:color="000000"/>
+            </w:tcBorders>
+          </w:tcPr>
+          <w:p>
+            <w:pPr>
+              <w:pStyle w:val="user7"/>
               <w:rPr>
                 <w:rFonts w:ascii="Courier New" w:hAnsi="Courier New"/>
                 <w:lang w:val="ru-RU"/>
@@ -10515,7 +10515,7 @@
         </w:tc>
         <w:tc>
           <w:tcPr>
-            <w:tcW w:w="5249" w:type="dxa"/>
+            <w:tcW w:w="5251" w:type="dxa"/>
             <w:tcBorders>
               <w:left w:val="single" w:sz="2" w:space="0" w:color="000000"/>
               <w:bottom w:val="single" w:sz="2" w:space="0" w:color="000000"/>
@@ -10524,7 +10524,7 @@
           </w:tcPr>
           <w:p>
             <w:pPr>
-              <w:pStyle w:val="Style21"/>
+              <w:pStyle w:val="user7"/>
               <w:rPr>
                 <w:rFonts w:ascii="Courier New" w:hAnsi="Courier New"/>
                 <w:lang w:val="ru-RU"/>
@@ -10565,7 +10565,7 @@
           </w:tcPr>
           <w:p>
             <w:pPr>
-              <w:pStyle w:val="Style21"/>
+              <w:pStyle w:val="user7"/>
               <w:keepNext w:val="true"/>
               <w:rPr>
                 <w:rFonts w:ascii="Courier New" w:hAnsi="Courier New"/>
@@ -10583,15 +10583,15 @@
         </w:tc>
         <w:tc>
           <w:tcPr>
-            <w:tcW w:w="1441" w:type="dxa"/>
-            <w:tcBorders>
-              <w:left w:val="single" w:sz="2" w:space="0" w:color="000000"/>
-              <w:bottom w:val="single" w:sz="2" w:space="0" w:color="000000"/>
-            </w:tcBorders>
-          </w:tcPr>
-          <w:p>
-            <w:pPr>
-              <w:pStyle w:val="Style21"/>
+            <w:tcW w:w="1439" w:type="dxa"/>
+            <w:tcBorders>
+              <w:left w:val="single" w:sz="2" w:space="0" w:color="000000"/>
+              <w:bottom w:val="single" w:sz="2" w:space="0" w:color="000000"/>
+            </w:tcBorders>
+          </w:tcPr>
+          <w:p>
+            <w:pPr>
+              <w:pStyle w:val="user7"/>
               <w:rPr>
                 <w:rFonts w:ascii="Courier New" w:hAnsi="Courier New"/>
                 <w:lang w:val="ru-RU"/>
@@ -10608,7 +10608,7 @@
         </w:tc>
         <w:tc>
           <w:tcPr>
-            <w:tcW w:w="5249" w:type="dxa"/>
+            <w:tcW w:w="5251" w:type="dxa"/>
             <w:tcBorders>
               <w:left w:val="single" w:sz="2" w:space="0" w:color="000000"/>
               <w:bottom w:val="single" w:sz="2" w:space="0" w:color="000000"/>
@@ -10617,7 +10617,7 @@
           </w:tcPr>
           <w:p>
             <w:pPr>
-              <w:pStyle w:val="Style21"/>
+              <w:pStyle w:val="user7"/>
               <w:rPr>
                 <w:rFonts w:ascii="Courier New" w:hAnsi="Courier New"/>
                 <w:lang w:val="ru-RU"/>
@@ -10645,7 +10645,7 @@
           </w:tcPr>
           <w:p>
             <w:pPr>
-              <w:pStyle w:val="Style21"/>
+              <w:pStyle w:val="user7"/>
               <w:keepNext w:val="true"/>
               <w:rPr>
                 <w:rFonts w:ascii="Courier New" w:hAnsi="Courier New"/>
@@ -10663,15 +10663,15 @@
         </w:tc>
         <w:tc>
           <w:tcPr>
-            <w:tcW w:w="1441" w:type="dxa"/>
-            <w:tcBorders>
-              <w:left w:val="single" w:sz="2" w:space="0" w:color="000000"/>
-              <w:bottom w:val="single" w:sz="2" w:space="0" w:color="000000"/>
-            </w:tcBorders>
-          </w:tcPr>
-          <w:p>
-            <w:pPr>
-              <w:pStyle w:val="Style21"/>
+            <w:tcW w:w="1439" w:type="dxa"/>
+            <w:tcBorders>
+              <w:left w:val="single" w:sz="2" w:space="0" w:color="000000"/>
+              <w:bottom w:val="single" w:sz="2" w:space="0" w:color="000000"/>
+            </w:tcBorders>
+          </w:tcPr>
+          <w:p>
+            <w:pPr>
+              <w:pStyle w:val="user7"/>
               <w:rPr>
                 <w:rFonts w:ascii="Courier New" w:hAnsi="Courier New"/>
                 <w:lang w:val="ru-RU"/>
@@ -10688,7 +10688,7 @@
         </w:tc>
         <w:tc>
           <w:tcPr>
-            <w:tcW w:w="5249" w:type="dxa"/>
+            <w:tcW w:w="5251" w:type="dxa"/>
             <w:tcBorders>
               <w:left w:val="single" w:sz="2" w:space="0" w:color="000000"/>
               <w:bottom w:val="single" w:sz="2" w:space="0" w:color="000000"/>
@@ -10697,7 +10697,7 @@
           </w:tcPr>
           <w:p>
             <w:pPr>
-              <w:pStyle w:val="Style21"/>
+              <w:pStyle w:val="user7"/>
               <w:rPr>
                 <w:rFonts w:ascii="Courier New" w:hAnsi="Courier New"/>
                 <w:lang w:val="ru-RU"/>
@@ -10751,7 +10751,7 @@
           </w:tcPr>
           <w:p>
             <w:pPr>
-              <w:pStyle w:val="Style21"/>
+              <w:pStyle w:val="user7"/>
               <w:keepNext w:val="true"/>
               <w:rPr>
                 <w:rFonts w:ascii="Courier New" w:hAnsi="Courier New"/>
@@ -10769,15 +10769,15 @@
         </w:tc>
         <w:tc>
           <w:tcPr>
-            <w:tcW w:w="1441" w:type="dxa"/>
-            <w:tcBorders>
-              <w:left w:val="single" w:sz="2" w:space="0" w:color="000000"/>
-              <w:bottom w:val="single" w:sz="2" w:space="0" w:color="000000"/>
-            </w:tcBorders>
-          </w:tcPr>
-          <w:p>
-            <w:pPr>
-              <w:pStyle w:val="Style21"/>
+            <w:tcW w:w="1439" w:type="dxa"/>
+            <w:tcBorders>
+              <w:left w:val="single" w:sz="2" w:space="0" w:color="000000"/>
+              <w:bottom w:val="single" w:sz="2" w:space="0" w:color="000000"/>
+            </w:tcBorders>
+          </w:tcPr>
+          <w:p>
+            <w:pPr>
+              <w:pStyle w:val="user7"/>
               <w:rPr>
                 <w:rFonts w:ascii="Courier New" w:hAnsi="Courier New"/>
                 <w:lang w:val="ru-RU"/>
@@ -10794,7 +10794,7 @@
         </w:tc>
         <w:tc>
           <w:tcPr>
-            <w:tcW w:w="5249" w:type="dxa"/>
+            <w:tcW w:w="5251" w:type="dxa"/>
             <w:tcBorders>
               <w:left w:val="single" w:sz="2" w:space="0" w:color="000000"/>
               <w:bottom w:val="single" w:sz="2" w:space="0" w:color="000000"/>
@@ -10803,7 +10803,7 @@
           </w:tcPr>
           <w:p>
             <w:pPr>
-              <w:pStyle w:val="Style21"/>
+              <w:pStyle w:val="user7"/>
               <w:rPr>
                 <w:rFonts w:ascii="Courier New" w:hAnsi="Courier New"/>
                 <w:lang w:val="ru-RU"/>
@@ -10831,7 +10831,7 @@
           </w:tcPr>
           <w:p>
             <w:pPr>
-              <w:pStyle w:val="Style21"/>
+              <w:pStyle w:val="user7"/>
               <w:keepNext w:val="true"/>
               <w:rPr>
                 <w:rFonts w:ascii="Courier New" w:hAnsi="Courier New"/>
@@ -10849,15 +10849,15 @@
         </w:tc>
         <w:tc>
           <w:tcPr>
-            <w:tcW w:w="1441" w:type="dxa"/>
-            <w:tcBorders>
-              <w:left w:val="single" w:sz="2" w:space="0" w:color="000000"/>
-              <w:bottom w:val="single" w:sz="2" w:space="0" w:color="000000"/>
-            </w:tcBorders>
-          </w:tcPr>
-          <w:p>
-            <w:pPr>
-              <w:pStyle w:val="Style21"/>
+            <w:tcW w:w="1439" w:type="dxa"/>
+            <w:tcBorders>
+              <w:left w:val="single" w:sz="2" w:space="0" w:color="000000"/>
+              <w:bottom w:val="single" w:sz="2" w:space="0" w:color="000000"/>
+            </w:tcBorders>
+          </w:tcPr>
+          <w:p>
+            <w:pPr>
+              <w:pStyle w:val="user7"/>
               <w:rPr>
                 <w:rFonts w:ascii="Courier New" w:hAnsi="Courier New"/>
                 <w:lang w:val="ru-RU"/>
@@ -10874,7 +10874,7 @@
         </w:tc>
         <w:tc>
           <w:tcPr>
-            <w:tcW w:w="5249" w:type="dxa"/>
+            <w:tcW w:w="5251" w:type="dxa"/>
             <w:tcBorders>
               <w:left w:val="single" w:sz="2" w:space="0" w:color="000000"/>
               <w:bottom w:val="single" w:sz="2" w:space="0" w:color="000000"/>
@@ -10883,7 +10883,7 @@
           </w:tcPr>
           <w:p>
             <w:pPr>
-              <w:pStyle w:val="Style21"/>
+              <w:pStyle w:val="user7"/>
               <w:rPr>
                 <w:rFonts w:ascii="Courier New" w:hAnsi="Courier New"/>
                 <w:lang w:val="ru-RU"/>
@@ -10911,7 +10911,7 @@
           </w:tcPr>
           <w:p>
             <w:pPr>
-              <w:pStyle w:val="Style21"/>
+              <w:pStyle w:val="user7"/>
               <w:keepNext w:val="true"/>
               <w:rPr>
                 <w:rFonts w:ascii="Courier New" w:hAnsi="Courier New"/>
@@ -10929,15 +10929,15 @@
         </w:tc>
         <w:tc>
           <w:tcPr>
-            <w:tcW w:w="1441" w:type="dxa"/>
-            <w:tcBorders>
-              <w:left w:val="single" w:sz="2" w:space="0" w:color="000000"/>
-              <w:bottom w:val="single" w:sz="2" w:space="0" w:color="000000"/>
-            </w:tcBorders>
-          </w:tcPr>
-          <w:p>
-            <w:pPr>
-              <w:pStyle w:val="Style21"/>
+            <w:tcW w:w="1439" w:type="dxa"/>
+            <w:tcBorders>
+              <w:left w:val="single" w:sz="2" w:space="0" w:color="000000"/>
+              <w:bottom w:val="single" w:sz="2" w:space="0" w:color="000000"/>
+            </w:tcBorders>
+          </w:tcPr>
+          <w:p>
+            <w:pPr>
+              <w:pStyle w:val="user7"/>
               <w:rPr>
                 <w:rFonts w:ascii="Courier New" w:hAnsi="Courier New"/>
                 <w:lang w:val="ru-RU"/>
@@ -10954,7 +10954,7 @@
         </w:tc>
         <w:tc>
           <w:tcPr>
-            <w:tcW w:w="5249" w:type="dxa"/>
+            <w:tcW w:w="5251" w:type="dxa"/>
             <w:tcBorders>
               <w:left w:val="single" w:sz="2" w:space="0" w:color="000000"/>
               <w:bottom w:val="single" w:sz="2" w:space="0" w:color="000000"/>
@@ -10963,7 +10963,7 @@
           </w:tcPr>
           <w:p>
             <w:pPr>
-              <w:pStyle w:val="Style21"/>
+              <w:pStyle w:val="user7"/>
               <w:rPr>
                 <w:rFonts w:ascii="Courier New" w:hAnsi="Courier New"/>
                 <w:lang w:val="ru-RU"/>
@@ -10991,7 +10991,7 @@
           </w:tcPr>
           <w:p>
             <w:pPr>
-              <w:pStyle w:val="Style21"/>
+              <w:pStyle w:val="user7"/>
               <w:keepNext w:val="true"/>
               <w:rPr>
                 <w:rFonts w:ascii="Courier New" w:hAnsi="Courier New"/>
@@ -11009,15 +11009,15 @@
         </w:tc>
         <w:tc>
           <w:tcPr>
-            <w:tcW w:w="1441" w:type="dxa"/>
-            <w:tcBorders>
-              <w:left w:val="single" w:sz="2" w:space="0" w:color="000000"/>
-              <w:bottom w:val="single" w:sz="2" w:space="0" w:color="000000"/>
-            </w:tcBorders>
-          </w:tcPr>
-          <w:p>
-            <w:pPr>
-              <w:pStyle w:val="Style21"/>
+            <w:tcW w:w="1439" w:type="dxa"/>
+            <w:tcBorders>
+              <w:left w:val="single" w:sz="2" w:space="0" w:color="000000"/>
+              <w:bottom w:val="single" w:sz="2" w:space="0" w:color="000000"/>
+            </w:tcBorders>
+          </w:tcPr>
+          <w:p>
+            <w:pPr>
+              <w:pStyle w:val="user7"/>
               <w:rPr>
                 <w:rFonts w:ascii="Courier New" w:hAnsi="Courier New"/>
                 <w:lang w:val="ru-RU"/>
@@ -11034,7 +11034,7 @@
         </w:tc>
         <w:tc>
           <w:tcPr>
-            <w:tcW w:w="5249" w:type="dxa"/>
+            <w:tcW w:w="5251" w:type="dxa"/>
             <w:tcBorders>
               <w:left w:val="single" w:sz="2" w:space="0" w:color="000000"/>
               <w:bottom w:val="single" w:sz="2" w:space="0" w:color="000000"/>
@@ -11043,7 +11043,7 @@
           </w:tcPr>
           <w:p>
             <w:pPr>
-              <w:pStyle w:val="Style21"/>
+              <w:pStyle w:val="user7"/>
               <w:rPr>
                 <w:rFonts w:ascii="Courier New" w:hAnsi="Courier New"/>
                 <w:lang w:val="ru-RU"/>
@@ -11084,7 +11084,7 @@
           </w:tcPr>
           <w:p>
             <w:pPr>
-              <w:pStyle w:val="Style21"/>
+              <w:pStyle w:val="user7"/>
               <w:rPr>
                 <w:rFonts w:ascii="Courier New" w:hAnsi="Courier New"/>
                 <w:lang w:val="ru-RU"/>
@@ -11101,15 +11101,15 @@
         </w:tc>
         <w:tc>
           <w:tcPr>
-            <w:tcW w:w="1441" w:type="dxa"/>
-            <w:tcBorders>
-              <w:left w:val="single" w:sz="2" w:space="0" w:color="000000"/>
-              <w:bottom w:val="single" w:sz="2" w:space="0" w:color="000000"/>
-            </w:tcBorders>
-          </w:tcPr>
-          <w:p>
-            <w:pPr>
-              <w:pStyle w:val="Style21"/>
+            <w:tcW w:w="1439" w:type="dxa"/>
+            <w:tcBorders>
+              <w:left w:val="single" w:sz="2" w:space="0" w:color="000000"/>
+              <w:bottom w:val="single" w:sz="2" w:space="0" w:color="000000"/>
+            </w:tcBorders>
+          </w:tcPr>
+          <w:p>
+            <w:pPr>
+              <w:pStyle w:val="user7"/>
               <w:rPr>
                 <w:rFonts w:ascii="Courier New" w:hAnsi="Courier New"/>
                 <w:lang w:val="ru-RU"/>
@@ -11126,7 +11126,7 @@
         </w:tc>
         <w:tc>
           <w:tcPr>
-            <w:tcW w:w="5249" w:type="dxa"/>
+            <w:tcW w:w="5251" w:type="dxa"/>
             <w:tcBorders>
               <w:left w:val="single" w:sz="2" w:space="0" w:color="000000"/>
               <w:bottom w:val="single" w:sz="2" w:space="0" w:color="000000"/>
@@ -11135,7 +11135,7 @@
           </w:tcPr>
           <w:p>
             <w:pPr>
-              <w:pStyle w:val="Style21"/>
+              <w:pStyle w:val="user7"/>
               <w:rPr>
                 <w:rFonts w:ascii="Courier New" w:hAnsi="Courier New"/>
                 <w:lang w:val="ru-RU"/>
@@ -11391,7 +11391,7 @@
     </w:p>
     <w:p>
       <w:pPr>
-        <w:pStyle w:val="Style20"/>
+        <w:pStyle w:val="user6"/>
         <w:rPr>
           <w:lang w:val="ru-RU"/>
         </w:rPr>
@@ -11418,8 +11418,8 @@
       </w:tblPr>
       <w:tblGrid>
         <w:gridCol w:w="2665"/>
-        <w:gridCol w:w="1441"/>
-        <w:gridCol w:w="5249"/>
+        <w:gridCol w:w="1439"/>
+        <w:gridCol w:w="5251"/>
       </w:tblGrid>
       <w:tr>
         <w:trPr/>
@@ -11435,7 +11435,7 @@
           </w:tcPr>
           <w:p>
             <w:pPr>
-              <w:pStyle w:val="Style22"/>
+              <w:pStyle w:val="user8"/>
               <w:keepNext w:val="true"/>
               <w:rPr>
                 <w:lang w:val="ru-RU"/>
@@ -11451,7 +11451,7 @@
         </w:tc>
         <w:tc>
           <w:tcPr>
-            <w:tcW w:w="1441" w:type="dxa"/>
+            <w:tcW w:w="1439" w:type="dxa"/>
             <w:tcBorders>
               <w:top w:val="single" w:sz="2" w:space="0" w:color="000000"/>
               <w:left w:val="single" w:sz="2" w:space="0" w:color="000000"/>
@@ -11461,7 +11461,7 @@
           </w:tcPr>
           <w:p>
             <w:pPr>
-              <w:pStyle w:val="Style22"/>
+              <w:pStyle w:val="user8"/>
               <w:rPr>
                 <w:lang w:val="ru-RU"/>
               </w:rPr>
@@ -11476,7 +11476,7 @@
         </w:tc>
         <w:tc>
           <w:tcPr>
-            <w:tcW w:w="5249" w:type="dxa"/>
+            <w:tcW w:w="5251" w:type="dxa"/>
             <w:tcBorders>
               <w:top w:val="single" w:sz="2" w:space="0" w:color="000000"/>
               <w:left w:val="single" w:sz="2" w:space="0" w:color="000000"/>
@@ -11487,7 +11487,7 @@
           </w:tcPr>
           <w:p>
             <w:pPr>
-              <w:pStyle w:val="Style22"/>
+              <w:pStyle w:val="user8"/>
               <w:rPr>
                 <w:lang w:val="ru-RU"/>
               </w:rPr>
@@ -11513,7 +11513,7 @@
           </w:tcPr>
           <w:p>
             <w:pPr>
-              <w:pStyle w:val="Style21"/>
+              <w:pStyle w:val="user7"/>
               <w:keepNext w:val="true"/>
               <w:rPr>
                 <w:rFonts w:ascii="Courier New" w:hAnsi="Courier New"/>
@@ -11531,15 +11531,15 @@
         </w:tc>
         <w:tc>
           <w:tcPr>
-            <w:tcW w:w="1441" w:type="dxa"/>
-            <w:tcBorders>
-              <w:left w:val="single" w:sz="2" w:space="0" w:color="000000"/>
-              <w:bottom w:val="single" w:sz="2" w:space="0" w:color="000000"/>
-            </w:tcBorders>
-          </w:tcPr>
-          <w:p>
-            <w:pPr>
-              <w:pStyle w:val="Style21"/>
+            <w:tcW w:w="1439" w:type="dxa"/>
+            <w:tcBorders>
+              <w:left w:val="single" w:sz="2" w:space="0" w:color="000000"/>
+              <w:bottom w:val="single" w:sz="2" w:space="0" w:color="000000"/>
+            </w:tcBorders>
+          </w:tcPr>
+          <w:p>
+            <w:pPr>
+              <w:pStyle w:val="user7"/>
               <w:rPr>
                 <w:rFonts w:ascii="Courier New" w:hAnsi="Courier New"/>
                 <w:lang w:val="ru-RU"/>
@@ -11556,7 +11556,7 @@
         </w:tc>
         <w:tc>
           <w:tcPr>
-            <w:tcW w:w="5249" w:type="dxa"/>
+            <w:tcW w:w="5251" w:type="dxa"/>
             <w:tcBorders>
               <w:left w:val="single" w:sz="2" w:space="0" w:color="000000"/>
               <w:bottom w:val="single" w:sz="2" w:space="0" w:color="000000"/>
@@ -11565,7 +11565,7 @@
           </w:tcPr>
           <w:p>
             <w:pPr>
-              <w:pStyle w:val="Style21"/>
+              <w:pStyle w:val="user7"/>
               <w:rPr>
                 <w:rFonts w:ascii="Courier New" w:hAnsi="Courier New"/>
                 <w:lang w:val="ru-RU"/>
@@ -11593,7 +11593,7 @@
           </w:tcPr>
           <w:p>
             <w:pPr>
-              <w:pStyle w:val="Style21"/>
+              <w:pStyle w:val="user7"/>
               <w:keepNext w:val="true"/>
               <w:rPr>
                 <w:rFonts w:ascii="Courier New" w:hAnsi="Courier New"/>
@@ -11611,15 +11611,15 @@
         </w:tc>
         <w:tc>
           <w:tcPr>
-            <w:tcW w:w="1441" w:type="dxa"/>
-            <w:tcBorders>
-              <w:left w:val="single" w:sz="2" w:space="0" w:color="000000"/>
-              <w:bottom w:val="single" w:sz="2" w:space="0" w:color="000000"/>
-            </w:tcBorders>
-          </w:tcPr>
-          <w:p>
-            <w:pPr>
-              <w:pStyle w:val="Style21"/>
+            <w:tcW w:w="1439" w:type="dxa"/>
+            <w:tcBorders>
+              <w:left w:val="single" w:sz="2" w:space="0" w:color="000000"/>
+              <w:bottom w:val="single" w:sz="2" w:space="0" w:color="000000"/>
+            </w:tcBorders>
+          </w:tcPr>
+          <w:p>
+            <w:pPr>
+              <w:pStyle w:val="user7"/>
               <w:rPr>
                 <w:rFonts w:ascii="Courier New" w:hAnsi="Courier New"/>
                 <w:lang w:val="ru-RU"/>
@@ -11636,7 +11636,7 @@
         </w:tc>
         <w:tc>
           <w:tcPr>
-            <w:tcW w:w="5249" w:type="dxa"/>
+            <w:tcW w:w="5251" w:type="dxa"/>
             <w:tcBorders>
               <w:left w:val="single" w:sz="2" w:space="0" w:color="000000"/>
               <w:bottom w:val="single" w:sz="2" w:space="0" w:color="000000"/>
@@ -11645,7 +11645,7 @@
           </w:tcPr>
           <w:p>
             <w:pPr>
-              <w:pStyle w:val="Style21"/>
+              <w:pStyle w:val="user7"/>
               <w:rPr>
                 <w:rFonts w:ascii="Courier New" w:hAnsi="Courier New"/>
                 <w:lang w:val="ru-RU"/>
@@ -11673,7 +11673,7 @@
           </w:tcPr>
           <w:p>
             <w:pPr>
-              <w:pStyle w:val="Style21"/>
+              <w:pStyle w:val="user7"/>
               <w:keepNext w:val="true"/>
               <w:rPr>
                 <w:rFonts w:ascii="Courier New" w:hAnsi="Courier New"/>
@@ -11691,15 +11691,15 @@
         </w:tc>
         <w:tc>
           <w:tcPr>
-            <w:tcW w:w="1441" w:type="dxa"/>
-            <w:tcBorders>
-              <w:left w:val="single" w:sz="2" w:space="0" w:color="000000"/>
-              <w:bottom w:val="single" w:sz="2" w:space="0" w:color="000000"/>
-            </w:tcBorders>
-          </w:tcPr>
-          <w:p>
-            <w:pPr>
-              <w:pStyle w:val="Style21"/>
+            <w:tcW w:w="1439" w:type="dxa"/>
+            <w:tcBorders>
+              <w:left w:val="single" w:sz="2" w:space="0" w:color="000000"/>
+              <w:bottom w:val="single" w:sz="2" w:space="0" w:color="000000"/>
+            </w:tcBorders>
+          </w:tcPr>
+          <w:p>
+            <w:pPr>
+              <w:pStyle w:val="user7"/>
               <w:rPr>
                 <w:rFonts w:ascii="Courier New" w:hAnsi="Courier New"/>
                 <w:lang w:val="ru-RU"/>
@@ -11716,7 +11716,7 @@
         </w:tc>
         <w:tc>
           <w:tcPr>
-            <w:tcW w:w="5249" w:type="dxa"/>
+            <w:tcW w:w="5251" w:type="dxa"/>
             <w:tcBorders>
               <w:left w:val="single" w:sz="2" w:space="0" w:color="000000"/>
               <w:bottom w:val="single" w:sz="2" w:space="0" w:color="000000"/>
@@ -11725,7 +11725,7 @@
           </w:tcPr>
           <w:p>
             <w:pPr>
-              <w:pStyle w:val="Style21"/>
+              <w:pStyle w:val="user7"/>
               <w:rPr>
                 <w:rFonts w:ascii="Courier New" w:hAnsi="Courier New"/>
                 <w:lang w:val="ru-RU"/>
@@ -11753,7 +11753,7 @@
           </w:tcPr>
           <w:p>
             <w:pPr>
-              <w:pStyle w:val="Style21"/>
+              <w:pStyle w:val="user7"/>
               <w:keepNext w:val="true"/>
               <w:rPr>
                 <w:rFonts w:ascii="Courier New" w:hAnsi="Courier New"/>
@@ -11771,15 +11771,15 @@
         </w:tc>
         <w:tc>
           <w:tcPr>
-            <w:tcW w:w="1441" w:type="dxa"/>
-            <w:tcBorders>
-              <w:left w:val="single" w:sz="2" w:space="0" w:color="000000"/>
-              <w:bottom w:val="single" w:sz="2" w:space="0" w:color="000000"/>
-            </w:tcBorders>
-          </w:tcPr>
-          <w:p>
-            <w:pPr>
-              <w:pStyle w:val="Style21"/>
+            <w:tcW w:w="1439" w:type="dxa"/>
+            <w:tcBorders>
+              <w:left w:val="single" w:sz="2" w:space="0" w:color="000000"/>
+              <w:bottom w:val="single" w:sz="2" w:space="0" w:color="000000"/>
+            </w:tcBorders>
+          </w:tcPr>
+          <w:p>
+            <w:pPr>
+              <w:pStyle w:val="user7"/>
               <w:rPr>
                 <w:rFonts w:ascii="Courier New" w:hAnsi="Courier New"/>
                 <w:lang w:val="ru-RU"/>
@@ -11796,7 +11796,7 @@
         </w:tc>
         <w:tc>
           <w:tcPr>
-            <w:tcW w:w="5249" w:type="dxa"/>
+            <w:tcW w:w="5251" w:type="dxa"/>
             <w:tcBorders>
               <w:left w:val="single" w:sz="2" w:space="0" w:color="000000"/>
               <w:bottom w:val="single" w:sz="2" w:space="0" w:color="000000"/>
@@ -11805,7 +11805,7 @@
           </w:tcPr>
           <w:p>
             <w:pPr>
-              <w:pStyle w:val="Style21"/>
+              <w:pStyle w:val="user7"/>
               <w:rPr>
                 <w:rFonts w:ascii="Courier New" w:hAnsi="Courier New"/>
                 <w:lang w:val="ru-RU"/>
@@ -11833,7 +11833,7 @@
           </w:tcPr>
           <w:p>
             <w:pPr>
-              <w:pStyle w:val="Style21"/>
+              <w:pStyle w:val="user7"/>
               <w:keepNext w:val="true"/>
               <w:rPr>
                 <w:rFonts w:ascii="Courier New" w:hAnsi="Courier New"/>
@@ -11851,15 +11851,15 @@
         </w:tc>
         <w:tc>
           <w:tcPr>
-            <w:tcW w:w="1441" w:type="dxa"/>
-            <w:tcBorders>
-              <w:left w:val="single" w:sz="2" w:space="0" w:color="000000"/>
-              <w:bottom w:val="single" w:sz="2" w:space="0" w:color="000000"/>
-            </w:tcBorders>
-          </w:tcPr>
-          <w:p>
-            <w:pPr>
-              <w:pStyle w:val="Style21"/>
+            <w:tcW w:w="1439" w:type="dxa"/>
+            <w:tcBorders>
+              <w:left w:val="single" w:sz="2" w:space="0" w:color="000000"/>
+              <w:bottom w:val="single" w:sz="2" w:space="0" w:color="000000"/>
+            </w:tcBorders>
+          </w:tcPr>
+          <w:p>
+            <w:pPr>
+              <w:pStyle w:val="user7"/>
               <w:rPr>
                 <w:rFonts w:ascii="Courier New" w:hAnsi="Courier New"/>
                 <w:lang w:val="ru-RU"/>
@@ -11876,7 +11876,7 @@
         </w:tc>
         <w:tc>
           <w:tcPr>
-            <w:tcW w:w="5249" w:type="dxa"/>
+            <w:tcW w:w="5251" w:type="dxa"/>
             <w:tcBorders>
               <w:left w:val="single" w:sz="2" w:space="0" w:color="000000"/>
               <w:bottom w:val="single" w:sz="2" w:space="0" w:color="000000"/>
@@ -11885,7 +11885,7 @@
           </w:tcPr>
           <w:p>
             <w:pPr>
-              <w:pStyle w:val="Style21"/>
+              <w:pStyle w:val="user7"/>
               <w:rPr>
                 <w:rFonts w:ascii="Courier New" w:hAnsi="Courier New"/>
                 <w:lang w:val="ru-RU"/>
@@ -11913,7 +11913,7 @@
           </w:tcPr>
           <w:p>
             <w:pPr>
-              <w:pStyle w:val="Style21"/>
+              <w:pStyle w:val="user7"/>
               <w:keepNext w:val="true"/>
               <w:rPr>
                 <w:rFonts w:ascii="Courier New" w:hAnsi="Courier New"/>
@@ -11931,15 +11931,15 @@
         </w:tc>
         <w:tc>
           <w:tcPr>
-            <w:tcW w:w="1441" w:type="dxa"/>
-            <w:tcBorders>
-              <w:left w:val="single" w:sz="2" w:space="0" w:color="000000"/>
-              <w:bottom w:val="single" w:sz="2" w:space="0" w:color="000000"/>
-            </w:tcBorders>
-          </w:tcPr>
-          <w:p>
-            <w:pPr>
-              <w:pStyle w:val="Style21"/>
+            <w:tcW w:w="1439" w:type="dxa"/>
+            <w:tcBorders>
+              <w:left w:val="single" w:sz="2" w:space="0" w:color="000000"/>
+              <w:bottom w:val="single" w:sz="2" w:space="0" w:color="000000"/>
+            </w:tcBorders>
+          </w:tcPr>
+          <w:p>
+            <w:pPr>
+              <w:pStyle w:val="user7"/>
               <w:rPr>
                 <w:rFonts w:ascii="Courier New" w:hAnsi="Courier New"/>
                 <w:lang w:val="ru-RU"/>
@@ -11956,7 +11956,7 @@
         </w:tc>
         <w:tc>
           <w:tcPr>
-            <w:tcW w:w="5249" w:type="dxa"/>
+            <w:tcW w:w="5251" w:type="dxa"/>
             <w:tcBorders>
               <w:left w:val="single" w:sz="2" w:space="0" w:color="000000"/>
               <w:bottom w:val="single" w:sz="2" w:space="0" w:color="000000"/>
@@ -11965,7 +11965,7 @@
           </w:tcPr>
           <w:p>
             <w:pPr>
-              <w:pStyle w:val="Style21"/>
+              <w:pStyle w:val="user7"/>
               <w:rPr>
                 <w:rFonts w:ascii="Courier New" w:hAnsi="Courier New"/>
                 <w:lang w:val="ru-RU"/>
@@ -11993,7 +11993,7 @@
           </w:tcPr>
           <w:p>
             <w:pPr>
-              <w:pStyle w:val="Style21"/>
+              <w:pStyle w:val="user7"/>
               <w:rPr>
                 <w:rFonts w:ascii="Courier New" w:hAnsi="Courier New"/>
                 <w:lang w:val="ru-RU"/>
@@ -12010,15 +12010,15 @@
         </w:tc>
         <w:tc>
           <w:tcPr>
-            <w:tcW w:w="1441" w:type="dxa"/>
-            <w:tcBorders>
-              <w:left w:val="single" w:sz="2" w:space="0" w:color="000000"/>
-              <w:bottom w:val="single" w:sz="2" w:space="0" w:color="000000"/>
-            </w:tcBorders>
-          </w:tcPr>
-          <w:p>
-            <w:pPr>
-              <w:pStyle w:val="Style21"/>
+            <w:tcW w:w="1439" w:type="dxa"/>
+            <w:tcBorders>
+              <w:left w:val="single" w:sz="2" w:space="0" w:color="000000"/>
+              <w:bottom w:val="single" w:sz="2" w:space="0" w:color="000000"/>
+            </w:tcBorders>
+          </w:tcPr>
+          <w:p>
+            <w:pPr>
+              <w:pStyle w:val="user7"/>
               <w:rPr>
                 <w:rFonts w:ascii="Courier New" w:hAnsi="Courier New"/>
                 <w:lang w:val="ru-RU"/>
@@ -12035,7 +12035,7 @@
         </w:tc>
         <w:tc>
           <w:tcPr>
-            <w:tcW w:w="5249" w:type="dxa"/>
+            <w:tcW w:w="5251" w:type="dxa"/>
             <w:tcBorders>
               <w:left w:val="single" w:sz="2" w:space="0" w:color="000000"/>
               <w:bottom w:val="single" w:sz="2" w:space="0" w:color="000000"/>
@@ -12044,7 +12044,7 @@
           </w:tcPr>
           <w:p>
             <w:pPr>
-              <w:pStyle w:val="Style21"/>
+              <w:pStyle w:val="user7"/>
               <w:rPr>
                 <w:rFonts w:ascii="Courier New" w:hAnsi="Courier New"/>
                 <w:lang w:val="ru-RU"/>
@@ -12255,7 +12255,7 @@
     </w:p>
     <w:p>
       <w:pPr>
-        <w:pStyle w:val="Style20"/>
+        <w:pStyle w:val="user6"/>
         <w:rPr>
           <w:lang w:val="ru-RU"/>
         </w:rPr>
@@ -12282,8 +12282,8 @@
       </w:tblPr>
       <w:tblGrid>
         <w:gridCol w:w="2665"/>
-        <w:gridCol w:w="1441"/>
-        <w:gridCol w:w="5249"/>
+        <w:gridCol w:w="1439"/>
+        <w:gridCol w:w="5251"/>
       </w:tblGrid>
       <w:tr>
         <w:trPr/>
@@ -12299,7 +12299,7 @@
           </w:tcPr>
           <w:p>
             <w:pPr>
-              <w:pStyle w:val="Style22"/>
+              <w:pStyle w:val="user8"/>
               <w:keepNext w:val="true"/>
               <w:rPr>
                 <w:lang w:val="ru-RU"/>
@@ -12315,7 +12315,7 @@
         </w:tc>
         <w:tc>
           <w:tcPr>
-            <w:tcW w:w="1441" w:type="dxa"/>
+            <w:tcW w:w="1439" w:type="dxa"/>
             <w:tcBorders>
               <w:top w:val="single" w:sz="2" w:space="0" w:color="000000"/>
               <w:left w:val="single" w:sz="2" w:space="0" w:color="000000"/>
@@ -12325,7 +12325,7 @@
           </w:tcPr>
           <w:p>
             <w:pPr>
-              <w:pStyle w:val="Style22"/>
+              <w:pStyle w:val="user8"/>
               <w:rPr>
                 <w:lang w:val="ru-RU"/>
               </w:rPr>
@@ -12340,7 +12340,7 @@
         </w:tc>
         <w:tc>
           <w:tcPr>
-            <w:tcW w:w="5249" w:type="dxa"/>
+            <w:tcW w:w="5251" w:type="dxa"/>
             <w:tcBorders>
               <w:top w:val="single" w:sz="2" w:space="0" w:color="000000"/>
               <w:left w:val="single" w:sz="2" w:space="0" w:color="000000"/>
@@ -12351,7 +12351,7 @@
           </w:tcPr>
           <w:p>
             <w:pPr>
-              <w:pStyle w:val="Style22"/>
+              <w:pStyle w:val="user8"/>
               <w:rPr>
                 <w:lang w:val="ru-RU"/>
               </w:rPr>
@@ -12377,7 +12377,7 @@
           </w:tcPr>
           <w:p>
             <w:pPr>
-              <w:pStyle w:val="Style21"/>
+              <w:pStyle w:val="user7"/>
               <w:keepNext w:val="true"/>
               <w:rPr>
                 <w:rFonts w:ascii="Courier New" w:hAnsi="Courier New"/>
@@ -12395,15 +12395,15 @@
         </w:tc>
         <w:tc>
           <w:tcPr>
-            <w:tcW w:w="1441" w:type="dxa"/>
-            <w:tcBorders>
-              <w:left w:val="single" w:sz="2" w:space="0" w:color="000000"/>
-              <w:bottom w:val="single" w:sz="2" w:space="0" w:color="000000"/>
-            </w:tcBorders>
-          </w:tcPr>
-          <w:p>
-            <w:pPr>
-              <w:pStyle w:val="Style21"/>
+            <w:tcW w:w="1439" w:type="dxa"/>
+            <w:tcBorders>
+              <w:left w:val="single" w:sz="2" w:space="0" w:color="000000"/>
+              <w:bottom w:val="single" w:sz="2" w:space="0" w:color="000000"/>
+            </w:tcBorders>
+          </w:tcPr>
+          <w:p>
+            <w:pPr>
+              <w:pStyle w:val="user7"/>
               <w:rPr>
                 <w:rFonts w:ascii="Courier New" w:hAnsi="Courier New"/>
                 <w:lang w:val="ru-RU"/>
@@ -12420,7 +12420,7 @@
         </w:tc>
         <w:tc>
           <w:tcPr>
-            <w:tcW w:w="5249" w:type="dxa"/>
+            <w:tcW w:w="5251" w:type="dxa"/>
             <w:tcBorders>
               <w:left w:val="single" w:sz="2" w:space="0" w:color="000000"/>
               <w:bottom w:val="single" w:sz="2" w:space="0" w:color="000000"/>
@@ -12429,7 +12429,7 @@
           </w:tcPr>
           <w:p>
             <w:pPr>
-              <w:pStyle w:val="Style21"/>
+              <w:pStyle w:val="user7"/>
               <w:rPr>
                 <w:rFonts w:ascii="Courier New" w:hAnsi="Courier New"/>
                 <w:lang w:val="ru-RU"/>
@@ -12470,7 +12470,7 @@
           </w:tcPr>
           <w:p>
             <w:pPr>
-              <w:pStyle w:val="Style21"/>
+              <w:pStyle w:val="user7"/>
               <w:keepNext w:val="true"/>
               <w:rPr>
                 <w:rFonts w:ascii="Courier New" w:hAnsi="Courier New"/>
@@ -12488,15 +12488,15 @@
         </w:tc>
         <w:tc>
           <w:tcPr>
-            <w:tcW w:w="1441" w:type="dxa"/>
-            <w:tcBorders>
-              <w:left w:val="single" w:sz="2" w:space="0" w:color="000000"/>
-              <w:bottom w:val="single" w:sz="2" w:space="0" w:color="000000"/>
-            </w:tcBorders>
-          </w:tcPr>
-          <w:p>
-            <w:pPr>
-              <w:pStyle w:val="Style21"/>
+            <w:tcW w:w="1439" w:type="dxa"/>
+            <w:tcBorders>
+              <w:left w:val="single" w:sz="2" w:space="0" w:color="000000"/>
+              <w:bottom w:val="single" w:sz="2" w:space="0" w:color="000000"/>
+            </w:tcBorders>
+          </w:tcPr>
+          <w:p>
+            <w:pPr>
+              <w:pStyle w:val="user7"/>
               <w:rPr>
                 <w:rFonts w:ascii="Courier New" w:hAnsi="Courier New"/>
                 <w:lang w:val="ru-RU"/>
@@ -12513,7 +12513,7 @@
         </w:tc>
         <w:tc>
           <w:tcPr>
-            <w:tcW w:w="5249" w:type="dxa"/>
+            <w:tcW w:w="5251" w:type="dxa"/>
             <w:tcBorders>
               <w:left w:val="single" w:sz="2" w:space="0" w:color="000000"/>
               <w:bottom w:val="single" w:sz="2" w:space="0" w:color="000000"/>
@@ -12522,7 +12522,7 @@
           </w:tcPr>
           <w:p>
             <w:pPr>
-              <w:pStyle w:val="Style21"/>
+              <w:pStyle w:val="user7"/>
               <w:rPr>
                 <w:rFonts w:ascii="Courier New" w:hAnsi="Courier New"/>
                 <w:lang w:val="ru-RU"/>
@@ -12563,7 +12563,7 @@
           </w:tcPr>
           <w:p>
             <w:pPr>
-              <w:pStyle w:val="Style21"/>
+              <w:pStyle w:val="user7"/>
               <w:keepNext w:val="true"/>
               <w:rPr>
                 <w:rFonts w:ascii="Courier New" w:hAnsi="Courier New"/>
@@ -12581,15 +12581,15 @@
         </w:tc>
         <w:tc>
           <w:tcPr>
-            <w:tcW w:w="1441" w:type="dxa"/>
-            <w:tcBorders>
-              <w:left w:val="single" w:sz="2" w:space="0" w:color="000000"/>
-              <w:bottom w:val="single" w:sz="2" w:space="0" w:color="000000"/>
-            </w:tcBorders>
-          </w:tcPr>
-          <w:p>
-            <w:pPr>
-              <w:pStyle w:val="Style21"/>
+            <w:tcW w:w="1439" w:type="dxa"/>
+            <w:tcBorders>
+              <w:left w:val="single" w:sz="2" w:space="0" w:color="000000"/>
+              <w:bottom w:val="single" w:sz="2" w:space="0" w:color="000000"/>
+            </w:tcBorders>
+          </w:tcPr>
+          <w:p>
+            <w:pPr>
+              <w:pStyle w:val="user7"/>
               <w:rPr>
                 <w:rFonts w:ascii="Courier New" w:hAnsi="Courier New"/>
                 <w:lang w:val="ru-RU"/>
@@ -12606,7 +12606,7 @@
         </w:tc>
         <w:tc>
           <w:tcPr>
-            <w:tcW w:w="5249" w:type="dxa"/>
+            <w:tcW w:w="5251" w:type="dxa"/>
             <w:tcBorders>
               <w:left w:val="single" w:sz="2" w:space="0" w:color="000000"/>
               <w:bottom w:val="single" w:sz="2" w:space="0" w:color="000000"/>
@@ -12615,7 +12615,7 @@
           </w:tcPr>
           <w:p>
             <w:pPr>
-              <w:pStyle w:val="Style21"/>
+              <w:pStyle w:val="user7"/>
               <w:rPr>
                 <w:rFonts w:ascii="Courier New" w:hAnsi="Courier New"/>
                 <w:lang w:val="ru-RU"/>
@@ -12643,7 +12643,7 @@
           </w:tcPr>
           <w:p>
             <w:pPr>
-              <w:pStyle w:val="Style21"/>
+              <w:pStyle w:val="user7"/>
               <w:keepNext w:val="true"/>
               <w:rPr>
                 <w:rFonts w:ascii="Courier New" w:hAnsi="Courier New"/>
@@ -12661,15 +12661,15 @@
         </w:tc>
         <w:tc>
           <w:tcPr>
-            <w:tcW w:w="1441" w:type="dxa"/>
-            <w:tcBorders>
-              <w:left w:val="single" w:sz="2" w:space="0" w:color="000000"/>
-              <w:bottom w:val="single" w:sz="2" w:space="0" w:color="000000"/>
-            </w:tcBorders>
-          </w:tcPr>
-          <w:p>
-            <w:pPr>
-              <w:pStyle w:val="Style21"/>
+            <w:tcW w:w="1439" w:type="dxa"/>
+            <w:tcBorders>
+              <w:left w:val="single" w:sz="2" w:space="0" w:color="000000"/>
+              <w:bottom w:val="single" w:sz="2" w:space="0" w:color="000000"/>
+            </w:tcBorders>
+          </w:tcPr>
+          <w:p>
+            <w:pPr>
+              <w:pStyle w:val="user7"/>
               <w:rPr>
                 <w:rFonts w:ascii="Courier New" w:hAnsi="Courier New"/>
                 <w:lang w:val="ru-RU"/>
@@ -12686,7 +12686,7 @@
         </w:tc>
         <w:tc>
           <w:tcPr>
-            <w:tcW w:w="5249" w:type="dxa"/>
+            <w:tcW w:w="5251" w:type="dxa"/>
             <w:tcBorders>
               <w:left w:val="single" w:sz="2" w:space="0" w:color="000000"/>
               <w:bottom w:val="single" w:sz="2" w:space="0" w:color="000000"/>
@@ -12695,7 +12695,7 @@
           </w:tcPr>
           <w:p>
             <w:pPr>
-              <w:pStyle w:val="Style21"/>
+              <w:pStyle w:val="user7"/>
               <w:rPr>
                 <w:rFonts w:ascii="Courier New" w:hAnsi="Courier New"/>
                 <w:lang w:val="ru-RU"/>
@@ -12736,7 +12736,7 @@
           </w:tcPr>
           <w:p>
             <w:pPr>
-              <w:pStyle w:val="Style21"/>
+              <w:pStyle w:val="user7"/>
               <w:keepNext w:val="true"/>
               <w:rPr>
                 <w:rFonts w:ascii="Courier New" w:hAnsi="Courier New"/>
@@ -12754,15 +12754,15 @@
         </w:tc>
         <w:tc>
           <w:tcPr>
-            <w:tcW w:w="1441" w:type="dxa"/>
-            <w:tcBorders>
-              <w:left w:val="single" w:sz="2" w:space="0" w:color="000000"/>
-              <w:bottom w:val="single" w:sz="2" w:space="0" w:color="000000"/>
-            </w:tcBorders>
-          </w:tcPr>
-          <w:p>
-            <w:pPr>
-              <w:pStyle w:val="Style21"/>
+            <w:tcW w:w="1439" w:type="dxa"/>
+            <w:tcBorders>
+              <w:left w:val="single" w:sz="2" w:space="0" w:color="000000"/>
+              <w:bottom w:val="single" w:sz="2" w:space="0" w:color="000000"/>
+            </w:tcBorders>
+          </w:tcPr>
+          <w:p>
+            <w:pPr>
+              <w:pStyle w:val="user7"/>
               <w:rPr>
                 <w:rFonts w:ascii="Courier New" w:hAnsi="Courier New"/>
                 <w:lang w:val="ru-RU"/>
@@ -12779,7 +12779,7 @@
         </w:tc>
         <w:tc>
           <w:tcPr>
-            <w:tcW w:w="5249" w:type="dxa"/>
+            <w:tcW w:w="5251" w:type="dxa"/>
             <w:tcBorders>
               <w:left w:val="single" w:sz="2" w:space="0" w:color="000000"/>
               <w:bottom w:val="single" w:sz="2" w:space="0" w:color="000000"/>
@@ -12788,7 +12788,7 @@
           </w:tcPr>
           <w:p>
             <w:pPr>
-              <w:pStyle w:val="Style21"/>
+              <w:pStyle w:val="user7"/>
               <w:rPr>
                 <w:rFonts w:ascii="Courier New" w:hAnsi="Courier New"/>
                 <w:lang w:val="ru-RU"/>
@@ -12816,7 +12816,7 @@
           </w:tcPr>
           <w:p>
             <w:pPr>
-              <w:pStyle w:val="Style21"/>
+              <w:pStyle w:val="user7"/>
               <w:rPr>
                 <w:rFonts w:ascii="Courier New" w:hAnsi="Courier New"/>
                 <w:lang w:val="ru-RU"/>
@@ -12833,15 +12833,15 @@
         </w:tc>
         <w:tc>
           <w:tcPr>
-            <w:tcW w:w="1441" w:type="dxa"/>
-            <w:tcBorders>
-              <w:left w:val="single" w:sz="2" w:space="0" w:color="000000"/>
-              <w:bottom w:val="single" w:sz="2" w:space="0" w:color="000000"/>
-            </w:tcBorders>
-          </w:tcPr>
-          <w:p>
-            <w:pPr>
-              <w:pStyle w:val="Style21"/>
+            <w:tcW w:w="1439" w:type="dxa"/>
+            <w:tcBorders>
+              <w:left w:val="single" w:sz="2" w:space="0" w:color="000000"/>
+              <w:bottom w:val="single" w:sz="2" w:space="0" w:color="000000"/>
+            </w:tcBorders>
+          </w:tcPr>
+          <w:p>
+            <w:pPr>
+              <w:pStyle w:val="user7"/>
               <w:rPr>
                 <w:rFonts w:ascii="Courier New" w:hAnsi="Courier New"/>
                 <w:lang w:val="ru-RU"/>
@@ -12858,7 +12858,7 @@
         </w:tc>
         <w:tc>
           <w:tcPr>
-            <w:tcW w:w="5249" w:type="dxa"/>
+            <w:tcW w:w="5251" w:type="dxa"/>
             <w:tcBorders>
               <w:left w:val="single" w:sz="2" w:space="0" w:color="000000"/>
               <w:bottom w:val="single" w:sz="2" w:space="0" w:color="000000"/>
@@ -12867,7 +12867,7 @@
           </w:tcPr>
           <w:p>
             <w:pPr>
-              <w:pStyle w:val="Style21"/>
+              <w:pStyle w:val="user7"/>
               <w:rPr>
                 <w:rFonts w:ascii="Courier New" w:hAnsi="Courier New"/>
                 <w:lang w:val="ru-RU"/>
@@ -13078,7 +13078,7 @@
     </w:p>
     <w:p>
       <w:pPr>
-        <w:pStyle w:val="Style20"/>
+        <w:pStyle w:val="user6"/>
         <w:rPr>
           <w:lang w:val="ru-RU"/>
         </w:rPr>
@@ -13105,8 +13105,8 @@
       </w:tblPr>
       <w:tblGrid>
         <w:gridCol w:w="2665"/>
-        <w:gridCol w:w="1441"/>
-        <w:gridCol w:w="5249"/>
+        <w:gridCol w:w="1439"/>
+        <w:gridCol w:w="5251"/>
       </w:tblGrid>
       <w:tr>
         <w:trPr/>
@@ -13122,7 +13122,7 @@
           </w:tcPr>
           <w:p>
             <w:pPr>
-              <w:pStyle w:val="Style22"/>
+              <w:pStyle w:val="user8"/>
               <w:keepNext w:val="true"/>
               <w:rPr>
                 <w:lang w:val="ru-RU"/>
@@ -13138,7 +13138,7 @@
         </w:tc>
         <w:tc>
           <w:tcPr>
-            <w:tcW w:w="1441" w:type="dxa"/>
+            <w:tcW w:w="1439" w:type="dxa"/>
             <w:tcBorders>
               <w:top w:val="single" w:sz="2" w:space="0" w:color="000000"/>
               <w:left w:val="single" w:sz="2" w:space="0" w:color="000000"/>
@@ -13148,7 +13148,7 @@
           </w:tcPr>
           <w:p>
             <w:pPr>
-              <w:pStyle w:val="Style22"/>
+              <w:pStyle w:val="user8"/>
               <w:rPr>
                 <w:lang w:val="ru-RU"/>
               </w:rPr>
@@ -13163,7 +13163,7 @@
         </w:tc>
         <w:tc>
           <w:tcPr>
-            <w:tcW w:w="5249" w:type="dxa"/>
+            <w:tcW w:w="5251" w:type="dxa"/>
             <w:tcBorders>
               <w:top w:val="single" w:sz="2" w:space="0" w:color="000000"/>
               <w:left w:val="single" w:sz="2" w:space="0" w:color="000000"/>
@@ -13174,7 +13174,7 @@
           </w:tcPr>
           <w:p>
             <w:pPr>
-              <w:pStyle w:val="Style22"/>
+              <w:pStyle w:val="user8"/>
               <w:rPr>
                 <w:lang w:val="ru-RU"/>
               </w:rPr>
@@ -13200,7 +13200,7 @@
           </w:tcPr>
           <w:p>
             <w:pPr>
-              <w:pStyle w:val="Style21"/>
+              <w:pStyle w:val="user7"/>
               <w:keepNext w:val="true"/>
               <w:rPr>
                 <w:rFonts w:ascii="Courier New" w:hAnsi="Courier New"/>
@@ -13218,15 +13218,15 @@
         </w:tc>
         <w:tc>
           <w:tcPr>
-            <w:tcW w:w="1441" w:type="dxa"/>
-            <w:tcBorders>
-              <w:left w:val="single" w:sz="2" w:space="0" w:color="000000"/>
-              <w:bottom w:val="single" w:sz="2" w:space="0" w:color="000000"/>
-            </w:tcBorders>
-          </w:tcPr>
-          <w:p>
-            <w:pPr>
-              <w:pStyle w:val="Style21"/>
+            <w:tcW w:w="1439" w:type="dxa"/>
+            <w:tcBorders>
+              <w:left w:val="single" w:sz="2" w:space="0" w:color="000000"/>
+              <w:bottom w:val="single" w:sz="2" w:space="0" w:color="000000"/>
+            </w:tcBorders>
+          </w:tcPr>
+          <w:p>
+            <w:pPr>
+              <w:pStyle w:val="user7"/>
               <w:rPr>
                 <w:rFonts w:ascii="Courier New" w:hAnsi="Courier New"/>
                 <w:lang w:val="ru-RU"/>
@@ -13243,7 +13243,7 @@
         </w:tc>
         <w:tc>
           <w:tcPr>
-            <w:tcW w:w="5249" w:type="dxa"/>
+            <w:tcW w:w="5251" w:type="dxa"/>
             <w:tcBorders>
               <w:left w:val="single" w:sz="2" w:space="0" w:color="000000"/>
               <w:bottom w:val="single" w:sz="2" w:space="0" w:color="000000"/>
@@ -13252,7 +13252,7 @@
           </w:tcPr>
           <w:p>
             <w:pPr>
-              <w:pStyle w:val="Style21"/>
+              <w:pStyle w:val="user7"/>
               <w:rPr>
                 <w:rFonts w:ascii="Courier New" w:hAnsi="Courier New"/>
                 <w:lang w:val="ru-RU"/>
@@ -13293,7 +13293,7 @@
           </w:tcPr>
           <w:p>
             <w:pPr>
-              <w:pStyle w:val="Style21"/>
+              <w:pStyle w:val="user7"/>
               <w:keepNext w:val="true"/>
               <w:rPr>
                 <w:rFonts w:ascii="Courier New" w:hAnsi="Courier New"/>
@@ -13311,15 +13311,15 @@
         </w:tc>
         <w:tc>
           <w:tcPr>
-            <w:tcW w:w="1441" w:type="dxa"/>
-            <w:tcBorders>
-              <w:left w:val="single" w:sz="2" w:space="0" w:color="000000"/>
-              <w:bottom w:val="single" w:sz="2" w:space="0" w:color="000000"/>
-            </w:tcBorders>
-          </w:tcPr>
-          <w:p>
-            <w:pPr>
-              <w:pStyle w:val="Style21"/>
+            <w:tcW w:w="1439" w:type="dxa"/>
+            <w:tcBorders>
+              <w:left w:val="single" w:sz="2" w:space="0" w:color="000000"/>
+              <w:bottom w:val="single" w:sz="2" w:space="0" w:color="000000"/>
+            </w:tcBorders>
+          </w:tcPr>
+          <w:p>
+            <w:pPr>
+              <w:pStyle w:val="user7"/>
               <w:rPr>
                 <w:rFonts w:ascii="Courier New" w:hAnsi="Courier New"/>
                 <w:lang w:val="ru-RU"/>
@@ -13336,7 +13336,7 @@
         </w:tc>
         <w:tc>
           <w:tcPr>
-            <w:tcW w:w="5249" w:type="dxa"/>
+            <w:tcW w:w="5251" w:type="dxa"/>
             <w:tcBorders>
               <w:left w:val="single" w:sz="2" w:space="0" w:color="000000"/>
               <w:bottom w:val="single" w:sz="2" w:space="0" w:color="000000"/>
@@ -13345,7 +13345,7 @@
           </w:tcPr>
           <w:p>
             <w:pPr>
-              <w:pStyle w:val="Style21"/>
+              <w:pStyle w:val="user7"/>
               <w:rPr>
                 <w:rFonts w:ascii="Courier New" w:hAnsi="Courier New"/>
                 <w:lang w:val="ru-RU"/>
@@ -13399,7 +13399,7 @@
           </w:tcPr>
           <w:p>
             <w:pPr>
-              <w:pStyle w:val="Style21"/>
+              <w:pStyle w:val="user7"/>
               <w:keepNext w:val="true"/>
               <w:rPr>
                 <w:rFonts w:ascii="Courier New" w:hAnsi="Courier New"/>
@@ -13417,15 +13417,15 @@
         </w:tc>
         <w:tc>
           <w:tcPr>
-            <w:tcW w:w="1441" w:type="dxa"/>
-            <w:tcBorders>
-              <w:left w:val="single" w:sz="2" w:space="0" w:color="000000"/>
-              <w:bottom w:val="single" w:sz="2" w:space="0" w:color="000000"/>
-            </w:tcBorders>
-          </w:tcPr>
-          <w:p>
-            <w:pPr>
-              <w:pStyle w:val="Style21"/>
+            <w:tcW w:w="1439" w:type="dxa"/>
+            <w:tcBorders>
+              <w:left w:val="single" w:sz="2" w:space="0" w:color="000000"/>
+              <w:bottom w:val="single" w:sz="2" w:space="0" w:color="000000"/>
+            </w:tcBorders>
+          </w:tcPr>
+          <w:p>
+            <w:pPr>
+              <w:pStyle w:val="user7"/>
               <w:rPr>
                 <w:rFonts w:ascii="Courier New" w:hAnsi="Courier New"/>
                 <w:lang w:val="ru-RU"/>
@@ -13442,7 +13442,7 @@
         </w:tc>
         <w:tc>
           <w:tcPr>
-            <w:tcW w:w="5249" w:type="dxa"/>
+            <w:tcW w:w="5251" w:type="dxa"/>
             <w:tcBorders>
               <w:left w:val="single" w:sz="2" w:space="0" w:color="000000"/>
               <w:bottom w:val="single" w:sz="2" w:space="0" w:color="000000"/>
@@ -13451,7 +13451,7 @@
           </w:tcPr>
           <w:p>
             <w:pPr>
-              <w:pStyle w:val="Style21"/>
+              <w:pStyle w:val="user7"/>
               <w:rPr>
                 <w:rFonts w:ascii="Courier New" w:hAnsi="Courier New"/>
                 <w:lang w:val="ru-RU"/>
@@ -13492,7 +13492,7 @@
           </w:tcPr>
           <w:p>
             <w:pPr>
-              <w:pStyle w:val="Style21"/>
+              <w:pStyle w:val="user7"/>
               <w:keepNext w:val="true"/>
               <w:rPr>
                 <w:rFonts w:ascii="Courier New" w:hAnsi="Courier New"/>
@@ -13510,15 +13510,15 @@
         </w:tc>
         <w:tc>
           <w:tcPr>
-            <w:tcW w:w="1441" w:type="dxa"/>
-            <w:tcBorders>
-              <w:left w:val="single" w:sz="2" w:space="0" w:color="000000"/>
-              <w:bottom w:val="single" w:sz="2" w:space="0" w:color="000000"/>
-            </w:tcBorders>
-          </w:tcPr>
-          <w:p>
-            <w:pPr>
-              <w:pStyle w:val="Style21"/>
+            <w:tcW w:w="1439" w:type="dxa"/>
+            <w:tcBorders>
+              <w:left w:val="single" w:sz="2" w:space="0" w:color="000000"/>
+              <w:bottom w:val="single" w:sz="2" w:space="0" w:color="000000"/>
+            </w:tcBorders>
+          </w:tcPr>
+          <w:p>
+            <w:pPr>
+              <w:pStyle w:val="user7"/>
               <w:rPr>
                 <w:rFonts w:ascii="Courier New" w:hAnsi="Courier New"/>
                 <w:lang w:val="ru-RU"/>
@@ -13535,7 +13535,7 @@
         </w:tc>
         <w:tc>
           <w:tcPr>
-            <w:tcW w:w="5249" w:type="dxa"/>
+            <w:tcW w:w="5251" w:type="dxa"/>
             <w:tcBorders>
               <w:left w:val="single" w:sz="2" w:space="0" w:color="000000"/>
               <w:bottom w:val="single" w:sz="2" w:space="0" w:color="000000"/>
@@ -13544,7 +13544,7 @@
           </w:tcPr>
           <w:p>
             <w:pPr>
-              <w:pStyle w:val="Style21"/>
+              <w:pStyle w:val="user7"/>
               <w:rPr>
                 <w:rFonts w:ascii="Courier New" w:hAnsi="Courier New"/>
                 <w:lang w:val="ru-RU"/>
@@ -13572,7 +13572,7 @@
           </w:tcPr>
           <w:p>
             <w:pPr>
-              <w:pStyle w:val="Style21"/>
+              <w:pStyle w:val="user7"/>
               <w:keepNext w:val="true"/>
               <w:rPr>
                 <w:rFonts w:ascii="Courier New" w:hAnsi="Courier New"/>
@@ -13590,15 +13590,15 @@
         </w:tc>
         <w:tc>
           <w:tcPr>
-            <w:tcW w:w="1441" w:type="dxa"/>
-            <w:tcBorders>
-              <w:left w:val="single" w:sz="2" w:space="0" w:color="000000"/>
-              <w:bottom w:val="single" w:sz="2" w:space="0" w:color="000000"/>
-            </w:tcBorders>
-          </w:tcPr>
-          <w:p>
-            <w:pPr>
-              <w:pStyle w:val="Style21"/>
+            <w:tcW w:w="1439" w:type="dxa"/>
+            <w:tcBorders>
+              <w:left w:val="single" w:sz="2" w:space="0" w:color="000000"/>
+              <w:bottom w:val="single" w:sz="2" w:space="0" w:color="000000"/>
+            </w:tcBorders>
+          </w:tcPr>
+          <w:p>
+            <w:pPr>
+              <w:pStyle w:val="user7"/>
               <w:rPr>
                 <w:rFonts w:ascii="Courier New" w:hAnsi="Courier New"/>
                 <w:lang w:val="ru-RU"/>
@@ -13615,7 +13615,7 @@
         </w:tc>
         <w:tc>
           <w:tcPr>
-            <w:tcW w:w="5249" w:type="dxa"/>
+            <w:tcW w:w="5251" w:type="dxa"/>
             <w:tcBorders>
               <w:left w:val="single" w:sz="2" w:space="0" w:color="000000"/>
               <w:bottom w:val="single" w:sz="2" w:space="0" w:color="000000"/>
@@ -13624,7 +13624,7 @@
           </w:tcPr>
           <w:p>
             <w:pPr>
-              <w:pStyle w:val="Style21"/>
+              <w:pStyle w:val="user7"/>
               <w:rPr>
                 <w:rFonts w:ascii="Courier New" w:hAnsi="Courier New"/>
                 <w:lang w:val="ru-RU"/>
@@ -13665,7 +13665,7 @@
           </w:tcPr>
           <w:p>
             <w:pPr>
-              <w:pStyle w:val="Style21"/>
+              <w:pStyle w:val="user7"/>
               <w:keepNext w:val="true"/>
               <w:rPr>
                 <w:rFonts w:ascii="Courier New" w:hAnsi="Courier New"/>
@@ -13683,15 +13683,15 @@
         </w:tc>
         <w:tc>
           <w:tcPr>
-            <w:tcW w:w="1441" w:type="dxa"/>
-            <w:tcBorders>
-              <w:left w:val="single" w:sz="2" w:space="0" w:color="000000"/>
-              <w:bottom w:val="single" w:sz="2" w:space="0" w:color="000000"/>
-            </w:tcBorders>
-          </w:tcPr>
-          <w:p>
-            <w:pPr>
-              <w:pStyle w:val="Style21"/>
+            <w:tcW w:w="1439" w:type="dxa"/>
+            <w:tcBorders>
+              <w:left w:val="single" w:sz="2" w:space="0" w:color="000000"/>
+              <w:bottom w:val="single" w:sz="2" w:space="0" w:color="000000"/>
+            </w:tcBorders>
+          </w:tcPr>
+          <w:p>
+            <w:pPr>
+              <w:pStyle w:val="user7"/>
               <w:rPr>
                 <w:rFonts w:ascii="Courier New" w:hAnsi="Courier New"/>
                 <w:lang w:val="ru-RU"/>
@@ -13708,7 +13708,7 @@
         </w:tc>
         <w:tc>
           <w:tcPr>
-            <w:tcW w:w="5249" w:type="dxa"/>
+            <w:tcW w:w="5251" w:type="dxa"/>
             <w:tcBorders>
               <w:left w:val="single" w:sz="2" w:space="0" w:color="000000"/>
               <w:bottom w:val="single" w:sz="2" w:space="0" w:color="000000"/>
@@ -13717,7 +13717,7 @@
           </w:tcPr>
           <w:p>
             <w:pPr>
-              <w:pStyle w:val="Style21"/>
+              <w:pStyle w:val="user7"/>
               <w:rPr>
                 <w:rFonts w:ascii="Courier New" w:hAnsi="Courier New"/>
                 <w:lang w:val="ru-RU"/>
@@ -13758,7 +13758,7 @@
           </w:tcPr>
           <w:p>
             <w:pPr>
-              <w:pStyle w:val="Style21"/>
+              <w:pStyle w:val="user7"/>
               <w:rPr>
                 <w:rFonts w:ascii="Courier New" w:hAnsi="Courier New"/>
                 <w:lang w:val="ru-RU"/>
@@ -13775,15 +13775,15 @@
         </w:tc>
         <w:tc>
           <w:tcPr>
-            <w:tcW w:w="1441" w:type="dxa"/>
-            <w:tcBorders>
-              <w:left w:val="single" w:sz="2" w:space="0" w:color="000000"/>
-              <w:bottom w:val="single" w:sz="2" w:space="0" w:color="000000"/>
-            </w:tcBorders>
-          </w:tcPr>
-          <w:p>
-            <w:pPr>
-              <w:pStyle w:val="Style21"/>
+            <w:tcW w:w="1439" w:type="dxa"/>
+            <w:tcBorders>
+              <w:left w:val="single" w:sz="2" w:space="0" w:color="000000"/>
+              <w:bottom w:val="single" w:sz="2" w:space="0" w:color="000000"/>
+            </w:tcBorders>
+          </w:tcPr>
+          <w:p>
+            <w:pPr>
+              <w:pStyle w:val="user7"/>
               <w:rPr>
                 <w:rFonts w:ascii="Courier New" w:hAnsi="Courier New"/>
                 <w:lang w:val="ru-RU"/>
@@ -13800,7 +13800,7 @@
         </w:tc>
         <w:tc>
           <w:tcPr>
-            <w:tcW w:w="5249" w:type="dxa"/>
+            <w:tcW w:w="5251" w:type="dxa"/>
             <w:tcBorders>
               <w:left w:val="single" w:sz="2" w:space="0" w:color="000000"/>
               <w:bottom w:val="single" w:sz="2" w:space="0" w:color="000000"/>
@@ -13809,7 +13809,7 @@
           </w:tcPr>
           <w:p>
             <w:pPr>
-              <w:pStyle w:val="Style21"/>
+              <w:pStyle w:val="user7"/>
               <w:rPr>
                 <w:rFonts w:ascii="Courier New" w:hAnsi="Courier New"/>
                 <w:lang w:val="ru-RU"/>
@@ -14206,7 +14206,7 @@
     </w:p>
     <w:p>
       <w:pPr>
-        <w:pStyle w:val="Style20"/>
+        <w:pStyle w:val="user6"/>
         <w:rPr>
           <w:lang w:val="ru-RU"/>
         </w:rPr>
@@ -14233,8 +14233,8 @@
       </w:tblPr>
       <w:tblGrid>
         <w:gridCol w:w="2665"/>
-        <w:gridCol w:w="1441"/>
-        <w:gridCol w:w="5249"/>
+        <w:gridCol w:w="1439"/>
+        <w:gridCol w:w="5251"/>
       </w:tblGrid>
       <w:tr>
         <w:trPr/>
@@ -14250,7 +14250,7 @@
           </w:tcPr>
           <w:p>
             <w:pPr>
-              <w:pStyle w:val="Style22"/>
+              <w:pStyle w:val="user8"/>
               <w:keepNext w:val="true"/>
               <w:rPr>
                 <w:lang w:val="ru-RU"/>
@@ -14266,7 +14266,7 @@
         </w:tc>
         <w:tc>
           <w:tcPr>
-            <w:tcW w:w="1441" w:type="dxa"/>
+            <w:tcW w:w="1439" w:type="dxa"/>
             <w:tcBorders>
               <w:top w:val="single" w:sz="2" w:space="0" w:color="000000"/>
               <w:left w:val="single" w:sz="2" w:space="0" w:color="000000"/>
@@ -14276,7 +14276,7 @@
           </w:tcPr>
           <w:p>
             <w:pPr>
-              <w:pStyle w:val="Style22"/>
+              <w:pStyle w:val="user8"/>
               <w:rPr>
                 <w:lang w:val="ru-RU"/>
               </w:rPr>
@@ -14291,7 +14291,7 @@
         </w:tc>
         <w:tc>
           <w:tcPr>
-            <w:tcW w:w="5249" w:type="dxa"/>
+            <w:tcW w:w="5251" w:type="dxa"/>
             <w:tcBorders>
               <w:top w:val="single" w:sz="2" w:space="0" w:color="000000"/>
               <w:left w:val="single" w:sz="2" w:space="0" w:color="000000"/>
@@ -14302,7 +14302,7 @@
           </w:tcPr>
           <w:p>
             <w:pPr>
-              <w:pStyle w:val="Style22"/>
+              <w:pStyle w:val="user8"/>
               <w:rPr>
                 <w:lang w:val="ru-RU"/>
               </w:rPr>
@@ -14328,7 +14328,7 @@
           </w:tcPr>
           <w:p>
             <w:pPr>
-              <w:pStyle w:val="Style21"/>
+              <w:pStyle w:val="user7"/>
               <w:keepNext w:val="true"/>
               <w:rPr>
                 <w:rFonts w:ascii="Courier New" w:hAnsi="Courier New"/>
@@ -14346,15 +14346,15 @@
         </w:tc>
         <w:tc>
           <w:tcPr>
-            <w:tcW w:w="1441" w:type="dxa"/>
-            <w:tcBorders>
-              <w:left w:val="single" w:sz="2" w:space="0" w:color="000000"/>
-              <w:bottom w:val="single" w:sz="2" w:space="0" w:color="000000"/>
-            </w:tcBorders>
-          </w:tcPr>
-          <w:p>
-            <w:pPr>
-              <w:pStyle w:val="Style21"/>
+            <w:tcW w:w="1439" w:type="dxa"/>
+            <w:tcBorders>
+              <w:left w:val="single" w:sz="2" w:space="0" w:color="000000"/>
+              <w:bottom w:val="single" w:sz="2" w:space="0" w:color="000000"/>
+            </w:tcBorders>
+          </w:tcPr>
+          <w:p>
+            <w:pPr>
+              <w:pStyle w:val="user7"/>
               <w:rPr>
                 <w:rFonts w:ascii="Courier New" w:hAnsi="Courier New"/>
                 <w:lang w:val="ru-RU"/>
@@ -14371,7 +14371,7 @@
         </w:tc>
         <w:tc>
           <w:tcPr>
-            <w:tcW w:w="5249" w:type="dxa"/>
+            <w:tcW w:w="5251" w:type="dxa"/>
             <w:tcBorders>
               <w:left w:val="single" w:sz="2" w:space="0" w:color="000000"/>
               <w:bottom w:val="single" w:sz="2" w:space="0" w:color="000000"/>
@@ -14380,7 +14380,7 @@
           </w:tcPr>
           <w:p>
             <w:pPr>
-              <w:pStyle w:val="Style21"/>
+              <w:pStyle w:val="user7"/>
               <w:rPr>
                 <w:rFonts w:ascii="Courier New" w:hAnsi="Courier New"/>
                 <w:lang w:val="ru-RU"/>
@@ -14434,7 +14434,7 @@
           </w:tcPr>
           <w:p>
             <w:pPr>
-              <w:pStyle w:val="Style21"/>
+              <w:pStyle w:val="user7"/>
               <w:keepNext w:val="true"/>
               <w:rPr>
                 <w:rFonts w:ascii="Courier New" w:hAnsi="Courier New"/>
@@ -14452,15 +14452,15 @@
         </w:tc>
         <w:tc>
           <w:tcPr>
-            <w:tcW w:w="1441" w:type="dxa"/>
-            <w:tcBorders>
-              <w:left w:val="single" w:sz="2" w:space="0" w:color="000000"/>
-              <w:bottom w:val="single" w:sz="2" w:space="0" w:color="000000"/>
-            </w:tcBorders>
-          </w:tcPr>
-          <w:p>
-            <w:pPr>
-              <w:pStyle w:val="Style21"/>
+            <w:tcW w:w="1439" w:type="dxa"/>
+            <w:tcBorders>
+              <w:left w:val="single" w:sz="2" w:space="0" w:color="000000"/>
+              <w:bottom w:val="single" w:sz="2" w:space="0" w:color="000000"/>
+            </w:tcBorders>
+          </w:tcPr>
+          <w:p>
+            <w:pPr>
+              <w:pStyle w:val="user7"/>
               <w:rPr>
                 <w:rFonts w:ascii="Courier New" w:hAnsi="Courier New"/>
                 <w:lang w:val="ru-RU"/>
@@ -14477,7 +14477,7 @@
         </w:tc>
         <w:tc>
           <w:tcPr>
-            <w:tcW w:w="5249" w:type="dxa"/>
+            <w:tcW w:w="5251" w:type="dxa"/>
             <w:tcBorders>
               <w:left w:val="single" w:sz="2" w:space="0" w:color="000000"/>
               <w:bottom w:val="single" w:sz="2" w:space="0" w:color="000000"/>
@@ -14486,7 +14486,7 @@
           </w:tcPr>
           <w:p>
             <w:pPr>
-              <w:pStyle w:val="Style21"/>
+              <w:pStyle w:val="user7"/>
               <w:rPr>
                 <w:rFonts w:ascii="Courier New" w:hAnsi="Courier New"/>
                 <w:lang w:val="ru-RU"/>
@@ -14514,7 +14514,7 @@
           </w:tcPr>
           <w:p>
             <w:pPr>
-              <w:pStyle w:val="Style21"/>
+              <w:pStyle w:val="user7"/>
               <w:keepNext w:val="true"/>
               <w:rPr>
                 <w:rFonts w:ascii="Courier New" w:hAnsi="Courier New"/>
@@ -14532,15 +14532,15 @@
         </w:tc>
         <w:tc>
           <w:tcPr>
-            <w:tcW w:w="1441" w:type="dxa"/>
-            <w:tcBorders>
-              <w:left w:val="single" w:sz="2" w:space="0" w:color="000000"/>
-              <w:bottom w:val="single" w:sz="2" w:space="0" w:color="000000"/>
-            </w:tcBorders>
-          </w:tcPr>
-          <w:p>
-            <w:pPr>
-              <w:pStyle w:val="Style21"/>
+            <w:tcW w:w="1439" w:type="dxa"/>
+            <w:tcBorders>
+              <w:left w:val="single" w:sz="2" w:space="0" w:color="000000"/>
+              <w:bottom w:val="single" w:sz="2" w:space="0" w:color="000000"/>
+            </w:tcBorders>
+          </w:tcPr>
+          <w:p>
+            <w:pPr>
+              <w:pStyle w:val="user7"/>
               <w:rPr>
                 <w:rFonts w:ascii="Courier New" w:hAnsi="Courier New"/>
                 <w:lang w:val="ru-RU"/>
@@ -14557,7 +14557,7 @@
         </w:tc>
         <w:tc>
           <w:tcPr>
-            <w:tcW w:w="5249" w:type="dxa"/>
+            <w:tcW w:w="5251" w:type="dxa"/>
             <w:tcBorders>
               <w:left w:val="single" w:sz="2" w:space="0" w:color="000000"/>
               <w:bottom w:val="single" w:sz="2" w:space="0" w:color="000000"/>
@@ -14566,7 +14566,7 @@
           </w:tcPr>
           <w:p>
             <w:pPr>
-              <w:pStyle w:val="Style21"/>
+              <w:pStyle w:val="user7"/>
               <w:rPr>
                 <w:rFonts w:ascii="Courier New" w:hAnsi="Courier New"/>
                 <w:lang w:val="ru-RU"/>
@@ -14607,7 +14607,7 @@
           </w:tcPr>
           <w:p>
             <w:pPr>
-              <w:pStyle w:val="Style21"/>
+              <w:pStyle w:val="user7"/>
               <w:keepNext w:val="true"/>
               <w:rPr>
                 <w:rFonts w:ascii="Courier New" w:hAnsi="Courier New"/>
@@ -14625,15 +14625,15 @@
         </w:tc>
         <w:tc>
           <w:tcPr>
-            <w:tcW w:w="1441" w:type="dxa"/>
-            <w:tcBorders>
-              <w:left w:val="single" w:sz="2" w:space="0" w:color="000000"/>
-              <w:bottom w:val="single" w:sz="2" w:space="0" w:color="000000"/>
-            </w:tcBorders>
-          </w:tcPr>
-          <w:p>
-            <w:pPr>
-              <w:pStyle w:val="Style21"/>
+            <w:tcW w:w="1439" w:type="dxa"/>
+            <w:tcBorders>
+              <w:left w:val="single" w:sz="2" w:space="0" w:color="000000"/>
+              <w:bottom w:val="single" w:sz="2" w:space="0" w:color="000000"/>
+            </w:tcBorders>
+          </w:tcPr>
+          <w:p>
+            <w:pPr>
+              <w:pStyle w:val="user7"/>
               <w:rPr>
                 <w:rFonts w:ascii="Courier New" w:hAnsi="Courier New"/>
                 <w:lang w:val="ru-RU"/>
@@ -14650,7 +14650,7 @@
         </w:tc>
         <w:tc>
           <w:tcPr>
-            <w:tcW w:w="5249" w:type="dxa"/>
+            <w:tcW w:w="5251" w:type="dxa"/>
             <w:tcBorders>
               <w:left w:val="single" w:sz="2" w:space="0" w:color="000000"/>
               <w:bottom w:val="single" w:sz="2" w:space="0" w:color="000000"/>
@@ -14659,7 +14659,7 @@
           </w:tcPr>
           <w:p>
             <w:pPr>
-              <w:pStyle w:val="Style21"/>
+              <w:pStyle w:val="user7"/>
               <w:rPr>
                 <w:rFonts w:ascii="Courier New" w:hAnsi="Courier New"/>
               </w:rPr>
@@ -14695,7 +14695,7 @@
           </w:tcPr>
           <w:p>
             <w:pPr>
-              <w:pStyle w:val="Style21"/>
+              <w:pStyle w:val="user7"/>
               <w:keepNext w:val="true"/>
               <w:rPr>
                 <w:rFonts w:ascii="Courier New" w:hAnsi="Courier New"/>
@@ -14713,15 +14713,15 @@
         </w:tc>
         <w:tc>
           <w:tcPr>
-            <w:tcW w:w="1441" w:type="dxa"/>
-            <w:tcBorders>
-              <w:left w:val="single" w:sz="2" w:space="0" w:color="000000"/>
-              <w:bottom w:val="single" w:sz="2" w:space="0" w:color="000000"/>
-            </w:tcBorders>
-          </w:tcPr>
-          <w:p>
-            <w:pPr>
-              <w:pStyle w:val="Style21"/>
+            <w:tcW w:w="1439" w:type="dxa"/>
+            <w:tcBorders>
+              <w:left w:val="single" w:sz="2" w:space="0" w:color="000000"/>
+              <w:bottom w:val="single" w:sz="2" w:space="0" w:color="000000"/>
+            </w:tcBorders>
+          </w:tcPr>
+          <w:p>
+            <w:pPr>
+              <w:pStyle w:val="user7"/>
               <w:rPr>
                 <w:rFonts w:ascii="Courier New" w:hAnsi="Courier New"/>
                 <w:lang w:val="ru-RU"/>
@@ -14738,7 +14738,7 @@
         </w:tc>
         <w:tc>
           <w:tcPr>
-            <w:tcW w:w="5249" w:type="dxa"/>
+            <w:tcW w:w="5251" w:type="dxa"/>
             <w:tcBorders>
               <w:left w:val="single" w:sz="2" w:space="0" w:color="000000"/>
               <w:bottom w:val="single" w:sz="2" w:space="0" w:color="000000"/>
@@ -14747,7 +14747,7 @@
           </w:tcPr>
           <w:p>
             <w:pPr>
-              <w:pStyle w:val="Style21"/>
+              <w:pStyle w:val="user7"/>
               <w:rPr>
                 <w:rFonts w:ascii="Courier New" w:hAnsi="Courier New"/>
                 <w:lang w:val="ru-RU"/>
@@ -14775,7 +14775,7 @@
           </w:tcPr>
           <w:p>
             <w:pPr>
-              <w:pStyle w:val="Style21"/>
+              <w:pStyle w:val="user7"/>
               <w:rPr>
                 <w:rFonts w:ascii="Courier New" w:hAnsi="Courier New"/>
                 <w:lang w:val="ru-RU"/>
@@ -14792,15 +14792,15 @@
         </w:tc>
         <w:tc>
           <w:tcPr>
-            <w:tcW w:w="1441" w:type="dxa"/>
-            <w:tcBorders>
-              <w:left w:val="single" w:sz="2" w:space="0" w:color="000000"/>
-              <w:bottom w:val="single" w:sz="2" w:space="0" w:color="000000"/>
-            </w:tcBorders>
-          </w:tcPr>
-          <w:p>
-            <w:pPr>
-              <w:pStyle w:val="Style21"/>
+            <w:tcW w:w="1439" w:type="dxa"/>
+            <w:tcBorders>
+              <w:left w:val="single" w:sz="2" w:space="0" w:color="000000"/>
+              <w:bottom w:val="single" w:sz="2" w:space="0" w:color="000000"/>
+            </w:tcBorders>
+          </w:tcPr>
+          <w:p>
+            <w:pPr>
+              <w:pStyle w:val="user7"/>
               <w:rPr>
                 <w:rFonts w:ascii="Courier New" w:hAnsi="Courier New"/>
                 <w:lang w:val="ru-RU"/>
@@ -14817,7 +14817,7 @@
         </w:tc>
         <w:tc>
           <w:tcPr>
-            <w:tcW w:w="5249" w:type="dxa"/>
+            <w:tcW w:w="5251" w:type="dxa"/>
             <w:tcBorders>
               <w:left w:val="single" w:sz="2" w:space="0" w:color="000000"/>
               <w:bottom w:val="single" w:sz="2" w:space="0" w:color="000000"/>
@@ -14826,7 +14826,7 @@
           </w:tcPr>
           <w:p>
             <w:pPr>
-              <w:pStyle w:val="Style21"/>
+              <w:pStyle w:val="user7"/>
               <w:rPr>
                 <w:rFonts w:ascii="Courier New" w:hAnsi="Courier New"/>
                 <w:lang w:val="ru-RU"/>
@@ -15078,7 +15078,7 @@
     </w:p>
     <w:p>
       <w:pPr>
-        <w:pStyle w:val="Style20"/>
+        <w:pStyle w:val="user6"/>
         <w:rPr>
           <w:lang w:val="ru-RU"/>
         </w:rPr>
@@ -15105,8 +15105,8 @@
       </w:tblPr>
       <w:tblGrid>
         <w:gridCol w:w="2665"/>
-        <w:gridCol w:w="1441"/>
-        <w:gridCol w:w="5249"/>
+        <w:gridCol w:w="1439"/>
+        <w:gridCol w:w="5251"/>
       </w:tblGrid>
       <w:tr>
         <w:trPr/>
@@ -15122,7 +15122,7 @@
           </w:tcPr>
           <w:p>
             <w:pPr>
-              <w:pStyle w:val="Style22"/>
+              <w:pStyle w:val="user8"/>
               <w:keepNext w:val="true"/>
               <w:rPr>
                 <w:lang w:val="ru-RU"/>
@@ -15138,7 +15138,7 @@
         </w:tc>
         <w:tc>
           <w:tcPr>
-            <w:tcW w:w="1441" w:type="dxa"/>
+            <w:tcW w:w="1439" w:type="dxa"/>
             <w:tcBorders>
               <w:top w:val="single" w:sz="2" w:space="0" w:color="000000"/>
               <w:left w:val="single" w:sz="2" w:space="0" w:color="000000"/>
@@ -15148,7 +15148,7 @@
           </w:tcPr>
           <w:p>
             <w:pPr>
-              <w:pStyle w:val="Style22"/>
+              <w:pStyle w:val="user8"/>
               <w:rPr>
                 <w:lang w:val="ru-RU"/>
               </w:rPr>
@@ -15163,7 +15163,7 @@
         </w:tc>
         <w:tc>
           <w:tcPr>
-            <w:tcW w:w="5249" w:type="dxa"/>
+            <w:tcW w:w="5251" w:type="dxa"/>
             <w:tcBorders>
               <w:top w:val="single" w:sz="2" w:space="0" w:color="000000"/>
               <w:left w:val="single" w:sz="2" w:space="0" w:color="000000"/>
@@ -15174,7 +15174,7 @@
           </w:tcPr>
           <w:p>
             <w:pPr>
-              <w:pStyle w:val="Style22"/>
+              <w:pStyle w:val="user8"/>
               <w:rPr>
                 <w:lang w:val="ru-RU"/>
               </w:rPr>
@@ -15200,7 +15200,7 @@
           </w:tcPr>
           <w:p>
             <w:pPr>
-              <w:pStyle w:val="Style21"/>
+              <w:pStyle w:val="user7"/>
               <w:keepNext w:val="true"/>
               <w:rPr>
                 <w:rFonts w:ascii="Courier New" w:hAnsi="Courier New"/>
@@ -15218,15 +15218,15 @@
         </w:tc>
         <w:tc>
           <w:tcPr>
-            <w:tcW w:w="1441" w:type="dxa"/>
-            <w:tcBorders>
-              <w:left w:val="single" w:sz="2" w:space="0" w:color="000000"/>
-              <w:bottom w:val="single" w:sz="2" w:space="0" w:color="000000"/>
-            </w:tcBorders>
-          </w:tcPr>
-          <w:p>
-            <w:pPr>
-              <w:pStyle w:val="Style21"/>
+            <w:tcW w:w="1439" w:type="dxa"/>
+            <w:tcBorders>
+              <w:left w:val="single" w:sz="2" w:space="0" w:color="000000"/>
+              <w:bottom w:val="single" w:sz="2" w:space="0" w:color="000000"/>
+            </w:tcBorders>
+          </w:tcPr>
+          <w:p>
+            <w:pPr>
+              <w:pStyle w:val="user7"/>
               <w:rPr>
                 <w:rFonts w:ascii="Courier New" w:hAnsi="Courier New"/>
                 <w:lang w:val="ru-RU"/>
@@ -15243,7 +15243,7 @@
         </w:tc>
         <w:tc>
           <w:tcPr>
-            <w:tcW w:w="5249" w:type="dxa"/>
+            <w:tcW w:w="5251" w:type="dxa"/>
             <w:tcBorders>
               <w:left w:val="single" w:sz="2" w:space="0" w:color="000000"/>
               <w:bottom w:val="single" w:sz="2" w:space="0" w:color="000000"/>
@@ -15252,7 +15252,7 @@
           </w:tcPr>
           <w:p>
             <w:pPr>
-              <w:pStyle w:val="Style21"/>
+              <w:pStyle w:val="user7"/>
               <w:rPr>
                 <w:rFonts w:ascii="Courier New" w:hAnsi="Courier New"/>
                 <w:lang w:val="ru-RU"/>
@@ -15293,7 +15293,7 @@
           </w:tcPr>
           <w:p>
             <w:pPr>
-              <w:pStyle w:val="Style21"/>
+              <w:pStyle w:val="user7"/>
               <w:keepNext w:val="true"/>
               <w:rPr>
                 <w:rFonts w:ascii="Courier New" w:hAnsi="Courier New"/>
@@ -15311,15 +15311,15 @@
         </w:tc>
         <w:tc>
           <w:tcPr>
-            <w:tcW w:w="1441" w:type="dxa"/>
-            <w:tcBorders>
-              <w:left w:val="single" w:sz="2" w:space="0" w:color="000000"/>
-              <w:bottom w:val="single" w:sz="2" w:space="0" w:color="000000"/>
-            </w:tcBorders>
-          </w:tcPr>
-          <w:p>
-            <w:pPr>
-              <w:pStyle w:val="Style21"/>
+            <w:tcW w:w="1439" w:type="dxa"/>
+            <w:tcBorders>
+              <w:left w:val="single" w:sz="2" w:space="0" w:color="000000"/>
+              <w:bottom w:val="single" w:sz="2" w:space="0" w:color="000000"/>
+            </w:tcBorders>
+          </w:tcPr>
+          <w:p>
+            <w:pPr>
+              <w:pStyle w:val="user7"/>
               <w:rPr>
                 <w:rFonts w:ascii="Courier New" w:hAnsi="Courier New"/>
                 <w:lang w:val="ru-RU"/>
@@ -15336,7 +15336,7 @@
         </w:tc>
         <w:tc>
           <w:tcPr>
-            <w:tcW w:w="5249" w:type="dxa"/>
+            <w:tcW w:w="5251" w:type="dxa"/>
             <w:tcBorders>
               <w:left w:val="single" w:sz="2" w:space="0" w:color="000000"/>
               <w:bottom w:val="single" w:sz="2" w:space="0" w:color="000000"/>
@@ -15345,7 +15345,7 @@
           </w:tcPr>
           <w:p>
             <w:pPr>
-              <w:pStyle w:val="Style21"/>
+              <w:pStyle w:val="user7"/>
               <w:rPr>
                 <w:rFonts w:ascii="Courier New" w:hAnsi="Courier New"/>
                 <w:lang w:val="ru-RU"/>
@@ -15386,7 +15386,7 @@
           </w:tcPr>
           <w:p>
             <w:pPr>
-              <w:pStyle w:val="Style21"/>
+              <w:pStyle w:val="user7"/>
               <w:keepNext w:val="true"/>
               <w:rPr>
                 <w:rFonts w:ascii="Courier New" w:hAnsi="Courier New"/>
@@ -15404,15 +15404,15 @@
         </w:tc>
         <w:tc>
           <w:tcPr>
-            <w:tcW w:w="1441" w:type="dxa"/>
-            <w:tcBorders>
-              <w:left w:val="single" w:sz="2" w:space="0" w:color="000000"/>
-              <w:bottom w:val="single" w:sz="2" w:space="0" w:color="000000"/>
-            </w:tcBorders>
-          </w:tcPr>
-          <w:p>
-            <w:pPr>
-              <w:pStyle w:val="Style21"/>
+            <w:tcW w:w="1439" w:type="dxa"/>
+            <w:tcBorders>
+              <w:left w:val="single" w:sz="2" w:space="0" w:color="000000"/>
+              <w:bottom w:val="single" w:sz="2" w:space="0" w:color="000000"/>
+            </w:tcBorders>
+          </w:tcPr>
+          <w:p>
+            <w:pPr>
+              <w:pStyle w:val="user7"/>
               <w:rPr>
                 <w:rFonts w:ascii="Courier New" w:hAnsi="Courier New"/>
                 <w:lang w:val="ru-RU"/>
@@ -15429,7 +15429,7 @@
         </w:tc>
         <w:tc>
           <w:tcPr>
-            <w:tcW w:w="5249" w:type="dxa"/>
+            <w:tcW w:w="5251" w:type="dxa"/>
             <w:tcBorders>
               <w:left w:val="single" w:sz="2" w:space="0" w:color="000000"/>
               <w:bottom w:val="single" w:sz="2" w:space="0" w:color="000000"/>
@@ -15438,7 +15438,7 @@
           </w:tcPr>
           <w:p>
             <w:pPr>
-              <w:pStyle w:val="Style21"/>
+              <w:pStyle w:val="user7"/>
               <w:rPr>
                 <w:rFonts w:ascii="Courier New" w:hAnsi="Courier New"/>
                 <w:lang w:val="ru-RU"/>
@@ -15466,7 +15466,7 @@
           </w:tcPr>
           <w:p>
             <w:pPr>
-              <w:pStyle w:val="Style21"/>
+              <w:pStyle w:val="user7"/>
               <w:keepNext w:val="true"/>
               <w:rPr>
                 <w:rFonts w:ascii="Courier New" w:hAnsi="Courier New"/>
@@ -15484,15 +15484,15 @@
         </w:tc>
         <w:tc>
           <w:tcPr>
-            <w:tcW w:w="1441" w:type="dxa"/>
-            <w:tcBorders>
-              <w:left w:val="single" w:sz="2" w:space="0" w:color="000000"/>
-              <w:bottom w:val="single" w:sz="2" w:space="0" w:color="000000"/>
-            </w:tcBorders>
-          </w:tcPr>
-          <w:p>
-            <w:pPr>
-              <w:pStyle w:val="Style21"/>
+            <w:tcW w:w="1439" w:type="dxa"/>
+            <w:tcBorders>
+              <w:left w:val="single" w:sz="2" w:space="0" w:color="000000"/>
+              <w:bottom w:val="single" w:sz="2" w:space="0" w:color="000000"/>
+            </w:tcBorders>
+          </w:tcPr>
+          <w:p>
+            <w:pPr>
+              <w:pStyle w:val="user7"/>
               <w:rPr>
                 <w:rFonts w:ascii="Courier New" w:hAnsi="Courier New"/>
                 <w:lang w:val="ru-RU"/>
@@ -15509,7 +15509,7 @@
         </w:tc>
         <w:tc>
           <w:tcPr>
-            <w:tcW w:w="5249" w:type="dxa"/>
+            <w:tcW w:w="5251" w:type="dxa"/>
             <w:tcBorders>
               <w:left w:val="single" w:sz="2" w:space="0" w:color="000000"/>
               <w:bottom w:val="single" w:sz="2" w:space="0" w:color="000000"/>
@@ -15518,7 +15518,7 @@
           </w:tcPr>
           <w:p>
             <w:pPr>
-              <w:pStyle w:val="Style21"/>
+              <w:pStyle w:val="user7"/>
               <w:rPr>
                 <w:rFonts w:ascii="Courier New" w:hAnsi="Courier New"/>
                 <w:lang w:val="ru-RU"/>
@@ -15559,7 +15559,7 @@
           </w:tcPr>
           <w:p>
             <w:pPr>
-              <w:pStyle w:val="Style21"/>
+              <w:pStyle w:val="user7"/>
               <w:keepNext w:val="true"/>
               <w:rPr>
                 <w:rFonts w:ascii="Courier New" w:hAnsi="Courier New"/>
@@ -15577,15 +15577,15 @@
         </w:tc>
         <w:tc>
           <w:tcPr>
-            <w:tcW w:w="1441" w:type="dxa"/>
-            <w:tcBorders>
-              <w:left w:val="single" w:sz="2" w:space="0" w:color="000000"/>
-              <w:bottom w:val="single" w:sz="2" w:space="0" w:color="000000"/>
-            </w:tcBorders>
-          </w:tcPr>
-          <w:p>
-            <w:pPr>
-              <w:pStyle w:val="Style21"/>
+            <w:tcW w:w="1439" w:type="dxa"/>
+            <w:tcBorders>
+              <w:left w:val="single" w:sz="2" w:space="0" w:color="000000"/>
+              <w:bottom w:val="single" w:sz="2" w:space="0" w:color="000000"/>
+            </w:tcBorders>
+          </w:tcPr>
+          <w:p>
+            <w:pPr>
+              <w:pStyle w:val="user7"/>
               <w:rPr>
                 <w:rFonts w:ascii="Courier New" w:hAnsi="Courier New"/>
                 <w:lang w:val="ru-RU"/>
@@ -15602,7 +15602,7 @@
         </w:tc>
         <w:tc>
           <w:tcPr>
-            <w:tcW w:w="5249" w:type="dxa"/>
+            <w:tcW w:w="5251" w:type="dxa"/>
             <w:tcBorders>
               <w:left w:val="single" w:sz="2" w:space="0" w:color="000000"/>
               <w:bottom w:val="single" w:sz="2" w:space="0" w:color="000000"/>
@@ -15611,7 +15611,7 @@
           </w:tcPr>
           <w:p>
             <w:pPr>
-              <w:pStyle w:val="Style21"/>
+              <w:pStyle w:val="user7"/>
               <w:rPr>
                 <w:rFonts w:ascii="Courier New" w:hAnsi="Courier New"/>
                 <w:lang w:val="ru-RU"/>
@@ -15652,7 +15652,7 @@
           </w:tcPr>
           <w:p>
             <w:pPr>
-              <w:pStyle w:val="Style21"/>
+              <w:pStyle w:val="user7"/>
               <w:keepNext w:val="true"/>
               <w:rPr>
                 <w:rFonts w:ascii="Courier New" w:hAnsi="Courier New"/>
@@ -15670,15 +15670,15 @@
         </w:tc>
         <w:tc>
           <w:tcPr>
-            <w:tcW w:w="1441" w:type="dxa"/>
-            <w:tcBorders>
-              <w:left w:val="single" w:sz="2" w:space="0" w:color="000000"/>
-              <w:bottom w:val="single" w:sz="2" w:space="0" w:color="000000"/>
-            </w:tcBorders>
-          </w:tcPr>
-          <w:p>
-            <w:pPr>
-              <w:pStyle w:val="Style21"/>
+            <w:tcW w:w="1439" w:type="dxa"/>
+            <w:tcBorders>
+              <w:left w:val="single" w:sz="2" w:space="0" w:color="000000"/>
+              <w:bottom w:val="single" w:sz="2" w:space="0" w:color="000000"/>
+            </w:tcBorders>
+          </w:tcPr>
+          <w:p>
+            <w:pPr>
+              <w:pStyle w:val="user7"/>
               <w:rPr>
                 <w:rFonts w:ascii="Courier New" w:hAnsi="Courier New"/>
                 <w:lang w:val="ru-RU"/>
@@ -15695,7 +15695,7 @@
         </w:tc>
         <w:tc>
           <w:tcPr>
-            <w:tcW w:w="5249" w:type="dxa"/>
+            <w:tcW w:w="5251" w:type="dxa"/>
             <w:tcBorders>
               <w:left w:val="single" w:sz="2" w:space="0" w:color="000000"/>
               <w:bottom w:val="single" w:sz="2" w:space="0" w:color="000000"/>
@@ -15704,7 +15704,7 @@
           </w:tcPr>
           <w:p>
             <w:pPr>
-              <w:pStyle w:val="Style21"/>
+              <w:pStyle w:val="user7"/>
               <w:rPr>
                 <w:rFonts w:ascii="Courier New" w:hAnsi="Courier New"/>
                 <w:lang w:val="ru-RU"/>
@@ -15732,7 +15732,7 @@
           </w:tcPr>
           <w:p>
             <w:pPr>
-              <w:pStyle w:val="Style21"/>
+              <w:pStyle w:val="user7"/>
               <w:rPr>
                 <w:rFonts w:ascii="Courier New" w:hAnsi="Courier New"/>
                 <w:lang w:val="ru-RU"/>
@@ -15749,15 +15749,15 @@
         </w:tc>
         <w:tc>
           <w:tcPr>
-            <w:tcW w:w="1441" w:type="dxa"/>
-            <w:tcBorders>
-              <w:left w:val="single" w:sz="2" w:space="0" w:color="000000"/>
-              <w:bottom w:val="single" w:sz="2" w:space="0" w:color="000000"/>
-            </w:tcBorders>
-          </w:tcPr>
-          <w:p>
-            <w:pPr>
-              <w:pStyle w:val="Style21"/>
+            <w:tcW w:w="1439" w:type="dxa"/>
+            <w:tcBorders>
+              <w:left w:val="single" w:sz="2" w:space="0" w:color="000000"/>
+              <w:bottom w:val="single" w:sz="2" w:space="0" w:color="000000"/>
+            </w:tcBorders>
+          </w:tcPr>
+          <w:p>
+            <w:pPr>
+              <w:pStyle w:val="user7"/>
               <w:rPr>
                 <w:rFonts w:ascii="Courier New" w:hAnsi="Courier New"/>
                 <w:lang w:val="ru-RU"/>
@@ -15774,7 +15774,7 @@
         </w:tc>
         <w:tc>
           <w:tcPr>
-            <w:tcW w:w="5249" w:type="dxa"/>
+            <w:tcW w:w="5251" w:type="dxa"/>
             <w:tcBorders>
               <w:left w:val="single" w:sz="2" w:space="0" w:color="000000"/>
               <w:bottom w:val="single" w:sz="2" w:space="0" w:color="000000"/>
@@ -15783,7 +15783,7 @@
           </w:tcPr>
           <w:p>
             <w:pPr>
-              <w:pStyle w:val="Style21"/>
+              <w:pStyle w:val="user7"/>
               <w:rPr>
                 <w:rFonts w:ascii="Courier New" w:hAnsi="Courier New"/>
                 <w:lang w:val="ru-RU"/>
@@ -16157,7 +16157,7 @@
         </w:rPr>
         <w:drawing>
           <wp:inline distT="0" distB="0" distL="0" distR="0">
-            <wp:extent cx="5940425" cy="3743325"/>
+            <wp:extent cx="5940425" cy="2787650"/>
             <wp:effectExtent l="0" t="0" r="0" b="0"/>
             <wp:docPr id="3" name="Изображение1"/>
             <wp:cNvGraphicFramePr>
@@ -16181,7 +16181,7 @@
                   <pic:spPr bwMode="auto">
                     <a:xfrm>
                       <a:off x="0" y="0"/>
-                      <a:ext cx="5940425" cy="3743325"/>
+                      <a:ext cx="5940425" cy="2787650"/>
                     </a:xfrm>
                     <a:prstGeom prst="rect">
                       <a:avLst/>
@@ -16197,7 +16197,7 @@
     </w:p>
     <w:p>
       <w:pPr>
-        <w:pStyle w:val="user6"/>
+        <w:pStyle w:val="Style20"/>
         <w:rPr/>
       </w:pPr>
       <w:r>
@@ -17175,13 +17175,13 @@
       <w:lang w:eastAsia="zh-CN" w:bidi="hi-IN"/>
     </w:rPr>
   </w:style>
-  <w:style w:type="character" w:styleId="Style14" w:customStyle="1">
-    <w:name w:val="Символ нумерации"/>
+  <w:style w:type="character" w:styleId="user" w:customStyle="1">
+    <w:name w:val="Символ нумерации (user)"/>
     <w:qFormat/>
     <w:rPr/>
   </w:style>
-  <w:style w:type="character" w:styleId="user" w:customStyle="1">
-    <w:name w:val="Маркеры (user)"/>
+  <w:style w:type="character" w:styleId="Style14" w:customStyle="1">
+    <w:name w:val="Маркеры"/>
     <w:qFormat/>
     <w:rPr>
       <w:rFonts w:ascii="OpenSymbol" w:hAnsi="OpenSymbol" w:eastAsia="OpenSymbol" w:cs="OpenSymbol"/>
@@ -17195,15 +17195,15 @@
       <w:bCs/>
     </w:rPr>
   </w:style>
-  <w:style w:type="character" w:styleId="Style15" w:customStyle="1">
-    <w:name w:val="Маркеры"/>
+  <w:style w:type="character" w:styleId="user1" w:customStyle="1">
+    <w:name w:val="Маркеры (user)"/>
     <w:qFormat/>
     <w:rPr>
       <w:rFonts w:ascii="OpenSymbol" w:hAnsi="OpenSymbol" w:eastAsia="OpenSymbol" w:cs="OpenSymbol"/>
     </w:rPr>
   </w:style>
-  <w:style w:type="character" w:styleId="user1" w:customStyle="1">
-    <w:name w:val="Символ нумерации (user)"/>
+  <w:style w:type="character" w:styleId="Style15" w:customStyle="1">
+    <w:name w:val="Символ нумерации"/>
     <w:qFormat/>
     <w:rPr/>
   </w:style>
@@ -17221,8 +17221,8 @@
       <w:u w:val="single"/>
     </w:rPr>
   </w:style>
-  <w:style w:type="character" w:styleId="user2">
-    <w:name w:val="Исходный текст (user)"/>
+  <w:style w:type="character" w:styleId="Style16">
+    <w:name w:val="Исходный текст"/>
     <w:qFormat/>
     <w:rPr>
       <w:rFonts w:ascii="Liberation Mono" w:hAnsi="Liberation Mono" w:eastAsia="Liberation Mono" w:cs="Liberation Mono"/>
@@ -17236,7 +17236,7 @@
       <w:iCs/>
     </w:rPr>
   </w:style>
-  <w:style w:type="paragraph" w:styleId="Style16">
+  <w:style w:type="paragraph" w:styleId="Style17" w:customStyle="1">
     <w:name w:val="Заголовок"/>
     <w:basedOn w:val="Normal"/>
     <w:next w:val="BodyText"/>
@@ -17291,7 +17291,7 @@
       <w:iCs/>
     </w:rPr>
   </w:style>
-  <w:style w:type="paragraph" w:styleId="Style17">
+  <w:style w:type="paragraph" w:styleId="Style18" w:customStyle="1">
     <w:name w:val="Указатель"/>
     <w:basedOn w:val="Normal"/>
     <w:qFormat/>
@@ -17317,7 +17317,7 @@
       <w:szCs w:val="28"/>
     </w:rPr>
   </w:style>
-  <w:style w:type="paragraph" w:styleId="user3" w:customStyle="1">
+  <w:style w:type="paragraph" w:styleId="user2">
     <w:name w:val="Заголовок (user)"/>
     <w:basedOn w:val="Normal"/>
     <w:next w:val="BodyText"/>
@@ -17332,7 +17332,7 @@
       <w:szCs w:val="28"/>
     </w:rPr>
   </w:style>
-  <w:style w:type="paragraph" w:styleId="user4" w:customStyle="1">
+  <w:style w:type="paragraph" w:styleId="user3">
     <w:name w:val="Указатель (user)"/>
     <w:basedOn w:val="Normal"/>
     <w:qFormat/>
@@ -17405,12 +17405,33 @@
       <w:szCs w:val="14"/>
     </w:rPr>
   </w:style>
-  <w:style w:type="paragraph" w:styleId="Style18" w:customStyle="1">
+  <w:style w:type="paragraph" w:styleId="user4" w:customStyle="1">
+    <w:name w:val="Рисунок (user)"/>
+    <w:basedOn w:val="Caption"/>
+    <w:qFormat/>
+    <w:pPr>
+      <w:keepLines/>
+      <w:spacing w:lineRule="auto" w:line="360" w:before="0" w:after="0"/>
+      <w:jc w:val="center"/>
+    </w:pPr>
+    <w:rPr>
+      <w:rFonts w:ascii="Times New Roman" w:hAnsi="Times New Roman"/>
+      <w:i w:val="false"/>
+      <w:sz w:val="28"/>
+    </w:rPr>
+  </w:style>
+  <w:style w:type="paragraph" w:styleId="Style19" w:customStyle="1">
+    <w:name w:val="Содержимое врезки"/>
+    <w:basedOn w:val="Normal"/>
+    <w:qFormat/>
+    <w:pPr/>
+    <w:rPr/>
+  </w:style>
+  <w:style w:type="paragraph" w:styleId="Style20" w:customStyle="1">
     <w:name w:val="Рисунок"/>
     <w:basedOn w:val="Caption"/>
     <w:qFormat/>
     <w:pPr>
-      <w:keepLines/>
       <w:spacing w:lineRule="auto" w:line="360" w:before="0" w:after="0"/>
       <w:jc w:val="center"/>
     </w:pPr>
@@ -17428,28 +17449,7 @@
     <w:rPr/>
   </w:style>
   <w:style w:type="paragraph" w:styleId="user6" w:customStyle="1">
-    <w:name w:val="Рисунок (user)"/>
-    <w:basedOn w:val="Caption"/>
-    <w:qFormat/>
-    <w:pPr>
-      <w:spacing w:lineRule="auto" w:line="360" w:before="0" w:after="0"/>
-      <w:jc w:val="center"/>
-    </w:pPr>
-    <w:rPr>
-      <w:rFonts w:ascii="Times New Roman" w:hAnsi="Times New Roman"/>
-      <w:i w:val="false"/>
-      <w:sz w:val="28"/>
-    </w:rPr>
-  </w:style>
-  <w:style w:type="paragraph" w:styleId="Style19" w:customStyle="1">
-    <w:name w:val="Содержимое врезки"/>
-    <w:basedOn w:val="Normal"/>
-    <w:qFormat/>
-    <w:pPr/>
-    <w:rPr/>
-  </w:style>
-  <w:style w:type="paragraph" w:styleId="Style20" w:customStyle="1">
-    <w:name w:val="Таблица"/>
+    <w:name w:val="Таблица (user)"/>
     <w:basedOn w:val="Caption"/>
     <w:qFormat/>
     <w:pPr>
@@ -17457,6 +17457,29 @@
     </w:pPr>
     <w:rPr>
       <w:rFonts w:ascii="Times New Roman" w:hAnsi="Times New Roman"/>
+    </w:rPr>
+  </w:style>
+  <w:style w:type="paragraph" w:styleId="user7" w:customStyle="1">
+    <w:name w:val="Содержимое таблицы (user)"/>
+    <w:basedOn w:val="Normal"/>
+    <w:qFormat/>
+    <w:pPr>
+      <w:suppressLineNumbers/>
+    </w:pPr>
+    <w:rPr>
+      <w:rFonts w:ascii="Times New Roman" w:hAnsi="Times New Roman"/>
+    </w:rPr>
+  </w:style>
+  <w:style w:type="paragraph" w:styleId="user8" w:customStyle="1">
+    <w:name w:val="Заголовок таблицы (user)"/>
+    <w:basedOn w:val="user7"/>
+    <w:qFormat/>
+    <w:pPr>
+      <w:jc w:val="center"/>
+    </w:pPr>
+    <w:rPr>
+      <w:b/>
+      <w:bCs/>
     </w:rPr>
   </w:style>
   <w:style w:type="paragraph" w:styleId="Style21" w:customStyle="1">
@@ -17482,31 +17505,8 @@
       <w:bCs/>
     </w:rPr>
   </w:style>
-  <w:style w:type="paragraph" w:styleId="user7" w:customStyle="1">
-    <w:name w:val="Содержимое таблицы (user)"/>
-    <w:basedOn w:val="Normal"/>
-    <w:qFormat/>
-    <w:pPr>
-      <w:suppressLineNumbers/>
-    </w:pPr>
-    <w:rPr>
-      <w:rFonts w:ascii="Times New Roman" w:hAnsi="Times New Roman"/>
-    </w:rPr>
-  </w:style>
-  <w:style w:type="paragraph" w:styleId="user8" w:customStyle="1">
-    <w:name w:val="Заголовок таблицы (user)"/>
-    <w:basedOn w:val="user7"/>
-    <w:qFormat/>
-    <w:pPr>
-      <w:jc w:val="center"/>
-    </w:pPr>
-    <w:rPr>
-      <w:b/>
-      <w:bCs/>
-    </w:rPr>
-  </w:style>
-  <w:style w:type="paragraph" w:styleId="user9" w:customStyle="1">
-    <w:name w:val="Таблица (user)"/>
+  <w:style w:type="paragraph" w:styleId="Style23" w:customStyle="1">
+    <w:name w:val="Таблица"/>
     <w:basedOn w:val="Caption"/>
     <w:qFormat/>
     <w:pPr>
@@ -17533,10 +17533,10 @@
       <w:szCs w:val="36"/>
     </w:rPr>
   </w:style>
-  <w:style w:type="paragraph" w:styleId="Style23" w:customStyle="1">
+  <w:style w:type="paragraph" w:styleId="Style24" w:customStyle="1">
     <w:name w:val="Фотография"/>
     <w:basedOn w:val="Normal"/>
-    <w:next w:val="Style28"/>
+    <w:next w:val="Style30"/>
     <w:qFormat/>
     <w:pPr>
       <w:keepNext w:val="true"/>
@@ -17548,7 +17548,7 @@
       <w:sz w:val="28"/>
     </w:rPr>
   </w:style>
-  <w:style w:type="paragraph" w:styleId="Style24" w:customStyle="1">
+  <w:style w:type="paragraph" w:styleId="Style25" w:customStyle="1">
     <w:name w:val="Табличный текст"/>
     <w:basedOn w:val="Normal"/>
     <w:qFormat/>
@@ -17558,7 +17558,7 @@
       <w:sz w:val="28"/>
     </w:rPr>
   </w:style>
-  <w:style w:type="paragraph" w:styleId="Style25" w:customStyle="1">
+  <w:style w:type="paragraph" w:styleId="Style26" w:customStyle="1">
     <w:name w:val="Загаловок_задание"/>
     <w:basedOn w:val="BodyText"/>
     <w:next w:val="BodyText"/>
@@ -17571,7 +17571,7 @@
       <w:b/>
     </w:rPr>
   </w:style>
-  <w:style w:type="paragraph" w:styleId="Style26" w:customStyle="1">
+  <w:style w:type="paragraph" w:styleId="Style27" w:customStyle="1">
     <w:name w:val="Листинг"/>
     <w:basedOn w:val="Caption"/>
     <w:qFormat/>
@@ -17583,9 +17583,9 @@
       <w:sz w:val="28"/>
     </w:rPr>
   </w:style>
-  <w:style w:type="paragraph" w:styleId="Style27" w:customStyle="1">
+  <w:style w:type="paragraph" w:styleId="Style28" w:customStyle="1">
     <w:name w:val="Текст листинга"/>
-    <w:basedOn w:val="Style21"/>
+    <w:basedOn w:val="user7"/>
     <w:qFormat/>
     <w:pPr/>
     <w:rPr>
@@ -17593,16 +17593,16 @@
       <w:sz w:val="20"/>
     </w:rPr>
   </w:style>
-  <w:style w:type="paragraph" w:styleId="user10" w:customStyle="1">
-    <w:name w:val="Фигура (user)"/>
+  <w:style w:type="paragraph" w:styleId="Style29" w:customStyle="1">
+    <w:name w:val="Фигура"/>
     <w:basedOn w:val="Caption"/>
     <w:qFormat/>
     <w:pPr/>
     <w:rPr/>
   </w:style>
-  <w:style w:type="paragraph" w:styleId="Style28" w:customStyle="1">
+  <w:style w:type="paragraph" w:styleId="Style30" w:customStyle="1">
     <w:name w:val="Название фотографии"/>
-    <w:basedOn w:val="Style23"/>
+    <w:basedOn w:val="Style24"/>
     <w:next w:val="BodyText"/>
     <w:qFormat/>
     <w:pPr>
@@ -17610,15 +17610,15 @@
     </w:pPr>
     <w:rPr/>
   </w:style>
-  <w:style w:type="numbering" w:styleId="user11" w:customStyle="1">
-    <w:name w:val="Без списка (user)"/>
+  <w:style w:type="numbering" w:styleId="Style31" w:customStyle="1">
+    <w:name w:val="Без списка"/>
     <w:uiPriority w:val="99"/>
     <w:semiHidden/>
     <w:unhideWhenUsed/>
     <w:qFormat/>
   </w:style>
-  <w:style w:type="numbering" w:styleId="Style29" w:customStyle="1">
-    <w:name w:val="Без списка"/>
+  <w:style w:type="numbering" w:styleId="user9" w:customStyle="1">
+    <w:name w:val="Без списка (user)"/>
     <w:uiPriority w:val="99"/>
     <w:semiHidden/>
     <w:unhideWhenUsed/>
